--- a/docs/manuals/測試報告/DP-平台管理模組.docx
+++ b/docs/manuals/測試報告/DP-平台管理模組.docx
@@ -226,7 +226,7 @@
           </w:tcPr>
           <w:p>
             <w:r>
-              <w:t>2026/10/01</w:t>
+              <w:t>2026/10/02</w:t>
             </w:r>
           </w:p>
         </w:tc>
@@ -384,7 +384,7 @@
               <w:jc w:val="center"/>
             </w:pPr>
             <w:r>
-              <w:t>2026/10/01</w:t>
+              <w:t>2026/10/02</w:t>
             </w:r>
           </w:p>
         </w:tc>
@@ -2750,6 +2750,1558 @@
                 <w:sz w:val="22"/>
               </w:rPr>
               <w:t>修改姓名後按「儲存」並確認，清單該列姓名應更新為新值，Email 不變。</w:t>
+            </w:r>
+          </w:p>
+        </w:tc>
+        <w:tc>
+          <w:tcPr>
+            <w:tcW w:type="dxa" w:w="1247"/>
+          </w:tcPr>
+          <w:p>
+            <w:pPr>
+              <w:spacing w:before="40" w:after="40"/>
+              <w:jc w:val="center"/>
+            </w:pPr>
+            <w:r/>
+            <w:r>
+              <w:rPr>
+                <w:rFonts w:ascii="標楷體" w:hAnsi="標楷體" w:eastAsia="標楷體"/>
+                <w:b w:val="0"/>
+                <w:sz w:val="24"/>
+              </w:rPr>
+            </w:r>
+          </w:p>
+        </w:tc>
+        <w:tc>
+          <w:tcPr>
+            <w:tcW w:type="dxa" w:w="1247"/>
+          </w:tcPr>
+          <w:p>
+            <w:pPr>
+              <w:spacing w:before="40" w:after="40"/>
+              <w:jc w:val="center"/>
+            </w:pPr>
+            <w:r/>
+            <w:r>
+              <w:rPr>
+                <w:rFonts w:ascii="標楷體" w:hAnsi="標楷體" w:eastAsia="標楷體"/>
+                <w:b w:val="0"/>
+                <w:sz w:val="24"/>
+              </w:rPr>
+            </w:r>
+          </w:p>
+        </w:tc>
+      </w:tr>
+    </w:tbl>
+    <w:p>
+      <w:pPr>
+        <w:pStyle w:val="1"/>
+        <w:pageBreakBefore/>
+      </w:pPr>
+      <w:r>
+        <w:t>DP02 權限管理</w:t>
+      </w:r>
+    </w:p>
+    <w:tbl>
+      <w:tblPr>
+        <w:tblStyle w:val="aff2"/>
+        <w:tblW w:type="auto" w:w="0"/>
+        <w:jc w:val="center"/>
+        <w:tblLayout w:type="fixed"/>
+        <w:tblLook w:firstColumn="1" w:firstRow="1" w:lastColumn="0" w:lastRow="0" w:noHBand="0" w:noVBand="1" w:val="04A0"/>
+      </w:tblPr>
+      <w:tblGrid>
+        <w:gridCol w:w="2340"/>
+        <w:gridCol w:w="2340"/>
+        <w:gridCol w:w="2340"/>
+        <w:gridCol w:w="2340"/>
+      </w:tblGrid>
+      <w:tr>
+        <w:tc>
+          <w:tcPr>
+            <w:tcW w:type="dxa" w:w="9638"/>
+            <w:gridSpan w:val="4"/>
+          </w:tcPr>
+          <w:p>
+            <w:pPr>
+              <w:spacing w:before="40" w:after="40"/>
+              <w:jc w:val="center"/>
+            </w:pPr>
+            <w:r/>
+            <w:r>
+              <w:rPr>
+                <w:rFonts w:ascii="標楷體" w:hAnsi="標楷體" w:eastAsia="標楷體"/>
+                <w:b/>
+                <w:sz w:val="32"/>
+                <w:spacing w:val="80"/>
+              </w:rPr>
+              <w:t>國防醫學大學三軍總醫院測試報告</w:t>
+            </w:r>
+          </w:p>
+        </w:tc>
+      </w:tr>
+      <w:tr>
+        <w:tc>
+          <w:tcPr>
+            <w:tcW w:type="dxa" w:w="1474"/>
+          </w:tcPr>
+          <w:p>
+            <w:pPr>
+              <w:spacing w:before="40" w:after="40"/>
+              <w:jc w:val="center"/>
+            </w:pPr>
+            <w:r/>
+            <w:r>
+              <w:rPr>
+                <w:rFonts w:ascii="標楷體" w:hAnsi="標楷體" w:eastAsia="標楷體"/>
+                <w:b w:val="0"/>
+                <w:sz w:val="24"/>
+              </w:rPr>
+              <w:t>購案名稱</w:t>
+            </w:r>
+          </w:p>
+        </w:tc>
+        <w:tc>
+          <w:tcPr>
+            <w:tcW w:type="dxa" w:w="3628"/>
+          </w:tcPr>
+          <w:p>
+            <w:pPr>
+              <w:spacing w:before="40" w:after="40"/>
+              <w:jc w:val="center"/>
+            </w:pPr>
+            <w:r/>
+            <w:r>
+              <w:rPr>
+                <w:rFonts w:ascii="標楷體" w:hAnsi="標楷體" w:eastAsia="標楷體"/>
+                <w:b w:val="0"/>
+                <w:sz w:val="24"/>
+              </w:rPr>
+              <w:t>國軍醫院設立捐血站裝備整備案</w:t>
+            </w:r>
+          </w:p>
+        </w:tc>
+        <w:tc>
+          <w:tcPr>
+            <w:tcW w:type="dxa" w:w="1928"/>
+          </w:tcPr>
+          <w:p>
+            <w:pPr>
+              <w:spacing w:before="40" w:after="40"/>
+              <w:jc w:val="center"/>
+            </w:pPr>
+            <w:r/>
+            <w:r>
+              <w:rPr>
+                <w:rFonts w:ascii="標楷體" w:hAnsi="標楷體" w:eastAsia="標楷體"/>
+                <w:b w:val="0"/>
+                <w:sz w:val="24"/>
+              </w:rPr>
+              <w:t>單位主管用印</w:t>
+            </w:r>
+          </w:p>
+        </w:tc>
+        <w:tc>
+          <w:tcPr>
+            <w:tcW w:type="dxa" w:w="2608"/>
+          </w:tcPr>
+          <w:p>
+            <w:pPr>
+              <w:spacing w:before="40" w:after="40"/>
+              <w:jc w:val="center"/>
+            </w:pPr>
+            <w:r/>
+            <w:r>
+              <w:rPr>
+                <w:rFonts w:ascii="標楷體" w:hAnsi="標楷體" w:eastAsia="標楷體"/>
+                <w:b w:val="0"/>
+                <w:sz w:val="24"/>
+              </w:rPr>
+            </w:r>
+          </w:p>
+        </w:tc>
+      </w:tr>
+      <w:tr>
+        <w:tc>
+          <w:tcPr>
+            <w:tcW w:type="dxa" w:w="1474"/>
+          </w:tcPr>
+          <w:p>
+            <w:pPr>
+              <w:spacing w:before="40" w:after="40"/>
+              <w:jc w:val="center"/>
+            </w:pPr>
+            <w:r/>
+            <w:r>
+              <w:rPr>
+                <w:rFonts w:ascii="標楷體" w:hAnsi="標楷體" w:eastAsia="標楷體"/>
+                <w:b w:val="0"/>
+                <w:sz w:val="24"/>
+              </w:rPr>
+              <w:t>測試單位</w:t>
+            </w:r>
+          </w:p>
+        </w:tc>
+        <w:tc>
+          <w:tcPr>
+            <w:tcW w:type="dxa" w:w="3628"/>
+          </w:tcPr>
+          <w:p>
+            <w:pPr>
+              <w:spacing w:before="40" w:after="40"/>
+              <w:jc w:val="center"/>
+            </w:pPr>
+            <w:r/>
+            <w:r>
+              <w:rPr>
+                <w:rFonts w:ascii="標楷體" w:hAnsi="標楷體" w:eastAsia="標楷體"/>
+                <w:b w:val="0"/>
+                <w:sz w:val="24"/>
+              </w:rPr>
+            </w:r>
+          </w:p>
+        </w:tc>
+        <w:tc>
+          <w:tcPr>
+            <w:tcW w:type="dxa" w:w="1928"/>
+          </w:tcPr>
+          <w:p>
+            <w:pPr>
+              <w:spacing w:before="40" w:after="40"/>
+              <w:jc w:val="center"/>
+            </w:pPr>
+            <w:r/>
+            <w:r>
+              <w:rPr>
+                <w:rFonts w:ascii="標楷體" w:hAnsi="標楷體" w:eastAsia="標楷體"/>
+                <w:b w:val="0"/>
+                <w:sz w:val="24"/>
+              </w:rPr>
+              <w:t>測試人員</w:t>
+            </w:r>
+          </w:p>
+        </w:tc>
+        <w:tc>
+          <w:tcPr>
+            <w:tcW w:type="dxa" w:w="2608"/>
+          </w:tcPr>
+          <w:p>
+            <w:pPr>
+              <w:spacing w:before="40" w:after="40"/>
+              <w:jc w:val="center"/>
+            </w:pPr>
+            <w:r/>
+            <w:r>
+              <w:rPr>
+                <w:rFonts w:ascii="標楷體" w:hAnsi="標楷體" w:eastAsia="標楷體"/>
+                <w:b w:val="0"/>
+                <w:sz w:val="24"/>
+              </w:rPr>
+            </w:r>
+          </w:p>
+        </w:tc>
+      </w:tr>
+      <w:tr>
+        <w:tc>
+          <w:tcPr>
+            <w:tcW w:type="dxa" w:w="1474"/>
+          </w:tcPr>
+          <w:p>
+            <w:pPr>
+              <w:spacing w:before="40" w:after="40"/>
+              <w:jc w:val="center"/>
+            </w:pPr>
+            <w:r/>
+            <w:r>
+              <w:rPr>
+                <w:rFonts w:ascii="標楷體" w:hAnsi="標楷體" w:eastAsia="標楷體"/>
+                <w:b w:val="0"/>
+                <w:sz w:val="24"/>
+              </w:rPr>
+              <w:t>測試日期</w:t>
+            </w:r>
+          </w:p>
+        </w:tc>
+        <w:tc>
+          <w:tcPr>
+            <w:tcW w:type="dxa" w:w="3628"/>
+          </w:tcPr>
+          <w:p>
+            <w:pPr>
+              <w:spacing w:before="40" w:after="40"/>
+              <w:jc w:val="center"/>
+            </w:pPr>
+            <w:r/>
+            <w:r>
+              <w:rPr>
+                <w:rFonts w:ascii="標楷體" w:hAnsi="標楷體" w:eastAsia="標楷體"/>
+                <w:b w:val="0"/>
+                <w:sz w:val="24"/>
+              </w:rPr>
+            </w:r>
+          </w:p>
+        </w:tc>
+        <w:tc>
+          <w:tcPr>
+            <w:tcW w:type="dxa" w:w="1928"/>
+          </w:tcPr>
+          <w:p>
+            <w:pPr>
+              <w:spacing w:before="40" w:after="40"/>
+              <w:jc w:val="center"/>
+            </w:pPr>
+            <w:r/>
+            <w:r>
+              <w:rPr>
+                <w:rFonts w:ascii="標楷體" w:hAnsi="標楷體" w:eastAsia="標楷體"/>
+                <w:b w:val="0"/>
+                <w:sz w:val="24"/>
+              </w:rPr>
+              <w:t>測試完畢日期</w:t>
+            </w:r>
+          </w:p>
+        </w:tc>
+        <w:tc>
+          <w:tcPr>
+            <w:tcW w:type="dxa" w:w="2608"/>
+          </w:tcPr>
+          <w:p>
+            <w:pPr>
+              <w:spacing w:before="40" w:after="40"/>
+              <w:jc w:val="center"/>
+            </w:pPr>
+            <w:r/>
+            <w:r>
+              <w:rPr>
+                <w:rFonts w:ascii="標楷體" w:hAnsi="標楷體" w:eastAsia="標楷體"/>
+                <w:b w:val="0"/>
+                <w:sz w:val="24"/>
+              </w:rPr>
+            </w:r>
+          </w:p>
+        </w:tc>
+      </w:tr>
+    </w:tbl>
+    <w:p/>
+    <w:tbl>
+      <w:tblPr>
+        <w:tblStyle w:val="aff2"/>
+        <w:tblW w:type="auto" w:w="0"/>
+        <w:jc w:val="center"/>
+        <w:tblLayout w:type="fixed"/>
+        <w:tblLook w:firstColumn="1" w:firstRow="1" w:lastColumn="0" w:lastRow="0" w:noHBand="0" w:noVBand="1" w:val="04A0"/>
+      </w:tblPr>
+      <w:tblGrid>
+        <w:gridCol w:w="2340"/>
+        <w:gridCol w:w="2340"/>
+        <w:gridCol w:w="2340"/>
+        <w:gridCol w:w="2340"/>
+      </w:tblGrid>
+      <w:tr>
+        <w:trPr>
+          <w:tblHeader w:val="true"/>
+        </w:trPr>
+        <w:tc>
+          <w:tcPr>
+            <w:tcW w:type="dxa" w:w="907"/>
+            <w:vMerge w:val="restart"/>
+          </w:tcPr>
+          <w:p>
+            <w:pPr>
+              <w:spacing w:before="40" w:after="40"/>
+              <w:jc w:val="center"/>
+            </w:pPr>
+            <w:r/>
+            <w:r>
+              <w:rPr>
+                <w:rFonts w:ascii="標楷體" w:hAnsi="標楷體" w:eastAsia="標楷體"/>
+                <w:b w:val="0"/>
+                <w:sz w:val="24"/>
+              </w:rPr>
+              <w:t>項次</w:t>
+            </w:r>
+          </w:p>
+        </w:tc>
+        <w:tc>
+          <w:tcPr>
+            <w:tcW w:type="dxa" w:w="6236"/>
+            <w:vMerge w:val="restart"/>
+          </w:tcPr>
+          <w:p>
+            <w:pPr>
+              <w:spacing w:before="40" w:after="40"/>
+              <w:jc w:val="center"/>
+            </w:pPr>
+            <w:r/>
+            <w:r>
+              <w:rPr>
+                <w:rFonts w:ascii="標楷體" w:hAnsi="標楷體" w:eastAsia="標楷體"/>
+                <w:b w:val="0"/>
+                <w:sz w:val="24"/>
+              </w:rPr>
+              <w:t>測試內容</w:t>
+            </w:r>
+          </w:p>
+        </w:tc>
+        <w:tc>
+          <w:tcPr>
+            <w:tcW w:type="dxa" w:w="2494"/>
+            <w:gridSpan w:val="2"/>
+          </w:tcPr>
+          <w:p>
+            <w:pPr>
+              <w:spacing w:before="40" w:after="40"/>
+              <w:jc w:val="center"/>
+            </w:pPr>
+            <w:r/>
+            <w:r>
+              <w:rPr>
+                <w:rFonts w:ascii="標楷體" w:hAnsi="標楷體" w:eastAsia="標楷體"/>
+                <w:b w:val="0"/>
+                <w:sz w:val="24"/>
+              </w:rPr>
+              <w:t>測試人員勾選</w:t>
+            </w:r>
+          </w:p>
+        </w:tc>
+      </w:tr>
+      <w:tr>
+        <w:trPr>
+          <w:tblHeader w:val="true"/>
+        </w:trPr>
+        <w:tc>
+          <w:tcPr>
+            <w:tcW w:type="dxa" w:w="907"/>
+            <w:vMerge/>
+          </w:tcPr>
+          <w:p/>
+        </w:tc>
+        <w:tc>
+          <w:tcPr>
+            <w:tcW w:type="dxa" w:w="6236"/>
+            <w:vMerge/>
+          </w:tcPr>
+          <w:p/>
+        </w:tc>
+        <w:tc>
+          <w:tcPr>
+            <w:tcW w:type="dxa" w:w="1247"/>
+          </w:tcPr>
+          <w:p>
+            <w:pPr>
+              <w:spacing w:before="40" w:after="40"/>
+              <w:jc w:val="center"/>
+            </w:pPr>
+            <w:r/>
+            <w:r>
+              <w:rPr>
+                <w:rFonts w:ascii="標楷體" w:hAnsi="標楷體" w:eastAsia="標楷體"/>
+                <w:b w:val="0"/>
+                <w:sz w:val="24"/>
+              </w:rPr>
+              <w:t>合格</w:t>
+            </w:r>
+          </w:p>
+        </w:tc>
+        <w:tc>
+          <w:tcPr>
+            <w:tcW w:type="dxa" w:w="1247"/>
+          </w:tcPr>
+          <w:p>
+            <w:pPr>
+              <w:spacing w:before="40" w:after="40"/>
+              <w:jc w:val="center"/>
+            </w:pPr>
+            <w:r/>
+            <w:r>
+              <w:rPr>
+                <w:rFonts w:ascii="標楷體" w:hAnsi="標楷體" w:eastAsia="標楷體"/>
+                <w:b w:val="0"/>
+                <w:sz w:val="24"/>
+              </w:rPr>
+              <w:t>不合格</w:t>
+            </w:r>
+          </w:p>
+        </w:tc>
+      </w:tr>
+      <w:tr>
+        <w:tc>
+          <w:tcPr>
+            <w:tcW w:type="dxa" w:w="907"/>
+          </w:tcPr>
+          <w:p>
+            <w:pPr>
+              <w:spacing w:before="40" w:after="40"/>
+              <w:jc w:val="center"/>
+            </w:pPr>
+            <w:r/>
+            <w:r>
+              <w:rPr>
+                <w:rFonts w:ascii="標楷體" w:hAnsi="標楷體" w:eastAsia="標楷體"/>
+                <w:b w:val="0"/>
+                <w:sz w:val="22"/>
+              </w:rPr>
+              <w:t>1</w:t>
+            </w:r>
+          </w:p>
+        </w:tc>
+        <w:tc>
+          <w:tcPr>
+            <w:tcW w:type="dxa" w:w="6236"/>
+          </w:tcPr>
+          <w:p>
+            <w:pPr>
+              <w:spacing w:before="40" w:after="40"/>
+              <w:jc w:val="left"/>
+            </w:pPr>
+            <w:r/>
+            <w:r>
+              <w:rPr>
+                <w:rFonts w:ascii="標楷體" w:hAnsi="標楷體" w:eastAsia="標楷體"/>
+                <w:b w:val="0"/>
+                <w:sz w:val="22"/>
+              </w:rPr>
+              <w:t>以僅具單一模組管理者身分的帳號進入本作業，應只看到該模組的分頁；具兩模組管理者身分者應看到兩個分頁。</w:t>
+            </w:r>
+          </w:p>
+        </w:tc>
+        <w:tc>
+          <w:tcPr>
+            <w:tcW w:type="dxa" w:w="1247"/>
+          </w:tcPr>
+          <w:p>
+            <w:pPr>
+              <w:spacing w:before="40" w:after="40"/>
+              <w:jc w:val="center"/>
+            </w:pPr>
+            <w:r/>
+            <w:r>
+              <w:rPr>
+                <w:rFonts w:ascii="標楷體" w:hAnsi="標楷體" w:eastAsia="標楷體"/>
+                <w:b w:val="0"/>
+                <w:sz w:val="24"/>
+              </w:rPr>
+            </w:r>
+          </w:p>
+        </w:tc>
+        <w:tc>
+          <w:tcPr>
+            <w:tcW w:type="dxa" w:w="1247"/>
+          </w:tcPr>
+          <w:p>
+            <w:pPr>
+              <w:spacing w:before="40" w:after="40"/>
+              <w:jc w:val="center"/>
+            </w:pPr>
+            <w:r/>
+            <w:r>
+              <w:rPr>
+                <w:rFonts w:ascii="標楷體" w:hAnsi="標楷體" w:eastAsia="標楷體"/>
+                <w:b w:val="0"/>
+                <w:sz w:val="24"/>
+              </w:rPr>
+            </w:r>
+          </w:p>
+        </w:tc>
+      </w:tr>
+      <w:tr>
+        <w:tc>
+          <w:tcPr>
+            <w:tcW w:type="dxa" w:w="907"/>
+          </w:tcPr>
+          <w:p>
+            <w:pPr>
+              <w:spacing w:before="40" w:after="40"/>
+              <w:jc w:val="center"/>
+            </w:pPr>
+            <w:r/>
+            <w:r>
+              <w:rPr>
+                <w:rFonts w:ascii="標楷體" w:hAnsi="標楷體" w:eastAsia="標楷體"/>
+                <w:b w:val="0"/>
+                <w:sz w:val="22"/>
+              </w:rPr>
+              <w:t>2</w:t>
+            </w:r>
+          </w:p>
+        </w:tc>
+        <w:tc>
+          <w:tcPr>
+            <w:tcW w:type="dxa" w:w="6236"/>
+          </w:tcPr>
+          <w:p>
+            <w:pPr>
+              <w:spacing w:before="40" w:after="40"/>
+              <w:jc w:val="left"/>
+            </w:pPr>
+            <w:r/>
+            <w:r>
+              <w:rPr>
+                <w:rFonts w:ascii="標楷體" w:hAnsi="標楷體" w:eastAsia="標楷體"/>
+                <w:b w:val="0"/>
+                <w:sz w:val="22"/>
+              </w:rPr>
+              <w:t>於「關鍵字（姓名 / Email）」輸入後清單不應自動更新，按「查詢」或 Enter 後才套用篩選。</w:t>
+            </w:r>
+          </w:p>
+        </w:tc>
+        <w:tc>
+          <w:tcPr>
+            <w:tcW w:type="dxa" w:w="1247"/>
+          </w:tcPr>
+          <w:p>
+            <w:pPr>
+              <w:spacing w:before="40" w:after="40"/>
+              <w:jc w:val="center"/>
+            </w:pPr>
+            <w:r/>
+            <w:r>
+              <w:rPr>
+                <w:rFonts w:ascii="標楷體" w:hAnsi="標楷體" w:eastAsia="標楷體"/>
+                <w:b w:val="0"/>
+                <w:sz w:val="24"/>
+              </w:rPr>
+            </w:r>
+          </w:p>
+        </w:tc>
+        <w:tc>
+          <w:tcPr>
+            <w:tcW w:type="dxa" w:w="1247"/>
+          </w:tcPr>
+          <w:p>
+            <w:pPr>
+              <w:spacing w:before="40" w:after="40"/>
+              <w:jc w:val="center"/>
+            </w:pPr>
+            <w:r/>
+            <w:r>
+              <w:rPr>
+                <w:rFonts w:ascii="標楷體" w:hAnsi="標楷體" w:eastAsia="標楷體"/>
+                <w:b w:val="0"/>
+                <w:sz w:val="24"/>
+              </w:rPr>
+            </w:r>
+          </w:p>
+        </w:tc>
+      </w:tr>
+      <w:tr>
+        <w:tc>
+          <w:tcPr>
+            <w:tcW w:type="dxa" w:w="907"/>
+          </w:tcPr>
+          <w:p>
+            <w:pPr>
+              <w:spacing w:before="40" w:after="40"/>
+              <w:jc w:val="center"/>
+            </w:pPr>
+            <w:r/>
+            <w:r>
+              <w:rPr>
+                <w:rFonts w:ascii="標楷體" w:hAnsi="標楷體" w:eastAsia="標楷體"/>
+                <w:b w:val="0"/>
+                <w:sz w:val="22"/>
+              </w:rPr>
+              <w:t>3</w:t>
+            </w:r>
+          </w:p>
+        </w:tc>
+        <w:tc>
+          <w:tcPr>
+            <w:tcW w:type="dxa" w:w="6236"/>
+          </w:tcPr>
+          <w:p>
+            <w:pPr>
+              <w:spacing w:before="40" w:after="40"/>
+              <w:jc w:val="left"/>
+            </w:pPr>
+            <w:r/>
+            <w:r>
+              <w:rPr>
+                <w:rFonts w:ascii="標楷體" w:hAnsi="標楷體" w:eastAsia="標楷體"/>
+                <w:b w:val="0"/>
+                <w:sz w:val="22"/>
+              </w:rPr>
+              <w:t>教育訓練分頁的角色欄為「管理者／教師／學員」，文件管理分頁為「管理者／編輯者／審核者／閱覽者」。</w:t>
+            </w:r>
+          </w:p>
+        </w:tc>
+        <w:tc>
+          <w:tcPr>
+            <w:tcW w:type="dxa" w:w="1247"/>
+          </w:tcPr>
+          <w:p>
+            <w:pPr>
+              <w:spacing w:before="40" w:after="40"/>
+              <w:jc w:val="center"/>
+            </w:pPr>
+            <w:r/>
+            <w:r>
+              <w:rPr>
+                <w:rFonts w:ascii="標楷體" w:hAnsi="標楷體" w:eastAsia="標楷體"/>
+                <w:b w:val="0"/>
+                <w:sz w:val="24"/>
+              </w:rPr>
+            </w:r>
+          </w:p>
+        </w:tc>
+        <w:tc>
+          <w:tcPr>
+            <w:tcW w:type="dxa" w:w="1247"/>
+          </w:tcPr>
+          <w:p>
+            <w:pPr>
+              <w:spacing w:before="40" w:after="40"/>
+              <w:jc w:val="center"/>
+            </w:pPr>
+            <w:r/>
+            <w:r>
+              <w:rPr>
+                <w:rFonts w:ascii="標楷體" w:hAnsi="標楷體" w:eastAsia="標楷體"/>
+                <w:b w:val="0"/>
+                <w:sz w:val="24"/>
+              </w:rPr>
+            </w:r>
+          </w:p>
+        </w:tc>
+      </w:tr>
+      <w:tr>
+        <w:tc>
+          <w:tcPr>
+            <w:tcW w:type="dxa" w:w="907"/>
+          </w:tcPr>
+          <w:p>
+            <w:pPr>
+              <w:spacing w:before="40" w:after="40"/>
+              <w:jc w:val="center"/>
+            </w:pPr>
+            <w:r/>
+            <w:r>
+              <w:rPr>
+                <w:rFonts w:ascii="標楷體" w:hAnsi="標楷體" w:eastAsia="標楷體"/>
+                <w:b w:val="0"/>
+                <w:sz w:val="22"/>
+              </w:rPr>
+              <w:t>4</w:t>
+            </w:r>
+          </w:p>
+        </w:tc>
+        <w:tc>
+          <w:tcPr>
+            <w:tcW w:type="dxa" w:w="6236"/>
+          </w:tcPr>
+          <w:p>
+            <w:pPr>
+              <w:spacing w:before="40" w:after="40"/>
+              <w:jc w:val="left"/>
+            </w:pPr>
+            <w:r/>
+            <w:r>
+              <w:rPr>
+                <w:rFonts w:ascii="標楷體" w:hAnsi="標楷體" w:eastAsia="標楷體"/>
+                <w:b w:val="0"/>
+                <w:sz w:val="22"/>
+              </w:rPr>
+              <w:t>已停用帳號該列應標示「已停用」，其角色核取方塊與「編輯」皆不可操作——連已持有的角色也不可撤除。</w:t>
+            </w:r>
+          </w:p>
+        </w:tc>
+        <w:tc>
+          <w:tcPr>
+            <w:tcW w:type="dxa" w:w="1247"/>
+          </w:tcPr>
+          <w:p>
+            <w:pPr>
+              <w:spacing w:before="40" w:after="40"/>
+              <w:jc w:val="center"/>
+            </w:pPr>
+            <w:r/>
+            <w:r>
+              <w:rPr>
+                <w:rFonts w:ascii="標楷體" w:hAnsi="標楷體" w:eastAsia="標楷體"/>
+                <w:b w:val="0"/>
+                <w:sz w:val="24"/>
+              </w:rPr>
+            </w:r>
+          </w:p>
+        </w:tc>
+        <w:tc>
+          <w:tcPr>
+            <w:tcW w:type="dxa" w:w="1247"/>
+          </w:tcPr>
+          <w:p>
+            <w:pPr>
+              <w:spacing w:before="40" w:after="40"/>
+              <w:jc w:val="center"/>
+            </w:pPr>
+            <w:r/>
+            <w:r>
+              <w:rPr>
+                <w:rFonts w:ascii="標楷體" w:hAnsi="標楷體" w:eastAsia="標楷體"/>
+                <w:b w:val="0"/>
+                <w:sz w:val="24"/>
+              </w:rPr>
+            </w:r>
+          </w:p>
+        </w:tc>
+      </w:tr>
+      <w:tr>
+        <w:tc>
+          <w:tcPr>
+            <w:tcW w:type="dxa" w:w="907"/>
+          </w:tcPr>
+          <w:p>
+            <w:pPr>
+              <w:spacing w:before="40" w:after="40"/>
+              <w:jc w:val="center"/>
+            </w:pPr>
+            <w:r/>
+            <w:r>
+              <w:rPr>
+                <w:rFonts w:ascii="標楷體" w:hAnsi="標楷體" w:eastAsia="標楷體"/>
+                <w:b w:val="0"/>
+                <w:sz w:val="22"/>
+              </w:rPr>
+              <w:t>5</w:t>
+            </w:r>
+          </w:p>
+        </w:tc>
+        <w:tc>
+          <w:tcPr>
+            <w:tcW w:type="dxa" w:w="6236"/>
+          </w:tcPr>
+          <w:p>
+            <w:pPr>
+              <w:spacing w:before="40" w:after="40"/>
+              <w:jc w:val="left"/>
+            </w:pPr>
+            <w:r/>
+            <w:r>
+              <w:rPr>
+                <w:rFonts w:ascii="標楷體" w:hAnsi="標楷體" w:eastAsia="標楷體"/>
+                <w:b w:val="0"/>
+                <w:sz w:val="22"/>
+              </w:rPr>
+              <w:t>勾選某使用者的一個角色，畫面應顯示「角色 / 標籤已更新並即時生效」，且無須另按儲存；重新查詢後該勾選仍在。</w:t>
+            </w:r>
+          </w:p>
+        </w:tc>
+        <w:tc>
+          <w:tcPr>
+            <w:tcW w:type="dxa" w:w="1247"/>
+          </w:tcPr>
+          <w:p>
+            <w:pPr>
+              <w:spacing w:before="40" w:after="40"/>
+              <w:jc w:val="center"/>
+            </w:pPr>
+            <w:r/>
+            <w:r>
+              <w:rPr>
+                <w:rFonts w:ascii="標楷體" w:hAnsi="標楷體" w:eastAsia="標楷體"/>
+                <w:b w:val="0"/>
+                <w:sz w:val="24"/>
+              </w:rPr>
+            </w:r>
+          </w:p>
+        </w:tc>
+        <w:tc>
+          <w:tcPr>
+            <w:tcW w:type="dxa" w:w="1247"/>
+          </w:tcPr>
+          <w:p>
+            <w:pPr>
+              <w:spacing w:before="40" w:after="40"/>
+              <w:jc w:val="center"/>
+            </w:pPr>
+            <w:r/>
+            <w:r>
+              <w:rPr>
+                <w:rFonts w:ascii="標楷體" w:hAnsi="標楷體" w:eastAsia="標楷體"/>
+                <w:b w:val="0"/>
+                <w:sz w:val="24"/>
+              </w:rPr>
+            </w:r>
+          </w:p>
+        </w:tc>
+      </w:tr>
+      <w:tr>
+        <w:tc>
+          <w:tcPr>
+            <w:tcW w:type="dxa" w:w="907"/>
+          </w:tcPr>
+          <w:p>
+            <w:pPr>
+              <w:spacing w:before="40" w:after="40"/>
+              <w:jc w:val="center"/>
+            </w:pPr>
+            <w:r/>
+            <w:r>
+              <w:rPr>
+                <w:rFonts w:ascii="標楷體" w:hAnsi="標楷體" w:eastAsia="標楷體"/>
+                <w:b w:val="0"/>
+                <w:sz w:val="22"/>
+              </w:rPr>
+              <w:t>6</w:t>
+            </w:r>
+          </w:p>
+        </w:tc>
+        <w:tc>
+          <w:tcPr>
+            <w:tcW w:type="dxa" w:w="6236"/>
+          </w:tcPr>
+          <w:p>
+            <w:pPr>
+              <w:spacing w:before="40" w:after="40"/>
+              <w:jc w:val="left"/>
+            </w:pPr>
+            <w:r/>
+            <w:r>
+              <w:rPr>
+                <w:rFonts w:ascii="標楷體" w:hAnsi="標楷體" w:eastAsia="標楷體"/>
+                <w:b w:val="0"/>
+                <w:sz w:val="22"/>
+              </w:rPr>
+              <w:t>對自己目前登入的帳號取消管理者角色，應被擋下並提示無法取消自己的管理者角色。</w:t>
+            </w:r>
+          </w:p>
+        </w:tc>
+        <w:tc>
+          <w:tcPr>
+            <w:tcW w:type="dxa" w:w="1247"/>
+          </w:tcPr>
+          <w:p>
+            <w:pPr>
+              <w:spacing w:before="40" w:after="40"/>
+              <w:jc w:val="center"/>
+            </w:pPr>
+            <w:r/>
+            <w:r>
+              <w:rPr>
+                <w:rFonts w:ascii="標楷體" w:hAnsi="標楷體" w:eastAsia="標楷體"/>
+                <w:b w:val="0"/>
+                <w:sz w:val="24"/>
+              </w:rPr>
+            </w:r>
+          </w:p>
+        </w:tc>
+        <w:tc>
+          <w:tcPr>
+            <w:tcW w:type="dxa" w:w="1247"/>
+          </w:tcPr>
+          <w:p>
+            <w:pPr>
+              <w:spacing w:before="40" w:after="40"/>
+              <w:jc w:val="center"/>
+            </w:pPr>
+            <w:r/>
+            <w:r>
+              <w:rPr>
+                <w:rFonts w:ascii="標楷體" w:hAnsi="標楷體" w:eastAsia="標楷體"/>
+                <w:b w:val="0"/>
+                <w:sz w:val="24"/>
+              </w:rPr>
+            </w:r>
+          </w:p>
+        </w:tc>
+      </w:tr>
+      <w:tr>
+        <w:tc>
+          <w:tcPr>
+            <w:tcW w:type="dxa" w:w="907"/>
+          </w:tcPr>
+          <w:p>
+            <w:pPr>
+              <w:spacing w:before="40" w:after="40"/>
+              <w:jc w:val="center"/>
+            </w:pPr>
+            <w:r/>
+            <w:r>
+              <w:rPr>
+                <w:rFonts w:ascii="標楷體" w:hAnsi="標楷體" w:eastAsia="標楷體"/>
+                <w:b w:val="0"/>
+                <w:sz w:val="22"/>
+              </w:rPr>
+              <w:t>7</w:t>
+            </w:r>
+          </w:p>
+        </w:tc>
+        <w:tc>
+          <w:tcPr>
+            <w:tcW w:type="dxa" w:w="6236"/>
+          </w:tcPr>
+          <w:p>
+            <w:pPr>
+              <w:spacing w:before="40" w:after="40"/>
+              <w:jc w:val="left"/>
+            </w:pPr>
+            <w:r/>
+            <w:r>
+              <w:rPr>
+                <w:rFonts w:ascii="標楷體" w:hAnsi="標楷體" w:eastAsia="標楷體"/>
+                <w:b w:val="0"/>
+                <w:sz w:val="22"/>
+              </w:rPr>
+              <w:t>對同一使用者同時勾選兩個以上角色，應全部可並存（權限取聯集）。</w:t>
+            </w:r>
+          </w:p>
+        </w:tc>
+        <w:tc>
+          <w:tcPr>
+            <w:tcW w:type="dxa" w:w="1247"/>
+          </w:tcPr>
+          <w:p>
+            <w:pPr>
+              <w:spacing w:before="40" w:after="40"/>
+              <w:jc w:val="center"/>
+            </w:pPr>
+            <w:r/>
+            <w:r>
+              <w:rPr>
+                <w:rFonts w:ascii="標楷體" w:hAnsi="標楷體" w:eastAsia="標楷體"/>
+                <w:b w:val="0"/>
+                <w:sz w:val="24"/>
+              </w:rPr>
+            </w:r>
+          </w:p>
+        </w:tc>
+        <w:tc>
+          <w:tcPr>
+            <w:tcW w:type="dxa" w:w="1247"/>
+          </w:tcPr>
+          <w:p>
+            <w:pPr>
+              <w:spacing w:before="40" w:after="40"/>
+              <w:jc w:val="center"/>
+            </w:pPr>
+            <w:r/>
+            <w:r>
+              <w:rPr>
+                <w:rFonts w:ascii="標楷體" w:hAnsi="標楷體" w:eastAsia="標楷體"/>
+                <w:b w:val="0"/>
+                <w:sz w:val="24"/>
+              </w:rPr>
+            </w:r>
+          </w:p>
+        </w:tc>
+      </w:tr>
+      <w:tr>
+        <w:tc>
+          <w:tcPr>
+            <w:tcW w:type="dxa" w:w="907"/>
+          </w:tcPr>
+          <w:p>
+            <w:pPr>
+              <w:spacing w:before="40" w:after="40"/>
+              <w:jc w:val="center"/>
+            </w:pPr>
+            <w:r/>
+            <w:r>
+              <w:rPr>
+                <w:rFonts w:ascii="標楷體" w:hAnsi="標楷體" w:eastAsia="標楷體"/>
+                <w:b w:val="0"/>
+                <w:sz w:val="22"/>
+              </w:rPr>
+              <w:t>8</w:t>
+            </w:r>
+          </w:p>
+        </w:tc>
+        <w:tc>
+          <w:tcPr>
+            <w:tcW w:type="dxa" w:w="6236"/>
+          </w:tcPr>
+          <w:p>
+            <w:pPr>
+              <w:spacing w:before="40" w:after="40"/>
+              <w:jc w:val="left"/>
+            </w:pPr>
+            <w:r/>
+            <w:r>
+              <w:rPr>
+                <w:rFonts w:ascii="標楷體" w:hAnsi="標楷體" w:eastAsia="標楷體"/>
+                <w:b w:val="0"/>
+                <w:sz w:val="22"/>
+              </w:rPr>
+              <w:t>撤除某模組最後一名管理者的管理者角色，系統應允許（不檢核至少保留一名）；測畢立即指派回去。</w:t>
+            </w:r>
+          </w:p>
+        </w:tc>
+        <w:tc>
+          <w:tcPr>
+            <w:tcW w:type="dxa" w:w="1247"/>
+          </w:tcPr>
+          <w:p>
+            <w:pPr>
+              <w:spacing w:before="40" w:after="40"/>
+              <w:jc w:val="center"/>
+            </w:pPr>
+            <w:r/>
+            <w:r>
+              <w:rPr>
+                <w:rFonts w:ascii="標楷體" w:hAnsi="標楷體" w:eastAsia="標楷體"/>
+                <w:b w:val="0"/>
+                <w:sz w:val="24"/>
+              </w:rPr>
+            </w:r>
+          </w:p>
+        </w:tc>
+        <w:tc>
+          <w:tcPr>
+            <w:tcW w:type="dxa" w:w="1247"/>
+          </w:tcPr>
+          <w:p>
+            <w:pPr>
+              <w:spacing w:before="40" w:after="40"/>
+              <w:jc w:val="center"/>
+            </w:pPr>
+            <w:r/>
+            <w:r>
+              <w:rPr>
+                <w:rFonts w:ascii="標楷體" w:hAnsi="標楷體" w:eastAsia="標楷體"/>
+                <w:b w:val="0"/>
+                <w:sz w:val="24"/>
+              </w:rPr>
+            </w:r>
+          </w:p>
+        </w:tc>
+      </w:tr>
+      <w:tr>
+        <w:tc>
+          <w:tcPr>
+            <w:tcW w:type="dxa" w:w="907"/>
+          </w:tcPr>
+          <w:p>
+            <w:pPr>
+              <w:spacing w:before="40" w:after="40"/>
+              <w:jc w:val="center"/>
+            </w:pPr>
+            <w:r/>
+            <w:r>
+              <w:rPr>
+                <w:rFonts w:ascii="標楷體" w:hAnsi="標楷體" w:eastAsia="標楷體"/>
+                <w:b w:val="0"/>
+                <w:sz w:val="22"/>
+              </w:rPr>
+              <w:t>9</w:t>
+            </w:r>
+          </w:p>
+        </w:tc>
+        <w:tc>
+          <w:tcPr>
+            <w:tcW w:type="dxa" w:w="6236"/>
+          </w:tcPr>
+          <w:p>
+            <w:pPr>
+              <w:spacing w:before="40" w:after="40"/>
+              <w:jc w:val="left"/>
+            </w:pPr>
+            <w:r/>
+            <w:r>
+              <w:rPr>
+                <w:rFonts w:ascii="標楷體" w:hAnsi="標楷體" w:eastAsia="標楷體"/>
+                <w:b w:val="0"/>
+                <w:sz w:val="22"/>
+              </w:rPr>
+              <w:t>為某使用者勾選文件管理的閱覽者後，以該帳號登入應可進入文件管理的功能，不需重新指派或等待。</w:t>
+            </w:r>
+          </w:p>
+        </w:tc>
+        <w:tc>
+          <w:tcPr>
+            <w:tcW w:type="dxa" w:w="1247"/>
+          </w:tcPr>
+          <w:p>
+            <w:pPr>
+              <w:spacing w:before="40" w:after="40"/>
+              <w:jc w:val="center"/>
+            </w:pPr>
+            <w:r/>
+            <w:r>
+              <w:rPr>
+                <w:rFonts w:ascii="標楷體" w:hAnsi="標楷體" w:eastAsia="標楷體"/>
+                <w:b w:val="0"/>
+                <w:sz w:val="24"/>
+              </w:rPr>
+            </w:r>
+          </w:p>
+        </w:tc>
+        <w:tc>
+          <w:tcPr>
+            <w:tcW w:type="dxa" w:w="1247"/>
+          </w:tcPr>
+          <w:p>
+            <w:pPr>
+              <w:spacing w:before="40" w:after="40"/>
+              <w:jc w:val="center"/>
+            </w:pPr>
+            <w:r/>
+            <w:r>
+              <w:rPr>
+                <w:rFonts w:ascii="標楷體" w:hAnsi="標楷體" w:eastAsia="標楷體"/>
+                <w:b w:val="0"/>
+                <w:sz w:val="24"/>
+              </w:rPr>
+            </w:r>
+          </w:p>
+        </w:tc>
+      </w:tr>
+      <w:tr>
+        <w:tc>
+          <w:tcPr>
+            <w:tcW w:type="dxa" w:w="907"/>
+          </w:tcPr>
+          <w:p>
+            <w:pPr>
+              <w:spacing w:before="40" w:after="40"/>
+              <w:jc w:val="center"/>
+            </w:pPr>
+            <w:r/>
+            <w:r>
+              <w:rPr>
+                <w:rFonts w:ascii="標楷體" w:hAnsi="標楷體" w:eastAsia="標楷體"/>
+                <w:b w:val="0"/>
+                <w:sz w:val="22"/>
+              </w:rPr>
+              <w:t>10</w:t>
+            </w:r>
+          </w:p>
+        </w:tc>
+        <w:tc>
+          <w:tcPr>
+            <w:tcW w:type="dxa" w:w="6236"/>
+          </w:tcPr>
+          <w:p>
+            <w:pPr>
+              <w:spacing w:before="40" w:after="40"/>
+              <w:jc w:val="left"/>
+            </w:pPr>
+            <w:r/>
+            <w:r>
+              <w:rPr>
+                <w:rFonts w:ascii="標楷體" w:hAnsi="標楷體" w:eastAsia="標楷體"/>
+                <w:b w:val="0"/>
+                <w:sz w:val="22"/>
+              </w:rPr>
+              <w:t>於文件管理分頁按「編輯」，新增一組「單位 + 職位」並儲存，該列的可見對象欄應顯示該組配對。</w:t>
+            </w:r>
+          </w:p>
+        </w:tc>
+        <w:tc>
+          <w:tcPr>
+            <w:tcW w:type="dxa" w:w="1247"/>
+          </w:tcPr>
+          <w:p>
+            <w:pPr>
+              <w:spacing w:before="40" w:after="40"/>
+              <w:jc w:val="center"/>
+            </w:pPr>
+            <w:r/>
+            <w:r>
+              <w:rPr>
+                <w:rFonts w:ascii="標楷體" w:hAnsi="標楷體" w:eastAsia="標楷體"/>
+                <w:b w:val="0"/>
+                <w:sz w:val="24"/>
+              </w:rPr>
+            </w:r>
+          </w:p>
+        </w:tc>
+        <w:tc>
+          <w:tcPr>
+            <w:tcW w:type="dxa" w:w="1247"/>
+          </w:tcPr>
+          <w:p>
+            <w:pPr>
+              <w:spacing w:before="40" w:after="40"/>
+              <w:jc w:val="center"/>
+            </w:pPr>
+            <w:r/>
+            <w:r>
+              <w:rPr>
+                <w:rFonts w:ascii="標楷體" w:hAnsi="標楷體" w:eastAsia="標楷體"/>
+                <w:b w:val="0"/>
+                <w:sz w:val="24"/>
+              </w:rPr>
+            </w:r>
+          </w:p>
+        </w:tc>
+      </w:tr>
+      <w:tr>
+        <w:tc>
+          <w:tcPr>
+            <w:tcW w:type="dxa" w:w="907"/>
+          </w:tcPr>
+          <w:p>
+            <w:pPr>
+              <w:spacing w:before="40" w:after="40"/>
+              <w:jc w:val="center"/>
+            </w:pPr>
+            <w:r/>
+            <w:r>
+              <w:rPr>
+                <w:rFonts w:ascii="標楷體" w:hAnsi="標楷體" w:eastAsia="標楷體"/>
+                <w:b w:val="0"/>
+                <w:sz w:val="22"/>
+              </w:rPr>
+              <w:t>11</w:t>
+            </w:r>
+          </w:p>
+        </w:tc>
+        <w:tc>
+          <w:tcPr>
+            <w:tcW w:type="dxa" w:w="6236"/>
+          </w:tcPr>
+          <w:p>
+            <w:pPr>
+              <w:spacing w:before="40" w:after="40"/>
+              <w:jc w:val="left"/>
+            </w:pPr>
+            <w:r/>
+            <w:r>
+              <w:rPr>
+                <w:rFonts w:ascii="標楷體" w:hAnsi="標楷體" w:eastAsia="標楷體"/>
+                <w:b w:val="0"/>
+                <w:sz w:val="22"/>
+              </w:rPr>
+              <w:t>新增一列但只選「單位」未選「職位」，視窗應先提示未選完的列將被略過，儲存後該列不應出現在可見對象欄。</w:t>
+            </w:r>
+          </w:p>
+        </w:tc>
+        <w:tc>
+          <w:tcPr>
+            <w:tcW w:type="dxa" w:w="1247"/>
+          </w:tcPr>
+          <w:p>
+            <w:pPr>
+              <w:spacing w:before="40" w:after="40"/>
+              <w:jc w:val="center"/>
+            </w:pPr>
+            <w:r/>
+            <w:r>
+              <w:rPr>
+                <w:rFonts w:ascii="標楷體" w:hAnsi="標楷體" w:eastAsia="標楷體"/>
+                <w:b w:val="0"/>
+                <w:sz w:val="24"/>
+              </w:rPr>
+            </w:r>
+          </w:p>
+        </w:tc>
+        <w:tc>
+          <w:tcPr>
+            <w:tcW w:type="dxa" w:w="1247"/>
+          </w:tcPr>
+          <w:p>
+            <w:pPr>
+              <w:spacing w:before="40" w:after="40"/>
+              <w:jc w:val="center"/>
+            </w:pPr>
+            <w:r/>
+            <w:r>
+              <w:rPr>
+                <w:rFonts w:ascii="標楷體" w:hAnsi="標楷體" w:eastAsia="標楷體"/>
+                <w:b w:val="0"/>
+                <w:sz w:val="24"/>
+              </w:rPr>
+            </w:r>
+          </w:p>
+        </w:tc>
+      </w:tr>
+      <w:tr>
+        <w:tc>
+          <w:tcPr>
+            <w:tcW w:type="dxa" w:w="907"/>
+          </w:tcPr>
+          <w:p>
+            <w:pPr>
+              <w:spacing w:before="40" w:after="40"/>
+              <w:jc w:val="center"/>
+            </w:pPr>
+            <w:r/>
+            <w:r>
+              <w:rPr>
+                <w:rFonts w:ascii="標楷體" w:hAnsi="標楷體" w:eastAsia="標楷體"/>
+                <w:b w:val="0"/>
+                <w:sz w:val="22"/>
+              </w:rPr>
+              <w:t>12</w:t>
+            </w:r>
+          </w:p>
+        </w:tc>
+        <w:tc>
+          <w:tcPr>
+            <w:tcW w:type="dxa" w:w="6236"/>
+          </w:tcPr>
+          <w:p>
+            <w:pPr>
+              <w:spacing w:before="40" w:after="40"/>
+              <w:jc w:val="left"/>
+            </w:pPr>
+            <w:r/>
+            <w:r>
+              <w:rPr>
+                <w:rFonts w:ascii="標楷體" w:hAnsi="標楷體" w:eastAsia="標楷體"/>
+                <w:b w:val="0"/>
+                <w:sz w:val="22"/>
+              </w:rPr>
+              <w:t>移除一組既有的可見對象並儲存，該組應自欄位消失，其餘組別不受影響。</w:t>
+            </w:r>
+          </w:p>
+        </w:tc>
+        <w:tc>
+          <w:tcPr>
+            <w:tcW w:type="dxa" w:w="1247"/>
+          </w:tcPr>
+          <w:p>
+            <w:pPr>
+              <w:spacing w:before="40" w:after="40"/>
+              <w:jc w:val="center"/>
+            </w:pPr>
+            <w:r/>
+            <w:r>
+              <w:rPr>
+                <w:rFonts w:ascii="標楷體" w:hAnsi="標楷體" w:eastAsia="標楷體"/>
+                <w:b w:val="0"/>
+                <w:sz w:val="24"/>
+              </w:rPr>
+            </w:r>
+          </w:p>
+        </w:tc>
+        <w:tc>
+          <w:tcPr>
+            <w:tcW w:type="dxa" w:w="1247"/>
+          </w:tcPr>
+          <w:p>
+            <w:pPr>
+              <w:spacing w:before="40" w:after="40"/>
+              <w:jc w:val="center"/>
+            </w:pPr>
+            <w:r/>
+            <w:r>
+              <w:rPr>
+                <w:rFonts w:ascii="標楷體" w:hAnsi="標楷體" w:eastAsia="標楷體"/>
+                <w:b w:val="0"/>
+                <w:sz w:val="24"/>
+              </w:rPr>
+            </w:r>
+          </w:p>
+        </w:tc>
+      </w:tr>
+      <w:tr>
+        <w:tc>
+          <w:tcPr>
+            <w:tcW w:type="dxa" w:w="907"/>
+          </w:tcPr>
+          <w:p>
+            <w:pPr>
+              <w:spacing w:before="40" w:after="40"/>
+              <w:jc w:val="center"/>
+            </w:pPr>
+            <w:r/>
+            <w:r>
+              <w:rPr>
+                <w:rFonts w:ascii="標楷體" w:hAnsi="標楷體" w:eastAsia="標楷體"/>
+                <w:b w:val="0"/>
+                <w:sz w:val="22"/>
+              </w:rPr>
+              <w:t>13</w:t>
+            </w:r>
+          </w:p>
+        </w:tc>
+        <w:tc>
+          <w:tcPr>
+            <w:tcW w:type="dxa" w:w="6236"/>
+          </w:tcPr>
+          <w:p>
+            <w:pPr>
+              <w:spacing w:before="40" w:after="40"/>
+              <w:jc w:val="left"/>
+            </w:pPr>
+            <w:r/>
+            <w:r>
+              <w:rPr>
+                <w:rFonts w:ascii="標楷體" w:hAnsi="標楷體" w:eastAsia="標楷體"/>
+                <w:b w:val="0"/>
+                <w:sz w:val="22"/>
+              </w:rPr>
+              <w:t>於教育訓練分頁按「編輯」，勾選兩個受訓單位標籤並儲存，該列的受訓單位標籤欄應同時顯示兩者。</w:t>
+            </w:r>
+          </w:p>
+        </w:tc>
+        <w:tc>
+          <w:tcPr>
+            <w:tcW w:type="dxa" w:w="1247"/>
+          </w:tcPr>
+          <w:p>
+            <w:pPr>
+              <w:spacing w:before="40" w:after="40"/>
+              <w:jc w:val="center"/>
+            </w:pPr>
+            <w:r/>
+            <w:r>
+              <w:rPr>
+                <w:rFonts w:ascii="標楷體" w:hAnsi="標楷體" w:eastAsia="標楷體"/>
+                <w:b w:val="0"/>
+                <w:sz w:val="24"/>
+              </w:rPr>
+            </w:r>
+          </w:p>
+        </w:tc>
+        <w:tc>
+          <w:tcPr>
+            <w:tcW w:type="dxa" w:w="1247"/>
+          </w:tcPr>
+          <w:p>
+            <w:pPr>
+              <w:spacing w:before="40" w:after="40"/>
+              <w:jc w:val="center"/>
+            </w:pPr>
+            <w:r/>
+            <w:r>
+              <w:rPr>
+                <w:rFonts w:ascii="標楷體" w:hAnsi="標楷體" w:eastAsia="標楷體"/>
+                <w:b w:val="0"/>
+                <w:sz w:val="24"/>
+              </w:rPr>
+            </w:r>
+          </w:p>
+        </w:tc>
+      </w:tr>
+      <w:tr>
+        <w:tc>
+          <w:tcPr>
+            <w:tcW w:type="dxa" w:w="907"/>
+          </w:tcPr>
+          <w:p>
+            <w:pPr>
+              <w:spacing w:before="40" w:after="40"/>
+              <w:jc w:val="center"/>
+            </w:pPr>
+            <w:r/>
+            <w:r>
+              <w:rPr>
+                <w:rFonts w:ascii="標楷體" w:hAnsi="標楷體" w:eastAsia="標楷體"/>
+                <w:b w:val="0"/>
+                <w:sz w:val="22"/>
+              </w:rPr>
+              <w:t>14</w:t>
+            </w:r>
+          </w:p>
+        </w:tc>
+        <w:tc>
+          <w:tcPr>
+            <w:tcW w:type="dxa" w:w="6236"/>
+          </w:tcPr>
+          <w:p>
+            <w:pPr>
+              <w:spacing w:before="40" w:after="40"/>
+              <w:jc w:val="left"/>
+            </w:pPr>
+            <w:r/>
+            <w:r>
+              <w:rPr>
+                <w:rFonts w:ascii="標楷體" w:hAnsi="標楷體" w:eastAsia="標楷體"/>
+                <w:b w:val="0"/>
+                <w:sz w:val="22"/>
+              </w:rPr>
+              <w:t>教育訓練的群組編輯視窗應為可複選的標籤清單，不出現「單位」「職位」兩個下拉（兩個模組的授權形狀不同）。</w:t>
             </w:r>
           </w:p>
         </w:tc>

--- a/docs/manuals/測試報告/DP-平台管理模組.docx
+++ b/docs/manuals/測試報告/DP-平台管理模組.docx
@@ -226,7 +226,7 @@
           </w:tcPr>
           <w:p>
             <w:r>
-              <w:t>2026/10/02</w:t>
+              <w:t>2026/10/05</w:t>
             </w:r>
           </w:p>
         </w:tc>
@@ -384,7 +384,7 @@
               <w:jc w:val="center"/>
             </w:pPr>
             <w:r>
-              <w:t>2026/10/02</w:t>
+              <w:t>2026/10/05</w:t>
             </w:r>
           </w:p>
         </w:tc>
@@ -4302,6 +4302,1398 @@
                 <w:sz w:val="22"/>
               </w:rPr>
               <w:t>教育訓練的群組編輯視窗應為可複選的標籤清單，不出現「單位」「職位」兩個下拉（兩個模組的授權形狀不同）。</w:t>
+            </w:r>
+          </w:p>
+        </w:tc>
+        <w:tc>
+          <w:tcPr>
+            <w:tcW w:type="dxa" w:w="1247"/>
+          </w:tcPr>
+          <w:p>
+            <w:pPr>
+              <w:spacing w:before="40" w:after="40"/>
+              <w:jc w:val="center"/>
+            </w:pPr>
+            <w:r/>
+            <w:r>
+              <w:rPr>
+                <w:rFonts w:ascii="標楷體" w:hAnsi="標楷體" w:eastAsia="標楷體"/>
+                <w:b w:val="0"/>
+                <w:sz w:val="24"/>
+              </w:rPr>
+            </w:r>
+          </w:p>
+        </w:tc>
+        <w:tc>
+          <w:tcPr>
+            <w:tcW w:type="dxa" w:w="1247"/>
+          </w:tcPr>
+          <w:p>
+            <w:pPr>
+              <w:spacing w:before="40" w:after="40"/>
+              <w:jc w:val="center"/>
+            </w:pPr>
+            <w:r/>
+            <w:r>
+              <w:rPr>
+                <w:rFonts w:ascii="標楷體" w:hAnsi="標楷體" w:eastAsia="標楷體"/>
+                <w:b w:val="0"/>
+                <w:sz w:val="24"/>
+              </w:rPr>
+            </w:r>
+          </w:p>
+        </w:tc>
+      </w:tr>
+    </w:tbl>
+    <w:p>
+      <w:pPr>
+        <w:pStyle w:val="1"/>
+        <w:pageBreakBefore/>
+      </w:pPr>
+      <w:r>
+        <w:t>DP06 排程作業總覽</w:t>
+      </w:r>
+    </w:p>
+    <w:tbl>
+      <w:tblPr>
+        <w:tblStyle w:val="aff2"/>
+        <w:tblW w:type="auto" w:w="0"/>
+        <w:jc w:val="center"/>
+        <w:tblLayout w:type="fixed"/>
+        <w:tblLook w:firstColumn="1" w:firstRow="1" w:lastColumn="0" w:lastRow="0" w:noHBand="0" w:noVBand="1" w:val="04A0"/>
+      </w:tblPr>
+      <w:tblGrid>
+        <w:gridCol w:w="2340"/>
+        <w:gridCol w:w="2340"/>
+        <w:gridCol w:w="2340"/>
+        <w:gridCol w:w="2340"/>
+      </w:tblGrid>
+      <w:tr>
+        <w:tc>
+          <w:tcPr>
+            <w:tcW w:type="dxa" w:w="9638"/>
+            <w:gridSpan w:val="4"/>
+          </w:tcPr>
+          <w:p>
+            <w:pPr>
+              <w:spacing w:before="40" w:after="40"/>
+              <w:jc w:val="center"/>
+            </w:pPr>
+            <w:r/>
+            <w:r>
+              <w:rPr>
+                <w:rFonts w:ascii="標楷體" w:hAnsi="標楷體" w:eastAsia="標楷體"/>
+                <w:b/>
+                <w:sz w:val="32"/>
+                <w:spacing w:val="80"/>
+              </w:rPr>
+              <w:t>國防醫學大學三軍總醫院測試報告</w:t>
+            </w:r>
+          </w:p>
+        </w:tc>
+      </w:tr>
+      <w:tr>
+        <w:tc>
+          <w:tcPr>
+            <w:tcW w:type="dxa" w:w="1474"/>
+          </w:tcPr>
+          <w:p>
+            <w:pPr>
+              <w:spacing w:before="40" w:after="40"/>
+              <w:jc w:val="center"/>
+            </w:pPr>
+            <w:r/>
+            <w:r>
+              <w:rPr>
+                <w:rFonts w:ascii="標楷體" w:hAnsi="標楷體" w:eastAsia="標楷體"/>
+                <w:b w:val="0"/>
+                <w:sz w:val="24"/>
+              </w:rPr>
+              <w:t>購案名稱</w:t>
+            </w:r>
+          </w:p>
+        </w:tc>
+        <w:tc>
+          <w:tcPr>
+            <w:tcW w:type="dxa" w:w="3628"/>
+          </w:tcPr>
+          <w:p>
+            <w:pPr>
+              <w:spacing w:before="40" w:after="40"/>
+              <w:jc w:val="center"/>
+            </w:pPr>
+            <w:r/>
+            <w:r>
+              <w:rPr>
+                <w:rFonts w:ascii="標楷體" w:hAnsi="標楷體" w:eastAsia="標楷體"/>
+                <w:b w:val="0"/>
+                <w:sz w:val="24"/>
+              </w:rPr>
+              <w:t>國軍醫院設立捐血站裝備整備案</w:t>
+            </w:r>
+          </w:p>
+        </w:tc>
+        <w:tc>
+          <w:tcPr>
+            <w:tcW w:type="dxa" w:w="1928"/>
+          </w:tcPr>
+          <w:p>
+            <w:pPr>
+              <w:spacing w:before="40" w:after="40"/>
+              <w:jc w:val="center"/>
+            </w:pPr>
+            <w:r/>
+            <w:r>
+              <w:rPr>
+                <w:rFonts w:ascii="標楷體" w:hAnsi="標楷體" w:eastAsia="標楷體"/>
+                <w:b w:val="0"/>
+                <w:sz w:val="24"/>
+              </w:rPr>
+              <w:t>單位主管用印</w:t>
+            </w:r>
+          </w:p>
+        </w:tc>
+        <w:tc>
+          <w:tcPr>
+            <w:tcW w:type="dxa" w:w="2608"/>
+          </w:tcPr>
+          <w:p>
+            <w:pPr>
+              <w:spacing w:before="40" w:after="40"/>
+              <w:jc w:val="center"/>
+            </w:pPr>
+            <w:r/>
+            <w:r>
+              <w:rPr>
+                <w:rFonts w:ascii="標楷體" w:hAnsi="標楷體" w:eastAsia="標楷體"/>
+                <w:b w:val="0"/>
+                <w:sz w:val="24"/>
+              </w:rPr>
+            </w:r>
+          </w:p>
+        </w:tc>
+      </w:tr>
+      <w:tr>
+        <w:tc>
+          <w:tcPr>
+            <w:tcW w:type="dxa" w:w="1474"/>
+          </w:tcPr>
+          <w:p>
+            <w:pPr>
+              <w:spacing w:before="40" w:after="40"/>
+              <w:jc w:val="center"/>
+            </w:pPr>
+            <w:r/>
+            <w:r>
+              <w:rPr>
+                <w:rFonts w:ascii="標楷體" w:hAnsi="標楷體" w:eastAsia="標楷體"/>
+                <w:b w:val="0"/>
+                <w:sz w:val="24"/>
+              </w:rPr>
+              <w:t>測試單位</w:t>
+            </w:r>
+          </w:p>
+        </w:tc>
+        <w:tc>
+          <w:tcPr>
+            <w:tcW w:type="dxa" w:w="3628"/>
+          </w:tcPr>
+          <w:p>
+            <w:pPr>
+              <w:spacing w:before="40" w:after="40"/>
+              <w:jc w:val="center"/>
+            </w:pPr>
+            <w:r/>
+            <w:r>
+              <w:rPr>
+                <w:rFonts w:ascii="標楷體" w:hAnsi="標楷體" w:eastAsia="標楷體"/>
+                <w:b w:val="0"/>
+                <w:sz w:val="24"/>
+              </w:rPr>
+            </w:r>
+          </w:p>
+        </w:tc>
+        <w:tc>
+          <w:tcPr>
+            <w:tcW w:type="dxa" w:w="1928"/>
+          </w:tcPr>
+          <w:p>
+            <w:pPr>
+              <w:spacing w:before="40" w:after="40"/>
+              <w:jc w:val="center"/>
+            </w:pPr>
+            <w:r/>
+            <w:r>
+              <w:rPr>
+                <w:rFonts w:ascii="標楷體" w:hAnsi="標楷體" w:eastAsia="標楷體"/>
+                <w:b w:val="0"/>
+                <w:sz w:val="24"/>
+              </w:rPr>
+              <w:t>測試人員</w:t>
+            </w:r>
+          </w:p>
+        </w:tc>
+        <w:tc>
+          <w:tcPr>
+            <w:tcW w:type="dxa" w:w="2608"/>
+          </w:tcPr>
+          <w:p>
+            <w:pPr>
+              <w:spacing w:before="40" w:after="40"/>
+              <w:jc w:val="center"/>
+            </w:pPr>
+            <w:r/>
+            <w:r>
+              <w:rPr>
+                <w:rFonts w:ascii="標楷體" w:hAnsi="標楷體" w:eastAsia="標楷體"/>
+                <w:b w:val="0"/>
+                <w:sz w:val="24"/>
+              </w:rPr>
+            </w:r>
+          </w:p>
+        </w:tc>
+      </w:tr>
+      <w:tr>
+        <w:tc>
+          <w:tcPr>
+            <w:tcW w:type="dxa" w:w="1474"/>
+          </w:tcPr>
+          <w:p>
+            <w:pPr>
+              <w:spacing w:before="40" w:after="40"/>
+              <w:jc w:val="center"/>
+            </w:pPr>
+            <w:r/>
+            <w:r>
+              <w:rPr>
+                <w:rFonts w:ascii="標楷體" w:hAnsi="標楷體" w:eastAsia="標楷體"/>
+                <w:b w:val="0"/>
+                <w:sz w:val="24"/>
+              </w:rPr>
+              <w:t>測試日期</w:t>
+            </w:r>
+          </w:p>
+        </w:tc>
+        <w:tc>
+          <w:tcPr>
+            <w:tcW w:type="dxa" w:w="3628"/>
+          </w:tcPr>
+          <w:p>
+            <w:pPr>
+              <w:spacing w:before="40" w:after="40"/>
+              <w:jc w:val="center"/>
+            </w:pPr>
+            <w:r/>
+            <w:r>
+              <w:rPr>
+                <w:rFonts w:ascii="標楷體" w:hAnsi="標楷體" w:eastAsia="標楷體"/>
+                <w:b w:val="0"/>
+                <w:sz w:val="24"/>
+              </w:rPr>
+            </w:r>
+          </w:p>
+        </w:tc>
+        <w:tc>
+          <w:tcPr>
+            <w:tcW w:type="dxa" w:w="1928"/>
+          </w:tcPr>
+          <w:p>
+            <w:pPr>
+              <w:spacing w:before="40" w:after="40"/>
+              <w:jc w:val="center"/>
+            </w:pPr>
+            <w:r/>
+            <w:r>
+              <w:rPr>
+                <w:rFonts w:ascii="標楷體" w:hAnsi="標楷體" w:eastAsia="標楷體"/>
+                <w:b w:val="0"/>
+                <w:sz w:val="24"/>
+              </w:rPr>
+              <w:t>測試完畢日期</w:t>
+            </w:r>
+          </w:p>
+        </w:tc>
+        <w:tc>
+          <w:tcPr>
+            <w:tcW w:type="dxa" w:w="2608"/>
+          </w:tcPr>
+          <w:p>
+            <w:pPr>
+              <w:spacing w:before="40" w:after="40"/>
+              <w:jc w:val="center"/>
+            </w:pPr>
+            <w:r/>
+            <w:r>
+              <w:rPr>
+                <w:rFonts w:ascii="標楷體" w:hAnsi="標楷體" w:eastAsia="標楷體"/>
+                <w:b w:val="0"/>
+                <w:sz w:val="24"/>
+              </w:rPr>
+            </w:r>
+          </w:p>
+        </w:tc>
+      </w:tr>
+    </w:tbl>
+    <w:p/>
+    <w:tbl>
+      <w:tblPr>
+        <w:tblStyle w:val="aff2"/>
+        <w:tblW w:type="auto" w:w="0"/>
+        <w:jc w:val="center"/>
+        <w:tblLayout w:type="fixed"/>
+        <w:tblLook w:firstColumn="1" w:firstRow="1" w:lastColumn="0" w:lastRow="0" w:noHBand="0" w:noVBand="1" w:val="04A0"/>
+      </w:tblPr>
+      <w:tblGrid>
+        <w:gridCol w:w="2340"/>
+        <w:gridCol w:w="2340"/>
+        <w:gridCol w:w="2340"/>
+        <w:gridCol w:w="2340"/>
+      </w:tblGrid>
+      <w:tr>
+        <w:trPr>
+          <w:tblHeader w:val="true"/>
+        </w:trPr>
+        <w:tc>
+          <w:tcPr>
+            <w:tcW w:type="dxa" w:w="907"/>
+            <w:vMerge w:val="restart"/>
+          </w:tcPr>
+          <w:p>
+            <w:pPr>
+              <w:spacing w:before="40" w:after="40"/>
+              <w:jc w:val="center"/>
+            </w:pPr>
+            <w:r/>
+            <w:r>
+              <w:rPr>
+                <w:rFonts w:ascii="標楷體" w:hAnsi="標楷體" w:eastAsia="標楷體"/>
+                <w:b w:val="0"/>
+                <w:sz w:val="24"/>
+              </w:rPr>
+              <w:t>項次</w:t>
+            </w:r>
+          </w:p>
+        </w:tc>
+        <w:tc>
+          <w:tcPr>
+            <w:tcW w:type="dxa" w:w="6236"/>
+            <w:vMerge w:val="restart"/>
+          </w:tcPr>
+          <w:p>
+            <w:pPr>
+              <w:spacing w:before="40" w:after="40"/>
+              <w:jc w:val="center"/>
+            </w:pPr>
+            <w:r/>
+            <w:r>
+              <w:rPr>
+                <w:rFonts w:ascii="標楷體" w:hAnsi="標楷體" w:eastAsia="標楷體"/>
+                <w:b w:val="0"/>
+                <w:sz w:val="24"/>
+              </w:rPr>
+              <w:t>測試內容</w:t>
+            </w:r>
+          </w:p>
+        </w:tc>
+        <w:tc>
+          <w:tcPr>
+            <w:tcW w:type="dxa" w:w="2494"/>
+            <w:gridSpan w:val="2"/>
+          </w:tcPr>
+          <w:p>
+            <w:pPr>
+              <w:spacing w:before="40" w:after="40"/>
+              <w:jc w:val="center"/>
+            </w:pPr>
+            <w:r/>
+            <w:r>
+              <w:rPr>
+                <w:rFonts w:ascii="標楷體" w:hAnsi="標楷體" w:eastAsia="標楷體"/>
+                <w:b w:val="0"/>
+                <w:sz w:val="24"/>
+              </w:rPr>
+              <w:t>測試人員勾選</w:t>
+            </w:r>
+          </w:p>
+        </w:tc>
+      </w:tr>
+      <w:tr>
+        <w:trPr>
+          <w:tblHeader w:val="true"/>
+        </w:trPr>
+        <w:tc>
+          <w:tcPr>
+            <w:tcW w:type="dxa" w:w="907"/>
+            <w:vMerge/>
+          </w:tcPr>
+          <w:p/>
+        </w:tc>
+        <w:tc>
+          <w:tcPr>
+            <w:tcW w:type="dxa" w:w="6236"/>
+            <w:vMerge/>
+          </w:tcPr>
+          <w:p/>
+        </w:tc>
+        <w:tc>
+          <w:tcPr>
+            <w:tcW w:type="dxa" w:w="1247"/>
+          </w:tcPr>
+          <w:p>
+            <w:pPr>
+              <w:spacing w:before="40" w:after="40"/>
+              <w:jc w:val="center"/>
+            </w:pPr>
+            <w:r/>
+            <w:r>
+              <w:rPr>
+                <w:rFonts w:ascii="標楷體" w:hAnsi="標楷體" w:eastAsia="標楷體"/>
+                <w:b w:val="0"/>
+                <w:sz w:val="24"/>
+              </w:rPr>
+              <w:t>合格</w:t>
+            </w:r>
+          </w:p>
+        </w:tc>
+        <w:tc>
+          <w:tcPr>
+            <w:tcW w:type="dxa" w:w="1247"/>
+          </w:tcPr>
+          <w:p>
+            <w:pPr>
+              <w:spacing w:before="40" w:after="40"/>
+              <w:jc w:val="center"/>
+            </w:pPr>
+            <w:r/>
+            <w:r>
+              <w:rPr>
+                <w:rFonts w:ascii="標楷體" w:hAnsi="標楷體" w:eastAsia="標楷體"/>
+                <w:b w:val="0"/>
+                <w:sz w:val="24"/>
+              </w:rPr>
+              <w:t>不合格</w:t>
+            </w:r>
+          </w:p>
+        </w:tc>
+      </w:tr>
+      <w:tr>
+        <w:tc>
+          <w:tcPr>
+            <w:tcW w:type="dxa" w:w="907"/>
+          </w:tcPr>
+          <w:p>
+            <w:pPr>
+              <w:spacing w:before="40" w:after="40"/>
+              <w:jc w:val="center"/>
+            </w:pPr>
+            <w:r/>
+            <w:r>
+              <w:rPr>
+                <w:rFonts w:ascii="標楷體" w:hAnsi="標楷體" w:eastAsia="標楷體"/>
+                <w:b w:val="0"/>
+                <w:sz w:val="22"/>
+              </w:rPr>
+              <w:t>1</w:t>
+            </w:r>
+          </w:p>
+        </w:tc>
+        <w:tc>
+          <w:tcPr>
+            <w:tcW w:type="dxa" w:w="6236"/>
+          </w:tcPr>
+          <w:p>
+            <w:pPr>
+              <w:spacing w:before="40" w:after="40"/>
+              <w:jc w:val="left"/>
+            </w:pPr>
+            <w:r/>
+            <w:r>
+              <w:rPr>
+                <w:rFonts w:ascii="標楷體" w:hAnsi="標楷體" w:eastAsia="標楷體"/>
+                <w:b w:val="0"/>
+                <w:sz w:val="22"/>
+              </w:rPr>
+              <w:t>進入本作業，清單應列出各排程的 Job、說明、所屬模組、執行時點、Cron、狀態、最近執行、下次執行。</w:t>
+            </w:r>
+          </w:p>
+        </w:tc>
+        <w:tc>
+          <w:tcPr>
+            <w:tcW w:type="dxa" w:w="1247"/>
+          </w:tcPr>
+          <w:p>
+            <w:pPr>
+              <w:spacing w:before="40" w:after="40"/>
+              <w:jc w:val="center"/>
+            </w:pPr>
+            <w:r/>
+            <w:r>
+              <w:rPr>
+                <w:rFonts w:ascii="標楷體" w:hAnsi="標楷體" w:eastAsia="標楷體"/>
+                <w:b w:val="0"/>
+                <w:sz w:val="24"/>
+              </w:rPr>
+            </w:r>
+          </w:p>
+        </w:tc>
+        <w:tc>
+          <w:tcPr>
+            <w:tcW w:type="dxa" w:w="1247"/>
+          </w:tcPr>
+          <w:p>
+            <w:pPr>
+              <w:spacing w:before="40" w:after="40"/>
+              <w:jc w:val="center"/>
+            </w:pPr>
+            <w:r/>
+            <w:r>
+              <w:rPr>
+                <w:rFonts w:ascii="標楷體" w:hAnsi="標楷體" w:eastAsia="標楷體"/>
+                <w:b w:val="0"/>
+                <w:sz w:val="24"/>
+              </w:rPr>
+            </w:r>
+          </w:p>
+        </w:tc>
+      </w:tr>
+      <w:tr>
+        <w:tc>
+          <w:tcPr>
+            <w:tcW w:type="dxa" w:w="907"/>
+          </w:tcPr>
+          <w:p>
+            <w:pPr>
+              <w:spacing w:before="40" w:after="40"/>
+              <w:jc w:val="center"/>
+            </w:pPr>
+            <w:r/>
+            <w:r>
+              <w:rPr>
+                <w:rFonts w:ascii="標楷體" w:hAnsi="標楷體" w:eastAsia="標楷體"/>
+                <w:b w:val="0"/>
+                <w:sz w:val="22"/>
+              </w:rPr>
+              <w:t>2</w:t>
+            </w:r>
+          </w:p>
+        </w:tc>
+        <w:tc>
+          <w:tcPr>
+            <w:tcW w:type="dxa" w:w="6236"/>
+          </w:tcPr>
+          <w:p>
+            <w:pPr>
+              <w:spacing w:before="40" w:after="40"/>
+              <w:jc w:val="left"/>
+            </w:pPr>
+            <w:r/>
+            <w:r>
+              <w:rPr>
+                <w:rFonts w:ascii="標楷體" w:hAnsi="標楷體" w:eastAsia="標楷體"/>
+                <w:b w:val="0"/>
+                <w:sz w:val="22"/>
+              </w:rPr>
+              <w:t>「執行時點」欄應為 Cron 換算出的中文時點並標示 UTC，例如 Cron 為 `0 8 * * *` 時顯示「每日 08:00 UTC」。</w:t>
+            </w:r>
+          </w:p>
+        </w:tc>
+        <w:tc>
+          <w:tcPr>
+            <w:tcW w:type="dxa" w:w="1247"/>
+          </w:tcPr>
+          <w:p>
+            <w:pPr>
+              <w:spacing w:before="40" w:after="40"/>
+              <w:jc w:val="center"/>
+            </w:pPr>
+            <w:r/>
+            <w:r>
+              <w:rPr>
+                <w:rFonts w:ascii="標楷體" w:hAnsi="標楷體" w:eastAsia="標楷體"/>
+                <w:b w:val="0"/>
+                <w:sz w:val="24"/>
+              </w:rPr>
+            </w:r>
+          </w:p>
+        </w:tc>
+        <w:tc>
+          <w:tcPr>
+            <w:tcW w:type="dxa" w:w="1247"/>
+          </w:tcPr>
+          <w:p>
+            <w:pPr>
+              <w:spacing w:before="40" w:after="40"/>
+              <w:jc w:val="center"/>
+            </w:pPr>
+            <w:r/>
+            <w:r>
+              <w:rPr>
+                <w:rFonts w:ascii="標楷體" w:hAnsi="標楷體" w:eastAsia="標楷體"/>
+                <w:b w:val="0"/>
+                <w:sz w:val="24"/>
+              </w:rPr>
+            </w:r>
+          </w:p>
+        </w:tc>
+      </w:tr>
+      <w:tr>
+        <w:tc>
+          <w:tcPr>
+            <w:tcW w:type="dxa" w:w="907"/>
+          </w:tcPr>
+          <w:p>
+            <w:pPr>
+              <w:spacing w:before="40" w:after="40"/>
+              <w:jc w:val="center"/>
+            </w:pPr>
+            <w:r/>
+            <w:r>
+              <w:rPr>
+                <w:rFonts w:ascii="標楷體" w:hAnsi="標楷體" w:eastAsia="標楷體"/>
+                <w:b w:val="0"/>
+                <w:sz w:val="22"/>
+              </w:rPr>
+              <w:t>3</w:t>
+            </w:r>
+          </w:p>
+        </w:tc>
+        <w:tc>
+          <w:tcPr>
+            <w:tcW w:type="dxa" w:w="6236"/>
+          </w:tcPr>
+          <w:p>
+            <w:pPr>
+              <w:spacing w:before="40" w:after="40"/>
+              <w:jc w:val="left"/>
+            </w:pPr>
+            <w:r/>
+            <w:r>
+              <w:rPr>
+                <w:rFonts w:ascii="標楷體" w:hAnsi="標楷體" w:eastAsia="標楷體"/>
+                <w:b w:val="0"/>
+                <w:sz w:val="22"/>
+              </w:rPr>
+              <w:t>同一列的「執行時點」（UTC）與「下次執行」（本地時間）應相差八小時，兩者皆非空白。</w:t>
+            </w:r>
+          </w:p>
+        </w:tc>
+        <w:tc>
+          <w:tcPr>
+            <w:tcW w:type="dxa" w:w="1247"/>
+          </w:tcPr>
+          <w:p>
+            <w:pPr>
+              <w:spacing w:before="40" w:after="40"/>
+              <w:jc w:val="center"/>
+            </w:pPr>
+            <w:r/>
+            <w:r>
+              <w:rPr>
+                <w:rFonts w:ascii="標楷體" w:hAnsi="標楷體" w:eastAsia="標楷體"/>
+                <w:b w:val="0"/>
+                <w:sz w:val="24"/>
+              </w:rPr>
+            </w:r>
+          </w:p>
+        </w:tc>
+        <w:tc>
+          <w:tcPr>
+            <w:tcW w:type="dxa" w:w="1247"/>
+          </w:tcPr>
+          <w:p>
+            <w:pPr>
+              <w:spacing w:before="40" w:after="40"/>
+              <w:jc w:val="center"/>
+            </w:pPr>
+            <w:r/>
+            <w:r>
+              <w:rPr>
+                <w:rFonts w:ascii="標楷體" w:hAnsi="標楷體" w:eastAsia="標楷體"/>
+                <w:b w:val="0"/>
+                <w:sz w:val="24"/>
+              </w:rPr>
+            </w:r>
+          </w:p>
+        </w:tc>
+      </w:tr>
+      <w:tr>
+        <w:tc>
+          <w:tcPr>
+            <w:tcW w:type="dxa" w:w="907"/>
+          </w:tcPr>
+          <w:p>
+            <w:pPr>
+              <w:spacing w:before="40" w:after="40"/>
+              <w:jc w:val="center"/>
+            </w:pPr>
+            <w:r/>
+            <w:r>
+              <w:rPr>
+                <w:rFonts w:ascii="標楷體" w:hAnsi="標楷體" w:eastAsia="標楷體"/>
+                <w:b w:val="0"/>
+                <w:sz w:val="22"/>
+              </w:rPr>
+              <w:t>4</w:t>
+            </w:r>
+          </w:p>
+        </w:tc>
+        <w:tc>
+          <w:tcPr>
+            <w:tcW w:type="dxa" w:w="6236"/>
+          </w:tcPr>
+          <w:p>
+            <w:pPr>
+              <w:spacing w:before="40" w:after="40"/>
+              <w:jc w:val="left"/>
+            </w:pPr>
+            <w:r/>
+            <w:r>
+              <w:rPr>
+                <w:rFonts w:ascii="標楷體" w:hAnsi="標楷體" w:eastAsia="標楷體"/>
+                <w:b w:val="0"/>
+                <w:sz w:val="22"/>
+              </w:rPr>
+              <w:t>按某列的「執行歷程」圖示，應開啟視窗列出歷次執行的起訖時間與結果；從未執行過者顯示「尚無排程執行紀錄」。</w:t>
+            </w:r>
+          </w:p>
+        </w:tc>
+        <w:tc>
+          <w:tcPr>
+            <w:tcW w:type="dxa" w:w="1247"/>
+          </w:tcPr>
+          <w:p>
+            <w:pPr>
+              <w:spacing w:before="40" w:after="40"/>
+              <w:jc w:val="center"/>
+            </w:pPr>
+            <w:r/>
+            <w:r>
+              <w:rPr>
+                <w:rFonts w:ascii="標楷體" w:hAnsi="標楷體" w:eastAsia="標楷體"/>
+                <w:b w:val="0"/>
+                <w:sz w:val="24"/>
+              </w:rPr>
+            </w:r>
+          </w:p>
+        </w:tc>
+        <w:tc>
+          <w:tcPr>
+            <w:tcW w:type="dxa" w:w="1247"/>
+          </w:tcPr>
+          <w:p>
+            <w:pPr>
+              <w:spacing w:before="40" w:after="40"/>
+              <w:jc w:val="center"/>
+            </w:pPr>
+            <w:r/>
+            <w:r>
+              <w:rPr>
+                <w:rFonts w:ascii="標楷體" w:hAnsi="標楷體" w:eastAsia="標楷體"/>
+                <w:b w:val="0"/>
+                <w:sz w:val="24"/>
+              </w:rPr>
+            </w:r>
+          </w:p>
+        </w:tc>
+      </w:tr>
+      <w:tr>
+        <w:tc>
+          <w:tcPr>
+            <w:tcW w:type="dxa" w:w="907"/>
+          </w:tcPr>
+          <w:p>
+            <w:pPr>
+              <w:spacing w:before="40" w:after="40"/>
+              <w:jc w:val="center"/>
+            </w:pPr>
+            <w:r/>
+            <w:r>
+              <w:rPr>
+                <w:rFonts w:ascii="標楷體" w:hAnsi="標楷體" w:eastAsia="標楷體"/>
+                <w:b w:val="0"/>
+                <w:sz w:val="22"/>
+              </w:rPr>
+              <w:t>5</w:t>
+            </w:r>
+          </w:p>
+        </w:tc>
+        <w:tc>
+          <w:tcPr>
+            <w:tcW w:type="dxa" w:w="6236"/>
+          </w:tcPr>
+          <w:p>
+            <w:pPr>
+              <w:spacing w:before="40" w:after="40"/>
+              <w:jc w:val="left"/>
+            </w:pPr>
+            <w:r/>
+            <w:r>
+              <w:rPr>
+                <w:rFonts w:ascii="標楷體" w:hAnsi="標楷體" w:eastAsia="標楷體"/>
+                <w:b w:val="0"/>
+                <w:sz w:val="22"/>
+              </w:rPr>
+              <w:t>執行歷程中若有失敗或跳過的紀錄，右欄應列出其原因；同時段其他排程的紀錄應仍為成功（單一失敗不影響其他）。</w:t>
+            </w:r>
+          </w:p>
+        </w:tc>
+        <w:tc>
+          <w:tcPr>
+            <w:tcW w:type="dxa" w:w="1247"/>
+          </w:tcPr>
+          <w:p>
+            <w:pPr>
+              <w:spacing w:before="40" w:after="40"/>
+              <w:jc w:val="center"/>
+            </w:pPr>
+            <w:r/>
+            <w:r>
+              <w:rPr>
+                <w:rFonts w:ascii="標楷體" w:hAnsi="標楷體" w:eastAsia="標楷體"/>
+                <w:b w:val="0"/>
+                <w:sz w:val="24"/>
+              </w:rPr>
+            </w:r>
+          </w:p>
+        </w:tc>
+        <w:tc>
+          <w:tcPr>
+            <w:tcW w:type="dxa" w:w="1247"/>
+          </w:tcPr>
+          <w:p>
+            <w:pPr>
+              <w:spacing w:before="40" w:after="40"/>
+              <w:jc w:val="center"/>
+            </w:pPr>
+            <w:r/>
+            <w:r>
+              <w:rPr>
+                <w:rFonts w:ascii="標楷體" w:hAnsi="標楷體" w:eastAsia="標楷體"/>
+                <w:b w:val="0"/>
+                <w:sz w:val="24"/>
+              </w:rPr>
+            </w:r>
+          </w:p>
+        </w:tc>
+      </w:tr>
+      <w:tr>
+        <w:tc>
+          <w:tcPr>
+            <w:tcW w:type="dxa" w:w="907"/>
+          </w:tcPr>
+          <w:p>
+            <w:pPr>
+              <w:spacing w:before="40" w:after="40"/>
+              <w:jc w:val="center"/>
+            </w:pPr>
+            <w:r/>
+            <w:r>
+              <w:rPr>
+                <w:rFonts w:ascii="標楷體" w:hAnsi="標楷體" w:eastAsia="標楷體"/>
+                <w:b w:val="0"/>
+                <w:sz w:val="22"/>
+              </w:rPr>
+              <w:t>6</w:t>
+            </w:r>
+          </w:p>
+        </w:tc>
+        <w:tc>
+          <w:tcPr>
+            <w:tcW w:type="dxa" w:w="6236"/>
+          </w:tcPr>
+          <w:p>
+            <w:pPr>
+              <w:spacing w:before="40" w:after="40"/>
+              <w:jc w:val="left"/>
+            </w:pPr>
+            <w:r/>
+            <w:r>
+              <w:rPr>
+                <w:rFonts w:ascii="標楷體" w:hAnsi="標楷體" w:eastAsia="標楷體"/>
+                <w:b w:val="0"/>
+                <w:sz w:val="22"/>
+              </w:rPr>
+              <w:t>按「編輯」修改 Cron 表達式並儲存，清單的「執行時點」與「下次執行」應立即依新值更新，不需重新啟動或重新登入。</w:t>
+            </w:r>
+          </w:p>
+        </w:tc>
+        <w:tc>
+          <w:tcPr>
+            <w:tcW w:type="dxa" w:w="1247"/>
+          </w:tcPr>
+          <w:p>
+            <w:pPr>
+              <w:spacing w:before="40" w:after="40"/>
+              <w:jc w:val="center"/>
+            </w:pPr>
+            <w:r/>
+            <w:r>
+              <w:rPr>
+                <w:rFonts w:ascii="標楷體" w:hAnsi="標楷體" w:eastAsia="標楷體"/>
+                <w:b w:val="0"/>
+                <w:sz w:val="24"/>
+              </w:rPr>
+            </w:r>
+          </w:p>
+        </w:tc>
+        <w:tc>
+          <w:tcPr>
+            <w:tcW w:type="dxa" w:w="1247"/>
+          </w:tcPr>
+          <w:p>
+            <w:pPr>
+              <w:spacing w:before="40" w:after="40"/>
+              <w:jc w:val="center"/>
+            </w:pPr>
+            <w:r/>
+            <w:r>
+              <w:rPr>
+                <w:rFonts w:ascii="標楷體" w:hAnsi="標楷體" w:eastAsia="標楷體"/>
+                <w:b w:val="0"/>
+                <w:sz w:val="24"/>
+              </w:rPr>
+            </w:r>
+          </w:p>
+        </w:tc>
+      </w:tr>
+      <w:tr>
+        <w:tc>
+          <w:tcPr>
+            <w:tcW w:type="dxa" w:w="907"/>
+          </w:tcPr>
+          <w:p>
+            <w:pPr>
+              <w:spacing w:before="40" w:after="40"/>
+              <w:jc w:val="center"/>
+            </w:pPr>
+            <w:r/>
+            <w:r>
+              <w:rPr>
+                <w:rFonts w:ascii="標楷體" w:hAnsi="標楷體" w:eastAsia="標楷體"/>
+                <w:b w:val="0"/>
+                <w:sz w:val="22"/>
+              </w:rPr>
+              <w:t>7</w:t>
+            </w:r>
+          </w:p>
+        </w:tc>
+        <w:tc>
+          <w:tcPr>
+            <w:tcW w:type="dxa" w:w="6236"/>
+          </w:tcPr>
+          <w:p>
+            <w:pPr>
+              <w:spacing w:before="40" w:after="40"/>
+              <w:jc w:val="left"/>
+            </w:pPr>
+            <w:r/>
+            <w:r>
+              <w:rPr>
+                <w:rFonts w:ascii="標楷體" w:hAnsi="標楷體" w:eastAsia="標楷體"/>
+                <w:b w:val="0"/>
+                <w:sz w:val="22"/>
+              </w:rPr>
+              <w:t>於 Cron 的週幾欄填 `0` 並儲存，「執行時點」應顯示為每週一（週幾自週一起算，非一般慣用的週日為 0）。</w:t>
+            </w:r>
+          </w:p>
+        </w:tc>
+        <w:tc>
+          <w:tcPr>
+            <w:tcW w:type="dxa" w:w="1247"/>
+          </w:tcPr>
+          <w:p>
+            <w:pPr>
+              <w:spacing w:before="40" w:after="40"/>
+              <w:jc w:val="center"/>
+            </w:pPr>
+            <w:r/>
+            <w:r>
+              <w:rPr>
+                <w:rFonts w:ascii="標楷體" w:hAnsi="標楷體" w:eastAsia="標楷體"/>
+                <w:b w:val="0"/>
+                <w:sz w:val="24"/>
+              </w:rPr>
+            </w:r>
+          </w:p>
+        </w:tc>
+        <w:tc>
+          <w:tcPr>
+            <w:tcW w:type="dxa" w:w="1247"/>
+          </w:tcPr>
+          <w:p>
+            <w:pPr>
+              <w:spacing w:before="40" w:after="40"/>
+              <w:jc w:val="center"/>
+            </w:pPr>
+            <w:r/>
+            <w:r>
+              <w:rPr>
+                <w:rFonts w:ascii="標楷體" w:hAnsi="標楷體" w:eastAsia="標楷體"/>
+                <w:b w:val="0"/>
+                <w:sz w:val="24"/>
+              </w:rPr>
+            </w:r>
+          </w:p>
+        </w:tc>
+      </w:tr>
+      <w:tr>
+        <w:tc>
+          <w:tcPr>
+            <w:tcW w:type="dxa" w:w="907"/>
+          </w:tcPr>
+          <w:p>
+            <w:pPr>
+              <w:spacing w:before="40" w:after="40"/>
+              <w:jc w:val="center"/>
+            </w:pPr>
+            <w:r/>
+            <w:r>
+              <w:rPr>
+                <w:rFonts w:ascii="標楷體" w:hAnsi="標楷體" w:eastAsia="標楷體"/>
+                <w:b w:val="0"/>
+                <w:sz w:val="22"/>
+              </w:rPr>
+              <w:t>8</w:t>
+            </w:r>
+          </w:p>
+        </w:tc>
+        <w:tc>
+          <w:tcPr>
+            <w:tcW w:type="dxa" w:w="6236"/>
+          </w:tcPr>
+          <w:p>
+            <w:pPr>
+              <w:spacing w:before="40" w:after="40"/>
+              <w:jc w:val="left"/>
+            </w:pPr>
+            <w:r/>
+            <w:r>
+              <w:rPr>
+                <w:rFonts w:ascii="標楷體" w:hAnsi="標楷體" w:eastAsia="標楷體"/>
+                <w:b w:val="0"/>
+                <w:sz w:val="22"/>
+              </w:rPr>
+              <w:t>於 Cron 填入不合法的表達式（例如週幾填 `7`）並儲存，應被擋下並提示 cron 表達式不合法。</w:t>
+            </w:r>
+          </w:p>
+        </w:tc>
+        <w:tc>
+          <w:tcPr>
+            <w:tcW w:type="dxa" w:w="1247"/>
+          </w:tcPr>
+          <w:p>
+            <w:pPr>
+              <w:spacing w:before="40" w:after="40"/>
+              <w:jc w:val="center"/>
+            </w:pPr>
+            <w:r/>
+            <w:r>
+              <w:rPr>
+                <w:rFonts w:ascii="標楷體" w:hAnsi="標楷體" w:eastAsia="標楷體"/>
+                <w:b w:val="0"/>
+                <w:sz w:val="24"/>
+              </w:rPr>
+            </w:r>
+          </w:p>
+        </w:tc>
+        <w:tc>
+          <w:tcPr>
+            <w:tcW w:type="dxa" w:w="1247"/>
+          </w:tcPr>
+          <w:p>
+            <w:pPr>
+              <w:spacing w:before="40" w:after="40"/>
+              <w:jc w:val="center"/>
+            </w:pPr>
+            <w:r/>
+            <w:r>
+              <w:rPr>
+                <w:rFonts w:ascii="標楷體" w:hAnsi="標楷體" w:eastAsia="標楷體"/>
+                <w:b w:val="0"/>
+                <w:sz w:val="24"/>
+              </w:rPr>
+            </w:r>
+          </w:p>
+        </w:tc>
+      </w:tr>
+      <w:tr>
+        <w:tc>
+          <w:tcPr>
+            <w:tcW w:type="dxa" w:w="907"/>
+          </w:tcPr>
+          <w:p>
+            <w:pPr>
+              <w:spacing w:before="40" w:after="40"/>
+              <w:jc w:val="center"/>
+            </w:pPr>
+            <w:r/>
+            <w:r>
+              <w:rPr>
+                <w:rFonts w:ascii="標楷體" w:hAnsi="標楷體" w:eastAsia="標楷體"/>
+                <w:b w:val="0"/>
+                <w:sz w:val="22"/>
+              </w:rPr>
+              <w:t>9</w:t>
+            </w:r>
+          </w:p>
+        </w:tc>
+        <w:tc>
+          <w:tcPr>
+            <w:tcW w:type="dxa" w:w="6236"/>
+          </w:tcPr>
+          <w:p>
+            <w:pPr>
+              <w:spacing w:before="40" w:after="40"/>
+              <w:jc w:val="left"/>
+            </w:pPr>
+            <w:r/>
+            <w:r>
+              <w:rPr>
+                <w:rFonts w:ascii="標楷體" w:hAnsi="標楷體" w:eastAsia="標楷體"/>
+                <w:b w:val="0"/>
+                <w:sz w:val="22"/>
+              </w:rPr>
+              <w:t>將某排程的「啟用」關閉並儲存，該列狀態應變為停用且「下次執行」欄變空白；重新啟用後恢復顯示。</w:t>
+            </w:r>
+          </w:p>
+        </w:tc>
+        <w:tc>
+          <w:tcPr>
+            <w:tcW w:type="dxa" w:w="1247"/>
+          </w:tcPr>
+          <w:p>
+            <w:pPr>
+              <w:spacing w:before="40" w:after="40"/>
+              <w:jc w:val="center"/>
+            </w:pPr>
+            <w:r/>
+            <w:r>
+              <w:rPr>
+                <w:rFonts w:ascii="標楷體" w:hAnsi="標楷體" w:eastAsia="標楷體"/>
+                <w:b w:val="0"/>
+                <w:sz w:val="24"/>
+              </w:rPr>
+            </w:r>
+          </w:p>
+        </w:tc>
+        <w:tc>
+          <w:tcPr>
+            <w:tcW w:type="dxa" w:w="1247"/>
+          </w:tcPr>
+          <w:p>
+            <w:pPr>
+              <w:spacing w:before="40" w:after="40"/>
+              <w:jc w:val="center"/>
+            </w:pPr>
+            <w:r/>
+            <w:r>
+              <w:rPr>
+                <w:rFonts w:ascii="標楷體" w:hAnsi="標楷體" w:eastAsia="標楷體"/>
+                <w:b w:val="0"/>
+                <w:sz w:val="24"/>
+              </w:rPr>
+            </w:r>
+          </w:p>
+        </w:tc>
+      </w:tr>
+      <w:tr>
+        <w:tc>
+          <w:tcPr>
+            <w:tcW w:type="dxa" w:w="907"/>
+          </w:tcPr>
+          <w:p>
+            <w:pPr>
+              <w:spacing w:before="40" w:after="40"/>
+              <w:jc w:val="center"/>
+            </w:pPr>
+            <w:r/>
+            <w:r>
+              <w:rPr>
+                <w:rFonts w:ascii="標楷體" w:hAnsi="標楷體" w:eastAsia="標楷體"/>
+                <w:b w:val="0"/>
+                <w:sz w:val="22"/>
+              </w:rPr>
+              <w:t>10</w:t>
+            </w:r>
+          </w:p>
+        </w:tc>
+        <w:tc>
+          <w:tcPr>
+            <w:tcW w:type="dxa" w:w="6236"/>
+          </w:tcPr>
+          <w:p>
+            <w:pPr>
+              <w:spacing w:before="40" w:after="40"/>
+              <w:jc w:val="left"/>
+            </w:pPr>
+            <w:r/>
+            <w:r>
+              <w:rPr>
+                <w:rFonts w:ascii="標楷體" w:hAnsi="標楷體" w:eastAsia="標楷體"/>
+                <w:b w:val="0"/>
+                <w:sz w:val="22"/>
+              </w:rPr>
+              <w:t>編輯卡片的「Job ID」欄應為灰色不可輸入，僅作業名稱、說明、Cron 表達式與啟用可修改。</w:t>
+            </w:r>
+          </w:p>
+        </w:tc>
+        <w:tc>
+          <w:tcPr>
+            <w:tcW w:type="dxa" w:w="1247"/>
+          </w:tcPr>
+          <w:p>
+            <w:pPr>
+              <w:spacing w:before="40" w:after="40"/>
+              <w:jc w:val="center"/>
+            </w:pPr>
+            <w:r/>
+            <w:r>
+              <w:rPr>
+                <w:rFonts w:ascii="標楷體" w:hAnsi="標楷體" w:eastAsia="標楷體"/>
+                <w:b w:val="0"/>
+                <w:sz w:val="24"/>
+              </w:rPr>
+            </w:r>
+          </w:p>
+        </w:tc>
+        <w:tc>
+          <w:tcPr>
+            <w:tcW w:type="dxa" w:w="1247"/>
+          </w:tcPr>
+          <w:p>
+            <w:pPr>
+              <w:spacing w:before="40" w:after="40"/>
+              <w:jc w:val="center"/>
+            </w:pPr>
+            <w:r/>
+            <w:r>
+              <w:rPr>
+                <w:rFonts w:ascii="標楷體" w:hAnsi="標楷體" w:eastAsia="標楷體"/>
+                <w:b w:val="0"/>
+                <w:sz w:val="24"/>
+              </w:rPr>
+            </w:r>
+          </w:p>
+        </w:tc>
+      </w:tr>
+      <w:tr>
+        <w:tc>
+          <w:tcPr>
+            <w:tcW w:type="dxa" w:w="907"/>
+          </w:tcPr>
+          <w:p>
+            <w:pPr>
+              <w:spacing w:before="40" w:after="40"/>
+              <w:jc w:val="center"/>
+            </w:pPr>
+            <w:r/>
+            <w:r>
+              <w:rPr>
+                <w:rFonts w:ascii="標楷體" w:hAnsi="標楷體" w:eastAsia="標楷體"/>
+                <w:b w:val="0"/>
+                <w:sz w:val="22"/>
+              </w:rPr>
+              <w:t>11</w:t>
+            </w:r>
+          </w:p>
+        </w:tc>
+        <w:tc>
+          <w:tcPr>
+            <w:tcW w:type="dxa" w:w="6236"/>
+          </w:tcPr>
+          <w:p>
+            <w:pPr>
+              <w:spacing w:before="40" w:after="40"/>
+              <w:jc w:val="left"/>
+            </w:pPr>
+            <w:r/>
+            <w:r>
+              <w:rPr>
+                <w:rFonts w:ascii="標楷體" w:hAnsi="標楷體" w:eastAsia="標楷體"/>
+                <w:b w:val="0"/>
+                <w:sz w:val="22"/>
+              </w:rPr>
+              <w:t>修改「說明」並儲存，清單該列的說明欄應更新；「執行時點」欄不受影響（兩者各自獨立）。</w:t>
+            </w:r>
+          </w:p>
+        </w:tc>
+        <w:tc>
+          <w:tcPr>
+            <w:tcW w:type="dxa" w:w="1247"/>
+          </w:tcPr>
+          <w:p>
+            <w:pPr>
+              <w:spacing w:before="40" w:after="40"/>
+              <w:jc w:val="center"/>
+            </w:pPr>
+            <w:r/>
+            <w:r>
+              <w:rPr>
+                <w:rFonts w:ascii="標楷體" w:hAnsi="標楷體" w:eastAsia="標楷體"/>
+                <w:b w:val="0"/>
+                <w:sz w:val="24"/>
+              </w:rPr>
+            </w:r>
+          </w:p>
+        </w:tc>
+        <w:tc>
+          <w:tcPr>
+            <w:tcW w:type="dxa" w:w="1247"/>
+          </w:tcPr>
+          <w:p>
+            <w:pPr>
+              <w:spacing w:before="40" w:after="40"/>
+              <w:jc w:val="center"/>
+            </w:pPr>
+            <w:r/>
+            <w:r>
+              <w:rPr>
+                <w:rFonts w:ascii="標楷體" w:hAnsi="標楷體" w:eastAsia="標楷體"/>
+                <w:b w:val="0"/>
+                <w:sz w:val="24"/>
+              </w:rPr>
+            </w:r>
+          </w:p>
+        </w:tc>
+      </w:tr>
+      <w:tr>
+        <w:tc>
+          <w:tcPr>
+            <w:tcW w:type="dxa" w:w="907"/>
+          </w:tcPr>
+          <w:p>
+            <w:pPr>
+              <w:spacing w:before="40" w:after="40"/>
+              <w:jc w:val="center"/>
+            </w:pPr>
+            <w:r/>
+            <w:r>
+              <w:rPr>
+                <w:rFonts w:ascii="標楷體" w:hAnsi="標楷體" w:eastAsia="標楷體"/>
+                <w:b w:val="0"/>
+                <w:sz w:val="22"/>
+              </w:rPr>
+              <w:t>12</w:t>
+            </w:r>
+          </w:p>
+        </w:tc>
+        <w:tc>
+          <w:tcPr>
+            <w:tcW w:type="dxa" w:w="6236"/>
+          </w:tcPr>
+          <w:p>
+            <w:pPr>
+              <w:spacing w:before="40" w:after="40"/>
+              <w:jc w:val="left"/>
+            </w:pPr>
+            <w:r/>
+            <w:r>
+              <w:rPr>
+                <w:rFonts w:ascii="標楷體" w:hAnsi="標楷體" w:eastAsia="標楷體"/>
+                <w:b w:val="0"/>
+                <w:sz w:val="22"/>
+              </w:rPr>
+              <w:t>清單每列的操作欄應只有「執行歷程」與「編輯」兩個入口，無任何手動補跑或立即執行的按鈕。</w:t>
             </w:r>
           </w:p>
         </w:tc>

--- a/docs/manuals/測試報告/DP-平台管理模組.docx
+++ b/docs/manuals/測試報告/DP-平台管理模組.docx
@@ -226,7 +226,7 @@
           </w:tcPr>
           <w:p>
             <w:r>
-              <w:t>2026/10/05</w:t>
+              <w:t>2026/10/06</w:t>
             </w:r>
           </w:p>
         </w:tc>
@@ -384,7 +384,7 @@
               <w:jc w:val="center"/>
             </w:pPr>
             <w:r>
-              <w:t>2026/10/05</w:t>
+              <w:t>2026/10/06</w:t>
             </w:r>
           </w:p>
         </w:tc>
@@ -2349,7 +2349,7 @@
                 <w:b w:val="0"/>
                 <w:sz w:val="22"/>
               </w:rPr>
-              <w:t>對目前登入中的本人帳號按「停用」，應被擋下並提示無法停用自己的帳號。</w:t>
+              <w:t>對因閒置被排程停用之帳號按「啟用」但不登入，次日每日排程執行後，該帳號應再次變為已停用。</w:t>
             </w:r>
           </w:p>
         </w:tc>
@@ -2429,7 +2429,7 @@
                 <w:b w:val="0"/>
                 <w:sz w:val="22"/>
               </w:rPr>
-              <w:t>停用某模組的最後一名管理者，系統應允許（不檢核至少保留一名管理者）；測畢立即按「啟用」恢復。</w:t>
+              <w:t>對目前登入中的本人帳號按「停用」，應被擋下並提示無法停用自己的帳號。</w:t>
             </w:r>
           </w:p>
         </w:tc>
@@ -3421,7 +3421,7 @@
                 <w:b w:val="0"/>
                 <w:sz w:val="22"/>
               </w:rPr>
-              <w:t>教育訓練分頁的角色欄為「管理者／教師／學員」，文件管理分頁為「管理者／編輯者／審核者／閱覽者」。</w:t>
+              <w:t>於文件管理分頁查詢已停用帳號，該列應標示「已停用」，其角色核取方塊與「編輯」皆不可操作——連已持有的角色也不可取消。</w:t>
             </w:r>
           </w:p>
         </w:tc>
@@ -3501,7 +3501,7 @@
                 <w:b w:val="0"/>
                 <w:sz w:val="22"/>
               </w:rPr>
-              <w:t>已停用帳號該列應標示「已停用」，其角色核取方塊與「編輯」皆不可操作——連已持有的角色也不可撤除。</w:t>
+              <w:t>勾選某使用者的一個角色，畫面應顯示「角色 / 標籤已更新並即時生效」，且無須另按儲存；重新查詢後該勾選仍在。</w:t>
             </w:r>
           </w:p>
         </w:tc>
@@ -3581,7 +3581,7 @@
                 <w:b w:val="0"/>
                 <w:sz w:val="22"/>
               </w:rPr>
-              <w:t>勾選某使用者的一個角色，畫面應顯示「角色 / 標籤已更新並即時生效」，且無須另按儲存；重新查詢後該勾選仍在。</w:t>
+              <w:t>對自己目前登入的帳號取消管理者角色，應被擋下並提示無法取消自己的管理者角色。</w:t>
             </w:r>
           </w:p>
         </w:tc>
@@ -3661,7 +3661,7 @@
                 <w:b w:val="0"/>
                 <w:sz w:val="22"/>
               </w:rPr>
-              <w:t>對自己目前登入的帳號取消管理者角色，應被擋下並提示無法取消自己的管理者角色。</w:t>
+              <w:t>對同一使用者同時勾選兩個以上角色，應全部可並存（權限取聯集）。</w:t>
             </w:r>
           </w:p>
         </w:tc>
@@ -3741,7 +3741,7 @@
                 <w:b w:val="0"/>
                 <w:sz w:val="22"/>
               </w:rPr>
-              <w:t>對同一使用者同時勾選兩個以上角色，應全部可並存（權限取聯集）。</w:t>
+              <w:t>為某使用者勾選文件管理的閱覽者後，以該帳號登入應可進入文件管理的功能，不需重新指派或等待。</w:t>
             </w:r>
           </w:p>
         </w:tc>
@@ -3821,7 +3821,7 @@
                 <w:b w:val="0"/>
                 <w:sz w:val="22"/>
               </w:rPr>
-              <w:t>撤除某模組最後一名管理者的管理者角色，系統應允許（不檢核至少保留一名）；測畢立即指派回去。</w:t>
+              <w:t>於文件管理分頁按「編輯」，新增一組「單位 + 職位」並儲存，該列的可見對象欄應顯示該組配對。</w:t>
             </w:r>
           </w:p>
         </w:tc>
@@ -3901,7 +3901,7 @@
                 <w:b w:val="0"/>
                 <w:sz w:val="22"/>
               </w:rPr>
-              <w:t>為某使用者勾選文件管理的閱覽者後，以該帳號登入應可進入文件管理的功能，不需重新指派或等待。</w:t>
+              <w:t>新增一列但只選「單位」未選「職位」，視窗應先提示未選完的列將被略過，儲存後該列不應出現在可見對象欄。</w:t>
             </w:r>
           </w:p>
         </w:tc>
@@ -3981,7 +3981,7 @@
                 <w:b w:val="0"/>
                 <w:sz w:val="22"/>
               </w:rPr>
-              <w:t>於文件管理分頁按「編輯」，新增一組「單位 + 職位」並儲存，該列的可見對象欄應顯示該組配對。</w:t>
+              <w:t>移除一組既有的可見對象並儲存，該組應自欄位消失，其餘組別不受影響。</w:t>
             </w:r>
           </w:p>
         </w:tc>
@@ -4061,7 +4061,7 @@
                 <w:b w:val="0"/>
                 <w:sz w:val="22"/>
               </w:rPr>
-              <w:t>新增一列但只選「單位」未選「職位」，視窗應先提示未選完的列將被略過，儲存後該列不應出現在可見對象欄。</w:t>
+              <w:t>於教育訓練分頁按「編輯」，勾選兩個受訓單位標籤並儲存，該列的受訓單位標籤欄應同時顯示兩者。</w:t>
             </w:r>
           </w:p>
         </w:tc>
@@ -4141,167 +4141,7 @@
                 <w:b w:val="0"/>
                 <w:sz w:val="22"/>
               </w:rPr>
-              <w:t>移除一組既有的可見對象並儲存，該組應自欄位消失，其餘組別不受影響。</w:t>
-            </w:r>
-          </w:p>
-        </w:tc>
-        <w:tc>
-          <w:tcPr>
-            <w:tcW w:type="dxa" w:w="1247"/>
-          </w:tcPr>
-          <w:p>
-            <w:pPr>
-              <w:spacing w:before="40" w:after="40"/>
-              <w:jc w:val="center"/>
-            </w:pPr>
-            <w:r/>
-            <w:r>
-              <w:rPr>
-                <w:rFonts w:ascii="標楷體" w:hAnsi="標楷體" w:eastAsia="標楷體"/>
-                <w:b w:val="0"/>
-                <w:sz w:val="24"/>
-              </w:rPr>
-            </w:r>
-          </w:p>
-        </w:tc>
-        <w:tc>
-          <w:tcPr>
-            <w:tcW w:type="dxa" w:w="1247"/>
-          </w:tcPr>
-          <w:p>
-            <w:pPr>
-              <w:spacing w:before="40" w:after="40"/>
-              <w:jc w:val="center"/>
-            </w:pPr>
-            <w:r/>
-            <w:r>
-              <w:rPr>
-                <w:rFonts w:ascii="標楷體" w:hAnsi="標楷體" w:eastAsia="標楷體"/>
-                <w:b w:val="0"/>
-                <w:sz w:val="24"/>
-              </w:rPr>
-            </w:r>
-          </w:p>
-        </w:tc>
-      </w:tr>
-      <w:tr>
-        <w:tc>
-          <w:tcPr>
-            <w:tcW w:type="dxa" w:w="907"/>
-          </w:tcPr>
-          <w:p>
-            <w:pPr>
-              <w:spacing w:before="40" w:after="40"/>
-              <w:jc w:val="center"/>
-            </w:pPr>
-            <w:r/>
-            <w:r>
-              <w:rPr>
-                <w:rFonts w:ascii="標楷體" w:hAnsi="標楷體" w:eastAsia="標楷體"/>
-                <w:b w:val="0"/>
-                <w:sz w:val="22"/>
-              </w:rPr>
-              <w:t>13</w:t>
-            </w:r>
-          </w:p>
-        </w:tc>
-        <w:tc>
-          <w:tcPr>
-            <w:tcW w:type="dxa" w:w="6236"/>
-          </w:tcPr>
-          <w:p>
-            <w:pPr>
-              <w:spacing w:before="40" w:after="40"/>
-              <w:jc w:val="left"/>
-            </w:pPr>
-            <w:r/>
-            <w:r>
-              <w:rPr>
-                <w:rFonts w:ascii="標楷體" w:hAnsi="標楷體" w:eastAsia="標楷體"/>
-                <w:b w:val="0"/>
-                <w:sz w:val="22"/>
-              </w:rPr>
-              <w:t>於教育訓練分頁按「編輯」，勾選兩個受訓單位標籤並儲存，該列的受訓單位標籤欄應同時顯示兩者。</w:t>
-            </w:r>
-          </w:p>
-        </w:tc>
-        <w:tc>
-          <w:tcPr>
-            <w:tcW w:type="dxa" w:w="1247"/>
-          </w:tcPr>
-          <w:p>
-            <w:pPr>
-              <w:spacing w:before="40" w:after="40"/>
-              <w:jc w:val="center"/>
-            </w:pPr>
-            <w:r/>
-            <w:r>
-              <w:rPr>
-                <w:rFonts w:ascii="標楷體" w:hAnsi="標楷體" w:eastAsia="標楷體"/>
-                <w:b w:val="0"/>
-                <w:sz w:val="24"/>
-              </w:rPr>
-            </w:r>
-          </w:p>
-        </w:tc>
-        <w:tc>
-          <w:tcPr>
-            <w:tcW w:type="dxa" w:w="1247"/>
-          </w:tcPr>
-          <w:p>
-            <w:pPr>
-              <w:spacing w:before="40" w:after="40"/>
-              <w:jc w:val="center"/>
-            </w:pPr>
-            <w:r/>
-            <w:r>
-              <w:rPr>
-                <w:rFonts w:ascii="標楷體" w:hAnsi="標楷體" w:eastAsia="標楷體"/>
-                <w:b w:val="0"/>
-                <w:sz w:val="24"/>
-              </w:rPr>
-            </w:r>
-          </w:p>
-        </w:tc>
-      </w:tr>
-      <w:tr>
-        <w:tc>
-          <w:tcPr>
-            <w:tcW w:type="dxa" w:w="907"/>
-          </w:tcPr>
-          <w:p>
-            <w:pPr>
-              <w:spacing w:before="40" w:after="40"/>
-              <w:jc w:val="center"/>
-            </w:pPr>
-            <w:r/>
-            <w:r>
-              <w:rPr>
-                <w:rFonts w:ascii="標楷體" w:hAnsi="標楷體" w:eastAsia="標楷體"/>
-                <w:b w:val="0"/>
-                <w:sz w:val="22"/>
-              </w:rPr>
-              <w:t>14</w:t>
-            </w:r>
-          </w:p>
-        </w:tc>
-        <w:tc>
-          <w:tcPr>
-            <w:tcW w:type="dxa" w:w="6236"/>
-          </w:tcPr>
-          <w:p>
-            <w:pPr>
-              <w:spacing w:before="40" w:after="40"/>
-              <w:jc w:val="left"/>
-            </w:pPr>
-            <w:r/>
-            <w:r>
-              <w:rPr>
-                <w:rFonts w:ascii="標楷體" w:hAnsi="標楷體" w:eastAsia="標楷體"/>
-                <w:b w:val="0"/>
-                <w:sz w:val="22"/>
-              </w:rPr>
-              <w:t>教育訓練的群組編輯視窗應為可複選的標籤清單，不出現「單位」「職位」兩個下拉（兩個模組的授權形狀不同）。</w:t>
+              <w:t>為受指派的一般使用者新增受訓單位標籤甲並儲存，該員應立即出現在掛標籤甲之已發布課程的學員清單中，並收到一封列出該課程的通知信。</w:t>
             </w:r>
           </w:p>
         </w:tc>
@@ -4893,7 +4733,7 @@
                 <w:b w:val="0"/>
                 <w:sz w:val="22"/>
               </w:rPr>
-              <w:t>「執行時點」欄應為 Cron 換算出的中文時點並標示 UTC，例如 Cron 為 `0 8 * * *` 時顯示「每日 08:00 UTC」。</w:t>
+              <w:t>「執行時點（台灣時間）」欄應為 Cron 換算出的中文時點，例如 Cron 為 `0 8 * * *` 時顯示「每日 08:00」。</w:t>
             </w:r>
           </w:p>
         </w:tc>
@@ -4973,7 +4813,7 @@
                 <w:b w:val="0"/>
                 <w:sz w:val="22"/>
               </w:rPr>
-              <w:t>同一列的「執行時點」（UTC）與「下次執行」（本地時間）應相差八小時，兩者皆非空白。</w:t>
+              <w:t>Cron 為 `0 8 * * *` 之排程，「下次執行」應為某日 08:00，與「執行時點」所示時刻一致（Cron 以台灣時間解讀）。</w:t>
             </w:r>
           </w:p>
         </w:tc>
@@ -5453,7 +5293,7 @@
                 <w:b w:val="0"/>
                 <w:sz w:val="22"/>
               </w:rPr>
-              <w:t>將某排程的「啟用」關閉並儲存，該列狀態應變為停用且「下次執行」欄變空白；重新啟用後恢復顯示。</w:t>
+              <w:t>將某排程的「啟用」關閉並儲存，該列狀態應變為停用且「下次執行」欄顯示「—」；重新啟用後恢復顯示。</w:t>
             </w:r>
           </w:p>
         </w:tc>

--- a/docs/manuals/測試報告/DP-平台管理模組.docx
+++ b/docs/manuals/測試報告/DP-平台管理模組.docx
@@ -226,7 +226,7 @@
           </w:tcPr>
           <w:p>
             <w:r>
-              <w:t>2026/10/06</w:t>
+              <w:t>2026/10/07</w:t>
             </w:r>
           </w:p>
         </w:tc>
@@ -384,7 +384,7 @@
               <w:jc w:val="center"/>
             </w:pPr>
             <w:r>
-              <w:t>2026/10/06</w:t>
+              <w:t>2026/10/07</w:t>
             </w:r>
           </w:p>
         </w:tc>
@@ -3901,7 +3901,7 @@
                 <w:b w:val="0"/>
                 <w:sz w:val="22"/>
               </w:rPr>
-              <w:t>新增一列但只選「單位」未選「職位」，視窗應先提示未選完的列將被略過，儲存後該列不應出現在可見對象欄。</w:t>
+              <w:t>新增一列只選「單位」未選「職位」即按「儲存」，視窗不應關閉，職位欄應標出紅框並提示補選或刪除；按該列的移除鈕後再儲存，可見對象欄不應出現該列。</w:t>
             </w:r>
           </w:p>
         </w:tc>
@@ -4061,7 +4061,7 @@
                 <w:b w:val="0"/>
                 <w:sz w:val="22"/>
               </w:rPr>
-              <w:t>於教育訓練分頁按「編輯」，勾選兩個受訓單位標籤並儲存，該列的受訓單位標籤欄應同時顯示兩者。</w:t>
+              <w:t>於教育訓練分頁按「編輯」，視窗應同樣以「單位」「職位」兩個下拉呈現；新增兩組配對並儲存，該列的受訓對象欄應同時顯示兩組。</w:t>
             </w:r>
           </w:p>
         </w:tc>
@@ -4141,7 +4141,87 @@
                 <w:b w:val="0"/>
                 <w:sz w:val="22"/>
               </w:rPr>
-              <w:t>為受指派的一般使用者新增受訓單位標籤甲並儲存，該員應立即出現在掛標籤甲之已發布課程的學員清單中，並收到一封列出該課程的通知信。</w:t>
+              <w:t>為受指派的一般使用者新增「單位乙 + 職位甲」並儲存（職位相同、單位不同），該員不應出現在掛「單位甲 + 職位甲」之課程的學員清單中。</w:t>
+            </w:r>
+          </w:p>
+        </w:tc>
+        <w:tc>
+          <w:tcPr>
+            <w:tcW w:type="dxa" w:w="1247"/>
+          </w:tcPr>
+          <w:p>
+            <w:pPr>
+              <w:spacing w:before="40" w:after="40"/>
+              <w:jc w:val="center"/>
+            </w:pPr>
+            <w:r/>
+            <w:r>
+              <w:rPr>
+                <w:rFonts w:ascii="標楷體" w:hAnsi="標楷體" w:eastAsia="標楷體"/>
+                <w:b w:val="0"/>
+                <w:sz w:val="24"/>
+              </w:rPr>
+            </w:r>
+          </w:p>
+        </w:tc>
+        <w:tc>
+          <w:tcPr>
+            <w:tcW w:type="dxa" w:w="1247"/>
+          </w:tcPr>
+          <w:p>
+            <w:pPr>
+              <w:spacing w:before="40" w:after="40"/>
+              <w:jc w:val="center"/>
+            </w:pPr>
+            <w:r/>
+            <w:r>
+              <w:rPr>
+                <w:rFonts w:ascii="標楷體" w:hAnsi="標楷體" w:eastAsia="標楷體"/>
+                <w:b w:val="0"/>
+                <w:sz w:val="24"/>
+              </w:rPr>
+            </w:r>
+          </w:p>
+        </w:tc>
+      </w:tr>
+      <w:tr>
+        <w:tc>
+          <w:tcPr>
+            <w:tcW w:type="dxa" w:w="907"/>
+          </w:tcPr>
+          <w:p>
+            <w:pPr>
+              <w:spacing w:before="40" w:after="40"/>
+              <w:jc w:val="center"/>
+            </w:pPr>
+            <w:r/>
+            <w:r>
+              <w:rPr>
+                <w:rFonts w:ascii="標楷體" w:hAnsi="標楷體" w:eastAsia="標楷體"/>
+                <w:b w:val="0"/>
+                <w:sz w:val="22"/>
+              </w:rPr>
+              <w:t>13</w:t>
+            </w:r>
+          </w:p>
+        </w:tc>
+        <w:tc>
+          <w:tcPr>
+            <w:tcW w:type="dxa" w:w="6236"/>
+          </w:tcPr>
+          <w:p>
+            <w:pPr>
+              <w:spacing w:before="40" w:after="40"/>
+              <w:jc w:val="left"/>
+            </w:pPr>
+            <w:r/>
+            <w:r>
+              <w:rPr>
+                <w:rFonts w:ascii="標楷體" w:hAnsi="標楷體" w:eastAsia="標楷體"/>
+                <w:b w:val="0"/>
+                <w:sz w:val="22"/>
+              </w:rPr>
+              <w:t>再為同一使用者新增「單位甲 + 職位甲」並儲存，該員應立即出現在該課程的學員清單中，並收到一封列出該課程的通知信。</w:t>
             </w:r>
           </w:p>
         </w:tc>

--- a/docs/manuals/測試報告/DP-平台管理模組.docx
+++ b/docs/manuals/測試報告/DP-平台管理模組.docx
@@ -226,7 +226,7 @@
           </w:tcPr>
           <w:p>
             <w:r>
-              <w:t>2026/10/07</w:t>
+              <w:t>2026/10/08</w:t>
             </w:r>
           </w:p>
         </w:tc>
@@ -384,7 +384,7 @@
               <w:jc w:val="center"/>
             </w:pPr>
             <w:r>
-              <w:t>2026/10/07</w:t>
+              <w:t>2026/10/08</w:t>
             </w:r>
           </w:p>
         </w:tc>
@@ -4222,6 +4222,1398 @@
                 <w:sz w:val="22"/>
               </w:rPr>
               <w:t>再為同一使用者新增「單位甲 + 職位甲」並儲存，該員應立即出現在該課程的學員清單中，並收到一封列出該課程的通知信。</w:t>
+            </w:r>
+          </w:p>
+        </w:tc>
+        <w:tc>
+          <w:tcPr>
+            <w:tcW w:type="dxa" w:w="1247"/>
+          </w:tcPr>
+          <w:p>
+            <w:pPr>
+              <w:spacing w:before="40" w:after="40"/>
+              <w:jc w:val="center"/>
+            </w:pPr>
+            <w:r/>
+            <w:r>
+              <w:rPr>
+                <w:rFonts w:ascii="標楷體" w:hAnsi="標楷體" w:eastAsia="標楷體"/>
+                <w:b w:val="0"/>
+                <w:sz w:val="24"/>
+              </w:rPr>
+            </w:r>
+          </w:p>
+        </w:tc>
+        <w:tc>
+          <w:tcPr>
+            <w:tcW w:type="dxa" w:w="1247"/>
+          </w:tcPr>
+          <w:p>
+            <w:pPr>
+              <w:spacing w:before="40" w:after="40"/>
+              <w:jc w:val="center"/>
+            </w:pPr>
+            <w:r/>
+            <w:r>
+              <w:rPr>
+                <w:rFonts w:ascii="標楷體" w:hAnsi="標楷體" w:eastAsia="標楷體"/>
+                <w:b w:val="0"/>
+                <w:sz w:val="24"/>
+              </w:rPr>
+            </w:r>
+          </w:p>
+        </w:tc>
+      </w:tr>
+    </w:tbl>
+    <w:p>
+      <w:pPr>
+        <w:pStyle w:val="1"/>
+        <w:pageBreakBefore/>
+      </w:pPr>
+      <w:r>
+        <w:t>DP03 系統參數與清單維護</w:t>
+      </w:r>
+    </w:p>
+    <w:tbl>
+      <w:tblPr>
+        <w:tblStyle w:val="aff2"/>
+        <w:tblW w:type="auto" w:w="0"/>
+        <w:jc w:val="center"/>
+        <w:tblLayout w:type="fixed"/>
+        <w:tblLook w:firstColumn="1" w:firstRow="1" w:lastColumn="0" w:lastRow="0" w:noHBand="0" w:noVBand="1" w:val="04A0"/>
+      </w:tblPr>
+      <w:tblGrid>
+        <w:gridCol w:w="2340"/>
+        <w:gridCol w:w="2340"/>
+        <w:gridCol w:w="2340"/>
+        <w:gridCol w:w="2340"/>
+      </w:tblGrid>
+      <w:tr>
+        <w:tc>
+          <w:tcPr>
+            <w:tcW w:type="dxa" w:w="9638"/>
+            <w:gridSpan w:val="4"/>
+          </w:tcPr>
+          <w:p>
+            <w:pPr>
+              <w:spacing w:before="40" w:after="40"/>
+              <w:jc w:val="center"/>
+            </w:pPr>
+            <w:r/>
+            <w:r>
+              <w:rPr>
+                <w:rFonts w:ascii="標楷體" w:hAnsi="標楷體" w:eastAsia="標楷體"/>
+                <w:b/>
+                <w:sz w:val="32"/>
+                <w:spacing w:val="80"/>
+              </w:rPr>
+              <w:t>國防醫學大學三軍總醫院測試報告</w:t>
+            </w:r>
+          </w:p>
+        </w:tc>
+      </w:tr>
+      <w:tr>
+        <w:tc>
+          <w:tcPr>
+            <w:tcW w:type="dxa" w:w="1474"/>
+          </w:tcPr>
+          <w:p>
+            <w:pPr>
+              <w:spacing w:before="40" w:after="40"/>
+              <w:jc w:val="center"/>
+            </w:pPr>
+            <w:r/>
+            <w:r>
+              <w:rPr>
+                <w:rFonts w:ascii="標楷體" w:hAnsi="標楷體" w:eastAsia="標楷體"/>
+                <w:b w:val="0"/>
+                <w:sz w:val="24"/>
+              </w:rPr>
+              <w:t>購案名稱</w:t>
+            </w:r>
+          </w:p>
+        </w:tc>
+        <w:tc>
+          <w:tcPr>
+            <w:tcW w:type="dxa" w:w="3628"/>
+          </w:tcPr>
+          <w:p>
+            <w:pPr>
+              <w:spacing w:before="40" w:after="40"/>
+              <w:jc w:val="center"/>
+            </w:pPr>
+            <w:r/>
+            <w:r>
+              <w:rPr>
+                <w:rFonts w:ascii="標楷體" w:hAnsi="標楷體" w:eastAsia="標楷體"/>
+                <w:b w:val="0"/>
+                <w:sz w:val="24"/>
+              </w:rPr>
+              <w:t>國軍醫院設立捐血站裝備整備案</w:t>
+            </w:r>
+          </w:p>
+        </w:tc>
+        <w:tc>
+          <w:tcPr>
+            <w:tcW w:type="dxa" w:w="1928"/>
+          </w:tcPr>
+          <w:p>
+            <w:pPr>
+              <w:spacing w:before="40" w:after="40"/>
+              <w:jc w:val="center"/>
+            </w:pPr>
+            <w:r/>
+            <w:r>
+              <w:rPr>
+                <w:rFonts w:ascii="標楷體" w:hAnsi="標楷體" w:eastAsia="標楷體"/>
+                <w:b w:val="0"/>
+                <w:sz w:val="24"/>
+              </w:rPr>
+              <w:t>單位主管用印</w:t>
+            </w:r>
+          </w:p>
+        </w:tc>
+        <w:tc>
+          <w:tcPr>
+            <w:tcW w:type="dxa" w:w="2608"/>
+          </w:tcPr>
+          <w:p>
+            <w:pPr>
+              <w:spacing w:before="40" w:after="40"/>
+              <w:jc w:val="center"/>
+            </w:pPr>
+            <w:r/>
+            <w:r>
+              <w:rPr>
+                <w:rFonts w:ascii="標楷體" w:hAnsi="標楷體" w:eastAsia="標楷體"/>
+                <w:b w:val="0"/>
+                <w:sz w:val="24"/>
+              </w:rPr>
+            </w:r>
+          </w:p>
+        </w:tc>
+      </w:tr>
+      <w:tr>
+        <w:tc>
+          <w:tcPr>
+            <w:tcW w:type="dxa" w:w="1474"/>
+          </w:tcPr>
+          <w:p>
+            <w:pPr>
+              <w:spacing w:before="40" w:after="40"/>
+              <w:jc w:val="center"/>
+            </w:pPr>
+            <w:r/>
+            <w:r>
+              <w:rPr>
+                <w:rFonts w:ascii="標楷體" w:hAnsi="標楷體" w:eastAsia="標楷體"/>
+                <w:b w:val="0"/>
+                <w:sz w:val="24"/>
+              </w:rPr>
+              <w:t>測試單位</w:t>
+            </w:r>
+          </w:p>
+        </w:tc>
+        <w:tc>
+          <w:tcPr>
+            <w:tcW w:type="dxa" w:w="3628"/>
+          </w:tcPr>
+          <w:p>
+            <w:pPr>
+              <w:spacing w:before="40" w:after="40"/>
+              <w:jc w:val="center"/>
+            </w:pPr>
+            <w:r/>
+            <w:r>
+              <w:rPr>
+                <w:rFonts w:ascii="標楷體" w:hAnsi="標楷體" w:eastAsia="標楷體"/>
+                <w:b w:val="0"/>
+                <w:sz w:val="24"/>
+              </w:rPr>
+            </w:r>
+          </w:p>
+        </w:tc>
+        <w:tc>
+          <w:tcPr>
+            <w:tcW w:type="dxa" w:w="1928"/>
+          </w:tcPr>
+          <w:p>
+            <w:pPr>
+              <w:spacing w:before="40" w:after="40"/>
+              <w:jc w:val="center"/>
+            </w:pPr>
+            <w:r/>
+            <w:r>
+              <w:rPr>
+                <w:rFonts w:ascii="標楷體" w:hAnsi="標楷體" w:eastAsia="標楷體"/>
+                <w:b w:val="0"/>
+                <w:sz w:val="24"/>
+              </w:rPr>
+              <w:t>測試人員</w:t>
+            </w:r>
+          </w:p>
+        </w:tc>
+        <w:tc>
+          <w:tcPr>
+            <w:tcW w:type="dxa" w:w="2608"/>
+          </w:tcPr>
+          <w:p>
+            <w:pPr>
+              <w:spacing w:before="40" w:after="40"/>
+              <w:jc w:val="center"/>
+            </w:pPr>
+            <w:r/>
+            <w:r>
+              <w:rPr>
+                <w:rFonts w:ascii="標楷體" w:hAnsi="標楷體" w:eastAsia="標楷體"/>
+                <w:b w:val="0"/>
+                <w:sz w:val="24"/>
+              </w:rPr>
+            </w:r>
+          </w:p>
+        </w:tc>
+      </w:tr>
+      <w:tr>
+        <w:tc>
+          <w:tcPr>
+            <w:tcW w:type="dxa" w:w="1474"/>
+          </w:tcPr>
+          <w:p>
+            <w:pPr>
+              <w:spacing w:before="40" w:after="40"/>
+              <w:jc w:val="center"/>
+            </w:pPr>
+            <w:r/>
+            <w:r>
+              <w:rPr>
+                <w:rFonts w:ascii="標楷體" w:hAnsi="標楷體" w:eastAsia="標楷體"/>
+                <w:b w:val="0"/>
+                <w:sz w:val="24"/>
+              </w:rPr>
+              <w:t>測試日期</w:t>
+            </w:r>
+          </w:p>
+        </w:tc>
+        <w:tc>
+          <w:tcPr>
+            <w:tcW w:type="dxa" w:w="3628"/>
+          </w:tcPr>
+          <w:p>
+            <w:pPr>
+              <w:spacing w:before="40" w:after="40"/>
+              <w:jc w:val="center"/>
+            </w:pPr>
+            <w:r/>
+            <w:r>
+              <w:rPr>
+                <w:rFonts w:ascii="標楷體" w:hAnsi="標楷體" w:eastAsia="標楷體"/>
+                <w:b w:val="0"/>
+                <w:sz w:val="24"/>
+              </w:rPr>
+            </w:r>
+          </w:p>
+        </w:tc>
+        <w:tc>
+          <w:tcPr>
+            <w:tcW w:type="dxa" w:w="1928"/>
+          </w:tcPr>
+          <w:p>
+            <w:pPr>
+              <w:spacing w:before="40" w:after="40"/>
+              <w:jc w:val="center"/>
+            </w:pPr>
+            <w:r/>
+            <w:r>
+              <w:rPr>
+                <w:rFonts w:ascii="標楷體" w:hAnsi="標楷體" w:eastAsia="標楷體"/>
+                <w:b w:val="0"/>
+                <w:sz w:val="24"/>
+              </w:rPr>
+              <w:t>測試完畢日期</w:t>
+            </w:r>
+          </w:p>
+        </w:tc>
+        <w:tc>
+          <w:tcPr>
+            <w:tcW w:type="dxa" w:w="2608"/>
+          </w:tcPr>
+          <w:p>
+            <w:pPr>
+              <w:spacing w:before="40" w:after="40"/>
+              <w:jc w:val="center"/>
+            </w:pPr>
+            <w:r/>
+            <w:r>
+              <w:rPr>
+                <w:rFonts w:ascii="標楷體" w:hAnsi="標楷體" w:eastAsia="標楷體"/>
+                <w:b w:val="0"/>
+                <w:sz w:val="24"/>
+              </w:rPr>
+            </w:r>
+          </w:p>
+        </w:tc>
+      </w:tr>
+    </w:tbl>
+    <w:p/>
+    <w:tbl>
+      <w:tblPr>
+        <w:tblStyle w:val="aff2"/>
+        <w:tblW w:type="auto" w:w="0"/>
+        <w:jc w:val="center"/>
+        <w:tblLayout w:type="fixed"/>
+        <w:tblLook w:firstColumn="1" w:firstRow="1" w:lastColumn="0" w:lastRow="0" w:noHBand="0" w:noVBand="1" w:val="04A0"/>
+      </w:tblPr>
+      <w:tblGrid>
+        <w:gridCol w:w="2340"/>
+        <w:gridCol w:w="2340"/>
+        <w:gridCol w:w="2340"/>
+        <w:gridCol w:w="2340"/>
+      </w:tblGrid>
+      <w:tr>
+        <w:trPr>
+          <w:tblHeader w:val="true"/>
+        </w:trPr>
+        <w:tc>
+          <w:tcPr>
+            <w:tcW w:type="dxa" w:w="907"/>
+            <w:vMerge w:val="restart"/>
+          </w:tcPr>
+          <w:p>
+            <w:pPr>
+              <w:spacing w:before="40" w:after="40"/>
+              <w:jc w:val="center"/>
+            </w:pPr>
+            <w:r/>
+            <w:r>
+              <w:rPr>
+                <w:rFonts w:ascii="標楷體" w:hAnsi="標楷體" w:eastAsia="標楷體"/>
+                <w:b w:val="0"/>
+                <w:sz w:val="24"/>
+              </w:rPr>
+              <w:t>項次</w:t>
+            </w:r>
+          </w:p>
+        </w:tc>
+        <w:tc>
+          <w:tcPr>
+            <w:tcW w:type="dxa" w:w="6236"/>
+            <w:vMerge w:val="restart"/>
+          </w:tcPr>
+          <w:p>
+            <w:pPr>
+              <w:spacing w:before="40" w:after="40"/>
+              <w:jc w:val="center"/>
+            </w:pPr>
+            <w:r/>
+            <w:r>
+              <w:rPr>
+                <w:rFonts w:ascii="標楷體" w:hAnsi="標楷體" w:eastAsia="標楷體"/>
+                <w:b w:val="0"/>
+                <w:sz w:val="24"/>
+              </w:rPr>
+              <w:t>測試內容</w:t>
+            </w:r>
+          </w:p>
+        </w:tc>
+        <w:tc>
+          <w:tcPr>
+            <w:tcW w:type="dxa" w:w="2494"/>
+            <w:gridSpan w:val="2"/>
+          </w:tcPr>
+          <w:p>
+            <w:pPr>
+              <w:spacing w:before="40" w:after="40"/>
+              <w:jc w:val="center"/>
+            </w:pPr>
+            <w:r/>
+            <w:r>
+              <w:rPr>
+                <w:rFonts w:ascii="標楷體" w:hAnsi="標楷體" w:eastAsia="標楷體"/>
+                <w:b w:val="0"/>
+                <w:sz w:val="24"/>
+              </w:rPr>
+              <w:t>測試人員勾選</w:t>
+            </w:r>
+          </w:p>
+        </w:tc>
+      </w:tr>
+      <w:tr>
+        <w:trPr>
+          <w:tblHeader w:val="true"/>
+        </w:trPr>
+        <w:tc>
+          <w:tcPr>
+            <w:tcW w:type="dxa" w:w="907"/>
+            <w:vMerge/>
+          </w:tcPr>
+          <w:p/>
+        </w:tc>
+        <w:tc>
+          <w:tcPr>
+            <w:tcW w:type="dxa" w:w="6236"/>
+            <w:vMerge/>
+          </w:tcPr>
+          <w:p/>
+        </w:tc>
+        <w:tc>
+          <w:tcPr>
+            <w:tcW w:type="dxa" w:w="1247"/>
+          </w:tcPr>
+          <w:p>
+            <w:pPr>
+              <w:spacing w:before="40" w:after="40"/>
+              <w:jc w:val="center"/>
+            </w:pPr>
+            <w:r/>
+            <w:r>
+              <w:rPr>
+                <w:rFonts w:ascii="標楷體" w:hAnsi="標楷體" w:eastAsia="標楷體"/>
+                <w:b w:val="0"/>
+                <w:sz w:val="24"/>
+              </w:rPr>
+              <w:t>合格</w:t>
+            </w:r>
+          </w:p>
+        </w:tc>
+        <w:tc>
+          <w:tcPr>
+            <w:tcW w:type="dxa" w:w="1247"/>
+          </w:tcPr>
+          <w:p>
+            <w:pPr>
+              <w:spacing w:before="40" w:after="40"/>
+              <w:jc w:val="center"/>
+            </w:pPr>
+            <w:r/>
+            <w:r>
+              <w:rPr>
+                <w:rFonts w:ascii="標楷體" w:hAnsi="標楷體" w:eastAsia="標楷體"/>
+                <w:b w:val="0"/>
+                <w:sz w:val="24"/>
+              </w:rPr>
+              <w:t>不合格</w:t>
+            </w:r>
+          </w:p>
+        </w:tc>
+      </w:tr>
+      <w:tr>
+        <w:tc>
+          <w:tcPr>
+            <w:tcW w:type="dxa" w:w="907"/>
+          </w:tcPr>
+          <w:p>
+            <w:pPr>
+              <w:spacing w:before="40" w:after="40"/>
+              <w:jc w:val="center"/>
+            </w:pPr>
+            <w:r/>
+            <w:r>
+              <w:rPr>
+                <w:rFonts w:ascii="標楷體" w:hAnsi="標楷體" w:eastAsia="標楷體"/>
+                <w:b w:val="0"/>
+                <w:sz w:val="22"/>
+              </w:rPr>
+              <w:t>1</w:t>
+            </w:r>
+          </w:p>
+        </w:tc>
+        <w:tc>
+          <w:tcPr>
+            <w:tcW w:type="dxa" w:w="6236"/>
+          </w:tcPr>
+          <w:p>
+            <w:pPr>
+              <w:spacing w:before="40" w:after="40"/>
+              <w:jc w:val="left"/>
+            </w:pPr>
+            <w:r/>
+            <w:r>
+              <w:rPr>
+                <w:rFonts w:ascii="標楷體" w:hAnsi="標楷體" w:eastAsia="標楷體"/>
+                <w:b w:val="0"/>
+                <w:sz w:val="22"/>
+              </w:rPr>
+              <w:t>以只具文件管理管理者身分的帳號進入，應只看到「平台（共用）」與「文件管理（DM）」兩個分頁；兩模組管理者應看到三個分頁。</w:t>
+            </w:r>
+          </w:p>
+        </w:tc>
+        <w:tc>
+          <w:tcPr>
+            <w:tcW w:type="dxa" w:w="1247"/>
+          </w:tcPr>
+          <w:p>
+            <w:pPr>
+              <w:spacing w:before="40" w:after="40"/>
+              <w:jc w:val="center"/>
+            </w:pPr>
+            <w:r/>
+            <w:r>
+              <w:rPr>
+                <w:rFonts w:ascii="標楷體" w:hAnsi="標楷體" w:eastAsia="標楷體"/>
+                <w:b w:val="0"/>
+                <w:sz w:val="24"/>
+              </w:rPr>
+            </w:r>
+          </w:p>
+        </w:tc>
+        <w:tc>
+          <w:tcPr>
+            <w:tcW w:type="dxa" w:w="1247"/>
+          </w:tcPr>
+          <w:p>
+            <w:pPr>
+              <w:spacing w:before="40" w:after="40"/>
+              <w:jc w:val="center"/>
+            </w:pPr>
+            <w:r/>
+            <w:r>
+              <w:rPr>
+                <w:rFonts w:ascii="標楷體" w:hAnsi="標楷體" w:eastAsia="標楷體"/>
+                <w:b w:val="0"/>
+                <w:sz w:val="24"/>
+              </w:rPr>
+            </w:r>
+          </w:p>
+        </w:tc>
+      </w:tr>
+      <w:tr>
+        <w:tc>
+          <w:tcPr>
+            <w:tcW w:type="dxa" w:w="907"/>
+          </w:tcPr>
+          <w:p>
+            <w:pPr>
+              <w:spacing w:before="40" w:after="40"/>
+              <w:jc w:val="center"/>
+            </w:pPr>
+            <w:r/>
+            <w:r>
+              <w:rPr>
+                <w:rFonts w:ascii="標楷體" w:hAnsi="標楷體" w:eastAsia="標楷體"/>
+                <w:b w:val="0"/>
+                <w:sz w:val="22"/>
+              </w:rPr>
+              <w:t>2</w:t>
+            </w:r>
+          </w:p>
+        </w:tc>
+        <w:tc>
+          <w:tcPr>
+            <w:tcW w:type="dxa" w:w="6236"/>
+          </w:tcPr>
+          <w:p>
+            <w:pPr>
+              <w:spacing w:before="40" w:after="40"/>
+              <w:jc w:val="left"/>
+            </w:pPr>
+            <w:r/>
+            <w:r>
+              <w:rPr>
+                <w:rFonts w:ascii="標楷體" w:hAnsi="標楷體" w:eastAsia="標楷體"/>
+                <w:b w:val="0"/>
+                <w:sz w:val="22"/>
+              </w:rPr>
+              <w:t>修改「登入失敗鎖定次數」後按「儲存」，應先跳出平台級確認視窗；按「取消」後，欄位應還原為修改前的值。</w:t>
+            </w:r>
+          </w:p>
+        </w:tc>
+        <w:tc>
+          <w:tcPr>
+            <w:tcW w:type="dxa" w:w="1247"/>
+          </w:tcPr>
+          <w:p>
+            <w:pPr>
+              <w:spacing w:before="40" w:after="40"/>
+              <w:jc w:val="center"/>
+            </w:pPr>
+            <w:r/>
+            <w:r>
+              <w:rPr>
+                <w:rFonts w:ascii="標楷體" w:hAnsi="標楷體" w:eastAsia="標楷體"/>
+                <w:b w:val="0"/>
+                <w:sz w:val="24"/>
+              </w:rPr>
+            </w:r>
+          </w:p>
+        </w:tc>
+        <w:tc>
+          <w:tcPr>
+            <w:tcW w:type="dxa" w:w="1247"/>
+          </w:tcPr>
+          <w:p>
+            <w:pPr>
+              <w:spacing w:before="40" w:after="40"/>
+              <w:jc w:val="center"/>
+            </w:pPr>
+            <w:r/>
+            <w:r>
+              <w:rPr>
+                <w:rFonts w:ascii="標楷體" w:hAnsi="標楷體" w:eastAsia="標楷體"/>
+                <w:b w:val="0"/>
+                <w:sz w:val="24"/>
+              </w:rPr>
+            </w:r>
+          </w:p>
+        </w:tc>
+      </w:tr>
+      <w:tr>
+        <w:tc>
+          <w:tcPr>
+            <w:tcW w:type="dxa" w:w="907"/>
+          </w:tcPr>
+          <w:p>
+            <w:pPr>
+              <w:spacing w:before="40" w:after="40"/>
+              <w:jc w:val="center"/>
+            </w:pPr>
+            <w:r/>
+            <w:r>
+              <w:rPr>
+                <w:rFonts w:ascii="標楷體" w:hAnsi="標楷體" w:eastAsia="標楷體"/>
+                <w:b w:val="0"/>
+                <w:sz w:val="22"/>
+              </w:rPr>
+              <w:t>3</w:t>
+            </w:r>
+          </w:p>
+        </w:tc>
+        <w:tc>
+          <w:tcPr>
+            <w:tcW w:type="dxa" w:w="6236"/>
+          </w:tcPr>
+          <w:p>
+            <w:pPr>
+              <w:spacing w:before="40" w:after="40"/>
+              <w:jc w:val="left"/>
+            </w:pPr>
+            <w:r/>
+            <w:r>
+              <w:rPr>
+                <w:rFonts w:ascii="標楷體" w:hAnsi="標楷體" w:eastAsia="標楷體"/>
+                <w:b w:val="0"/>
+                <w:sz w:val="22"/>
+              </w:rPr>
+              <w:t>承上再按「儲存」並「確定儲存」，應提示「已儲存並即時生效」，清單上的參數值隨即更新。</w:t>
+            </w:r>
+          </w:p>
+        </w:tc>
+        <w:tc>
+          <w:tcPr>
+            <w:tcW w:type="dxa" w:w="1247"/>
+          </w:tcPr>
+          <w:p>
+            <w:pPr>
+              <w:spacing w:before="40" w:after="40"/>
+              <w:jc w:val="center"/>
+            </w:pPr>
+            <w:r/>
+            <w:r>
+              <w:rPr>
+                <w:rFonts w:ascii="標楷體" w:hAnsi="標楷體" w:eastAsia="標楷體"/>
+                <w:b w:val="0"/>
+                <w:sz w:val="24"/>
+              </w:rPr>
+            </w:r>
+          </w:p>
+        </w:tc>
+        <w:tc>
+          <w:tcPr>
+            <w:tcW w:type="dxa" w:w="1247"/>
+          </w:tcPr>
+          <w:p>
+            <w:pPr>
+              <w:spacing w:before="40" w:after="40"/>
+              <w:jc w:val="center"/>
+            </w:pPr>
+            <w:r/>
+            <w:r>
+              <w:rPr>
+                <w:rFonts w:ascii="標楷體" w:hAnsi="標楷體" w:eastAsia="標楷體"/>
+                <w:b w:val="0"/>
+                <w:sz w:val="24"/>
+              </w:rPr>
+            </w:r>
+          </w:p>
+        </w:tc>
+      </w:tr>
+      <w:tr>
+        <w:tc>
+          <w:tcPr>
+            <w:tcW w:type="dxa" w:w="907"/>
+          </w:tcPr>
+          <w:p>
+            <w:pPr>
+              <w:spacing w:before="40" w:after="40"/>
+              <w:jc w:val="center"/>
+            </w:pPr>
+            <w:r/>
+            <w:r>
+              <w:rPr>
+                <w:rFonts w:ascii="標楷體" w:hAnsi="標楷體" w:eastAsia="標楷體"/>
+                <w:b w:val="0"/>
+                <w:sz w:val="22"/>
+              </w:rPr>
+              <w:t>4</w:t>
+            </w:r>
+          </w:p>
+        </w:tc>
+        <w:tc>
+          <w:tcPr>
+            <w:tcW w:type="dxa" w:w="6236"/>
+          </w:tcPr>
+          <w:p>
+            <w:pPr>
+              <w:spacing w:before="40" w:after="40"/>
+              <w:jc w:val="left"/>
+            </w:pPr>
+            <w:r/>
+            <w:r>
+              <w:rPr>
+                <w:rFonts w:ascii="標楷體" w:hAnsi="標楷體" w:eastAsia="標楷體"/>
+                <w:b w:val="0"/>
+                <w:sz w:val="22"/>
+              </w:rPr>
+              <w:t>將「帳號鎖定時間（分鐘）」設為 1441 並儲存，應被擋下並提示參數值不合法，參數值維持原值。</w:t>
+            </w:r>
+          </w:p>
+        </w:tc>
+        <w:tc>
+          <w:tcPr>
+            <w:tcW w:type="dxa" w:w="1247"/>
+          </w:tcPr>
+          <w:p>
+            <w:pPr>
+              <w:spacing w:before="40" w:after="40"/>
+              <w:jc w:val="center"/>
+            </w:pPr>
+            <w:r/>
+            <w:r>
+              <w:rPr>
+                <w:rFonts w:ascii="標楷體" w:hAnsi="標楷體" w:eastAsia="標楷體"/>
+                <w:b w:val="0"/>
+                <w:sz w:val="24"/>
+              </w:rPr>
+            </w:r>
+          </w:p>
+        </w:tc>
+        <w:tc>
+          <w:tcPr>
+            <w:tcW w:type="dxa" w:w="1247"/>
+          </w:tcPr>
+          <w:p>
+            <w:pPr>
+              <w:spacing w:before="40" w:after="40"/>
+              <w:jc w:val="center"/>
+            </w:pPr>
+            <w:r/>
+            <w:r>
+              <w:rPr>
+                <w:rFonts w:ascii="標楷體" w:hAnsi="標楷體" w:eastAsia="標楷體"/>
+                <w:b w:val="0"/>
+                <w:sz w:val="24"/>
+              </w:rPr>
+            </w:r>
+          </w:p>
+        </w:tc>
+      </w:tr>
+      <w:tr>
+        <w:tc>
+          <w:tcPr>
+            <w:tcW w:type="dxa" w:w="907"/>
+          </w:tcPr>
+          <w:p>
+            <w:pPr>
+              <w:spacing w:before="40" w:after="40"/>
+              <w:jc w:val="center"/>
+            </w:pPr>
+            <w:r/>
+            <w:r>
+              <w:rPr>
+                <w:rFonts w:ascii="標楷體" w:hAnsi="標楷體" w:eastAsia="標楷體"/>
+                <w:b w:val="0"/>
+                <w:sz w:val="22"/>
+              </w:rPr>
+              <w:t>5</w:t>
+            </w:r>
+          </w:p>
+        </w:tc>
+        <w:tc>
+          <w:tcPr>
+            <w:tcW w:type="dxa" w:w="6236"/>
+          </w:tcPr>
+          <w:p>
+            <w:pPr>
+              <w:spacing w:before="40" w:after="40"/>
+              <w:jc w:val="left"/>
+            </w:pPr>
+            <w:r/>
+            <w:r>
+              <w:rPr>
+                <w:rFonts w:ascii="標楷體" w:hAnsi="標楷體" w:eastAsia="標楷體"/>
+                <w:b w:val="0"/>
+                <w:sz w:val="22"/>
+              </w:rPr>
+              <w:t>將「密碼到期提醒天數」設為與「密碼最長效期」相同並儲存，應被擋下並提示參數值不合法。</w:t>
+            </w:r>
+          </w:p>
+        </w:tc>
+        <w:tc>
+          <w:tcPr>
+            <w:tcW w:type="dxa" w:w="1247"/>
+          </w:tcPr>
+          <w:p>
+            <w:pPr>
+              <w:spacing w:before="40" w:after="40"/>
+              <w:jc w:val="center"/>
+            </w:pPr>
+            <w:r/>
+            <w:r>
+              <w:rPr>
+                <w:rFonts w:ascii="標楷體" w:hAnsi="標楷體" w:eastAsia="標楷體"/>
+                <w:b w:val="0"/>
+                <w:sz w:val="24"/>
+              </w:rPr>
+            </w:r>
+          </w:p>
+        </w:tc>
+        <w:tc>
+          <w:tcPr>
+            <w:tcW w:type="dxa" w:w="1247"/>
+          </w:tcPr>
+          <w:p>
+            <w:pPr>
+              <w:spacing w:before="40" w:after="40"/>
+              <w:jc w:val="center"/>
+            </w:pPr>
+            <w:r/>
+            <w:r>
+              <w:rPr>
+                <w:rFonts w:ascii="標楷體" w:hAnsi="標楷體" w:eastAsia="標楷體"/>
+                <w:b w:val="0"/>
+                <w:sz w:val="24"/>
+              </w:rPr>
+            </w:r>
+          </w:p>
+        </w:tc>
+      </w:tr>
+      <w:tr>
+        <w:tc>
+          <w:tcPr>
+            <w:tcW w:type="dxa" w:w="907"/>
+          </w:tcPr>
+          <w:p>
+            <w:pPr>
+              <w:spacing w:before="40" w:after="40"/>
+              <w:jc w:val="center"/>
+            </w:pPr>
+            <w:r/>
+            <w:r>
+              <w:rPr>
+                <w:rFonts w:ascii="標楷體" w:hAnsi="標楷體" w:eastAsia="標楷體"/>
+                <w:b w:val="0"/>
+                <w:sz w:val="22"/>
+              </w:rPr>
+              <w:t>6</w:t>
+            </w:r>
+          </w:p>
+        </w:tc>
+        <w:tc>
+          <w:tcPr>
+            <w:tcW w:type="dxa" w:w="6236"/>
+          </w:tcPr>
+          <w:p>
+            <w:pPr>
+              <w:spacing w:before="40" w:after="40"/>
+              <w:jc w:val="left"/>
+            </w:pPr>
+            <w:r/>
+            <w:r>
+              <w:rPr>
+                <w:rFonts w:ascii="標楷體" w:hAnsi="標楷體" w:eastAsia="標楷體"/>
+                <w:b w:val="0"/>
+                <w:sz w:val="22"/>
+              </w:rPr>
+              <w:t>於文件管理分頁修改「催辦門檻天數」並儲存，不應跳出平台級確認視窗，應直接提示「已儲存並即時生效」。</w:t>
+            </w:r>
+          </w:p>
+        </w:tc>
+        <w:tc>
+          <w:tcPr>
+            <w:tcW w:type="dxa" w:w="1247"/>
+          </w:tcPr>
+          <w:p>
+            <w:pPr>
+              <w:spacing w:before="40" w:after="40"/>
+              <w:jc w:val="center"/>
+            </w:pPr>
+            <w:r/>
+            <w:r>
+              <w:rPr>
+                <w:rFonts w:ascii="標楷體" w:hAnsi="標楷體" w:eastAsia="標楷體"/>
+                <w:b w:val="0"/>
+                <w:sz w:val="24"/>
+              </w:rPr>
+            </w:r>
+          </w:p>
+        </w:tc>
+        <w:tc>
+          <w:tcPr>
+            <w:tcW w:type="dxa" w:w="1247"/>
+          </w:tcPr>
+          <w:p>
+            <w:pPr>
+              <w:spacing w:before="40" w:after="40"/>
+              <w:jc w:val="center"/>
+            </w:pPr>
+            <w:r/>
+            <w:r>
+              <w:rPr>
+                <w:rFonts w:ascii="標楷體" w:hAnsi="標楷體" w:eastAsia="標楷體"/>
+                <w:b w:val="0"/>
+                <w:sz w:val="24"/>
+              </w:rPr>
+            </w:r>
+          </w:p>
+        </w:tc>
+      </w:tr>
+      <w:tr>
+        <w:tc>
+          <w:tcPr>
+            <w:tcW w:type="dxa" w:w="907"/>
+          </w:tcPr>
+          <w:p>
+            <w:pPr>
+              <w:spacing w:before="40" w:after="40"/>
+              <w:jc w:val="center"/>
+            </w:pPr>
+            <w:r/>
+            <w:r>
+              <w:rPr>
+                <w:rFonts w:ascii="標楷體" w:hAnsi="標楷體" w:eastAsia="標楷體"/>
+                <w:b w:val="0"/>
+                <w:sz w:val="22"/>
+              </w:rPr>
+              <w:t>7</w:t>
+            </w:r>
+          </w:p>
+        </w:tc>
+        <w:tc>
+          <w:tcPr>
+            <w:tcW w:type="dxa" w:w="6236"/>
+          </w:tcPr>
+          <w:p>
+            <w:pPr>
+              <w:spacing w:before="40" w:after="40"/>
+              <w:jc w:val="left"/>
+            </w:pPr>
+            <w:r/>
+            <w:r>
+              <w:rPr>
+                <w:rFonts w:ascii="標楷體" w:hAnsi="標楷體" w:eastAsia="標楷體"/>
+                <w:b w:val="0"/>
+                <w:sz w:val="22"/>
+              </w:rPr>
+              <w:t>於「文件分類」填入新增代碼 ZTCAT01 與新增名稱後按「新增」，該分類應出現在清單中，且於 DM08 新增文件時的分類下拉可選。</w:t>
+            </w:r>
+          </w:p>
+        </w:tc>
+        <w:tc>
+          <w:tcPr>
+            <w:tcW w:type="dxa" w:w="1247"/>
+          </w:tcPr>
+          <w:p>
+            <w:pPr>
+              <w:spacing w:before="40" w:after="40"/>
+              <w:jc w:val="center"/>
+            </w:pPr>
+            <w:r/>
+            <w:r>
+              <w:rPr>
+                <w:rFonts w:ascii="標楷體" w:hAnsi="標楷體" w:eastAsia="標楷體"/>
+                <w:b w:val="0"/>
+                <w:sz w:val="24"/>
+              </w:rPr>
+            </w:r>
+          </w:p>
+        </w:tc>
+        <w:tc>
+          <w:tcPr>
+            <w:tcW w:type="dxa" w:w="1247"/>
+          </w:tcPr>
+          <w:p>
+            <w:pPr>
+              <w:spacing w:before="40" w:after="40"/>
+              <w:jc w:val="center"/>
+            </w:pPr>
+            <w:r/>
+            <w:r>
+              <w:rPr>
+                <w:rFonts w:ascii="標楷體" w:hAnsi="標楷體" w:eastAsia="標楷體"/>
+                <w:b w:val="0"/>
+                <w:sz w:val="24"/>
+              </w:rPr>
+            </w:r>
+          </w:p>
+        </w:tc>
+      </w:tr>
+      <w:tr>
+        <w:tc>
+          <w:tcPr>
+            <w:tcW w:type="dxa" w:w="907"/>
+          </w:tcPr>
+          <w:p>
+            <w:pPr>
+              <w:spacing w:before="40" w:after="40"/>
+              <w:jc w:val="center"/>
+            </w:pPr>
+            <w:r/>
+            <w:r>
+              <w:rPr>
+                <w:rFonts w:ascii="標楷體" w:hAnsi="標楷體" w:eastAsia="標楷體"/>
+                <w:b w:val="0"/>
+                <w:sz w:val="22"/>
+              </w:rPr>
+              <w:t>8</w:t>
+            </w:r>
+          </w:p>
+        </w:tc>
+        <w:tc>
+          <w:tcPr>
+            <w:tcW w:type="dxa" w:w="6236"/>
+          </w:tcPr>
+          <w:p>
+            <w:pPr>
+              <w:spacing w:before="40" w:after="40"/>
+              <w:jc w:val="left"/>
+            </w:pPr>
+            <w:r/>
+            <w:r>
+              <w:rPr>
+                <w:rFonts w:ascii="標楷體" w:hAnsi="標楷體" w:eastAsia="標楷體"/>
+                <w:b w:val="0"/>
+                <w:sz w:val="22"/>
+              </w:rPr>
+              <w:t>再以相同代碼 ZTCAT01 新增一次，應被擋下並提示分類碼已存在。</w:t>
+            </w:r>
+          </w:p>
+        </w:tc>
+        <w:tc>
+          <w:tcPr>
+            <w:tcW w:type="dxa" w:w="1247"/>
+          </w:tcPr>
+          <w:p>
+            <w:pPr>
+              <w:spacing w:before="40" w:after="40"/>
+              <w:jc w:val="center"/>
+            </w:pPr>
+            <w:r/>
+            <w:r>
+              <w:rPr>
+                <w:rFonts w:ascii="標楷體" w:hAnsi="標楷體" w:eastAsia="標楷體"/>
+                <w:b w:val="0"/>
+                <w:sz w:val="24"/>
+              </w:rPr>
+            </w:r>
+          </w:p>
+        </w:tc>
+        <w:tc>
+          <w:tcPr>
+            <w:tcW w:type="dxa" w:w="1247"/>
+          </w:tcPr>
+          <w:p>
+            <w:pPr>
+              <w:spacing w:before="40" w:after="40"/>
+              <w:jc w:val="center"/>
+            </w:pPr>
+            <w:r/>
+            <w:r>
+              <w:rPr>
+                <w:rFonts w:ascii="標楷體" w:hAnsi="標楷體" w:eastAsia="標楷體"/>
+                <w:b w:val="0"/>
+                <w:sz w:val="24"/>
+              </w:rPr>
+            </w:r>
+          </w:p>
+        </w:tc>
+      </w:tr>
+      <w:tr>
+        <w:tc>
+          <w:tcPr>
+            <w:tcW w:type="dxa" w:w="907"/>
+          </w:tcPr>
+          <w:p>
+            <w:pPr>
+              <w:spacing w:before="40" w:after="40"/>
+              <w:jc w:val="center"/>
+            </w:pPr>
+            <w:r/>
+            <w:r>
+              <w:rPr>
+                <w:rFonts w:ascii="標楷體" w:hAnsi="標楷體" w:eastAsia="標楷體"/>
+                <w:b w:val="0"/>
+                <w:sz w:val="22"/>
+              </w:rPr>
+              <w:t>9</w:t>
+            </w:r>
+          </w:p>
+        </w:tc>
+        <w:tc>
+          <w:tcPr>
+            <w:tcW w:type="dxa" w:w="6236"/>
+          </w:tcPr>
+          <w:p>
+            <w:pPr>
+              <w:spacing w:before="40" w:after="40"/>
+              <w:jc w:val="left"/>
+            </w:pPr>
+            <w:r/>
+            <w:r>
+              <w:rPr>
+                <w:rFonts w:ascii="標楷體" w:hAnsi="標楷體" w:eastAsia="標楷體"/>
+                <w:b w:val="0"/>
+                <w:sz w:val="22"/>
+              </w:rPr>
+              <w:t>將 ZTCAT01 改名並按同列「儲存」，DM08 的分類下拉應顯示新名稱；該列代碼應無法修改。</w:t>
+            </w:r>
+          </w:p>
+        </w:tc>
+        <w:tc>
+          <w:tcPr>
+            <w:tcW w:type="dxa" w:w="1247"/>
+          </w:tcPr>
+          <w:p>
+            <w:pPr>
+              <w:spacing w:before="40" w:after="40"/>
+              <w:jc w:val="center"/>
+            </w:pPr>
+            <w:r/>
+            <w:r>
+              <w:rPr>
+                <w:rFonts w:ascii="標楷體" w:hAnsi="標楷體" w:eastAsia="標楷體"/>
+                <w:b w:val="0"/>
+                <w:sz w:val="24"/>
+              </w:rPr>
+            </w:r>
+          </w:p>
+        </w:tc>
+        <w:tc>
+          <w:tcPr>
+            <w:tcW w:type="dxa" w:w="1247"/>
+          </w:tcPr>
+          <w:p>
+            <w:pPr>
+              <w:spacing w:before="40" w:after="40"/>
+              <w:jc w:val="center"/>
+            </w:pPr>
+            <w:r/>
+            <w:r>
+              <w:rPr>
+                <w:rFonts w:ascii="標楷體" w:hAnsi="標楷體" w:eastAsia="標楷體"/>
+                <w:b w:val="0"/>
+                <w:sz w:val="24"/>
+              </w:rPr>
+            </w:r>
+          </w:p>
+        </w:tc>
+      </w:tr>
+      <w:tr>
+        <w:tc>
+          <w:tcPr>
+            <w:tcW w:type="dxa" w:w="907"/>
+          </w:tcPr>
+          <w:p>
+            <w:pPr>
+              <w:spacing w:before="40" w:after="40"/>
+              <w:jc w:val="center"/>
+            </w:pPr>
+            <w:r/>
+            <w:r>
+              <w:rPr>
+                <w:rFonts w:ascii="標楷體" w:hAnsi="標楷體" w:eastAsia="標楷體"/>
+                <w:b w:val="0"/>
+                <w:sz w:val="22"/>
+              </w:rPr>
+              <w:t>10</w:t>
+            </w:r>
+          </w:p>
+        </w:tc>
+        <w:tc>
+          <w:tcPr>
+            <w:tcW w:type="dxa" w:w="6236"/>
+          </w:tcPr>
+          <w:p>
+            <w:pPr>
+              <w:spacing w:before="40" w:after="40"/>
+              <w:jc w:val="left"/>
+            </w:pPr>
+            <w:r/>
+            <w:r>
+              <w:rPr>
+                <w:rFonts w:ascii="標楷體" w:hAnsi="標楷體" w:eastAsia="標楷體"/>
+                <w:b w:val="0"/>
+                <w:sz w:val="22"/>
+              </w:rPr>
+              <w:t>對 ZTCAT01 按「停用」並「確定停用」，應標示「已停用」且 DM08 的分類下拉不再列出；按「啟用」後應恢復可選。</w:t>
+            </w:r>
+          </w:p>
+        </w:tc>
+        <w:tc>
+          <w:tcPr>
+            <w:tcW w:type="dxa" w:w="1247"/>
+          </w:tcPr>
+          <w:p>
+            <w:pPr>
+              <w:spacing w:before="40" w:after="40"/>
+              <w:jc w:val="center"/>
+            </w:pPr>
+            <w:r/>
+            <w:r>
+              <w:rPr>
+                <w:rFonts w:ascii="標楷體" w:hAnsi="標楷體" w:eastAsia="標楷體"/>
+                <w:b w:val="0"/>
+                <w:sz w:val="24"/>
+              </w:rPr>
+            </w:r>
+          </w:p>
+        </w:tc>
+        <w:tc>
+          <w:tcPr>
+            <w:tcW w:type="dxa" w:w="1247"/>
+          </w:tcPr>
+          <w:p>
+            <w:pPr>
+              <w:spacing w:before="40" w:after="40"/>
+              <w:jc w:val="center"/>
+            </w:pPr>
+            <w:r/>
+            <w:r>
+              <w:rPr>
+                <w:rFonts w:ascii="標楷體" w:hAnsi="標楷體" w:eastAsia="標楷體"/>
+                <w:b w:val="0"/>
+                <w:sz w:val="24"/>
+              </w:rPr>
+            </w:r>
+          </w:p>
+        </w:tc>
+      </w:tr>
+      <w:tr>
+        <w:tc>
+          <w:tcPr>
+            <w:tcW w:type="dxa" w:w="907"/>
+          </w:tcPr>
+          <w:p>
+            <w:pPr>
+              <w:spacing w:before="40" w:after="40"/>
+              <w:jc w:val="center"/>
+            </w:pPr>
+            <w:r/>
+            <w:r>
+              <w:rPr>
+                <w:rFonts w:ascii="標楷體" w:hAnsi="標楷體" w:eastAsia="標楷體"/>
+                <w:b w:val="0"/>
+                <w:sz w:val="22"/>
+              </w:rPr>
+              <w:t>11</w:t>
+            </w:r>
+          </w:p>
+        </w:tc>
+        <w:tc>
+          <w:tcPr>
+            <w:tcW w:type="dxa" w:w="6236"/>
+          </w:tcPr>
+          <w:p>
+            <w:pPr>
+              <w:spacing w:before="40" w:after="40"/>
+              <w:jc w:val="left"/>
+            </w:pPr>
+            <w:r/>
+            <w:r>
+              <w:rPr>
+                <w:rFonts w:ascii="標楷體" w:hAnsi="標楷體" w:eastAsia="標楷體"/>
+                <w:b w:val="0"/>
+                <w:sz w:val="22"/>
+              </w:rPr>
+              <w:t>停用已被使用的單位，結果訊息應為「已停用，至少影響 N 份文件、M 位使用者」，N、M 為該單位的使用數。</w:t>
+            </w:r>
+          </w:p>
+        </w:tc>
+        <w:tc>
+          <w:tcPr>
+            <w:tcW w:type="dxa" w:w="1247"/>
+          </w:tcPr>
+          <w:p>
+            <w:pPr>
+              <w:spacing w:before="40" w:after="40"/>
+              <w:jc w:val="center"/>
+            </w:pPr>
+            <w:r/>
+            <w:r>
+              <w:rPr>
+                <w:rFonts w:ascii="標楷體" w:hAnsi="標楷體" w:eastAsia="標楷體"/>
+                <w:b w:val="0"/>
+                <w:sz w:val="24"/>
+              </w:rPr>
+            </w:r>
+          </w:p>
+        </w:tc>
+        <w:tc>
+          <w:tcPr>
+            <w:tcW w:type="dxa" w:w="1247"/>
+          </w:tcPr>
+          <w:p>
+            <w:pPr>
+              <w:spacing w:before="40" w:after="40"/>
+              <w:jc w:val="center"/>
+            </w:pPr>
+            <w:r/>
+            <w:r>
+              <w:rPr>
+                <w:rFonts w:ascii="標楷體" w:hAnsi="標楷體" w:eastAsia="標楷體"/>
+                <w:b w:val="0"/>
+                <w:sz w:val="24"/>
+              </w:rPr>
+            </w:r>
+          </w:p>
+        </w:tc>
+      </w:tr>
+      <w:tr>
+        <w:tc>
+          <w:tcPr>
+            <w:tcW w:type="dxa" w:w="907"/>
+          </w:tcPr>
+          <w:p>
+            <w:pPr>
+              <w:spacing w:before="40" w:after="40"/>
+              <w:jc w:val="center"/>
+            </w:pPr>
+            <w:r/>
+            <w:r>
+              <w:rPr>
+                <w:rFonts w:ascii="標楷體" w:hAnsi="標楷體" w:eastAsia="標楷體"/>
+                <w:b w:val="0"/>
+                <w:sz w:val="22"/>
+              </w:rPr>
+              <w:t>12</w:t>
+            </w:r>
+          </w:p>
+        </w:tc>
+        <w:tc>
+          <w:tcPr>
+            <w:tcW w:type="dxa" w:w="6236"/>
+          </w:tcPr>
+          <w:p>
+            <w:pPr>
+              <w:spacing w:before="40" w:after="40"/>
+              <w:jc w:val="left"/>
+            </w:pPr>
+            <w:r/>
+            <w:r>
+              <w:rPr>
+                <w:rFonts w:ascii="標楷體" w:hAnsi="標楷體" w:eastAsia="標楷體"/>
+                <w:b w:val="0"/>
+                <w:sz w:val="22"/>
+              </w:rPr>
+              <w:t>於教育訓練職位清單將「全體」改名並儲存，應被擋下並提示為系統內建通用值；對其按「停用」並確認，亦應被擋下。</w:t>
             </w:r>
           </w:p>
         </w:tc>

--- a/docs/manuals/測試報告/DP-平台管理模組.docx
+++ b/docs/manuals/測試報告/DP-平台管理模組.docx
@@ -5614,6 +5614,918 @@
                 <w:sz w:val="22"/>
               </w:rPr>
               <w:t>於教育訓練職位清單將「全體」改名並儲存，應被擋下並提示為系統內建通用值；對其按「停用」並確認，亦應被擋下。</w:t>
+            </w:r>
+          </w:p>
+        </w:tc>
+        <w:tc>
+          <w:tcPr>
+            <w:tcW w:type="dxa" w:w="1247"/>
+          </w:tcPr>
+          <w:p>
+            <w:pPr>
+              <w:spacing w:before="40" w:after="40"/>
+              <w:jc w:val="center"/>
+            </w:pPr>
+            <w:r/>
+            <w:r>
+              <w:rPr>
+                <w:rFonts w:ascii="標楷體" w:hAnsi="標楷體" w:eastAsia="標楷體"/>
+                <w:b w:val="0"/>
+                <w:sz w:val="24"/>
+              </w:rPr>
+            </w:r>
+          </w:p>
+        </w:tc>
+        <w:tc>
+          <w:tcPr>
+            <w:tcW w:type="dxa" w:w="1247"/>
+          </w:tcPr>
+          <w:p>
+            <w:pPr>
+              <w:spacing w:before="40" w:after="40"/>
+              <w:jc w:val="center"/>
+            </w:pPr>
+            <w:r/>
+            <w:r>
+              <w:rPr>
+                <w:rFonts w:ascii="標楷體" w:hAnsi="標楷體" w:eastAsia="標楷體"/>
+                <w:b w:val="0"/>
+                <w:sz w:val="24"/>
+              </w:rPr>
+            </w:r>
+          </w:p>
+        </w:tc>
+      </w:tr>
+    </w:tbl>
+    <w:p>
+      <w:pPr>
+        <w:pStyle w:val="1"/>
+        <w:pageBreakBefore/>
+      </w:pPr>
+      <w:r>
+        <w:t>DP04 通知範本維護</w:t>
+      </w:r>
+    </w:p>
+    <w:tbl>
+      <w:tblPr>
+        <w:tblStyle w:val="aff2"/>
+        <w:tblW w:type="auto" w:w="0"/>
+        <w:jc w:val="center"/>
+        <w:tblLayout w:type="fixed"/>
+        <w:tblLook w:firstColumn="1" w:firstRow="1" w:lastColumn="0" w:lastRow="0" w:noHBand="0" w:noVBand="1" w:val="04A0"/>
+      </w:tblPr>
+      <w:tblGrid>
+        <w:gridCol w:w="2340"/>
+        <w:gridCol w:w="2340"/>
+        <w:gridCol w:w="2340"/>
+        <w:gridCol w:w="2340"/>
+      </w:tblGrid>
+      <w:tr>
+        <w:tc>
+          <w:tcPr>
+            <w:tcW w:type="dxa" w:w="9638"/>
+            <w:gridSpan w:val="4"/>
+          </w:tcPr>
+          <w:p>
+            <w:pPr>
+              <w:spacing w:before="40" w:after="40"/>
+              <w:jc w:val="center"/>
+            </w:pPr>
+            <w:r/>
+            <w:r>
+              <w:rPr>
+                <w:rFonts w:ascii="標楷體" w:hAnsi="標楷體" w:eastAsia="標楷體"/>
+                <w:b/>
+                <w:sz w:val="32"/>
+                <w:spacing w:val="80"/>
+              </w:rPr>
+              <w:t>國防醫學大學三軍總醫院測試報告</w:t>
+            </w:r>
+          </w:p>
+        </w:tc>
+      </w:tr>
+      <w:tr>
+        <w:tc>
+          <w:tcPr>
+            <w:tcW w:type="dxa" w:w="1474"/>
+          </w:tcPr>
+          <w:p>
+            <w:pPr>
+              <w:spacing w:before="40" w:after="40"/>
+              <w:jc w:val="center"/>
+            </w:pPr>
+            <w:r/>
+            <w:r>
+              <w:rPr>
+                <w:rFonts w:ascii="標楷體" w:hAnsi="標楷體" w:eastAsia="標楷體"/>
+                <w:b w:val="0"/>
+                <w:sz w:val="24"/>
+              </w:rPr>
+              <w:t>購案名稱</w:t>
+            </w:r>
+          </w:p>
+        </w:tc>
+        <w:tc>
+          <w:tcPr>
+            <w:tcW w:type="dxa" w:w="3628"/>
+          </w:tcPr>
+          <w:p>
+            <w:pPr>
+              <w:spacing w:before="40" w:after="40"/>
+              <w:jc w:val="center"/>
+            </w:pPr>
+            <w:r/>
+            <w:r>
+              <w:rPr>
+                <w:rFonts w:ascii="標楷體" w:hAnsi="標楷體" w:eastAsia="標楷體"/>
+                <w:b w:val="0"/>
+                <w:sz w:val="24"/>
+              </w:rPr>
+              <w:t>國軍醫院設立捐血站裝備整備案</w:t>
+            </w:r>
+          </w:p>
+        </w:tc>
+        <w:tc>
+          <w:tcPr>
+            <w:tcW w:type="dxa" w:w="1928"/>
+          </w:tcPr>
+          <w:p>
+            <w:pPr>
+              <w:spacing w:before="40" w:after="40"/>
+              <w:jc w:val="center"/>
+            </w:pPr>
+            <w:r/>
+            <w:r>
+              <w:rPr>
+                <w:rFonts w:ascii="標楷體" w:hAnsi="標楷體" w:eastAsia="標楷體"/>
+                <w:b w:val="0"/>
+                <w:sz w:val="24"/>
+              </w:rPr>
+              <w:t>單位主管用印</w:t>
+            </w:r>
+          </w:p>
+        </w:tc>
+        <w:tc>
+          <w:tcPr>
+            <w:tcW w:type="dxa" w:w="2608"/>
+          </w:tcPr>
+          <w:p>
+            <w:pPr>
+              <w:spacing w:before="40" w:after="40"/>
+              <w:jc w:val="center"/>
+            </w:pPr>
+            <w:r/>
+            <w:r>
+              <w:rPr>
+                <w:rFonts w:ascii="標楷體" w:hAnsi="標楷體" w:eastAsia="標楷體"/>
+                <w:b w:val="0"/>
+                <w:sz w:val="24"/>
+              </w:rPr>
+            </w:r>
+          </w:p>
+        </w:tc>
+      </w:tr>
+      <w:tr>
+        <w:tc>
+          <w:tcPr>
+            <w:tcW w:type="dxa" w:w="1474"/>
+          </w:tcPr>
+          <w:p>
+            <w:pPr>
+              <w:spacing w:before="40" w:after="40"/>
+              <w:jc w:val="center"/>
+            </w:pPr>
+            <w:r/>
+            <w:r>
+              <w:rPr>
+                <w:rFonts w:ascii="標楷體" w:hAnsi="標楷體" w:eastAsia="標楷體"/>
+                <w:b w:val="0"/>
+                <w:sz w:val="24"/>
+              </w:rPr>
+              <w:t>測試單位</w:t>
+            </w:r>
+          </w:p>
+        </w:tc>
+        <w:tc>
+          <w:tcPr>
+            <w:tcW w:type="dxa" w:w="3628"/>
+          </w:tcPr>
+          <w:p>
+            <w:pPr>
+              <w:spacing w:before="40" w:after="40"/>
+              <w:jc w:val="center"/>
+            </w:pPr>
+            <w:r/>
+            <w:r>
+              <w:rPr>
+                <w:rFonts w:ascii="標楷體" w:hAnsi="標楷體" w:eastAsia="標楷體"/>
+                <w:b w:val="0"/>
+                <w:sz w:val="24"/>
+              </w:rPr>
+            </w:r>
+          </w:p>
+        </w:tc>
+        <w:tc>
+          <w:tcPr>
+            <w:tcW w:type="dxa" w:w="1928"/>
+          </w:tcPr>
+          <w:p>
+            <w:pPr>
+              <w:spacing w:before="40" w:after="40"/>
+              <w:jc w:val="center"/>
+            </w:pPr>
+            <w:r/>
+            <w:r>
+              <w:rPr>
+                <w:rFonts w:ascii="標楷體" w:hAnsi="標楷體" w:eastAsia="標楷體"/>
+                <w:b w:val="0"/>
+                <w:sz w:val="24"/>
+              </w:rPr>
+              <w:t>測試人員</w:t>
+            </w:r>
+          </w:p>
+        </w:tc>
+        <w:tc>
+          <w:tcPr>
+            <w:tcW w:type="dxa" w:w="2608"/>
+          </w:tcPr>
+          <w:p>
+            <w:pPr>
+              <w:spacing w:before="40" w:after="40"/>
+              <w:jc w:val="center"/>
+            </w:pPr>
+            <w:r/>
+            <w:r>
+              <w:rPr>
+                <w:rFonts w:ascii="標楷體" w:hAnsi="標楷體" w:eastAsia="標楷體"/>
+                <w:b w:val="0"/>
+                <w:sz w:val="24"/>
+              </w:rPr>
+            </w:r>
+          </w:p>
+        </w:tc>
+      </w:tr>
+      <w:tr>
+        <w:tc>
+          <w:tcPr>
+            <w:tcW w:type="dxa" w:w="1474"/>
+          </w:tcPr>
+          <w:p>
+            <w:pPr>
+              <w:spacing w:before="40" w:after="40"/>
+              <w:jc w:val="center"/>
+            </w:pPr>
+            <w:r/>
+            <w:r>
+              <w:rPr>
+                <w:rFonts w:ascii="標楷體" w:hAnsi="標楷體" w:eastAsia="標楷體"/>
+                <w:b w:val="0"/>
+                <w:sz w:val="24"/>
+              </w:rPr>
+              <w:t>測試日期</w:t>
+            </w:r>
+          </w:p>
+        </w:tc>
+        <w:tc>
+          <w:tcPr>
+            <w:tcW w:type="dxa" w:w="3628"/>
+          </w:tcPr>
+          <w:p>
+            <w:pPr>
+              <w:spacing w:before="40" w:after="40"/>
+              <w:jc w:val="center"/>
+            </w:pPr>
+            <w:r/>
+            <w:r>
+              <w:rPr>
+                <w:rFonts w:ascii="標楷體" w:hAnsi="標楷體" w:eastAsia="標楷體"/>
+                <w:b w:val="0"/>
+                <w:sz w:val="24"/>
+              </w:rPr>
+            </w:r>
+          </w:p>
+        </w:tc>
+        <w:tc>
+          <w:tcPr>
+            <w:tcW w:type="dxa" w:w="1928"/>
+          </w:tcPr>
+          <w:p>
+            <w:pPr>
+              <w:spacing w:before="40" w:after="40"/>
+              <w:jc w:val="center"/>
+            </w:pPr>
+            <w:r/>
+            <w:r>
+              <w:rPr>
+                <w:rFonts w:ascii="標楷體" w:hAnsi="標楷體" w:eastAsia="標楷體"/>
+                <w:b w:val="0"/>
+                <w:sz w:val="24"/>
+              </w:rPr>
+              <w:t>測試完畢日期</w:t>
+            </w:r>
+          </w:p>
+        </w:tc>
+        <w:tc>
+          <w:tcPr>
+            <w:tcW w:type="dxa" w:w="2608"/>
+          </w:tcPr>
+          <w:p>
+            <w:pPr>
+              <w:spacing w:before="40" w:after="40"/>
+              <w:jc w:val="center"/>
+            </w:pPr>
+            <w:r/>
+            <w:r>
+              <w:rPr>
+                <w:rFonts w:ascii="標楷體" w:hAnsi="標楷體" w:eastAsia="標楷體"/>
+                <w:b w:val="0"/>
+                <w:sz w:val="24"/>
+              </w:rPr>
+            </w:r>
+          </w:p>
+        </w:tc>
+      </w:tr>
+    </w:tbl>
+    <w:p/>
+    <w:tbl>
+      <w:tblPr>
+        <w:tblStyle w:val="aff2"/>
+        <w:tblW w:type="auto" w:w="0"/>
+        <w:jc w:val="center"/>
+        <w:tblLayout w:type="fixed"/>
+        <w:tblLook w:firstColumn="1" w:firstRow="1" w:lastColumn="0" w:lastRow="0" w:noHBand="0" w:noVBand="1" w:val="04A0"/>
+      </w:tblPr>
+      <w:tblGrid>
+        <w:gridCol w:w="2340"/>
+        <w:gridCol w:w="2340"/>
+        <w:gridCol w:w="2340"/>
+        <w:gridCol w:w="2340"/>
+      </w:tblGrid>
+      <w:tr>
+        <w:trPr>
+          <w:tblHeader w:val="true"/>
+        </w:trPr>
+        <w:tc>
+          <w:tcPr>
+            <w:tcW w:type="dxa" w:w="907"/>
+            <w:vMerge w:val="restart"/>
+          </w:tcPr>
+          <w:p>
+            <w:pPr>
+              <w:spacing w:before="40" w:after="40"/>
+              <w:jc w:val="center"/>
+            </w:pPr>
+            <w:r/>
+            <w:r>
+              <w:rPr>
+                <w:rFonts w:ascii="標楷體" w:hAnsi="標楷體" w:eastAsia="標楷體"/>
+                <w:b w:val="0"/>
+                <w:sz w:val="24"/>
+              </w:rPr>
+              <w:t>項次</w:t>
+            </w:r>
+          </w:p>
+        </w:tc>
+        <w:tc>
+          <w:tcPr>
+            <w:tcW w:type="dxa" w:w="6236"/>
+            <w:vMerge w:val="restart"/>
+          </w:tcPr>
+          <w:p>
+            <w:pPr>
+              <w:spacing w:before="40" w:after="40"/>
+              <w:jc w:val="center"/>
+            </w:pPr>
+            <w:r/>
+            <w:r>
+              <w:rPr>
+                <w:rFonts w:ascii="標楷體" w:hAnsi="標楷體" w:eastAsia="標楷體"/>
+                <w:b w:val="0"/>
+                <w:sz w:val="24"/>
+              </w:rPr>
+              <w:t>測試內容</w:t>
+            </w:r>
+          </w:p>
+        </w:tc>
+        <w:tc>
+          <w:tcPr>
+            <w:tcW w:type="dxa" w:w="2494"/>
+            <w:gridSpan w:val="2"/>
+          </w:tcPr>
+          <w:p>
+            <w:pPr>
+              <w:spacing w:before="40" w:after="40"/>
+              <w:jc w:val="center"/>
+            </w:pPr>
+            <w:r/>
+            <w:r>
+              <w:rPr>
+                <w:rFonts w:ascii="標楷體" w:hAnsi="標楷體" w:eastAsia="標楷體"/>
+                <w:b w:val="0"/>
+                <w:sz w:val="24"/>
+              </w:rPr>
+              <w:t>測試人員勾選</w:t>
+            </w:r>
+          </w:p>
+        </w:tc>
+      </w:tr>
+      <w:tr>
+        <w:trPr>
+          <w:tblHeader w:val="true"/>
+        </w:trPr>
+        <w:tc>
+          <w:tcPr>
+            <w:tcW w:type="dxa" w:w="907"/>
+            <w:vMerge/>
+          </w:tcPr>
+          <w:p/>
+        </w:tc>
+        <w:tc>
+          <w:tcPr>
+            <w:tcW w:type="dxa" w:w="6236"/>
+            <w:vMerge/>
+          </w:tcPr>
+          <w:p/>
+        </w:tc>
+        <w:tc>
+          <w:tcPr>
+            <w:tcW w:type="dxa" w:w="1247"/>
+          </w:tcPr>
+          <w:p>
+            <w:pPr>
+              <w:spacing w:before="40" w:after="40"/>
+              <w:jc w:val="center"/>
+            </w:pPr>
+            <w:r/>
+            <w:r>
+              <w:rPr>
+                <w:rFonts w:ascii="標楷體" w:hAnsi="標楷體" w:eastAsia="標楷體"/>
+                <w:b w:val="0"/>
+                <w:sz w:val="24"/>
+              </w:rPr>
+              <w:t>合格</w:t>
+            </w:r>
+          </w:p>
+        </w:tc>
+        <w:tc>
+          <w:tcPr>
+            <w:tcW w:type="dxa" w:w="1247"/>
+          </w:tcPr>
+          <w:p>
+            <w:pPr>
+              <w:spacing w:before="40" w:after="40"/>
+              <w:jc w:val="center"/>
+            </w:pPr>
+            <w:r/>
+            <w:r>
+              <w:rPr>
+                <w:rFonts w:ascii="標楷體" w:hAnsi="標楷體" w:eastAsia="標楷體"/>
+                <w:b w:val="0"/>
+                <w:sz w:val="24"/>
+              </w:rPr>
+              <w:t>不合格</w:t>
+            </w:r>
+          </w:p>
+        </w:tc>
+      </w:tr>
+      <w:tr>
+        <w:tc>
+          <w:tcPr>
+            <w:tcW w:type="dxa" w:w="907"/>
+          </w:tcPr>
+          <w:p>
+            <w:pPr>
+              <w:spacing w:before="40" w:after="40"/>
+              <w:jc w:val="center"/>
+            </w:pPr>
+            <w:r/>
+            <w:r>
+              <w:rPr>
+                <w:rFonts w:ascii="標楷體" w:hAnsi="標楷體" w:eastAsia="標楷體"/>
+                <w:b w:val="0"/>
+                <w:sz w:val="22"/>
+              </w:rPr>
+              <w:t>1</w:t>
+            </w:r>
+          </w:p>
+        </w:tc>
+        <w:tc>
+          <w:tcPr>
+            <w:tcW w:type="dxa" w:w="6236"/>
+          </w:tcPr>
+          <w:p>
+            <w:pPr>
+              <w:spacing w:before="40" w:after="40"/>
+              <w:jc w:val="left"/>
+            </w:pPr>
+            <w:r/>
+            <w:r>
+              <w:rPr>
+                <w:rFonts w:ascii="標楷體" w:hAnsi="標楷體" w:eastAsia="標楷體"/>
+                <w:b w:val="0"/>
+                <w:sz w:val="22"/>
+              </w:rPr>
+              <w:t>以只具教育訓練管理者身分的帳號進入，應只看到「系統信（共用）」與「教育訓練（ET）」兩個分頁；兩模組管理者應看到三個分頁。</w:t>
+            </w:r>
+          </w:p>
+        </w:tc>
+        <w:tc>
+          <w:tcPr>
+            <w:tcW w:type="dxa" w:w="1247"/>
+          </w:tcPr>
+          <w:p>
+            <w:pPr>
+              <w:spacing w:before="40" w:after="40"/>
+              <w:jc w:val="center"/>
+            </w:pPr>
+            <w:r/>
+            <w:r>
+              <w:rPr>
+                <w:rFonts w:ascii="標楷體" w:hAnsi="標楷體" w:eastAsia="標楷體"/>
+                <w:b w:val="0"/>
+                <w:sz w:val="24"/>
+              </w:rPr>
+            </w:r>
+          </w:p>
+        </w:tc>
+        <w:tc>
+          <w:tcPr>
+            <w:tcW w:type="dxa" w:w="1247"/>
+          </w:tcPr>
+          <w:p>
+            <w:pPr>
+              <w:spacing w:before="40" w:after="40"/>
+              <w:jc w:val="center"/>
+            </w:pPr>
+            <w:r/>
+            <w:r>
+              <w:rPr>
+                <w:rFonts w:ascii="標楷體" w:hAnsi="標楷體" w:eastAsia="標楷體"/>
+                <w:b w:val="0"/>
+                <w:sz w:val="24"/>
+              </w:rPr>
+            </w:r>
+          </w:p>
+        </w:tc>
+      </w:tr>
+      <w:tr>
+        <w:tc>
+          <w:tcPr>
+            <w:tcW w:type="dxa" w:w="907"/>
+          </w:tcPr>
+          <w:p>
+            <w:pPr>
+              <w:spacing w:before="40" w:after="40"/>
+              <w:jc w:val="center"/>
+            </w:pPr>
+            <w:r/>
+            <w:r>
+              <w:rPr>
+                <w:rFonts w:ascii="標楷體" w:hAnsi="標楷體" w:eastAsia="標楷體"/>
+                <w:b w:val="0"/>
+                <w:sz w:val="22"/>
+              </w:rPr>
+              <w:t>2</w:t>
+            </w:r>
+          </w:p>
+        </w:tc>
+        <w:tc>
+          <w:tcPr>
+            <w:tcW w:type="dxa" w:w="6236"/>
+          </w:tcPr>
+          <w:p>
+            <w:pPr>
+              <w:spacing w:before="40" w:after="40"/>
+              <w:jc w:val="left"/>
+            </w:pPr>
+            <w:r/>
+            <w:r>
+              <w:rPr>
+                <w:rFonts w:ascii="標楷體" w:hAnsi="標楷體" w:eastAsia="標楷體"/>
+                <w:b w:val="0"/>
+                <w:sz w:val="22"/>
+              </w:rPr>
+              <w:t>於「帳號邀請」的主旨加註字樣後按「儲存」並「確定儲存」，應提示「範本已更新」；之後於 DP01 寄出邀請，收到的信主旨應為新內容。</w:t>
+            </w:r>
+          </w:p>
+        </w:tc>
+        <w:tc>
+          <w:tcPr>
+            <w:tcW w:type="dxa" w:w="1247"/>
+          </w:tcPr>
+          <w:p>
+            <w:pPr>
+              <w:spacing w:before="40" w:after="40"/>
+              <w:jc w:val="center"/>
+            </w:pPr>
+            <w:r/>
+            <w:r>
+              <w:rPr>
+                <w:rFonts w:ascii="標楷體" w:hAnsi="標楷體" w:eastAsia="標楷體"/>
+                <w:b w:val="0"/>
+                <w:sz w:val="24"/>
+              </w:rPr>
+            </w:r>
+          </w:p>
+        </w:tc>
+        <w:tc>
+          <w:tcPr>
+            <w:tcW w:type="dxa" w:w="1247"/>
+          </w:tcPr>
+          <w:p>
+            <w:pPr>
+              <w:spacing w:before="40" w:after="40"/>
+              <w:jc w:val="center"/>
+            </w:pPr>
+            <w:r/>
+            <w:r>
+              <w:rPr>
+                <w:rFonts w:ascii="標楷體" w:hAnsi="標楷體" w:eastAsia="標楷體"/>
+                <w:b w:val="0"/>
+                <w:sz w:val="24"/>
+              </w:rPr>
+            </w:r>
+          </w:p>
+        </w:tc>
+      </w:tr>
+      <w:tr>
+        <w:tc>
+          <w:tcPr>
+            <w:tcW w:type="dxa" w:w="907"/>
+          </w:tcPr>
+          <w:p>
+            <w:pPr>
+              <w:spacing w:before="40" w:after="40"/>
+              <w:jc w:val="center"/>
+            </w:pPr>
+            <w:r/>
+            <w:r>
+              <w:rPr>
+                <w:rFonts w:ascii="標楷體" w:hAnsi="標楷體" w:eastAsia="標楷體"/>
+                <w:b w:val="0"/>
+                <w:sz w:val="22"/>
+              </w:rPr>
+              <w:t>3</w:t>
+            </w:r>
+          </w:p>
+        </w:tc>
+        <w:tc>
+          <w:tcPr>
+            <w:tcW w:type="dxa" w:w="6236"/>
+          </w:tcPr>
+          <w:p>
+            <w:pPr>
+              <w:spacing w:before="40" w:after="40"/>
+              <w:jc w:val="left"/>
+            </w:pPr>
+            <w:r/>
+            <w:r>
+              <w:rPr>
+                <w:rFonts w:ascii="標楷體" w:hAnsi="標楷體" w:eastAsia="標楷體"/>
+                <w:b w:val="0"/>
+                <w:sz w:val="22"/>
+              </w:rPr>
+              <w:t>承上，收到的邀請信中 {user_name}、{activate_link} 等變數應代換為受邀者姓名與實際的啟用連結。</w:t>
+            </w:r>
+          </w:p>
+        </w:tc>
+        <w:tc>
+          <w:tcPr>
+            <w:tcW w:type="dxa" w:w="1247"/>
+          </w:tcPr>
+          <w:p>
+            <w:pPr>
+              <w:spacing w:before="40" w:after="40"/>
+              <w:jc w:val="center"/>
+            </w:pPr>
+            <w:r/>
+            <w:r>
+              <w:rPr>
+                <w:rFonts w:ascii="標楷體" w:hAnsi="標楷體" w:eastAsia="標楷體"/>
+                <w:b w:val="0"/>
+                <w:sz w:val="24"/>
+              </w:rPr>
+            </w:r>
+          </w:p>
+        </w:tc>
+        <w:tc>
+          <w:tcPr>
+            <w:tcW w:type="dxa" w:w="1247"/>
+          </w:tcPr>
+          <w:p>
+            <w:pPr>
+              <w:spacing w:before="40" w:after="40"/>
+              <w:jc w:val="center"/>
+            </w:pPr>
+            <w:r/>
+            <w:r>
+              <w:rPr>
+                <w:rFonts w:ascii="標楷體" w:hAnsi="標楷體" w:eastAsia="標楷體"/>
+                <w:b w:val="0"/>
+                <w:sz w:val="24"/>
+              </w:rPr>
+            </w:r>
+          </w:p>
+        </w:tc>
+      </w:tr>
+      <w:tr>
+        <w:tc>
+          <w:tcPr>
+            <w:tcW w:type="dxa" w:w="907"/>
+          </w:tcPr>
+          <w:p>
+            <w:pPr>
+              <w:spacing w:before="40" w:after="40"/>
+              <w:jc w:val="center"/>
+            </w:pPr>
+            <w:r/>
+            <w:r>
+              <w:rPr>
+                <w:rFonts w:ascii="標楷體" w:hAnsi="標楷體" w:eastAsia="標楷體"/>
+                <w:b w:val="0"/>
+                <w:sz w:val="22"/>
+              </w:rPr>
+              <w:t>4</w:t>
+            </w:r>
+          </w:p>
+        </w:tc>
+        <w:tc>
+          <w:tcPr>
+            <w:tcW w:type="dxa" w:w="6236"/>
+          </w:tcPr>
+          <w:p>
+            <w:pPr>
+              <w:spacing w:before="40" w:after="40"/>
+              <w:jc w:val="left"/>
+            </w:pPr>
+            <w:r/>
+            <w:r>
+              <w:rPr>
+                <w:rFonts w:ascii="標楷體" w:hAnsi="標楷體" w:eastAsia="標楷體"/>
+                <w:b w:val="0"/>
+                <w:sz w:val="22"/>
+              </w:rPr>
+              <w:t>兩個視窗同時開啟同一範本編輯，先在甲視窗儲存，再於乙視窗儲存，乙應被擋下並提示內容已被他人修改。</w:t>
+            </w:r>
+          </w:p>
+        </w:tc>
+        <w:tc>
+          <w:tcPr>
+            <w:tcW w:type="dxa" w:w="1247"/>
+          </w:tcPr>
+          <w:p>
+            <w:pPr>
+              <w:spacing w:before="40" w:after="40"/>
+              <w:jc w:val="center"/>
+            </w:pPr>
+            <w:r/>
+            <w:r>
+              <w:rPr>
+                <w:rFonts w:ascii="標楷體" w:hAnsi="標楷體" w:eastAsia="標楷體"/>
+                <w:b w:val="0"/>
+                <w:sz w:val="24"/>
+              </w:rPr>
+            </w:r>
+          </w:p>
+        </w:tc>
+        <w:tc>
+          <w:tcPr>
+            <w:tcW w:type="dxa" w:w="1247"/>
+          </w:tcPr>
+          <w:p>
+            <w:pPr>
+              <w:spacing w:before="40" w:after="40"/>
+              <w:jc w:val="center"/>
+            </w:pPr>
+            <w:r/>
+            <w:r>
+              <w:rPr>
+                <w:rFonts w:ascii="標楷體" w:hAnsi="標楷體" w:eastAsia="標楷體"/>
+                <w:b w:val="0"/>
+                <w:sz w:val="24"/>
+              </w:rPr>
+            </w:r>
+          </w:p>
+        </w:tc>
+      </w:tr>
+      <w:tr>
+        <w:tc>
+          <w:tcPr>
+            <w:tcW w:type="dxa" w:w="907"/>
+          </w:tcPr>
+          <w:p>
+            <w:pPr>
+              <w:spacing w:before="40" w:after="40"/>
+              <w:jc w:val="center"/>
+            </w:pPr>
+            <w:r/>
+            <w:r>
+              <w:rPr>
+                <w:rFonts w:ascii="標楷體" w:hAnsi="標楷體" w:eastAsia="標楷體"/>
+                <w:b w:val="0"/>
+                <w:sz w:val="22"/>
+              </w:rPr>
+              <w:t>5</w:t>
+            </w:r>
+          </w:p>
+        </w:tc>
+        <w:tc>
+          <w:tcPr>
+            <w:tcW w:type="dxa" w:w="6236"/>
+          </w:tcPr>
+          <w:p>
+            <w:pPr>
+              <w:spacing w:before="40" w:after="40"/>
+              <w:jc w:val="left"/>
+            </w:pPr>
+            <w:r/>
+            <w:r>
+              <w:rPr>
+                <w:rFonts w:ascii="標楷體" w:hAnsi="標楷體" w:eastAsia="標楷體"/>
+                <w:b w:val="0"/>
+                <w:sz w:val="22"/>
+              </w:rPr>
+              <w:t>停用「課程邀請通知」後以 Email 邀請學員，學員應出現在該課程學員清單，但不應收到通知信；啟用後恢復寄送。</w:t>
+            </w:r>
+          </w:p>
+        </w:tc>
+        <w:tc>
+          <w:tcPr>
+            <w:tcW w:type="dxa" w:w="1247"/>
+          </w:tcPr>
+          <w:p>
+            <w:pPr>
+              <w:spacing w:before="40" w:after="40"/>
+              <w:jc w:val="center"/>
+            </w:pPr>
+            <w:r/>
+            <w:r>
+              <w:rPr>
+                <w:rFonts w:ascii="標楷體" w:hAnsi="標楷體" w:eastAsia="標楷體"/>
+                <w:b w:val="0"/>
+                <w:sz w:val="24"/>
+              </w:rPr>
+            </w:r>
+          </w:p>
+        </w:tc>
+        <w:tc>
+          <w:tcPr>
+            <w:tcW w:type="dxa" w:w="1247"/>
+          </w:tcPr>
+          <w:p>
+            <w:pPr>
+              <w:spacing w:before="40" w:after="40"/>
+              <w:jc w:val="center"/>
+            </w:pPr>
+            <w:r/>
+            <w:r>
+              <w:rPr>
+                <w:rFonts w:ascii="標楷體" w:hAnsi="標楷體" w:eastAsia="標楷體"/>
+                <w:b w:val="0"/>
+                <w:sz w:val="24"/>
+              </w:rPr>
+            </w:r>
+          </w:p>
+        </w:tc>
+      </w:tr>
+      <w:tr>
+        <w:tc>
+          <w:tcPr>
+            <w:tcW w:type="dxa" w:w="907"/>
+          </w:tcPr>
+          <w:p>
+            <w:pPr>
+              <w:spacing w:before="40" w:after="40"/>
+              <w:jc w:val="center"/>
+            </w:pPr>
+            <w:r/>
+            <w:r>
+              <w:rPr>
+                <w:rFonts w:ascii="標楷體" w:hAnsi="標楷體" w:eastAsia="標楷體"/>
+                <w:b w:val="0"/>
+                <w:sz w:val="22"/>
+              </w:rPr>
+              <w:t>6</w:t>
+            </w:r>
+          </w:p>
+        </w:tc>
+        <w:tc>
+          <w:tcPr>
+            <w:tcW w:type="dxa" w:w="6236"/>
+          </w:tcPr>
+          <w:p>
+            <w:pPr>
+              <w:spacing w:before="40" w:after="40"/>
+              <w:jc w:val="left"/>
+            </w:pPr>
+            <w:r/>
+            <w:r>
+              <w:rPr>
+                <w:rFonts w:ascii="標楷體" w:hAnsi="標楷體" w:eastAsia="標楷體"/>
+                <w:b w:val="0"/>
+                <w:sz w:val="22"/>
+              </w:rPr>
+              <w:t>系統信（共用）分頁五種範本的「停用」應皆為灰色無法按，其「編輯」仍可開啟並儲存。</w:t>
             </w:r>
           </w:p>
         </w:tc>

--- a/docs/manuals/測試報告/DP-平台管理模組.docx
+++ b/docs/manuals/測試報告/DP-平台管理模組.docx
@@ -226,7 +226,7 @@
           </w:tcPr>
           <w:p>
             <w:r>
-              <w:t>2026/10/08</w:t>
+              <w:t>2026/10/12</w:t>
             </w:r>
           </w:p>
         </w:tc>
@@ -384,7 +384,7 @@
               <w:jc w:val="center"/>
             </w:pPr>
             <w:r>
-              <w:t>2026/10/08</w:t>
+              <w:t>2026/10/12</w:t>
             </w:r>
           </w:p>
         </w:tc>
@@ -6526,6 +6526,1078 @@
                 <w:sz w:val="22"/>
               </w:rPr>
               <w:t>系統信（共用）分頁五種範本的「停用」應皆為灰色無法按，其「編輯」仍可開啟並儲存。</w:t>
+            </w:r>
+          </w:p>
+        </w:tc>
+        <w:tc>
+          <w:tcPr>
+            <w:tcW w:type="dxa" w:w="1247"/>
+          </w:tcPr>
+          <w:p>
+            <w:pPr>
+              <w:spacing w:before="40" w:after="40"/>
+              <w:jc w:val="center"/>
+            </w:pPr>
+            <w:r/>
+            <w:r>
+              <w:rPr>
+                <w:rFonts w:ascii="標楷體" w:hAnsi="標楷體" w:eastAsia="標楷體"/>
+                <w:b w:val="0"/>
+                <w:sz w:val="24"/>
+              </w:rPr>
+            </w:r>
+          </w:p>
+        </w:tc>
+        <w:tc>
+          <w:tcPr>
+            <w:tcW w:type="dxa" w:w="1247"/>
+          </w:tcPr>
+          <w:p>
+            <w:pPr>
+              <w:spacing w:before="40" w:after="40"/>
+              <w:jc w:val="center"/>
+            </w:pPr>
+            <w:r/>
+            <w:r>
+              <w:rPr>
+                <w:rFonts w:ascii="標楷體" w:hAnsi="標楷體" w:eastAsia="標楷體"/>
+                <w:b w:val="0"/>
+                <w:sz w:val="24"/>
+              </w:rPr>
+            </w:r>
+          </w:p>
+        </w:tc>
+      </w:tr>
+    </w:tbl>
+    <w:p>
+      <w:pPr>
+        <w:pStyle w:val="1"/>
+        <w:pageBreakBefore/>
+      </w:pPr>
+      <w:r>
+        <w:t>DP05 操作記錄查詢</w:t>
+      </w:r>
+    </w:p>
+    <w:tbl>
+      <w:tblPr>
+        <w:tblStyle w:val="aff2"/>
+        <w:tblW w:type="auto" w:w="0"/>
+        <w:jc w:val="center"/>
+        <w:tblLayout w:type="fixed"/>
+        <w:tblLook w:firstColumn="1" w:firstRow="1" w:lastColumn="0" w:lastRow="0" w:noHBand="0" w:noVBand="1" w:val="04A0"/>
+      </w:tblPr>
+      <w:tblGrid>
+        <w:gridCol w:w="2340"/>
+        <w:gridCol w:w="2340"/>
+        <w:gridCol w:w="2340"/>
+        <w:gridCol w:w="2340"/>
+      </w:tblGrid>
+      <w:tr>
+        <w:tc>
+          <w:tcPr>
+            <w:tcW w:type="dxa" w:w="9638"/>
+            <w:gridSpan w:val="4"/>
+          </w:tcPr>
+          <w:p>
+            <w:pPr>
+              <w:spacing w:before="40" w:after="40"/>
+              <w:jc w:val="center"/>
+            </w:pPr>
+            <w:r/>
+            <w:r>
+              <w:rPr>
+                <w:rFonts w:ascii="標楷體" w:hAnsi="標楷體" w:eastAsia="標楷體"/>
+                <w:b/>
+                <w:sz w:val="32"/>
+                <w:spacing w:val="80"/>
+              </w:rPr>
+              <w:t>國防醫學大學三軍總醫院測試報告</w:t>
+            </w:r>
+          </w:p>
+        </w:tc>
+      </w:tr>
+      <w:tr>
+        <w:tc>
+          <w:tcPr>
+            <w:tcW w:type="dxa" w:w="1474"/>
+          </w:tcPr>
+          <w:p>
+            <w:pPr>
+              <w:spacing w:before="40" w:after="40"/>
+              <w:jc w:val="center"/>
+            </w:pPr>
+            <w:r/>
+            <w:r>
+              <w:rPr>
+                <w:rFonts w:ascii="標楷體" w:hAnsi="標楷體" w:eastAsia="標楷體"/>
+                <w:b w:val="0"/>
+                <w:sz w:val="24"/>
+              </w:rPr>
+              <w:t>購案名稱</w:t>
+            </w:r>
+          </w:p>
+        </w:tc>
+        <w:tc>
+          <w:tcPr>
+            <w:tcW w:type="dxa" w:w="3628"/>
+          </w:tcPr>
+          <w:p>
+            <w:pPr>
+              <w:spacing w:before="40" w:after="40"/>
+              <w:jc w:val="center"/>
+            </w:pPr>
+            <w:r/>
+            <w:r>
+              <w:rPr>
+                <w:rFonts w:ascii="標楷體" w:hAnsi="標楷體" w:eastAsia="標楷體"/>
+                <w:b w:val="0"/>
+                <w:sz w:val="24"/>
+              </w:rPr>
+              <w:t>國軍醫院設立捐血站裝備整備案</w:t>
+            </w:r>
+          </w:p>
+        </w:tc>
+        <w:tc>
+          <w:tcPr>
+            <w:tcW w:type="dxa" w:w="1928"/>
+          </w:tcPr>
+          <w:p>
+            <w:pPr>
+              <w:spacing w:before="40" w:after="40"/>
+              <w:jc w:val="center"/>
+            </w:pPr>
+            <w:r/>
+            <w:r>
+              <w:rPr>
+                <w:rFonts w:ascii="標楷體" w:hAnsi="標楷體" w:eastAsia="標楷體"/>
+                <w:b w:val="0"/>
+                <w:sz w:val="24"/>
+              </w:rPr>
+              <w:t>單位主管用印</w:t>
+            </w:r>
+          </w:p>
+        </w:tc>
+        <w:tc>
+          <w:tcPr>
+            <w:tcW w:type="dxa" w:w="2608"/>
+          </w:tcPr>
+          <w:p>
+            <w:pPr>
+              <w:spacing w:before="40" w:after="40"/>
+              <w:jc w:val="center"/>
+            </w:pPr>
+            <w:r/>
+            <w:r>
+              <w:rPr>
+                <w:rFonts w:ascii="標楷體" w:hAnsi="標楷體" w:eastAsia="標楷體"/>
+                <w:b w:val="0"/>
+                <w:sz w:val="24"/>
+              </w:rPr>
+            </w:r>
+          </w:p>
+        </w:tc>
+      </w:tr>
+      <w:tr>
+        <w:tc>
+          <w:tcPr>
+            <w:tcW w:type="dxa" w:w="1474"/>
+          </w:tcPr>
+          <w:p>
+            <w:pPr>
+              <w:spacing w:before="40" w:after="40"/>
+              <w:jc w:val="center"/>
+            </w:pPr>
+            <w:r/>
+            <w:r>
+              <w:rPr>
+                <w:rFonts w:ascii="標楷體" w:hAnsi="標楷體" w:eastAsia="標楷體"/>
+                <w:b w:val="0"/>
+                <w:sz w:val="24"/>
+              </w:rPr>
+              <w:t>測試單位</w:t>
+            </w:r>
+          </w:p>
+        </w:tc>
+        <w:tc>
+          <w:tcPr>
+            <w:tcW w:type="dxa" w:w="3628"/>
+          </w:tcPr>
+          <w:p>
+            <w:pPr>
+              <w:spacing w:before="40" w:after="40"/>
+              <w:jc w:val="center"/>
+            </w:pPr>
+            <w:r/>
+            <w:r>
+              <w:rPr>
+                <w:rFonts w:ascii="標楷體" w:hAnsi="標楷體" w:eastAsia="標楷體"/>
+                <w:b w:val="0"/>
+                <w:sz w:val="24"/>
+              </w:rPr>
+            </w:r>
+          </w:p>
+        </w:tc>
+        <w:tc>
+          <w:tcPr>
+            <w:tcW w:type="dxa" w:w="1928"/>
+          </w:tcPr>
+          <w:p>
+            <w:pPr>
+              <w:spacing w:before="40" w:after="40"/>
+              <w:jc w:val="center"/>
+            </w:pPr>
+            <w:r/>
+            <w:r>
+              <w:rPr>
+                <w:rFonts w:ascii="標楷體" w:hAnsi="標楷體" w:eastAsia="標楷體"/>
+                <w:b w:val="0"/>
+                <w:sz w:val="24"/>
+              </w:rPr>
+              <w:t>測試人員</w:t>
+            </w:r>
+          </w:p>
+        </w:tc>
+        <w:tc>
+          <w:tcPr>
+            <w:tcW w:type="dxa" w:w="2608"/>
+          </w:tcPr>
+          <w:p>
+            <w:pPr>
+              <w:spacing w:before="40" w:after="40"/>
+              <w:jc w:val="center"/>
+            </w:pPr>
+            <w:r/>
+            <w:r>
+              <w:rPr>
+                <w:rFonts w:ascii="標楷體" w:hAnsi="標楷體" w:eastAsia="標楷體"/>
+                <w:b w:val="0"/>
+                <w:sz w:val="24"/>
+              </w:rPr>
+            </w:r>
+          </w:p>
+        </w:tc>
+      </w:tr>
+      <w:tr>
+        <w:tc>
+          <w:tcPr>
+            <w:tcW w:type="dxa" w:w="1474"/>
+          </w:tcPr>
+          <w:p>
+            <w:pPr>
+              <w:spacing w:before="40" w:after="40"/>
+              <w:jc w:val="center"/>
+            </w:pPr>
+            <w:r/>
+            <w:r>
+              <w:rPr>
+                <w:rFonts w:ascii="標楷體" w:hAnsi="標楷體" w:eastAsia="標楷體"/>
+                <w:b w:val="0"/>
+                <w:sz w:val="24"/>
+              </w:rPr>
+              <w:t>測試日期</w:t>
+            </w:r>
+          </w:p>
+        </w:tc>
+        <w:tc>
+          <w:tcPr>
+            <w:tcW w:type="dxa" w:w="3628"/>
+          </w:tcPr>
+          <w:p>
+            <w:pPr>
+              <w:spacing w:before="40" w:after="40"/>
+              <w:jc w:val="center"/>
+            </w:pPr>
+            <w:r/>
+            <w:r>
+              <w:rPr>
+                <w:rFonts w:ascii="標楷體" w:hAnsi="標楷體" w:eastAsia="標楷體"/>
+                <w:b w:val="0"/>
+                <w:sz w:val="24"/>
+              </w:rPr>
+            </w:r>
+          </w:p>
+        </w:tc>
+        <w:tc>
+          <w:tcPr>
+            <w:tcW w:type="dxa" w:w="1928"/>
+          </w:tcPr>
+          <w:p>
+            <w:pPr>
+              <w:spacing w:before="40" w:after="40"/>
+              <w:jc w:val="center"/>
+            </w:pPr>
+            <w:r/>
+            <w:r>
+              <w:rPr>
+                <w:rFonts w:ascii="標楷體" w:hAnsi="標楷體" w:eastAsia="標楷體"/>
+                <w:b w:val="0"/>
+                <w:sz w:val="24"/>
+              </w:rPr>
+              <w:t>測試完畢日期</w:t>
+            </w:r>
+          </w:p>
+        </w:tc>
+        <w:tc>
+          <w:tcPr>
+            <w:tcW w:type="dxa" w:w="2608"/>
+          </w:tcPr>
+          <w:p>
+            <w:pPr>
+              <w:spacing w:before="40" w:after="40"/>
+              <w:jc w:val="center"/>
+            </w:pPr>
+            <w:r/>
+            <w:r>
+              <w:rPr>
+                <w:rFonts w:ascii="標楷體" w:hAnsi="標楷體" w:eastAsia="標楷體"/>
+                <w:b w:val="0"/>
+                <w:sz w:val="24"/>
+              </w:rPr>
+            </w:r>
+          </w:p>
+        </w:tc>
+      </w:tr>
+    </w:tbl>
+    <w:p/>
+    <w:tbl>
+      <w:tblPr>
+        <w:tblStyle w:val="aff2"/>
+        <w:tblW w:type="auto" w:w="0"/>
+        <w:jc w:val="center"/>
+        <w:tblLayout w:type="fixed"/>
+        <w:tblLook w:firstColumn="1" w:firstRow="1" w:lastColumn="0" w:lastRow="0" w:noHBand="0" w:noVBand="1" w:val="04A0"/>
+      </w:tblPr>
+      <w:tblGrid>
+        <w:gridCol w:w="2340"/>
+        <w:gridCol w:w="2340"/>
+        <w:gridCol w:w="2340"/>
+        <w:gridCol w:w="2340"/>
+      </w:tblGrid>
+      <w:tr>
+        <w:trPr>
+          <w:tblHeader w:val="true"/>
+        </w:trPr>
+        <w:tc>
+          <w:tcPr>
+            <w:tcW w:type="dxa" w:w="907"/>
+            <w:vMerge w:val="restart"/>
+          </w:tcPr>
+          <w:p>
+            <w:pPr>
+              <w:spacing w:before="40" w:after="40"/>
+              <w:jc w:val="center"/>
+            </w:pPr>
+            <w:r/>
+            <w:r>
+              <w:rPr>
+                <w:rFonts w:ascii="標楷體" w:hAnsi="標楷體" w:eastAsia="標楷體"/>
+                <w:b w:val="0"/>
+                <w:sz w:val="24"/>
+              </w:rPr>
+              <w:t>項次</w:t>
+            </w:r>
+          </w:p>
+        </w:tc>
+        <w:tc>
+          <w:tcPr>
+            <w:tcW w:type="dxa" w:w="6236"/>
+            <w:vMerge w:val="restart"/>
+          </w:tcPr>
+          <w:p>
+            <w:pPr>
+              <w:spacing w:before="40" w:after="40"/>
+              <w:jc w:val="center"/>
+            </w:pPr>
+            <w:r/>
+            <w:r>
+              <w:rPr>
+                <w:rFonts w:ascii="標楷體" w:hAnsi="標楷體" w:eastAsia="標楷體"/>
+                <w:b w:val="0"/>
+                <w:sz w:val="24"/>
+              </w:rPr>
+              <w:t>測試內容</w:t>
+            </w:r>
+          </w:p>
+        </w:tc>
+        <w:tc>
+          <w:tcPr>
+            <w:tcW w:type="dxa" w:w="2494"/>
+            <w:gridSpan w:val="2"/>
+          </w:tcPr>
+          <w:p>
+            <w:pPr>
+              <w:spacing w:before="40" w:after="40"/>
+              <w:jc w:val="center"/>
+            </w:pPr>
+            <w:r/>
+            <w:r>
+              <w:rPr>
+                <w:rFonts w:ascii="標楷體" w:hAnsi="標楷體" w:eastAsia="標楷體"/>
+                <w:b w:val="0"/>
+                <w:sz w:val="24"/>
+              </w:rPr>
+              <w:t>測試人員勾選</w:t>
+            </w:r>
+          </w:p>
+        </w:tc>
+      </w:tr>
+      <w:tr>
+        <w:trPr>
+          <w:tblHeader w:val="true"/>
+        </w:trPr>
+        <w:tc>
+          <w:tcPr>
+            <w:tcW w:type="dxa" w:w="907"/>
+            <w:vMerge/>
+          </w:tcPr>
+          <w:p/>
+        </w:tc>
+        <w:tc>
+          <w:tcPr>
+            <w:tcW w:type="dxa" w:w="6236"/>
+            <w:vMerge/>
+          </w:tcPr>
+          <w:p/>
+        </w:tc>
+        <w:tc>
+          <w:tcPr>
+            <w:tcW w:type="dxa" w:w="1247"/>
+          </w:tcPr>
+          <w:p>
+            <w:pPr>
+              <w:spacing w:before="40" w:after="40"/>
+              <w:jc w:val="center"/>
+            </w:pPr>
+            <w:r/>
+            <w:r>
+              <w:rPr>
+                <w:rFonts w:ascii="標楷體" w:hAnsi="標楷體" w:eastAsia="標楷體"/>
+                <w:b w:val="0"/>
+                <w:sz w:val="24"/>
+              </w:rPr>
+              <w:t>合格</w:t>
+            </w:r>
+          </w:p>
+        </w:tc>
+        <w:tc>
+          <w:tcPr>
+            <w:tcW w:type="dxa" w:w="1247"/>
+          </w:tcPr>
+          <w:p>
+            <w:pPr>
+              <w:spacing w:before="40" w:after="40"/>
+              <w:jc w:val="center"/>
+            </w:pPr>
+            <w:r/>
+            <w:r>
+              <w:rPr>
+                <w:rFonts w:ascii="標楷體" w:hAnsi="標楷體" w:eastAsia="標楷體"/>
+                <w:b w:val="0"/>
+                <w:sz w:val="24"/>
+              </w:rPr>
+              <w:t>不合格</w:t>
+            </w:r>
+          </w:p>
+        </w:tc>
+      </w:tr>
+      <w:tr>
+        <w:tc>
+          <w:tcPr>
+            <w:tcW w:type="dxa" w:w="907"/>
+          </w:tcPr>
+          <w:p>
+            <w:pPr>
+              <w:spacing w:before="40" w:after="40"/>
+              <w:jc w:val="center"/>
+            </w:pPr>
+            <w:r/>
+            <w:r>
+              <w:rPr>
+                <w:rFonts w:ascii="標楷體" w:hAnsi="標楷體" w:eastAsia="標楷體"/>
+                <w:b w:val="0"/>
+                <w:sz w:val="22"/>
+              </w:rPr>
+              <w:t>1</w:t>
+            </w:r>
+          </w:p>
+        </w:tc>
+        <w:tc>
+          <w:tcPr>
+            <w:tcW w:type="dxa" w:w="6236"/>
+          </w:tcPr>
+          <w:p>
+            <w:pPr>
+              <w:spacing w:before="40" w:after="40"/>
+              <w:jc w:val="left"/>
+            </w:pPr>
+            <w:r/>
+            <w:r>
+              <w:rPr>
+                <w:rFonts w:ascii="標楷體" w:hAnsi="標楷體" w:eastAsia="標楷體"/>
+                <w:b w:val="0"/>
+                <w:sz w:val="22"/>
+              </w:rPr>
+              <w:t>進入操作記錄查詢、不設任何條件，應列出全部記錄，依時間由新到舊排列。</w:t>
+            </w:r>
+          </w:p>
+        </w:tc>
+        <w:tc>
+          <w:tcPr>
+            <w:tcW w:type="dxa" w:w="1247"/>
+          </w:tcPr>
+          <w:p>
+            <w:pPr>
+              <w:spacing w:before="40" w:after="40"/>
+              <w:jc w:val="center"/>
+            </w:pPr>
+            <w:r/>
+            <w:r>
+              <w:rPr>
+                <w:rFonts w:ascii="標楷體" w:hAnsi="標楷體" w:eastAsia="標楷體"/>
+                <w:b w:val="0"/>
+                <w:sz w:val="24"/>
+              </w:rPr>
+            </w:r>
+          </w:p>
+        </w:tc>
+        <w:tc>
+          <w:tcPr>
+            <w:tcW w:type="dxa" w:w="1247"/>
+          </w:tcPr>
+          <w:p>
+            <w:pPr>
+              <w:spacing w:before="40" w:after="40"/>
+              <w:jc w:val="center"/>
+            </w:pPr>
+            <w:r/>
+            <w:r>
+              <w:rPr>
+                <w:rFonts w:ascii="標楷體" w:hAnsi="標楷體" w:eastAsia="標楷體"/>
+                <w:b w:val="0"/>
+                <w:sz w:val="24"/>
+              </w:rPr>
+            </w:r>
+          </w:p>
+        </w:tc>
+      </w:tr>
+      <w:tr>
+        <w:tc>
+          <w:tcPr>
+            <w:tcW w:type="dxa" w:w="907"/>
+          </w:tcPr>
+          <w:p>
+            <w:pPr>
+              <w:spacing w:before="40" w:after="40"/>
+              <w:jc w:val="center"/>
+            </w:pPr>
+            <w:r/>
+            <w:r>
+              <w:rPr>
+                <w:rFonts w:ascii="標楷體" w:hAnsi="標楷體" w:eastAsia="標楷體"/>
+                <w:b w:val="0"/>
+                <w:sz w:val="22"/>
+              </w:rPr>
+              <w:t>2</w:t>
+            </w:r>
+          </w:p>
+        </w:tc>
+        <w:tc>
+          <w:tcPr>
+            <w:tcW w:type="dxa" w:w="6236"/>
+          </w:tcPr>
+          <w:p>
+            <w:pPr>
+              <w:spacing w:before="40" w:after="40"/>
+              <w:jc w:val="left"/>
+            </w:pPr>
+            <w:r/>
+            <w:r>
+              <w:rPr>
+                <w:rFonts w:ascii="標楷體" w:hAnsi="標楷體" w:eastAsia="標楷體"/>
+                <w:b w:val="0"/>
+                <w:sz w:val="22"/>
+              </w:rPr>
+              <w:t>於「操作者（姓名 / Email）」輸入管理者 Email 的一段，不按任何按鈕，清單應自動只列出該管理者的記錄。</w:t>
+            </w:r>
+          </w:p>
+        </w:tc>
+        <w:tc>
+          <w:tcPr>
+            <w:tcW w:type="dxa" w:w="1247"/>
+          </w:tcPr>
+          <w:p>
+            <w:pPr>
+              <w:spacing w:before="40" w:after="40"/>
+              <w:jc w:val="center"/>
+            </w:pPr>
+            <w:r/>
+            <w:r>
+              <w:rPr>
+                <w:rFonts w:ascii="標楷體" w:hAnsi="標楷體" w:eastAsia="標楷體"/>
+                <w:b w:val="0"/>
+                <w:sz w:val="24"/>
+              </w:rPr>
+            </w:r>
+          </w:p>
+        </w:tc>
+        <w:tc>
+          <w:tcPr>
+            <w:tcW w:type="dxa" w:w="1247"/>
+          </w:tcPr>
+          <w:p>
+            <w:pPr>
+              <w:spacing w:before="40" w:after="40"/>
+              <w:jc w:val="center"/>
+            </w:pPr>
+            <w:r/>
+            <w:r>
+              <w:rPr>
+                <w:rFonts w:ascii="標楷體" w:hAnsi="標楷體" w:eastAsia="標楷體"/>
+                <w:b w:val="0"/>
+                <w:sz w:val="24"/>
+              </w:rPr>
+            </w:r>
+          </w:p>
+        </w:tc>
+      </w:tr>
+      <w:tr>
+        <w:tc>
+          <w:tcPr>
+            <w:tcW w:type="dxa" w:w="907"/>
+          </w:tcPr>
+          <w:p>
+            <w:pPr>
+              <w:spacing w:before="40" w:after="40"/>
+              <w:jc w:val="center"/>
+            </w:pPr>
+            <w:r/>
+            <w:r>
+              <w:rPr>
+                <w:rFonts w:ascii="標楷體" w:hAnsi="標楷體" w:eastAsia="標楷體"/>
+                <w:b w:val="0"/>
+                <w:sz w:val="22"/>
+              </w:rPr>
+              <w:t>3</w:t>
+            </w:r>
+          </w:p>
+        </w:tc>
+        <w:tc>
+          <w:tcPr>
+            <w:tcW w:type="dxa" w:w="6236"/>
+          </w:tcPr>
+          <w:p>
+            <w:pPr>
+              <w:spacing w:before="40" w:after="40"/>
+              <w:jc w:val="left"/>
+            </w:pPr>
+            <w:r/>
+            <w:r>
+              <w:rPr>
+                <w:rFonts w:ascii="標楷體" w:hAnsi="標楷體" w:eastAsia="標楷體"/>
+                <w:b w:val="0"/>
+                <w:sz w:val="22"/>
+              </w:rPr>
+              <w:t>於「執行結果」選「失敗」，清單應列出測試前準備的那筆登入失敗記錄。</w:t>
+            </w:r>
+          </w:p>
+        </w:tc>
+        <w:tc>
+          <w:tcPr>
+            <w:tcW w:type="dxa" w:w="1247"/>
+          </w:tcPr>
+          <w:p>
+            <w:pPr>
+              <w:spacing w:before="40" w:after="40"/>
+              <w:jc w:val="center"/>
+            </w:pPr>
+            <w:r/>
+            <w:r>
+              <w:rPr>
+                <w:rFonts w:ascii="標楷體" w:hAnsi="標楷體" w:eastAsia="標楷體"/>
+                <w:b w:val="0"/>
+                <w:sz w:val="24"/>
+              </w:rPr>
+            </w:r>
+          </w:p>
+        </w:tc>
+        <w:tc>
+          <w:tcPr>
+            <w:tcW w:type="dxa" w:w="1247"/>
+          </w:tcPr>
+          <w:p>
+            <w:pPr>
+              <w:spacing w:before="40" w:after="40"/>
+              <w:jc w:val="center"/>
+            </w:pPr>
+            <w:r/>
+            <w:r>
+              <w:rPr>
+                <w:rFonts w:ascii="標楷體" w:hAnsi="標楷體" w:eastAsia="標楷體"/>
+                <w:b w:val="0"/>
+                <w:sz w:val="24"/>
+              </w:rPr>
+            </w:r>
+          </w:p>
+        </w:tc>
+      </w:tr>
+      <w:tr>
+        <w:tc>
+          <w:tcPr>
+            <w:tcW w:type="dxa" w:w="907"/>
+          </w:tcPr>
+          <w:p>
+            <w:pPr>
+              <w:spacing w:before="40" w:after="40"/>
+              <w:jc w:val="center"/>
+            </w:pPr>
+            <w:r/>
+            <w:r>
+              <w:rPr>
+                <w:rFonts w:ascii="標楷體" w:hAnsi="標楷體" w:eastAsia="標楷體"/>
+                <w:b w:val="0"/>
+                <w:sz w:val="22"/>
+              </w:rPr>
+              <w:t>4</w:t>
+            </w:r>
+          </w:p>
+        </w:tc>
+        <w:tc>
+          <w:tcPr>
+            <w:tcW w:type="dxa" w:w="6236"/>
+          </w:tcPr>
+          <w:p>
+            <w:pPr>
+              <w:spacing w:before="40" w:after="40"/>
+              <w:jc w:val="left"/>
+            </w:pPr>
+            <w:r/>
+            <w:r>
+              <w:rPr>
+                <w:rFonts w:ascii="標楷體" w:hAnsi="標楷體" w:eastAsia="標楷體"/>
+                <w:b w:val="0"/>
+                <w:sz w:val="22"/>
+              </w:rPr>
+              <w:t>於「功能」選「DP-使用者管理」、「操作類別」選「修改」，應列出停用與啟用該測試帳號的兩筆記錄，對象為該帳號。</w:t>
+            </w:r>
+          </w:p>
+        </w:tc>
+        <w:tc>
+          <w:tcPr>
+            <w:tcW w:type="dxa" w:w="1247"/>
+          </w:tcPr>
+          <w:p>
+            <w:pPr>
+              <w:spacing w:before="40" w:after="40"/>
+              <w:jc w:val="center"/>
+            </w:pPr>
+            <w:r/>
+            <w:r>
+              <w:rPr>
+                <w:rFonts w:ascii="標楷體" w:hAnsi="標楷體" w:eastAsia="標楷體"/>
+                <w:b w:val="0"/>
+                <w:sz w:val="24"/>
+              </w:rPr>
+            </w:r>
+          </w:p>
+        </w:tc>
+        <w:tc>
+          <w:tcPr>
+            <w:tcW w:type="dxa" w:w="1247"/>
+          </w:tcPr>
+          <w:p>
+            <w:pPr>
+              <w:spacing w:before="40" w:after="40"/>
+              <w:jc w:val="center"/>
+            </w:pPr>
+            <w:r/>
+            <w:r>
+              <w:rPr>
+                <w:rFonts w:ascii="標楷體" w:hAnsi="標楷體" w:eastAsia="標楷體"/>
+                <w:b w:val="0"/>
+                <w:sz w:val="24"/>
+              </w:rPr>
+            </w:r>
+          </w:p>
+        </w:tc>
+      </w:tr>
+      <w:tr>
+        <w:tc>
+          <w:tcPr>
+            <w:tcW w:type="dxa" w:w="907"/>
+          </w:tcPr>
+          <w:p>
+            <w:pPr>
+              <w:spacing w:before="40" w:after="40"/>
+              <w:jc w:val="center"/>
+            </w:pPr>
+            <w:r/>
+            <w:r>
+              <w:rPr>
+                <w:rFonts w:ascii="標楷體" w:hAnsi="標楷體" w:eastAsia="標楷體"/>
+                <w:b w:val="0"/>
+                <w:sz w:val="22"/>
+              </w:rPr>
+              <w:t>5</w:t>
+            </w:r>
+          </w:p>
+        </w:tc>
+        <w:tc>
+          <w:tcPr>
+            <w:tcW w:type="dxa" w:w="6236"/>
+          </w:tcPr>
+          <w:p>
+            <w:pPr>
+              <w:spacing w:before="40" w:after="40"/>
+              <w:jc w:val="left"/>
+            </w:pPr>
+            <w:r/>
+            <w:r>
+              <w:rPr>
+                <w:rFonts w:ascii="標楷體" w:hAnsi="標楷體" w:eastAsia="標楷體"/>
+                <w:b w:val="0"/>
+                <w:sz w:val="22"/>
+              </w:rPr>
+              <w:t>開啟停用那一筆的明細，應顯示事件描述「停用帳號」，異動前值為啟用中、異動後值為已停用。</w:t>
+            </w:r>
+          </w:p>
+        </w:tc>
+        <w:tc>
+          <w:tcPr>
+            <w:tcW w:type="dxa" w:w="1247"/>
+          </w:tcPr>
+          <w:p>
+            <w:pPr>
+              <w:spacing w:before="40" w:after="40"/>
+              <w:jc w:val="center"/>
+            </w:pPr>
+            <w:r/>
+            <w:r>
+              <w:rPr>
+                <w:rFonts w:ascii="標楷體" w:hAnsi="標楷體" w:eastAsia="標楷體"/>
+                <w:b w:val="0"/>
+                <w:sz w:val="24"/>
+              </w:rPr>
+            </w:r>
+          </w:p>
+        </w:tc>
+        <w:tc>
+          <w:tcPr>
+            <w:tcW w:type="dxa" w:w="1247"/>
+          </w:tcPr>
+          <w:p>
+            <w:pPr>
+              <w:spacing w:before="40" w:after="40"/>
+              <w:jc w:val="center"/>
+            </w:pPr>
+            <w:r/>
+            <w:r>
+              <w:rPr>
+                <w:rFonts w:ascii="標楷體" w:hAnsi="標楷體" w:eastAsia="標楷體"/>
+                <w:b w:val="0"/>
+                <w:sz w:val="24"/>
+              </w:rPr>
+            </w:r>
+          </w:p>
+        </w:tc>
+      </w:tr>
+      <w:tr>
+        <w:tc>
+          <w:tcPr>
+            <w:tcW w:type="dxa" w:w="907"/>
+          </w:tcPr>
+          <w:p>
+            <w:pPr>
+              <w:spacing w:before="40" w:after="40"/>
+              <w:jc w:val="center"/>
+            </w:pPr>
+            <w:r/>
+            <w:r>
+              <w:rPr>
+                <w:rFonts w:ascii="標楷體" w:hAnsi="標楷體" w:eastAsia="標楷體"/>
+                <w:b w:val="0"/>
+                <w:sz w:val="22"/>
+              </w:rPr>
+              <w:t>6</w:t>
+            </w:r>
+          </w:p>
+        </w:tc>
+        <w:tc>
+          <w:tcPr>
+            <w:tcW w:type="dxa" w:w="6236"/>
+          </w:tcPr>
+          <w:p>
+            <w:pPr>
+              <w:spacing w:before="40" w:after="40"/>
+              <w:jc w:val="left"/>
+            </w:pPr>
+            <w:r/>
+            <w:r>
+              <w:rPr>
+                <w:rFonts w:ascii="標楷體" w:hAnsi="標楷體" w:eastAsia="標楷體"/>
+                <w:b w:val="0"/>
+                <w:sz w:val="22"/>
+              </w:rPr>
+              <w:t>將「起日」與「訖日」設為同一天，清單應只列出該日（台灣時間）的記錄；按「清除篩選」後應恢復列出全部記錄。</w:t>
+            </w:r>
+          </w:p>
+        </w:tc>
+        <w:tc>
+          <w:tcPr>
+            <w:tcW w:type="dxa" w:w="1247"/>
+          </w:tcPr>
+          <w:p>
+            <w:pPr>
+              <w:spacing w:before="40" w:after="40"/>
+              <w:jc w:val="center"/>
+            </w:pPr>
+            <w:r/>
+            <w:r>
+              <w:rPr>
+                <w:rFonts w:ascii="標楷體" w:hAnsi="標楷體" w:eastAsia="標楷體"/>
+                <w:b w:val="0"/>
+                <w:sz w:val="24"/>
+              </w:rPr>
+            </w:r>
+          </w:p>
+        </w:tc>
+        <w:tc>
+          <w:tcPr>
+            <w:tcW w:type="dxa" w:w="1247"/>
+          </w:tcPr>
+          <w:p>
+            <w:pPr>
+              <w:spacing w:before="40" w:after="40"/>
+              <w:jc w:val="center"/>
+            </w:pPr>
+            <w:r/>
+            <w:r>
+              <w:rPr>
+                <w:rFonts w:ascii="標楷體" w:hAnsi="標楷體" w:eastAsia="標楷體"/>
+                <w:b w:val="0"/>
+                <w:sz w:val="24"/>
+              </w:rPr>
+            </w:r>
+          </w:p>
+        </w:tc>
+      </w:tr>
+      <w:tr>
+        <w:tc>
+          <w:tcPr>
+            <w:tcW w:type="dxa" w:w="907"/>
+          </w:tcPr>
+          <w:p>
+            <w:pPr>
+              <w:spacing w:before="40" w:after="40"/>
+              <w:jc w:val="center"/>
+            </w:pPr>
+            <w:r/>
+            <w:r>
+              <w:rPr>
+                <w:rFonts w:ascii="標楷體" w:hAnsi="標楷體" w:eastAsia="標楷體"/>
+                <w:b w:val="0"/>
+                <w:sz w:val="22"/>
+              </w:rPr>
+              <w:t>7</w:t>
+            </w:r>
+          </w:p>
+        </w:tc>
+        <w:tc>
+          <w:tcPr>
+            <w:tcW w:type="dxa" w:w="6236"/>
+          </w:tcPr>
+          <w:p>
+            <w:pPr>
+              <w:spacing w:before="40" w:after="40"/>
+              <w:jc w:val="left"/>
+            </w:pPr>
+            <w:r/>
+            <w:r>
+              <w:rPr>
+                <w:rFonts w:ascii="標楷體" w:hAnsi="標楷體" w:eastAsia="標楷體"/>
+                <w:b w:val="0"/>
+                <w:sz w:val="22"/>
+              </w:rPr>
+              <w:t>按「匯出」，下載的 CSV 以 Excel 開啟中文正常，內容為目前查詢條件下的全部記錄，時間為台灣時間且精確到秒。</w:t>
+            </w:r>
+          </w:p>
+        </w:tc>
+        <w:tc>
+          <w:tcPr>
+            <w:tcW w:type="dxa" w:w="1247"/>
+          </w:tcPr>
+          <w:p>
+            <w:pPr>
+              <w:spacing w:before="40" w:after="40"/>
+              <w:jc w:val="center"/>
+            </w:pPr>
+            <w:r/>
+            <w:r>
+              <w:rPr>
+                <w:rFonts w:ascii="標楷體" w:hAnsi="標楷體" w:eastAsia="標楷體"/>
+                <w:b w:val="0"/>
+                <w:sz w:val="24"/>
+              </w:rPr>
+            </w:r>
+          </w:p>
+        </w:tc>
+        <w:tc>
+          <w:tcPr>
+            <w:tcW w:type="dxa" w:w="1247"/>
+          </w:tcPr>
+          <w:p>
+            <w:pPr>
+              <w:spacing w:before="40" w:after="40"/>
+              <w:jc w:val="center"/>
+            </w:pPr>
+            <w:r/>
+            <w:r>
+              <w:rPr>
+                <w:rFonts w:ascii="標楷體" w:hAnsi="標楷體" w:eastAsia="標楷體"/>
+                <w:b w:val="0"/>
+                <w:sz w:val="24"/>
+              </w:rPr>
+            </w:r>
+          </w:p>
+        </w:tc>
+      </w:tr>
+      <w:tr>
+        <w:tc>
+          <w:tcPr>
+            <w:tcW w:type="dxa" w:w="907"/>
+          </w:tcPr>
+          <w:p>
+            <w:pPr>
+              <w:spacing w:before="40" w:after="40"/>
+              <w:jc w:val="center"/>
+            </w:pPr>
+            <w:r/>
+            <w:r>
+              <w:rPr>
+                <w:rFonts w:ascii="標楷體" w:hAnsi="標楷體" w:eastAsia="標楷體"/>
+                <w:b w:val="0"/>
+                <w:sz w:val="22"/>
+              </w:rPr>
+              <w:t>8</w:t>
+            </w:r>
+          </w:p>
+        </w:tc>
+        <w:tc>
+          <w:tcPr>
+            <w:tcW w:type="dxa" w:w="6236"/>
+          </w:tcPr>
+          <w:p>
+            <w:pPr>
+              <w:spacing w:before="40" w:after="40"/>
+              <w:jc w:val="left"/>
+            </w:pPr>
+            <w:r/>
+            <w:r>
+              <w:rPr>
+                <w:rFonts w:ascii="標楷體" w:hAnsi="標楷體" w:eastAsia="標楷體"/>
+                <w:b w:val="0"/>
+                <w:sz w:val="22"/>
+              </w:rPr>
+              <w:t>畫面上的清單與明細皆不應提供修改或刪除記錄的功能。</w:t>
             </w:r>
           </w:p>
         </w:tc>

--- a/docs/manuals/測試報告/DP-平台管理模組.docx
+++ b/docs/manuals/測試報告/DP-平台管理模組.docx
@@ -226,7 +226,7 @@
           </w:tcPr>
           <w:p>
             <w:r>
-              <w:t>2026/10/12</w:t>
+              <w:t>2026/10/13</w:t>
             </w:r>
           </w:p>
         </w:tc>
@@ -384,7 +384,7 @@
               <w:jc w:val="center"/>
             </w:pPr>
             <w:r>
-              <w:t>2026/10/12</w:t>
+              <w:t>2026/10/13</w:t>
             </w:r>
           </w:p>
         </w:tc>
@@ -447,6 +447,1558 @@
         <w:pStyle w:val="1"/>
       </w:pPr>
       <w:r>
+        <w:t>DP00 登入後主頁</w:t>
+      </w:r>
+    </w:p>
+    <w:tbl>
+      <w:tblPr>
+        <w:tblStyle w:val="aff2"/>
+        <w:tblW w:type="auto" w:w="0"/>
+        <w:jc w:val="center"/>
+        <w:tblLayout w:type="fixed"/>
+        <w:tblLook w:firstColumn="1" w:firstRow="1" w:lastColumn="0" w:lastRow="0" w:noHBand="0" w:noVBand="1" w:val="04A0"/>
+      </w:tblPr>
+      <w:tblGrid>
+        <w:gridCol w:w="2340"/>
+        <w:gridCol w:w="2340"/>
+        <w:gridCol w:w="2340"/>
+        <w:gridCol w:w="2340"/>
+      </w:tblGrid>
+      <w:tr>
+        <w:tc>
+          <w:tcPr>
+            <w:tcW w:type="dxa" w:w="9638"/>
+            <w:gridSpan w:val="4"/>
+          </w:tcPr>
+          <w:p>
+            <w:pPr>
+              <w:spacing w:before="40" w:after="40"/>
+              <w:jc w:val="center"/>
+            </w:pPr>
+            <w:r/>
+            <w:r>
+              <w:rPr>
+                <w:rFonts w:ascii="標楷體" w:hAnsi="標楷體" w:eastAsia="標楷體"/>
+                <w:b/>
+                <w:sz w:val="32"/>
+                <w:spacing w:val="80"/>
+              </w:rPr>
+              <w:t>國防醫學大學三軍總醫院測試報告</w:t>
+            </w:r>
+          </w:p>
+        </w:tc>
+      </w:tr>
+      <w:tr>
+        <w:tc>
+          <w:tcPr>
+            <w:tcW w:type="dxa" w:w="1474"/>
+          </w:tcPr>
+          <w:p>
+            <w:pPr>
+              <w:spacing w:before="40" w:after="40"/>
+              <w:jc w:val="center"/>
+            </w:pPr>
+            <w:r/>
+            <w:r>
+              <w:rPr>
+                <w:rFonts w:ascii="標楷體" w:hAnsi="標楷體" w:eastAsia="標楷體"/>
+                <w:b w:val="0"/>
+                <w:sz w:val="24"/>
+              </w:rPr>
+              <w:t>購案名稱</w:t>
+            </w:r>
+          </w:p>
+        </w:tc>
+        <w:tc>
+          <w:tcPr>
+            <w:tcW w:type="dxa" w:w="3628"/>
+          </w:tcPr>
+          <w:p>
+            <w:pPr>
+              <w:spacing w:before="40" w:after="40"/>
+              <w:jc w:val="center"/>
+            </w:pPr>
+            <w:r/>
+            <w:r>
+              <w:rPr>
+                <w:rFonts w:ascii="標楷體" w:hAnsi="標楷體" w:eastAsia="標楷體"/>
+                <w:b w:val="0"/>
+                <w:sz w:val="24"/>
+              </w:rPr>
+              <w:t>國軍醫院設立捐血站裝備整備案</w:t>
+            </w:r>
+          </w:p>
+        </w:tc>
+        <w:tc>
+          <w:tcPr>
+            <w:tcW w:type="dxa" w:w="1928"/>
+          </w:tcPr>
+          <w:p>
+            <w:pPr>
+              <w:spacing w:before="40" w:after="40"/>
+              <w:jc w:val="center"/>
+            </w:pPr>
+            <w:r/>
+            <w:r>
+              <w:rPr>
+                <w:rFonts w:ascii="標楷體" w:hAnsi="標楷體" w:eastAsia="標楷體"/>
+                <w:b w:val="0"/>
+                <w:sz w:val="24"/>
+              </w:rPr>
+              <w:t>單位主管用印</w:t>
+            </w:r>
+          </w:p>
+        </w:tc>
+        <w:tc>
+          <w:tcPr>
+            <w:tcW w:type="dxa" w:w="2608"/>
+          </w:tcPr>
+          <w:p>
+            <w:pPr>
+              <w:spacing w:before="40" w:after="40"/>
+              <w:jc w:val="center"/>
+            </w:pPr>
+            <w:r/>
+            <w:r>
+              <w:rPr>
+                <w:rFonts w:ascii="標楷體" w:hAnsi="標楷體" w:eastAsia="標楷體"/>
+                <w:b w:val="0"/>
+                <w:sz w:val="24"/>
+              </w:rPr>
+            </w:r>
+          </w:p>
+        </w:tc>
+      </w:tr>
+      <w:tr>
+        <w:tc>
+          <w:tcPr>
+            <w:tcW w:type="dxa" w:w="1474"/>
+          </w:tcPr>
+          <w:p>
+            <w:pPr>
+              <w:spacing w:before="40" w:after="40"/>
+              <w:jc w:val="center"/>
+            </w:pPr>
+            <w:r/>
+            <w:r>
+              <w:rPr>
+                <w:rFonts w:ascii="標楷體" w:hAnsi="標楷體" w:eastAsia="標楷體"/>
+                <w:b w:val="0"/>
+                <w:sz w:val="24"/>
+              </w:rPr>
+              <w:t>測試單位</w:t>
+            </w:r>
+          </w:p>
+        </w:tc>
+        <w:tc>
+          <w:tcPr>
+            <w:tcW w:type="dxa" w:w="3628"/>
+          </w:tcPr>
+          <w:p>
+            <w:pPr>
+              <w:spacing w:before="40" w:after="40"/>
+              <w:jc w:val="center"/>
+            </w:pPr>
+            <w:r/>
+            <w:r>
+              <w:rPr>
+                <w:rFonts w:ascii="標楷體" w:hAnsi="標楷體" w:eastAsia="標楷體"/>
+                <w:b w:val="0"/>
+                <w:sz w:val="24"/>
+              </w:rPr>
+            </w:r>
+          </w:p>
+        </w:tc>
+        <w:tc>
+          <w:tcPr>
+            <w:tcW w:type="dxa" w:w="1928"/>
+          </w:tcPr>
+          <w:p>
+            <w:pPr>
+              <w:spacing w:before="40" w:after="40"/>
+              <w:jc w:val="center"/>
+            </w:pPr>
+            <w:r/>
+            <w:r>
+              <w:rPr>
+                <w:rFonts w:ascii="標楷體" w:hAnsi="標楷體" w:eastAsia="標楷體"/>
+                <w:b w:val="0"/>
+                <w:sz w:val="24"/>
+              </w:rPr>
+              <w:t>測試人員</w:t>
+            </w:r>
+          </w:p>
+        </w:tc>
+        <w:tc>
+          <w:tcPr>
+            <w:tcW w:type="dxa" w:w="2608"/>
+          </w:tcPr>
+          <w:p>
+            <w:pPr>
+              <w:spacing w:before="40" w:after="40"/>
+              <w:jc w:val="center"/>
+            </w:pPr>
+            <w:r/>
+            <w:r>
+              <w:rPr>
+                <w:rFonts w:ascii="標楷體" w:hAnsi="標楷體" w:eastAsia="標楷體"/>
+                <w:b w:val="0"/>
+                <w:sz w:val="24"/>
+              </w:rPr>
+            </w:r>
+          </w:p>
+        </w:tc>
+      </w:tr>
+      <w:tr>
+        <w:tc>
+          <w:tcPr>
+            <w:tcW w:type="dxa" w:w="1474"/>
+          </w:tcPr>
+          <w:p>
+            <w:pPr>
+              <w:spacing w:before="40" w:after="40"/>
+              <w:jc w:val="center"/>
+            </w:pPr>
+            <w:r/>
+            <w:r>
+              <w:rPr>
+                <w:rFonts w:ascii="標楷體" w:hAnsi="標楷體" w:eastAsia="標楷體"/>
+                <w:b w:val="0"/>
+                <w:sz w:val="24"/>
+              </w:rPr>
+              <w:t>測試日期</w:t>
+            </w:r>
+          </w:p>
+        </w:tc>
+        <w:tc>
+          <w:tcPr>
+            <w:tcW w:type="dxa" w:w="3628"/>
+          </w:tcPr>
+          <w:p>
+            <w:pPr>
+              <w:spacing w:before="40" w:after="40"/>
+              <w:jc w:val="center"/>
+            </w:pPr>
+            <w:r/>
+            <w:r>
+              <w:rPr>
+                <w:rFonts w:ascii="標楷體" w:hAnsi="標楷體" w:eastAsia="標楷體"/>
+                <w:b w:val="0"/>
+                <w:sz w:val="24"/>
+              </w:rPr>
+            </w:r>
+          </w:p>
+        </w:tc>
+        <w:tc>
+          <w:tcPr>
+            <w:tcW w:type="dxa" w:w="1928"/>
+          </w:tcPr>
+          <w:p>
+            <w:pPr>
+              <w:spacing w:before="40" w:after="40"/>
+              <w:jc w:val="center"/>
+            </w:pPr>
+            <w:r/>
+            <w:r>
+              <w:rPr>
+                <w:rFonts w:ascii="標楷體" w:hAnsi="標楷體" w:eastAsia="標楷體"/>
+                <w:b w:val="0"/>
+                <w:sz w:val="24"/>
+              </w:rPr>
+              <w:t>測試完畢日期</w:t>
+            </w:r>
+          </w:p>
+        </w:tc>
+        <w:tc>
+          <w:tcPr>
+            <w:tcW w:type="dxa" w:w="2608"/>
+          </w:tcPr>
+          <w:p>
+            <w:pPr>
+              <w:spacing w:before="40" w:after="40"/>
+              <w:jc w:val="center"/>
+            </w:pPr>
+            <w:r/>
+            <w:r>
+              <w:rPr>
+                <w:rFonts w:ascii="標楷體" w:hAnsi="標楷體" w:eastAsia="標楷體"/>
+                <w:b w:val="0"/>
+                <w:sz w:val="24"/>
+              </w:rPr>
+            </w:r>
+          </w:p>
+        </w:tc>
+      </w:tr>
+    </w:tbl>
+    <w:p/>
+    <w:tbl>
+      <w:tblPr>
+        <w:tblStyle w:val="aff2"/>
+        <w:tblW w:type="auto" w:w="0"/>
+        <w:jc w:val="center"/>
+        <w:tblLayout w:type="fixed"/>
+        <w:tblLook w:firstColumn="1" w:firstRow="1" w:lastColumn="0" w:lastRow="0" w:noHBand="0" w:noVBand="1" w:val="04A0"/>
+      </w:tblPr>
+      <w:tblGrid>
+        <w:gridCol w:w="2340"/>
+        <w:gridCol w:w="2340"/>
+        <w:gridCol w:w="2340"/>
+        <w:gridCol w:w="2340"/>
+      </w:tblGrid>
+      <w:tr>
+        <w:trPr>
+          <w:tblHeader w:val="true"/>
+        </w:trPr>
+        <w:tc>
+          <w:tcPr>
+            <w:tcW w:type="dxa" w:w="907"/>
+            <w:vMerge w:val="restart"/>
+          </w:tcPr>
+          <w:p>
+            <w:pPr>
+              <w:spacing w:before="40" w:after="40"/>
+              <w:jc w:val="center"/>
+            </w:pPr>
+            <w:r/>
+            <w:r>
+              <w:rPr>
+                <w:rFonts w:ascii="標楷體" w:hAnsi="標楷體" w:eastAsia="標楷體"/>
+                <w:b w:val="0"/>
+                <w:sz w:val="24"/>
+              </w:rPr>
+              <w:t>項次</w:t>
+            </w:r>
+          </w:p>
+        </w:tc>
+        <w:tc>
+          <w:tcPr>
+            <w:tcW w:type="dxa" w:w="6236"/>
+            <w:vMerge w:val="restart"/>
+          </w:tcPr>
+          <w:p>
+            <w:pPr>
+              <w:spacing w:before="40" w:after="40"/>
+              <w:jc w:val="center"/>
+            </w:pPr>
+            <w:r/>
+            <w:r>
+              <w:rPr>
+                <w:rFonts w:ascii="標楷體" w:hAnsi="標楷體" w:eastAsia="標楷體"/>
+                <w:b w:val="0"/>
+                <w:sz w:val="24"/>
+              </w:rPr>
+              <w:t>測試內容</w:t>
+            </w:r>
+          </w:p>
+        </w:tc>
+        <w:tc>
+          <w:tcPr>
+            <w:tcW w:type="dxa" w:w="2494"/>
+            <w:gridSpan w:val="2"/>
+          </w:tcPr>
+          <w:p>
+            <w:pPr>
+              <w:spacing w:before="40" w:after="40"/>
+              <w:jc w:val="center"/>
+            </w:pPr>
+            <w:r/>
+            <w:r>
+              <w:rPr>
+                <w:rFonts w:ascii="標楷體" w:hAnsi="標楷體" w:eastAsia="標楷體"/>
+                <w:b w:val="0"/>
+                <w:sz w:val="24"/>
+              </w:rPr>
+              <w:t>測試人員勾選</w:t>
+            </w:r>
+          </w:p>
+        </w:tc>
+      </w:tr>
+      <w:tr>
+        <w:trPr>
+          <w:tblHeader w:val="true"/>
+        </w:trPr>
+        <w:tc>
+          <w:tcPr>
+            <w:tcW w:type="dxa" w:w="907"/>
+            <w:vMerge/>
+          </w:tcPr>
+          <w:p/>
+        </w:tc>
+        <w:tc>
+          <w:tcPr>
+            <w:tcW w:type="dxa" w:w="6236"/>
+            <w:vMerge/>
+          </w:tcPr>
+          <w:p/>
+        </w:tc>
+        <w:tc>
+          <w:tcPr>
+            <w:tcW w:type="dxa" w:w="1247"/>
+          </w:tcPr>
+          <w:p>
+            <w:pPr>
+              <w:spacing w:before="40" w:after="40"/>
+              <w:jc w:val="center"/>
+            </w:pPr>
+            <w:r/>
+            <w:r>
+              <w:rPr>
+                <w:rFonts w:ascii="標楷體" w:hAnsi="標楷體" w:eastAsia="標楷體"/>
+                <w:b w:val="0"/>
+                <w:sz w:val="24"/>
+              </w:rPr>
+              <w:t>合格</w:t>
+            </w:r>
+          </w:p>
+        </w:tc>
+        <w:tc>
+          <w:tcPr>
+            <w:tcW w:type="dxa" w:w="1247"/>
+          </w:tcPr>
+          <w:p>
+            <w:pPr>
+              <w:spacing w:before="40" w:after="40"/>
+              <w:jc w:val="center"/>
+            </w:pPr>
+            <w:r/>
+            <w:r>
+              <w:rPr>
+                <w:rFonts w:ascii="標楷體" w:hAnsi="標楷體" w:eastAsia="標楷體"/>
+                <w:b w:val="0"/>
+                <w:sz w:val="24"/>
+              </w:rPr>
+              <w:t>不合格</w:t>
+            </w:r>
+          </w:p>
+        </w:tc>
+      </w:tr>
+      <w:tr>
+        <w:tc>
+          <w:tcPr>
+            <w:tcW w:type="dxa" w:w="907"/>
+          </w:tcPr>
+          <w:p>
+            <w:pPr>
+              <w:spacing w:before="40" w:after="40"/>
+              <w:jc w:val="center"/>
+            </w:pPr>
+            <w:r/>
+            <w:r>
+              <w:rPr>
+                <w:rFonts w:ascii="標楷體" w:hAnsi="標楷體" w:eastAsia="標楷體"/>
+                <w:b w:val="0"/>
+                <w:sz w:val="22"/>
+              </w:rPr>
+              <w:t>1</w:t>
+            </w:r>
+          </w:p>
+        </w:tc>
+        <w:tc>
+          <w:tcPr>
+            <w:tcW w:type="dxa" w:w="6236"/>
+          </w:tcPr>
+          <w:p>
+            <w:pPr>
+              <w:spacing w:before="40" w:after="40"/>
+              <w:jc w:val="left"/>
+            </w:pPr>
+            <w:r/>
+            <w:r>
+              <w:rPr>
+                <w:rFonts w:ascii="標楷體" w:hAnsi="標楷體" w:eastAsia="標楷體"/>
+                <w:b w:val="0"/>
+                <w:sz w:val="22"/>
+              </w:rPr>
+              <w:t>以任一帳號登入，應進入本頁，上方顯示「歡迎，」加上登入者姓名。</w:t>
+            </w:r>
+          </w:p>
+        </w:tc>
+        <w:tc>
+          <w:tcPr>
+            <w:tcW w:type="dxa" w:w="1247"/>
+          </w:tcPr>
+          <w:p>
+            <w:pPr>
+              <w:spacing w:before="40" w:after="40"/>
+              <w:jc w:val="center"/>
+            </w:pPr>
+            <w:r/>
+            <w:r>
+              <w:rPr>
+                <w:rFonts w:ascii="標楷體" w:hAnsi="標楷體" w:eastAsia="標楷體"/>
+                <w:b w:val="0"/>
+                <w:sz w:val="24"/>
+              </w:rPr>
+            </w:r>
+          </w:p>
+        </w:tc>
+        <w:tc>
+          <w:tcPr>
+            <w:tcW w:type="dxa" w:w="1247"/>
+          </w:tcPr>
+          <w:p>
+            <w:pPr>
+              <w:spacing w:before="40" w:after="40"/>
+              <w:jc w:val="center"/>
+            </w:pPr>
+            <w:r/>
+            <w:r>
+              <w:rPr>
+                <w:rFonts w:ascii="標楷體" w:hAnsi="標楷體" w:eastAsia="標楷體"/>
+                <w:b w:val="0"/>
+                <w:sz w:val="24"/>
+              </w:rPr>
+            </w:r>
+          </w:p>
+        </w:tc>
+      </w:tr>
+      <w:tr>
+        <w:tc>
+          <w:tcPr>
+            <w:tcW w:type="dxa" w:w="907"/>
+          </w:tcPr>
+          <w:p>
+            <w:pPr>
+              <w:spacing w:before="40" w:after="40"/>
+              <w:jc w:val="center"/>
+            </w:pPr>
+            <w:r/>
+            <w:r>
+              <w:rPr>
+                <w:rFonts w:ascii="標楷體" w:hAnsi="標楷體" w:eastAsia="標楷體"/>
+                <w:b w:val="0"/>
+                <w:sz w:val="22"/>
+              </w:rPr>
+              <w:t>2</w:t>
+            </w:r>
+          </w:p>
+        </w:tc>
+        <w:tc>
+          <w:tcPr>
+            <w:tcW w:type="dxa" w:w="6236"/>
+          </w:tcPr>
+          <w:p>
+            <w:pPr>
+              <w:spacing w:before="40" w:after="40"/>
+              <w:jc w:val="left"/>
+            </w:pPr>
+            <w:r/>
+            <w:r>
+              <w:rPr>
+                <w:rFonts w:ascii="標楷體" w:hAnsi="標楷體" w:eastAsia="標楷體"/>
+                <w:b w:val="0"/>
+                <w:sz w:val="22"/>
+              </w:rPr>
+              <w:t>於任一作業畫面按頂列的「教育訓練文件管理系統」，應回到本頁。</w:t>
+            </w:r>
+          </w:p>
+        </w:tc>
+        <w:tc>
+          <w:tcPr>
+            <w:tcW w:type="dxa" w:w="1247"/>
+          </w:tcPr>
+          <w:p>
+            <w:pPr>
+              <w:spacing w:before="40" w:after="40"/>
+              <w:jc w:val="center"/>
+            </w:pPr>
+            <w:r/>
+            <w:r>
+              <w:rPr>
+                <w:rFonts w:ascii="標楷體" w:hAnsi="標楷體" w:eastAsia="標楷體"/>
+                <w:b w:val="0"/>
+                <w:sz w:val="24"/>
+              </w:rPr>
+            </w:r>
+          </w:p>
+        </w:tc>
+        <w:tc>
+          <w:tcPr>
+            <w:tcW w:type="dxa" w:w="1247"/>
+          </w:tcPr>
+          <w:p>
+            <w:pPr>
+              <w:spacing w:before="40" w:after="40"/>
+              <w:jc w:val="center"/>
+            </w:pPr>
+            <w:r/>
+            <w:r>
+              <w:rPr>
+                <w:rFonts w:ascii="標楷體" w:hAnsi="標楷體" w:eastAsia="標楷體"/>
+                <w:b w:val="0"/>
+                <w:sz w:val="24"/>
+              </w:rPr>
+            </w:r>
+          </w:p>
+        </w:tc>
+      </w:tr>
+      <w:tr>
+        <w:tc>
+          <w:tcPr>
+            <w:tcW w:type="dxa" w:w="907"/>
+          </w:tcPr>
+          <w:p>
+            <w:pPr>
+              <w:spacing w:before="40" w:after="40"/>
+              <w:jc w:val="center"/>
+            </w:pPr>
+            <w:r/>
+            <w:r>
+              <w:rPr>
+                <w:rFonts w:ascii="標楷體" w:hAnsi="標楷體" w:eastAsia="標楷體"/>
+                <w:b w:val="0"/>
+                <w:sz w:val="22"/>
+              </w:rPr>
+              <w:t>3</w:t>
+            </w:r>
+          </w:p>
+        </w:tc>
+        <w:tc>
+          <w:tcPr>
+            <w:tcW w:type="dxa" w:w="6236"/>
+          </w:tcPr>
+          <w:p>
+            <w:pPr>
+              <w:spacing w:before="40" w:after="40"/>
+              <w:jc w:val="left"/>
+            </w:pPr>
+            <w:r/>
+            <w:r>
+              <w:rPr>
+                <w:rFonts w:ascii="標楷體" w:hAnsi="標楷體" w:eastAsia="標楷體"/>
+                <w:b w:val="0"/>
+                <w:sz w:val="22"/>
+              </w:rPr>
+              <w:t>按頂列右上的姓名，應進入 DP10 個人資料維護。</w:t>
+            </w:r>
+          </w:p>
+        </w:tc>
+        <w:tc>
+          <w:tcPr>
+            <w:tcW w:type="dxa" w:w="1247"/>
+          </w:tcPr>
+          <w:p>
+            <w:pPr>
+              <w:spacing w:before="40" w:after="40"/>
+              <w:jc w:val="center"/>
+            </w:pPr>
+            <w:r/>
+            <w:r>
+              <w:rPr>
+                <w:rFonts w:ascii="標楷體" w:hAnsi="標楷體" w:eastAsia="標楷體"/>
+                <w:b w:val="0"/>
+                <w:sz w:val="24"/>
+              </w:rPr>
+            </w:r>
+          </w:p>
+        </w:tc>
+        <w:tc>
+          <w:tcPr>
+            <w:tcW w:type="dxa" w:w="1247"/>
+          </w:tcPr>
+          <w:p>
+            <w:pPr>
+              <w:spacing w:before="40" w:after="40"/>
+              <w:jc w:val="center"/>
+            </w:pPr>
+            <w:r/>
+            <w:r>
+              <w:rPr>
+                <w:rFonts w:ascii="標楷體" w:hAnsi="標楷體" w:eastAsia="標楷體"/>
+                <w:b w:val="0"/>
+                <w:sz w:val="24"/>
+              </w:rPr>
+            </w:r>
+          </w:p>
+        </w:tc>
+      </w:tr>
+      <w:tr>
+        <w:tc>
+          <w:tcPr>
+            <w:tcW w:type="dxa" w:w="907"/>
+          </w:tcPr>
+          <w:p>
+            <w:pPr>
+              <w:spacing w:before="40" w:after="40"/>
+              <w:jc w:val="center"/>
+            </w:pPr>
+            <w:r/>
+            <w:r>
+              <w:rPr>
+                <w:rFonts w:ascii="標楷體" w:hAnsi="標楷體" w:eastAsia="標楷體"/>
+                <w:b w:val="0"/>
+                <w:sz w:val="22"/>
+              </w:rPr>
+              <w:t>4</w:t>
+            </w:r>
+          </w:p>
+        </w:tc>
+        <w:tc>
+          <w:tcPr>
+            <w:tcW w:type="dxa" w:w="6236"/>
+          </w:tcPr>
+          <w:p>
+            <w:pPr>
+              <w:spacing w:before="40" w:after="40"/>
+              <w:jc w:val="left"/>
+            </w:pPr>
+            <w:r/>
+            <w:r>
+              <w:rPr>
+                <w:rFonts w:ascii="標楷體" w:hAnsi="標楷體" w:eastAsia="標楷體"/>
+                <w:b w:val="0"/>
+                <w:sz w:val="22"/>
+              </w:rPr>
+              <w:t>以學員帳號登入，「我的學習概況」的進行中、未開始、已完成、未開放四個數字應與 ET03 我的課程頁上方統計相同。</w:t>
+            </w:r>
+          </w:p>
+        </w:tc>
+        <w:tc>
+          <w:tcPr>
+            <w:tcW w:type="dxa" w:w="1247"/>
+          </w:tcPr>
+          <w:p>
+            <w:pPr>
+              <w:spacing w:before="40" w:after="40"/>
+              <w:jc w:val="center"/>
+            </w:pPr>
+            <w:r/>
+            <w:r>
+              <w:rPr>
+                <w:rFonts w:ascii="標楷體" w:hAnsi="標楷體" w:eastAsia="標楷體"/>
+                <w:b w:val="0"/>
+                <w:sz w:val="24"/>
+              </w:rPr>
+            </w:r>
+          </w:p>
+        </w:tc>
+        <w:tc>
+          <w:tcPr>
+            <w:tcW w:type="dxa" w:w="1247"/>
+          </w:tcPr>
+          <w:p>
+            <w:pPr>
+              <w:spacing w:before="40" w:after="40"/>
+              <w:jc w:val="center"/>
+            </w:pPr>
+            <w:r/>
+            <w:r>
+              <w:rPr>
+                <w:rFonts w:ascii="標楷體" w:hAnsi="標楷體" w:eastAsia="標楷體"/>
+                <w:b w:val="0"/>
+                <w:sz w:val="24"/>
+              </w:rPr>
+            </w:r>
+          </w:p>
+        </w:tc>
+      </w:tr>
+      <w:tr>
+        <w:tc>
+          <w:tcPr>
+            <w:tcW w:type="dxa" w:w="907"/>
+          </w:tcPr>
+          <w:p>
+            <w:pPr>
+              <w:spacing w:before="40" w:after="40"/>
+              <w:jc w:val="center"/>
+            </w:pPr>
+            <w:r/>
+            <w:r>
+              <w:rPr>
+                <w:rFonts w:ascii="標楷體" w:hAnsi="標楷體" w:eastAsia="標楷體"/>
+                <w:b w:val="0"/>
+                <w:sz w:val="22"/>
+              </w:rPr>
+              <w:t>5</w:t>
+            </w:r>
+          </w:p>
+        </w:tc>
+        <w:tc>
+          <w:tcPr>
+            <w:tcW w:type="dxa" w:w="6236"/>
+          </w:tcPr>
+          <w:p>
+            <w:pPr>
+              <w:spacing w:before="40" w:after="40"/>
+              <w:jc w:val="left"/>
+            </w:pPr>
+            <w:r/>
+            <w:r>
+              <w:rPr>
+                <w:rFonts w:ascii="標楷體" w:hAnsi="標楷體" w:eastAsia="標楷體"/>
+                <w:b w:val="0"/>
+                <w:sz w:val="22"/>
+              </w:rPr>
+              <w:t>學員以邀請碼加入一門尚未到起始時間的課程後回主頁，「未開放」應加一，「未開始」不變。</w:t>
+            </w:r>
+          </w:p>
+        </w:tc>
+        <w:tc>
+          <w:tcPr>
+            <w:tcW w:type="dxa" w:w="1247"/>
+          </w:tcPr>
+          <w:p>
+            <w:pPr>
+              <w:spacing w:before="40" w:after="40"/>
+              <w:jc w:val="center"/>
+            </w:pPr>
+            <w:r/>
+            <w:r>
+              <w:rPr>
+                <w:rFonts w:ascii="標楷體" w:hAnsi="標楷體" w:eastAsia="標楷體"/>
+                <w:b w:val="0"/>
+                <w:sz w:val="24"/>
+              </w:rPr>
+            </w:r>
+          </w:p>
+        </w:tc>
+        <w:tc>
+          <w:tcPr>
+            <w:tcW w:type="dxa" w:w="1247"/>
+          </w:tcPr>
+          <w:p>
+            <w:pPr>
+              <w:spacing w:before="40" w:after="40"/>
+              <w:jc w:val="center"/>
+            </w:pPr>
+            <w:r/>
+            <w:r>
+              <w:rPr>
+                <w:rFonts w:ascii="標楷體" w:hAnsi="標楷體" w:eastAsia="標楷體"/>
+                <w:b w:val="0"/>
+                <w:sz w:val="24"/>
+              </w:rPr>
+            </w:r>
+          </w:p>
+        </w:tc>
+      </w:tr>
+      <w:tr>
+        <w:tc>
+          <w:tcPr>
+            <w:tcW w:type="dxa" w:w="907"/>
+          </w:tcPr>
+          <w:p>
+            <w:pPr>
+              <w:spacing w:before="40" w:after="40"/>
+              <w:jc w:val="center"/>
+            </w:pPr>
+            <w:r/>
+            <w:r>
+              <w:rPr>
+                <w:rFonts w:ascii="標楷體" w:hAnsi="標楷體" w:eastAsia="標楷體"/>
+                <w:b w:val="0"/>
+                <w:sz w:val="22"/>
+              </w:rPr>
+              <w:t>6</w:t>
+            </w:r>
+          </w:p>
+        </w:tc>
+        <w:tc>
+          <w:tcPr>
+            <w:tcW w:type="dxa" w:w="6236"/>
+          </w:tcPr>
+          <w:p>
+            <w:pPr>
+              <w:spacing w:before="40" w:after="40"/>
+              <w:jc w:val="left"/>
+            </w:pPr>
+            <w:r/>
+            <w:r>
+              <w:rPr>
+                <w:rFonts w:ascii="標楷體" w:hAnsi="標楷體" w:eastAsia="標楷體"/>
+                <w:b w:val="0"/>
+                <w:sz w:val="22"/>
+              </w:rPr>
+              <w:t>按「我的學習概況」下方的「前往我的課程」，應進入 ET03 我的課程。</w:t>
+            </w:r>
+          </w:p>
+        </w:tc>
+        <w:tc>
+          <w:tcPr>
+            <w:tcW w:type="dxa" w:w="1247"/>
+          </w:tcPr>
+          <w:p>
+            <w:pPr>
+              <w:spacing w:before="40" w:after="40"/>
+              <w:jc w:val="center"/>
+            </w:pPr>
+            <w:r/>
+            <w:r>
+              <w:rPr>
+                <w:rFonts w:ascii="標楷體" w:hAnsi="標楷體" w:eastAsia="標楷體"/>
+                <w:b w:val="0"/>
+                <w:sz w:val="24"/>
+              </w:rPr>
+            </w:r>
+          </w:p>
+        </w:tc>
+        <w:tc>
+          <w:tcPr>
+            <w:tcW w:type="dxa" w:w="1247"/>
+          </w:tcPr>
+          <w:p>
+            <w:pPr>
+              <w:spacing w:before="40" w:after="40"/>
+              <w:jc w:val="center"/>
+            </w:pPr>
+            <w:r/>
+            <w:r>
+              <w:rPr>
+                <w:rFonts w:ascii="標楷體" w:hAnsi="標楷體" w:eastAsia="標楷體"/>
+                <w:b w:val="0"/>
+                <w:sz w:val="24"/>
+              </w:rPr>
+            </w:r>
+          </w:p>
+        </w:tc>
+      </w:tr>
+      <w:tr>
+        <w:tc>
+          <w:tcPr>
+            <w:tcW w:type="dxa" w:w="907"/>
+          </w:tcPr>
+          <w:p>
+            <w:pPr>
+              <w:spacing w:before="40" w:after="40"/>
+              <w:jc w:val="center"/>
+            </w:pPr>
+            <w:r/>
+            <w:r>
+              <w:rPr>
+                <w:rFonts w:ascii="標楷體" w:hAnsi="標楷體" w:eastAsia="標楷體"/>
+                <w:b w:val="0"/>
+                <w:sz w:val="22"/>
+              </w:rPr>
+              <w:t>7</w:t>
+            </w:r>
+          </w:p>
+        </w:tc>
+        <w:tc>
+          <w:tcPr>
+            <w:tcW w:type="dxa" w:w="6236"/>
+          </w:tcPr>
+          <w:p>
+            <w:pPr>
+              <w:spacing w:before="40" w:after="40"/>
+              <w:jc w:val="left"/>
+            </w:pPr>
+            <w:r/>
+            <w:r>
+              <w:rPr>
+                <w:rFonts w:ascii="標楷體" w:hAnsi="標楷體" w:eastAsia="標楷體"/>
+                <w:b w:val="0"/>
+                <w:sz w:val="22"/>
+              </w:rPr>
+              <w:t>以管理者登入，「全體訓練概況」應列出已有學員之已發布與已關閉課程，草稿課程不出現於表格中。</w:t>
+            </w:r>
+          </w:p>
+        </w:tc>
+        <w:tc>
+          <w:tcPr>
+            <w:tcW w:type="dxa" w:w="1247"/>
+          </w:tcPr>
+          <w:p>
+            <w:pPr>
+              <w:spacing w:before="40" w:after="40"/>
+              <w:jc w:val="center"/>
+            </w:pPr>
+            <w:r/>
+            <w:r>
+              <w:rPr>
+                <w:rFonts w:ascii="標楷體" w:hAnsi="標楷體" w:eastAsia="標楷體"/>
+                <w:b w:val="0"/>
+                <w:sz w:val="24"/>
+              </w:rPr>
+            </w:r>
+          </w:p>
+        </w:tc>
+        <w:tc>
+          <w:tcPr>
+            <w:tcW w:type="dxa" w:w="1247"/>
+          </w:tcPr>
+          <w:p>
+            <w:pPr>
+              <w:spacing w:before="40" w:after="40"/>
+              <w:jc w:val="center"/>
+            </w:pPr>
+            <w:r/>
+            <w:r>
+              <w:rPr>
+                <w:rFonts w:ascii="標楷體" w:hAnsi="標楷體" w:eastAsia="標楷體"/>
+                <w:b w:val="0"/>
+                <w:sz w:val="24"/>
+              </w:rPr>
+            </w:r>
+          </w:p>
+        </w:tc>
+      </w:tr>
+      <w:tr>
+        <w:tc>
+          <w:tcPr>
+            <w:tcW w:type="dxa" w:w="907"/>
+          </w:tcPr>
+          <w:p>
+            <w:pPr>
+              <w:spacing w:before="40" w:after="40"/>
+              <w:jc w:val="center"/>
+            </w:pPr>
+            <w:r/>
+            <w:r>
+              <w:rPr>
+                <w:rFonts w:ascii="標楷體" w:hAnsi="標楷體" w:eastAsia="標楷體"/>
+                <w:b w:val="0"/>
+                <w:sz w:val="22"/>
+              </w:rPr>
+              <w:t>8</w:t>
+            </w:r>
+          </w:p>
+        </w:tc>
+        <w:tc>
+          <w:tcPr>
+            <w:tcW w:type="dxa" w:w="6236"/>
+          </w:tcPr>
+          <w:p>
+            <w:pPr>
+              <w:spacing w:before="40" w:after="40"/>
+              <w:jc w:val="left"/>
+            </w:pPr>
+            <w:r/>
+            <w:r>
+              <w:rPr>
+                <w:rFonts w:ascii="標楷體" w:hAnsi="標楷體" w:eastAsia="標楷體"/>
+                <w:b w:val="0"/>
+                <w:sz w:val="22"/>
+              </w:rPr>
+              <w:t>以管理者登入，完成率與全體訓練完成率非整數時應無條件捨去，例如實際為 66.67% 者顯示 66%，不顯示 67%。</w:t>
+            </w:r>
+          </w:p>
+        </w:tc>
+        <w:tc>
+          <w:tcPr>
+            <w:tcW w:type="dxa" w:w="1247"/>
+          </w:tcPr>
+          <w:p>
+            <w:pPr>
+              <w:spacing w:before="40" w:after="40"/>
+              <w:jc w:val="center"/>
+            </w:pPr>
+            <w:r/>
+            <w:r>
+              <w:rPr>
+                <w:rFonts w:ascii="標楷體" w:hAnsi="標楷體" w:eastAsia="標楷體"/>
+                <w:b w:val="0"/>
+                <w:sz w:val="24"/>
+              </w:rPr>
+            </w:r>
+          </w:p>
+        </w:tc>
+        <w:tc>
+          <w:tcPr>
+            <w:tcW w:type="dxa" w:w="1247"/>
+          </w:tcPr>
+          <w:p>
+            <w:pPr>
+              <w:spacing w:before="40" w:after="40"/>
+              <w:jc w:val="center"/>
+            </w:pPr>
+            <w:r/>
+            <w:r>
+              <w:rPr>
+                <w:rFonts w:ascii="標楷體" w:hAnsi="標楷體" w:eastAsia="標楷體"/>
+                <w:b w:val="0"/>
+                <w:sz w:val="24"/>
+              </w:rPr>
+            </w:r>
+          </w:p>
+        </w:tc>
+      </w:tr>
+      <w:tr>
+        <w:tc>
+          <w:tcPr>
+            <w:tcW w:type="dxa" w:w="907"/>
+          </w:tcPr>
+          <w:p>
+            <w:pPr>
+              <w:spacing w:before="40" w:after="40"/>
+              <w:jc w:val="center"/>
+            </w:pPr>
+            <w:r/>
+            <w:r>
+              <w:rPr>
+                <w:rFonts w:ascii="標楷體" w:hAnsi="標楷體" w:eastAsia="標楷體"/>
+                <w:b w:val="0"/>
+                <w:sz w:val="22"/>
+              </w:rPr>
+              <w:t>9</w:t>
+            </w:r>
+          </w:p>
+        </w:tc>
+        <w:tc>
+          <w:tcPr>
+            <w:tcW w:type="dxa" w:w="6236"/>
+          </w:tcPr>
+          <w:p>
+            <w:pPr>
+              <w:spacing w:before="40" w:after="40"/>
+              <w:jc w:val="left"/>
+            </w:pPr>
+            <w:r/>
+            <w:r>
+              <w:rPr>
+                <w:rFonts w:ascii="標楷體" w:hAnsi="標楷體" w:eastAsia="標楷體"/>
+                <w:b w:val="0"/>
+                <w:sz w:val="22"/>
+              </w:rPr>
+              <w:t>於全數完成的課程新增一個章節後回主頁，該課程的完成人數與完成率應下降（原完成者需完成新章節才算完成）。</w:t>
+            </w:r>
+          </w:p>
+        </w:tc>
+        <w:tc>
+          <w:tcPr>
+            <w:tcW w:type="dxa" w:w="1247"/>
+          </w:tcPr>
+          <w:p>
+            <w:pPr>
+              <w:spacing w:before="40" w:after="40"/>
+              <w:jc w:val="center"/>
+            </w:pPr>
+            <w:r/>
+            <w:r>
+              <w:rPr>
+                <w:rFonts w:ascii="標楷體" w:hAnsi="標楷體" w:eastAsia="標楷體"/>
+                <w:b w:val="0"/>
+                <w:sz w:val="24"/>
+              </w:rPr>
+            </w:r>
+          </w:p>
+        </w:tc>
+        <w:tc>
+          <w:tcPr>
+            <w:tcW w:type="dxa" w:w="1247"/>
+          </w:tcPr>
+          <w:p>
+            <w:pPr>
+              <w:spacing w:before="40" w:after="40"/>
+              <w:jc w:val="center"/>
+            </w:pPr>
+            <w:r/>
+            <w:r>
+              <w:rPr>
+                <w:rFonts w:ascii="標楷體" w:hAnsi="標楷體" w:eastAsia="標楷體"/>
+                <w:b w:val="0"/>
+                <w:sz w:val="24"/>
+              </w:rPr>
+            </w:r>
+          </w:p>
+        </w:tc>
+      </w:tr>
+      <w:tr>
+        <w:tc>
+          <w:tcPr>
+            <w:tcW w:type="dxa" w:w="907"/>
+          </w:tcPr>
+          <w:p>
+            <w:pPr>
+              <w:spacing w:before="40" w:after="40"/>
+              <w:jc w:val="center"/>
+            </w:pPr>
+            <w:r/>
+            <w:r>
+              <w:rPr>
+                <w:rFonts w:ascii="標楷體" w:hAnsi="標楷體" w:eastAsia="標楷體"/>
+                <w:b w:val="0"/>
+                <w:sz w:val="22"/>
+              </w:rPr>
+              <w:t>10</w:t>
+            </w:r>
+          </w:p>
+        </w:tc>
+        <w:tc>
+          <w:tcPr>
+            <w:tcW w:type="dxa" w:w="6236"/>
+          </w:tcPr>
+          <w:p>
+            <w:pPr>
+              <w:spacing w:before="40" w:after="40"/>
+              <w:jc w:val="left"/>
+            </w:pPr>
+            <w:r/>
+            <w:r>
+              <w:rPr>
+                <w:rFonts w:ascii="標楷體" w:hAnsi="標楷體" w:eastAsia="標楷體"/>
+                <w:b w:val="0"/>
+                <w:sz w:val="22"/>
+              </w:rPr>
+              <w:t>教師本人課程之閱課結束時間在 3 天內且仍有學員未完成時，「我的課程待辦」應列出該課程、剩餘天數與未完課人數。</w:t>
+            </w:r>
+          </w:p>
+        </w:tc>
+        <w:tc>
+          <w:tcPr>
+            <w:tcW w:type="dxa" w:w="1247"/>
+          </w:tcPr>
+          <w:p>
+            <w:pPr>
+              <w:spacing w:before="40" w:after="40"/>
+              <w:jc w:val="center"/>
+            </w:pPr>
+            <w:r/>
+            <w:r>
+              <w:rPr>
+                <w:rFonts w:ascii="標楷體" w:hAnsi="標楷體" w:eastAsia="標楷體"/>
+                <w:b w:val="0"/>
+                <w:sz w:val="24"/>
+              </w:rPr>
+            </w:r>
+          </w:p>
+        </w:tc>
+        <w:tc>
+          <w:tcPr>
+            <w:tcW w:type="dxa" w:w="1247"/>
+          </w:tcPr>
+          <w:p>
+            <w:pPr>
+              <w:spacing w:before="40" w:after="40"/>
+              <w:jc w:val="center"/>
+            </w:pPr>
+            <w:r/>
+            <w:r>
+              <w:rPr>
+                <w:rFonts w:ascii="標楷體" w:hAnsi="標楷體" w:eastAsia="標楷體"/>
+                <w:b w:val="0"/>
+                <w:sz w:val="24"/>
+              </w:rPr>
+            </w:r>
+          </w:p>
+        </w:tc>
+      </w:tr>
+      <w:tr>
+        <w:tc>
+          <w:tcPr>
+            <w:tcW w:type="dxa" w:w="907"/>
+          </w:tcPr>
+          <w:p>
+            <w:pPr>
+              <w:spacing w:before="40" w:after="40"/>
+              <w:jc w:val="center"/>
+            </w:pPr>
+            <w:r/>
+            <w:r>
+              <w:rPr>
+                <w:rFonts w:ascii="標楷體" w:hAnsi="標楷體" w:eastAsia="標楷體"/>
+                <w:b w:val="0"/>
+                <w:sz w:val="22"/>
+              </w:rPr>
+              <w:t>11</w:t>
+            </w:r>
+          </w:p>
+        </w:tc>
+        <w:tc>
+          <w:tcPr>
+            <w:tcW w:type="dxa" w:w="6236"/>
+          </w:tcPr>
+          <w:p>
+            <w:pPr>
+              <w:spacing w:before="40" w:after="40"/>
+              <w:jc w:val="left"/>
+            </w:pPr>
+            <w:r/>
+            <w:r>
+              <w:rPr>
+                <w:rFonts w:ascii="標楷體" w:hAnsi="標楷體" w:eastAsia="標楷體"/>
+                <w:b w:val="0"/>
+                <w:sz w:val="22"/>
+              </w:rPr>
+              <w:t>閱課結束時間同樣在 3 天內、但學員已全數完成的課程，不應列於「我的課程待辦」。</w:t>
+            </w:r>
+          </w:p>
+        </w:tc>
+        <w:tc>
+          <w:tcPr>
+            <w:tcW w:type="dxa" w:w="1247"/>
+          </w:tcPr>
+          <w:p>
+            <w:pPr>
+              <w:spacing w:before="40" w:after="40"/>
+              <w:jc w:val="center"/>
+            </w:pPr>
+            <w:r/>
+            <w:r>
+              <w:rPr>
+                <w:rFonts w:ascii="標楷體" w:hAnsi="標楷體" w:eastAsia="標楷體"/>
+                <w:b w:val="0"/>
+                <w:sz w:val="24"/>
+              </w:rPr>
+            </w:r>
+          </w:p>
+        </w:tc>
+        <w:tc>
+          <w:tcPr>
+            <w:tcW w:type="dxa" w:w="1247"/>
+          </w:tcPr>
+          <w:p>
+            <w:pPr>
+              <w:spacing w:before="40" w:after="40"/>
+              <w:jc w:val="center"/>
+            </w:pPr>
+            <w:r/>
+            <w:r>
+              <w:rPr>
+                <w:rFonts w:ascii="標楷體" w:hAnsi="標楷體" w:eastAsia="標楷體"/>
+                <w:b w:val="0"/>
+                <w:sz w:val="24"/>
+              </w:rPr>
+            </w:r>
+          </w:p>
+        </w:tc>
+      </w:tr>
+      <w:tr>
+        <w:tc>
+          <w:tcPr>
+            <w:tcW w:type="dxa" w:w="907"/>
+          </w:tcPr>
+          <w:p>
+            <w:pPr>
+              <w:spacing w:before="40" w:after="40"/>
+              <w:jc w:val="center"/>
+            </w:pPr>
+            <w:r/>
+            <w:r>
+              <w:rPr>
+                <w:rFonts w:ascii="標楷體" w:hAnsi="標楷體" w:eastAsia="標楷體"/>
+                <w:b w:val="0"/>
+                <w:sz w:val="22"/>
+              </w:rPr>
+              <w:t>12</w:t>
+            </w:r>
+          </w:p>
+        </w:tc>
+        <w:tc>
+          <w:tcPr>
+            <w:tcW w:type="dxa" w:w="6236"/>
+          </w:tcPr>
+          <w:p>
+            <w:pPr>
+              <w:spacing w:before="40" w:after="40"/>
+              <w:jc w:val="left"/>
+            </w:pPr>
+            <w:r/>
+            <w:r>
+              <w:rPr>
+                <w:rFonts w:ascii="標楷體" w:hAnsi="標楷體" w:eastAsia="標楷體"/>
+                <w:b w:val="0"/>
+                <w:sz w:val="22"/>
+              </w:rPr>
+              <w:t>教師本人有草稿課程時，「我的課程待辦」應顯示「有 N 門課程尚未發布。」，N 與課程列表中本人的草稿數相同。</w:t>
+            </w:r>
+          </w:p>
+        </w:tc>
+        <w:tc>
+          <w:tcPr>
+            <w:tcW w:type="dxa" w:w="1247"/>
+          </w:tcPr>
+          <w:p>
+            <w:pPr>
+              <w:spacing w:before="40" w:after="40"/>
+              <w:jc w:val="center"/>
+            </w:pPr>
+            <w:r/>
+            <w:r>
+              <w:rPr>
+                <w:rFonts w:ascii="標楷體" w:hAnsi="標楷體" w:eastAsia="標楷體"/>
+                <w:b w:val="0"/>
+                <w:sz w:val="24"/>
+              </w:rPr>
+            </w:r>
+          </w:p>
+        </w:tc>
+        <w:tc>
+          <w:tcPr>
+            <w:tcW w:type="dxa" w:w="1247"/>
+          </w:tcPr>
+          <w:p>
+            <w:pPr>
+              <w:spacing w:before="40" w:after="40"/>
+              <w:jc w:val="center"/>
+            </w:pPr>
+            <w:r/>
+            <w:r>
+              <w:rPr>
+                <w:rFonts w:ascii="標楷體" w:hAnsi="標楷體" w:eastAsia="標楷體"/>
+                <w:b w:val="0"/>
+                <w:sz w:val="24"/>
+              </w:rPr>
+            </w:r>
+          </w:p>
+        </w:tc>
+      </w:tr>
+      <w:tr>
+        <w:tc>
+          <w:tcPr>
+            <w:tcW w:type="dxa" w:w="907"/>
+          </w:tcPr>
+          <w:p>
+            <w:pPr>
+              <w:spacing w:before="40" w:after="40"/>
+              <w:jc w:val="center"/>
+            </w:pPr>
+            <w:r/>
+            <w:r>
+              <w:rPr>
+                <w:rFonts w:ascii="標楷體" w:hAnsi="標楷體" w:eastAsia="標楷體"/>
+                <w:b w:val="0"/>
+                <w:sz w:val="22"/>
+              </w:rPr>
+              <w:t>13</w:t>
+            </w:r>
+          </w:p>
+        </w:tc>
+        <w:tc>
+          <w:tcPr>
+            <w:tcW w:type="dxa" w:w="6236"/>
+          </w:tcPr>
+          <w:p>
+            <w:pPr>
+              <w:spacing w:before="40" w:after="40"/>
+              <w:jc w:val="left"/>
+            </w:pPr>
+            <w:r/>
+            <w:r>
+              <w:rPr>
+                <w:rFonts w:ascii="標楷體" w:hAnsi="標楷體" w:eastAsia="標楷體"/>
+                <w:b w:val="0"/>
+                <w:sz w:val="22"/>
+              </w:rPr>
+              <w:t>按「我的課程待辦」中的課程列，應進入該課程的編輯頁；按「前往課程列表」應進入 ET01 課程列表。</w:t>
+            </w:r>
+          </w:p>
+        </w:tc>
+        <w:tc>
+          <w:tcPr>
+            <w:tcW w:type="dxa" w:w="1247"/>
+          </w:tcPr>
+          <w:p>
+            <w:pPr>
+              <w:spacing w:before="40" w:after="40"/>
+              <w:jc w:val="center"/>
+            </w:pPr>
+            <w:r/>
+            <w:r>
+              <w:rPr>
+                <w:rFonts w:ascii="標楷體" w:hAnsi="標楷體" w:eastAsia="標楷體"/>
+                <w:b w:val="0"/>
+                <w:sz w:val="24"/>
+              </w:rPr>
+            </w:r>
+          </w:p>
+        </w:tc>
+        <w:tc>
+          <w:tcPr>
+            <w:tcW w:type="dxa" w:w="1247"/>
+          </w:tcPr>
+          <w:p>
+            <w:pPr>
+              <w:spacing w:before="40" w:after="40"/>
+              <w:jc w:val="center"/>
+            </w:pPr>
+            <w:r/>
+            <w:r>
+              <w:rPr>
+                <w:rFonts w:ascii="標楷體" w:hAnsi="標楷體" w:eastAsia="標楷體"/>
+                <w:b w:val="0"/>
+                <w:sz w:val="24"/>
+              </w:rPr>
+            </w:r>
+          </w:p>
+        </w:tc>
+      </w:tr>
+      <w:tr>
+        <w:tc>
+          <w:tcPr>
+            <w:tcW w:type="dxa" w:w="907"/>
+          </w:tcPr>
+          <w:p>
+            <w:pPr>
+              <w:spacing w:before="40" w:after="40"/>
+              <w:jc w:val="center"/>
+            </w:pPr>
+            <w:r/>
+            <w:r>
+              <w:rPr>
+                <w:rFonts w:ascii="標楷體" w:hAnsi="標楷體" w:eastAsia="標楷體"/>
+                <w:b w:val="0"/>
+                <w:sz w:val="22"/>
+              </w:rPr>
+              <w:t>14</w:t>
+            </w:r>
+          </w:p>
+        </w:tc>
+        <w:tc>
+          <w:tcPr>
+            <w:tcW w:type="dxa" w:w="6236"/>
+          </w:tcPr>
+          <w:p>
+            <w:pPr>
+              <w:spacing w:before="40" w:after="40"/>
+              <w:jc w:val="left"/>
+            </w:pPr>
+            <w:r/>
+            <w:r>
+              <w:rPr>
+                <w:rFonts w:ascii="標楷體" w:hAnsi="標楷體" w:eastAsia="標楷體"/>
+                <w:b w:val="0"/>
+                <w:sz w:val="22"/>
+              </w:rPr>
+              <w:t>以未加入任何課程、亦不具教師或管理者角色的帳號登入，主頁不應出現「ET 教育訓練概況」。</w:t>
+            </w:r>
+          </w:p>
+        </w:tc>
+        <w:tc>
+          <w:tcPr>
+            <w:tcW w:type="dxa" w:w="1247"/>
+          </w:tcPr>
+          <w:p>
+            <w:pPr>
+              <w:spacing w:before="40" w:after="40"/>
+              <w:jc w:val="center"/>
+            </w:pPr>
+            <w:r/>
+            <w:r>
+              <w:rPr>
+                <w:rFonts w:ascii="標楷體" w:hAnsi="標楷體" w:eastAsia="標楷體"/>
+                <w:b w:val="0"/>
+                <w:sz w:val="24"/>
+              </w:rPr>
+            </w:r>
+          </w:p>
+        </w:tc>
+        <w:tc>
+          <w:tcPr>
+            <w:tcW w:type="dxa" w:w="1247"/>
+          </w:tcPr>
+          <w:p>
+            <w:pPr>
+              <w:spacing w:before="40" w:after="40"/>
+              <w:jc w:val="center"/>
+            </w:pPr>
+            <w:r/>
+            <w:r>
+              <w:rPr>
+                <w:rFonts w:ascii="標楷體" w:hAnsi="標楷體" w:eastAsia="標楷體"/>
+                <w:b w:val="0"/>
+                <w:sz w:val="24"/>
+              </w:rPr>
+            </w:r>
+          </w:p>
+        </w:tc>
+      </w:tr>
+    </w:tbl>
+    <w:p>
+      <w:pPr>
+        <w:pStyle w:val="1"/>
+        <w:pageBreakBefore/>
+      </w:pPr>
+      <w:r>
         <w:t>DP01 使用者管理</w:t>
       </w:r>
     </w:p>
@@ -6366,6 +7918,166 @@
                 <w:sz w:val="22"/>
               </w:rPr>
               <w:t>兩個視窗同時開啟同一範本編輯，先在甲視窗儲存，再於乙視窗儲存，乙應被擋下並提示內容已被他人修改。</w:t>
+            </w:r>
+          </w:p>
+        </w:tc>
+        <w:tc>
+          <w:tcPr>
+            <w:tcW w:type="dxa" w:w="1247"/>
+          </w:tcPr>
+          <w:p>
+            <w:pPr>
+              <w:spacing w:before="40" w:after="40"/>
+              <w:jc w:val="center"/>
+            </w:pPr>
+            <w:r/>
+            <w:r>
+              <w:rPr>
+                <w:rFonts w:ascii="標楷體" w:hAnsi="標楷體" w:eastAsia="標楷體"/>
+                <w:b w:val="0"/>
+                <w:sz w:val="24"/>
+              </w:rPr>
+            </w:r>
+          </w:p>
+        </w:tc>
+        <w:tc>
+          <w:tcPr>
+            <w:tcW w:type="dxa" w:w="1247"/>
+          </w:tcPr>
+          <w:p>
+            <w:pPr>
+              <w:spacing w:before="40" w:after="40"/>
+              <w:jc w:val="center"/>
+            </w:pPr>
+            <w:r/>
+            <w:r>
+              <w:rPr>
+                <w:rFonts w:ascii="標楷體" w:hAnsi="標楷體" w:eastAsia="標楷體"/>
+                <w:b w:val="0"/>
+                <w:sz w:val="24"/>
+              </w:rPr>
+            </w:r>
+          </w:p>
+        </w:tc>
+      </w:tr>
+      <w:tr>
+        <w:tc>
+          <w:tcPr>
+            <w:tcW w:type="dxa" w:w="907"/>
+          </w:tcPr>
+          <w:p>
+            <w:pPr>
+              <w:spacing w:before="40" w:after="40"/>
+              <w:jc w:val="center"/>
+            </w:pPr>
+            <w:r/>
+            <w:r>
+              <w:rPr>
+                <w:rFonts w:ascii="標楷體" w:hAnsi="標楷體" w:eastAsia="標楷體"/>
+                <w:b w:val="0"/>
+                <w:sz w:val="22"/>
+              </w:rPr>
+              <w:t>4-1</w:t>
+            </w:r>
+          </w:p>
+        </w:tc>
+        <w:tc>
+          <w:tcPr>
+            <w:tcW w:type="dxa" w:w="6236"/>
+          </w:tcPr>
+          <w:p>
+            <w:pPr>
+              <w:spacing w:before="40" w:after="40"/>
+              <w:jc w:val="left"/>
+            </w:pPr>
+            <w:r/>
+            <w:r>
+              <w:rPr>
+                <w:rFonts w:ascii="標楷體" w:hAnsi="標楷體" w:eastAsia="標楷體"/>
+                <w:b w:val="0"/>
+                <w:sz w:val="22"/>
+              </w:rPr>
+              <w:t>將「帳號邀請」內文中的 `{user_name}` 改成 `{user_nam}`（少一個字母）後按「儲存」，應被擋下並提示「範本內容含無法代入的變數…」；關閉編輯區重開，內文應仍為原值（未被存入）。</w:t>
+            </w:r>
+          </w:p>
+        </w:tc>
+        <w:tc>
+          <w:tcPr>
+            <w:tcW w:type="dxa" w:w="1247"/>
+          </w:tcPr>
+          <w:p>
+            <w:pPr>
+              <w:spacing w:before="40" w:after="40"/>
+              <w:jc w:val="center"/>
+            </w:pPr>
+            <w:r/>
+            <w:r>
+              <w:rPr>
+                <w:rFonts w:ascii="標楷體" w:hAnsi="標楷體" w:eastAsia="標楷體"/>
+                <w:b w:val="0"/>
+                <w:sz w:val="24"/>
+              </w:rPr>
+            </w:r>
+          </w:p>
+        </w:tc>
+        <w:tc>
+          <w:tcPr>
+            <w:tcW w:type="dxa" w:w="1247"/>
+          </w:tcPr>
+          <w:p>
+            <w:pPr>
+              <w:spacing w:before="40" w:after="40"/>
+              <w:jc w:val="center"/>
+            </w:pPr>
+            <w:r/>
+            <w:r>
+              <w:rPr>
+                <w:rFonts w:ascii="標楷體" w:hAnsi="標楷體" w:eastAsia="標楷體"/>
+                <w:b w:val="0"/>
+                <w:sz w:val="24"/>
+              </w:rPr>
+            </w:r>
+          </w:p>
+        </w:tc>
+      </w:tr>
+      <w:tr>
+        <w:tc>
+          <w:tcPr>
+            <w:tcW w:type="dxa" w:w="907"/>
+          </w:tcPr>
+          <w:p>
+            <w:pPr>
+              <w:spacing w:before="40" w:after="40"/>
+              <w:jc w:val="center"/>
+            </w:pPr>
+            <w:r/>
+            <w:r>
+              <w:rPr>
+                <w:rFonts w:ascii="標楷體" w:hAnsi="標楷體" w:eastAsia="標楷體"/>
+                <w:b w:val="0"/>
+                <w:sz w:val="22"/>
+              </w:rPr>
+              <w:t>4-2</w:t>
+            </w:r>
+          </w:p>
+        </w:tc>
+        <w:tc>
+          <w:tcPr>
+            <w:tcW w:type="dxa" w:w="6236"/>
+          </w:tcPr>
+          <w:p>
+            <w:pPr>
+              <w:spacing w:before="40" w:after="40"/>
+              <w:jc w:val="left"/>
+            </w:pPr>
+            <w:r/>
+            <w:r>
+              <w:rPr>
+                <w:rFonts w:ascii="標楷體" w:hAnsi="標楷體" w:eastAsia="標楷體"/>
+                <w:b w:val="0"/>
+                <w:sz w:val="22"/>
+              </w:rPr>
+              <w:t>承上，改成在內文貼入 `&lt;span style="{color:red}"&gt;x&lt;/span&gt;` 後儲存，亦應被擋下（大括號未配對或含不存在的變數名）。</w:t>
             </w:r>
           </w:p>
         </w:tc>

--- a/docs/manuals/測試報告/DP-平台管理模組.docx
+++ b/docs/manuals/測試報告/DP-平台管理模組.docx
@@ -10702,6 +10702,3622 @@
                 <w:sz w:val="22"/>
               </w:rPr>
               <w:t>清單每列的操作欄應只有「執行歷程」與「編輯」兩個入口，無任何手動補跑或立即執行的按鈕。</w:t>
+            </w:r>
+          </w:p>
+        </w:tc>
+        <w:tc>
+          <w:tcPr>
+            <w:tcW w:type="dxa" w:w="1247"/>
+          </w:tcPr>
+          <w:p>
+            <w:pPr>
+              <w:spacing w:before="40" w:after="40"/>
+              <w:jc w:val="center"/>
+            </w:pPr>
+            <w:r/>
+            <w:r>
+              <w:rPr>
+                <w:rFonts w:ascii="標楷體" w:hAnsi="標楷體" w:eastAsia="標楷體"/>
+                <w:b w:val="0"/>
+                <w:sz w:val="24"/>
+              </w:rPr>
+            </w:r>
+          </w:p>
+        </w:tc>
+        <w:tc>
+          <w:tcPr>
+            <w:tcW w:type="dxa" w:w="1247"/>
+          </w:tcPr>
+          <w:p>
+            <w:pPr>
+              <w:spacing w:before="40" w:after="40"/>
+              <w:jc w:val="center"/>
+            </w:pPr>
+            <w:r/>
+            <w:r>
+              <w:rPr>
+                <w:rFonts w:ascii="標楷體" w:hAnsi="標楷體" w:eastAsia="標楷體"/>
+                <w:b w:val="0"/>
+                <w:sz w:val="24"/>
+              </w:rPr>
+            </w:r>
+          </w:p>
+        </w:tc>
+      </w:tr>
+    </w:tbl>
+    <w:p>
+      <w:pPr>
+        <w:pStyle w:val="1"/>
+        <w:pageBreakBefore/>
+      </w:pPr>
+      <w:r>
+        <w:t>DP07 使用者登入／登出</w:t>
+      </w:r>
+    </w:p>
+    <w:tbl>
+      <w:tblPr>
+        <w:tblStyle w:val="aff2"/>
+        <w:tblW w:type="auto" w:w="0"/>
+        <w:jc w:val="center"/>
+        <w:tblLayout w:type="fixed"/>
+        <w:tblLook w:firstColumn="1" w:firstRow="1" w:lastColumn="0" w:lastRow="0" w:noHBand="0" w:noVBand="1" w:val="04A0"/>
+      </w:tblPr>
+      <w:tblGrid>
+        <w:gridCol w:w="2340"/>
+        <w:gridCol w:w="2340"/>
+        <w:gridCol w:w="2340"/>
+        <w:gridCol w:w="2340"/>
+      </w:tblGrid>
+      <w:tr>
+        <w:tc>
+          <w:tcPr>
+            <w:tcW w:type="dxa" w:w="9638"/>
+            <w:gridSpan w:val="4"/>
+          </w:tcPr>
+          <w:p>
+            <w:pPr>
+              <w:spacing w:before="40" w:after="40"/>
+              <w:jc w:val="center"/>
+            </w:pPr>
+            <w:r/>
+            <w:r>
+              <w:rPr>
+                <w:rFonts w:ascii="標楷體" w:hAnsi="標楷體" w:eastAsia="標楷體"/>
+                <w:b/>
+                <w:sz w:val="32"/>
+                <w:spacing w:val="80"/>
+              </w:rPr>
+              <w:t>國防醫學大學三軍總醫院測試報告</w:t>
+            </w:r>
+          </w:p>
+        </w:tc>
+      </w:tr>
+      <w:tr>
+        <w:tc>
+          <w:tcPr>
+            <w:tcW w:type="dxa" w:w="1474"/>
+          </w:tcPr>
+          <w:p>
+            <w:pPr>
+              <w:spacing w:before="40" w:after="40"/>
+              <w:jc w:val="center"/>
+            </w:pPr>
+            <w:r/>
+            <w:r>
+              <w:rPr>
+                <w:rFonts w:ascii="標楷體" w:hAnsi="標楷體" w:eastAsia="標楷體"/>
+                <w:b w:val="0"/>
+                <w:sz w:val="24"/>
+              </w:rPr>
+              <w:t>購案名稱</w:t>
+            </w:r>
+          </w:p>
+        </w:tc>
+        <w:tc>
+          <w:tcPr>
+            <w:tcW w:type="dxa" w:w="3628"/>
+          </w:tcPr>
+          <w:p>
+            <w:pPr>
+              <w:spacing w:before="40" w:after="40"/>
+              <w:jc w:val="center"/>
+            </w:pPr>
+            <w:r/>
+            <w:r>
+              <w:rPr>
+                <w:rFonts w:ascii="標楷體" w:hAnsi="標楷體" w:eastAsia="標楷體"/>
+                <w:b w:val="0"/>
+                <w:sz w:val="24"/>
+              </w:rPr>
+              <w:t>國軍醫院設立捐血站裝備整備案</w:t>
+            </w:r>
+          </w:p>
+        </w:tc>
+        <w:tc>
+          <w:tcPr>
+            <w:tcW w:type="dxa" w:w="1928"/>
+          </w:tcPr>
+          <w:p>
+            <w:pPr>
+              <w:spacing w:before="40" w:after="40"/>
+              <w:jc w:val="center"/>
+            </w:pPr>
+            <w:r/>
+            <w:r>
+              <w:rPr>
+                <w:rFonts w:ascii="標楷體" w:hAnsi="標楷體" w:eastAsia="標楷體"/>
+                <w:b w:val="0"/>
+                <w:sz w:val="24"/>
+              </w:rPr>
+              <w:t>單位主管用印</w:t>
+            </w:r>
+          </w:p>
+        </w:tc>
+        <w:tc>
+          <w:tcPr>
+            <w:tcW w:type="dxa" w:w="2608"/>
+          </w:tcPr>
+          <w:p>
+            <w:pPr>
+              <w:spacing w:before="40" w:after="40"/>
+              <w:jc w:val="center"/>
+            </w:pPr>
+            <w:r/>
+            <w:r>
+              <w:rPr>
+                <w:rFonts w:ascii="標楷體" w:hAnsi="標楷體" w:eastAsia="標楷體"/>
+                <w:b w:val="0"/>
+                <w:sz w:val="24"/>
+              </w:rPr>
+            </w:r>
+          </w:p>
+        </w:tc>
+      </w:tr>
+      <w:tr>
+        <w:tc>
+          <w:tcPr>
+            <w:tcW w:type="dxa" w:w="1474"/>
+          </w:tcPr>
+          <w:p>
+            <w:pPr>
+              <w:spacing w:before="40" w:after="40"/>
+              <w:jc w:val="center"/>
+            </w:pPr>
+            <w:r/>
+            <w:r>
+              <w:rPr>
+                <w:rFonts w:ascii="標楷體" w:hAnsi="標楷體" w:eastAsia="標楷體"/>
+                <w:b w:val="0"/>
+                <w:sz w:val="24"/>
+              </w:rPr>
+              <w:t>測試單位</w:t>
+            </w:r>
+          </w:p>
+        </w:tc>
+        <w:tc>
+          <w:tcPr>
+            <w:tcW w:type="dxa" w:w="3628"/>
+          </w:tcPr>
+          <w:p>
+            <w:pPr>
+              <w:spacing w:before="40" w:after="40"/>
+              <w:jc w:val="center"/>
+            </w:pPr>
+            <w:r/>
+            <w:r>
+              <w:rPr>
+                <w:rFonts w:ascii="標楷體" w:hAnsi="標楷體" w:eastAsia="標楷體"/>
+                <w:b w:val="0"/>
+                <w:sz w:val="24"/>
+              </w:rPr>
+            </w:r>
+          </w:p>
+        </w:tc>
+        <w:tc>
+          <w:tcPr>
+            <w:tcW w:type="dxa" w:w="1928"/>
+          </w:tcPr>
+          <w:p>
+            <w:pPr>
+              <w:spacing w:before="40" w:after="40"/>
+              <w:jc w:val="center"/>
+            </w:pPr>
+            <w:r/>
+            <w:r>
+              <w:rPr>
+                <w:rFonts w:ascii="標楷體" w:hAnsi="標楷體" w:eastAsia="標楷體"/>
+                <w:b w:val="0"/>
+                <w:sz w:val="24"/>
+              </w:rPr>
+              <w:t>測試人員</w:t>
+            </w:r>
+          </w:p>
+        </w:tc>
+        <w:tc>
+          <w:tcPr>
+            <w:tcW w:type="dxa" w:w="2608"/>
+          </w:tcPr>
+          <w:p>
+            <w:pPr>
+              <w:spacing w:before="40" w:after="40"/>
+              <w:jc w:val="center"/>
+            </w:pPr>
+            <w:r/>
+            <w:r>
+              <w:rPr>
+                <w:rFonts w:ascii="標楷體" w:hAnsi="標楷體" w:eastAsia="標楷體"/>
+                <w:b w:val="0"/>
+                <w:sz w:val="24"/>
+              </w:rPr>
+            </w:r>
+          </w:p>
+        </w:tc>
+      </w:tr>
+      <w:tr>
+        <w:tc>
+          <w:tcPr>
+            <w:tcW w:type="dxa" w:w="1474"/>
+          </w:tcPr>
+          <w:p>
+            <w:pPr>
+              <w:spacing w:before="40" w:after="40"/>
+              <w:jc w:val="center"/>
+            </w:pPr>
+            <w:r/>
+            <w:r>
+              <w:rPr>
+                <w:rFonts w:ascii="標楷體" w:hAnsi="標楷體" w:eastAsia="標楷體"/>
+                <w:b w:val="0"/>
+                <w:sz w:val="24"/>
+              </w:rPr>
+              <w:t>測試日期</w:t>
+            </w:r>
+          </w:p>
+        </w:tc>
+        <w:tc>
+          <w:tcPr>
+            <w:tcW w:type="dxa" w:w="3628"/>
+          </w:tcPr>
+          <w:p>
+            <w:pPr>
+              <w:spacing w:before="40" w:after="40"/>
+              <w:jc w:val="center"/>
+            </w:pPr>
+            <w:r/>
+            <w:r>
+              <w:rPr>
+                <w:rFonts w:ascii="標楷體" w:hAnsi="標楷體" w:eastAsia="標楷體"/>
+                <w:b w:val="0"/>
+                <w:sz w:val="24"/>
+              </w:rPr>
+            </w:r>
+          </w:p>
+        </w:tc>
+        <w:tc>
+          <w:tcPr>
+            <w:tcW w:type="dxa" w:w="1928"/>
+          </w:tcPr>
+          <w:p>
+            <w:pPr>
+              <w:spacing w:before="40" w:after="40"/>
+              <w:jc w:val="center"/>
+            </w:pPr>
+            <w:r/>
+            <w:r>
+              <w:rPr>
+                <w:rFonts w:ascii="標楷體" w:hAnsi="標楷體" w:eastAsia="標楷體"/>
+                <w:b w:val="0"/>
+                <w:sz w:val="24"/>
+              </w:rPr>
+              <w:t>測試完畢日期</w:t>
+            </w:r>
+          </w:p>
+        </w:tc>
+        <w:tc>
+          <w:tcPr>
+            <w:tcW w:type="dxa" w:w="2608"/>
+          </w:tcPr>
+          <w:p>
+            <w:pPr>
+              <w:spacing w:before="40" w:after="40"/>
+              <w:jc w:val="center"/>
+            </w:pPr>
+            <w:r/>
+            <w:r>
+              <w:rPr>
+                <w:rFonts w:ascii="標楷體" w:hAnsi="標楷體" w:eastAsia="標楷體"/>
+                <w:b w:val="0"/>
+                <w:sz w:val="24"/>
+              </w:rPr>
+            </w:r>
+          </w:p>
+        </w:tc>
+      </w:tr>
+    </w:tbl>
+    <w:p/>
+    <w:tbl>
+      <w:tblPr>
+        <w:tblStyle w:val="aff2"/>
+        <w:tblW w:type="auto" w:w="0"/>
+        <w:jc w:val="center"/>
+        <w:tblLayout w:type="fixed"/>
+        <w:tblLook w:firstColumn="1" w:firstRow="1" w:lastColumn="0" w:lastRow="0" w:noHBand="0" w:noVBand="1" w:val="04A0"/>
+      </w:tblPr>
+      <w:tblGrid>
+        <w:gridCol w:w="2340"/>
+        <w:gridCol w:w="2340"/>
+        <w:gridCol w:w="2340"/>
+        <w:gridCol w:w="2340"/>
+      </w:tblGrid>
+      <w:tr>
+        <w:trPr>
+          <w:tblHeader w:val="true"/>
+        </w:trPr>
+        <w:tc>
+          <w:tcPr>
+            <w:tcW w:type="dxa" w:w="907"/>
+            <w:vMerge w:val="restart"/>
+          </w:tcPr>
+          <w:p>
+            <w:pPr>
+              <w:spacing w:before="40" w:after="40"/>
+              <w:jc w:val="center"/>
+            </w:pPr>
+            <w:r/>
+            <w:r>
+              <w:rPr>
+                <w:rFonts w:ascii="標楷體" w:hAnsi="標楷體" w:eastAsia="標楷體"/>
+                <w:b w:val="0"/>
+                <w:sz w:val="24"/>
+              </w:rPr>
+              <w:t>項次</w:t>
+            </w:r>
+          </w:p>
+        </w:tc>
+        <w:tc>
+          <w:tcPr>
+            <w:tcW w:type="dxa" w:w="6236"/>
+            <w:vMerge w:val="restart"/>
+          </w:tcPr>
+          <w:p>
+            <w:pPr>
+              <w:spacing w:before="40" w:after="40"/>
+              <w:jc w:val="center"/>
+            </w:pPr>
+            <w:r/>
+            <w:r>
+              <w:rPr>
+                <w:rFonts w:ascii="標楷體" w:hAnsi="標楷體" w:eastAsia="標楷體"/>
+                <w:b w:val="0"/>
+                <w:sz w:val="24"/>
+              </w:rPr>
+              <w:t>測試內容</w:t>
+            </w:r>
+          </w:p>
+        </w:tc>
+        <w:tc>
+          <w:tcPr>
+            <w:tcW w:type="dxa" w:w="2494"/>
+            <w:gridSpan w:val="2"/>
+          </w:tcPr>
+          <w:p>
+            <w:pPr>
+              <w:spacing w:before="40" w:after="40"/>
+              <w:jc w:val="center"/>
+            </w:pPr>
+            <w:r/>
+            <w:r>
+              <w:rPr>
+                <w:rFonts w:ascii="標楷體" w:hAnsi="標楷體" w:eastAsia="標楷體"/>
+                <w:b w:val="0"/>
+                <w:sz w:val="24"/>
+              </w:rPr>
+              <w:t>測試人員勾選</w:t>
+            </w:r>
+          </w:p>
+        </w:tc>
+      </w:tr>
+      <w:tr>
+        <w:trPr>
+          <w:tblHeader w:val="true"/>
+        </w:trPr>
+        <w:tc>
+          <w:tcPr>
+            <w:tcW w:type="dxa" w:w="907"/>
+            <w:vMerge/>
+          </w:tcPr>
+          <w:p/>
+        </w:tc>
+        <w:tc>
+          <w:tcPr>
+            <w:tcW w:type="dxa" w:w="6236"/>
+            <w:vMerge/>
+          </w:tcPr>
+          <w:p/>
+        </w:tc>
+        <w:tc>
+          <w:tcPr>
+            <w:tcW w:type="dxa" w:w="1247"/>
+          </w:tcPr>
+          <w:p>
+            <w:pPr>
+              <w:spacing w:before="40" w:after="40"/>
+              <w:jc w:val="center"/>
+            </w:pPr>
+            <w:r/>
+            <w:r>
+              <w:rPr>
+                <w:rFonts w:ascii="標楷體" w:hAnsi="標楷體" w:eastAsia="標楷體"/>
+                <w:b w:val="0"/>
+                <w:sz w:val="24"/>
+              </w:rPr>
+              <w:t>合格</w:t>
+            </w:r>
+          </w:p>
+        </w:tc>
+        <w:tc>
+          <w:tcPr>
+            <w:tcW w:type="dxa" w:w="1247"/>
+          </w:tcPr>
+          <w:p>
+            <w:pPr>
+              <w:spacing w:before="40" w:after="40"/>
+              <w:jc w:val="center"/>
+            </w:pPr>
+            <w:r/>
+            <w:r>
+              <w:rPr>
+                <w:rFonts w:ascii="標楷體" w:hAnsi="標楷體" w:eastAsia="標楷體"/>
+                <w:b w:val="0"/>
+                <w:sz w:val="24"/>
+              </w:rPr>
+              <w:t>不合格</w:t>
+            </w:r>
+          </w:p>
+        </w:tc>
+      </w:tr>
+      <w:tr>
+        <w:tc>
+          <w:tcPr>
+            <w:tcW w:type="dxa" w:w="907"/>
+          </w:tcPr>
+          <w:p>
+            <w:pPr>
+              <w:spacing w:before="40" w:after="40"/>
+              <w:jc w:val="center"/>
+            </w:pPr>
+            <w:r/>
+            <w:r>
+              <w:rPr>
+                <w:rFonts w:ascii="標楷體" w:hAnsi="標楷體" w:eastAsia="標楷體"/>
+                <w:b w:val="0"/>
+                <w:sz w:val="22"/>
+              </w:rPr>
+              <w:t>1</w:t>
+            </w:r>
+          </w:p>
+        </w:tc>
+        <w:tc>
+          <w:tcPr>
+            <w:tcW w:type="dxa" w:w="6236"/>
+          </w:tcPr>
+          <w:p>
+            <w:pPr>
+              <w:spacing w:before="40" w:after="40"/>
+              <w:jc w:val="left"/>
+            </w:pPr>
+            <w:r/>
+            <w:r>
+              <w:rPr>
+                <w:rFonts w:ascii="標楷體" w:hAnsi="標楷體" w:eastAsia="標楷體"/>
+                <w:b w:val="0"/>
+                <w:sz w:val="22"/>
+              </w:rPr>
+              <w:t>輸入正確的 Email 與密碼並按「登入」，應進入 DP00 登入後主頁。</w:t>
+            </w:r>
+          </w:p>
+        </w:tc>
+        <w:tc>
+          <w:tcPr>
+            <w:tcW w:type="dxa" w:w="1247"/>
+          </w:tcPr>
+          <w:p>
+            <w:pPr>
+              <w:spacing w:before="40" w:after="40"/>
+              <w:jc w:val="center"/>
+            </w:pPr>
+            <w:r/>
+            <w:r>
+              <w:rPr>
+                <w:rFonts w:ascii="標楷體" w:hAnsi="標楷體" w:eastAsia="標楷體"/>
+                <w:b w:val="0"/>
+                <w:sz w:val="24"/>
+              </w:rPr>
+            </w:r>
+          </w:p>
+        </w:tc>
+        <w:tc>
+          <w:tcPr>
+            <w:tcW w:type="dxa" w:w="1247"/>
+          </w:tcPr>
+          <w:p>
+            <w:pPr>
+              <w:spacing w:before="40" w:after="40"/>
+              <w:jc w:val="center"/>
+            </w:pPr>
+            <w:r/>
+            <w:r>
+              <w:rPr>
+                <w:rFonts w:ascii="標楷體" w:hAnsi="標楷體" w:eastAsia="標楷體"/>
+                <w:b w:val="0"/>
+                <w:sz w:val="24"/>
+              </w:rPr>
+            </w:r>
+          </w:p>
+        </w:tc>
+      </w:tr>
+      <w:tr>
+        <w:tc>
+          <w:tcPr>
+            <w:tcW w:type="dxa" w:w="907"/>
+          </w:tcPr>
+          <w:p>
+            <w:pPr>
+              <w:spacing w:before="40" w:after="40"/>
+              <w:jc w:val="center"/>
+            </w:pPr>
+            <w:r/>
+            <w:r>
+              <w:rPr>
+                <w:rFonts w:ascii="標楷體" w:hAnsi="標楷體" w:eastAsia="標楷體"/>
+                <w:b w:val="0"/>
+                <w:sz w:val="22"/>
+              </w:rPr>
+              <w:t>2</w:t>
+            </w:r>
+          </w:p>
+        </w:tc>
+        <w:tc>
+          <w:tcPr>
+            <w:tcW w:type="dxa" w:w="6236"/>
+          </w:tcPr>
+          <w:p>
+            <w:pPr>
+              <w:spacing w:before="40" w:after="40"/>
+              <w:jc w:val="left"/>
+            </w:pPr>
+            <w:r/>
+            <w:r>
+              <w:rPr>
+                <w:rFonts w:ascii="標楷體" w:hAnsi="標楷體" w:eastAsia="標楷體"/>
+                <w:b w:val="0"/>
+                <w:sz w:val="22"/>
+              </w:rPr>
+              <w:t>未登入狀態下直接開啟某作業頁的網址，出現登入畫面；登入後應直接進入該作業頁，而非主頁。</w:t>
+            </w:r>
+          </w:p>
+        </w:tc>
+        <w:tc>
+          <w:tcPr>
+            <w:tcW w:type="dxa" w:w="1247"/>
+          </w:tcPr>
+          <w:p>
+            <w:pPr>
+              <w:spacing w:before="40" w:after="40"/>
+              <w:jc w:val="center"/>
+            </w:pPr>
+            <w:r/>
+            <w:r>
+              <w:rPr>
+                <w:rFonts w:ascii="標楷體" w:hAnsi="標楷體" w:eastAsia="標楷體"/>
+                <w:b w:val="0"/>
+                <w:sz w:val="24"/>
+              </w:rPr>
+            </w:r>
+          </w:p>
+        </w:tc>
+        <w:tc>
+          <w:tcPr>
+            <w:tcW w:type="dxa" w:w="1247"/>
+          </w:tcPr>
+          <w:p>
+            <w:pPr>
+              <w:spacing w:before="40" w:after="40"/>
+              <w:jc w:val="center"/>
+            </w:pPr>
+            <w:r/>
+            <w:r>
+              <w:rPr>
+                <w:rFonts w:ascii="標楷體" w:hAnsi="標楷體" w:eastAsia="標楷體"/>
+                <w:b w:val="0"/>
+                <w:sz w:val="24"/>
+              </w:rPr>
+            </w:r>
+          </w:p>
+        </w:tc>
+      </w:tr>
+      <w:tr>
+        <w:tc>
+          <w:tcPr>
+            <w:tcW w:type="dxa" w:w="907"/>
+          </w:tcPr>
+          <w:p>
+            <w:pPr>
+              <w:spacing w:before="40" w:after="40"/>
+              <w:jc w:val="center"/>
+            </w:pPr>
+            <w:r/>
+            <w:r>
+              <w:rPr>
+                <w:rFonts w:ascii="標楷體" w:hAnsi="標楷體" w:eastAsia="標楷體"/>
+                <w:b w:val="0"/>
+                <w:sz w:val="22"/>
+              </w:rPr>
+              <w:t>3</w:t>
+            </w:r>
+          </w:p>
+        </w:tc>
+        <w:tc>
+          <w:tcPr>
+            <w:tcW w:type="dxa" w:w="6236"/>
+          </w:tcPr>
+          <w:p>
+            <w:pPr>
+              <w:spacing w:before="40" w:after="40"/>
+              <w:jc w:val="left"/>
+            </w:pPr>
+            <w:r/>
+            <w:r>
+              <w:rPr>
+                <w:rFonts w:ascii="標楷體" w:hAnsi="標楷體" w:eastAsia="標楷體"/>
+                <w:b w:val="0"/>
+                <w:sz w:val="22"/>
+              </w:rPr>
+              <w:t>以未註冊之 Email 登入，應顯示「帳號或密碼錯誤」，其下並有「前往註冊」「重寄驗證信」與請至信箱點選驗證連結的提示。</w:t>
+            </w:r>
+          </w:p>
+        </w:tc>
+        <w:tc>
+          <w:tcPr>
+            <w:tcW w:type="dxa" w:w="1247"/>
+          </w:tcPr>
+          <w:p>
+            <w:pPr>
+              <w:spacing w:before="40" w:after="40"/>
+              <w:jc w:val="center"/>
+            </w:pPr>
+            <w:r/>
+            <w:r>
+              <w:rPr>
+                <w:rFonts w:ascii="標楷體" w:hAnsi="標楷體" w:eastAsia="標楷體"/>
+                <w:b w:val="0"/>
+                <w:sz w:val="24"/>
+              </w:rPr>
+            </w:r>
+          </w:p>
+        </w:tc>
+        <w:tc>
+          <w:tcPr>
+            <w:tcW w:type="dxa" w:w="1247"/>
+          </w:tcPr>
+          <w:p>
+            <w:pPr>
+              <w:spacing w:before="40" w:after="40"/>
+              <w:jc w:val="center"/>
+            </w:pPr>
+            <w:r/>
+            <w:r>
+              <w:rPr>
+                <w:rFonts w:ascii="標楷體" w:hAnsi="標楷體" w:eastAsia="標楷體"/>
+                <w:b w:val="0"/>
+                <w:sz w:val="24"/>
+              </w:rPr>
+            </w:r>
+          </w:p>
+        </w:tc>
+      </w:tr>
+      <w:tr>
+        <w:tc>
+          <w:tcPr>
+            <w:tcW w:type="dxa" w:w="907"/>
+          </w:tcPr>
+          <w:p>
+            <w:pPr>
+              <w:spacing w:before="40" w:after="40"/>
+              <w:jc w:val="center"/>
+            </w:pPr>
+            <w:r/>
+            <w:r>
+              <w:rPr>
+                <w:rFonts w:ascii="標楷體" w:hAnsi="標楷體" w:eastAsia="標楷體"/>
+                <w:b w:val="0"/>
+                <w:sz w:val="22"/>
+              </w:rPr>
+              <w:t>4</w:t>
+            </w:r>
+          </w:p>
+        </w:tc>
+        <w:tc>
+          <w:tcPr>
+            <w:tcW w:type="dxa" w:w="6236"/>
+          </w:tcPr>
+          <w:p>
+            <w:pPr>
+              <w:spacing w:before="40" w:after="40"/>
+              <w:jc w:val="left"/>
+            </w:pPr>
+            <w:r/>
+            <w:r>
+              <w:rPr>
+                <w:rFonts w:ascii="標楷體" w:hAnsi="標楷體" w:eastAsia="標楷體"/>
+                <w:b w:val="0"/>
+                <w:sz w:val="22"/>
+              </w:rPr>
+              <w:t>以存在之帳號輸入錯誤密碼並按「登入」，應顯示「密碼錯誤」。</w:t>
+            </w:r>
+          </w:p>
+        </w:tc>
+        <w:tc>
+          <w:tcPr>
+            <w:tcW w:type="dxa" w:w="1247"/>
+          </w:tcPr>
+          <w:p>
+            <w:pPr>
+              <w:spacing w:before="40" w:after="40"/>
+              <w:jc w:val="center"/>
+            </w:pPr>
+            <w:r/>
+            <w:r>
+              <w:rPr>
+                <w:rFonts w:ascii="標楷體" w:hAnsi="標楷體" w:eastAsia="標楷體"/>
+                <w:b w:val="0"/>
+                <w:sz w:val="24"/>
+              </w:rPr>
+            </w:r>
+          </w:p>
+        </w:tc>
+        <w:tc>
+          <w:tcPr>
+            <w:tcW w:type="dxa" w:w="1247"/>
+          </w:tcPr>
+          <w:p>
+            <w:pPr>
+              <w:spacing w:before="40" w:after="40"/>
+              <w:jc w:val="center"/>
+            </w:pPr>
+            <w:r/>
+            <w:r>
+              <w:rPr>
+                <w:rFonts w:ascii="標楷體" w:hAnsi="標楷體" w:eastAsia="標楷體"/>
+                <w:b w:val="0"/>
+                <w:sz w:val="24"/>
+              </w:rPr>
+            </w:r>
+          </w:p>
+        </w:tc>
+      </w:tr>
+      <w:tr>
+        <w:tc>
+          <w:tcPr>
+            <w:tcW w:type="dxa" w:w="907"/>
+          </w:tcPr>
+          <w:p>
+            <w:pPr>
+              <w:spacing w:before="40" w:after="40"/>
+              <w:jc w:val="center"/>
+            </w:pPr>
+            <w:r/>
+            <w:r>
+              <w:rPr>
+                <w:rFonts w:ascii="標楷體" w:hAnsi="標楷體" w:eastAsia="標楷體"/>
+                <w:b w:val="0"/>
+                <w:sz w:val="22"/>
+              </w:rPr>
+              <w:t>5</w:t>
+            </w:r>
+          </w:p>
+        </w:tc>
+        <w:tc>
+          <w:tcPr>
+            <w:tcW w:type="dxa" w:w="6236"/>
+          </w:tcPr>
+          <w:p>
+            <w:pPr>
+              <w:spacing w:before="40" w:after="40"/>
+              <w:jc w:val="left"/>
+            </w:pPr>
+            <w:r/>
+            <w:r>
+              <w:rPr>
+                <w:rFonts w:ascii="標楷體" w:hAnsi="標楷體" w:eastAsia="標楷體"/>
+                <w:b w:val="0"/>
+                <w:sz w:val="22"/>
+              </w:rPr>
+              <w:t>同一帳號連續輸錯密碼 5 次後，改以正確密碼登入，應顯示「帳號已鎖定，請洽管理者或稍後再試」且無法登入。</w:t>
+            </w:r>
+          </w:p>
+        </w:tc>
+        <w:tc>
+          <w:tcPr>
+            <w:tcW w:type="dxa" w:w="1247"/>
+          </w:tcPr>
+          <w:p>
+            <w:pPr>
+              <w:spacing w:before="40" w:after="40"/>
+              <w:jc w:val="center"/>
+            </w:pPr>
+            <w:r/>
+            <w:r>
+              <w:rPr>
+                <w:rFonts w:ascii="標楷體" w:hAnsi="標楷體" w:eastAsia="標楷體"/>
+                <w:b w:val="0"/>
+                <w:sz w:val="24"/>
+              </w:rPr>
+            </w:r>
+          </w:p>
+        </w:tc>
+        <w:tc>
+          <w:tcPr>
+            <w:tcW w:type="dxa" w:w="1247"/>
+          </w:tcPr>
+          <w:p>
+            <w:pPr>
+              <w:spacing w:before="40" w:after="40"/>
+              <w:jc w:val="center"/>
+            </w:pPr>
+            <w:r/>
+            <w:r>
+              <w:rPr>
+                <w:rFonts w:ascii="標楷體" w:hAnsi="標楷體" w:eastAsia="標楷體"/>
+                <w:b w:val="0"/>
+                <w:sz w:val="24"/>
+              </w:rPr>
+            </w:r>
+          </w:p>
+        </w:tc>
+      </w:tr>
+      <w:tr>
+        <w:tc>
+          <w:tcPr>
+            <w:tcW w:type="dxa" w:w="907"/>
+          </w:tcPr>
+          <w:p>
+            <w:pPr>
+              <w:spacing w:before="40" w:after="40"/>
+              <w:jc w:val="center"/>
+            </w:pPr>
+            <w:r/>
+            <w:r>
+              <w:rPr>
+                <w:rFonts w:ascii="標楷體" w:hAnsi="標楷體" w:eastAsia="標楷體"/>
+                <w:b w:val="0"/>
+                <w:sz w:val="22"/>
+              </w:rPr>
+              <w:t>6</w:t>
+            </w:r>
+          </w:p>
+        </w:tc>
+        <w:tc>
+          <w:tcPr>
+            <w:tcW w:type="dxa" w:w="6236"/>
+          </w:tcPr>
+          <w:p>
+            <w:pPr>
+              <w:spacing w:before="40" w:after="40"/>
+              <w:jc w:val="left"/>
+            </w:pPr>
+            <w:r/>
+            <w:r>
+              <w:rPr>
+                <w:rFonts w:ascii="標楷體" w:hAnsi="標楷體" w:eastAsia="標楷體"/>
+                <w:b w:val="0"/>
+                <w:sz w:val="22"/>
+              </w:rPr>
+              <w:t>以已停用之帳號輸入正確密碼登入，應顯示「帳號已停用，請洽管理者」且無法登入。</w:t>
+            </w:r>
+          </w:p>
+        </w:tc>
+        <w:tc>
+          <w:tcPr>
+            <w:tcW w:type="dxa" w:w="1247"/>
+          </w:tcPr>
+          <w:p>
+            <w:pPr>
+              <w:spacing w:before="40" w:after="40"/>
+              <w:jc w:val="center"/>
+            </w:pPr>
+            <w:r/>
+            <w:r>
+              <w:rPr>
+                <w:rFonts w:ascii="標楷體" w:hAnsi="標楷體" w:eastAsia="標楷體"/>
+                <w:b w:val="0"/>
+                <w:sz w:val="24"/>
+              </w:rPr>
+            </w:r>
+          </w:p>
+        </w:tc>
+        <w:tc>
+          <w:tcPr>
+            <w:tcW w:type="dxa" w:w="1247"/>
+          </w:tcPr>
+          <w:p>
+            <w:pPr>
+              <w:spacing w:before="40" w:after="40"/>
+              <w:jc w:val="center"/>
+            </w:pPr>
+            <w:r/>
+            <w:r>
+              <w:rPr>
+                <w:rFonts w:ascii="標楷體" w:hAnsi="標楷體" w:eastAsia="標楷體"/>
+                <w:b w:val="0"/>
+                <w:sz w:val="24"/>
+              </w:rPr>
+            </w:r>
+          </w:p>
+        </w:tc>
+      </w:tr>
+      <w:tr>
+        <w:tc>
+          <w:tcPr>
+            <w:tcW w:type="dxa" w:w="907"/>
+          </w:tcPr>
+          <w:p>
+            <w:pPr>
+              <w:spacing w:before="40" w:after="40"/>
+              <w:jc w:val="center"/>
+            </w:pPr>
+            <w:r/>
+            <w:r>
+              <w:rPr>
+                <w:rFonts w:ascii="標楷體" w:hAnsi="標楷體" w:eastAsia="標楷體"/>
+                <w:b w:val="0"/>
+                <w:sz w:val="22"/>
+              </w:rPr>
+              <w:t>7</w:t>
+            </w:r>
+          </w:p>
+        </w:tc>
+        <w:tc>
+          <w:tcPr>
+            <w:tcW w:type="dxa" w:w="6236"/>
+          </w:tcPr>
+          <w:p>
+            <w:pPr>
+              <w:spacing w:before="40" w:after="40"/>
+              <w:jc w:val="left"/>
+            </w:pPr>
+            <w:r/>
+            <w:r>
+              <w:rPr>
+                <w:rFonts w:ascii="標楷體" w:hAnsi="標楷體" w:eastAsia="標楷體"/>
+                <w:b w:val="0"/>
+                <w:sz w:val="22"/>
+              </w:rPr>
+              <w:t>以密碼已到期之帳號登入，應先出現「變更密碼」畫面並提示密碼已逾效期，未完成變更前無法進入任何作業。</w:t>
+            </w:r>
+          </w:p>
+        </w:tc>
+        <w:tc>
+          <w:tcPr>
+            <w:tcW w:type="dxa" w:w="1247"/>
+          </w:tcPr>
+          <w:p>
+            <w:pPr>
+              <w:spacing w:before="40" w:after="40"/>
+              <w:jc w:val="center"/>
+            </w:pPr>
+            <w:r/>
+            <w:r>
+              <w:rPr>
+                <w:rFonts w:ascii="標楷體" w:hAnsi="標楷體" w:eastAsia="標楷體"/>
+                <w:b w:val="0"/>
+                <w:sz w:val="24"/>
+              </w:rPr>
+            </w:r>
+          </w:p>
+        </w:tc>
+        <w:tc>
+          <w:tcPr>
+            <w:tcW w:type="dxa" w:w="1247"/>
+          </w:tcPr>
+          <w:p>
+            <w:pPr>
+              <w:spacing w:before="40" w:after="40"/>
+              <w:jc w:val="center"/>
+            </w:pPr>
+            <w:r/>
+            <w:r>
+              <w:rPr>
+                <w:rFonts w:ascii="標楷體" w:hAnsi="標楷體" w:eastAsia="標楷體"/>
+                <w:b w:val="0"/>
+                <w:sz w:val="24"/>
+              </w:rPr>
+            </w:r>
+          </w:p>
+        </w:tc>
+      </w:tr>
+      <w:tr>
+        <w:tc>
+          <w:tcPr>
+            <w:tcW w:type="dxa" w:w="907"/>
+          </w:tcPr>
+          <w:p>
+            <w:pPr>
+              <w:spacing w:before="40" w:after="40"/>
+              <w:jc w:val="center"/>
+            </w:pPr>
+            <w:r/>
+            <w:r>
+              <w:rPr>
+                <w:rFonts w:ascii="標楷體" w:hAnsi="標楷體" w:eastAsia="標楷體"/>
+                <w:b w:val="0"/>
+                <w:sz w:val="22"/>
+              </w:rPr>
+              <w:t>8</w:t>
+            </w:r>
+          </w:p>
+        </w:tc>
+        <w:tc>
+          <w:tcPr>
+            <w:tcW w:type="dxa" w:w="6236"/>
+          </w:tcPr>
+          <w:p>
+            <w:pPr>
+              <w:spacing w:before="40" w:after="40"/>
+              <w:jc w:val="left"/>
+            </w:pPr>
+            <w:r/>
+            <w:r>
+              <w:rPr>
+                <w:rFonts w:ascii="標楷體" w:hAnsi="標楷體" w:eastAsia="標楷體"/>
+                <w:b w:val="0"/>
+                <w:sz w:val="22"/>
+              </w:rPr>
+              <w:t>於「變更密碼」畫面按「返回登入」，應回到登入畫面；再次登入時仍出現「變更密碼」畫面。</w:t>
+            </w:r>
+          </w:p>
+        </w:tc>
+        <w:tc>
+          <w:tcPr>
+            <w:tcW w:type="dxa" w:w="1247"/>
+          </w:tcPr>
+          <w:p>
+            <w:pPr>
+              <w:spacing w:before="40" w:after="40"/>
+              <w:jc w:val="center"/>
+            </w:pPr>
+            <w:r/>
+            <w:r>
+              <w:rPr>
+                <w:rFonts w:ascii="標楷體" w:hAnsi="標楷體" w:eastAsia="標楷體"/>
+                <w:b w:val="0"/>
+                <w:sz w:val="24"/>
+              </w:rPr>
+            </w:r>
+          </w:p>
+        </w:tc>
+        <w:tc>
+          <w:tcPr>
+            <w:tcW w:type="dxa" w:w="1247"/>
+          </w:tcPr>
+          <w:p>
+            <w:pPr>
+              <w:spacing w:before="40" w:after="40"/>
+              <w:jc w:val="center"/>
+            </w:pPr>
+            <w:r/>
+            <w:r>
+              <w:rPr>
+                <w:rFonts w:ascii="標楷體" w:hAnsi="標楷體" w:eastAsia="標楷體"/>
+                <w:b w:val="0"/>
+                <w:sz w:val="24"/>
+              </w:rPr>
+            </w:r>
+          </w:p>
+        </w:tc>
+      </w:tr>
+      <w:tr>
+        <w:tc>
+          <w:tcPr>
+            <w:tcW w:type="dxa" w:w="907"/>
+          </w:tcPr>
+          <w:p>
+            <w:pPr>
+              <w:spacing w:before="40" w:after="40"/>
+              <w:jc w:val="center"/>
+            </w:pPr>
+            <w:r/>
+            <w:r>
+              <w:rPr>
+                <w:rFonts w:ascii="標楷體" w:hAnsi="標楷體" w:eastAsia="標楷體"/>
+                <w:b w:val="0"/>
+                <w:sz w:val="22"/>
+              </w:rPr>
+              <w:t>9</w:t>
+            </w:r>
+          </w:p>
+        </w:tc>
+        <w:tc>
+          <w:tcPr>
+            <w:tcW w:type="dxa" w:w="6236"/>
+          </w:tcPr>
+          <w:p>
+            <w:pPr>
+              <w:spacing w:before="40" w:after="40"/>
+              <w:jc w:val="left"/>
+            </w:pPr>
+            <w:r/>
+            <w:r>
+              <w:rPr>
+                <w:rFonts w:ascii="標楷體" w:hAnsi="標楷體" w:eastAsia="標楷體"/>
+                <w:b w:val="0"/>
+                <w:sz w:val="22"/>
+              </w:rPr>
+              <w:t>於「變更密碼」畫面輸入最近使用過的密碼作為新密碼，應被擋下並提示「不可與最近使用過之密碼相同」。</w:t>
+            </w:r>
+          </w:p>
+        </w:tc>
+        <w:tc>
+          <w:tcPr>
+            <w:tcW w:type="dxa" w:w="1247"/>
+          </w:tcPr>
+          <w:p>
+            <w:pPr>
+              <w:spacing w:before="40" w:after="40"/>
+              <w:jc w:val="center"/>
+            </w:pPr>
+            <w:r/>
+            <w:r>
+              <w:rPr>
+                <w:rFonts w:ascii="標楷體" w:hAnsi="標楷體" w:eastAsia="標楷體"/>
+                <w:b w:val="0"/>
+                <w:sz w:val="24"/>
+              </w:rPr>
+            </w:r>
+          </w:p>
+        </w:tc>
+        <w:tc>
+          <w:tcPr>
+            <w:tcW w:type="dxa" w:w="1247"/>
+          </w:tcPr>
+          <w:p>
+            <w:pPr>
+              <w:spacing w:before="40" w:after="40"/>
+              <w:jc w:val="center"/>
+            </w:pPr>
+            <w:r/>
+            <w:r>
+              <w:rPr>
+                <w:rFonts w:ascii="標楷體" w:hAnsi="標楷體" w:eastAsia="標楷體"/>
+                <w:b w:val="0"/>
+                <w:sz w:val="24"/>
+              </w:rPr>
+            </w:r>
+          </w:p>
+        </w:tc>
+      </w:tr>
+      <w:tr>
+        <w:tc>
+          <w:tcPr>
+            <w:tcW w:type="dxa" w:w="907"/>
+          </w:tcPr>
+          <w:p>
+            <w:pPr>
+              <w:spacing w:before="40" w:after="40"/>
+              <w:jc w:val="center"/>
+            </w:pPr>
+            <w:r/>
+            <w:r>
+              <w:rPr>
+                <w:rFonts w:ascii="標楷體" w:hAnsi="標楷體" w:eastAsia="標楷體"/>
+                <w:b w:val="0"/>
+                <w:sz w:val="22"/>
+              </w:rPr>
+              <w:t>10</w:t>
+            </w:r>
+          </w:p>
+        </w:tc>
+        <w:tc>
+          <w:tcPr>
+            <w:tcW w:type="dxa" w:w="6236"/>
+          </w:tcPr>
+          <w:p>
+            <w:pPr>
+              <w:spacing w:before="40" w:after="40"/>
+              <w:jc w:val="left"/>
+            </w:pPr>
+            <w:r/>
+            <w:r>
+              <w:rPr>
+                <w:rFonts w:ascii="標楷體" w:hAnsi="標楷體" w:eastAsia="標楷體"/>
+                <w:b w:val="0"/>
+                <w:sz w:val="22"/>
+              </w:rPr>
+              <w:t>於「變更密碼」畫面輸入舊密碼與合規之新密碼並按「變更密碼」，應直接進入主頁；之後以新密碼可登入、舊密碼不可。</w:t>
+            </w:r>
+          </w:p>
+        </w:tc>
+        <w:tc>
+          <w:tcPr>
+            <w:tcW w:type="dxa" w:w="1247"/>
+          </w:tcPr>
+          <w:p>
+            <w:pPr>
+              <w:spacing w:before="40" w:after="40"/>
+              <w:jc w:val="center"/>
+            </w:pPr>
+            <w:r/>
+            <w:r>
+              <w:rPr>
+                <w:rFonts w:ascii="標楷體" w:hAnsi="標楷體" w:eastAsia="標楷體"/>
+                <w:b w:val="0"/>
+                <w:sz w:val="24"/>
+              </w:rPr>
+            </w:r>
+          </w:p>
+        </w:tc>
+        <w:tc>
+          <w:tcPr>
+            <w:tcW w:type="dxa" w:w="1247"/>
+          </w:tcPr>
+          <w:p>
+            <w:pPr>
+              <w:spacing w:before="40" w:after="40"/>
+              <w:jc w:val="center"/>
+            </w:pPr>
+            <w:r/>
+            <w:r>
+              <w:rPr>
+                <w:rFonts w:ascii="標楷體" w:hAnsi="標楷體" w:eastAsia="標楷體"/>
+                <w:b w:val="0"/>
+                <w:sz w:val="24"/>
+              </w:rPr>
+            </w:r>
+          </w:p>
+        </w:tc>
+      </w:tr>
+      <w:tr>
+        <w:tc>
+          <w:tcPr>
+            <w:tcW w:type="dxa" w:w="907"/>
+          </w:tcPr>
+          <w:p>
+            <w:pPr>
+              <w:spacing w:before="40" w:after="40"/>
+              <w:jc w:val="center"/>
+            </w:pPr>
+            <w:r/>
+            <w:r>
+              <w:rPr>
+                <w:rFonts w:ascii="標楷體" w:hAnsi="標楷體" w:eastAsia="標楷體"/>
+                <w:b w:val="0"/>
+                <w:sz w:val="22"/>
+              </w:rPr>
+              <w:t>11</w:t>
+            </w:r>
+          </w:p>
+        </w:tc>
+        <w:tc>
+          <w:tcPr>
+            <w:tcW w:type="dxa" w:w="6236"/>
+          </w:tcPr>
+          <w:p>
+            <w:pPr>
+              <w:spacing w:before="40" w:after="40"/>
+              <w:jc w:val="left"/>
+            </w:pPr>
+            <w:r/>
+            <w:r>
+              <w:rPr>
+                <w:rFonts w:ascii="標楷體" w:hAnsi="標楷體" w:eastAsia="標楷體"/>
+                <w:b w:val="0"/>
+                <w:sz w:val="22"/>
+              </w:rPr>
+              <w:t>登入後連續 15 分鐘不點擊、不輸入任何內容，應自動回到登入畫面並顯示「閒置逾時已自動登出，請重新登入」；重新登入後停在原本的頁面。</w:t>
+            </w:r>
+          </w:p>
+        </w:tc>
+        <w:tc>
+          <w:tcPr>
+            <w:tcW w:type="dxa" w:w="1247"/>
+          </w:tcPr>
+          <w:p>
+            <w:pPr>
+              <w:spacing w:before="40" w:after="40"/>
+              <w:jc w:val="center"/>
+            </w:pPr>
+            <w:r/>
+            <w:r>
+              <w:rPr>
+                <w:rFonts w:ascii="標楷體" w:hAnsi="標楷體" w:eastAsia="標楷體"/>
+                <w:b w:val="0"/>
+                <w:sz w:val="24"/>
+              </w:rPr>
+            </w:r>
+          </w:p>
+        </w:tc>
+        <w:tc>
+          <w:tcPr>
+            <w:tcW w:type="dxa" w:w="1247"/>
+          </w:tcPr>
+          <w:p>
+            <w:pPr>
+              <w:spacing w:before="40" w:after="40"/>
+              <w:jc w:val="center"/>
+            </w:pPr>
+            <w:r/>
+            <w:r>
+              <w:rPr>
+                <w:rFonts w:ascii="標楷體" w:hAnsi="標楷體" w:eastAsia="標楷體"/>
+                <w:b w:val="0"/>
+                <w:sz w:val="24"/>
+              </w:rPr>
+            </w:r>
+          </w:p>
+        </w:tc>
+      </w:tr>
+      <w:tr>
+        <w:tc>
+          <w:tcPr>
+            <w:tcW w:type="dxa" w:w="907"/>
+          </w:tcPr>
+          <w:p>
+            <w:pPr>
+              <w:spacing w:before="40" w:after="40"/>
+              <w:jc w:val="center"/>
+            </w:pPr>
+            <w:r/>
+            <w:r>
+              <w:rPr>
+                <w:rFonts w:ascii="標楷體" w:hAnsi="標楷體" w:eastAsia="標楷體"/>
+                <w:b w:val="0"/>
+                <w:sz w:val="22"/>
+              </w:rPr>
+              <w:t>12</w:t>
+            </w:r>
+          </w:p>
+        </w:tc>
+        <w:tc>
+          <w:tcPr>
+            <w:tcW w:type="dxa" w:w="6236"/>
+          </w:tcPr>
+          <w:p>
+            <w:pPr>
+              <w:spacing w:before="40" w:after="40"/>
+              <w:jc w:val="left"/>
+            </w:pPr>
+            <w:r/>
+            <w:r>
+              <w:rPr>
+                <w:rFonts w:ascii="標楷體" w:hAnsi="標楷體" w:eastAsia="標楷體"/>
+                <w:b w:val="0"/>
+                <w:sz w:val="22"/>
+              </w:rPr>
+              <w:t>登入後於任一作業頁重新整理瀏覽器，應回到登入畫面；重新登入後仍停在該作業頁。</w:t>
+            </w:r>
+          </w:p>
+        </w:tc>
+        <w:tc>
+          <w:tcPr>
+            <w:tcW w:type="dxa" w:w="1247"/>
+          </w:tcPr>
+          <w:p>
+            <w:pPr>
+              <w:spacing w:before="40" w:after="40"/>
+              <w:jc w:val="center"/>
+            </w:pPr>
+            <w:r/>
+            <w:r>
+              <w:rPr>
+                <w:rFonts w:ascii="標楷體" w:hAnsi="標楷體" w:eastAsia="標楷體"/>
+                <w:b w:val="0"/>
+                <w:sz w:val="24"/>
+              </w:rPr>
+            </w:r>
+          </w:p>
+        </w:tc>
+        <w:tc>
+          <w:tcPr>
+            <w:tcW w:type="dxa" w:w="1247"/>
+          </w:tcPr>
+          <w:p>
+            <w:pPr>
+              <w:spacing w:before="40" w:after="40"/>
+              <w:jc w:val="center"/>
+            </w:pPr>
+            <w:r/>
+            <w:r>
+              <w:rPr>
+                <w:rFonts w:ascii="標楷體" w:hAnsi="標楷體" w:eastAsia="標楷體"/>
+                <w:b w:val="0"/>
+                <w:sz w:val="24"/>
+              </w:rPr>
+            </w:r>
+          </w:p>
+        </w:tc>
+      </w:tr>
+      <w:tr>
+        <w:tc>
+          <w:tcPr>
+            <w:tcW w:type="dxa" w:w="907"/>
+          </w:tcPr>
+          <w:p>
+            <w:pPr>
+              <w:spacing w:before="40" w:after="40"/>
+              <w:jc w:val="center"/>
+            </w:pPr>
+            <w:r/>
+            <w:r>
+              <w:rPr>
+                <w:rFonts w:ascii="標楷體" w:hAnsi="標楷體" w:eastAsia="標楷體"/>
+                <w:b w:val="0"/>
+                <w:sz w:val="22"/>
+              </w:rPr>
+              <w:t>13</w:t>
+            </w:r>
+          </w:p>
+        </w:tc>
+        <w:tc>
+          <w:tcPr>
+            <w:tcW w:type="dxa" w:w="6236"/>
+          </w:tcPr>
+          <w:p>
+            <w:pPr>
+              <w:spacing w:before="40" w:after="40"/>
+              <w:jc w:val="left"/>
+            </w:pPr>
+            <w:r/>
+            <w:r>
+              <w:rPr>
+                <w:rFonts w:ascii="標楷體" w:hAnsi="標楷體" w:eastAsia="標楷體"/>
+                <w:b w:val="0"/>
+                <w:sz w:val="22"/>
+              </w:rPr>
+              <w:t>按頂列右上的「登出」，應回到登入畫面。</w:t>
+            </w:r>
+          </w:p>
+        </w:tc>
+        <w:tc>
+          <w:tcPr>
+            <w:tcW w:type="dxa" w:w="1247"/>
+          </w:tcPr>
+          <w:p>
+            <w:pPr>
+              <w:spacing w:before="40" w:after="40"/>
+              <w:jc w:val="center"/>
+            </w:pPr>
+            <w:r/>
+            <w:r>
+              <w:rPr>
+                <w:rFonts w:ascii="標楷體" w:hAnsi="標楷體" w:eastAsia="標楷體"/>
+                <w:b w:val="0"/>
+                <w:sz w:val="24"/>
+              </w:rPr>
+            </w:r>
+          </w:p>
+        </w:tc>
+        <w:tc>
+          <w:tcPr>
+            <w:tcW w:type="dxa" w:w="1247"/>
+          </w:tcPr>
+          <w:p>
+            <w:pPr>
+              <w:spacing w:before="40" w:after="40"/>
+              <w:jc w:val="center"/>
+            </w:pPr>
+            <w:r/>
+            <w:r>
+              <w:rPr>
+                <w:rFonts w:ascii="標楷體" w:hAnsi="標楷體" w:eastAsia="標楷體"/>
+                <w:b w:val="0"/>
+                <w:sz w:val="24"/>
+              </w:rPr>
+            </w:r>
+          </w:p>
+        </w:tc>
+      </w:tr>
+    </w:tbl>
+    <w:p>
+      <w:pPr>
+        <w:pStyle w:val="1"/>
+        <w:pageBreakBefore/>
+      </w:pPr>
+      <w:r>
+        <w:t>DP08 使用者自助註冊</w:t>
+      </w:r>
+    </w:p>
+    <w:tbl>
+      <w:tblPr>
+        <w:tblStyle w:val="aff2"/>
+        <w:tblW w:type="auto" w:w="0"/>
+        <w:jc w:val="center"/>
+        <w:tblLayout w:type="fixed"/>
+        <w:tblLook w:firstColumn="1" w:firstRow="1" w:lastColumn="0" w:lastRow="0" w:noHBand="0" w:noVBand="1" w:val="04A0"/>
+      </w:tblPr>
+      <w:tblGrid>
+        <w:gridCol w:w="2340"/>
+        <w:gridCol w:w="2340"/>
+        <w:gridCol w:w="2340"/>
+        <w:gridCol w:w="2340"/>
+      </w:tblGrid>
+      <w:tr>
+        <w:tc>
+          <w:tcPr>
+            <w:tcW w:type="dxa" w:w="9638"/>
+            <w:gridSpan w:val="4"/>
+          </w:tcPr>
+          <w:p>
+            <w:pPr>
+              <w:spacing w:before="40" w:after="40"/>
+              <w:jc w:val="center"/>
+            </w:pPr>
+            <w:r/>
+            <w:r>
+              <w:rPr>
+                <w:rFonts w:ascii="標楷體" w:hAnsi="標楷體" w:eastAsia="標楷體"/>
+                <w:b/>
+                <w:sz w:val="32"/>
+                <w:spacing w:val="80"/>
+              </w:rPr>
+              <w:t>國防醫學大學三軍總醫院測試報告</w:t>
+            </w:r>
+          </w:p>
+        </w:tc>
+      </w:tr>
+      <w:tr>
+        <w:tc>
+          <w:tcPr>
+            <w:tcW w:type="dxa" w:w="1474"/>
+          </w:tcPr>
+          <w:p>
+            <w:pPr>
+              <w:spacing w:before="40" w:after="40"/>
+              <w:jc w:val="center"/>
+            </w:pPr>
+            <w:r/>
+            <w:r>
+              <w:rPr>
+                <w:rFonts w:ascii="標楷體" w:hAnsi="標楷體" w:eastAsia="標楷體"/>
+                <w:b w:val="0"/>
+                <w:sz w:val="24"/>
+              </w:rPr>
+              <w:t>購案名稱</w:t>
+            </w:r>
+          </w:p>
+        </w:tc>
+        <w:tc>
+          <w:tcPr>
+            <w:tcW w:type="dxa" w:w="3628"/>
+          </w:tcPr>
+          <w:p>
+            <w:pPr>
+              <w:spacing w:before="40" w:after="40"/>
+              <w:jc w:val="center"/>
+            </w:pPr>
+            <w:r/>
+            <w:r>
+              <w:rPr>
+                <w:rFonts w:ascii="標楷體" w:hAnsi="標楷體" w:eastAsia="標楷體"/>
+                <w:b w:val="0"/>
+                <w:sz w:val="24"/>
+              </w:rPr>
+              <w:t>國軍醫院設立捐血站裝備整備案</w:t>
+            </w:r>
+          </w:p>
+        </w:tc>
+        <w:tc>
+          <w:tcPr>
+            <w:tcW w:type="dxa" w:w="1928"/>
+          </w:tcPr>
+          <w:p>
+            <w:pPr>
+              <w:spacing w:before="40" w:after="40"/>
+              <w:jc w:val="center"/>
+            </w:pPr>
+            <w:r/>
+            <w:r>
+              <w:rPr>
+                <w:rFonts w:ascii="標楷體" w:hAnsi="標楷體" w:eastAsia="標楷體"/>
+                <w:b w:val="0"/>
+                <w:sz w:val="24"/>
+              </w:rPr>
+              <w:t>單位主管用印</w:t>
+            </w:r>
+          </w:p>
+        </w:tc>
+        <w:tc>
+          <w:tcPr>
+            <w:tcW w:type="dxa" w:w="2608"/>
+          </w:tcPr>
+          <w:p>
+            <w:pPr>
+              <w:spacing w:before="40" w:after="40"/>
+              <w:jc w:val="center"/>
+            </w:pPr>
+            <w:r/>
+            <w:r>
+              <w:rPr>
+                <w:rFonts w:ascii="標楷體" w:hAnsi="標楷體" w:eastAsia="標楷體"/>
+                <w:b w:val="0"/>
+                <w:sz w:val="24"/>
+              </w:rPr>
+            </w:r>
+          </w:p>
+        </w:tc>
+      </w:tr>
+      <w:tr>
+        <w:tc>
+          <w:tcPr>
+            <w:tcW w:type="dxa" w:w="1474"/>
+          </w:tcPr>
+          <w:p>
+            <w:pPr>
+              <w:spacing w:before="40" w:after="40"/>
+              <w:jc w:val="center"/>
+            </w:pPr>
+            <w:r/>
+            <w:r>
+              <w:rPr>
+                <w:rFonts w:ascii="標楷體" w:hAnsi="標楷體" w:eastAsia="標楷體"/>
+                <w:b w:val="0"/>
+                <w:sz w:val="24"/>
+              </w:rPr>
+              <w:t>測試單位</w:t>
+            </w:r>
+          </w:p>
+        </w:tc>
+        <w:tc>
+          <w:tcPr>
+            <w:tcW w:type="dxa" w:w="3628"/>
+          </w:tcPr>
+          <w:p>
+            <w:pPr>
+              <w:spacing w:before="40" w:after="40"/>
+              <w:jc w:val="center"/>
+            </w:pPr>
+            <w:r/>
+            <w:r>
+              <w:rPr>
+                <w:rFonts w:ascii="標楷體" w:hAnsi="標楷體" w:eastAsia="標楷體"/>
+                <w:b w:val="0"/>
+                <w:sz w:val="24"/>
+              </w:rPr>
+            </w:r>
+          </w:p>
+        </w:tc>
+        <w:tc>
+          <w:tcPr>
+            <w:tcW w:type="dxa" w:w="1928"/>
+          </w:tcPr>
+          <w:p>
+            <w:pPr>
+              <w:spacing w:before="40" w:after="40"/>
+              <w:jc w:val="center"/>
+            </w:pPr>
+            <w:r/>
+            <w:r>
+              <w:rPr>
+                <w:rFonts w:ascii="標楷體" w:hAnsi="標楷體" w:eastAsia="標楷體"/>
+                <w:b w:val="0"/>
+                <w:sz w:val="24"/>
+              </w:rPr>
+              <w:t>測試人員</w:t>
+            </w:r>
+          </w:p>
+        </w:tc>
+        <w:tc>
+          <w:tcPr>
+            <w:tcW w:type="dxa" w:w="2608"/>
+          </w:tcPr>
+          <w:p>
+            <w:pPr>
+              <w:spacing w:before="40" w:after="40"/>
+              <w:jc w:val="center"/>
+            </w:pPr>
+            <w:r/>
+            <w:r>
+              <w:rPr>
+                <w:rFonts w:ascii="標楷體" w:hAnsi="標楷體" w:eastAsia="標楷體"/>
+                <w:b w:val="0"/>
+                <w:sz w:val="24"/>
+              </w:rPr>
+            </w:r>
+          </w:p>
+        </w:tc>
+      </w:tr>
+      <w:tr>
+        <w:tc>
+          <w:tcPr>
+            <w:tcW w:type="dxa" w:w="1474"/>
+          </w:tcPr>
+          <w:p>
+            <w:pPr>
+              <w:spacing w:before="40" w:after="40"/>
+              <w:jc w:val="center"/>
+            </w:pPr>
+            <w:r/>
+            <w:r>
+              <w:rPr>
+                <w:rFonts w:ascii="標楷體" w:hAnsi="標楷體" w:eastAsia="標楷體"/>
+                <w:b w:val="0"/>
+                <w:sz w:val="24"/>
+              </w:rPr>
+              <w:t>測試日期</w:t>
+            </w:r>
+          </w:p>
+        </w:tc>
+        <w:tc>
+          <w:tcPr>
+            <w:tcW w:type="dxa" w:w="3628"/>
+          </w:tcPr>
+          <w:p>
+            <w:pPr>
+              <w:spacing w:before="40" w:after="40"/>
+              <w:jc w:val="center"/>
+            </w:pPr>
+            <w:r/>
+            <w:r>
+              <w:rPr>
+                <w:rFonts w:ascii="標楷體" w:hAnsi="標楷體" w:eastAsia="標楷體"/>
+                <w:b w:val="0"/>
+                <w:sz w:val="24"/>
+              </w:rPr>
+            </w:r>
+          </w:p>
+        </w:tc>
+        <w:tc>
+          <w:tcPr>
+            <w:tcW w:type="dxa" w:w="1928"/>
+          </w:tcPr>
+          <w:p>
+            <w:pPr>
+              <w:spacing w:before="40" w:after="40"/>
+              <w:jc w:val="center"/>
+            </w:pPr>
+            <w:r/>
+            <w:r>
+              <w:rPr>
+                <w:rFonts w:ascii="標楷體" w:hAnsi="標楷體" w:eastAsia="標楷體"/>
+                <w:b w:val="0"/>
+                <w:sz w:val="24"/>
+              </w:rPr>
+              <w:t>測試完畢日期</w:t>
+            </w:r>
+          </w:p>
+        </w:tc>
+        <w:tc>
+          <w:tcPr>
+            <w:tcW w:type="dxa" w:w="2608"/>
+          </w:tcPr>
+          <w:p>
+            <w:pPr>
+              <w:spacing w:before="40" w:after="40"/>
+              <w:jc w:val="center"/>
+            </w:pPr>
+            <w:r/>
+            <w:r>
+              <w:rPr>
+                <w:rFonts w:ascii="標楷體" w:hAnsi="標楷體" w:eastAsia="標楷體"/>
+                <w:b w:val="0"/>
+                <w:sz w:val="24"/>
+              </w:rPr>
+            </w:r>
+          </w:p>
+        </w:tc>
+      </w:tr>
+    </w:tbl>
+    <w:p/>
+    <w:tbl>
+      <w:tblPr>
+        <w:tblStyle w:val="aff2"/>
+        <w:tblW w:type="auto" w:w="0"/>
+        <w:jc w:val="center"/>
+        <w:tblLayout w:type="fixed"/>
+        <w:tblLook w:firstColumn="1" w:firstRow="1" w:lastColumn="0" w:lastRow="0" w:noHBand="0" w:noVBand="1" w:val="04A0"/>
+      </w:tblPr>
+      <w:tblGrid>
+        <w:gridCol w:w="2340"/>
+        <w:gridCol w:w="2340"/>
+        <w:gridCol w:w="2340"/>
+        <w:gridCol w:w="2340"/>
+      </w:tblGrid>
+      <w:tr>
+        <w:trPr>
+          <w:tblHeader w:val="true"/>
+        </w:trPr>
+        <w:tc>
+          <w:tcPr>
+            <w:tcW w:type="dxa" w:w="907"/>
+            <w:vMerge w:val="restart"/>
+          </w:tcPr>
+          <w:p>
+            <w:pPr>
+              <w:spacing w:before="40" w:after="40"/>
+              <w:jc w:val="center"/>
+            </w:pPr>
+            <w:r/>
+            <w:r>
+              <w:rPr>
+                <w:rFonts w:ascii="標楷體" w:hAnsi="標楷體" w:eastAsia="標楷體"/>
+                <w:b w:val="0"/>
+                <w:sz w:val="24"/>
+              </w:rPr>
+              <w:t>項次</w:t>
+            </w:r>
+          </w:p>
+        </w:tc>
+        <w:tc>
+          <w:tcPr>
+            <w:tcW w:type="dxa" w:w="6236"/>
+            <w:vMerge w:val="restart"/>
+          </w:tcPr>
+          <w:p>
+            <w:pPr>
+              <w:spacing w:before="40" w:after="40"/>
+              <w:jc w:val="center"/>
+            </w:pPr>
+            <w:r/>
+            <w:r>
+              <w:rPr>
+                <w:rFonts w:ascii="標楷體" w:hAnsi="標楷體" w:eastAsia="標楷體"/>
+                <w:b w:val="0"/>
+                <w:sz w:val="24"/>
+              </w:rPr>
+              <w:t>測試內容</w:t>
+            </w:r>
+          </w:p>
+        </w:tc>
+        <w:tc>
+          <w:tcPr>
+            <w:tcW w:type="dxa" w:w="2494"/>
+            <w:gridSpan w:val="2"/>
+          </w:tcPr>
+          <w:p>
+            <w:pPr>
+              <w:spacing w:before="40" w:after="40"/>
+              <w:jc w:val="center"/>
+            </w:pPr>
+            <w:r/>
+            <w:r>
+              <w:rPr>
+                <w:rFonts w:ascii="標楷體" w:hAnsi="標楷體" w:eastAsia="標楷體"/>
+                <w:b w:val="0"/>
+                <w:sz w:val="24"/>
+              </w:rPr>
+              <w:t>測試人員勾選</w:t>
+            </w:r>
+          </w:p>
+        </w:tc>
+      </w:tr>
+      <w:tr>
+        <w:trPr>
+          <w:tblHeader w:val="true"/>
+        </w:trPr>
+        <w:tc>
+          <w:tcPr>
+            <w:tcW w:type="dxa" w:w="907"/>
+            <w:vMerge/>
+          </w:tcPr>
+          <w:p/>
+        </w:tc>
+        <w:tc>
+          <w:tcPr>
+            <w:tcW w:type="dxa" w:w="6236"/>
+            <w:vMerge/>
+          </w:tcPr>
+          <w:p/>
+        </w:tc>
+        <w:tc>
+          <w:tcPr>
+            <w:tcW w:type="dxa" w:w="1247"/>
+          </w:tcPr>
+          <w:p>
+            <w:pPr>
+              <w:spacing w:before="40" w:after="40"/>
+              <w:jc w:val="center"/>
+            </w:pPr>
+            <w:r/>
+            <w:r>
+              <w:rPr>
+                <w:rFonts w:ascii="標楷體" w:hAnsi="標楷體" w:eastAsia="標楷體"/>
+                <w:b w:val="0"/>
+                <w:sz w:val="24"/>
+              </w:rPr>
+              <w:t>合格</w:t>
+            </w:r>
+          </w:p>
+        </w:tc>
+        <w:tc>
+          <w:tcPr>
+            <w:tcW w:type="dxa" w:w="1247"/>
+          </w:tcPr>
+          <w:p>
+            <w:pPr>
+              <w:spacing w:before="40" w:after="40"/>
+              <w:jc w:val="center"/>
+            </w:pPr>
+            <w:r/>
+            <w:r>
+              <w:rPr>
+                <w:rFonts w:ascii="標楷體" w:hAnsi="標楷體" w:eastAsia="標楷體"/>
+                <w:b w:val="0"/>
+                <w:sz w:val="24"/>
+              </w:rPr>
+              <w:t>不合格</w:t>
+            </w:r>
+          </w:p>
+        </w:tc>
+      </w:tr>
+      <w:tr>
+        <w:tc>
+          <w:tcPr>
+            <w:tcW w:type="dxa" w:w="907"/>
+          </w:tcPr>
+          <w:p>
+            <w:pPr>
+              <w:spacing w:before="40" w:after="40"/>
+              <w:jc w:val="center"/>
+            </w:pPr>
+            <w:r/>
+            <w:r>
+              <w:rPr>
+                <w:rFonts w:ascii="標楷體" w:hAnsi="標楷體" w:eastAsia="標楷體"/>
+                <w:b w:val="0"/>
+                <w:sz w:val="22"/>
+              </w:rPr>
+              <w:t>1</w:t>
+            </w:r>
+          </w:p>
+        </w:tc>
+        <w:tc>
+          <w:tcPr>
+            <w:tcW w:type="dxa" w:w="6236"/>
+          </w:tcPr>
+          <w:p>
+            <w:pPr>
+              <w:spacing w:before="40" w:after="40"/>
+              <w:jc w:val="left"/>
+            </w:pPr>
+            <w:r/>
+            <w:r>
+              <w:rPr>
+                <w:rFonts w:ascii="標楷體" w:hAnsi="標楷體" w:eastAsia="標楷體"/>
+                <w:b w:val="0"/>
+                <w:sz w:val="22"/>
+              </w:rPr>
+              <w:t>於「註冊」頁籤輸入 Email 甲與姓名並按「建立帳號」，應顯示驗證信已寄至該 Email，且該信箱收到驗證信。</w:t>
+            </w:r>
+          </w:p>
+        </w:tc>
+        <w:tc>
+          <w:tcPr>
+            <w:tcW w:type="dxa" w:w="1247"/>
+          </w:tcPr>
+          <w:p>
+            <w:pPr>
+              <w:spacing w:before="40" w:after="40"/>
+              <w:jc w:val="center"/>
+            </w:pPr>
+            <w:r/>
+            <w:r>
+              <w:rPr>
+                <w:rFonts w:ascii="標楷體" w:hAnsi="標楷體" w:eastAsia="標楷體"/>
+                <w:b w:val="0"/>
+                <w:sz w:val="24"/>
+              </w:rPr>
+            </w:r>
+          </w:p>
+        </w:tc>
+        <w:tc>
+          <w:tcPr>
+            <w:tcW w:type="dxa" w:w="1247"/>
+          </w:tcPr>
+          <w:p>
+            <w:pPr>
+              <w:spacing w:before="40" w:after="40"/>
+              <w:jc w:val="center"/>
+            </w:pPr>
+            <w:r/>
+            <w:r>
+              <w:rPr>
+                <w:rFonts w:ascii="標楷體" w:hAnsi="標楷體" w:eastAsia="標楷體"/>
+                <w:b w:val="0"/>
+                <w:sz w:val="24"/>
+              </w:rPr>
+            </w:r>
+          </w:p>
+        </w:tc>
+      </w:tr>
+      <w:tr>
+        <w:tc>
+          <w:tcPr>
+            <w:tcW w:type="dxa" w:w="907"/>
+          </w:tcPr>
+          <w:p>
+            <w:pPr>
+              <w:spacing w:before="40" w:after="40"/>
+              <w:jc w:val="center"/>
+            </w:pPr>
+            <w:r/>
+            <w:r>
+              <w:rPr>
+                <w:rFonts w:ascii="標楷體" w:hAnsi="標楷體" w:eastAsia="標楷體"/>
+                <w:b w:val="0"/>
+                <w:sz w:val="22"/>
+              </w:rPr>
+              <w:t>2</w:t>
+            </w:r>
+          </w:p>
+        </w:tc>
+        <w:tc>
+          <w:tcPr>
+            <w:tcW w:type="dxa" w:w="6236"/>
+          </w:tcPr>
+          <w:p>
+            <w:pPr>
+              <w:spacing w:before="40" w:after="40"/>
+              <w:jc w:val="left"/>
+            </w:pPr>
+            <w:r/>
+            <w:r>
+              <w:rPr>
+                <w:rFonts w:ascii="標楷體" w:hAnsi="標楷體" w:eastAsia="標楷體"/>
+                <w:b w:val="0"/>
+                <w:sz w:val="22"/>
+              </w:rPr>
+              <w:t>驗證信寄出後、尚未設定密碼前，以 Email 甲登入，應顯示「帳號或密碼錯誤」而無法登入。</w:t>
+            </w:r>
+          </w:p>
+        </w:tc>
+        <w:tc>
+          <w:tcPr>
+            <w:tcW w:type="dxa" w:w="1247"/>
+          </w:tcPr>
+          <w:p>
+            <w:pPr>
+              <w:spacing w:before="40" w:after="40"/>
+              <w:jc w:val="center"/>
+            </w:pPr>
+            <w:r/>
+            <w:r>
+              <w:rPr>
+                <w:rFonts w:ascii="標楷體" w:hAnsi="標楷體" w:eastAsia="標楷體"/>
+                <w:b w:val="0"/>
+                <w:sz w:val="24"/>
+              </w:rPr>
+            </w:r>
+          </w:p>
+        </w:tc>
+        <w:tc>
+          <w:tcPr>
+            <w:tcW w:type="dxa" w:w="1247"/>
+          </w:tcPr>
+          <w:p>
+            <w:pPr>
+              <w:spacing w:before="40" w:after="40"/>
+              <w:jc w:val="center"/>
+            </w:pPr>
+            <w:r/>
+            <w:r>
+              <w:rPr>
+                <w:rFonts w:ascii="標楷體" w:hAnsi="標楷體" w:eastAsia="標楷體"/>
+                <w:b w:val="0"/>
+                <w:sz w:val="24"/>
+              </w:rPr>
+            </w:r>
+          </w:p>
+        </w:tc>
+      </w:tr>
+      <w:tr>
+        <w:tc>
+          <w:tcPr>
+            <w:tcW w:type="dxa" w:w="907"/>
+          </w:tcPr>
+          <w:p>
+            <w:pPr>
+              <w:spacing w:before="40" w:after="40"/>
+              <w:jc w:val="center"/>
+            </w:pPr>
+            <w:r/>
+            <w:r>
+              <w:rPr>
+                <w:rFonts w:ascii="標楷體" w:hAnsi="標楷體" w:eastAsia="標楷體"/>
+                <w:b w:val="0"/>
+                <w:sz w:val="22"/>
+              </w:rPr>
+              <w:t>3</w:t>
+            </w:r>
+          </w:p>
+        </w:tc>
+        <w:tc>
+          <w:tcPr>
+            <w:tcW w:type="dxa" w:w="6236"/>
+          </w:tcPr>
+          <w:p>
+            <w:pPr>
+              <w:spacing w:before="40" w:after="40"/>
+              <w:jc w:val="left"/>
+            </w:pPr>
+            <w:r/>
+            <w:r>
+              <w:rPr>
+                <w:rFonts w:ascii="標楷體" w:hAnsi="標楷體" w:eastAsia="標楷體"/>
+                <w:b w:val="0"/>
+                <w:sz w:val="22"/>
+              </w:rPr>
+              <w:t>點驗證信中的連結，輸入合規之密碼並按「設定密碼並啟用」，應顯示「帳號已啟用，請以新密碼登入」，且可以該密碼登入。</w:t>
+            </w:r>
+          </w:p>
+        </w:tc>
+        <w:tc>
+          <w:tcPr>
+            <w:tcW w:type="dxa" w:w="1247"/>
+          </w:tcPr>
+          <w:p>
+            <w:pPr>
+              <w:spacing w:before="40" w:after="40"/>
+              <w:jc w:val="center"/>
+            </w:pPr>
+            <w:r/>
+            <w:r>
+              <w:rPr>
+                <w:rFonts w:ascii="標楷體" w:hAnsi="標楷體" w:eastAsia="標楷體"/>
+                <w:b w:val="0"/>
+                <w:sz w:val="24"/>
+              </w:rPr>
+            </w:r>
+          </w:p>
+        </w:tc>
+        <w:tc>
+          <w:tcPr>
+            <w:tcW w:type="dxa" w:w="1247"/>
+          </w:tcPr>
+          <w:p>
+            <w:pPr>
+              <w:spacing w:before="40" w:after="40"/>
+              <w:jc w:val="center"/>
+            </w:pPr>
+            <w:r/>
+            <w:r>
+              <w:rPr>
+                <w:rFonts w:ascii="標楷體" w:hAnsi="標楷體" w:eastAsia="標楷體"/>
+                <w:b w:val="0"/>
+                <w:sz w:val="24"/>
+              </w:rPr>
+            </w:r>
+          </w:p>
+        </w:tc>
+      </w:tr>
+      <w:tr>
+        <w:tc>
+          <w:tcPr>
+            <w:tcW w:type="dxa" w:w="907"/>
+          </w:tcPr>
+          <w:p>
+            <w:pPr>
+              <w:spacing w:before="40" w:after="40"/>
+              <w:jc w:val="center"/>
+            </w:pPr>
+            <w:r/>
+            <w:r>
+              <w:rPr>
+                <w:rFonts w:ascii="標楷體" w:hAnsi="標楷體" w:eastAsia="標楷體"/>
+                <w:b w:val="0"/>
+                <w:sz w:val="22"/>
+              </w:rPr>
+              <w:t>4</w:t>
+            </w:r>
+          </w:p>
+        </w:tc>
+        <w:tc>
+          <w:tcPr>
+            <w:tcW w:type="dxa" w:w="6236"/>
+          </w:tcPr>
+          <w:p>
+            <w:pPr>
+              <w:spacing w:before="40" w:after="40"/>
+              <w:jc w:val="left"/>
+            </w:pPr>
+            <w:r/>
+            <w:r>
+              <w:rPr>
+                <w:rFonts w:ascii="標楷體" w:hAnsi="標楷體" w:eastAsia="標楷體"/>
+                <w:b w:val="0"/>
+                <w:sz w:val="22"/>
+              </w:rPr>
+              <w:t>以 Email 甲登入後，左側選單應只有「教育訓練」的我的課程與核可查詢（僅具學員角色）。</w:t>
+            </w:r>
+          </w:p>
+        </w:tc>
+        <w:tc>
+          <w:tcPr>
+            <w:tcW w:type="dxa" w:w="1247"/>
+          </w:tcPr>
+          <w:p>
+            <w:pPr>
+              <w:spacing w:before="40" w:after="40"/>
+              <w:jc w:val="center"/>
+            </w:pPr>
+            <w:r/>
+            <w:r>
+              <w:rPr>
+                <w:rFonts w:ascii="標楷體" w:hAnsi="標楷體" w:eastAsia="標楷體"/>
+                <w:b w:val="0"/>
+                <w:sz w:val="24"/>
+              </w:rPr>
+            </w:r>
+          </w:p>
+        </w:tc>
+        <w:tc>
+          <w:tcPr>
+            <w:tcW w:type="dxa" w:w="1247"/>
+          </w:tcPr>
+          <w:p>
+            <w:pPr>
+              <w:spacing w:before="40" w:after="40"/>
+              <w:jc w:val="center"/>
+            </w:pPr>
+            <w:r/>
+            <w:r>
+              <w:rPr>
+                <w:rFonts w:ascii="標楷體" w:hAnsi="標楷體" w:eastAsia="標楷體"/>
+                <w:b w:val="0"/>
+                <w:sz w:val="24"/>
+              </w:rPr>
+            </w:r>
+          </w:p>
+        </w:tc>
+      </w:tr>
+      <w:tr>
+        <w:tc>
+          <w:tcPr>
+            <w:tcW w:type="dxa" w:w="907"/>
+          </w:tcPr>
+          <w:p>
+            <w:pPr>
+              <w:spacing w:before="40" w:after="40"/>
+              <w:jc w:val="center"/>
+            </w:pPr>
+            <w:r/>
+            <w:r>
+              <w:rPr>
+                <w:rFonts w:ascii="標楷體" w:hAnsi="標楷體" w:eastAsia="標楷體"/>
+                <w:b w:val="0"/>
+                <w:sz w:val="22"/>
+              </w:rPr>
+              <w:t>5</w:t>
+            </w:r>
+          </w:p>
+        </w:tc>
+        <w:tc>
+          <w:tcPr>
+            <w:tcW w:type="dxa" w:w="6236"/>
+          </w:tcPr>
+          <w:p>
+            <w:pPr>
+              <w:spacing w:before="40" w:after="40"/>
+              <w:jc w:val="left"/>
+            </w:pPr>
+            <w:r/>
+            <w:r>
+              <w:rPr>
+                <w:rFonts w:ascii="標楷體" w:hAnsi="標楷體" w:eastAsia="標楷體"/>
+                <w:b w:val="0"/>
+                <w:sz w:val="22"/>
+              </w:rPr>
+              <w:t>以已註冊之 Email 再次註冊，應被擋下並提示「此 Email 已有帳號或進行中的啟用程序」。</w:t>
+            </w:r>
+          </w:p>
+        </w:tc>
+        <w:tc>
+          <w:tcPr>
+            <w:tcW w:type="dxa" w:w="1247"/>
+          </w:tcPr>
+          <w:p>
+            <w:pPr>
+              <w:spacing w:before="40" w:after="40"/>
+              <w:jc w:val="center"/>
+            </w:pPr>
+            <w:r/>
+            <w:r>
+              <w:rPr>
+                <w:rFonts w:ascii="標楷體" w:hAnsi="標楷體" w:eastAsia="標楷體"/>
+                <w:b w:val="0"/>
+                <w:sz w:val="24"/>
+              </w:rPr>
+            </w:r>
+          </w:p>
+        </w:tc>
+        <w:tc>
+          <w:tcPr>
+            <w:tcW w:type="dxa" w:w="1247"/>
+          </w:tcPr>
+          <w:p>
+            <w:pPr>
+              <w:spacing w:before="40" w:after="40"/>
+              <w:jc w:val="center"/>
+            </w:pPr>
+            <w:r/>
+            <w:r>
+              <w:rPr>
+                <w:rFonts w:ascii="標楷體" w:hAnsi="標楷體" w:eastAsia="標楷體"/>
+                <w:b w:val="0"/>
+                <w:sz w:val="24"/>
+              </w:rPr>
+            </w:r>
+          </w:p>
+        </w:tc>
+      </w:tr>
+      <w:tr>
+        <w:tc>
+          <w:tcPr>
+            <w:tcW w:type="dxa" w:w="907"/>
+          </w:tcPr>
+          <w:p>
+            <w:pPr>
+              <w:spacing w:before="40" w:after="40"/>
+              <w:jc w:val="center"/>
+            </w:pPr>
+            <w:r/>
+            <w:r>
+              <w:rPr>
+                <w:rFonts w:ascii="標楷體" w:hAnsi="標楷體" w:eastAsia="標楷體"/>
+                <w:b w:val="0"/>
+                <w:sz w:val="22"/>
+              </w:rPr>
+              <w:t>6</w:t>
+            </w:r>
+          </w:p>
+        </w:tc>
+        <w:tc>
+          <w:tcPr>
+            <w:tcW w:type="dxa" w:w="6236"/>
+          </w:tcPr>
+          <w:p>
+            <w:pPr>
+              <w:spacing w:before="40" w:after="40"/>
+              <w:jc w:val="left"/>
+            </w:pPr>
+            <w:r/>
+            <w:r>
+              <w:rPr>
+                <w:rFonts w:ascii="標楷體" w:hAnsi="標楷體" w:eastAsia="標楷體"/>
+                <w:b w:val="0"/>
+                <w:sz w:val="22"/>
+              </w:rPr>
+              <w:t>以管理者已邀請、尚未啟用之 Email 註冊，應顯示與第 5 項相同之提示；該 Email 的原邀請信連結應仍可完成啟用。</w:t>
+            </w:r>
+          </w:p>
+        </w:tc>
+        <w:tc>
+          <w:tcPr>
+            <w:tcW w:type="dxa" w:w="1247"/>
+          </w:tcPr>
+          <w:p>
+            <w:pPr>
+              <w:spacing w:before="40" w:after="40"/>
+              <w:jc w:val="center"/>
+            </w:pPr>
+            <w:r/>
+            <w:r>
+              <w:rPr>
+                <w:rFonts w:ascii="標楷體" w:hAnsi="標楷體" w:eastAsia="標楷體"/>
+                <w:b w:val="0"/>
+                <w:sz w:val="24"/>
+              </w:rPr>
+            </w:r>
+          </w:p>
+        </w:tc>
+        <w:tc>
+          <w:tcPr>
+            <w:tcW w:type="dxa" w:w="1247"/>
+          </w:tcPr>
+          <w:p>
+            <w:pPr>
+              <w:spacing w:before="40" w:after="40"/>
+              <w:jc w:val="center"/>
+            </w:pPr>
+            <w:r/>
+            <w:r>
+              <w:rPr>
+                <w:rFonts w:ascii="標楷體" w:hAnsi="標楷體" w:eastAsia="標楷體"/>
+                <w:b w:val="0"/>
+                <w:sz w:val="24"/>
+              </w:rPr>
+            </w:r>
+          </w:p>
+        </w:tc>
+      </w:tr>
+      <w:tr>
+        <w:tc>
+          <w:tcPr>
+            <w:tcW w:type="dxa" w:w="907"/>
+          </w:tcPr>
+          <w:p>
+            <w:pPr>
+              <w:spacing w:before="40" w:after="40"/>
+              <w:jc w:val="center"/>
+            </w:pPr>
+            <w:r/>
+            <w:r>
+              <w:rPr>
+                <w:rFonts w:ascii="標楷體" w:hAnsi="標楷體" w:eastAsia="標楷體"/>
+                <w:b w:val="0"/>
+                <w:sz w:val="22"/>
+              </w:rPr>
+              <w:t>7</w:t>
+            </w:r>
+          </w:p>
+        </w:tc>
+        <w:tc>
+          <w:tcPr>
+            <w:tcW w:type="dxa" w:w="6236"/>
+          </w:tcPr>
+          <w:p>
+            <w:pPr>
+              <w:spacing w:before="40" w:after="40"/>
+              <w:jc w:val="left"/>
+            </w:pPr>
+            <w:r/>
+            <w:r>
+              <w:rPr>
+                <w:rFonts w:ascii="標楷體" w:hAnsi="標楷體" w:eastAsia="標楷體"/>
+                <w:b w:val="0"/>
+                <w:sz w:val="22"/>
+              </w:rPr>
+              <w:t>送出註冊後 10 分鐘內，「重寄驗證信」按鈕應顯示倒數且無法按；倒數結束後按下，應顯示「已重新寄出驗證信，請至信箱查收」並收到新信。</w:t>
+            </w:r>
+          </w:p>
+        </w:tc>
+        <w:tc>
+          <w:tcPr>
+            <w:tcW w:type="dxa" w:w="1247"/>
+          </w:tcPr>
+          <w:p>
+            <w:pPr>
+              <w:spacing w:before="40" w:after="40"/>
+              <w:jc w:val="center"/>
+            </w:pPr>
+            <w:r/>
+            <w:r>
+              <w:rPr>
+                <w:rFonts w:ascii="標楷體" w:hAnsi="標楷體" w:eastAsia="標楷體"/>
+                <w:b w:val="0"/>
+                <w:sz w:val="24"/>
+              </w:rPr>
+            </w:r>
+          </w:p>
+        </w:tc>
+        <w:tc>
+          <w:tcPr>
+            <w:tcW w:type="dxa" w:w="1247"/>
+          </w:tcPr>
+          <w:p>
+            <w:pPr>
+              <w:spacing w:before="40" w:after="40"/>
+              <w:jc w:val="center"/>
+            </w:pPr>
+            <w:r/>
+            <w:r>
+              <w:rPr>
+                <w:rFonts w:ascii="標楷體" w:hAnsi="標楷體" w:eastAsia="標楷體"/>
+                <w:b w:val="0"/>
+                <w:sz w:val="24"/>
+              </w:rPr>
+            </w:r>
+          </w:p>
+        </w:tc>
+      </w:tr>
+      <w:tr>
+        <w:tc>
+          <w:tcPr>
+            <w:tcW w:type="dxa" w:w="907"/>
+          </w:tcPr>
+          <w:p>
+            <w:pPr>
+              <w:spacing w:before="40" w:after="40"/>
+              <w:jc w:val="center"/>
+            </w:pPr>
+            <w:r/>
+            <w:r>
+              <w:rPr>
+                <w:rFonts w:ascii="標楷體" w:hAnsi="標楷體" w:eastAsia="標楷體"/>
+                <w:b w:val="0"/>
+                <w:sz w:val="22"/>
+              </w:rPr>
+              <w:t>8</w:t>
+            </w:r>
+          </w:p>
+        </w:tc>
+        <w:tc>
+          <w:tcPr>
+            <w:tcW w:type="dxa" w:w="6236"/>
+          </w:tcPr>
+          <w:p>
+            <w:pPr>
+              <w:spacing w:before="40" w:after="40"/>
+              <w:jc w:val="left"/>
+            </w:pPr>
+            <w:r/>
+            <w:r>
+              <w:rPr>
+                <w:rFonts w:ascii="標楷體" w:hAnsi="標楷體" w:eastAsia="標楷體"/>
+                <w:b w:val="0"/>
+                <w:sz w:val="22"/>
+              </w:rPr>
+              <w:t>重寄驗證信後，改點前一封信的連結並送出密碼，應被擋下提示連結無效；以最新一封的連結則可完成啟用。</w:t>
+            </w:r>
+          </w:p>
+        </w:tc>
+        <w:tc>
+          <w:tcPr>
+            <w:tcW w:type="dxa" w:w="1247"/>
+          </w:tcPr>
+          <w:p>
+            <w:pPr>
+              <w:spacing w:before="40" w:after="40"/>
+              <w:jc w:val="center"/>
+            </w:pPr>
+            <w:r/>
+            <w:r>
+              <w:rPr>
+                <w:rFonts w:ascii="標楷體" w:hAnsi="標楷體" w:eastAsia="標楷體"/>
+                <w:b w:val="0"/>
+                <w:sz w:val="24"/>
+              </w:rPr>
+            </w:r>
+          </w:p>
+        </w:tc>
+        <w:tc>
+          <w:tcPr>
+            <w:tcW w:type="dxa" w:w="1247"/>
+          </w:tcPr>
+          <w:p>
+            <w:pPr>
+              <w:spacing w:before="40" w:after="40"/>
+              <w:jc w:val="center"/>
+            </w:pPr>
+            <w:r/>
+            <w:r>
+              <w:rPr>
+                <w:rFonts w:ascii="標楷體" w:hAnsi="標楷體" w:eastAsia="標楷體"/>
+                <w:b w:val="0"/>
+                <w:sz w:val="24"/>
+              </w:rPr>
+            </w:r>
+          </w:p>
+        </w:tc>
+      </w:tr>
+      <w:tr>
+        <w:tc>
+          <w:tcPr>
+            <w:tcW w:type="dxa" w:w="907"/>
+          </w:tcPr>
+          <w:p>
+            <w:pPr>
+              <w:spacing w:before="40" w:after="40"/>
+              <w:jc w:val="center"/>
+            </w:pPr>
+            <w:r/>
+            <w:r>
+              <w:rPr>
+                <w:rFonts w:ascii="標楷體" w:hAnsi="標楷體" w:eastAsia="標楷體"/>
+                <w:b w:val="0"/>
+                <w:sz w:val="22"/>
+              </w:rPr>
+              <w:t>9</w:t>
+            </w:r>
+          </w:p>
+        </w:tc>
+        <w:tc>
+          <w:tcPr>
+            <w:tcW w:type="dxa" w:w="6236"/>
+          </w:tcPr>
+          <w:p>
+            <w:pPr>
+              <w:spacing w:before="40" w:after="40"/>
+              <w:jc w:val="left"/>
+            </w:pPr>
+            <w:r/>
+            <w:r>
+              <w:rPr>
+                <w:rFonts w:ascii="標楷體" w:hAnsi="標楷體" w:eastAsia="標楷體"/>
+                <w:b w:val="0"/>
+                <w:sz w:val="22"/>
+              </w:rPr>
+              <w:t>以 Email 乙註冊，超過 30 分鐘後才點驗證連結並送出密碼，應提示「驗證連結已失效，請重新申請」，且帳號未建立。</w:t>
+            </w:r>
+          </w:p>
+        </w:tc>
+        <w:tc>
+          <w:tcPr>
+            <w:tcW w:type="dxa" w:w="1247"/>
+          </w:tcPr>
+          <w:p>
+            <w:pPr>
+              <w:spacing w:before="40" w:after="40"/>
+              <w:jc w:val="center"/>
+            </w:pPr>
+            <w:r/>
+            <w:r>
+              <w:rPr>
+                <w:rFonts w:ascii="標楷體" w:hAnsi="標楷體" w:eastAsia="標楷體"/>
+                <w:b w:val="0"/>
+                <w:sz w:val="24"/>
+              </w:rPr>
+            </w:r>
+          </w:p>
+        </w:tc>
+        <w:tc>
+          <w:tcPr>
+            <w:tcW w:type="dxa" w:w="1247"/>
+          </w:tcPr>
+          <w:p>
+            <w:pPr>
+              <w:spacing w:before="40" w:after="40"/>
+              <w:jc w:val="center"/>
+            </w:pPr>
+            <w:r/>
+            <w:r>
+              <w:rPr>
+                <w:rFonts w:ascii="標楷體" w:hAnsi="標楷體" w:eastAsia="標楷體"/>
+                <w:b w:val="0"/>
+                <w:sz w:val="24"/>
+              </w:rPr>
+            </w:r>
+          </w:p>
+        </w:tc>
+      </w:tr>
+    </w:tbl>
+    <w:p>
+      <w:pPr>
+        <w:pStyle w:val="1"/>
+        <w:pageBreakBefore/>
+      </w:pPr>
+      <w:r>
+        <w:t>DP09 忘記密碼</w:t>
+      </w:r>
+    </w:p>
+    <w:tbl>
+      <w:tblPr>
+        <w:tblStyle w:val="aff2"/>
+        <w:tblW w:type="auto" w:w="0"/>
+        <w:jc w:val="center"/>
+        <w:tblLayout w:type="fixed"/>
+        <w:tblLook w:firstColumn="1" w:firstRow="1" w:lastColumn="0" w:lastRow="0" w:noHBand="0" w:noVBand="1" w:val="04A0"/>
+      </w:tblPr>
+      <w:tblGrid>
+        <w:gridCol w:w="2340"/>
+        <w:gridCol w:w="2340"/>
+        <w:gridCol w:w="2340"/>
+        <w:gridCol w:w="2340"/>
+      </w:tblGrid>
+      <w:tr>
+        <w:tc>
+          <w:tcPr>
+            <w:tcW w:type="dxa" w:w="9638"/>
+            <w:gridSpan w:val="4"/>
+          </w:tcPr>
+          <w:p>
+            <w:pPr>
+              <w:spacing w:before="40" w:after="40"/>
+              <w:jc w:val="center"/>
+            </w:pPr>
+            <w:r/>
+            <w:r>
+              <w:rPr>
+                <w:rFonts w:ascii="標楷體" w:hAnsi="標楷體" w:eastAsia="標楷體"/>
+                <w:b/>
+                <w:sz w:val="32"/>
+                <w:spacing w:val="80"/>
+              </w:rPr>
+              <w:t>國防醫學大學三軍總醫院測試報告</w:t>
+            </w:r>
+          </w:p>
+        </w:tc>
+      </w:tr>
+      <w:tr>
+        <w:tc>
+          <w:tcPr>
+            <w:tcW w:type="dxa" w:w="1474"/>
+          </w:tcPr>
+          <w:p>
+            <w:pPr>
+              <w:spacing w:before="40" w:after="40"/>
+              <w:jc w:val="center"/>
+            </w:pPr>
+            <w:r/>
+            <w:r>
+              <w:rPr>
+                <w:rFonts w:ascii="標楷體" w:hAnsi="標楷體" w:eastAsia="標楷體"/>
+                <w:b w:val="0"/>
+                <w:sz w:val="24"/>
+              </w:rPr>
+              <w:t>購案名稱</w:t>
+            </w:r>
+          </w:p>
+        </w:tc>
+        <w:tc>
+          <w:tcPr>
+            <w:tcW w:type="dxa" w:w="3628"/>
+          </w:tcPr>
+          <w:p>
+            <w:pPr>
+              <w:spacing w:before="40" w:after="40"/>
+              <w:jc w:val="center"/>
+            </w:pPr>
+            <w:r/>
+            <w:r>
+              <w:rPr>
+                <w:rFonts w:ascii="標楷體" w:hAnsi="標楷體" w:eastAsia="標楷體"/>
+                <w:b w:val="0"/>
+                <w:sz w:val="24"/>
+              </w:rPr>
+              <w:t>國軍醫院設立捐血站裝備整備案</w:t>
+            </w:r>
+          </w:p>
+        </w:tc>
+        <w:tc>
+          <w:tcPr>
+            <w:tcW w:type="dxa" w:w="1928"/>
+          </w:tcPr>
+          <w:p>
+            <w:pPr>
+              <w:spacing w:before="40" w:after="40"/>
+              <w:jc w:val="center"/>
+            </w:pPr>
+            <w:r/>
+            <w:r>
+              <w:rPr>
+                <w:rFonts w:ascii="標楷體" w:hAnsi="標楷體" w:eastAsia="標楷體"/>
+                <w:b w:val="0"/>
+                <w:sz w:val="24"/>
+              </w:rPr>
+              <w:t>單位主管用印</w:t>
+            </w:r>
+          </w:p>
+        </w:tc>
+        <w:tc>
+          <w:tcPr>
+            <w:tcW w:type="dxa" w:w="2608"/>
+          </w:tcPr>
+          <w:p>
+            <w:pPr>
+              <w:spacing w:before="40" w:after="40"/>
+              <w:jc w:val="center"/>
+            </w:pPr>
+            <w:r/>
+            <w:r>
+              <w:rPr>
+                <w:rFonts w:ascii="標楷體" w:hAnsi="標楷體" w:eastAsia="標楷體"/>
+                <w:b w:val="0"/>
+                <w:sz w:val="24"/>
+              </w:rPr>
+            </w:r>
+          </w:p>
+        </w:tc>
+      </w:tr>
+      <w:tr>
+        <w:tc>
+          <w:tcPr>
+            <w:tcW w:type="dxa" w:w="1474"/>
+          </w:tcPr>
+          <w:p>
+            <w:pPr>
+              <w:spacing w:before="40" w:after="40"/>
+              <w:jc w:val="center"/>
+            </w:pPr>
+            <w:r/>
+            <w:r>
+              <w:rPr>
+                <w:rFonts w:ascii="標楷體" w:hAnsi="標楷體" w:eastAsia="標楷體"/>
+                <w:b w:val="0"/>
+                <w:sz w:val="24"/>
+              </w:rPr>
+              <w:t>測試單位</w:t>
+            </w:r>
+          </w:p>
+        </w:tc>
+        <w:tc>
+          <w:tcPr>
+            <w:tcW w:type="dxa" w:w="3628"/>
+          </w:tcPr>
+          <w:p>
+            <w:pPr>
+              <w:spacing w:before="40" w:after="40"/>
+              <w:jc w:val="center"/>
+            </w:pPr>
+            <w:r/>
+            <w:r>
+              <w:rPr>
+                <w:rFonts w:ascii="標楷體" w:hAnsi="標楷體" w:eastAsia="標楷體"/>
+                <w:b w:val="0"/>
+                <w:sz w:val="24"/>
+              </w:rPr>
+            </w:r>
+          </w:p>
+        </w:tc>
+        <w:tc>
+          <w:tcPr>
+            <w:tcW w:type="dxa" w:w="1928"/>
+          </w:tcPr>
+          <w:p>
+            <w:pPr>
+              <w:spacing w:before="40" w:after="40"/>
+              <w:jc w:val="center"/>
+            </w:pPr>
+            <w:r/>
+            <w:r>
+              <w:rPr>
+                <w:rFonts w:ascii="標楷體" w:hAnsi="標楷體" w:eastAsia="標楷體"/>
+                <w:b w:val="0"/>
+                <w:sz w:val="24"/>
+              </w:rPr>
+              <w:t>測試人員</w:t>
+            </w:r>
+          </w:p>
+        </w:tc>
+        <w:tc>
+          <w:tcPr>
+            <w:tcW w:type="dxa" w:w="2608"/>
+          </w:tcPr>
+          <w:p>
+            <w:pPr>
+              <w:spacing w:before="40" w:after="40"/>
+              <w:jc w:val="center"/>
+            </w:pPr>
+            <w:r/>
+            <w:r>
+              <w:rPr>
+                <w:rFonts w:ascii="標楷體" w:hAnsi="標楷體" w:eastAsia="標楷體"/>
+                <w:b w:val="0"/>
+                <w:sz w:val="24"/>
+              </w:rPr>
+            </w:r>
+          </w:p>
+        </w:tc>
+      </w:tr>
+      <w:tr>
+        <w:tc>
+          <w:tcPr>
+            <w:tcW w:type="dxa" w:w="1474"/>
+          </w:tcPr>
+          <w:p>
+            <w:pPr>
+              <w:spacing w:before="40" w:after="40"/>
+              <w:jc w:val="center"/>
+            </w:pPr>
+            <w:r/>
+            <w:r>
+              <w:rPr>
+                <w:rFonts w:ascii="標楷體" w:hAnsi="標楷體" w:eastAsia="標楷體"/>
+                <w:b w:val="0"/>
+                <w:sz w:val="24"/>
+              </w:rPr>
+              <w:t>測試日期</w:t>
+            </w:r>
+          </w:p>
+        </w:tc>
+        <w:tc>
+          <w:tcPr>
+            <w:tcW w:type="dxa" w:w="3628"/>
+          </w:tcPr>
+          <w:p>
+            <w:pPr>
+              <w:spacing w:before="40" w:after="40"/>
+              <w:jc w:val="center"/>
+            </w:pPr>
+            <w:r/>
+            <w:r>
+              <w:rPr>
+                <w:rFonts w:ascii="標楷體" w:hAnsi="標楷體" w:eastAsia="標楷體"/>
+                <w:b w:val="0"/>
+                <w:sz w:val="24"/>
+              </w:rPr>
+            </w:r>
+          </w:p>
+        </w:tc>
+        <w:tc>
+          <w:tcPr>
+            <w:tcW w:type="dxa" w:w="1928"/>
+          </w:tcPr>
+          <w:p>
+            <w:pPr>
+              <w:spacing w:before="40" w:after="40"/>
+              <w:jc w:val="center"/>
+            </w:pPr>
+            <w:r/>
+            <w:r>
+              <w:rPr>
+                <w:rFonts w:ascii="標楷體" w:hAnsi="標楷體" w:eastAsia="標楷體"/>
+                <w:b w:val="0"/>
+                <w:sz w:val="24"/>
+              </w:rPr>
+              <w:t>測試完畢日期</w:t>
+            </w:r>
+          </w:p>
+        </w:tc>
+        <w:tc>
+          <w:tcPr>
+            <w:tcW w:type="dxa" w:w="2608"/>
+          </w:tcPr>
+          <w:p>
+            <w:pPr>
+              <w:spacing w:before="40" w:after="40"/>
+              <w:jc w:val="center"/>
+            </w:pPr>
+            <w:r/>
+            <w:r>
+              <w:rPr>
+                <w:rFonts w:ascii="標楷體" w:hAnsi="標楷體" w:eastAsia="標楷體"/>
+                <w:b w:val="0"/>
+                <w:sz w:val="24"/>
+              </w:rPr>
+            </w:r>
+          </w:p>
+        </w:tc>
+      </w:tr>
+    </w:tbl>
+    <w:p/>
+    <w:tbl>
+      <w:tblPr>
+        <w:tblStyle w:val="aff2"/>
+        <w:tblW w:type="auto" w:w="0"/>
+        <w:jc w:val="center"/>
+        <w:tblLayout w:type="fixed"/>
+        <w:tblLook w:firstColumn="1" w:firstRow="1" w:lastColumn="0" w:lastRow="0" w:noHBand="0" w:noVBand="1" w:val="04A0"/>
+      </w:tblPr>
+      <w:tblGrid>
+        <w:gridCol w:w="2340"/>
+        <w:gridCol w:w="2340"/>
+        <w:gridCol w:w="2340"/>
+        <w:gridCol w:w="2340"/>
+      </w:tblGrid>
+      <w:tr>
+        <w:trPr>
+          <w:tblHeader w:val="true"/>
+        </w:trPr>
+        <w:tc>
+          <w:tcPr>
+            <w:tcW w:type="dxa" w:w="907"/>
+            <w:vMerge w:val="restart"/>
+          </w:tcPr>
+          <w:p>
+            <w:pPr>
+              <w:spacing w:before="40" w:after="40"/>
+              <w:jc w:val="center"/>
+            </w:pPr>
+            <w:r/>
+            <w:r>
+              <w:rPr>
+                <w:rFonts w:ascii="標楷體" w:hAnsi="標楷體" w:eastAsia="標楷體"/>
+                <w:b w:val="0"/>
+                <w:sz w:val="24"/>
+              </w:rPr>
+              <w:t>項次</w:t>
+            </w:r>
+          </w:p>
+        </w:tc>
+        <w:tc>
+          <w:tcPr>
+            <w:tcW w:type="dxa" w:w="6236"/>
+            <w:vMerge w:val="restart"/>
+          </w:tcPr>
+          <w:p>
+            <w:pPr>
+              <w:spacing w:before="40" w:after="40"/>
+              <w:jc w:val="center"/>
+            </w:pPr>
+            <w:r/>
+            <w:r>
+              <w:rPr>
+                <w:rFonts w:ascii="標楷體" w:hAnsi="標楷體" w:eastAsia="標楷體"/>
+                <w:b w:val="0"/>
+                <w:sz w:val="24"/>
+              </w:rPr>
+              <w:t>測試內容</w:t>
+            </w:r>
+          </w:p>
+        </w:tc>
+        <w:tc>
+          <w:tcPr>
+            <w:tcW w:type="dxa" w:w="2494"/>
+            <w:gridSpan w:val="2"/>
+          </w:tcPr>
+          <w:p>
+            <w:pPr>
+              <w:spacing w:before="40" w:after="40"/>
+              <w:jc w:val="center"/>
+            </w:pPr>
+            <w:r/>
+            <w:r>
+              <w:rPr>
+                <w:rFonts w:ascii="標楷體" w:hAnsi="標楷體" w:eastAsia="標楷體"/>
+                <w:b w:val="0"/>
+                <w:sz w:val="24"/>
+              </w:rPr>
+              <w:t>測試人員勾選</w:t>
+            </w:r>
+          </w:p>
+        </w:tc>
+      </w:tr>
+      <w:tr>
+        <w:trPr>
+          <w:tblHeader w:val="true"/>
+        </w:trPr>
+        <w:tc>
+          <w:tcPr>
+            <w:tcW w:type="dxa" w:w="907"/>
+            <w:vMerge/>
+          </w:tcPr>
+          <w:p/>
+        </w:tc>
+        <w:tc>
+          <w:tcPr>
+            <w:tcW w:type="dxa" w:w="6236"/>
+            <w:vMerge/>
+          </w:tcPr>
+          <w:p/>
+        </w:tc>
+        <w:tc>
+          <w:tcPr>
+            <w:tcW w:type="dxa" w:w="1247"/>
+          </w:tcPr>
+          <w:p>
+            <w:pPr>
+              <w:spacing w:before="40" w:after="40"/>
+              <w:jc w:val="center"/>
+            </w:pPr>
+            <w:r/>
+            <w:r>
+              <w:rPr>
+                <w:rFonts w:ascii="標楷體" w:hAnsi="標楷體" w:eastAsia="標楷體"/>
+                <w:b w:val="0"/>
+                <w:sz w:val="24"/>
+              </w:rPr>
+              <w:t>合格</w:t>
+            </w:r>
+          </w:p>
+        </w:tc>
+        <w:tc>
+          <w:tcPr>
+            <w:tcW w:type="dxa" w:w="1247"/>
+          </w:tcPr>
+          <w:p>
+            <w:pPr>
+              <w:spacing w:before="40" w:after="40"/>
+              <w:jc w:val="center"/>
+            </w:pPr>
+            <w:r/>
+            <w:r>
+              <w:rPr>
+                <w:rFonts w:ascii="標楷體" w:hAnsi="標楷體" w:eastAsia="標楷體"/>
+                <w:b w:val="0"/>
+                <w:sz w:val="24"/>
+              </w:rPr>
+              <w:t>不合格</w:t>
+            </w:r>
+          </w:p>
+        </w:tc>
+      </w:tr>
+      <w:tr>
+        <w:tc>
+          <w:tcPr>
+            <w:tcW w:type="dxa" w:w="907"/>
+          </w:tcPr>
+          <w:p>
+            <w:pPr>
+              <w:spacing w:before="40" w:after="40"/>
+              <w:jc w:val="center"/>
+            </w:pPr>
+            <w:r/>
+            <w:r>
+              <w:rPr>
+                <w:rFonts w:ascii="標楷體" w:hAnsi="標楷體" w:eastAsia="標楷體"/>
+                <w:b w:val="0"/>
+                <w:sz w:val="22"/>
+              </w:rPr>
+              <w:t>1</w:t>
+            </w:r>
+          </w:p>
+        </w:tc>
+        <w:tc>
+          <w:tcPr>
+            <w:tcW w:type="dxa" w:w="6236"/>
+          </w:tcPr>
+          <w:p>
+            <w:pPr>
+              <w:spacing w:before="40" w:after="40"/>
+              <w:jc w:val="left"/>
+            </w:pPr>
+            <w:r/>
+            <w:r>
+              <w:rPr>
+                <w:rFonts w:ascii="標楷體" w:hAnsi="標楷體" w:eastAsia="標楷體"/>
+                <w:b w:val="0"/>
+                <w:sz w:val="22"/>
+              </w:rPr>
+              <w:t>於登入畫面點「忘記密碼？」，輸入已註冊之 Email 並按「送出」，應顯示「若該 Email 已註冊，密碼重設信將寄至信箱……」，且信箱收到重設信。</w:t>
+            </w:r>
+          </w:p>
+        </w:tc>
+        <w:tc>
+          <w:tcPr>
+            <w:tcW w:type="dxa" w:w="1247"/>
+          </w:tcPr>
+          <w:p>
+            <w:pPr>
+              <w:spacing w:before="40" w:after="40"/>
+              <w:jc w:val="center"/>
+            </w:pPr>
+            <w:r/>
+            <w:r>
+              <w:rPr>
+                <w:rFonts w:ascii="標楷體" w:hAnsi="標楷體" w:eastAsia="標楷體"/>
+                <w:b w:val="0"/>
+                <w:sz w:val="24"/>
+              </w:rPr>
+            </w:r>
+          </w:p>
+        </w:tc>
+        <w:tc>
+          <w:tcPr>
+            <w:tcW w:type="dxa" w:w="1247"/>
+          </w:tcPr>
+          <w:p>
+            <w:pPr>
+              <w:spacing w:before="40" w:after="40"/>
+              <w:jc w:val="center"/>
+            </w:pPr>
+            <w:r/>
+            <w:r>
+              <w:rPr>
+                <w:rFonts w:ascii="標楷體" w:hAnsi="標楷體" w:eastAsia="標楷體"/>
+                <w:b w:val="0"/>
+                <w:sz w:val="24"/>
+              </w:rPr>
+            </w:r>
+          </w:p>
+        </w:tc>
+      </w:tr>
+      <w:tr>
+        <w:tc>
+          <w:tcPr>
+            <w:tcW w:type="dxa" w:w="907"/>
+          </w:tcPr>
+          <w:p>
+            <w:pPr>
+              <w:spacing w:before="40" w:after="40"/>
+              <w:jc w:val="center"/>
+            </w:pPr>
+            <w:r/>
+            <w:r>
+              <w:rPr>
+                <w:rFonts w:ascii="標楷體" w:hAnsi="標楷體" w:eastAsia="標楷體"/>
+                <w:b w:val="0"/>
+                <w:sz w:val="22"/>
+              </w:rPr>
+              <w:t>2</w:t>
+            </w:r>
+          </w:p>
+        </w:tc>
+        <w:tc>
+          <w:tcPr>
+            <w:tcW w:type="dxa" w:w="6236"/>
+          </w:tcPr>
+          <w:p>
+            <w:pPr>
+              <w:spacing w:before="40" w:after="40"/>
+              <w:jc w:val="left"/>
+            </w:pPr>
+            <w:r/>
+            <w:r>
+              <w:rPr>
+                <w:rFonts w:ascii="標楷體" w:hAnsi="標楷體" w:eastAsia="標楷體"/>
+                <w:b w:val="0"/>
+                <w:sz w:val="22"/>
+              </w:rPr>
+              <w:t>輸入未註冊之 Email 並送出，應顯示與第 1 項相同之訊息，且該信箱不會收到任何信。</w:t>
+            </w:r>
+          </w:p>
+        </w:tc>
+        <w:tc>
+          <w:tcPr>
+            <w:tcW w:type="dxa" w:w="1247"/>
+          </w:tcPr>
+          <w:p>
+            <w:pPr>
+              <w:spacing w:before="40" w:after="40"/>
+              <w:jc w:val="center"/>
+            </w:pPr>
+            <w:r/>
+            <w:r>
+              <w:rPr>
+                <w:rFonts w:ascii="標楷體" w:hAnsi="標楷體" w:eastAsia="標楷體"/>
+                <w:b w:val="0"/>
+                <w:sz w:val="24"/>
+              </w:rPr>
+            </w:r>
+          </w:p>
+        </w:tc>
+        <w:tc>
+          <w:tcPr>
+            <w:tcW w:type="dxa" w:w="1247"/>
+          </w:tcPr>
+          <w:p>
+            <w:pPr>
+              <w:spacing w:before="40" w:after="40"/>
+              <w:jc w:val="center"/>
+            </w:pPr>
+            <w:r/>
+            <w:r>
+              <w:rPr>
+                <w:rFonts w:ascii="標楷體" w:hAnsi="標楷體" w:eastAsia="標楷體"/>
+                <w:b w:val="0"/>
+                <w:sz w:val="24"/>
+              </w:rPr>
+            </w:r>
+          </w:p>
+        </w:tc>
+      </w:tr>
+      <w:tr>
+        <w:tc>
+          <w:tcPr>
+            <w:tcW w:type="dxa" w:w="907"/>
+          </w:tcPr>
+          <w:p>
+            <w:pPr>
+              <w:spacing w:before="40" w:after="40"/>
+              <w:jc w:val="center"/>
+            </w:pPr>
+            <w:r/>
+            <w:r>
+              <w:rPr>
+                <w:rFonts w:ascii="標楷體" w:hAnsi="標楷體" w:eastAsia="標楷體"/>
+                <w:b w:val="0"/>
+                <w:sz w:val="22"/>
+              </w:rPr>
+              <w:t>3</w:t>
+            </w:r>
+          </w:p>
+        </w:tc>
+        <w:tc>
+          <w:tcPr>
+            <w:tcW w:type="dxa" w:w="6236"/>
+          </w:tcPr>
+          <w:p>
+            <w:pPr>
+              <w:spacing w:before="40" w:after="40"/>
+              <w:jc w:val="left"/>
+            </w:pPr>
+            <w:r/>
+            <w:r>
+              <w:rPr>
+                <w:rFonts w:ascii="標楷體" w:hAnsi="標楷體" w:eastAsia="標楷體"/>
+                <w:b w:val="0"/>
+                <w:sz w:val="22"/>
+              </w:rPr>
+              <w:t>點重設信中的連結，輸入合規之新密碼並按「重設密碼」，應顯示「密碼已更新，請以新密碼登入」；新密碼可登入、舊密碼不可。</w:t>
+            </w:r>
+          </w:p>
+        </w:tc>
+        <w:tc>
+          <w:tcPr>
+            <w:tcW w:type="dxa" w:w="1247"/>
+          </w:tcPr>
+          <w:p>
+            <w:pPr>
+              <w:spacing w:before="40" w:after="40"/>
+              <w:jc w:val="center"/>
+            </w:pPr>
+            <w:r/>
+            <w:r>
+              <w:rPr>
+                <w:rFonts w:ascii="標楷體" w:hAnsi="標楷體" w:eastAsia="標楷體"/>
+                <w:b w:val="0"/>
+                <w:sz w:val="24"/>
+              </w:rPr>
+            </w:r>
+          </w:p>
+        </w:tc>
+        <w:tc>
+          <w:tcPr>
+            <w:tcW w:type="dxa" w:w="1247"/>
+          </w:tcPr>
+          <w:p>
+            <w:pPr>
+              <w:spacing w:before="40" w:after="40"/>
+              <w:jc w:val="center"/>
+            </w:pPr>
+            <w:r/>
+            <w:r>
+              <w:rPr>
+                <w:rFonts w:ascii="標楷體" w:hAnsi="標楷體" w:eastAsia="標楷體"/>
+                <w:b w:val="0"/>
+                <w:sz w:val="24"/>
+              </w:rPr>
+            </w:r>
+          </w:p>
+        </w:tc>
+      </w:tr>
+      <w:tr>
+        <w:tc>
+          <w:tcPr>
+            <w:tcW w:type="dxa" w:w="907"/>
+          </w:tcPr>
+          <w:p>
+            <w:pPr>
+              <w:spacing w:before="40" w:after="40"/>
+              <w:jc w:val="center"/>
+            </w:pPr>
+            <w:r/>
+            <w:r>
+              <w:rPr>
+                <w:rFonts w:ascii="標楷體" w:hAnsi="標楷體" w:eastAsia="標楷體"/>
+                <w:b w:val="0"/>
+                <w:sz w:val="22"/>
+              </w:rPr>
+              <w:t>4</w:t>
+            </w:r>
+          </w:p>
+        </w:tc>
+        <w:tc>
+          <w:tcPr>
+            <w:tcW w:type="dxa" w:w="6236"/>
+          </w:tcPr>
+          <w:p>
+            <w:pPr>
+              <w:spacing w:before="40" w:after="40"/>
+              <w:jc w:val="left"/>
+            </w:pPr>
+            <w:r/>
+            <w:r>
+              <w:rPr>
+                <w:rFonts w:ascii="標楷體" w:hAnsi="標楷體" w:eastAsia="標楷體"/>
+                <w:b w:val="0"/>
+                <w:sz w:val="22"/>
+              </w:rPr>
+              <w:t>於重設密碼畫面輸入最近使用過的密碼，應被擋下並提示「不可與最近使用過之密碼相同」。</w:t>
+            </w:r>
+          </w:p>
+        </w:tc>
+        <w:tc>
+          <w:tcPr>
+            <w:tcW w:type="dxa" w:w="1247"/>
+          </w:tcPr>
+          <w:p>
+            <w:pPr>
+              <w:spacing w:before="40" w:after="40"/>
+              <w:jc w:val="center"/>
+            </w:pPr>
+            <w:r/>
+            <w:r>
+              <w:rPr>
+                <w:rFonts w:ascii="標楷體" w:hAnsi="標楷體" w:eastAsia="標楷體"/>
+                <w:b w:val="0"/>
+                <w:sz w:val="24"/>
+              </w:rPr>
+            </w:r>
+          </w:p>
+        </w:tc>
+        <w:tc>
+          <w:tcPr>
+            <w:tcW w:type="dxa" w:w="1247"/>
+          </w:tcPr>
+          <w:p>
+            <w:pPr>
+              <w:spacing w:before="40" w:after="40"/>
+              <w:jc w:val="center"/>
+            </w:pPr>
+            <w:r/>
+            <w:r>
+              <w:rPr>
+                <w:rFonts w:ascii="標楷體" w:hAnsi="標楷體" w:eastAsia="標楷體"/>
+                <w:b w:val="0"/>
+                <w:sz w:val="24"/>
+              </w:rPr>
+            </w:r>
+          </w:p>
+        </w:tc>
+      </w:tr>
+      <w:tr>
+        <w:tc>
+          <w:tcPr>
+            <w:tcW w:type="dxa" w:w="907"/>
+          </w:tcPr>
+          <w:p>
+            <w:pPr>
+              <w:spacing w:before="40" w:after="40"/>
+              <w:jc w:val="center"/>
+            </w:pPr>
+            <w:r/>
+            <w:r>
+              <w:rPr>
+                <w:rFonts w:ascii="標楷體" w:hAnsi="標楷體" w:eastAsia="標楷體"/>
+                <w:b w:val="0"/>
+                <w:sz w:val="22"/>
+              </w:rPr>
+              <w:t>5</w:t>
+            </w:r>
+          </w:p>
+        </w:tc>
+        <w:tc>
+          <w:tcPr>
+            <w:tcW w:type="dxa" w:w="6236"/>
+          </w:tcPr>
+          <w:p>
+            <w:pPr>
+              <w:spacing w:before="40" w:after="40"/>
+              <w:jc w:val="left"/>
+            </w:pPr>
+            <w:r/>
+            <w:r>
+              <w:rPr>
+                <w:rFonts w:ascii="標楷體" w:hAnsi="標楷體" w:eastAsia="標楷體"/>
+                <w:b w:val="0"/>
+                <w:sz w:val="22"/>
+              </w:rPr>
+              <w:t>已用來完成重設的連結再次開啟並送出新密碼，應提示「連結已失效，請重新申請」。</w:t>
+            </w:r>
+          </w:p>
+        </w:tc>
+        <w:tc>
+          <w:tcPr>
+            <w:tcW w:type="dxa" w:w="1247"/>
+          </w:tcPr>
+          <w:p>
+            <w:pPr>
+              <w:spacing w:before="40" w:after="40"/>
+              <w:jc w:val="center"/>
+            </w:pPr>
+            <w:r/>
+            <w:r>
+              <w:rPr>
+                <w:rFonts w:ascii="標楷體" w:hAnsi="標楷體" w:eastAsia="標楷體"/>
+                <w:b w:val="0"/>
+                <w:sz w:val="24"/>
+              </w:rPr>
+            </w:r>
+          </w:p>
+        </w:tc>
+        <w:tc>
+          <w:tcPr>
+            <w:tcW w:type="dxa" w:w="1247"/>
+          </w:tcPr>
+          <w:p>
+            <w:pPr>
+              <w:spacing w:before="40" w:after="40"/>
+              <w:jc w:val="center"/>
+            </w:pPr>
+            <w:r/>
+            <w:r>
+              <w:rPr>
+                <w:rFonts w:ascii="標楷體" w:hAnsi="標楷體" w:eastAsia="標楷體"/>
+                <w:b w:val="0"/>
+                <w:sz w:val="24"/>
+              </w:rPr>
+            </w:r>
+          </w:p>
+        </w:tc>
+      </w:tr>
+      <w:tr>
+        <w:tc>
+          <w:tcPr>
+            <w:tcW w:type="dxa" w:w="907"/>
+          </w:tcPr>
+          <w:p>
+            <w:pPr>
+              <w:spacing w:before="40" w:after="40"/>
+              <w:jc w:val="center"/>
+            </w:pPr>
+            <w:r/>
+            <w:r>
+              <w:rPr>
+                <w:rFonts w:ascii="標楷體" w:hAnsi="標楷體" w:eastAsia="標楷體"/>
+                <w:b w:val="0"/>
+                <w:sz w:val="22"/>
+              </w:rPr>
+              <w:t>6</w:t>
+            </w:r>
+          </w:p>
+        </w:tc>
+        <w:tc>
+          <w:tcPr>
+            <w:tcW w:type="dxa" w:w="6236"/>
+          </w:tcPr>
+          <w:p>
+            <w:pPr>
+              <w:spacing w:before="40" w:after="40"/>
+              <w:jc w:val="left"/>
+            </w:pPr>
+            <w:r/>
+            <w:r>
+              <w:rPr>
+                <w:rFonts w:ascii="標楷體" w:hAnsi="標楷體" w:eastAsia="標楷體"/>
+                <w:b w:val="0"/>
+                <w:sz w:val="22"/>
+              </w:rPr>
+              <w:t>連續申請兩次重設，以第一封信的連結送出新密碼，應提示「連結已失效，請重新申請」；以第二封則可完成重設。</w:t>
+            </w:r>
+          </w:p>
+        </w:tc>
+        <w:tc>
+          <w:tcPr>
+            <w:tcW w:type="dxa" w:w="1247"/>
+          </w:tcPr>
+          <w:p>
+            <w:pPr>
+              <w:spacing w:before="40" w:after="40"/>
+              <w:jc w:val="center"/>
+            </w:pPr>
+            <w:r/>
+            <w:r>
+              <w:rPr>
+                <w:rFonts w:ascii="標楷體" w:hAnsi="標楷體" w:eastAsia="標楷體"/>
+                <w:b w:val="0"/>
+                <w:sz w:val="24"/>
+              </w:rPr>
+            </w:r>
+          </w:p>
+        </w:tc>
+        <w:tc>
+          <w:tcPr>
+            <w:tcW w:type="dxa" w:w="1247"/>
+          </w:tcPr>
+          <w:p>
+            <w:pPr>
+              <w:spacing w:before="40" w:after="40"/>
+              <w:jc w:val="center"/>
+            </w:pPr>
+            <w:r/>
+            <w:r>
+              <w:rPr>
+                <w:rFonts w:ascii="標楷體" w:hAnsi="標楷體" w:eastAsia="標楷體"/>
+                <w:b w:val="0"/>
+                <w:sz w:val="24"/>
+              </w:rPr>
+            </w:r>
+          </w:p>
+        </w:tc>
+      </w:tr>
+      <w:tr>
+        <w:tc>
+          <w:tcPr>
+            <w:tcW w:type="dxa" w:w="907"/>
+          </w:tcPr>
+          <w:p>
+            <w:pPr>
+              <w:spacing w:before="40" w:after="40"/>
+              <w:jc w:val="center"/>
+            </w:pPr>
+            <w:r/>
+            <w:r>
+              <w:rPr>
+                <w:rFonts w:ascii="標楷體" w:hAnsi="標楷體" w:eastAsia="標楷體"/>
+                <w:b w:val="0"/>
+                <w:sz w:val="22"/>
+              </w:rPr>
+              <w:t>7</w:t>
+            </w:r>
+          </w:p>
+        </w:tc>
+        <w:tc>
+          <w:tcPr>
+            <w:tcW w:type="dxa" w:w="6236"/>
+          </w:tcPr>
+          <w:p>
+            <w:pPr>
+              <w:spacing w:before="40" w:after="40"/>
+              <w:jc w:val="left"/>
+            </w:pPr>
+            <w:r/>
+            <w:r>
+              <w:rPr>
+                <w:rFonts w:ascii="標楷體" w:hAnsi="標楷體" w:eastAsia="標楷體"/>
+                <w:b w:val="0"/>
+                <w:sz w:val="22"/>
+              </w:rPr>
+              <w:t>對鎖定中之帳號完成重設密碼後，以新密碼登入，仍應顯示「帳號已鎖定，請洽管理者或稍後再試」。</w:t>
             </w:r>
           </w:p>
         </w:tc>

--- a/docs/manuals/測試報告/DP-平台管理模組.docx
+++ b/docs/manuals/測試報告/DP-平台管理模組.docx
@@ -14318,6 +14318,1398 @@
                 <w:sz w:val="22"/>
               </w:rPr>
               <w:t>對鎖定中之帳號完成重設密碼後，以新密碼登入，仍應顯示「帳號已鎖定，請洽管理者或稍後再試」。</w:t>
+            </w:r>
+          </w:p>
+        </w:tc>
+        <w:tc>
+          <w:tcPr>
+            <w:tcW w:type="dxa" w:w="1247"/>
+          </w:tcPr>
+          <w:p>
+            <w:pPr>
+              <w:spacing w:before="40" w:after="40"/>
+              <w:jc w:val="center"/>
+            </w:pPr>
+            <w:r/>
+            <w:r>
+              <w:rPr>
+                <w:rFonts w:ascii="標楷體" w:hAnsi="標楷體" w:eastAsia="標楷體"/>
+                <w:b w:val="0"/>
+                <w:sz w:val="24"/>
+              </w:rPr>
+            </w:r>
+          </w:p>
+        </w:tc>
+        <w:tc>
+          <w:tcPr>
+            <w:tcW w:type="dxa" w:w="1247"/>
+          </w:tcPr>
+          <w:p>
+            <w:pPr>
+              <w:spacing w:before="40" w:after="40"/>
+              <w:jc w:val="center"/>
+            </w:pPr>
+            <w:r/>
+            <w:r>
+              <w:rPr>
+                <w:rFonts w:ascii="標楷體" w:hAnsi="標楷體" w:eastAsia="標楷體"/>
+                <w:b w:val="0"/>
+                <w:sz w:val="24"/>
+              </w:rPr>
+            </w:r>
+          </w:p>
+        </w:tc>
+      </w:tr>
+    </w:tbl>
+    <w:p>
+      <w:pPr>
+        <w:pStyle w:val="1"/>
+        <w:pageBreakBefore/>
+      </w:pPr>
+      <w:r>
+        <w:t>DP10 個人資料維護</w:t>
+      </w:r>
+    </w:p>
+    <w:tbl>
+      <w:tblPr>
+        <w:tblStyle w:val="aff2"/>
+        <w:tblW w:type="auto" w:w="0"/>
+        <w:jc w:val="center"/>
+        <w:tblLayout w:type="fixed"/>
+        <w:tblLook w:firstColumn="1" w:firstRow="1" w:lastColumn="0" w:lastRow="0" w:noHBand="0" w:noVBand="1" w:val="04A0"/>
+      </w:tblPr>
+      <w:tblGrid>
+        <w:gridCol w:w="2340"/>
+        <w:gridCol w:w="2340"/>
+        <w:gridCol w:w="2340"/>
+        <w:gridCol w:w="2340"/>
+      </w:tblGrid>
+      <w:tr>
+        <w:tc>
+          <w:tcPr>
+            <w:tcW w:type="dxa" w:w="9638"/>
+            <w:gridSpan w:val="4"/>
+          </w:tcPr>
+          <w:p>
+            <w:pPr>
+              <w:spacing w:before="40" w:after="40"/>
+              <w:jc w:val="center"/>
+            </w:pPr>
+            <w:r/>
+            <w:r>
+              <w:rPr>
+                <w:rFonts w:ascii="標楷體" w:hAnsi="標楷體" w:eastAsia="標楷體"/>
+                <w:b/>
+                <w:sz w:val="32"/>
+                <w:spacing w:val="80"/>
+              </w:rPr>
+              <w:t>國防醫學大學三軍總醫院測試報告</w:t>
+            </w:r>
+          </w:p>
+        </w:tc>
+      </w:tr>
+      <w:tr>
+        <w:tc>
+          <w:tcPr>
+            <w:tcW w:type="dxa" w:w="1474"/>
+          </w:tcPr>
+          <w:p>
+            <w:pPr>
+              <w:spacing w:before="40" w:after="40"/>
+              <w:jc w:val="center"/>
+            </w:pPr>
+            <w:r/>
+            <w:r>
+              <w:rPr>
+                <w:rFonts w:ascii="標楷體" w:hAnsi="標楷體" w:eastAsia="標楷體"/>
+                <w:b w:val="0"/>
+                <w:sz w:val="24"/>
+              </w:rPr>
+              <w:t>購案名稱</w:t>
+            </w:r>
+          </w:p>
+        </w:tc>
+        <w:tc>
+          <w:tcPr>
+            <w:tcW w:type="dxa" w:w="3628"/>
+          </w:tcPr>
+          <w:p>
+            <w:pPr>
+              <w:spacing w:before="40" w:after="40"/>
+              <w:jc w:val="center"/>
+            </w:pPr>
+            <w:r/>
+            <w:r>
+              <w:rPr>
+                <w:rFonts w:ascii="標楷體" w:hAnsi="標楷體" w:eastAsia="標楷體"/>
+                <w:b w:val="0"/>
+                <w:sz w:val="24"/>
+              </w:rPr>
+              <w:t>國軍醫院設立捐血站裝備整備案</w:t>
+            </w:r>
+          </w:p>
+        </w:tc>
+        <w:tc>
+          <w:tcPr>
+            <w:tcW w:type="dxa" w:w="1928"/>
+          </w:tcPr>
+          <w:p>
+            <w:pPr>
+              <w:spacing w:before="40" w:after="40"/>
+              <w:jc w:val="center"/>
+            </w:pPr>
+            <w:r/>
+            <w:r>
+              <w:rPr>
+                <w:rFonts w:ascii="標楷體" w:hAnsi="標楷體" w:eastAsia="標楷體"/>
+                <w:b w:val="0"/>
+                <w:sz w:val="24"/>
+              </w:rPr>
+              <w:t>單位主管用印</w:t>
+            </w:r>
+          </w:p>
+        </w:tc>
+        <w:tc>
+          <w:tcPr>
+            <w:tcW w:type="dxa" w:w="2608"/>
+          </w:tcPr>
+          <w:p>
+            <w:pPr>
+              <w:spacing w:before="40" w:after="40"/>
+              <w:jc w:val="center"/>
+            </w:pPr>
+            <w:r/>
+            <w:r>
+              <w:rPr>
+                <w:rFonts w:ascii="標楷體" w:hAnsi="標楷體" w:eastAsia="標楷體"/>
+                <w:b w:val="0"/>
+                <w:sz w:val="24"/>
+              </w:rPr>
+            </w:r>
+          </w:p>
+        </w:tc>
+      </w:tr>
+      <w:tr>
+        <w:tc>
+          <w:tcPr>
+            <w:tcW w:type="dxa" w:w="1474"/>
+          </w:tcPr>
+          <w:p>
+            <w:pPr>
+              <w:spacing w:before="40" w:after="40"/>
+              <w:jc w:val="center"/>
+            </w:pPr>
+            <w:r/>
+            <w:r>
+              <w:rPr>
+                <w:rFonts w:ascii="標楷體" w:hAnsi="標楷體" w:eastAsia="標楷體"/>
+                <w:b w:val="0"/>
+                <w:sz w:val="24"/>
+              </w:rPr>
+              <w:t>測試單位</w:t>
+            </w:r>
+          </w:p>
+        </w:tc>
+        <w:tc>
+          <w:tcPr>
+            <w:tcW w:type="dxa" w:w="3628"/>
+          </w:tcPr>
+          <w:p>
+            <w:pPr>
+              <w:spacing w:before="40" w:after="40"/>
+              <w:jc w:val="center"/>
+            </w:pPr>
+            <w:r/>
+            <w:r>
+              <w:rPr>
+                <w:rFonts w:ascii="標楷體" w:hAnsi="標楷體" w:eastAsia="標楷體"/>
+                <w:b w:val="0"/>
+                <w:sz w:val="24"/>
+              </w:rPr>
+            </w:r>
+          </w:p>
+        </w:tc>
+        <w:tc>
+          <w:tcPr>
+            <w:tcW w:type="dxa" w:w="1928"/>
+          </w:tcPr>
+          <w:p>
+            <w:pPr>
+              <w:spacing w:before="40" w:after="40"/>
+              <w:jc w:val="center"/>
+            </w:pPr>
+            <w:r/>
+            <w:r>
+              <w:rPr>
+                <w:rFonts w:ascii="標楷體" w:hAnsi="標楷體" w:eastAsia="標楷體"/>
+                <w:b w:val="0"/>
+                <w:sz w:val="24"/>
+              </w:rPr>
+              <w:t>測試人員</w:t>
+            </w:r>
+          </w:p>
+        </w:tc>
+        <w:tc>
+          <w:tcPr>
+            <w:tcW w:type="dxa" w:w="2608"/>
+          </w:tcPr>
+          <w:p>
+            <w:pPr>
+              <w:spacing w:before="40" w:after="40"/>
+              <w:jc w:val="center"/>
+            </w:pPr>
+            <w:r/>
+            <w:r>
+              <w:rPr>
+                <w:rFonts w:ascii="標楷體" w:hAnsi="標楷體" w:eastAsia="標楷體"/>
+                <w:b w:val="0"/>
+                <w:sz w:val="24"/>
+              </w:rPr>
+            </w:r>
+          </w:p>
+        </w:tc>
+      </w:tr>
+      <w:tr>
+        <w:tc>
+          <w:tcPr>
+            <w:tcW w:type="dxa" w:w="1474"/>
+          </w:tcPr>
+          <w:p>
+            <w:pPr>
+              <w:spacing w:before="40" w:after="40"/>
+              <w:jc w:val="center"/>
+            </w:pPr>
+            <w:r/>
+            <w:r>
+              <w:rPr>
+                <w:rFonts w:ascii="標楷體" w:hAnsi="標楷體" w:eastAsia="標楷體"/>
+                <w:b w:val="0"/>
+                <w:sz w:val="24"/>
+              </w:rPr>
+              <w:t>測試日期</w:t>
+            </w:r>
+          </w:p>
+        </w:tc>
+        <w:tc>
+          <w:tcPr>
+            <w:tcW w:type="dxa" w:w="3628"/>
+          </w:tcPr>
+          <w:p>
+            <w:pPr>
+              <w:spacing w:before="40" w:after="40"/>
+              <w:jc w:val="center"/>
+            </w:pPr>
+            <w:r/>
+            <w:r>
+              <w:rPr>
+                <w:rFonts w:ascii="標楷體" w:hAnsi="標楷體" w:eastAsia="標楷體"/>
+                <w:b w:val="0"/>
+                <w:sz w:val="24"/>
+              </w:rPr>
+            </w:r>
+          </w:p>
+        </w:tc>
+        <w:tc>
+          <w:tcPr>
+            <w:tcW w:type="dxa" w:w="1928"/>
+          </w:tcPr>
+          <w:p>
+            <w:pPr>
+              <w:spacing w:before="40" w:after="40"/>
+              <w:jc w:val="center"/>
+            </w:pPr>
+            <w:r/>
+            <w:r>
+              <w:rPr>
+                <w:rFonts w:ascii="標楷體" w:hAnsi="標楷體" w:eastAsia="標楷體"/>
+                <w:b w:val="0"/>
+                <w:sz w:val="24"/>
+              </w:rPr>
+              <w:t>測試完畢日期</w:t>
+            </w:r>
+          </w:p>
+        </w:tc>
+        <w:tc>
+          <w:tcPr>
+            <w:tcW w:type="dxa" w:w="2608"/>
+          </w:tcPr>
+          <w:p>
+            <w:pPr>
+              <w:spacing w:before="40" w:after="40"/>
+              <w:jc w:val="center"/>
+            </w:pPr>
+            <w:r/>
+            <w:r>
+              <w:rPr>
+                <w:rFonts w:ascii="標楷體" w:hAnsi="標楷體" w:eastAsia="標楷體"/>
+                <w:b w:val="0"/>
+                <w:sz w:val="24"/>
+              </w:rPr>
+            </w:r>
+          </w:p>
+        </w:tc>
+      </w:tr>
+    </w:tbl>
+    <w:p/>
+    <w:tbl>
+      <w:tblPr>
+        <w:tblStyle w:val="aff2"/>
+        <w:tblW w:type="auto" w:w="0"/>
+        <w:jc w:val="center"/>
+        <w:tblLayout w:type="fixed"/>
+        <w:tblLook w:firstColumn="1" w:firstRow="1" w:lastColumn="0" w:lastRow="0" w:noHBand="0" w:noVBand="1" w:val="04A0"/>
+      </w:tblPr>
+      <w:tblGrid>
+        <w:gridCol w:w="2340"/>
+        <w:gridCol w:w="2340"/>
+        <w:gridCol w:w="2340"/>
+        <w:gridCol w:w="2340"/>
+      </w:tblGrid>
+      <w:tr>
+        <w:trPr>
+          <w:tblHeader w:val="true"/>
+        </w:trPr>
+        <w:tc>
+          <w:tcPr>
+            <w:tcW w:type="dxa" w:w="907"/>
+            <w:vMerge w:val="restart"/>
+          </w:tcPr>
+          <w:p>
+            <w:pPr>
+              <w:spacing w:before="40" w:after="40"/>
+              <w:jc w:val="center"/>
+            </w:pPr>
+            <w:r/>
+            <w:r>
+              <w:rPr>
+                <w:rFonts w:ascii="標楷體" w:hAnsi="標楷體" w:eastAsia="標楷體"/>
+                <w:b w:val="0"/>
+                <w:sz w:val="24"/>
+              </w:rPr>
+              <w:t>項次</w:t>
+            </w:r>
+          </w:p>
+        </w:tc>
+        <w:tc>
+          <w:tcPr>
+            <w:tcW w:type="dxa" w:w="6236"/>
+            <w:vMerge w:val="restart"/>
+          </w:tcPr>
+          <w:p>
+            <w:pPr>
+              <w:spacing w:before="40" w:after="40"/>
+              <w:jc w:val="center"/>
+            </w:pPr>
+            <w:r/>
+            <w:r>
+              <w:rPr>
+                <w:rFonts w:ascii="標楷體" w:hAnsi="標楷體" w:eastAsia="標楷體"/>
+                <w:b w:val="0"/>
+                <w:sz w:val="24"/>
+              </w:rPr>
+              <w:t>測試內容</w:t>
+            </w:r>
+          </w:p>
+        </w:tc>
+        <w:tc>
+          <w:tcPr>
+            <w:tcW w:type="dxa" w:w="2494"/>
+            <w:gridSpan w:val="2"/>
+          </w:tcPr>
+          <w:p>
+            <w:pPr>
+              <w:spacing w:before="40" w:after="40"/>
+              <w:jc w:val="center"/>
+            </w:pPr>
+            <w:r/>
+            <w:r>
+              <w:rPr>
+                <w:rFonts w:ascii="標楷體" w:hAnsi="標楷體" w:eastAsia="標楷體"/>
+                <w:b w:val="0"/>
+                <w:sz w:val="24"/>
+              </w:rPr>
+              <w:t>測試人員勾選</w:t>
+            </w:r>
+          </w:p>
+        </w:tc>
+      </w:tr>
+      <w:tr>
+        <w:trPr>
+          <w:tblHeader w:val="true"/>
+        </w:trPr>
+        <w:tc>
+          <w:tcPr>
+            <w:tcW w:type="dxa" w:w="907"/>
+            <w:vMerge/>
+          </w:tcPr>
+          <w:p/>
+        </w:tc>
+        <w:tc>
+          <w:tcPr>
+            <w:tcW w:type="dxa" w:w="6236"/>
+            <w:vMerge/>
+          </w:tcPr>
+          <w:p/>
+        </w:tc>
+        <w:tc>
+          <w:tcPr>
+            <w:tcW w:type="dxa" w:w="1247"/>
+          </w:tcPr>
+          <w:p>
+            <w:pPr>
+              <w:spacing w:before="40" w:after="40"/>
+              <w:jc w:val="center"/>
+            </w:pPr>
+            <w:r/>
+            <w:r>
+              <w:rPr>
+                <w:rFonts w:ascii="標楷體" w:hAnsi="標楷體" w:eastAsia="標楷體"/>
+                <w:b w:val="0"/>
+                <w:sz w:val="24"/>
+              </w:rPr>
+              <w:t>合格</w:t>
+            </w:r>
+          </w:p>
+        </w:tc>
+        <w:tc>
+          <w:tcPr>
+            <w:tcW w:type="dxa" w:w="1247"/>
+          </w:tcPr>
+          <w:p>
+            <w:pPr>
+              <w:spacing w:before="40" w:after="40"/>
+              <w:jc w:val="center"/>
+            </w:pPr>
+            <w:r/>
+            <w:r>
+              <w:rPr>
+                <w:rFonts w:ascii="標楷體" w:hAnsi="標楷體" w:eastAsia="標楷體"/>
+                <w:b w:val="0"/>
+                <w:sz w:val="24"/>
+              </w:rPr>
+              <w:t>不合格</w:t>
+            </w:r>
+          </w:p>
+        </w:tc>
+      </w:tr>
+      <w:tr>
+        <w:tc>
+          <w:tcPr>
+            <w:tcW w:type="dxa" w:w="907"/>
+          </w:tcPr>
+          <w:p>
+            <w:pPr>
+              <w:spacing w:before="40" w:after="40"/>
+              <w:jc w:val="center"/>
+            </w:pPr>
+            <w:r/>
+            <w:r>
+              <w:rPr>
+                <w:rFonts w:ascii="標楷體" w:hAnsi="標楷體" w:eastAsia="標楷體"/>
+                <w:b w:val="0"/>
+                <w:sz w:val="22"/>
+              </w:rPr>
+              <w:t>1</w:t>
+            </w:r>
+          </w:p>
+        </w:tc>
+        <w:tc>
+          <w:tcPr>
+            <w:tcW w:type="dxa" w:w="6236"/>
+          </w:tcPr>
+          <w:p>
+            <w:pPr>
+              <w:spacing w:before="40" w:after="40"/>
+              <w:jc w:val="left"/>
+            </w:pPr>
+            <w:r/>
+            <w:r>
+              <w:rPr>
+                <w:rFonts w:ascii="標楷體" w:hAnsi="標楷體" w:eastAsia="標楷體"/>
+                <w:b w:val="0"/>
+                <w:sz w:val="22"/>
+              </w:rPr>
+              <w:t>於「姓名」修改姓名並按「儲存姓名」，應顯示「姓名已更新」，頂列右上的姓名隨即更新為新姓名。</w:t>
+            </w:r>
+          </w:p>
+        </w:tc>
+        <w:tc>
+          <w:tcPr>
+            <w:tcW w:type="dxa" w:w="1247"/>
+          </w:tcPr>
+          <w:p>
+            <w:pPr>
+              <w:spacing w:before="40" w:after="40"/>
+              <w:jc w:val="center"/>
+            </w:pPr>
+            <w:r/>
+            <w:r>
+              <w:rPr>
+                <w:rFonts w:ascii="標楷體" w:hAnsi="標楷體" w:eastAsia="標楷體"/>
+                <w:b w:val="0"/>
+                <w:sz w:val="24"/>
+              </w:rPr>
+            </w:r>
+          </w:p>
+        </w:tc>
+        <w:tc>
+          <w:tcPr>
+            <w:tcW w:type="dxa" w:w="1247"/>
+          </w:tcPr>
+          <w:p>
+            <w:pPr>
+              <w:spacing w:before="40" w:after="40"/>
+              <w:jc w:val="center"/>
+            </w:pPr>
+            <w:r/>
+            <w:r>
+              <w:rPr>
+                <w:rFonts w:ascii="標楷體" w:hAnsi="標楷體" w:eastAsia="標楷體"/>
+                <w:b w:val="0"/>
+                <w:sz w:val="24"/>
+              </w:rPr>
+            </w:r>
+          </w:p>
+        </w:tc>
+      </w:tr>
+      <w:tr>
+        <w:tc>
+          <w:tcPr>
+            <w:tcW w:type="dxa" w:w="907"/>
+          </w:tcPr>
+          <w:p>
+            <w:pPr>
+              <w:spacing w:before="40" w:after="40"/>
+              <w:jc w:val="center"/>
+            </w:pPr>
+            <w:r/>
+            <w:r>
+              <w:rPr>
+                <w:rFonts w:ascii="標楷體" w:hAnsi="標楷體" w:eastAsia="標楷體"/>
+                <w:b w:val="0"/>
+                <w:sz w:val="22"/>
+              </w:rPr>
+              <w:t>2</w:t>
+            </w:r>
+          </w:p>
+        </w:tc>
+        <w:tc>
+          <w:tcPr>
+            <w:tcW w:type="dxa" w:w="6236"/>
+          </w:tcPr>
+          <w:p>
+            <w:pPr>
+              <w:spacing w:before="40" w:after="40"/>
+              <w:jc w:val="left"/>
+            </w:pPr>
+            <w:r/>
+            <w:r>
+              <w:rPr>
+                <w:rFonts w:ascii="標楷體" w:hAnsi="標楷體" w:eastAsia="標楷體"/>
+                <w:b w:val="0"/>
+                <w:sz w:val="22"/>
+              </w:rPr>
+              <w:t>修改姓名後，開啟本人建立的課程或文件，建立者或撰寫者欄位應顯示新姓名。</w:t>
+            </w:r>
+          </w:p>
+        </w:tc>
+        <w:tc>
+          <w:tcPr>
+            <w:tcW w:type="dxa" w:w="1247"/>
+          </w:tcPr>
+          <w:p>
+            <w:pPr>
+              <w:spacing w:before="40" w:after="40"/>
+              <w:jc w:val="center"/>
+            </w:pPr>
+            <w:r/>
+            <w:r>
+              <w:rPr>
+                <w:rFonts w:ascii="標楷體" w:hAnsi="標楷體" w:eastAsia="標楷體"/>
+                <w:b w:val="0"/>
+                <w:sz w:val="24"/>
+              </w:rPr>
+            </w:r>
+          </w:p>
+        </w:tc>
+        <w:tc>
+          <w:tcPr>
+            <w:tcW w:type="dxa" w:w="1247"/>
+          </w:tcPr>
+          <w:p>
+            <w:pPr>
+              <w:spacing w:before="40" w:after="40"/>
+              <w:jc w:val="center"/>
+            </w:pPr>
+            <w:r/>
+            <w:r>
+              <w:rPr>
+                <w:rFonts w:ascii="標楷體" w:hAnsi="標楷體" w:eastAsia="標楷體"/>
+                <w:b w:val="0"/>
+                <w:sz w:val="24"/>
+              </w:rPr>
+            </w:r>
+          </w:p>
+        </w:tc>
+      </w:tr>
+      <w:tr>
+        <w:tc>
+          <w:tcPr>
+            <w:tcW w:type="dxa" w:w="907"/>
+          </w:tcPr>
+          <w:p>
+            <w:pPr>
+              <w:spacing w:before="40" w:after="40"/>
+              <w:jc w:val="center"/>
+            </w:pPr>
+            <w:r/>
+            <w:r>
+              <w:rPr>
+                <w:rFonts w:ascii="標楷體" w:hAnsi="標楷體" w:eastAsia="標楷體"/>
+                <w:b w:val="0"/>
+                <w:sz w:val="22"/>
+              </w:rPr>
+              <w:t>3</w:t>
+            </w:r>
+          </w:p>
+        </w:tc>
+        <w:tc>
+          <w:tcPr>
+            <w:tcW w:type="dxa" w:w="6236"/>
+          </w:tcPr>
+          <w:p>
+            <w:pPr>
+              <w:spacing w:before="40" w:after="40"/>
+              <w:jc w:val="left"/>
+            </w:pPr>
+            <w:r/>
+            <w:r>
+              <w:rPr>
+                <w:rFonts w:ascii="標楷體" w:hAnsi="標楷體" w:eastAsia="標楷體"/>
+                <w:b w:val="0"/>
+                <w:sz w:val="22"/>
+              </w:rPr>
+              <w:t>於「變更為新 Email」輸入未使用之 Email 並按「寄驗證信」，應出現「變更審核中：（新 Email）」，且新信箱收到驗證信。</w:t>
+            </w:r>
+          </w:p>
+        </w:tc>
+        <w:tc>
+          <w:tcPr>
+            <w:tcW w:type="dxa" w:w="1247"/>
+          </w:tcPr>
+          <w:p>
+            <w:pPr>
+              <w:spacing w:before="40" w:after="40"/>
+              <w:jc w:val="center"/>
+            </w:pPr>
+            <w:r/>
+            <w:r>
+              <w:rPr>
+                <w:rFonts w:ascii="標楷體" w:hAnsi="標楷體" w:eastAsia="標楷體"/>
+                <w:b w:val="0"/>
+                <w:sz w:val="24"/>
+              </w:rPr>
+            </w:r>
+          </w:p>
+        </w:tc>
+        <w:tc>
+          <w:tcPr>
+            <w:tcW w:type="dxa" w:w="1247"/>
+          </w:tcPr>
+          <w:p>
+            <w:pPr>
+              <w:spacing w:before="40" w:after="40"/>
+              <w:jc w:val="center"/>
+            </w:pPr>
+            <w:r/>
+            <w:r>
+              <w:rPr>
+                <w:rFonts w:ascii="標楷體" w:hAnsi="標楷體" w:eastAsia="標楷體"/>
+                <w:b w:val="0"/>
+                <w:sz w:val="24"/>
+              </w:rPr>
+            </w:r>
+          </w:p>
+        </w:tc>
+      </w:tr>
+      <w:tr>
+        <w:tc>
+          <w:tcPr>
+            <w:tcW w:type="dxa" w:w="907"/>
+          </w:tcPr>
+          <w:p>
+            <w:pPr>
+              <w:spacing w:before="40" w:after="40"/>
+              <w:jc w:val="center"/>
+            </w:pPr>
+            <w:r/>
+            <w:r>
+              <w:rPr>
+                <w:rFonts w:ascii="標楷體" w:hAnsi="標楷體" w:eastAsia="標楷體"/>
+                <w:b w:val="0"/>
+                <w:sz w:val="22"/>
+              </w:rPr>
+              <w:t>4</w:t>
+            </w:r>
+          </w:p>
+        </w:tc>
+        <w:tc>
+          <w:tcPr>
+            <w:tcW w:type="dxa" w:w="6236"/>
+          </w:tcPr>
+          <w:p>
+            <w:pPr>
+              <w:spacing w:before="40" w:after="40"/>
+              <w:jc w:val="left"/>
+            </w:pPr>
+            <w:r/>
+            <w:r>
+              <w:rPr>
+                <w:rFonts w:ascii="標楷體" w:hAnsi="標楷體" w:eastAsia="標楷體"/>
+                <w:b w:val="0"/>
+                <w:sz w:val="22"/>
+              </w:rPr>
+              <w:t>尚未點驗證連結前，以原 Email 登入應成功；以新 Email 登入應顯示「帳號或密碼錯誤」。</w:t>
+            </w:r>
+          </w:p>
+        </w:tc>
+        <w:tc>
+          <w:tcPr>
+            <w:tcW w:type="dxa" w:w="1247"/>
+          </w:tcPr>
+          <w:p>
+            <w:pPr>
+              <w:spacing w:before="40" w:after="40"/>
+              <w:jc w:val="center"/>
+            </w:pPr>
+            <w:r/>
+            <w:r>
+              <w:rPr>
+                <w:rFonts w:ascii="標楷體" w:hAnsi="標楷體" w:eastAsia="標楷體"/>
+                <w:b w:val="0"/>
+                <w:sz w:val="24"/>
+              </w:rPr>
+            </w:r>
+          </w:p>
+        </w:tc>
+        <w:tc>
+          <w:tcPr>
+            <w:tcW w:type="dxa" w:w="1247"/>
+          </w:tcPr>
+          <w:p>
+            <w:pPr>
+              <w:spacing w:before="40" w:after="40"/>
+              <w:jc w:val="center"/>
+            </w:pPr>
+            <w:r/>
+            <w:r>
+              <w:rPr>
+                <w:rFonts w:ascii="標楷體" w:hAnsi="標楷體" w:eastAsia="標楷體"/>
+                <w:b w:val="0"/>
+                <w:sz w:val="24"/>
+              </w:rPr>
+            </w:r>
+          </w:p>
+        </w:tc>
+      </w:tr>
+      <w:tr>
+        <w:tc>
+          <w:tcPr>
+            <w:tcW w:type="dxa" w:w="907"/>
+          </w:tcPr>
+          <w:p>
+            <w:pPr>
+              <w:spacing w:before="40" w:after="40"/>
+              <w:jc w:val="center"/>
+            </w:pPr>
+            <w:r/>
+            <w:r>
+              <w:rPr>
+                <w:rFonts w:ascii="標楷體" w:hAnsi="標楷體" w:eastAsia="標楷體"/>
+                <w:b w:val="0"/>
+                <w:sz w:val="22"/>
+              </w:rPr>
+              <w:t>5</w:t>
+            </w:r>
+          </w:p>
+        </w:tc>
+        <w:tc>
+          <w:tcPr>
+            <w:tcW w:type="dxa" w:w="6236"/>
+          </w:tcPr>
+          <w:p>
+            <w:pPr>
+              <w:spacing w:before="40" w:after="40"/>
+              <w:jc w:val="left"/>
+            </w:pPr>
+            <w:r/>
+            <w:r>
+              <w:rPr>
+                <w:rFonts w:ascii="標楷體" w:hAnsi="標楷體" w:eastAsia="標楷體"/>
+                <w:b w:val="0"/>
+                <w:sz w:val="22"/>
+              </w:rPr>
+              <w:t>點新信箱中的驗證連結，應顯示「Email 已變更，請以新 Email 登入。」；之後以新 Email 可登入，原 Email 不可。</w:t>
+            </w:r>
+          </w:p>
+        </w:tc>
+        <w:tc>
+          <w:tcPr>
+            <w:tcW w:type="dxa" w:w="1247"/>
+          </w:tcPr>
+          <w:p>
+            <w:pPr>
+              <w:spacing w:before="40" w:after="40"/>
+              <w:jc w:val="center"/>
+            </w:pPr>
+            <w:r/>
+            <w:r>
+              <w:rPr>
+                <w:rFonts w:ascii="標楷體" w:hAnsi="標楷體" w:eastAsia="標楷體"/>
+                <w:b w:val="0"/>
+                <w:sz w:val="24"/>
+              </w:rPr>
+            </w:r>
+          </w:p>
+        </w:tc>
+        <w:tc>
+          <w:tcPr>
+            <w:tcW w:type="dxa" w:w="1247"/>
+          </w:tcPr>
+          <w:p>
+            <w:pPr>
+              <w:spacing w:before="40" w:after="40"/>
+              <w:jc w:val="center"/>
+            </w:pPr>
+            <w:r/>
+            <w:r>
+              <w:rPr>
+                <w:rFonts w:ascii="標楷體" w:hAnsi="標楷體" w:eastAsia="標楷體"/>
+                <w:b w:val="0"/>
+                <w:sz w:val="24"/>
+              </w:rPr>
+            </w:r>
+          </w:p>
+        </w:tc>
+      </w:tr>
+      <w:tr>
+        <w:tc>
+          <w:tcPr>
+            <w:tcW w:type="dxa" w:w="907"/>
+          </w:tcPr>
+          <w:p>
+            <w:pPr>
+              <w:spacing w:before="40" w:after="40"/>
+              <w:jc w:val="center"/>
+            </w:pPr>
+            <w:r/>
+            <w:r>
+              <w:rPr>
+                <w:rFonts w:ascii="標楷體" w:hAnsi="標楷體" w:eastAsia="標楷體"/>
+                <w:b w:val="0"/>
+                <w:sz w:val="22"/>
+              </w:rPr>
+              <w:t>6</w:t>
+            </w:r>
+          </w:p>
+        </w:tc>
+        <w:tc>
+          <w:tcPr>
+            <w:tcW w:type="dxa" w:w="6236"/>
+          </w:tcPr>
+          <w:p>
+            <w:pPr>
+              <w:spacing w:before="40" w:after="40"/>
+              <w:jc w:val="left"/>
+            </w:pPr>
+            <w:r/>
+            <w:r>
+              <w:rPr>
+                <w:rFonts w:ascii="標楷體" w:hAnsi="標楷體" w:eastAsia="標楷體"/>
+                <w:b w:val="0"/>
+                <w:sz w:val="22"/>
+              </w:rPr>
+              <w:t>輸入其他帳號已使用的 Email 並按「寄驗證信」，應被擋下並提示「此 Email 已被使用」。</w:t>
+            </w:r>
+          </w:p>
+        </w:tc>
+        <w:tc>
+          <w:tcPr>
+            <w:tcW w:type="dxa" w:w="1247"/>
+          </w:tcPr>
+          <w:p>
+            <w:pPr>
+              <w:spacing w:before="40" w:after="40"/>
+              <w:jc w:val="center"/>
+            </w:pPr>
+            <w:r/>
+            <w:r>
+              <w:rPr>
+                <w:rFonts w:ascii="標楷體" w:hAnsi="標楷體" w:eastAsia="標楷體"/>
+                <w:b w:val="0"/>
+                <w:sz w:val="24"/>
+              </w:rPr>
+            </w:r>
+          </w:p>
+        </w:tc>
+        <w:tc>
+          <w:tcPr>
+            <w:tcW w:type="dxa" w:w="1247"/>
+          </w:tcPr>
+          <w:p>
+            <w:pPr>
+              <w:spacing w:before="40" w:after="40"/>
+              <w:jc w:val="center"/>
+            </w:pPr>
+            <w:r/>
+            <w:r>
+              <w:rPr>
+                <w:rFonts w:ascii="標楷體" w:hAnsi="標楷體" w:eastAsia="標楷體"/>
+                <w:b w:val="0"/>
+                <w:sz w:val="24"/>
+              </w:rPr>
+            </w:r>
+          </w:p>
+        </w:tc>
+      </w:tr>
+      <w:tr>
+        <w:tc>
+          <w:tcPr>
+            <w:tcW w:type="dxa" w:w="907"/>
+          </w:tcPr>
+          <w:p>
+            <w:pPr>
+              <w:spacing w:before="40" w:after="40"/>
+              <w:jc w:val="center"/>
+            </w:pPr>
+            <w:r/>
+            <w:r>
+              <w:rPr>
+                <w:rFonts w:ascii="標楷體" w:hAnsi="標楷體" w:eastAsia="標楷體"/>
+                <w:b w:val="0"/>
+                <w:sz w:val="22"/>
+              </w:rPr>
+              <w:t>7</w:t>
+            </w:r>
+          </w:p>
+        </w:tc>
+        <w:tc>
+          <w:tcPr>
+            <w:tcW w:type="dxa" w:w="6236"/>
+          </w:tcPr>
+          <w:p>
+            <w:pPr>
+              <w:spacing w:before="40" w:after="40"/>
+              <w:jc w:val="left"/>
+            </w:pPr>
+            <w:r/>
+            <w:r>
+              <w:rPr>
+                <w:rFonts w:ascii="標楷體" w:hAnsi="標楷體" w:eastAsia="標楷體"/>
+                <w:b w:val="0"/>
+                <w:sz w:val="22"/>
+              </w:rPr>
+              <w:t>寄出驗證信後 10 分鐘內，「寄驗證信」按鈕應顯示剩餘時間且無法按。</w:t>
+            </w:r>
+          </w:p>
+        </w:tc>
+        <w:tc>
+          <w:tcPr>
+            <w:tcW w:type="dxa" w:w="1247"/>
+          </w:tcPr>
+          <w:p>
+            <w:pPr>
+              <w:spacing w:before="40" w:after="40"/>
+              <w:jc w:val="center"/>
+            </w:pPr>
+            <w:r/>
+            <w:r>
+              <w:rPr>
+                <w:rFonts w:ascii="標楷體" w:hAnsi="標楷體" w:eastAsia="標楷體"/>
+                <w:b w:val="0"/>
+                <w:sz w:val="24"/>
+              </w:rPr>
+            </w:r>
+          </w:p>
+        </w:tc>
+        <w:tc>
+          <w:tcPr>
+            <w:tcW w:type="dxa" w:w="1247"/>
+          </w:tcPr>
+          <w:p>
+            <w:pPr>
+              <w:spacing w:before="40" w:after="40"/>
+              <w:jc w:val="center"/>
+            </w:pPr>
+            <w:r/>
+            <w:r>
+              <w:rPr>
+                <w:rFonts w:ascii="標楷體" w:hAnsi="標楷體" w:eastAsia="標楷體"/>
+                <w:b w:val="0"/>
+                <w:sz w:val="24"/>
+              </w:rPr>
+            </w:r>
+          </w:p>
+        </w:tc>
+      </w:tr>
+      <w:tr>
+        <w:tc>
+          <w:tcPr>
+            <w:tcW w:type="dxa" w:w="907"/>
+          </w:tcPr>
+          <w:p>
+            <w:pPr>
+              <w:spacing w:before="40" w:after="40"/>
+              <w:jc w:val="center"/>
+            </w:pPr>
+            <w:r/>
+            <w:r>
+              <w:rPr>
+                <w:rFonts w:ascii="標楷體" w:hAnsi="標楷體" w:eastAsia="標楷體"/>
+                <w:b w:val="0"/>
+                <w:sz w:val="22"/>
+              </w:rPr>
+              <w:t>8</w:t>
+            </w:r>
+          </w:p>
+        </w:tc>
+        <w:tc>
+          <w:tcPr>
+            <w:tcW w:type="dxa" w:w="6236"/>
+          </w:tcPr>
+          <w:p>
+            <w:pPr>
+              <w:spacing w:before="40" w:after="40"/>
+              <w:jc w:val="left"/>
+            </w:pPr>
+            <w:r/>
+            <w:r>
+              <w:rPr>
+                <w:rFonts w:ascii="標楷體" w:hAnsi="標楷體" w:eastAsia="標楷體"/>
+                <w:b w:val="0"/>
+                <w:sz w:val="22"/>
+              </w:rPr>
+              <w:t>間隔 10 分鐘先後申請兩次 Email 變更，點第一封信的連結應提示「驗證連結已失效，Email 變更作廢，原 Email 維持有效」；點第二封則完成變更。</w:t>
+            </w:r>
+          </w:p>
+        </w:tc>
+        <w:tc>
+          <w:tcPr>
+            <w:tcW w:type="dxa" w:w="1247"/>
+          </w:tcPr>
+          <w:p>
+            <w:pPr>
+              <w:spacing w:before="40" w:after="40"/>
+              <w:jc w:val="center"/>
+            </w:pPr>
+            <w:r/>
+            <w:r>
+              <w:rPr>
+                <w:rFonts w:ascii="標楷體" w:hAnsi="標楷體" w:eastAsia="標楷體"/>
+                <w:b w:val="0"/>
+                <w:sz w:val="24"/>
+              </w:rPr>
+            </w:r>
+          </w:p>
+        </w:tc>
+        <w:tc>
+          <w:tcPr>
+            <w:tcW w:type="dxa" w:w="1247"/>
+          </w:tcPr>
+          <w:p>
+            <w:pPr>
+              <w:spacing w:before="40" w:after="40"/>
+              <w:jc w:val="center"/>
+            </w:pPr>
+            <w:r/>
+            <w:r>
+              <w:rPr>
+                <w:rFonts w:ascii="標楷體" w:hAnsi="標楷體" w:eastAsia="標楷體"/>
+                <w:b w:val="0"/>
+                <w:sz w:val="24"/>
+              </w:rPr>
+            </w:r>
+          </w:p>
+        </w:tc>
+      </w:tr>
+      <w:tr>
+        <w:tc>
+          <w:tcPr>
+            <w:tcW w:type="dxa" w:w="907"/>
+          </w:tcPr>
+          <w:p>
+            <w:pPr>
+              <w:spacing w:before="40" w:after="40"/>
+              <w:jc w:val="center"/>
+            </w:pPr>
+            <w:r/>
+            <w:r>
+              <w:rPr>
+                <w:rFonts w:ascii="標楷體" w:hAnsi="標楷體" w:eastAsia="標楷體"/>
+                <w:b w:val="0"/>
+                <w:sz w:val="22"/>
+              </w:rPr>
+              <w:t>9</w:t>
+            </w:r>
+          </w:p>
+        </w:tc>
+        <w:tc>
+          <w:tcPr>
+            <w:tcW w:type="dxa" w:w="6236"/>
+          </w:tcPr>
+          <w:p>
+            <w:pPr>
+              <w:spacing w:before="40" w:after="40"/>
+              <w:jc w:val="left"/>
+            </w:pPr>
+            <w:r/>
+            <w:r>
+              <w:rPr>
+                <w:rFonts w:ascii="標楷體" w:hAnsi="標楷體" w:eastAsia="標楷體"/>
+                <w:b w:val="0"/>
+                <w:sz w:val="22"/>
+              </w:rPr>
+              <w:t>按「變更密碼」，輸入正確舊密碼與合規之新密碼並按「儲存」，應顯示「密碼已更新」；之後以新密碼可登入、舊密碼不可。</w:t>
+            </w:r>
+          </w:p>
+        </w:tc>
+        <w:tc>
+          <w:tcPr>
+            <w:tcW w:type="dxa" w:w="1247"/>
+          </w:tcPr>
+          <w:p>
+            <w:pPr>
+              <w:spacing w:before="40" w:after="40"/>
+              <w:jc w:val="center"/>
+            </w:pPr>
+            <w:r/>
+            <w:r>
+              <w:rPr>
+                <w:rFonts w:ascii="標楷體" w:hAnsi="標楷體" w:eastAsia="標楷體"/>
+                <w:b w:val="0"/>
+                <w:sz w:val="24"/>
+              </w:rPr>
+            </w:r>
+          </w:p>
+        </w:tc>
+        <w:tc>
+          <w:tcPr>
+            <w:tcW w:type="dxa" w:w="1247"/>
+          </w:tcPr>
+          <w:p>
+            <w:pPr>
+              <w:spacing w:before="40" w:after="40"/>
+              <w:jc w:val="center"/>
+            </w:pPr>
+            <w:r/>
+            <w:r>
+              <w:rPr>
+                <w:rFonts w:ascii="標楷體" w:hAnsi="標楷體" w:eastAsia="標楷體"/>
+                <w:b w:val="0"/>
+                <w:sz w:val="24"/>
+              </w:rPr>
+            </w:r>
+          </w:p>
+        </w:tc>
+      </w:tr>
+      <w:tr>
+        <w:tc>
+          <w:tcPr>
+            <w:tcW w:type="dxa" w:w="907"/>
+          </w:tcPr>
+          <w:p>
+            <w:pPr>
+              <w:spacing w:before="40" w:after="40"/>
+              <w:jc w:val="center"/>
+            </w:pPr>
+            <w:r/>
+            <w:r>
+              <w:rPr>
+                <w:rFonts w:ascii="標楷體" w:hAnsi="標楷體" w:eastAsia="標楷體"/>
+                <w:b w:val="0"/>
+                <w:sz w:val="22"/>
+              </w:rPr>
+              <w:t>10</w:t>
+            </w:r>
+          </w:p>
+        </w:tc>
+        <w:tc>
+          <w:tcPr>
+            <w:tcW w:type="dxa" w:w="6236"/>
+          </w:tcPr>
+          <w:p>
+            <w:pPr>
+              <w:spacing w:before="40" w:after="40"/>
+              <w:jc w:val="left"/>
+            </w:pPr>
+            <w:r/>
+            <w:r>
+              <w:rPr>
+                <w:rFonts w:ascii="標楷體" w:hAnsi="標楷體" w:eastAsia="標楷體"/>
+                <w:b w:val="0"/>
+                <w:sz w:val="22"/>
+              </w:rPr>
+              <w:t>變更密碼時輸入錯誤的舊密碼，應被擋下並提示「舊密碼不正確」，密碼維持不變。</w:t>
+            </w:r>
+          </w:p>
+        </w:tc>
+        <w:tc>
+          <w:tcPr>
+            <w:tcW w:type="dxa" w:w="1247"/>
+          </w:tcPr>
+          <w:p>
+            <w:pPr>
+              <w:spacing w:before="40" w:after="40"/>
+              <w:jc w:val="center"/>
+            </w:pPr>
+            <w:r/>
+            <w:r>
+              <w:rPr>
+                <w:rFonts w:ascii="標楷體" w:hAnsi="標楷體" w:eastAsia="標楷體"/>
+                <w:b w:val="0"/>
+                <w:sz w:val="24"/>
+              </w:rPr>
+            </w:r>
+          </w:p>
+        </w:tc>
+        <w:tc>
+          <w:tcPr>
+            <w:tcW w:type="dxa" w:w="1247"/>
+          </w:tcPr>
+          <w:p>
+            <w:pPr>
+              <w:spacing w:before="40" w:after="40"/>
+              <w:jc w:val="center"/>
+            </w:pPr>
+            <w:r/>
+            <w:r>
+              <w:rPr>
+                <w:rFonts w:ascii="標楷體" w:hAnsi="標楷體" w:eastAsia="標楷體"/>
+                <w:b w:val="0"/>
+                <w:sz w:val="24"/>
+              </w:rPr>
+            </w:r>
+          </w:p>
+        </w:tc>
+      </w:tr>
+      <w:tr>
+        <w:tc>
+          <w:tcPr>
+            <w:tcW w:type="dxa" w:w="907"/>
+          </w:tcPr>
+          <w:p>
+            <w:pPr>
+              <w:spacing w:before="40" w:after="40"/>
+              <w:jc w:val="center"/>
+            </w:pPr>
+            <w:r/>
+            <w:r>
+              <w:rPr>
+                <w:rFonts w:ascii="標楷體" w:hAnsi="標楷體" w:eastAsia="標楷體"/>
+                <w:b w:val="0"/>
+                <w:sz w:val="22"/>
+              </w:rPr>
+              <w:t>11</w:t>
+            </w:r>
+          </w:p>
+        </w:tc>
+        <w:tc>
+          <w:tcPr>
+            <w:tcW w:type="dxa" w:w="6236"/>
+          </w:tcPr>
+          <w:p>
+            <w:pPr>
+              <w:spacing w:before="40" w:after="40"/>
+              <w:jc w:val="left"/>
+            </w:pPr>
+            <w:r/>
+            <w:r>
+              <w:rPr>
+                <w:rFonts w:ascii="標楷體" w:hAnsi="標楷體" w:eastAsia="標楷體"/>
+                <w:b w:val="0"/>
+                <w:sz w:val="22"/>
+              </w:rPr>
+              <w:t>變更密碼時以最近使用過的密碼作為新密碼，應被擋下並提示「不可與最近使用過之密碼相同」。</w:t>
+            </w:r>
+          </w:p>
+        </w:tc>
+        <w:tc>
+          <w:tcPr>
+            <w:tcW w:type="dxa" w:w="1247"/>
+          </w:tcPr>
+          <w:p>
+            <w:pPr>
+              <w:spacing w:before="40" w:after="40"/>
+              <w:jc w:val="center"/>
+            </w:pPr>
+            <w:r/>
+            <w:r>
+              <w:rPr>
+                <w:rFonts w:ascii="標楷體" w:hAnsi="標楷體" w:eastAsia="標楷體"/>
+                <w:b w:val="0"/>
+                <w:sz w:val="24"/>
+              </w:rPr>
+            </w:r>
+          </w:p>
+        </w:tc>
+        <w:tc>
+          <w:tcPr>
+            <w:tcW w:type="dxa" w:w="1247"/>
+          </w:tcPr>
+          <w:p>
+            <w:pPr>
+              <w:spacing w:before="40" w:after="40"/>
+              <w:jc w:val="center"/>
+            </w:pPr>
+            <w:r/>
+            <w:r>
+              <w:rPr>
+                <w:rFonts w:ascii="標楷體" w:hAnsi="標楷體" w:eastAsia="標楷體"/>
+                <w:b w:val="0"/>
+                <w:sz w:val="24"/>
+              </w:rPr>
+            </w:r>
+          </w:p>
+        </w:tc>
+      </w:tr>
+      <w:tr>
+        <w:tc>
+          <w:tcPr>
+            <w:tcW w:type="dxa" w:w="907"/>
+          </w:tcPr>
+          <w:p>
+            <w:pPr>
+              <w:spacing w:before="40" w:after="40"/>
+              <w:jc w:val="center"/>
+            </w:pPr>
+            <w:r/>
+            <w:r>
+              <w:rPr>
+                <w:rFonts w:ascii="標楷體" w:hAnsi="標楷體" w:eastAsia="標楷體"/>
+                <w:b w:val="0"/>
+                <w:sz w:val="22"/>
+              </w:rPr>
+              <w:t>12</w:t>
+            </w:r>
+          </w:p>
+        </w:tc>
+        <w:tc>
+          <w:tcPr>
+            <w:tcW w:type="dxa" w:w="6236"/>
+          </w:tcPr>
+          <w:p>
+            <w:pPr>
+              <w:spacing w:before="40" w:after="40"/>
+              <w:jc w:val="left"/>
+            </w:pPr>
+            <w:r/>
+            <w:r>
+              <w:rPr>
+                <w:rFonts w:ascii="標楷體" w:hAnsi="標楷體" w:eastAsia="標楷體"/>
+                <w:b w:val="0"/>
+                <w:sz w:val="22"/>
+              </w:rPr>
+              <w:t>以管理者帳號變更密碼，新密碼為 8～11 字元且字元種類足夠者應被擋下並提示「密碼長度不足」；改為 12 字元以上則可完成。</w:t>
             </w:r>
           </w:p>
         </w:tc>

--- a/docs/manuals/測試報告/DP-平台管理模組.docx
+++ b/docs/manuals/測試報告/DP-平台管理模組.docx
@@ -226,7 +226,7 @@
           </w:tcPr>
           <w:p>
             <w:r>
-              <w:t>2026/10/13</w:t>
+              <w:t>2026/10/16</w:t>
             </w:r>
           </w:p>
         </w:tc>
@@ -384,7 +384,7 @@
               <w:jc w:val="center"/>
             </w:pPr>
             <w:r>
-              <w:t>2026/10/13</w:t>
+              <w:t>2026/10/16</w:t>
             </w:r>
           </w:p>
         </w:tc>
@@ -3981,7 +3981,7 @@
                 <w:b w:val="0"/>
                 <w:sz w:val="22"/>
               </w:rPr>
-              <w:t>對目前登入中的本人帳號按「停用」，應被擋下並提示無法停用自己的帳號。</w:t>
+              <w:t>本人帳號那一列的「停用」應為灰色無法按，滑鼠移上去顯示「無法停用自己的帳號」；他人帳號那一列的「停用」可正常按。</w:t>
             </w:r>
           </w:p>
         </w:tc>
@@ -8280,6 +8280,86 @@
           </w:p>
         </w:tc>
       </w:tr>
+      <w:tr>
+        <w:tc>
+          <w:tcPr>
+            <w:tcW w:type="dxa" w:w="907"/>
+          </w:tcPr>
+          <w:p>
+            <w:pPr>
+              <w:spacing w:before="40" w:after="40"/>
+              <w:jc w:val="center"/>
+            </w:pPr>
+            <w:r/>
+            <w:r>
+              <w:rPr>
+                <w:rFonts w:ascii="標楷體" w:hAnsi="標楷體" w:eastAsia="標楷體"/>
+                <w:b w:val="0"/>
+                <w:sz w:val="22"/>
+              </w:rPr>
+              <w:t>7</w:t>
+            </w:r>
+          </w:p>
+        </w:tc>
+        <w:tc>
+          <w:tcPr>
+            <w:tcW w:type="dxa" w:w="6236"/>
+          </w:tcPr>
+          <w:p>
+            <w:pPr>
+              <w:spacing w:before="40" w:after="40"/>
+              <w:jc w:val="left"/>
+            </w:pPr>
+            <w:r/>
+            <w:r>
+              <w:rPr>
+                <w:rFonts w:ascii="標楷體" w:hAnsi="標楷體" w:eastAsia="標楷體"/>
+                <w:b w:val="0"/>
+                <w:sz w:val="22"/>
+              </w:rPr>
+              <w:t>以文件管理管理者進入，「文件管理（DM）」分頁應列出「簽核自動催辦」，可開啟編輯並儲存。</w:t>
+            </w:r>
+          </w:p>
+        </w:tc>
+        <w:tc>
+          <w:tcPr>
+            <w:tcW w:type="dxa" w:w="1247"/>
+          </w:tcPr>
+          <w:p>
+            <w:pPr>
+              <w:spacing w:before="40" w:after="40"/>
+              <w:jc w:val="center"/>
+            </w:pPr>
+            <w:r/>
+            <w:r>
+              <w:rPr>
+                <w:rFonts w:ascii="標楷體" w:hAnsi="標楷體" w:eastAsia="標楷體"/>
+                <w:b w:val="0"/>
+                <w:sz w:val="24"/>
+              </w:rPr>
+            </w:r>
+          </w:p>
+        </w:tc>
+        <w:tc>
+          <w:tcPr>
+            <w:tcW w:type="dxa" w:w="1247"/>
+          </w:tcPr>
+          <w:p>
+            <w:pPr>
+              <w:spacing w:before="40" w:after="40"/>
+              <w:jc w:val="center"/>
+            </w:pPr>
+            <w:r/>
+            <w:r>
+              <w:rPr>
+                <w:rFonts w:ascii="標楷體" w:hAnsi="標楷體" w:eastAsia="標楷體"/>
+                <w:b w:val="0"/>
+                <w:sz w:val="24"/>
+              </w:rPr>
+            </w:r>
+          </w:p>
+        </w:tc>
+      </w:tr>
     </w:tbl>
     <w:p>
       <w:pPr>
@@ -9230,6 +9310,86 @@
                 <w:sz w:val="22"/>
               </w:rPr>
               <w:t>按「匯出」，下載的 CSV 以 Excel 開啟中文正常，內容為目前查詢條件下的全部記錄，時間為台灣時間且精確到秒。</w:t>
+            </w:r>
+          </w:p>
+        </w:tc>
+        <w:tc>
+          <w:tcPr>
+            <w:tcW w:type="dxa" w:w="1247"/>
+          </w:tcPr>
+          <w:p>
+            <w:pPr>
+              <w:spacing w:before="40" w:after="40"/>
+              <w:jc w:val="center"/>
+            </w:pPr>
+            <w:r/>
+            <w:r>
+              <w:rPr>
+                <w:rFonts w:ascii="標楷體" w:hAnsi="標楷體" w:eastAsia="標楷體"/>
+                <w:b w:val="0"/>
+                <w:sz w:val="24"/>
+              </w:rPr>
+            </w:r>
+          </w:p>
+        </w:tc>
+        <w:tc>
+          <w:tcPr>
+            <w:tcW w:type="dxa" w:w="1247"/>
+          </w:tcPr>
+          <w:p>
+            <w:pPr>
+              <w:spacing w:before="40" w:after="40"/>
+              <w:jc w:val="center"/>
+            </w:pPr>
+            <w:r/>
+            <w:r>
+              <w:rPr>
+                <w:rFonts w:ascii="標楷體" w:hAnsi="標楷體" w:eastAsia="標楷體"/>
+                <w:b w:val="0"/>
+                <w:sz w:val="24"/>
+              </w:rPr>
+            </w:r>
+          </w:p>
+        </w:tc>
+      </w:tr>
+      <w:tr>
+        <w:tc>
+          <w:tcPr>
+            <w:tcW w:type="dxa" w:w="907"/>
+          </w:tcPr>
+          <w:p>
+            <w:pPr>
+              <w:spacing w:before="40" w:after="40"/>
+              <w:jc w:val="center"/>
+            </w:pPr>
+            <w:r/>
+            <w:r>
+              <w:rPr>
+                <w:rFonts w:ascii="標楷體" w:hAnsi="標楷體" w:eastAsia="標楷體"/>
+                <w:b w:val="0"/>
+                <w:sz w:val="22"/>
+              </w:rPr>
+              <w:t>7-1</w:t>
+            </w:r>
+          </w:p>
+        </w:tc>
+        <w:tc>
+          <w:tcPr>
+            <w:tcW w:type="dxa" w:w="6236"/>
+          </w:tcPr>
+          <w:p>
+            <w:pPr>
+              <w:spacing w:before="40" w:after="40"/>
+              <w:jc w:val="left"/>
+            </w:pPr>
+            <w:r/>
+            <w:r>
+              <w:rPr>
+                <w:rFonts w:ascii="標楷體" w:hAnsi="標楷體" w:eastAsia="標楷體"/>
+                <w:b w:val="0"/>
+                <w:sz w:val="22"/>
+              </w:rPr>
+              <w:t>設定一組查無資料的條件，「匯出」應為灰色無法按；按「清除篩選」後恢復可按。</w:t>
             </w:r>
           </w:p>
         </w:tc>
@@ -13085,7 +13245,7 @@
                 <w:b w:val="0"/>
                 <w:sz w:val="22"/>
               </w:rPr>
-              <w:t>以管理者已邀請、尚未啟用之 Email 註冊，應顯示與第 5 項相同之提示；該 Email 的原邀請信連結應仍可完成啟用。</w:t>
+              <w:t>以管理者已邀請、尚未啟用之 Email 註冊，畫面應顯示驗證信已寄至該 Email（與第 1 項相同），但該信箱不應收到驗證信；原邀請信連結應仍可完成啟用。</w:t>
             </w:r>
           </w:p>
         </w:tc>
@@ -14057,6 +14217,86 @@
                 <w:b w:val="0"/>
                 <w:sz w:val="22"/>
               </w:rPr>
+              <w:t>3-1</w:t>
+            </w:r>
+          </w:p>
+        </w:tc>
+        <w:tc>
+          <w:tcPr>
+            <w:tcW w:type="dxa" w:w="6236"/>
+          </w:tcPr>
+          <w:p>
+            <w:pPr>
+              <w:spacing w:before="40" w:after="40"/>
+              <w:jc w:val="left"/>
+            </w:pPr>
+            <w:r/>
+            <w:r>
+              <w:rPr>
+                <w:rFonts w:ascii="標楷體" w:hAnsi="標楷體" w:eastAsia="標楷體"/>
+                <w:b w:val="0"/>
+                <w:sz w:val="22"/>
+              </w:rPr>
+              <w:t>以管理者帳號申請重設並開啟重設信連結，欄位下方應顯示「至少 12 字元…」；輸入 8～11 字元且字元種類足夠的密碼應被擋下並提示「密碼至少 12 字元」，改為 12 字元以上則可完成重設。</w:t>
+            </w:r>
+          </w:p>
+        </w:tc>
+        <w:tc>
+          <w:tcPr>
+            <w:tcW w:type="dxa" w:w="1247"/>
+          </w:tcPr>
+          <w:p>
+            <w:pPr>
+              <w:spacing w:before="40" w:after="40"/>
+              <w:jc w:val="center"/>
+            </w:pPr>
+            <w:r/>
+            <w:r>
+              <w:rPr>
+                <w:rFonts w:ascii="標楷體" w:hAnsi="標楷體" w:eastAsia="標楷體"/>
+                <w:b w:val="0"/>
+                <w:sz w:val="24"/>
+              </w:rPr>
+            </w:r>
+          </w:p>
+        </w:tc>
+        <w:tc>
+          <w:tcPr>
+            <w:tcW w:type="dxa" w:w="1247"/>
+          </w:tcPr>
+          <w:p>
+            <w:pPr>
+              <w:spacing w:before="40" w:after="40"/>
+              <w:jc w:val="center"/>
+            </w:pPr>
+            <w:r/>
+            <w:r>
+              <w:rPr>
+                <w:rFonts w:ascii="標楷體" w:hAnsi="標楷體" w:eastAsia="標楷體"/>
+                <w:b w:val="0"/>
+                <w:sz w:val="24"/>
+              </w:rPr>
+            </w:r>
+          </w:p>
+        </w:tc>
+      </w:tr>
+      <w:tr>
+        <w:tc>
+          <w:tcPr>
+            <w:tcW w:type="dxa" w:w="907"/>
+          </w:tcPr>
+          <w:p>
+            <w:pPr>
+              <w:spacing w:before="40" w:after="40"/>
+              <w:jc w:val="center"/>
+            </w:pPr>
+            <w:r/>
+            <w:r>
+              <w:rPr>
+                <w:rFonts w:ascii="標楷體" w:hAnsi="標楷體" w:eastAsia="標楷體"/>
+                <w:b w:val="0"/>
+                <w:sz w:val="22"/>
+              </w:rPr>
               <w:t>4</w:t>
             </w:r>
           </w:p>
@@ -15709,7 +15949,7 @@
                 <w:b w:val="0"/>
                 <w:sz w:val="22"/>
               </w:rPr>
-              <w:t>以管理者帳號變更密碼，新密碼為 8～11 字元且字元種類足夠者應被擋下並提示「密碼長度不足」；改為 12 字元以上則可完成。</w:t>
+              <w:t>以管理者帳號開啟變更密碼視窗，欄位下方應顯示「至少 12 字元…」；新密碼為 8～11 字元且字元種類足夠者應被擋下並提示「密碼至少 12 字元」；改為 12 字元以上則可完成。</w:t>
             </w:r>
           </w:p>
         </w:tc>

--- a/docs/manuals/測試報告/DP-平台管理模組.docx
+++ b/docs/manuals/測試報告/DP-平台管理模組.docx
@@ -14397,7 +14397,7 @@
                 <w:b w:val="0"/>
                 <w:sz w:val="22"/>
               </w:rPr>
-              <w:t>已用來完成重設的連結再次開啟並送出新密碼，應提示「連結已失效，請重新申請」。</w:t>
+              <w:t>已用來完成重設的連結再次開啟，應直接提示「連結已失效，請重新申請」，且畫面不出現密碼輸入欄位。</w:t>
             </w:r>
           </w:p>
         </w:tc>
@@ -14477,7 +14477,7 @@
                 <w:b w:val="0"/>
                 <w:sz w:val="22"/>
               </w:rPr>
-              <w:t>連續申請兩次重設，以第一封信的連結送出新密碼，應提示「連結已失效，請重新申請」；以第二封則可完成重設。</w:t>
+              <w:t>連續申請兩次重設，開啟第一封信的連結應直接提示「連結已失效，請重新申請」且不出現密碼輸入欄位；開啟第二封則可正常設定新密碼並完成重設。</w:t>
             </w:r>
           </w:p>
         </w:tc>

--- a/docs/manuals/測試報告/DP-平台管理模組.docx
+++ b/docs/manuals/測試報告/DP-平台管理模組.docx
@@ -9390,6 +9390,86 @@
                 <w:sz w:val="22"/>
               </w:rPr>
               <w:t>設定一組查無資料的條件，「匯出」應為灰色無法按；按「清除篩選」後恢復可按。</w:t>
+            </w:r>
+          </w:p>
+        </w:tc>
+        <w:tc>
+          <w:tcPr>
+            <w:tcW w:type="dxa" w:w="1247"/>
+          </w:tcPr>
+          <w:p>
+            <w:pPr>
+              <w:spacing w:before="40" w:after="40"/>
+              <w:jc w:val="center"/>
+            </w:pPr>
+            <w:r/>
+            <w:r>
+              <w:rPr>
+                <w:rFonts w:ascii="標楷體" w:hAnsi="標楷體" w:eastAsia="標楷體"/>
+                <w:b w:val="0"/>
+                <w:sz w:val="24"/>
+              </w:rPr>
+            </w:r>
+          </w:p>
+        </w:tc>
+        <w:tc>
+          <w:tcPr>
+            <w:tcW w:type="dxa" w:w="1247"/>
+          </w:tcPr>
+          <w:p>
+            <w:pPr>
+              <w:spacing w:before="40" w:after="40"/>
+              <w:jc w:val="center"/>
+            </w:pPr>
+            <w:r/>
+            <w:r>
+              <w:rPr>
+                <w:rFonts w:ascii="標楷體" w:hAnsi="標楷體" w:eastAsia="標楷體"/>
+                <w:b w:val="0"/>
+                <w:sz w:val="24"/>
+              </w:rPr>
+            </w:r>
+          </w:p>
+        </w:tc>
+      </w:tr>
+      <w:tr>
+        <w:tc>
+          <w:tcPr>
+            <w:tcW w:type="dxa" w:w="907"/>
+          </w:tcPr>
+          <w:p>
+            <w:pPr>
+              <w:spacing w:before="40" w:after="40"/>
+              <w:jc w:val="center"/>
+            </w:pPr>
+            <w:r/>
+            <w:r>
+              <w:rPr>
+                <w:rFonts w:ascii="標楷體" w:hAnsi="標楷體" w:eastAsia="標楷體"/>
+                <w:b w:val="0"/>
+                <w:sz w:val="22"/>
+              </w:rPr>
+              <w:t>7-2</w:t>
+            </w:r>
+          </w:p>
+        </w:tc>
+        <w:tc>
+          <w:tcPr>
+            <w:tcW w:type="dxa" w:w="6236"/>
+          </w:tcPr>
+          <w:p>
+            <w:pPr>
+              <w:spacing w:before="40" w:after="40"/>
+              <w:jc w:val="left"/>
+            </w:pPr>
+            <w:r/>
+            <w:r>
+              <w:rPr>
+                <w:rFonts w:ascii="標楷體" w:hAnsi="標楷體" w:eastAsia="標楷體"/>
+                <w:b w:val="0"/>
+                <w:sz w:val="22"/>
+              </w:rPr>
+              <w:t>承第 7 項，於「操作類別」選「匯出」，應查得到剛才那次匯出的記錄，操作者為本人。</w:t>
             </w:r>
           </w:p>
         </w:tc>

--- a/docs/manuals/測試報告/DP-平台管理模組.docx
+++ b/docs/manuals/測試報告/DP-平台管理模組.docx
@@ -226,7 +226,7 @@
           </w:tcPr>
           <w:p>
             <w:r>
-              <w:t>2026/10/13</w:t>
+              <w:t>2026/10/16</w:t>
             </w:r>
           </w:p>
         </w:tc>
@@ -384,7 +384,7 @@
               <w:jc w:val="center"/>
             </w:pPr>
             <w:r>
-              <w:t>2026/10/13</w:t>
+              <w:t>2026/10/16</w:t>
             </w:r>
           </w:p>
         </w:tc>
@@ -3981,7 +3981,7 @@
                 <w:b w:val="0"/>
                 <w:sz w:val="22"/>
               </w:rPr>
-              <w:t>對目前登入中的本人帳號按「停用」，應被擋下並提示無法停用自己的帳號。</w:t>
+              <w:t>本人帳號那一列的「停用」應為灰色無法按，滑鼠移上去顯示「無法停用自己的帳號」；他人帳號那一列的「停用」可正常按。</w:t>
             </w:r>
           </w:p>
         </w:tc>
@@ -8280,6 +8280,86 @@
           </w:p>
         </w:tc>
       </w:tr>
+      <w:tr>
+        <w:tc>
+          <w:tcPr>
+            <w:tcW w:type="dxa" w:w="907"/>
+          </w:tcPr>
+          <w:p>
+            <w:pPr>
+              <w:spacing w:before="40" w:after="40"/>
+              <w:jc w:val="center"/>
+            </w:pPr>
+            <w:r/>
+            <w:r>
+              <w:rPr>
+                <w:rFonts w:ascii="標楷體" w:hAnsi="標楷體" w:eastAsia="標楷體"/>
+                <w:b w:val="0"/>
+                <w:sz w:val="22"/>
+              </w:rPr>
+              <w:t>7</w:t>
+            </w:r>
+          </w:p>
+        </w:tc>
+        <w:tc>
+          <w:tcPr>
+            <w:tcW w:type="dxa" w:w="6236"/>
+          </w:tcPr>
+          <w:p>
+            <w:pPr>
+              <w:spacing w:before="40" w:after="40"/>
+              <w:jc w:val="left"/>
+            </w:pPr>
+            <w:r/>
+            <w:r>
+              <w:rPr>
+                <w:rFonts w:ascii="標楷體" w:hAnsi="標楷體" w:eastAsia="標楷體"/>
+                <w:b w:val="0"/>
+                <w:sz w:val="22"/>
+              </w:rPr>
+              <w:t>以文件管理管理者進入，「文件管理（DM）」分頁應列出「簽核自動催辦」，可開啟編輯並儲存。</w:t>
+            </w:r>
+          </w:p>
+        </w:tc>
+        <w:tc>
+          <w:tcPr>
+            <w:tcW w:type="dxa" w:w="1247"/>
+          </w:tcPr>
+          <w:p>
+            <w:pPr>
+              <w:spacing w:before="40" w:after="40"/>
+              <w:jc w:val="center"/>
+            </w:pPr>
+            <w:r/>
+            <w:r>
+              <w:rPr>
+                <w:rFonts w:ascii="標楷體" w:hAnsi="標楷體" w:eastAsia="標楷體"/>
+                <w:b w:val="0"/>
+                <w:sz w:val="24"/>
+              </w:rPr>
+            </w:r>
+          </w:p>
+        </w:tc>
+        <w:tc>
+          <w:tcPr>
+            <w:tcW w:type="dxa" w:w="1247"/>
+          </w:tcPr>
+          <w:p>
+            <w:pPr>
+              <w:spacing w:before="40" w:after="40"/>
+              <w:jc w:val="center"/>
+            </w:pPr>
+            <w:r/>
+            <w:r>
+              <w:rPr>
+                <w:rFonts w:ascii="標楷體" w:hAnsi="標楷體" w:eastAsia="標楷體"/>
+                <w:b w:val="0"/>
+                <w:sz w:val="24"/>
+              </w:rPr>
+            </w:r>
+          </w:p>
+        </w:tc>
+      </w:tr>
     </w:tbl>
     <w:p>
       <w:pPr>
@@ -9230,6 +9310,166 @@
                 <w:sz w:val="22"/>
               </w:rPr>
               <w:t>按「匯出」，下載的 CSV 以 Excel 開啟中文正常，內容為目前查詢條件下的全部記錄，時間為台灣時間且精確到秒。</w:t>
+            </w:r>
+          </w:p>
+        </w:tc>
+        <w:tc>
+          <w:tcPr>
+            <w:tcW w:type="dxa" w:w="1247"/>
+          </w:tcPr>
+          <w:p>
+            <w:pPr>
+              <w:spacing w:before="40" w:after="40"/>
+              <w:jc w:val="center"/>
+            </w:pPr>
+            <w:r/>
+            <w:r>
+              <w:rPr>
+                <w:rFonts w:ascii="標楷體" w:hAnsi="標楷體" w:eastAsia="標楷體"/>
+                <w:b w:val="0"/>
+                <w:sz w:val="24"/>
+              </w:rPr>
+            </w:r>
+          </w:p>
+        </w:tc>
+        <w:tc>
+          <w:tcPr>
+            <w:tcW w:type="dxa" w:w="1247"/>
+          </w:tcPr>
+          <w:p>
+            <w:pPr>
+              <w:spacing w:before="40" w:after="40"/>
+              <w:jc w:val="center"/>
+            </w:pPr>
+            <w:r/>
+            <w:r>
+              <w:rPr>
+                <w:rFonts w:ascii="標楷體" w:hAnsi="標楷體" w:eastAsia="標楷體"/>
+                <w:b w:val="0"/>
+                <w:sz w:val="24"/>
+              </w:rPr>
+            </w:r>
+          </w:p>
+        </w:tc>
+      </w:tr>
+      <w:tr>
+        <w:tc>
+          <w:tcPr>
+            <w:tcW w:type="dxa" w:w="907"/>
+          </w:tcPr>
+          <w:p>
+            <w:pPr>
+              <w:spacing w:before="40" w:after="40"/>
+              <w:jc w:val="center"/>
+            </w:pPr>
+            <w:r/>
+            <w:r>
+              <w:rPr>
+                <w:rFonts w:ascii="標楷體" w:hAnsi="標楷體" w:eastAsia="標楷體"/>
+                <w:b w:val="0"/>
+                <w:sz w:val="22"/>
+              </w:rPr>
+              <w:t>7-1</w:t>
+            </w:r>
+          </w:p>
+        </w:tc>
+        <w:tc>
+          <w:tcPr>
+            <w:tcW w:type="dxa" w:w="6236"/>
+          </w:tcPr>
+          <w:p>
+            <w:pPr>
+              <w:spacing w:before="40" w:after="40"/>
+              <w:jc w:val="left"/>
+            </w:pPr>
+            <w:r/>
+            <w:r>
+              <w:rPr>
+                <w:rFonts w:ascii="標楷體" w:hAnsi="標楷體" w:eastAsia="標楷體"/>
+                <w:b w:val="0"/>
+                <w:sz w:val="22"/>
+              </w:rPr>
+              <w:t>設定一組查無資料的條件，「匯出」應為灰色無法按；按「清除篩選」後恢復可按。</w:t>
+            </w:r>
+          </w:p>
+        </w:tc>
+        <w:tc>
+          <w:tcPr>
+            <w:tcW w:type="dxa" w:w="1247"/>
+          </w:tcPr>
+          <w:p>
+            <w:pPr>
+              <w:spacing w:before="40" w:after="40"/>
+              <w:jc w:val="center"/>
+            </w:pPr>
+            <w:r/>
+            <w:r>
+              <w:rPr>
+                <w:rFonts w:ascii="標楷體" w:hAnsi="標楷體" w:eastAsia="標楷體"/>
+                <w:b w:val="0"/>
+                <w:sz w:val="24"/>
+              </w:rPr>
+            </w:r>
+          </w:p>
+        </w:tc>
+        <w:tc>
+          <w:tcPr>
+            <w:tcW w:type="dxa" w:w="1247"/>
+          </w:tcPr>
+          <w:p>
+            <w:pPr>
+              <w:spacing w:before="40" w:after="40"/>
+              <w:jc w:val="center"/>
+            </w:pPr>
+            <w:r/>
+            <w:r>
+              <w:rPr>
+                <w:rFonts w:ascii="標楷體" w:hAnsi="標楷體" w:eastAsia="標楷體"/>
+                <w:b w:val="0"/>
+                <w:sz w:val="24"/>
+              </w:rPr>
+            </w:r>
+          </w:p>
+        </w:tc>
+      </w:tr>
+      <w:tr>
+        <w:tc>
+          <w:tcPr>
+            <w:tcW w:type="dxa" w:w="907"/>
+          </w:tcPr>
+          <w:p>
+            <w:pPr>
+              <w:spacing w:before="40" w:after="40"/>
+              <w:jc w:val="center"/>
+            </w:pPr>
+            <w:r/>
+            <w:r>
+              <w:rPr>
+                <w:rFonts w:ascii="標楷體" w:hAnsi="標楷體" w:eastAsia="標楷體"/>
+                <w:b w:val="0"/>
+                <w:sz w:val="22"/>
+              </w:rPr>
+              <w:t>7-2</w:t>
+            </w:r>
+          </w:p>
+        </w:tc>
+        <w:tc>
+          <w:tcPr>
+            <w:tcW w:type="dxa" w:w="6236"/>
+          </w:tcPr>
+          <w:p>
+            <w:pPr>
+              <w:spacing w:before="40" w:after="40"/>
+              <w:jc w:val="left"/>
+            </w:pPr>
+            <w:r/>
+            <w:r>
+              <w:rPr>
+                <w:rFonts w:ascii="標楷體" w:hAnsi="標楷體" w:eastAsia="標楷體"/>
+                <w:b w:val="0"/>
+                <w:sz w:val="22"/>
+              </w:rPr>
+              <w:t>承第 7 項，於「操作類別」選「匯出」，應查得到剛才那次匯出的記錄，操作者為本人。</w:t>
             </w:r>
           </w:p>
         </w:tc>
@@ -13085,7 +13325,7 @@
                 <w:b w:val="0"/>
                 <w:sz w:val="22"/>
               </w:rPr>
-              <w:t>以管理者已邀請、尚未啟用之 Email 註冊，應顯示與第 5 項相同之提示；該 Email 的原邀請信連結應仍可完成啟用。</w:t>
+              <w:t>以管理者已邀請、尚未啟用之 Email 註冊，畫面應顯示驗證信已寄至該 Email（與第 1 項相同），但該信箱不應收到驗證信；原邀請信連結應仍可完成啟用。</w:t>
             </w:r>
           </w:p>
         </w:tc>
@@ -14057,7 +14297,7 @@
                 <w:b w:val="0"/>
                 <w:sz w:val="22"/>
               </w:rPr>
-              <w:t>4</w:t>
+              <w:t>3-1</w:t>
             </w:r>
           </w:p>
         </w:tc>
@@ -14077,7 +14317,7 @@
                 <w:b w:val="0"/>
                 <w:sz w:val="22"/>
               </w:rPr>
-              <w:t>於重設密碼畫面輸入最近使用過的密碼，應被擋下並提示「不可與最近使用過之密碼相同」。</w:t>
+              <w:t>以管理者帳號申請重設並開啟重設信連結，欄位下方應顯示「至少 12 字元…」；輸入 8～11 字元且字元種類足夠的密碼應被擋下並提示「密碼至少 12 字元」，改為 12 字元以上則可完成重設。</w:t>
             </w:r>
           </w:p>
         </w:tc>
@@ -14137,7 +14377,7 @@
                 <w:b w:val="0"/>
                 <w:sz w:val="22"/>
               </w:rPr>
-              <w:t>5</w:t>
+              <w:t>4</w:t>
             </w:r>
           </w:p>
         </w:tc>
@@ -14157,7 +14397,7 @@
                 <w:b w:val="0"/>
                 <w:sz w:val="22"/>
               </w:rPr>
-              <w:t>已用來完成重設的連結再次開啟並送出新密碼，應提示「連結已失效，請重新申請」。</w:t>
+              <w:t>於重設密碼畫面輸入最近使用過的密碼，應被擋下並提示「不可與最近使用過之密碼相同」。</w:t>
             </w:r>
           </w:p>
         </w:tc>
@@ -14217,6 +14457,86 @@
                 <w:b w:val="0"/>
                 <w:sz w:val="22"/>
               </w:rPr>
+              <w:t>5</w:t>
+            </w:r>
+          </w:p>
+        </w:tc>
+        <w:tc>
+          <w:tcPr>
+            <w:tcW w:type="dxa" w:w="6236"/>
+          </w:tcPr>
+          <w:p>
+            <w:pPr>
+              <w:spacing w:before="40" w:after="40"/>
+              <w:jc w:val="left"/>
+            </w:pPr>
+            <w:r/>
+            <w:r>
+              <w:rPr>
+                <w:rFonts w:ascii="標楷體" w:hAnsi="標楷體" w:eastAsia="標楷體"/>
+                <w:b w:val="0"/>
+                <w:sz w:val="22"/>
+              </w:rPr>
+              <w:t>已用來完成重設的連結再次開啟，應直接提示「連結已失效，請重新申請」，且畫面不出現密碼輸入欄位。</w:t>
+            </w:r>
+          </w:p>
+        </w:tc>
+        <w:tc>
+          <w:tcPr>
+            <w:tcW w:type="dxa" w:w="1247"/>
+          </w:tcPr>
+          <w:p>
+            <w:pPr>
+              <w:spacing w:before="40" w:after="40"/>
+              <w:jc w:val="center"/>
+            </w:pPr>
+            <w:r/>
+            <w:r>
+              <w:rPr>
+                <w:rFonts w:ascii="標楷體" w:hAnsi="標楷體" w:eastAsia="標楷體"/>
+                <w:b w:val="0"/>
+                <w:sz w:val="24"/>
+              </w:rPr>
+            </w:r>
+          </w:p>
+        </w:tc>
+        <w:tc>
+          <w:tcPr>
+            <w:tcW w:type="dxa" w:w="1247"/>
+          </w:tcPr>
+          <w:p>
+            <w:pPr>
+              <w:spacing w:before="40" w:after="40"/>
+              <w:jc w:val="center"/>
+            </w:pPr>
+            <w:r/>
+            <w:r>
+              <w:rPr>
+                <w:rFonts w:ascii="標楷體" w:hAnsi="標楷體" w:eastAsia="標楷體"/>
+                <w:b w:val="0"/>
+                <w:sz w:val="24"/>
+              </w:rPr>
+            </w:r>
+          </w:p>
+        </w:tc>
+      </w:tr>
+      <w:tr>
+        <w:tc>
+          <w:tcPr>
+            <w:tcW w:type="dxa" w:w="907"/>
+          </w:tcPr>
+          <w:p>
+            <w:pPr>
+              <w:spacing w:before="40" w:after="40"/>
+              <w:jc w:val="center"/>
+            </w:pPr>
+            <w:r/>
+            <w:r>
+              <w:rPr>
+                <w:rFonts w:ascii="標楷體" w:hAnsi="標楷體" w:eastAsia="標楷體"/>
+                <w:b w:val="0"/>
+                <w:sz w:val="22"/>
+              </w:rPr>
               <w:t>6</w:t>
             </w:r>
           </w:p>
@@ -14237,7 +14557,7 @@
                 <w:b w:val="0"/>
                 <w:sz w:val="22"/>
               </w:rPr>
-              <w:t>連續申請兩次重設，以第一封信的連結送出新密碼，應提示「連結已失效，請重新申請」；以第二封則可完成重設。</w:t>
+              <w:t>連續申請兩次重設，開啟第一封信的連結應直接提示「連結已失效，請重新申請」且不出現密碼輸入欄位；開啟第二封則可正常設定新密碼並完成重設。</w:t>
             </w:r>
           </w:p>
         </w:tc>
@@ -15709,7 +16029,7 @@
                 <w:b w:val="0"/>
                 <w:sz w:val="22"/>
               </w:rPr>
-              <w:t>以管理者帳號變更密碼，新密碼為 8～11 字元且字元種類足夠者應被擋下並提示「密碼長度不足」；改為 12 字元以上則可完成。</w:t>
+              <w:t>以管理者帳號開啟變更密碼視窗，欄位下方應顯示「至少 12 字元…」；新密碼為 8～11 字元且字元種類足夠者應被擋下並提示「密碼至少 12 字元」；改為 12 字元以上則可完成。</w:t>
             </w:r>
           </w:p>
         </w:tc>

--- a/docs/manuals/測試報告/DP-平台管理模組.docx
+++ b/docs/manuals/測試報告/DP-平台管理模組.docx
@@ -226,7 +226,7 @@
           </w:tcPr>
           <w:p>
             <w:r>
-              <w:t>2026/10/16</w:t>
+              <w:t>2026/10/19</w:t>
             </w:r>
           </w:p>
         </w:tc>
@@ -384,7 +384,7 @@
               <w:jc w:val="center"/>
             </w:pPr>
             <w:r>
-              <w:t>2026/10/16</w:t>
+              <w:t>2026/10/19</w:t>
             </w:r>
           </w:p>
         </w:tc>
@@ -9070,6 +9070,86 @@
                 <w:sz w:val="22"/>
               </w:rPr>
               <w:t>於「功能」選「DP-使用者管理」、「操作類別」選「修改」，應列出停用與啟用該測試帳號的兩筆記錄，對象為該帳號。</w:t>
+            </w:r>
+          </w:p>
+        </w:tc>
+        <w:tc>
+          <w:tcPr>
+            <w:tcW w:type="dxa" w:w="1247"/>
+          </w:tcPr>
+          <w:p>
+            <w:pPr>
+              <w:spacing w:before="40" w:after="40"/>
+              <w:jc w:val="center"/>
+            </w:pPr>
+            <w:r/>
+            <w:r>
+              <w:rPr>
+                <w:rFonts w:ascii="標楷體" w:hAnsi="標楷體" w:eastAsia="標楷體"/>
+                <w:b w:val="0"/>
+                <w:sz w:val="24"/>
+              </w:rPr>
+            </w:r>
+          </w:p>
+        </w:tc>
+        <w:tc>
+          <w:tcPr>
+            <w:tcW w:type="dxa" w:w="1247"/>
+          </w:tcPr>
+          <w:p>
+            <w:pPr>
+              <w:spacing w:before="40" w:after="40"/>
+              <w:jc w:val="center"/>
+            </w:pPr>
+            <w:r/>
+            <w:r>
+              <w:rPr>
+                <w:rFonts w:ascii="標楷體" w:hAnsi="標楷體" w:eastAsia="標楷體"/>
+                <w:b w:val="0"/>
+                <w:sz w:val="24"/>
+              </w:rPr>
+            </w:r>
+          </w:p>
+        </w:tc>
+      </w:tr>
+      <w:tr>
+        <w:tc>
+          <w:tcPr>
+            <w:tcW w:type="dxa" w:w="907"/>
+          </w:tcPr>
+          <w:p>
+            <w:pPr>
+              <w:spacing w:before="40" w:after="40"/>
+              <w:jc w:val="center"/>
+            </w:pPr>
+            <w:r/>
+            <w:r>
+              <w:rPr>
+                <w:rFonts w:ascii="標楷體" w:hAnsi="標楷體" w:eastAsia="標楷體"/>
+                <w:b w:val="0"/>
+                <w:sz w:val="22"/>
+              </w:rPr>
+              <w:t>4-1</w:t>
+            </w:r>
+          </w:p>
+        </w:tc>
+        <w:tc>
+          <w:tcPr>
+            <w:tcW w:type="dxa" w:w="6236"/>
+          </w:tcPr>
+          <w:p>
+            <w:pPr>
+              <w:spacing w:before="40" w:after="40"/>
+              <w:jc w:val="left"/>
+            </w:pPr>
+            <w:r/>
+            <w:r>
+              <w:rPr>
+                <w:rFonts w:ascii="標楷體" w:hAnsi="標楷體" w:eastAsia="標楷體"/>
+                <w:b w:val="0"/>
+                <w:sz w:val="22"/>
+              </w:rPr>
+              <w:t>於「功能」選「ET-角色/受訓對象指派」，對象應顯示被調整者的姓名，而非帳號代碼；改選「ET-課程維護」，對象應顯示課程名稱。</w:t>
             </w:r>
           </w:p>
         </w:tc>

--- a/docs/manuals/測試報告/DP-平台管理模組.docx
+++ b/docs/manuals/測試報告/DP-平台管理模組.docx
@@ -1389,7 +1389,7 @@
                 <w:b w:val="0"/>
                 <w:sz w:val="22"/>
               </w:rPr>
-              <w:t>以管理者登入，「全體訓練概況」應列出已有學員之已發布與已關閉課程，草稿課程不出現於表格中。</w:t>
+              <w:t>以管理者登入，「全體訓練概況」應列出已有學員之已發布與已關閉課程。</w:t>
             </w:r>
           </w:p>
         </w:tc>
@@ -1549,7 +1549,7 @@
                 <w:b w:val="0"/>
                 <w:sz w:val="22"/>
               </w:rPr>
-              <w:t>於全數完成的課程新增一個章節後回主頁，該課程的完成人數與完成率應下降（原完成者需完成新章節才算完成）。</w:t>
+              <w:t>於全數完成的課程新增一份教材並生效後回主頁，該課程的完成人數與完成率應下降（原完成者需完成新教材才算完成）。</w:t>
             </w:r>
           </w:p>
         </w:tc>
@@ -1629,7 +1629,7 @@
                 <w:b w:val="0"/>
                 <w:sz w:val="22"/>
               </w:rPr>
-              <w:t>教師本人課程之閱課結束時間在 3 天內且仍有學員未完成時，「我的課程待辦」應列出該課程、剩餘天數與未完課人數。</w:t>
+              <w:t>教師本人課程之閱課結束時間在 3 天內且仍有學員未完成時，「我的課程待辦」應列出該課程、剩餘天數與未完課人數（剩餘天數以整天無條件捨去，例如剩 47 小時顯示「剩 1 天」）。</w:t>
             </w:r>
           </w:p>
         </w:tc>
@@ -2461,7 +2461,7 @@
                 <w:b w:val="0"/>
                 <w:sz w:val="22"/>
               </w:rPr>
-              <w:t>以教育訓練管理者與文件管理管理者分別進入本作業，兩者看到的帳號清單內容應相同。</w:t>
+              <w:t>以教育訓練管理者與文件管理管理者分別進入本作業，兩者看到的帳號與狀態應相同（「最後登入」欄會因各自剛登入而不同，不列入比對）。</w:t>
             </w:r>
           </w:p>
         </w:tc>
@@ -2621,7 +2621,7 @@
                 <w:b w:val="0"/>
                 <w:sz w:val="22"/>
               </w:rPr>
-              <w:t>於「帳號狀態」選「已停用」，清單應只列出狀態為已停用的帳號；併用關鍵字時兩項條件應同時成立。</w:t>
+              <w:t>於「帳號狀態」選「已停用」，清單應只列出狀態為已停用的帳號；併用關鍵字時兩項條件應同時成立。（需先有已停用的帳號；沒有時可先依第 16 項停用一個帳號再測本項）</w:t>
             </w:r>
           </w:p>
         </w:tc>
@@ -2701,7 +2701,7 @@
                 <w:b w:val="0"/>
                 <w:sz w:val="22"/>
               </w:rPr>
-              <w:t>切換至「待啟用邀請」頁籤，頁籤上的數字應等於該清單的實際筆數。</w:t>
+              <w:t>切換至「待啟用邀請」頁籤，頁籤上的數字應等於該清單的實際筆數。（需先有待啟用邀請；沒有時可於第 5 項寄出邀請後再測本項）</w:t>
             </w:r>
           </w:p>
         </w:tc>
@@ -3261,7 +3261,7 @@
                 <w:b w:val="0"/>
                 <w:sz w:val="22"/>
               </w:rPr>
-              <w:t>以已有待啟用邀請的 Email 再建立一次，應擋下並提示改用重寄，且不產生第二筆邀請。</w:t>
+              <w:t>以已有有效中待啟用邀請的 Email 再建立一次，應擋下並提示改用重寄，且不產生第二筆邀請（邀請已逾期者會直接重新寄出，不適用本項）。</w:t>
             </w:r>
           </w:p>
         </w:tc>
@@ -5773,7 +5773,7 @@
                 <w:b w:val="0"/>
                 <w:sz w:val="22"/>
               </w:rPr>
-              <w:t>再為同一使用者新增「單位甲 + 職位甲」並儲存，該員應立即出現在該課程的學員清單中，並收到一封列出該課程的通知信。</w:t>
+              <w:t>再為同一使用者新增「單位甲 + 職位甲」並儲存，以該課程的教師帳號於 ET02 學員學習表現查看該課程（第 12 項若已開著該頁，先離開本作業再進入，否則清單不會更新），該員應已在學員清單中，並收到一封列出該課程的通知信。</w:t>
             </w:r>
           </w:p>
         </w:tc>
@@ -6765,7 +6765,7 @@
                 <w:b w:val="0"/>
                 <w:sz w:val="22"/>
               </w:rPr>
-              <w:t>於「文件分類」填入新增代碼 ZTCAT01 與新增名稱後按「新增」，該分類應出現在清單中，且於 DM08 新增文件時的分類下拉可選。</w:t>
+              <w:t>於「文件分類」填入新增代碼（測試用分類代碼）與新增名稱後按「新增」，該分類應出現在清單中，且於 DM08 新增文件時的分類下拉可選。</w:t>
             </w:r>
           </w:p>
         </w:tc>
@@ -6845,7 +6845,7 @@
                 <w:b w:val="0"/>
                 <w:sz w:val="22"/>
               </w:rPr>
-              <w:t>再以相同代碼 ZTCAT01 新增一次，應被擋下並提示分類碼已存在。</w:t>
+              <w:t>再以相同代碼新增一次，應被擋下並提示分類碼已存在。</w:t>
             </w:r>
           </w:p>
         </w:tc>
@@ -6925,7 +6925,7 @@
                 <w:b w:val="0"/>
                 <w:sz w:val="22"/>
               </w:rPr>
-              <w:t>將 ZTCAT01 改名並按同列「儲存」，DM08 的分類下拉應顯示新名稱；該列代碼應無法修改。</w:t>
+              <w:t>將該分類改名並按同列「儲存」，DM08 的分類下拉應顯示新名稱；該列代碼應無法修改。</w:t>
             </w:r>
           </w:p>
         </w:tc>
@@ -7005,7 +7005,7 @@
                 <w:b w:val="0"/>
                 <w:sz w:val="22"/>
               </w:rPr>
-              <w:t>對 ZTCAT01 按「停用」並「確定停用」，應標示「已停用」且 DM08 的分類下拉不再列出；按「啟用」後應恢復可選。</w:t>
+              <w:t>對該分類按「停用」並「確定停用」，應標示「已停用」且 DM08 的分類下拉不再列出；按「啟用」後應恢復可選。</w:t>
             </w:r>
           </w:p>
         </w:tc>
@@ -7085,7 +7085,7 @@
                 <w:b w:val="0"/>
                 <w:sz w:val="22"/>
               </w:rPr>
-              <w:t>停用已被使用的單位，結果訊息應為「已停用，至少影響 N 份文件、M 位使用者」，N、M 為該單位的使用數。</w:t>
+              <w:t>停用已被使用的單位，結果訊息應為「已停用，影響 N 組文件可見對象設定、M 組使用者對象設定」，N、M 為正整數或 0（為配對組數，不是文件份數或人數）。</w:t>
             </w:r>
           </w:p>
         </w:tc>
@@ -8157,7 +8157,7 @@
                 <w:b w:val="0"/>
                 <w:sz w:val="22"/>
               </w:rPr>
-              <w:t>停用「課程邀請通知」後以 Email 邀請學員，學員應出現在該課程學員清單，但不應收到通知信；啟用後恢復寄送。</w:t>
+              <w:t>停用「課程邀請通知」後，教師以 Email 邀請學員，於邀請視窗按「下一步」應顯示「通知範本已停用」且無法寄出、學員未被加入；將範本啟用後再邀請，學員應出現在該課程學員清單並收到通知信。</w:t>
             </w:r>
           </w:p>
         </w:tc>
@@ -9149,7 +9149,7 @@
                 <w:b w:val="0"/>
                 <w:sz w:val="22"/>
               </w:rPr>
-              <w:t>於「功能」選「ET-角色/受訓對象指派」，對象應顯示被調整者的姓名，而非帳號代碼；改選「ET-課程維護」，對象應顯示課程名稱。</w:t>
+              <w:t>於「功能」選「ET-角色/受訓對象指派」，對象應顯示被調整者的姓名，而非帳號代碼；改選「ET-課程維護」，測試前準備中修改課程的那一筆，對象應顯示課程名稱。</w:t>
             </w:r>
           </w:p>
         </w:tc>
@@ -9229,7 +9229,7 @@
                 <w:b w:val="0"/>
                 <w:sz w:val="22"/>
               </w:rPr>
-              <w:t>開啟停用那一筆的明細，應顯示事件描述「停用帳號」，異動前值為啟用中、異動後值為已停用。</w:t>
+              <w:t>開啟停用那一筆的明細，應顯示事件描述「停用帳號」，異動前值的 status 為 ACTIVE、異動後值的 status 為 DISABLED。</w:t>
             </w:r>
           </w:p>
         </w:tc>
@@ -10381,7 +10381,7 @@
                 <w:b w:val="0"/>
                 <w:sz w:val="22"/>
               </w:rPr>
-              <w:t>按某列的「執行歷程」圖示，應開啟視窗列出歷次執行的起訖時間與結果；從未執行過者顯示「尚無排程執行紀錄」。</w:t>
+              <w:t>按某列的「執行歷程」圖示，應開啟視窗列出歷次執行的起訖時間與結果；從未執行過者顯示「尚無排程執行紀錄」（所有排程皆已執行過時，後半不適用）。</w:t>
             </w:r>
           </w:p>
         </w:tc>
@@ -10461,7 +10461,7 @@
                 <w:b w:val="0"/>
                 <w:sz w:val="22"/>
               </w:rPr>
-              <w:t>執行歷程中若有失敗或跳過的紀錄，右欄應列出其原因；同時段其他排程的紀錄應仍為成功（單一失敗不影響其他）。</w:t>
+              <w:t>執行歷程中若有失敗或跳過的紀錄，右欄應列出其原因；同時段其他排程的紀錄應仍為成功（單一失敗不影響其他）。（各排程歷程皆無失敗或跳過紀錄時，本項不適用）</w:t>
             </w:r>
           </w:p>
         </w:tc>
@@ -13485,7 +13485,7 @@
                 <w:b w:val="0"/>
                 <w:sz w:val="22"/>
               </w:rPr>
-              <w:t>送出註冊後 10 分鐘內，「重寄驗證信」按鈕應顯示倒數且無法按；倒數結束後按下，應顯示「已重新寄出驗證信，請至信箱查收」並收到新信。</w:t>
+              <w:t>送出註冊後 10 分鐘內，「重寄驗證信」按鈕應顯示倒數且無法按；倒數結束後按下，應顯示已重新寄出驗證信並收到新信（於註冊畫面按下顯示「已重新寄出驗證信，請至信箱查收」；已離開註冊畫面、改由登入畫面按下則顯示「若該 Email 有待驗證的註冊，已重新寄出驗證信，請至信箱查收」）。</w:t>
             </w:r>
           </w:p>
         </w:tc>
@@ -15789,7 +15789,7 @@
                 <w:b w:val="0"/>
                 <w:sz w:val="22"/>
               </w:rPr>
-              <w:t>間隔 10 分鐘先後申請兩次 Email 變更，點第一封信的連結應提示「驗證連結已失效，Email 變更作廢，原 Email 維持有效」；點第二封則完成變更。</w:t>
+              <w:t>間隔 10 分鐘先後申請兩次 Email 變更，點第一封信的連結應提示「連結已失效，Email 變更作廢，原 Email 維持有效」；點第二封則完成變更。</w:t>
             </w:r>
           </w:p>
         </w:tc>

--- a/docs/manuals/測試報告/DP-平台管理模組.docx
+++ b/docs/manuals/測試報告/DP-平台管理模組.docx
@@ -3741,7 +3741,7 @@
                 <w:b w:val="0"/>
                 <w:sz w:val="22"/>
               </w:rPr>
-              <w:t>承上，該使用者於教育訓練或文件管理的下一個操作應即被拒絕，不需等待其登出。</w:t>
+              <w:t>承上，該使用者若仍在使用中，於教育訓練或文件管理的下一個操作應立即回到登入畫面，並顯示「帳號已停用，請洽管理者」，不需等待其閒置登出。</w:t>
             </w:r>
           </w:p>
         </w:tc>
@@ -12333,7 +12333,7 @@
                 <w:b w:val="0"/>
                 <w:sz w:val="22"/>
               </w:rPr>
-              <w:t>登入後連續 15 分鐘不點擊、不輸入任何內容，應自動回到登入畫面並顯示「閒置逾時已自動登出，請重新登入」；重新登入後停在原本的頁面。</w:t>
+              <w:t>登入後連續 21 分鐘以上不點擊、不輸入任何內容，應自動回到登入畫面並顯示「閒置逾時已自動登出，請重新登入」；重新登入後停在原本的頁面。請勿提早判定：實際門檻為停止操作後 15～19 分鐘，在第 15 分鐘查看會誤判為不合格。</w:t>
             </w:r>
           </w:p>
         </w:tc>

--- a/docs/manuals/測試報告/DP-平台管理模組.docx
+++ b/docs/manuals/測試報告/DP-平台管理模組.docx
@@ -246,7 +246,7 @@
               <w:spacing w:before="60" w:after="60"/>
             </w:pPr>
             <w:r>
-              <w:t>2026/10/20</w:t>
+              <w:t>2026/10/21</w:t>
             </w:r>
           </w:p>
         </w:tc>
@@ -433,7 +433,7 @@
               <w:jc w:val="center"/>
             </w:pPr>
             <w:r>
-              <w:t>2026/10/20</w:t>
+              <w:t>2026/10/21</w:t>
             </w:r>
           </w:p>
         </w:tc>
@@ -498,7 +498,7 @@
       <w:r>
         <w:fldChar w:fldCharType="separate"/>
       </w:r>
-      <w:hyperlink w:anchor="_Toc243386887" w:history="1">
+      <w:hyperlink w:anchor="_Toc243485615" w:history="1">
         <w:r>
           <w:rPr>
             <w:rStyle w:val="affb"/>
@@ -526,7 +526,7 @@
             <w:noProof/>
             <w:webHidden/>
           </w:rPr>
-          <w:instrText xml:space="preserve"> PAGEREF _Toc243386887 \h </w:instrText>
+          <w:instrText xml:space="preserve"> PAGEREF _Toc243485615 \h </w:instrText>
         </w:r>
         <w:r>
           <w:rPr>
@@ -571,7 +571,7 @@
           <w:szCs w:val="22"/>
         </w:rPr>
       </w:pPr>
-      <w:hyperlink w:anchor="_Toc243386888" w:history="1">
+      <w:hyperlink w:anchor="_Toc243485616" w:history="1">
         <w:r>
           <w:rPr>
             <w:rStyle w:val="affb"/>
@@ -606,7 +606,7 @@
             <w:noProof/>
             <w:webHidden/>
           </w:rPr>
-          <w:instrText xml:space="preserve"> PAGEREF _Toc243386888 \h </w:instrText>
+          <w:instrText xml:space="preserve"> PAGEREF _Toc243485616 \h </w:instrText>
         </w:r>
         <w:r>
           <w:rPr>
@@ -651,7 +651,7 @@
           <w:szCs w:val="22"/>
         </w:rPr>
       </w:pPr>
-      <w:hyperlink w:anchor="_Toc243386889" w:history="1">
+      <w:hyperlink w:anchor="_Toc243485617" w:history="1">
         <w:r>
           <w:rPr>
             <w:rStyle w:val="affb"/>
@@ -686,7 +686,7 @@
             <w:noProof/>
             <w:webHidden/>
           </w:rPr>
-          <w:instrText xml:space="preserve"> PAGEREF _Toc243386889 \h </w:instrText>
+          <w:instrText xml:space="preserve"> PAGEREF _Toc243485617 \h </w:instrText>
         </w:r>
         <w:r>
           <w:rPr>
@@ -706,7 +706,7 @@
             <w:noProof/>
             <w:webHidden/>
           </w:rPr>
-          <w:t>4</w:t>
+          <w:t>3</w:t>
         </w:r>
         <w:r>
           <w:rPr>
@@ -731,7 +731,7 @@
           <w:szCs w:val="22"/>
         </w:rPr>
       </w:pPr>
-      <w:hyperlink w:anchor="_Toc243386890" w:history="1">
+      <w:hyperlink w:anchor="_Toc243485618" w:history="1">
         <w:r>
           <w:rPr>
             <w:rStyle w:val="affb"/>
@@ -766,7 +766,7 @@
             <w:noProof/>
             <w:webHidden/>
           </w:rPr>
-          <w:instrText xml:space="preserve"> PAGEREF _Toc243386890 \h </w:instrText>
+          <w:instrText xml:space="preserve"> PAGEREF _Toc243485618 \h </w:instrText>
         </w:r>
         <w:r>
           <w:rPr>
@@ -786,7 +786,7 @@
             <w:noProof/>
             <w:webHidden/>
           </w:rPr>
-          <w:t>6</w:t>
+          <w:t>5</w:t>
         </w:r>
         <w:r>
           <w:rPr>
@@ -811,7 +811,7 @@
           <w:szCs w:val="22"/>
         </w:rPr>
       </w:pPr>
-      <w:hyperlink w:anchor="_Toc243386891" w:history="1">
+      <w:hyperlink w:anchor="_Toc243485619" w:history="1">
         <w:r>
           <w:rPr>
             <w:rStyle w:val="affb"/>
@@ -846,7 +846,87 @@
             <w:noProof/>
             <w:webHidden/>
           </w:rPr>
-          <w:instrText xml:space="preserve"> PAGEREF _Toc243386891 \h </w:instrText>
+          <w:instrText xml:space="preserve"> PAGEREF _Toc243485619 \h </w:instrText>
+        </w:r>
+        <w:r>
+          <w:rPr>
+            <w:noProof/>
+            <w:webHidden/>
+          </w:rPr>
+        </w:r>
+        <w:r>
+          <w:rPr>
+            <w:noProof/>
+            <w:webHidden/>
+          </w:rPr>
+          <w:fldChar w:fldCharType="separate"/>
+        </w:r>
+        <w:r>
+          <w:rPr>
+            <w:noProof/>
+            <w:webHidden/>
+          </w:rPr>
+          <w:t>7</w:t>
+        </w:r>
+        <w:r>
+          <w:rPr>
+            <w:noProof/>
+            <w:webHidden/>
+          </w:rPr>
+          <w:fldChar w:fldCharType="end"/>
+        </w:r>
+      </w:hyperlink>
+    </w:p>
+    <w:p>
+      <w:pPr>
+        <w:pStyle w:val="14"/>
+        <w:tabs>
+          <w:tab w:val="right" w:leader="dot" w:pos="9350"/>
+        </w:tabs>
+        <w:rPr>
+          <w:rFonts w:asciiTheme="minorHAnsi" w:eastAsiaTheme="minorEastAsia" w:hAnsiTheme="minorHAnsi" w:cstheme="minorBidi"/>
+          <w:noProof/>
+          <w:color w:val="auto"/>
+          <w:kern w:val="2"/>
+          <w:szCs w:val="22"/>
+        </w:rPr>
+      </w:pPr>
+      <w:hyperlink w:anchor="_Toc243485620" w:history="1">
+        <w:r>
+          <w:rPr>
+            <w:rStyle w:val="affb"/>
+            <w:noProof/>
+          </w:rPr>
+          <w:t xml:space="preserve">DP04 </w:t>
+        </w:r>
+        <w:r>
+          <w:rPr>
+            <w:rStyle w:val="affb"/>
+            <w:rFonts w:hint="eastAsia"/>
+            <w:noProof/>
+          </w:rPr>
+          <w:t>通知範本維護</w:t>
+        </w:r>
+        <w:r>
+          <w:rPr>
+            <w:noProof/>
+            <w:webHidden/>
+          </w:rPr>
+          <w:tab/>
+        </w:r>
+        <w:r>
+          <w:rPr>
+            <w:noProof/>
+            <w:webHidden/>
+          </w:rPr>
+          <w:fldChar w:fldCharType="begin"/>
+        </w:r>
+        <w:r>
+          <w:rPr>
+            <w:noProof/>
+            <w:webHidden/>
+          </w:rPr>
+          <w:instrText xml:space="preserve"> PAGEREF _Toc243485620 \h </w:instrText>
         </w:r>
         <w:r>
           <w:rPr>
@@ -891,13 +971,13 @@
           <w:szCs w:val="22"/>
         </w:rPr>
       </w:pPr>
-      <w:hyperlink w:anchor="_Toc243386892" w:history="1">
+      <w:hyperlink w:anchor="_Toc243485621" w:history="1">
         <w:r>
           <w:rPr>
             <w:rStyle w:val="affb"/>
             <w:noProof/>
           </w:rPr>
-          <w:t xml:space="preserve">DP04 </w:t>
+          <w:t xml:space="preserve">DP05 </w:t>
         </w:r>
         <w:r>
           <w:rPr>
@@ -905,7 +985,7 @@
             <w:rFonts w:hint="eastAsia"/>
             <w:noProof/>
           </w:rPr>
-          <w:t>通知範本維護</w:t>
+          <w:t>操作記錄查詢</w:t>
         </w:r>
         <w:r>
           <w:rPr>
@@ -926,7 +1006,7 @@
             <w:noProof/>
             <w:webHidden/>
           </w:rPr>
-          <w:instrText xml:space="preserve"> PAGEREF _Toc243386892 \h </w:instrText>
+          <w:instrText xml:space="preserve"> PAGEREF _Toc243485621 \h </w:instrText>
         </w:r>
         <w:r>
           <w:rPr>
@@ -971,13 +1051,13 @@
           <w:szCs w:val="22"/>
         </w:rPr>
       </w:pPr>
-      <w:hyperlink w:anchor="_Toc243386893" w:history="1">
+      <w:hyperlink w:anchor="_Toc243485622" w:history="1">
         <w:r>
           <w:rPr>
             <w:rStyle w:val="affb"/>
             <w:noProof/>
           </w:rPr>
-          <w:t xml:space="preserve">DP05 </w:t>
+          <w:t xml:space="preserve">DP06 </w:t>
         </w:r>
         <w:r>
           <w:rPr>
@@ -985,7 +1065,7 @@
             <w:rFonts w:hint="eastAsia"/>
             <w:noProof/>
           </w:rPr>
-          <w:t>操作記錄查詢</w:t>
+          <w:t>排程作業總覽</w:t>
         </w:r>
         <w:r>
           <w:rPr>
@@ -1006,7 +1086,7 @@
             <w:noProof/>
             <w:webHidden/>
           </w:rPr>
-          <w:instrText xml:space="preserve"> PAGEREF _Toc243386893 \h </w:instrText>
+          <w:instrText xml:space="preserve"> PAGEREF _Toc243485622 \h </w:instrText>
         </w:r>
         <w:r>
           <w:rPr>
@@ -1051,13 +1131,13 @@
           <w:szCs w:val="22"/>
         </w:rPr>
       </w:pPr>
-      <w:hyperlink w:anchor="_Toc243386894" w:history="1">
+      <w:hyperlink w:anchor="_Toc243485623" w:history="1">
         <w:r>
           <w:rPr>
             <w:rStyle w:val="affb"/>
             <w:noProof/>
           </w:rPr>
-          <w:t xml:space="preserve">DP06 </w:t>
+          <w:t xml:space="preserve">DP07 </w:t>
         </w:r>
         <w:r>
           <w:rPr>
@@ -1065,7 +1145,7 @@
             <w:rFonts w:hint="eastAsia"/>
             <w:noProof/>
           </w:rPr>
-          <w:t>排程作業總覽</w:t>
+          <w:t>使用者登入／登出</w:t>
         </w:r>
         <w:r>
           <w:rPr>
@@ -1086,7 +1166,7 @@
             <w:noProof/>
             <w:webHidden/>
           </w:rPr>
-          <w:instrText xml:space="preserve"> PAGEREF _Toc243386894 \h </w:instrText>
+          <w:instrText xml:space="preserve"> PAGEREF _Toc243485623 \h </w:instrText>
         </w:r>
         <w:r>
           <w:rPr>
@@ -1131,13 +1211,13 @@
           <w:szCs w:val="22"/>
         </w:rPr>
       </w:pPr>
-      <w:hyperlink w:anchor="_Toc243386895" w:history="1">
+      <w:hyperlink w:anchor="_Toc243485624" w:history="1">
         <w:r>
           <w:rPr>
             <w:rStyle w:val="affb"/>
             <w:noProof/>
           </w:rPr>
-          <w:t xml:space="preserve">DP07 </w:t>
+          <w:t xml:space="preserve">DP08 </w:t>
         </w:r>
         <w:r>
           <w:rPr>
@@ -1145,7 +1225,7 @@
             <w:rFonts w:hint="eastAsia"/>
             <w:noProof/>
           </w:rPr>
-          <w:t>使用者登入／登出</w:t>
+          <w:t>使用者自助註冊</w:t>
         </w:r>
         <w:r>
           <w:rPr>
@@ -1166,7 +1246,87 @@
             <w:noProof/>
             <w:webHidden/>
           </w:rPr>
-          <w:instrText xml:space="preserve"> PAGEREF _Toc243386895 \h </w:instrText>
+          <w:instrText xml:space="preserve"> PAGEREF _Toc243485624 \h </w:instrText>
+        </w:r>
+        <w:r>
+          <w:rPr>
+            <w:noProof/>
+            <w:webHidden/>
+          </w:rPr>
+        </w:r>
+        <w:r>
+          <w:rPr>
+            <w:noProof/>
+            <w:webHidden/>
+          </w:rPr>
+          <w:fldChar w:fldCharType="separate"/>
+        </w:r>
+        <w:r>
+          <w:rPr>
+            <w:noProof/>
+            <w:webHidden/>
+          </w:rPr>
+          <w:t>12</w:t>
+        </w:r>
+        <w:r>
+          <w:rPr>
+            <w:noProof/>
+            <w:webHidden/>
+          </w:rPr>
+          <w:fldChar w:fldCharType="end"/>
+        </w:r>
+      </w:hyperlink>
+    </w:p>
+    <w:p>
+      <w:pPr>
+        <w:pStyle w:val="14"/>
+        <w:tabs>
+          <w:tab w:val="right" w:leader="dot" w:pos="9350"/>
+        </w:tabs>
+        <w:rPr>
+          <w:rFonts w:asciiTheme="minorHAnsi" w:eastAsiaTheme="minorEastAsia" w:hAnsiTheme="minorHAnsi" w:cstheme="minorBidi"/>
+          <w:noProof/>
+          <w:color w:val="auto"/>
+          <w:kern w:val="2"/>
+          <w:szCs w:val="22"/>
+        </w:rPr>
+      </w:pPr>
+      <w:hyperlink w:anchor="_Toc243485625" w:history="1">
+        <w:r>
+          <w:rPr>
+            <w:rStyle w:val="affb"/>
+            <w:noProof/>
+          </w:rPr>
+          <w:t xml:space="preserve">DP09 </w:t>
+        </w:r>
+        <w:r>
+          <w:rPr>
+            <w:rStyle w:val="affb"/>
+            <w:rFonts w:hint="eastAsia"/>
+            <w:noProof/>
+          </w:rPr>
+          <w:t>忘記密碼</w:t>
+        </w:r>
+        <w:r>
+          <w:rPr>
+            <w:noProof/>
+            <w:webHidden/>
+          </w:rPr>
+          <w:tab/>
+        </w:r>
+        <w:r>
+          <w:rPr>
+            <w:noProof/>
+            <w:webHidden/>
+          </w:rPr>
+          <w:fldChar w:fldCharType="begin"/>
+        </w:r>
+        <w:r>
+          <w:rPr>
+            <w:noProof/>
+            <w:webHidden/>
+          </w:rPr>
+          <w:instrText xml:space="preserve"> PAGEREF _Toc243485625 \h </w:instrText>
         </w:r>
         <w:r>
           <w:rPr>
@@ -1211,167 +1371,7 @@
           <w:szCs w:val="22"/>
         </w:rPr>
       </w:pPr>
-      <w:hyperlink w:anchor="_Toc243386896" w:history="1">
-        <w:r>
-          <w:rPr>
-            <w:rStyle w:val="affb"/>
-            <w:noProof/>
-          </w:rPr>
-          <w:t xml:space="preserve">DP08 </w:t>
-        </w:r>
-        <w:r>
-          <w:rPr>
-            <w:rStyle w:val="affb"/>
-            <w:rFonts w:hint="eastAsia"/>
-            <w:noProof/>
-          </w:rPr>
-          <w:t>使用者自助註冊</w:t>
-        </w:r>
-        <w:r>
-          <w:rPr>
-            <w:noProof/>
-            <w:webHidden/>
-          </w:rPr>
-          <w:tab/>
-        </w:r>
-        <w:r>
-          <w:rPr>
-            <w:noProof/>
-            <w:webHidden/>
-          </w:rPr>
-          <w:fldChar w:fldCharType="begin"/>
-        </w:r>
-        <w:r>
-          <w:rPr>
-            <w:noProof/>
-            <w:webHidden/>
-          </w:rPr>
-          <w:instrText xml:space="preserve"> PAGEREF _Toc243386896 \h </w:instrText>
-        </w:r>
-        <w:r>
-          <w:rPr>
-            <w:noProof/>
-            <w:webHidden/>
-          </w:rPr>
-        </w:r>
-        <w:r>
-          <w:rPr>
-            <w:noProof/>
-            <w:webHidden/>
-          </w:rPr>
-          <w:fldChar w:fldCharType="separate"/>
-        </w:r>
-        <w:r>
-          <w:rPr>
-            <w:noProof/>
-            <w:webHidden/>
-          </w:rPr>
-          <w:t>15</w:t>
-        </w:r>
-        <w:r>
-          <w:rPr>
-            <w:noProof/>
-            <w:webHidden/>
-          </w:rPr>
-          <w:fldChar w:fldCharType="end"/>
-        </w:r>
-      </w:hyperlink>
-    </w:p>
-    <w:p>
-      <w:pPr>
-        <w:pStyle w:val="14"/>
-        <w:tabs>
-          <w:tab w:val="right" w:leader="dot" w:pos="9350"/>
-        </w:tabs>
-        <w:rPr>
-          <w:rFonts w:asciiTheme="minorHAnsi" w:eastAsiaTheme="minorEastAsia" w:hAnsiTheme="minorHAnsi" w:cstheme="minorBidi"/>
-          <w:noProof/>
-          <w:color w:val="auto"/>
-          <w:kern w:val="2"/>
-          <w:szCs w:val="22"/>
-        </w:rPr>
-      </w:pPr>
-      <w:hyperlink w:anchor="_Toc243386897" w:history="1">
-        <w:r>
-          <w:rPr>
-            <w:rStyle w:val="affb"/>
-            <w:noProof/>
-          </w:rPr>
-          <w:t xml:space="preserve">DP09 </w:t>
-        </w:r>
-        <w:r>
-          <w:rPr>
-            <w:rStyle w:val="affb"/>
-            <w:rFonts w:hint="eastAsia"/>
-            <w:noProof/>
-          </w:rPr>
-          <w:t>忘記密碼</w:t>
-        </w:r>
-        <w:r>
-          <w:rPr>
-            <w:noProof/>
-            <w:webHidden/>
-          </w:rPr>
-          <w:tab/>
-        </w:r>
-        <w:r>
-          <w:rPr>
-            <w:noProof/>
-            <w:webHidden/>
-          </w:rPr>
-          <w:fldChar w:fldCharType="begin"/>
-        </w:r>
-        <w:r>
-          <w:rPr>
-            <w:noProof/>
-            <w:webHidden/>
-          </w:rPr>
-          <w:instrText xml:space="preserve"> PAGEREF _Toc243386897 \h </w:instrText>
-        </w:r>
-        <w:r>
-          <w:rPr>
-            <w:noProof/>
-            <w:webHidden/>
-          </w:rPr>
-        </w:r>
-        <w:r>
-          <w:rPr>
-            <w:noProof/>
-            <w:webHidden/>
-          </w:rPr>
-          <w:fldChar w:fldCharType="separate"/>
-        </w:r>
-        <w:r>
-          <w:rPr>
-            <w:noProof/>
-            <w:webHidden/>
-          </w:rPr>
-          <w:t>16</w:t>
-        </w:r>
-        <w:r>
-          <w:rPr>
-            <w:noProof/>
-            <w:webHidden/>
-          </w:rPr>
-          <w:fldChar w:fldCharType="end"/>
-        </w:r>
-      </w:hyperlink>
-    </w:p>
-    <w:p>
-      <w:pPr>
-        <w:pStyle w:val="14"/>
-        <w:tabs>
-          <w:tab w:val="right" w:leader="dot" w:pos="9350"/>
-        </w:tabs>
-        <w:rPr>
-          <w:rFonts w:asciiTheme="minorHAnsi" w:eastAsiaTheme="minorEastAsia" w:hAnsiTheme="minorHAnsi" w:cstheme="minorBidi"/>
-          <w:noProof/>
-          <w:color w:val="auto"/>
-          <w:kern w:val="2"/>
-          <w:szCs w:val="22"/>
-        </w:rPr>
-      </w:pPr>
-      <w:hyperlink w:anchor="_Toc243386898" w:history="1">
+      <w:hyperlink w:anchor="_Toc243485626" w:history="1">
         <w:r>
           <w:rPr>
             <w:rStyle w:val="affb"/>
@@ -1406,7 +1406,7 @@
             <w:noProof/>
             <w:webHidden/>
           </w:rPr>
-          <w:instrText xml:space="preserve"> PAGEREF _Toc243386898 \h </w:instrText>
+          <w:instrText xml:space="preserve"> PAGEREF _Toc243485626 \h </w:instrText>
         </w:r>
         <w:r>
           <w:rPr>
@@ -1426,7 +1426,7 @@
             <w:noProof/>
             <w:webHidden/>
           </w:rPr>
-          <w:t>17</w:t>
+          <w:t>14</w:t>
         </w:r>
         <w:r>
           <w:rPr>
@@ -1456,7 +1456,7 @@
       <w:pPr>
         <w:pStyle w:val="1"/>
       </w:pPr>
-      <w:bookmarkStart w:id="1" w:name="_Toc243386887"/>
+      <w:bookmarkStart w:id="1" w:name="_Toc243485615"/>
       <w:r>
         <w:lastRenderedPageBreak/>
         <w:t>測試注意事項</w:t>
@@ -1478,7 +1478,7 @@
       <w:pPr>
         <w:pStyle w:val="1"/>
       </w:pPr>
-      <w:bookmarkStart w:id="2" w:name="_Toc243386888"/>
+      <w:bookmarkStart w:id="2" w:name="_Toc243485616"/>
       <w:r>
         <w:lastRenderedPageBreak/>
         <w:t xml:space="preserve">DP00 </w:t>
@@ -1882,7 +1882,21 @@
                 <w:rFonts w:ascii="標楷體" w:hAnsi="標楷體"/>
                 <w:sz w:val="22"/>
               </w:rPr>
-              <w:t>以任一帳號登入，應進入本頁，上方顯示「歡迎，」加上登入者姓名。</w:t>
+              <w:t>以任一帳號登入，應進入本頁並於上方顯示「歡迎，」加上登入者姓名；於任一作業畫面按頂列的「教育訓練文件管理系統」應回到本頁，按頂列右上的姓名應進入</w:t>
+            </w:r>
+            <w:r>
+              <w:rPr>
+                <w:rFonts w:ascii="標楷體" w:hAnsi="標楷體"/>
+                <w:sz w:val="22"/>
+              </w:rPr>
+              <w:t xml:space="preserve"> DP10 </w:t>
+            </w:r>
+            <w:r>
+              <w:rPr>
+                <w:rFonts w:ascii="標楷體" w:hAnsi="標楷體"/>
+                <w:sz w:val="22"/>
+              </w:rPr>
+              <w:t>個人資料維護。</w:t>
             </w:r>
           </w:p>
         </w:tc>
@@ -1944,7 +1958,35 @@
                 <w:rFonts w:ascii="標楷體" w:hAnsi="標楷體"/>
                 <w:sz w:val="22"/>
               </w:rPr>
-              <w:t>於任一作業畫面按頂列的「教育訓練文件管理系統」，應回到本頁。</w:t>
+              <w:t>以學員帳號登入，「我的學習概況」的進行中、未開始、已完成、未開放四個數字應與</w:t>
+            </w:r>
+            <w:r>
+              <w:rPr>
+                <w:rFonts w:ascii="標楷體" w:hAnsi="標楷體"/>
+                <w:sz w:val="22"/>
+              </w:rPr>
+              <w:t xml:space="preserve"> ET03 </w:t>
+            </w:r>
+            <w:r>
+              <w:rPr>
+                <w:rFonts w:ascii="標楷體" w:hAnsi="標楷體"/>
+                <w:sz w:val="22"/>
+              </w:rPr>
+              <w:t>我的課程頁上方統計相同；按其下方的「前往我的課程」應進入</w:t>
+            </w:r>
+            <w:r>
+              <w:rPr>
+                <w:rFonts w:ascii="標楷體" w:hAnsi="標楷體"/>
+                <w:sz w:val="22"/>
+              </w:rPr>
+              <w:t xml:space="preserve"> ET03 </w:t>
+            </w:r>
+            <w:r>
+              <w:rPr>
+                <w:rFonts w:ascii="標楷體" w:hAnsi="標楷體"/>
+                <w:sz w:val="22"/>
+              </w:rPr>
+              <w:t>我的課程。</w:t>
             </w:r>
           </w:p>
         </w:tc>
@@ -2006,21 +2048,7 @@
                 <w:rFonts w:ascii="標楷體" w:hAnsi="標楷體"/>
                 <w:sz w:val="22"/>
               </w:rPr>
-              <w:t>按頂列右上的姓名，應進入</w:t>
-            </w:r>
-            <w:r>
-              <w:rPr>
-                <w:rFonts w:ascii="標楷體" w:hAnsi="標楷體"/>
-                <w:sz w:val="22"/>
-              </w:rPr>
-              <w:t xml:space="preserve"> DP10 </w:t>
-            </w:r>
-            <w:r>
-              <w:rPr>
-                <w:rFonts w:ascii="標楷體" w:hAnsi="標楷體"/>
-                <w:sz w:val="22"/>
-              </w:rPr>
-              <w:t>個人資料維護。</w:t>
+              <w:t>學員以邀請碼加入一門尚未到起始時間的課程後回到本頁，「未開放」應加一，「未開始」不變。</w:t>
             </w:r>
           </w:p>
         </w:tc>
@@ -2082,21 +2110,7 @@
                 <w:rFonts w:ascii="標楷體" w:hAnsi="標楷體"/>
                 <w:sz w:val="22"/>
               </w:rPr>
-              <w:t>以學員帳號登入，「我的學習概況」的進行中、未開始、已完成、未開放四個數字應與</w:t>
-            </w:r>
-            <w:r>
-              <w:rPr>
-                <w:rFonts w:ascii="標楷體" w:hAnsi="標楷體"/>
-                <w:sz w:val="22"/>
-              </w:rPr>
-              <w:t xml:space="preserve"> ET03 </w:t>
-            </w:r>
-            <w:r>
-              <w:rPr>
-                <w:rFonts w:ascii="標楷體" w:hAnsi="標楷體"/>
-                <w:sz w:val="22"/>
-              </w:rPr>
-              <w:t>我的課程頁上方統計相同。</w:t>
+              <w:t>以管理者登入，「全體訓練概況」應列出已有學員之已發布與已關閉課程。</w:t>
             </w:r>
           </w:p>
         </w:tc>
@@ -2158,7 +2172,63 @@
                 <w:rFonts w:ascii="標楷體" w:hAnsi="標楷體"/>
                 <w:sz w:val="22"/>
               </w:rPr>
-              <w:t>學員以邀請碼加入一門尚未到起始時間的課程後回主頁，「未開放」應加一，「未開始」不變。</w:t>
+              <w:t>以教師登入，本人課程之閱課結束時間在</w:t>
+            </w:r>
+            <w:r>
+              <w:rPr>
+                <w:rFonts w:ascii="標楷體" w:hAnsi="標楷體"/>
+                <w:sz w:val="22"/>
+              </w:rPr>
+              <w:t xml:space="preserve"> 3 </w:t>
+            </w:r>
+            <w:r>
+              <w:rPr>
+                <w:rFonts w:ascii="標楷體" w:hAnsi="標楷體"/>
+                <w:sz w:val="22"/>
+              </w:rPr>
+              <w:t>天內且仍有學員未完成時，「我的課程待辦」應列出該課程、剩餘天數與未完課人數（剩餘天數以整天無條件捨去，例如剩</w:t>
+            </w:r>
+            <w:r>
+              <w:rPr>
+                <w:rFonts w:ascii="標楷體" w:hAnsi="標楷體"/>
+                <w:sz w:val="22"/>
+              </w:rPr>
+              <w:t xml:space="preserve"> 47 </w:t>
+            </w:r>
+            <w:r>
+              <w:rPr>
+                <w:rFonts w:ascii="標楷體" w:hAnsi="標楷體"/>
+                <w:sz w:val="22"/>
+              </w:rPr>
+              <w:t>小時顯示「剩</w:t>
+            </w:r>
+            <w:r>
+              <w:rPr>
+                <w:rFonts w:ascii="標楷體" w:hAnsi="標楷體"/>
+                <w:sz w:val="22"/>
+              </w:rPr>
+              <w:t xml:space="preserve"> 1 </w:t>
+            </w:r>
+            <w:r>
+              <w:rPr>
+                <w:rFonts w:ascii="標楷體" w:hAnsi="標楷體"/>
+                <w:sz w:val="22"/>
+              </w:rPr>
+              <w:t>天」）；閱課結束時間同樣在</w:t>
+            </w:r>
+            <w:r>
+              <w:rPr>
+                <w:rFonts w:ascii="標楷體" w:hAnsi="標楷體"/>
+                <w:sz w:val="22"/>
+              </w:rPr>
+              <w:t xml:space="preserve"> 3 </w:t>
+            </w:r>
+            <w:r>
+              <w:rPr>
+                <w:rFonts w:ascii="標楷體" w:hAnsi="標楷體"/>
+                <w:sz w:val="22"/>
+              </w:rPr>
+              <w:t>天內、但學員已全數完成的課程不應列於其中。</w:t>
             </w:r>
           </w:p>
         </w:tc>
@@ -2220,497 +2290,6 @@
                 <w:rFonts w:ascii="標楷體" w:hAnsi="標楷體"/>
                 <w:sz w:val="22"/>
               </w:rPr>
-              <w:t>按「我的學習概況」下方的「前往我的課程」，應進入</w:t>
-            </w:r>
-            <w:r>
-              <w:rPr>
-                <w:rFonts w:ascii="標楷體" w:hAnsi="標楷體"/>
-                <w:sz w:val="22"/>
-              </w:rPr>
-              <w:t xml:space="preserve"> ET03 </w:t>
-            </w:r>
-            <w:r>
-              <w:rPr>
-                <w:rFonts w:ascii="標楷體" w:hAnsi="標楷體"/>
-                <w:sz w:val="22"/>
-              </w:rPr>
-              <w:t>我的課程。</w:t>
-            </w:r>
-          </w:p>
-        </w:tc>
-        <w:tc>
-          <w:tcPr>
-            <w:tcW w:w="1247" w:type="dxa"/>
-          </w:tcPr>
-          <w:p>
-            <w:pPr>
-              <w:spacing w:before="60" w:after="60"/>
-              <w:jc w:val="center"/>
-            </w:pPr>
-          </w:p>
-        </w:tc>
-        <w:tc>
-          <w:tcPr>
-            <w:tcW w:w="1247" w:type="dxa"/>
-          </w:tcPr>
-          <w:p>
-            <w:pPr>
-              <w:spacing w:before="60" w:after="60"/>
-              <w:jc w:val="center"/>
-            </w:pPr>
-          </w:p>
-        </w:tc>
-      </w:tr>
-      <w:tr>
-        <w:trPr>
-          <w:jc w:val="center"/>
-        </w:trPr>
-        <w:tc>
-          <w:tcPr>
-            <w:tcW w:w="907" w:type="dxa"/>
-          </w:tcPr>
-          <w:p>
-            <w:pPr>
-              <w:spacing w:before="60" w:after="60"/>
-              <w:jc w:val="center"/>
-            </w:pPr>
-            <w:r>
-              <w:rPr>
-                <w:rFonts w:ascii="標楷體" w:hAnsi="標楷體"/>
-                <w:sz w:val="22"/>
-              </w:rPr>
-              <w:t>7</w:t>
-            </w:r>
-          </w:p>
-        </w:tc>
-        <w:tc>
-          <w:tcPr>
-            <w:tcW w:w="6236" w:type="dxa"/>
-          </w:tcPr>
-          <w:p>
-            <w:pPr>
-              <w:spacing w:before="60" w:after="60"/>
-            </w:pPr>
-            <w:r>
-              <w:rPr>
-                <w:rFonts w:ascii="標楷體" w:hAnsi="標楷體"/>
-                <w:sz w:val="22"/>
-              </w:rPr>
-              <w:t>以管理者登入，「全體訓練概況」應列出已有學員之已發布與已關閉課程。</w:t>
-            </w:r>
-          </w:p>
-        </w:tc>
-        <w:tc>
-          <w:tcPr>
-            <w:tcW w:w="1247" w:type="dxa"/>
-          </w:tcPr>
-          <w:p>
-            <w:pPr>
-              <w:spacing w:before="60" w:after="60"/>
-              <w:jc w:val="center"/>
-            </w:pPr>
-          </w:p>
-        </w:tc>
-        <w:tc>
-          <w:tcPr>
-            <w:tcW w:w="1247" w:type="dxa"/>
-          </w:tcPr>
-          <w:p>
-            <w:pPr>
-              <w:spacing w:before="60" w:after="60"/>
-              <w:jc w:val="center"/>
-            </w:pPr>
-          </w:p>
-        </w:tc>
-      </w:tr>
-      <w:tr>
-        <w:trPr>
-          <w:jc w:val="center"/>
-        </w:trPr>
-        <w:tc>
-          <w:tcPr>
-            <w:tcW w:w="907" w:type="dxa"/>
-          </w:tcPr>
-          <w:p>
-            <w:pPr>
-              <w:spacing w:before="60" w:after="60"/>
-              <w:jc w:val="center"/>
-            </w:pPr>
-            <w:r>
-              <w:rPr>
-                <w:rFonts w:ascii="標楷體" w:hAnsi="標楷體"/>
-                <w:sz w:val="22"/>
-              </w:rPr>
-              <w:t>8</w:t>
-            </w:r>
-          </w:p>
-        </w:tc>
-        <w:tc>
-          <w:tcPr>
-            <w:tcW w:w="6236" w:type="dxa"/>
-          </w:tcPr>
-          <w:p>
-            <w:pPr>
-              <w:spacing w:before="60" w:after="60"/>
-            </w:pPr>
-            <w:r>
-              <w:rPr>
-                <w:rFonts w:ascii="標楷體" w:hAnsi="標楷體"/>
-                <w:sz w:val="22"/>
-              </w:rPr>
-              <w:t>以管理者登入，完成率與全體訓練完成率非整數時應無條件捨去，例如實際為</w:t>
-            </w:r>
-            <w:r>
-              <w:rPr>
-                <w:rFonts w:ascii="標楷體" w:hAnsi="標楷體"/>
-                <w:sz w:val="22"/>
-              </w:rPr>
-              <w:t xml:space="preserve"> 66.67% </w:t>
-            </w:r>
-            <w:r>
-              <w:rPr>
-                <w:rFonts w:ascii="標楷體" w:hAnsi="標楷體"/>
-                <w:sz w:val="22"/>
-              </w:rPr>
-              <w:t>者顯示</w:t>
-            </w:r>
-            <w:r>
-              <w:rPr>
-                <w:rFonts w:ascii="標楷體" w:hAnsi="標楷體"/>
-                <w:sz w:val="22"/>
-              </w:rPr>
-              <w:t xml:space="preserve"> 66%</w:t>
-            </w:r>
-            <w:r>
-              <w:rPr>
-                <w:rFonts w:ascii="標楷體" w:hAnsi="標楷體"/>
-                <w:sz w:val="22"/>
-              </w:rPr>
-              <w:t>，不顯示</w:t>
-            </w:r>
-            <w:r>
-              <w:rPr>
-                <w:rFonts w:ascii="標楷體" w:hAnsi="標楷體"/>
-                <w:sz w:val="22"/>
-              </w:rPr>
-              <w:t xml:space="preserve"> 67%</w:t>
-            </w:r>
-            <w:r>
-              <w:rPr>
-                <w:rFonts w:ascii="標楷體" w:hAnsi="標楷體"/>
-                <w:sz w:val="22"/>
-              </w:rPr>
-              <w:t>。</w:t>
-            </w:r>
-          </w:p>
-        </w:tc>
-        <w:tc>
-          <w:tcPr>
-            <w:tcW w:w="1247" w:type="dxa"/>
-          </w:tcPr>
-          <w:p>
-            <w:pPr>
-              <w:spacing w:before="60" w:after="60"/>
-              <w:jc w:val="center"/>
-            </w:pPr>
-          </w:p>
-        </w:tc>
-        <w:tc>
-          <w:tcPr>
-            <w:tcW w:w="1247" w:type="dxa"/>
-          </w:tcPr>
-          <w:p>
-            <w:pPr>
-              <w:spacing w:before="60" w:after="60"/>
-              <w:jc w:val="center"/>
-            </w:pPr>
-          </w:p>
-        </w:tc>
-      </w:tr>
-      <w:tr>
-        <w:trPr>
-          <w:jc w:val="center"/>
-        </w:trPr>
-        <w:tc>
-          <w:tcPr>
-            <w:tcW w:w="907" w:type="dxa"/>
-          </w:tcPr>
-          <w:p>
-            <w:pPr>
-              <w:spacing w:before="60" w:after="60"/>
-              <w:jc w:val="center"/>
-            </w:pPr>
-            <w:r>
-              <w:rPr>
-                <w:rFonts w:ascii="標楷體" w:hAnsi="標楷體"/>
-                <w:sz w:val="22"/>
-              </w:rPr>
-              <w:t>9</w:t>
-            </w:r>
-          </w:p>
-        </w:tc>
-        <w:tc>
-          <w:tcPr>
-            <w:tcW w:w="6236" w:type="dxa"/>
-          </w:tcPr>
-          <w:p>
-            <w:pPr>
-              <w:spacing w:before="60" w:after="60"/>
-            </w:pPr>
-            <w:r>
-              <w:rPr>
-                <w:rFonts w:ascii="標楷體" w:hAnsi="標楷體"/>
-                <w:sz w:val="22"/>
-              </w:rPr>
-              <w:t>於全數完成的課程新增一份教材並生效後回主頁，該課程的完成人數與完成率應下降（原完成者需完成新教材才算完成）。</w:t>
-            </w:r>
-          </w:p>
-        </w:tc>
-        <w:tc>
-          <w:tcPr>
-            <w:tcW w:w="1247" w:type="dxa"/>
-          </w:tcPr>
-          <w:p>
-            <w:pPr>
-              <w:spacing w:before="60" w:after="60"/>
-              <w:jc w:val="center"/>
-            </w:pPr>
-          </w:p>
-        </w:tc>
-        <w:tc>
-          <w:tcPr>
-            <w:tcW w:w="1247" w:type="dxa"/>
-          </w:tcPr>
-          <w:p>
-            <w:pPr>
-              <w:spacing w:before="60" w:after="60"/>
-              <w:jc w:val="center"/>
-            </w:pPr>
-          </w:p>
-        </w:tc>
-      </w:tr>
-      <w:tr>
-        <w:trPr>
-          <w:jc w:val="center"/>
-        </w:trPr>
-        <w:tc>
-          <w:tcPr>
-            <w:tcW w:w="907" w:type="dxa"/>
-          </w:tcPr>
-          <w:p>
-            <w:pPr>
-              <w:spacing w:before="60" w:after="60"/>
-              <w:jc w:val="center"/>
-            </w:pPr>
-            <w:r>
-              <w:rPr>
-                <w:rFonts w:ascii="標楷體" w:hAnsi="標楷體"/>
-                <w:sz w:val="22"/>
-              </w:rPr>
-              <w:t>10</w:t>
-            </w:r>
-          </w:p>
-        </w:tc>
-        <w:tc>
-          <w:tcPr>
-            <w:tcW w:w="6236" w:type="dxa"/>
-          </w:tcPr>
-          <w:p>
-            <w:pPr>
-              <w:spacing w:before="60" w:after="60"/>
-            </w:pPr>
-            <w:r>
-              <w:rPr>
-                <w:rFonts w:ascii="標楷體" w:hAnsi="標楷體"/>
-                <w:sz w:val="22"/>
-              </w:rPr>
-              <w:t>教師本人課程之閱課結束時間在</w:t>
-            </w:r>
-            <w:r>
-              <w:rPr>
-                <w:rFonts w:ascii="標楷體" w:hAnsi="標楷體"/>
-                <w:sz w:val="22"/>
-              </w:rPr>
-              <w:t xml:space="preserve"> 3 </w:t>
-            </w:r>
-            <w:r>
-              <w:rPr>
-                <w:rFonts w:ascii="標楷體" w:hAnsi="標楷體"/>
-                <w:sz w:val="22"/>
-              </w:rPr>
-              <w:t>天內且仍有學員未完成時，「我的課程待辦」應列出該課程、剩餘天數與未完課人數（剩餘天數以整天無條件捨去，例如剩</w:t>
-            </w:r>
-            <w:r>
-              <w:rPr>
-                <w:rFonts w:ascii="標楷體" w:hAnsi="標楷體"/>
-                <w:sz w:val="22"/>
-              </w:rPr>
-              <w:t xml:space="preserve"> 47 </w:t>
-            </w:r>
-            <w:r>
-              <w:rPr>
-                <w:rFonts w:ascii="標楷體" w:hAnsi="標楷體"/>
-                <w:sz w:val="22"/>
-              </w:rPr>
-              <w:t>小時顯示「剩</w:t>
-            </w:r>
-            <w:r>
-              <w:rPr>
-                <w:rFonts w:ascii="標楷體" w:hAnsi="標楷體"/>
-                <w:sz w:val="22"/>
-              </w:rPr>
-              <w:t xml:space="preserve"> 1 </w:t>
-            </w:r>
-            <w:r>
-              <w:rPr>
-                <w:rFonts w:ascii="標楷體" w:hAnsi="標楷體"/>
-                <w:sz w:val="22"/>
-              </w:rPr>
-              <w:t>天」）。</w:t>
-            </w:r>
-          </w:p>
-        </w:tc>
-        <w:tc>
-          <w:tcPr>
-            <w:tcW w:w="1247" w:type="dxa"/>
-          </w:tcPr>
-          <w:p>
-            <w:pPr>
-              <w:spacing w:before="60" w:after="60"/>
-              <w:jc w:val="center"/>
-            </w:pPr>
-          </w:p>
-        </w:tc>
-        <w:tc>
-          <w:tcPr>
-            <w:tcW w:w="1247" w:type="dxa"/>
-          </w:tcPr>
-          <w:p>
-            <w:pPr>
-              <w:spacing w:before="60" w:after="60"/>
-              <w:jc w:val="center"/>
-            </w:pPr>
-          </w:p>
-        </w:tc>
-      </w:tr>
-      <w:tr>
-        <w:trPr>
-          <w:jc w:val="center"/>
-        </w:trPr>
-        <w:tc>
-          <w:tcPr>
-            <w:tcW w:w="907" w:type="dxa"/>
-          </w:tcPr>
-          <w:p>
-            <w:pPr>
-              <w:spacing w:before="60" w:after="60"/>
-              <w:jc w:val="center"/>
-            </w:pPr>
-            <w:r>
-              <w:rPr>
-                <w:rFonts w:ascii="標楷體" w:hAnsi="標楷體"/>
-                <w:sz w:val="22"/>
-              </w:rPr>
-              <w:t>11</w:t>
-            </w:r>
-          </w:p>
-        </w:tc>
-        <w:tc>
-          <w:tcPr>
-            <w:tcW w:w="6236" w:type="dxa"/>
-          </w:tcPr>
-          <w:p>
-            <w:pPr>
-              <w:spacing w:before="60" w:after="60"/>
-            </w:pPr>
-            <w:r>
-              <w:rPr>
-                <w:rFonts w:ascii="標楷體" w:hAnsi="標楷體"/>
-                <w:sz w:val="22"/>
-              </w:rPr>
-              <w:t>閱課結束時間同樣在</w:t>
-            </w:r>
-            <w:r>
-              <w:rPr>
-                <w:rFonts w:ascii="標楷體" w:hAnsi="標楷體"/>
-                <w:sz w:val="22"/>
-              </w:rPr>
-              <w:t xml:space="preserve"> 3 </w:t>
-            </w:r>
-            <w:r>
-              <w:rPr>
-                <w:rFonts w:ascii="標楷體" w:hAnsi="標楷體"/>
-                <w:sz w:val="22"/>
-              </w:rPr>
-              <w:t>天內、但學員已全數完成的課程，不應列於「我的課程</w:t>
-            </w:r>
-            <w:r>
-              <w:rPr>
-                <w:rFonts w:ascii="標楷體" w:hAnsi="標楷體"/>
-                <w:sz w:val="22"/>
-              </w:rPr>
-              <w:t>待辦」。</w:t>
-            </w:r>
-          </w:p>
-        </w:tc>
-        <w:tc>
-          <w:tcPr>
-            <w:tcW w:w="1247" w:type="dxa"/>
-          </w:tcPr>
-          <w:p>
-            <w:pPr>
-              <w:spacing w:before="60" w:after="60"/>
-              <w:jc w:val="center"/>
-            </w:pPr>
-          </w:p>
-        </w:tc>
-        <w:tc>
-          <w:tcPr>
-            <w:tcW w:w="1247" w:type="dxa"/>
-          </w:tcPr>
-          <w:p>
-            <w:pPr>
-              <w:spacing w:before="60" w:after="60"/>
-              <w:jc w:val="center"/>
-            </w:pPr>
-          </w:p>
-        </w:tc>
-      </w:tr>
-      <w:tr>
-        <w:trPr>
-          <w:jc w:val="center"/>
-        </w:trPr>
-        <w:tc>
-          <w:tcPr>
-            <w:tcW w:w="907" w:type="dxa"/>
-          </w:tcPr>
-          <w:p>
-            <w:pPr>
-              <w:spacing w:before="60" w:after="60"/>
-              <w:jc w:val="center"/>
-            </w:pPr>
-            <w:r>
-              <w:rPr>
-                <w:rFonts w:ascii="標楷體" w:hAnsi="標楷體"/>
-                <w:sz w:val="22"/>
-              </w:rPr>
-              <w:t>12</w:t>
-            </w:r>
-          </w:p>
-        </w:tc>
-        <w:tc>
-          <w:tcPr>
-            <w:tcW w:w="6236" w:type="dxa"/>
-          </w:tcPr>
-          <w:p>
-            <w:pPr>
-              <w:spacing w:before="60" w:after="60"/>
-            </w:pPr>
-            <w:r>
-              <w:rPr>
-                <w:rFonts w:ascii="標楷體" w:hAnsi="標楷體"/>
-                <w:sz w:val="22"/>
-              </w:rPr>
               <w:t>教師本人有草稿課程時，「我的課程待辦」應顯示「有</w:t>
             </w:r>
             <w:r>
@@ -2739,77 +2318,14 @@
                 <w:rFonts w:ascii="標楷體" w:hAnsi="標楷體"/>
                 <w:sz w:val="22"/>
               </w:rPr>
-              <w:t>與課程列表中本人的草稿數相同。</w:t>
-            </w:r>
-          </w:p>
-        </w:tc>
-        <w:tc>
-          <w:tcPr>
-            <w:tcW w:w="1247" w:type="dxa"/>
-          </w:tcPr>
-          <w:p>
-            <w:pPr>
-              <w:spacing w:before="60" w:after="60"/>
-              <w:jc w:val="center"/>
-            </w:pPr>
-          </w:p>
-        </w:tc>
-        <w:tc>
-          <w:tcPr>
-            <w:tcW w:w="1247" w:type="dxa"/>
-          </w:tcPr>
-          <w:p>
-            <w:pPr>
-              <w:spacing w:before="60" w:after="60"/>
-              <w:jc w:val="center"/>
-            </w:pPr>
-          </w:p>
-        </w:tc>
-      </w:tr>
-      <w:tr>
-        <w:trPr>
-          <w:jc w:val="center"/>
-        </w:trPr>
-        <w:tc>
-          <w:tcPr>
-            <w:tcW w:w="907" w:type="dxa"/>
-          </w:tcPr>
-          <w:p>
-            <w:pPr>
-              <w:spacing w:before="60" w:after="60"/>
-              <w:jc w:val="center"/>
-            </w:pPr>
-            <w:r>
-              <w:rPr>
-                <w:rFonts w:ascii="標楷體" w:hAnsi="標楷體"/>
-                <w:sz w:val="22"/>
-              </w:rPr>
-              <w:t>13</w:t>
-            </w:r>
-          </w:p>
-        </w:tc>
-        <w:tc>
-          <w:tcPr>
-            <w:tcW w:w="6236" w:type="dxa"/>
-          </w:tcPr>
-          <w:p>
-            <w:pPr>
-              <w:spacing w:before="60" w:after="60"/>
-            </w:pPr>
-            <w:r>
-              <w:rPr>
-                <w:rFonts w:ascii="標楷體" w:hAnsi="標楷體"/>
-                <w:sz w:val="22"/>
-              </w:rPr>
-              <w:t>按「我的課程待辦」中的課程列，應進入該課程的編輯頁；按</w:t>
-            </w:r>
-            <w:r>
-              <w:rPr>
-                <w:rFonts w:ascii="標楷體" w:hAnsi="標楷體"/>
-                <w:sz w:val="22"/>
-              </w:rPr>
-              <w:lastRenderedPageBreak/>
-              <w:t>「前往課程列表」應進入</w:t>
+              <w:t>與課程列表中本人的草稿數相同；按「我的課程待辦」中的課程列應進入該課程的編輯頁，按「前往課程列</w:t>
+            </w:r>
+            <w:r>
+              <w:rPr>
+                <w:rFonts w:ascii="標楷體" w:hAnsi="標楷體"/>
+                <w:sz w:val="22"/>
+              </w:rPr>
+              <w:t>表」應進入</w:t>
             </w:r>
             <w:r>
               <w:rPr>
@@ -2824,82 +2340,6 @@
                 <w:sz w:val="22"/>
               </w:rPr>
               <w:t>課程列表。</w:t>
-            </w:r>
-          </w:p>
-        </w:tc>
-        <w:tc>
-          <w:tcPr>
-            <w:tcW w:w="1247" w:type="dxa"/>
-          </w:tcPr>
-          <w:p>
-            <w:pPr>
-              <w:spacing w:before="60" w:after="60"/>
-              <w:jc w:val="center"/>
-            </w:pPr>
-          </w:p>
-        </w:tc>
-        <w:tc>
-          <w:tcPr>
-            <w:tcW w:w="1247" w:type="dxa"/>
-          </w:tcPr>
-          <w:p>
-            <w:pPr>
-              <w:spacing w:before="60" w:after="60"/>
-              <w:jc w:val="center"/>
-            </w:pPr>
-          </w:p>
-        </w:tc>
-      </w:tr>
-      <w:tr>
-        <w:trPr>
-          <w:jc w:val="center"/>
-        </w:trPr>
-        <w:tc>
-          <w:tcPr>
-            <w:tcW w:w="907" w:type="dxa"/>
-          </w:tcPr>
-          <w:p>
-            <w:pPr>
-              <w:spacing w:before="60" w:after="60"/>
-              <w:jc w:val="center"/>
-            </w:pPr>
-            <w:r>
-              <w:rPr>
-                <w:rFonts w:ascii="標楷體" w:hAnsi="標楷體"/>
-                <w:sz w:val="22"/>
-              </w:rPr>
-              <w:t>14</w:t>
-            </w:r>
-          </w:p>
-        </w:tc>
-        <w:tc>
-          <w:tcPr>
-            <w:tcW w:w="6236" w:type="dxa"/>
-          </w:tcPr>
-          <w:p>
-            <w:pPr>
-              <w:spacing w:before="60" w:after="60"/>
-            </w:pPr>
-            <w:r>
-              <w:rPr>
-                <w:rFonts w:ascii="標楷體" w:hAnsi="標楷體"/>
-                <w:sz w:val="22"/>
-              </w:rPr>
-              <w:t>以未加入任何課程、亦不具教師或管理者角色的帳號登入，主頁不應出現「</w:t>
-            </w:r>
-            <w:r>
-              <w:rPr>
-                <w:rFonts w:ascii="標楷體" w:hAnsi="標楷體"/>
-                <w:sz w:val="22"/>
-              </w:rPr>
-              <w:t xml:space="preserve">ET </w:t>
-            </w:r>
-            <w:r>
-              <w:rPr>
-                <w:rFonts w:ascii="標楷體" w:hAnsi="標楷體"/>
-                <w:sz w:val="22"/>
-              </w:rPr>
-              <w:t>教育訓練概況」。</w:t>
             </w:r>
           </w:p>
         </w:tc>
@@ -2931,7 +2371,7 @@
       <w:pPr>
         <w:pStyle w:val="1"/>
       </w:pPr>
-      <w:bookmarkStart w:id="3" w:name="_Toc243386889"/>
+      <w:bookmarkStart w:id="3" w:name="_Toc243485617"/>
       <w:r>
         <w:lastRenderedPageBreak/>
         <w:t xml:space="preserve">DP01 </w:t>
@@ -3397,21 +2837,28 @@
                 <w:rFonts w:ascii="標楷體" w:hAnsi="標楷體"/>
                 <w:sz w:val="22"/>
               </w:rPr>
-              <w:t>於「關鍵字（姓名</w:t>
-            </w:r>
-            <w:r>
-              <w:rPr>
-                <w:rFonts w:ascii="標楷體" w:hAnsi="標楷體"/>
-                <w:sz w:val="22"/>
-              </w:rPr>
-              <w:t xml:space="preserve"> / Email</w:t>
-            </w:r>
-            <w:r>
-              <w:rPr>
-                <w:rFonts w:ascii="標楷體" w:hAnsi="標楷體"/>
-                <w:sz w:val="22"/>
-              </w:rPr>
-              <w:t>）」輸入姓名片段，清單應自動更新，不需另按查詢鈕。</w:t>
+              <w:t>以關鍵字（姓名</w:t>
+            </w:r>
+            <w:r>
+              <w:rPr>
+                <w:rFonts w:ascii="標楷體" w:hAnsi="標楷體"/>
+                <w:sz w:val="22"/>
+              </w:rPr>
+              <w:t xml:space="preserve"> / </w:t>
+            </w:r>
+            <w:r>
+              <w:rPr>
+                <w:rFonts w:ascii="標楷體" w:hAnsi="標楷體"/>
+                <w:sz w:val="22"/>
+              </w:rPr>
+              <w:t>Email</w:t>
+            </w:r>
+            <w:r>
+              <w:rPr>
+                <w:rFonts w:ascii="標楷體" w:hAnsi="標楷體"/>
+                <w:sz w:val="22"/>
+              </w:rPr>
+              <w:t>）、帳號狀態任一條件或組合查詢，清單應只列出符合條件的帳號；關鍵字輸入後清單應自動更新，不需另按查詢鈕。</w:t>
             </w:r>
           </w:p>
         </w:tc>
@@ -3473,21 +2920,49 @@
                 <w:rFonts w:ascii="標楷體" w:hAnsi="標楷體"/>
                 <w:sz w:val="22"/>
               </w:rPr>
-              <w:t>於「帳號狀態」選「已停用」，清單應只列出狀態為已停用的帳號；併用關鍵字時兩項條件應同時成立。（需先有已停用的帳號；沒有時可先依第</w:t>
-            </w:r>
-            <w:r>
-              <w:rPr>
-                <w:rFonts w:ascii="標楷體" w:hAnsi="標楷體"/>
-                <w:sz w:val="22"/>
-              </w:rPr>
-              <w:t xml:space="preserve"> 16 </w:t>
-            </w:r>
-            <w:r>
-              <w:rPr>
-                <w:rFonts w:ascii="標楷體" w:hAnsi="標楷體"/>
-                <w:sz w:val="22"/>
-              </w:rPr>
-              <w:t>項停用一個帳號再測本項）</w:t>
+              <w:t>按「建立帳號」填入未使用過的</w:t>
+            </w:r>
+            <w:r>
+              <w:rPr>
+                <w:rFonts w:ascii="標楷體" w:hAnsi="標楷體"/>
+                <w:sz w:val="22"/>
+              </w:rPr>
+              <w:t xml:space="preserve"> Email </w:t>
+            </w:r>
+            <w:r>
+              <w:rPr>
+                <w:rFonts w:ascii="標楷體" w:hAnsi="標楷體"/>
+                <w:sz w:val="22"/>
+              </w:rPr>
+              <w:t>與姓名，按「寄送邀請」並確認，該筆應出現在「待啟用邀請」頁籤、頁籤上的數字等於該清單的實際筆數，「帳號」頁籤不應出現該筆；收信並於效期內點連結設定密碼後，該筆應自「待啟用邀請」消失並出現在「帳號」頁籤、狀態為啟用中；以該</w:t>
+            </w:r>
+            <w:r>
+              <w:rPr>
+                <w:rFonts w:ascii="標楷體" w:hAnsi="標楷體"/>
+                <w:sz w:val="22"/>
+              </w:rPr>
+              <w:t xml:space="preserve"> Email </w:t>
+            </w:r>
+            <w:r>
+              <w:rPr>
+                <w:rFonts w:ascii="標楷體" w:hAnsi="標楷體"/>
+                <w:sz w:val="22"/>
+              </w:rPr>
+              <w:t>登入應可直接進入系統、不再要求變更密碼，於</w:t>
+            </w:r>
+            <w:r>
+              <w:rPr>
+                <w:rFonts w:ascii="標楷體" w:hAnsi="標楷體"/>
+                <w:sz w:val="22"/>
+              </w:rPr>
+              <w:t xml:space="preserve"> DP02 </w:t>
+            </w:r>
+            <w:r>
+              <w:rPr>
+                <w:rFonts w:ascii="標楷體" w:hAnsi="標楷體"/>
+                <w:sz w:val="22"/>
+              </w:rPr>
+              <w:t>權限管理查看該使用者應已具教育訓練的學員角色。</w:t>
             </w:r>
           </w:p>
         </w:tc>
@@ -3549,21 +3024,35 @@
                 <w:rFonts w:ascii="標楷體" w:hAnsi="標楷體"/>
                 <w:sz w:val="22"/>
               </w:rPr>
-              <w:t>切換至「待啟用邀請」頁籤，頁籤上的數字應等於該清單的實際筆數。（需先有待啟用邀請；沒有時可於第</w:t>
-            </w:r>
-            <w:r>
-              <w:rPr>
-                <w:rFonts w:ascii="標楷體" w:hAnsi="標楷體"/>
-                <w:sz w:val="22"/>
-              </w:rPr>
-              <w:t xml:space="preserve"> 5 </w:t>
-            </w:r>
-            <w:r>
-              <w:rPr>
-                <w:rFonts w:ascii="標楷體" w:hAnsi="標楷體"/>
-                <w:sz w:val="22"/>
-              </w:rPr>
-              <w:t>項寄出邀請後再測本項）</w:t>
+              <w:t>以既有帳號的</w:t>
+            </w:r>
+            <w:r>
+              <w:rPr>
+                <w:rFonts w:ascii="標楷體" w:hAnsi="標楷體"/>
+                <w:sz w:val="22"/>
+              </w:rPr>
+              <w:t xml:space="preserve"> Email </w:t>
+            </w:r>
+            <w:r>
+              <w:rPr>
+                <w:rFonts w:ascii="標楷體" w:hAnsi="標楷體"/>
+                <w:sz w:val="22"/>
+              </w:rPr>
+              <w:t>建立帳號，應擋下並提示該</w:t>
+            </w:r>
+            <w:r>
+              <w:rPr>
+                <w:rFonts w:ascii="標楷體" w:hAnsi="標楷體"/>
+                <w:sz w:val="22"/>
+              </w:rPr>
+              <w:t xml:space="preserve"> Email </w:t>
+            </w:r>
+            <w:r>
+              <w:rPr>
+                <w:rFonts w:ascii="標楷體" w:hAnsi="標楷體"/>
+                <w:sz w:val="22"/>
+              </w:rPr>
+              <w:t>已被使用，且不產生新的邀請。</w:t>
             </w:r>
           </w:p>
         </w:tc>
@@ -3625,7 +3114,7 @@
                 <w:rFonts w:ascii="標楷體" w:hAnsi="標楷體"/>
                 <w:sz w:val="22"/>
               </w:rPr>
-              <w:t>按「建立帳號」填入未使用過的</w:t>
+              <w:t>以已有有效中待啟用邀請的</w:t>
             </w:r>
             <w:r>
               <w:rPr>
@@ -3639,7 +3128,7 @@
                 <w:rFonts w:ascii="標楷體" w:hAnsi="標楷體"/>
                 <w:sz w:val="22"/>
               </w:rPr>
-              <w:t>與姓名，按「寄送邀請」並確認，該筆應出現在「待啟用邀請」頁籤。</w:t>
+              <w:t>再建立一次，應擋下並提示改用重寄，且不產生第二筆邀請（邀請已逾期者會直接重新寄出，不適用本項）。</w:t>
             </w:r>
           </w:p>
         </w:tc>
@@ -3701,21 +3190,7 @@
                 <w:rFonts w:ascii="標楷體" w:hAnsi="標楷體"/>
                 <w:sz w:val="22"/>
               </w:rPr>
-              <w:t>承上，「帳號」頁籤不應出現該筆</w:t>
-            </w:r>
-            <w:r>
-              <w:rPr>
-                <w:rFonts w:ascii="標楷體" w:hAnsi="標楷體"/>
-                <w:sz w:val="22"/>
-              </w:rPr>
-              <w:t>——</w:t>
-            </w:r>
-            <w:r>
-              <w:rPr>
-                <w:rFonts w:ascii="標楷體" w:hAnsi="標楷體"/>
-                <w:sz w:val="22"/>
-              </w:rPr>
-              <w:t>使用者完成設定密碼前不建立帳號。</w:t>
+              <w:t>對一筆有效中的邀請按「重寄邀請」，應顯示已重寄，原連結應失效、新連結可正常設定密碼；立即再按一次「重寄邀請」，應被擋下並顯示尚需等待的分鐘數。</w:t>
             </w:r>
           </w:p>
         </w:tc>
@@ -3777,7 +3252,7 @@
                 <w:rFonts w:ascii="標楷體" w:hAnsi="標楷體"/>
                 <w:sz w:val="22"/>
               </w:rPr>
-              <w:t>承上，收信並點連結、於效期內設定密碼後，該筆應自「待啟用邀請」消失並出現在「帳號」頁籤、狀態為啟用中。</w:t>
+              <w:t>邀請逾期後查看「待啟用邀請」，該筆邀請狀態應顯示「已逾期」，且其連結無法再設定密碼。</w:t>
             </w:r>
           </w:p>
         </w:tc>
@@ -3839,7 +3314,7 @@
                 <w:rFonts w:ascii="標楷體" w:hAnsi="標楷體"/>
                 <w:sz w:val="22"/>
               </w:rPr>
-              <w:t>承上，以該</w:t>
+              <w:t>對一筆邀請按「取消邀請」並確認，該筆應自清單消失，且該</w:t>
             </w:r>
             <w:r>
               <w:rPr>
@@ -3853,7 +3328,7 @@
                 <w:rFonts w:ascii="標楷體" w:hAnsi="標楷體"/>
                 <w:sz w:val="22"/>
               </w:rPr>
-              <w:t>登入應可直接進入系統，不應再要求變更密碼。</w:t>
+              <w:t>可重新建立帳號。</w:t>
             </w:r>
           </w:p>
         </w:tc>
@@ -3915,21 +3390,43 @@
                 <w:rFonts w:ascii="標楷體" w:hAnsi="標楷體"/>
                 <w:sz w:val="22"/>
               </w:rPr>
-              <w:t>承上，於</w:t>
-            </w:r>
-            <w:r>
-              <w:rPr>
-                <w:rFonts w:ascii="標楷體" w:hAnsi="標楷體"/>
-                <w:sz w:val="22"/>
-              </w:rPr>
-              <w:t xml:space="preserve"> DP02 </w:t>
-            </w:r>
-            <w:r>
-              <w:rPr>
-                <w:rFonts w:ascii="標楷體" w:hAnsi="標楷體"/>
-                <w:sz w:val="22"/>
-              </w:rPr>
-              <w:t>權限管理查看該使用者，應已具教育訓練的學員角色。</w:t>
+              <w:t>對某帳號按「編輯」，「帳號（</w:t>
+            </w:r>
+            <w:r>
+              <w:rPr>
+                <w:rFonts w:ascii="標楷體" w:hAnsi="標楷體"/>
+                <w:sz w:val="22"/>
+              </w:rPr>
+              <w:t>Email</w:t>
+            </w:r>
+            <w:r>
+              <w:rPr>
+                <w:rFonts w:ascii="標楷體" w:hAnsi="標楷體"/>
+                <w:sz w:val="22"/>
+              </w:rPr>
+              <w:t>）」欄位應為唯讀不可輸入；修改「姓名」後按「儲存」並確認，清單該列姓名應更</w:t>
+            </w:r>
+            <w:r>
+              <w:rPr>
+                <w:rFonts w:ascii="標楷體" w:hAnsi="標楷體"/>
+                <w:sz w:val="22"/>
+              </w:rPr>
+              <w:lastRenderedPageBreak/>
+              <w:t>新為新值，</w:t>
+            </w:r>
+            <w:r>
+              <w:rPr>
+                <w:rFonts w:ascii="標楷體" w:hAnsi="標楷體"/>
+                <w:sz w:val="22"/>
+              </w:rPr>
+              <w:t xml:space="preserve">Email </w:t>
+            </w:r>
+            <w:r>
+              <w:rPr>
+                <w:rFonts w:ascii="標楷體" w:hAnsi="標楷體"/>
+                <w:sz w:val="22"/>
+              </w:rPr>
+              <w:t>不變。</w:t>
             </w:r>
           </w:p>
         </w:tc>
@@ -3991,35 +3488,7 @@
                 <w:rFonts w:ascii="標楷體" w:hAnsi="標楷體"/>
                 <w:sz w:val="22"/>
               </w:rPr>
-              <w:t>以既有帳號的</w:t>
-            </w:r>
-            <w:r>
-              <w:rPr>
-                <w:rFonts w:ascii="標楷體" w:hAnsi="標楷體"/>
-                <w:sz w:val="22"/>
-              </w:rPr>
-              <w:t xml:space="preserve"> Email </w:t>
-            </w:r>
-            <w:r>
-              <w:rPr>
-                <w:rFonts w:ascii="標楷體" w:hAnsi="標楷體"/>
-                <w:sz w:val="22"/>
-              </w:rPr>
-              <w:t>建立帳號，應擋下並提示該</w:t>
-            </w:r>
-            <w:r>
-              <w:rPr>
-                <w:rFonts w:ascii="標楷體" w:hAnsi="標楷體"/>
-                <w:sz w:val="22"/>
-              </w:rPr>
-              <w:t xml:space="preserve"> Email </w:t>
-            </w:r>
-            <w:r>
-              <w:rPr>
-                <w:rFonts w:ascii="標楷體" w:hAnsi="標楷體"/>
-                <w:sz w:val="22"/>
-              </w:rPr>
-              <w:t>已被使用，且不產生新的邀請。</w:t>
+              <w:t>本人帳號那一列的「停用」應為灰色無法按，滑鼠移上去顯示「無法停用自己的帳號」；他人帳號那一列的「停用」可正常按。</w:t>
             </w:r>
           </w:p>
         </w:tc>
@@ -4081,21 +3550,7 @@
                 <w:rFonts w:ascii="標楷體" w:hAnsi="標楷體"/>
                 <w:sz w:val="22"/>
               </w:rPr>
-              <w:t>以已有有效中待啟用邀請的</w:t>
-            </w:r>
-            <w:r>
-              <w:rPr>
-                <w:rFonts w:ascii="標楷體" w:hAnsi="標楷體"/>
-                <w:sz w:val="22"/>
-              </w:rPr>
-              <w:t xml:space="preserve"> Email </w:t>
-            </w:r>
-            <w:r>
-              <w:rPr>
-                <w:rFonts w:ascii="標楷體" w:hAnsi="標楷體"/>
-                <w:sz w:val="22"/>
-              </w:rPr>
-              <w:t>再建立一次，應擋下並提示改用重寄，且不產生第二筆邀請（邀請已逾期者會直接重新寄出，不適用本項）。</w:t>
+              <w:t>對一個啟用中的帳號按「停用」並確認，該列狀態應變為「已停用」、按鈕改為「啟用」；該使用者若仍在使用中，於教育訓練或文件管理的下一個操作應立即回到登入畫面並顯示「帳號已停用，請洽管理者」，不需等待其閒置登出。</w:t>
             </w:r>
           </w:p>
         </w:tc>
@@ -4140,7 +3595,6 @@
                 <w:rFonts w:ascii="標楷體" w:hAnsi="標楷體"/>
                 <w:sz w:val="22"/>
               </w:rPr>
-              <w:lastRenderedPageBreak/>
               <w:t>12</w:t>
             </w:r>
           </w:p>
@@ -4158,7 +3612,7 @@
                 <w:rFonts w:ascii="標楷體" w:hAnsi="標楷體"/>
                 <w:sz w:val="22"/>
               </w:rPr>
-              <w:t>對一筆有效中的邀請按「重寄邀請」，應顯示已重寄；原連結應失效，新連結可正常設定密碼。</w:t>
+              <w:t>帳號被停用後，對其按「啟用」，狀態應恢復為「啟用中」，該使用者可再次登入。</w:t>
             </w:r>
           </w:p>
         </w:tc>
@@ -4220,7 +3674,7 @@
                 <w:rFonts w:ascii="標楷體" w:hAnsi="標楷體"/>
                 <w:sz w:val="22"/>
               </w:rPr>
-              <w:t>承上，立即再按一次「重寄邀請」，應被擋下並顯示尚需等待的分鐘數。</w:t>
+              <w:t>帳號因連續輸入錯誤密碼而鎖定後，對其按「解鎖」，狀態應恢復為「啟用中」，該使用者可立即以正確密碼登入。</w:t>
             </w:r>
           </w:p>
         </w:tc>
@@ -4282,669 +3736,7 @@
                 <w:rFonts w:ascii="標楷體" w:hAnsi="標楷體"/>
                 <w:sz w:val="22"/>
               </w:rPr>
-              <w:t>對一筆邀請按「取消邀請」並確認，該筆應自清單消失，且該</w:t>
-            </w:r>
-            <w:r>
-              <w:rPr>
-                <w:rFonts w:ascii="標楷體" w:hAnsi="標楷體"/>
-                <w:sz w:val="22"/>
-              </w:rPr>
-              <w:t xml:space="preserve"> Email </w:t>
-            </w:r>
-            <w:r>
-              <w:rPr>
-                <w:rFonts w:ascii="標楷體" w:hAnsi="標楷體"/>
-                <w:sz w:val="22"/>
-              </w:rPr>
-              <w:t>可重新建立帳號。</w:t>
-            </w:r>
-          </w:p>
-        </w:tc>
-        <w:tc>
-          <w:tcPr>
-            <w:tcW w:w="1247" w:type="dxa"/>
-          </w:tcPr>
-          <w:p>
-            <w:pPr>
-              <w:spacing w:before="60" w:after="60"/>
-              <w:jc w:val="center"/>
-            </w:pPr>
-          </w:p>
-        </w:tc>
-        <w:tc>
-          <w:tcPr>
-            <w:tcW w:w="1247" w:type="dxa"/>
-          </w:tcPr>
-          <w:p>
-            <w:pPr>
-              <w:spacing w:before="60" w:after="60"/>
-              <w:jc w:val="center"/>
-            </w:pPr>
-          </w:p>
-        </w:tc>
-      </w:tr>
-      <w:tr>
-        <w:trPr>
-          <w:jc w:val="center"/>
-        </w:trPr>
-        <w:tc>
-          <w:tcPr>
-            <w:tcW w:w="907" w:type="dxa"/>
-          </w:tcPr>
-          <w:p>
-            <w:pPr>
-              <w:spacing w:before="60" w:after="60"/>
-              <w:jc w:val="center"/>
-            </w:pPr>
-            <w:r>
-              <w:rPr>
-                <w:rFonts w:ascii="標楷體" w:hAnsi="標楷體"/>
-                <w:sz w:val="22"/>
-              </w:rPr>
-              <w:t>15</w:t>
-            </w:r>
-          </w:p>
-        </w:tc>
-        <w:tc>
-          <w:tcPr>
-            <w:tcW w:w="6236" w:type="dxa"/>
-          </w:tcPr>
-          <w:p>
-            <w:pPr>
-              <w:spacing w:before="60" w:after="60"/>
-            </w:pPr>
-            <w:r>
-              <w:rPr>
-                <w:rFonts w:ascii="標楷體" w:hAnsi="標楷體"/>
-                <w:sz w:val="22"/>
-              </w:rPr>
-              <w:t>邀請逾期後查看「待啟用邀請」，該筆邀請狀態應顯示「已逾期」，且其連結無法再設定密碼。</w:t>
-            </w:r>
-          </w:p>
-        </w:tc>
-        <w:tc>
-          <w:tcPr>
-            <w:tcW w:w="1247" w:type="dxa"/>
-          </w:tcPr>
-          <w:p>
-            <w:pPr>
-              <w:spacing w:before="60" w:after="60"/>
-              <w:jc w:val="center"/>
-            </w:pPr>
-          </w:p>
-        </w:tc>
-        <w:tc>
-          <w:tcPr>
-            <w:tcW w:w="1247" w:type="dxa"/>
-          </w:tcPr>
-          <w:p>
-            <w:pPr>
-              <w:spacing w:before="60" w:after="60"/>
-              <w:jc w:val="center"/>
-            </w:pPr>
-          </w:p>
-        </w:tc>
-      </w:tr>
-      <w:tr>
-        <w:trPr>
-          <w:jc w:val="center"/>
-        </w:trPr>
-        <w:tc>
-          <w:tcPr>
-            <w:tcW w:w="907" w:type="dxa"/>
-          </w:tcPr>
-          <w:p>
-            <w:pPr>
-              <w:spacing w:before="60" w:after="60"/>
-              <w:jc w:val="center"/>
-            </w:pPr>
-            <w:r>
-              <w:rPr>
-                <w:rFonts w:ascii="標楷體" w:hAnsi="標楷體"/>
-                <w:sz w:val="22"/>
-              </w:rPr>
-              <w:t>16</w:t>
-            </w:r>
-          </w:p>
-        </w:tc>
-        <w:tc>
-          <w:tcPr>
-            <w:tcW w:w="6236" w:type="dxa"/>
-          </w:tcPr>
-          <w:p>
-            <w:pPr>
-              <w:spacing w:before="60" w:after="60"/>
-            </w:pPr>
-            <w:r>
-              <w:rPr>
-                <w:rFonts w:ascii="標楷體" w:hAnsi="標楷體"/>
-                <w:sz w:val="22"/>
-              </w:rPr>
-              <w:t>對一個啟用中的帳號按「停用」並確認，該列狀態應變為「已停用」，按鈕改為「啟用」。</w:t>
-            </w:r>
-          </w:p>
-        </w:tc>
-        <w:tc>
-          <w:tcPr>
-            <w:tcW w:w="1247" w:type="dxa"/>
-          </w:tcPr>
-          <w:p>
-            <w:pPr>
-              <w:spacing w:before="60" w:after="60"/>
-              <w:jc w:val="center"/>
-            </w:pPr>
-          </w:p>
-        </w:tc>
-        <w:tc>
-          <w:tcPr>
-            <w:tcW w:w="1247" w:type="dxa"/>
-          </w:tcPr>
-          <w:p>
-            <w:pPr>
-              <w:spacing w:before="60" w:after="60"/>
-              <w:jc w:val="center"/>
-            </w:pPr>
-          </w:p>
-        </w:tc>
-      </w:tr>
-      <w:tr>
-        <w:trPr>
-          <w:jc w:val="center"/>
-        </w:trPr>
-        <w:tc>
-          <w:tcPr>
-            <w:tcW w:w="907" w:type="dxa"/>
-          </w:tcPr>
-          <w:p>
-            <w:pPr>
-              <w:spacing w:before="60" w:after="60"/>
-              <w:jc w:val="center"/>
-            </w:pPr>
-            <w:r>
-              <w:rPr>
-                <w:rFonts w:ascii="標楷體" w:hAnsi="標楷體"/>
-                <w:sz w:val="22"/>
-              </w:rPr>
-              <w:t>17</w:t>
-            </w:r>
-          </w:p>
-        </w:tc>
-        <w:tc>
-          <w:tcPr>
-            <w:tcW w:w="6236" w:type="dxa"/>
-          </w:tcPr>
-          <w:p>
-            <w:pPr>
-              <w:spacing w:before="60" w:after="60"/>
-            </w:pPr>
-            <w:r>
-              <w:rPr>
-                <w:rFonts w:ascii="標楷體" w:hAnsi="標楷體"/>
-                <w:sz w:val="22"/>
-              </w:rPr>
-              <w:t>承上，該使用者若仍在使用中，於教育訓練或文件管理的下一個操作應立即回到登入畫面，並顯示「帳號已停用，請洽管理者」，不需等待其閒置登出。</w:t>
-            </w:r>
-          </w:p>
-        </w:tc>
-        <w:tc>
-          <w:tcPr>
-            <w:tcW w:w="1247" w:type="dxa"/>
-          </w:tcPr>
-          <w:p>
-            <w:pPr>
-              <w:spacing w:before="60" w:after="60"/>
-              <w:jc w:val="center"/>
-            </w:pPr>
-          </w:p>
-        </w:tc>
-        <w:tc>
-          <w:tcPr>
-            <w:tcW w:w="1247" w:type="dxa"/>
-          </w:tcPr>
-          <w:p>
-            <w:pPr>
-              <w:spacing w:before="60" w:after="60"/>
-              <w:jc w:val="center"/>
-            </w:pPr>
-          </w:p>
-        </w:tc>
-      </w:tr>
-      <w:tr>
-        <w:trPr>
-          <w:jc w:val="center"/>
-        </w:trPr>
-        <w:tc>
-          <w:tcPr>
-            <w:tcW w:w="907" w:type="dxa"/>
-          </w:tcPr>
-          <w:p>
-            <w:pPr>
-              <w:spacing w:before="60" w:after="60"/>
-              <w:jc w:val="center"/>
-            </w:pPr>
-            <w:r>
-              <w:rPr>
-                <w:rFonts w:ascii="標楷體" w:hAnsi="標楷體"/>
-                <w:sz w:val="22"/>
-              </w:rPr>
-              <w:t>18</w:t>
-            </w:r>
-          </w:p>
-        </w:tc>
-        <w:tc>
-          <w:tcPr>
-            <w:tcW w:w="6236" w:type="dxa"/>
-          </w:tcPr>
-          <w:p>
-            <w:pPr>
-              <w:spacing w:before="60" w:after="60"/>
-            </w:pPr>
-            <w:r>
-              <w:rPr>
-                <w:rFonts w:ascii="標楷體" w:hAnsi="標楷體"/>
-                <w:sz w:val="22"/>
-              </w:rPr>
-              <w:t>對已停用的帳號按「啟用」，狀態應恢復為「啟用中」，該使用者可再次登入。</w:t>
-            </w:r>
-          </w:p>
-        </w:tc>
-        <w:tc>
-          <w:tcPr>
-            <w:tcW w:w="1247" w:type="dxa"/>
-          </w:tcPr>
-          <w:p>
-            <w:pPr>
-              <w:spacing w:before="60" w:after="60"/>
-              <w:jc w:val="center"/>
-            </w:pPr>
-          </w:p>
-        </w:tc>
-        <w:tc>
-          <w:tcPr>
-            <w:tcW w:w="1247" w:type="dxa"/>
-          </w:tcPr>
-          <w:p>
-            <w:pPr>
-              <w:spacing w:before="60" w:after="60"/>
-              <w:jc w:val="center"/>
-            </w:pPr>
-          </w:p>
-        </w:tc>
-      </w:tr>
-      <w:tr>
-        <w:trPr>
-          <w:jc w:val="center"/>
-        </w:trPr>
-        <w:tc>
-          <w:tcPr>
-            <w:tcW w:w="907" w:type="dxa"/>
-          </w:tcPr>
-          <w:p>
-            <w:pPr>
-              <w:spacing w:before="60" w:after="60"/>
-              <w:jc w:val="center"/>
-            </w:pPr>
-            <w:r>
-              <w:rPr>
-                <w:rFonts w:ascii="標楷體" w:hAnsi="標楷體"/>
-                <w:sz w:val="22"/>
-              </w:rPr>
-              <w:t>19</w:t>
-            </w:r>
-          </w:p>
-        </w:tc>
-        <w:tc>
-          <w:tcPr>
-            <w:tcW w:w="6236" w:type="dxa"/>
-          </w:tcPr>
-          <w:p>
-            <w:pPr>
-              <w:spacing w:before="60" w:after="60"/>
-            </w:pPr>
-            <w:r>
-              <w:rPr>
-                <w:rFonts w:ascii="標楷體" w:hAnsi="標楷體"/>
-                <w:sz w:val="22"/>
-              </w:rPr>
-              <w:t>對因閒置被排程停用之帳號按「啟用」但不登入，次日每日排程執行後，該帳號應再次變為已停用。</w:t>
-            </w:r>
-          </w:p>
-        </w:tc>
-        <w:tc>
-          <w:tcPr>
-            <w:tcW w:w="1247" w:type="dxa"/>
-          </w:tcPr>
-          <w:p>
-            <w:pPr>
-              <w:spacing w:before="60" w:after="60"/>
-              <w:jc w:val="center"/>
-            </w:pPr>
-          </w:p>
-        </w:tc>
-        <w:tc>
-          <w:tcPr>
-            <w:tcW w:w="1247" w:type="dxa"/>
-          </w:tcPr>
-          <w:p>
-            <w:pPr>
-              <w:spacing w:before="60" w:after="60"/>
-              <w:jc w:val="center"/>
-            </w:pPr>
-          </w:p>
-        </w:tc>
-      </w:tr>
-      <w:tr>
-        <w:trPr>
-          <w:jc w:val="center"/>
-        </w:trPr>
-        <w:tc>
-          <w:tcPr>
-            <w:tcW w:w="907" w:type="dxa"/>
-          </w:tcPr>
-          <w:p>
-            <w:pPr>
-              <w:spacing w:before="60" w:after="60"/>
-              <w:jc w:val="center"/>
-            </w:pPr>
-            <w:r>
-              <w:rPr>
-                <w:rFonts w:ascii="標楷體" w:hAnsi="標楷體"/>
-                <w:sz w:val="22"/>
-              </w:rPr>
-              <w:t>20</w:t>
-            </w:r>
-          </w:p>
-        </w:tc>
-        <w:tc>
-          <w:tcPr>
-            <w:tcW w:w="6236" w:type="dxa"/>
-          </w:tcPr>
-          <w:p>
-            <w:pPr>
-              <w:spacing w:before="60" w:after="60"/>
-            </w:pPr>
-            <w:r>
-              <w:rPr>
-                <w:rFonts w:ascii="標楷體" w:hAnsi="標楷體"/>
-                <w:sz w:val="22"/>
-              </w:rPr>
-              <w:t>本人帳號那一列的「停用」應為灰色無法按，滑鼠移上去顯示「無法停用自己的帳號」；他人帳號那一列的「停用」可正常按。</w:t>
-            </w:r>
-          </w:p>
-        </w:tc>
-        <w:tc>
-          <w:tcPr>
-            <w:tcW w:w="1247" w:type="dxa"/>
-          </w:tcPr>
-          <w:p>
-            <w:pPr>
-              <w:spacing w:before="60" w:after="60"/>
-              <w:jc w:val="center"/>
-            </w:pPr>
-          </w:p>
-        </w:tc>
-        <w:tc>
-          <w:tcPr>
-            <w:tcW w:w="1247" w:type="dxa"/>
-          </w:tcPr>
-          <w:p>
-            <w:pPr>
-              <w:spacing w:before="60" w:after="60"/>
-              <w:jc w:val="center"/>
-            </w:pPr>
-          </w:p>
-        </w:tc>
-      </w:tr>
-      <w:tr>
-        <w:trPr>
-          <w:jc w:val="center"/>
-        </w:trPr>
-        <w:tc>
-          <w:tcPr>
-            <w:tcW w:w="907" w:type="dxa"/>
-          </w:tcPr>
-          <w:p>
-            <w:pPr>
-              <w:spacing w:before="60" w:after="60"/>
-              <w:jc w:val="center"/>
-            </w:pPr>
-            <w:r>
-              <w:rPr>
-                <w:rFonts w:ascii="標楷體" w:hAnsi="標楷體"/>
-                <w:sz w:val="22"/>
-              </w:rPr>
-              <w:t>21</w:t>
-            </w:r>
-          </w:p>
-        </w:tc>
-        <w:tc>
-          <w:tcPr>
-            <w:tcW w:w="6236" w:type="dxa"/>
-          </w:tcPr>
-          <w:p>
-            <w:pPr>
-              <w:spacing w:before="60" w:after="60"/>
-            </w:pPr>
-            <w:r>
-              <w:rPr>
-                <w:rFonts w:ascii="標楷體" w:hAnsi="標楷體"/>
-                <w:sz w:val="22"/>
-              </w:rPr>
-              <w:t>對鎖定中的帳號按「解鎖」，狀態應恢復為「啟用中」，該使用者可立即以正確密碼登入。</w:t>
-            </w:r>
-          </w:p>
-        </w:tc>
-        <w:tc>
-          <w:tcPr>
-            <w:tcW w:w="1247" w:type="dxa"/>
-          </w:tcPr>
-          <w:p>
-            <w:pPr>
-              <w:spacing w:before="60" w:after="60"/>
-              <w:jc w:val="center"/>
-            </w:pPr>
-          </w:p>
-        </w:tc>
-        <w:tc>
-          <w:tcPr>
-            <w:tcW w:w="1247" w:type="dxa"/>
-          </w:tcPr>
-          <w:p>
-            <w:pPr>
-              <w:spacing w:before="60" w:after="60"/>
-              <w:jc w:val="center"/>
-            </w:pPr>
-          </w:p>
-        </w:tc>
-      </w:tr>
-      <w:tr>
-        <w:trPr>
-          <w:jc w:val="center"/>
-        </w:trPr>
-        <w:tc>
-          <w:tcPr>
-            <w:tcW w:w="907" w:type="dxa"/>
-          </w:tcPr>
-          <w:p>
-            <w:pPr>
-              <w:spacing w:before="60" w:after="60"/>
-              <w:jc w:val="center"/>
-            </w:pPr>
-            <w:r>
-              <w:rPr>
-                <w:rFonts w:ascii="標楷體" w:hAnsi="標楷體"/>
-                <w:sz w:val="22"/>
-              </w:rPr>
-              <w:t>22</w:t>
-            </w:r>
-          </w:p>
-        </w:tc>
-        <w:tc>
-          <w:tcPr>
-            <w:tcW w:w="6236" w:type="dxa"/>
-          </w:tcPr>
-          <w:p>
-            <w:pPr>
-              <w:spacing w:before="60" w:after="60"/>
-            </w:pPr>
-            <w:r>
-              <w:rPr>
-                <w:rFonts w:ascii="標楷體" w:hAnsi="標楷體"/>
-                <w:sz w:val="22"/>
-              </w:rPr>
-              <w:t>鎖定期滿後重新查詢該帳號，狀態應已自動恢復為「啟用中」，不需人工解鎖。</w:t>
-            </w:r>
-          </w:p>
-        </w:tc>
-        <w:tc>
-          <w:tcPr>
-            <w:tcW w:w="1247" w:type="dxa"/>
-          </w:tcPr>
-          <w:p>
-            <w:pPr>
-              <w:spacing w:before="60" w:after="60"/>
-              <w:jc w:val="center"/>
-            </w:pPr>
-          </w:p>
-        </w:tc>
-        <w:tc>
-          <w:tcPr>
-            <w:tcW w:w="1247" w:type="dxa"/>
-          </w:tcPr>
-          <w:p>
-            <w:pPr>
-              <w:spacing w:before="60" w:after="60"/>
-              <w:jc w:val="center"/>
-            </w:pPr>
-          </w:p>
-        </w:tc>
-      </w:tr>
-      <w:tr>
-        <w:trPr>
-          <w:jc w:val="center"/>
-        </w:trPr>
-        <w:tc>
-          <w:tcPr>
-            <w:tcW w:w="907" w:type="dxa"/>
-          </w:tcPr>
-          <w:p>
-            <w:pPr>
-              <w:spacing w:before="60" w:after="60"/>
-              <w:jc w:val="center"/>
-            </w:pPr>
-            <w:r>
-              <w:rPr>
-                <w:rFonts w:ascii="標楷體" w:hAnsi="標楷體"/>
-                <w:sz w:val="22"/>
-              </w:rPr>
-              <w:t>23</w:t>
-            </w:r>
-          </w:p>
-        </w:tc>
-        <w:tc>
-          <w:tcPr>
-            <w:tcW w:w="6236" w:type="dxa"/>
-          </w:tcPr>
-          <w:p>
-            <w:pPr>
-              <w:spacing w:before="60" w:after="60"/>
-            </w:pPr>
-            <w:r>
-              <w:rPr>
-                <w:rFonts w:ascii="標楷體" w:hAnsi="標楷體"/>
-                <w:sz w:val="22"/>
-              </w:rPr>
-              <w:t>對某帳號按「編輯」，「帳號（</w:t>
-            </w:r>
-            <w:r>
-              <w:rPr>
-                <w:rFonts w:ascii="標楷體" w:hAnsi="標楷體"/>
-                <w:sz w:val="22"/>
-              </w:rPr>
-              <w:t>Email</w:t>
-            </w:r>
-            <w:r>
-              <w:rPr>
-                <w:rFonts w:ascii="標楷體" w:hAnsi="標楷體"/>
-                <w:sz w:val="22"/>
-              </w:rPr>
-              <w:t>）」欄位應為唯讀不可輸入，僅「姓名」可修改。</w:t>
-            </w:r>
-          </w:p>
-        </w:tc>
-        <w:tc>
-          <w:tcPr>
-            <w:tcW w:w="1247" w:type="dxa"/>
-          </w:tcPr>
-          <w:p>
-            <w:pPr>
-              <w:spacing w:before="60" w:after="60"/>
-              <w:jc w:val="center"/>
-            </w:pPr>
-          </w:p>
-        </w:tc>
-        <w:tc>
-          <w:tcPr>
-            <w:tcW w:w="1247" w:type="dxa"/>
-          </w:tcPr>
-          <w:p>
-            <w:pPr>
-              <w:spacing w:before="60" w:after="60"/>
-              <w:jc w:val="center"/>
-            </w:pPr>
-          </w:p>
-        </w:tc>
-      </w:tr>
-      <w:tr>
-        <w:trPr>
-          <w:jc w:val="center"/>
-        </w:trPr>
-        <w:tc>
-          <w:tcPr>
-            <w:tcW w:w="907" w:type="dxa"/>
-          </w:tcPr>
-          <w:p>
-            <w:pPr>
-              <w:spacing w:before="60" w:after="60"/>
-              <w:jc w:val="center"/>
-            </w:pPr>
-            <w:r>
-              <w:rPr>
-                <w:rFonts w:ascii="標楷體" w:hAnsi="標楷體"/>
-                <w:sz w:val="22"/>
-              </w:rPr>
-              <w:t>24</w:t>
-            </w:r>
-          </w:p>
-        </w:tc>
-        <w:tc>
-          <w:tcPr>
-            <w:tcW w:w="6236" w:type="dxa"/>
-          </w:tcPr>
-          <w:p>
-            <w:pPr>
-              <w:spacing w:before="60" w:after="60"/>
-            </w:pPr>
-            <w:r>
-              <w:rPr>
-                <w:rFonts w:ascii="標楷體" w:hAnsi="標楷體"/>
-                <w:sz w:val="22"/>
-              </w:rPr>
-              <w:t>修改姓名後按「儲存」並確認，清單該列姓名應更新為新值，</w:t>
-            </w:r>
-            <w:r>
-              <w:rPr>
-                <w:rFonts w:ascii="標楷體" w:hAnsi="標楷體"/>
-                <w:sz w:val="22"/>
-              </w:rPr>
-              <w:t xml:space="preserve">Email </w:t>
-            </w:r>
-            <w:r>
-              <w:rPr>
-                <w:rFonts w:ascii="標楷體" w:hAnsi="標楷體"/>
-                <w:sz w:val="22"/>
-              </w:rPr>
-              <w:t>不變。</w:t>
+              <w:t>帳號鎖定期滿後重新查詢該帳號，狀態應已自動恢復為「啟用中」，不需人工解鎖。</w:t>
             </w:r>
           </w:p>
         </w:tc>
@@ -4976,7 +3768,7 @@
       <w:pPr>
         <w:pStyle w:val="1"/>
       </w:pPr>
-      <w:bookmarkStart w:id="4" w:name="_Toc243386890"/>
+      <w:bookmarkStart w:id="4" w:name="_Toc243485618"/>
       <w:r>
         <w:lastRenderedPageBreak/>
         <w:t xml:space="preserve">DP02 </w:t>
@@ -5442,7 +4234,7 @@
                 <w:rFonts w:ascii="標楷體" w:hAnsi="標楷體"/>
                 <w:sz w:val="22"/>
               </w:rPr>
-              <w:t>於「關鍵字（姓名</w:t>
+              <w:t>以關鍵字（姓名</w:t>
             </w:r>
             <w:r>
               <w:rPr>
@@ -5456,7 +4248,7 @@
                 <w:rFonts w:ascii="標楷體" w:hAnsi="標楷體"/>
                 <w:sz w:val="22"/>
               </w:rPr>
-              <w:t>）」輸入後清單不應自動更新，按「查詢」或</w:t>
+              <w:t>）查詢，清單應只列出符合條件的使用者；輸入後清單不應自動更新，按「查詢」或</w:t>
             </w:r>
             <w:r>
               <w:rPr>
@@ -5622,7 +4414,7 @@
                 <w:rFonts w:ascii="標楷體" w:hAnsi="標楷體"/>
                 <w:sz w:val="22"/>
               </w:rPr>
-              <w:t>標籤已更新並即時生效」，且無須另按儲存；重新查詢後該勾選仍在。</w:t>
+              <w:t>標籤已更新並即時生效」且無須另按儲存，重新查詢後該勾選仍在；對同一使用者同時勾選兩個以上角色，應全部可並存（權限取聯集）。</w:t>
             </w:r>
           </w:p>
         </w:tc>
@@ -5746,7 +4538,7 @@
                 <w:rFonts w:ascii="標楷體" w:hAnsi="標楷體"/>
                 <w:sz w:val="22"/>
               </w:rPr>
-              <w:t>對同一使用者同時勾選兩個以上角色，應全部可並存（權限取聯集）。</w:t>
+              <w:t>為某使用者勾選文件管理的閱覽者後，以該帳號登入應可進入文件管理的功能，不需重新指派或等待。</w:t>
             </w:r>
           </w:p>
         </w:tc>
@@ -5808,7 +4600,21 @@
                 <w:rFonts w:ascii="標楷體" w:hAnsi="標楷體"/>
                 <w:sz w:val="22"/>
               </w:rPr>
-              <w:t>為某使用者勾選文件管理的閱覽者後，以該帳號登入應可進入文件管理的功能，不需重新指派或等待。</w:t>
+              <w:t>於文件管理分頁按「編輯」，新增一組「單位</w:t>
+            </w:r>
+            <w:r>
+              <w:rPr>
+                <w:rFonts w:ascii="標楷體" w:hAnsi="標楷體"/>
+                <w:sz w:val="22"/>
+              </w:rPr>
+              <w:t xml:space="preserve"> + </w:t>
+            </w:r>
+            <w:r>
+              <w:rPr>
+                <w:rFonts w:ascii="標楷體" w:hAnsi="標楷體"/>
+                <w:sz w:val="22"/>
+              </w:rPr>
+              <w:t>職位」並儲存，該列的可見對象欄應顯示該組配對；新增一列只選「單位」未選「職位」即按「儲存」，視窗不應關閉、職位欄應標出紅框並提示補選或刪除，按該列的移除鈕後再儲存，可見對象欄不應出現該列；移除一組既有的可見對象並儲存，該組應自欄位消失，其餘組別不受影響。</w:t>
             </w:r>
           </w:p>
         </w:tc>
@@ -5870,21 +4676,7 @@
                 <w:rFonts w:ascii="標楷體" w:hAnsi="標楷體"/>
                 <w:sz w:val="22"/>
               </w:rPr>
-              <w:t>於文件管理分頁按「編輯」，新增一組「單位</w:t>
-            </w:r>
-            <w:r>
-              <w:rPr>
-                <w:rFonts w:ascii="標楷體" w:hAnsi="標楷體"/>
-                <w:sz w:val="22"/>
-              </w:rPr>
-              <w:t xml:space="preserve"> + </w:t>
-            </w:r>
-            <w:r>
-              <w:rPr>
-                <w:rFonts w:ascii="標楷體" w:hAnsi="標楷體"/>
-                <w:sz w:val="22"/>
-              </w:rPr>
-              <w:t>職位」並儲存，該列的可見對象欄應顯示該組配對。</w:t>
+              <w:t>於教育訓練分頁按「編輯」，視窗應同樣以「單位」「職位」兩個下拉呈現；新增兩組配對並儲存，該列的受訓對象欄應同時顯示兩組。</w:t>
             </w:r>
           </w:p>
         </w:tc>
@@ -5946,192 +4738,6 @@
                 <w:rFonts w:ascii="標楷體" w:hAnsi="標楷體"/>
                 <w:sz w:val="22"/>
               </w:rPr>
-              <w:t>新增一列只選「單位」未選「職位」即按「儲存」，視窗不應關閉，職位欄應標出紅框並提示補選或刪除；按該列的移除鈕後再儲存，可見對象欄不應出現該列。</w:t>
-            </w:r>
-          </w:p>
-        </w:tc>
-        <w:tc>
-          <w:tcPr>
-            <w:tcW w:w="1247" w:type="dxa"/>
-          </w:tcPr>
-          <w:p>
-            <w:pPr>
-              <w:spacing w:before="60" w:after="60"/>
-              <w:jc w:val="center"/>
-            </w:pPr>
-          </w:p>
-        </w:tc>
-        <w:tc>
-          <w:tcPr>
-            <w:tcW w:w="1247" w:type="dxa"/>
-          </w:tcPr>
-          <w:p>
-            <w:pPr>
-              <w:spacing w:before="60" w:after="60"/>
-              <w:jc w:val="center"/>
-            </w:pPr>
-          </w:p>
-        </w:tc>
-      </w:tr>
-      <w:tr>
-        <w:trPr>
-          <w:jc w:val="center"/>
-        </w:trPr>
-        <w:tc>
-          <w:tcPr>
-            <w:tcW w:w="907" w:type="dxa"/>
-          </w:tcPr>
-          <w:p>
-            <w:pPr>
-              <w:spacing w:before="60" w:after="60"/>
-              <w:jc w:val="center"/>
-            </w:pPr>
-            <w:r>
-              <w:rPr>
-                <w:rFonts w:ascii="標楷體" w:hAnsi="標楷體"/>
-                <w:sz w:val="22"/>
-              </w:rPr>
-              <w:t>10</w:t>
-            </w:r>
-          </w:p>
-        </w:tc>
-        <w:tc>
-          <w:tcPr>
-            <w:tcW w:w="6236" w:type="dxa"/>
-          </w:tcPr>
-          <w:p>
-            <w:pPr>
-              <w:spacing w:before="60" w:after="60"/>
-            </w:pPr>
-            <w:r>
-              <w:rPr>
-                <w:rFonts w:ascii="標楷體" w:hAnsi="標楷體"/>
-                <w:sz w:val="22"/>
-              </w:rPr>
-              <w:t>移除一組既有的可見對象並儲存，該組應自欄位消失，其餘組別不受影響。</w:t>
-            </w:r>
-          </w:p>
-        </w:tc>
-        <w:tc>
-          <w:tcPr>
-            <w:tcW w:w="1247" w:type="dxa"/>
-          </w:tcPr>
-          <w:p>
-            <w:pPr>
-              <w:spacing w:before="60" w:after="60"/>
-              <w:jc w:val="center"/>
-            </w:pPr>
-          </w:p>
-        </w:tc>
-        <w:tc>
-          <w:tcPr>
-            <w:tcW w:w="1247" w:type="dxa"/>
-          </w:tcPr>
-          <w:p>
-            <w:pPr>
-              <w:spacing w:before="60" w:after="60"/>
-              <w:jc w:val="center"/>
-            </w:pPr>
-          </w:p>
-        </w:tc>
-      </w:tr>
-      <w:tr>
-        <w:trPr>
-          <w:jc w:val="center"/>
-        </w:trPr>
-        <w:tc>
-          <w:tcPr>
-            <w:tcW w:w="907" w:type="dxa"/>
-          </w:tcPr>
-          <w:p>
-            <w:pPr>
-              <w:spacing w:before="60" w:after="60"/>
-              <w:jc w:val="center"/>
-            </w:pPr>
-            <w:r>
-              <w:rPr>
-                <w:rFonts w:ascii="標楷體" w:hAnsi="標楷體"/>
-                <w:sz w:val="22"/>
-              </w:rPr>
-              <w:t>11</w:t>
-            </w:r>
-          </w:p>
-        </w:tc>
-        <w:tc>
-          <w:tcPr>
-            <w:tcW w:w="6236" w:type="dxa"/>
-          </w:tcPr>
-          <w:p>
-            <w:pPr>
-              <w:spacing w:before="60" w:after="60"/>
-            </w:pPr>
-            <w:r>
-              <w:rPr>
-                <w:rFonts w:ascii="標楷體" w:hAnsi="標楷體"/>
-                <w:sz w:val="22"/>
-              </w:rPr>
-              <w:t>於教育訓練分頁按「編輯」，視窗應同樣以「單位」「職位」兩個下拉呈現；新增兩組配對並儲存，該列的受訓對象欄應同時顯示兩組。</w:t>
-            </w:r>
-          </w:p>
-        </w:tc>
-        <w:tc>
-          <w:tcPr>
-            <w:tcW w:w="1247" w:type="dxa"/>
-          </w:tcPr>
-          <w:p>
-            <w:pPr>
-              <w:spacing w:before="60" w:after="60"/>
-              <w:jc w:val="center"/>
-            </w:pPr>
-          </w:p>
-        </w:tc>
-        <w:tc>
-          <w:tcPr>
-            <w:tcW w:w="1247" w:type="dxa"/>
-          </w:tcPr>
-          <w:p>
-            <w:pPr>
-              <w:spacing w:before="60" w:after="60"/>
-              <w:jc w:val="center"/>
-            </w:pPr>
-          </w:p>
-        </w:tc>
-      </w:tr>
-      <w:tr>
-        <w:trPr>
-          <w:jc w:val="center"/>
-        </w:trPr>
-        <w:tc>
-          <w:tcPr>
-            <w:tcW w:w="907" w:type="dxa"/>
-          </w:tcPr>
-          <w:p>
-            <w:pPr>
-              <w:spacing w:before="60" w:after="60"/>
-              <w:jc w:val="center"/>
-            </w:pPr>
-            <w:r>
-              <w:rPr>
-                <w:rFonts w:ascii="標楷體" w:hAnsi="標楷體"/>
-                <w:sz w:val="22"/>
-              </w:rPr>
-              <w:t>12</w:t>
-            </w:r>
-          </w:p>
-        </w:tc>
-        <w:tc>
-          <w:tcPr>
-            <w:tcW w:w="6236" w:type="dxa"/>
-          </w:tcPr>
-          <w:p>
-            <w:pPr>
-              <w:spacing w:before="60" w:after="60"/>
-            </w:pPr>
-            <w:r>
-              <w:rPr>
-                <w:rFonts w:ascii="標楷體" w:hAnsi="標楷體"/>
-                <w:sz w:val="22"/>
-              </w:rPr>
               <w:t>為受指派的一般使用者新增「單位乙</w:t>
             </w:r>
             <w:r>
@@ -6146,7 +4752,28 @@
                 <w:rFonts w:ascii="標楷體" w:hAnsi="標楷體"/>
                 <w:sz w:val="22"/>
               </w:rPr>
-              <w:t>職位甲」並儲存（職</w:t>
+              <w:t>職位甲」並儲存（職位相同、單位不同），該員不應出現在掛「單位甲</w:t>
+            </w:r>
+            <w:r>
+              <w:rPr>
+                <w:rFonts w:ascii="標楷體" w:hAnsi="標楷體"/>
+                <w:sz w:val="22"/>
+              </w:rPr>
+              <w:t xml:space="preserve"> + </w:t>
+            </w:r>
+            <w:r>
+              <w:rPr>
+                <w:rFonts w:ascii="標楷體" w:hAnsi="標楷體"/>
+                <w:sz w:val="22"/>
+              </w:rPr>
+              <w:t>職位甲」之課程的學員清單中；再為同一使用者新增「單位甲</w:t>
+            </w:r>
+            <w:r>
+              <w:rPr>
+                <w:rFonts w:ascii="標楷體" w:hAnsi="標楷體"/>
+                <w:sz w:val="22"/>
+              </w:rPr>
+              <w:t xml:space="preserve"> + </w:t>
             </w:r>
             <w:r>
               <w:rPr>
@@ -6154,96 +4781,6 @@
                 <w:sz w:val="22"/>
               </w:rPr>
               <w:lastRenderedPageBreak/>
-              <w:t>位相同、單位不同），該員不應出現在掛「單位甲</w:t>
-            </w:r>
-            <w:r>
-              <w:rPr>
-                <w:rFonts w:ascii="標楷體" w:hAnsi="標楷體"/>
-                <w:sz w:val="22"/>
-              </w:rPr>
-              <w:t xml:space="preserve"> + </w:t>
-            </w:r>
-            <w:r>
-              <w:rPr>
-                <w:rFonts w:ascii="標楷體" w:hAnsi="標楷體"/>
-                <w:sz w:val="22"/>
-              </w:rPr>
-              <w:t>職位甲」之課程的學員清單中。</w:t>
-            </w:r>
-          </w:p>
-        </w:tc>
-        <w:tc>
-          <w:tcPr>
-            <w:tcW w:w="1247" w:type="dxa"/>
-          </w:tcPr>
-          <w:p>
-            <w:pPr>
-              <w:spacing w:before="60" w:after="60"/>
-              <w:jc w:val="center"/>
-            </w:pPr>
-          </w:p>
-        </w:tc>
-        <w:tc>
-          <w:tcPr>
-            <w:tcW w:w="1247" w:type="dxa"/>
-          </w:tcPr>
-          <w:p>
-            <w:pPr>
-              <w:spacing w:before="60" w:after="60"/>
-              <w:jc w:val="center"/>
-            </w:pPr>
-          </w:p>
-        </w:tc>
-      </w:tr>
-      <w:tr>
-        <w:trPr>
-          <w:jc w:val="center"/>
-        </w:trPr>
-        <w:tc>
-          <w:tcPr>
-            <w:tcW w:w="907" w:type="dxa"/>
-          </w:tcPr>
-          <w:p>
-            <w:pPr>
-              <w:spacing w:before="60" w:after="60"/>
-              <w:jc w:val="center"/>
-            </w:pPr>
-            <w:r>
-              <w:rPr>
-                <w:rFonts w:ascii="標楷體" w:hAnsi="標楷體"/>
-                <w:sz w:val="22"/>
-              </w:rPr>
-              <w:t>13</w:t>
-            </w:r>
-          </w:p>
-        </w:tc>
-        <w:tc>
-          <w:tcPr>
-            <w:tcW w:w="6236" w:type="dxa"/>
-          </w:tcPr>
-          <w:p>
-            <w:pPr>
-              <w:spacing w:before="60" w:after="60"/>
-            </w:pPr>
-            <w:r>
-              <w:rPr>
-                <w:rFonts w:ascii="標楷體" w:hAnsi="標楷體"/>
-                <w:sz w:val="22"/>
-              </w:rPr>
-              <w:t>再為同一使用者新增「單位甲</w:t>
-            </w:r>
-            <w:r>
-              <w:rPr>
-                <w:rFonts w:ascii="標楷體" w:hAnsi="標楷體"/>
-                <w:sz w:val="22"/>
-              </w:rPr>
-              <w:t xml:space="preserve"> + </w:t>
-            </w:r>
-            <w:r>
-              <w:rPr>
-                <w:rFonts w:ascii="標楷體" w:hAnsi="標楷體"/>
-                <w:sz w:val="22"/>
-              </w:rPr>
               <w:t>職位甲」並儲存，以該課程的教師帳號於</w:t>
             </w:r>
             <w:r>
@@ -6258,21 +4795,7 @@
                 <w:rFonts w:ascii="標楷體" w:hAnsi="標楷體"/>
                 <w:sz w:val="22"/>
               </w:rPr>
-              <w:t>學員學習表現查看該課程（第</w:t>
-            </w:r>
-            <w:r>
-              <w:rPr>
-                <w:rFonts w:ascii="標楷體" w:hAnsi="標楷體"/>
-                <w:sz w:val="22"/>
-              </w:rPr>
-              <w:t xml:space="preserve"> 12 </w:t>
-            </w:r>
-            <w:r>
-              <w:rPr>
-                <w:rFonts w:ascii="標楷體" w:hAnsi="標楷體"/>
-                <w:sz w:val="22"/>
-              </w:rPr>
-              <w:t>項若已開著該頁，先離開本作業再進入，否則清單不會更新），該員應已在學員清單中，並收到一封列出該課程的通知信。</w:t>
+              <w:t>學員學習表現查看該課程（前次若已開著該頁，先離開本作業再進入，否則清單不會更新），該員應已在學員清單中，並收到一封列出該課程的通知信。</w:t>
             </w:r>
           </w:p>
         </w:tc>
@@ -6304,7 +4827,7 @@
       <w:pPr>
         <w:pStyle w:val="1"/>
       </w:pPr>
-      <w:bookmarkStart w:id="5" w:name="_Toc243386891"/>
+      <w:bookmarkStart w:id="5" w:name="_Toc243485619"/>
       <w:r>
         <w:lastRenderedPageBreak/>
         <w:t xml:space="preserve">DP03 </w:t>
@@ -6784,7 +5307,7 @@
                 <w:rFonts w:ascii="標楷體" w:hAnsi="標楷體"/>
                 <w:sz w:val="22"/>
               </w:rPr>
-              <w:t>修改「登入失敗鎖定次數」後按「儲存」，應先跳出平台級確認視窗；按「取消」後，欄位應還原為修改前的值。</w:t>
+              <w:t>修改「登入失敗鎖定次數」後按「儲存」，應先跳出平台級確認視窗；按「取消」後欄位應還原為修改前的值，再按「儲存」並「確定儲存」應提示「已儲存並即時生效」，清單上的參數值隨即更新。</w:t>
             </w:r>
           </w:p>
         </w:tc>
@@ -6846,7 +5369,21 @@
                 <w:rFonts w:ascii="標楷體" w:hAnsi="標楷體"/>
                 <w:sz w:val="22"/>
               </w:rPr>
-              <w:t>承上再按「儲存」並「確定儲存」，應提示「已儲存並即時生效」，清單上的參數值隨即更新。</w:t>
+              <w:t>將「帳號鎖定時間（分鐘）」設為</w:t>
+            </w:r>
+            <w:r>
+              <w:rPr>
+                <w:rFonts w:ascii="標楷體" w:hAnsi="標楷體"/>
+                <w:sz w:val="22"/>
+              </w:rPr>
+              <w:t xml:space="preserve"> 1441 </w:t>
+            </w:r>
+            <w:r>
+              <w:rPr>
+                <w:rFonts w:ascii="標楷體" w:hAnsi="標楷體"/>
+                <w:sz w:val="22"/>
+              </w:rPr>
+              <w:t>並儲存，應被擋下並提示參數值不合法，參數值維持原值；將「密碼到期提醒天數」設為與「密碼最長效期」相同並儲存，亦應被擋下並提示參數值不合法。</w:t>
             </w:r>
           </w:p>
         </w:tc>
@@ -6908,21 +5445,7 @@
                 <w:rFonts w:ascii="標楷體" w:hAnsi="標楷體"/>
                 <w:sz w:val="22"/>
               </w:rPr>
-              <w:t>將「帳號鎖定時間（分鐘）」設為</w:t>
-            </w:r>
-            <w:r>
-              <w:rPr>
-                <w:rFonts w:ascii="標楷體" w:hAnsi="標楷體"/>
-                <w:sz w:val="22"/>
-              </w:rPr>
-              <w:t xml:space="preserve"> 1441 </w:t>
-            </w:r>
-            <w:r>
-              <w:rPr>
-                <w:rFonts w:ascii="標楷體" w:hAnsi="標楷體"/>
-                <w:sz w:val="22"/>
-              </w:rPr>
-              <w:t>並儲存，應被擋下並提示參數值不合法，參數值維持原值。</w:t>
+              <w:t>於文件管理分頁修改「催辦門檻天數」並儲存，不應跳出平台級確認視窗，應直接提示「已儲存並即時生效」。</w:t>
             </w:r>
           </w:p>
         </w:tc>
@@ -6984,7 +5507,21 @@
                 <w:rFonts w:ascii="標楷體" w:hAnsi="標楷體"/>
                 <w:sz w:val="22"/>
               </w:rPr>
-              <w:t>將「密碼到期提醒天數」設為與「密碼最長效期」相同並儲存，應被擋下並提示參數值不合法。</w:t>
+              <w:t>於「文件分類」填入新增代碼（測試用分類代碼）與新增名稱後按「新增」，該分類應出現在清單中，且於</w:t>
+            </w:r>
+            <w:r>
+              <w:rPr>
+                <w:rFonts w:ascii="標楷體" w:hAnsi="標楷體"/>
+                <w:sz w:val="22"/>
+              </w:rPr>
+              <w:t xml:space="preserve"> DM08 </w:t>
+            </w:r>
+            <w:r>
+              <w:rPr>
+                <w:rFonts w:ascii="標楷體" w:hAnsi="標楷體"/>
+                <w:sz w:val="22"/>
+              </w:rPr>
+              <w:t>新增文件時的分類下拉可選；再以相同代碼新增一次，應被擋下並提示分類碼已存在。</w:t>
             </w:r>
           </w:p>
         </w:tc>
@@ -7046,7 +5583,35 @@
                 <w:rFonts w:ascii="標楷體" w:hAnsi="標楷體"/>
                 <w:sz w:val="22"/>
               </w:rPr>
-              <w:t>於文件管理分頁修改「催辦門檻天數」並儲存，不應跳出平台級確認視窗，應直接提示「已儲存並即時生效」。</w:t>
+              <w:t>將該分類改名並按同列「儲存」，</w:t>
+            </w:r>
+            <w:r>
+              <w:rPr>
+                <w:rFonts w:ascii="標楷體" w:hAnsi="標楷體"/>
+                <w:sz w:val="22"/>
+              </w:rPr>
+              <w:t xml:space="preserve">DM08 </w:t>
+            </w:r>
+            <w:r>
+              <w:rPr>
+                <w:rFonts w:ascii="標楷體" w:hAnsi="標楷體"/>
+                <w:sz w:val="22"/>
+              </w:rPr>
+              <w:t>的分類下拉應顯示新名稱，該列代碼應無法修改；對該分類按「停用」並「確定停用」，應標示「已停用」且</w:t>
+            </w:r>
+            <w:r>
+              <w:rPr>
+                <w:rFonts w:ascii="標楷體" w:hAnsi="標楷體"/>
+                <w:sz w:val="22"/>
+              </w:rPr>
+              <w:t xml:space="preserve"> DM08 </w:t>
+            </w:r>
+            <w:r>
+              <w:rPr>
+                <w:rFonts w:ascii="標楷體" w:hAnsi="標楷體"/>
+                <w:sz w:val="22"/>
+              </w:rPr>
+              <w:t>的分類下拉不再列出，按「啟用」後應恢復可選。</w:t>
             </w:r>
           </w:p>
         </w:tc>
@@ -7108,28 +5673,77 @@
                 <w:rFonts w:ascii="標楷體" w:hAnsi="標楷體"/>
                 <w:sz w:val="22"/>
               </w:rPr>
-              <w:t>於「文件分類」填入新增代碼（測試用分類代碼）與新增名稱後按「新增」，該分類應出現在清單中，且於</w:t>
-            </w:r>
-            <w:r>
-              <w:rPr>
-                <w:rFonts w:ascii="標楷體" w:hAnsi="標楷體"/>
-                <w:sz w:val="22"/>
-              </w:rPr>
-              <w:t xml:space="preserve"> DM08</w:t>
-            </w:r>
-            <w:r>
-              <w:rPr>
-                <w:rFonts w:ascii="標楷體" w:hAnsi="標楷體"/>
-                <w:sz w:val="22"/>
-              </w:rPr>
-              <w:t xml:space="preserve"> </w:t>
-            </w:r>
-            <w:r>
-              <w:rPr>
-                <w:rFonts w:ascii="標楷體" w:hAnsi="標楷體"/>
-                <w:sz w:val="22"/>
-              </w:rPr>
-              <w:t>新增文件時的分類下拉可選。</w:t>
+              <w:t>停用已被使用的單位，結果訊息應為「已停用，影響</w:t>
+            </w:r>
+            <w:r>
+              <w:rPr>
+                <w:rFonts w:ascii="標楷體" w:hAnsi="標楷體"/>
+                <w:sz w:val="22"/>
+              </w:rPr>
+              <w:t xml:space="preserve"> N </w:t>
+            </w:r>
+            <w:r>
+              <w:rPr>
+                <w:rFonts w:ascii="標楷體" w:hAnsi="標楷體"/>
+                <w:sz w:val="22"/>
+              </w:rPr>
+              <w:t>組文件可見對象設定、</w:t>
+            </w:r>
+            <w:r>
+              <w:rPr>
+                <w:rFonts w:ascii="標楷體" w:hAnsi="標楷體"/>
+                <w:sz w:val="22"/>
+              </w:rPr>
+              <w:t xml:space="preserve">M </w:t>
+            </w:r>
+            <w:r>
+              <w:rPr>
+                <w:rFonts w:ascii="標楷體" w:hAnsi="標楷體"/>
+                <w:sz w:val="22"/>
+              </w:rPr>
+              <w:t>組使用者對象設定」，</w:t>
+            </w:r>
+            <w:r>
+              <w:rPr>
+                <w:rFonts w:ascii="標楷體" w:hAnsi="標楷體"/>
+                <w:sz w:val="22"/>
+              </w:rPr>
+              <w:t>N</w:t>
+            </w:r>
+            <w:r>
+              <w:rPr>
+                <w:rFonts w:ascii="標楷體" w:hAnsi="標楷體"/>
+                <w:sz w:val="22"/>
+              </w:rPr>
+              <w:t>、</w:t>
+            </w:r>
+            <w:r>
+              <w:rPr>
+                <w:rFonts w:ascii="標楷體" w:hAnsi="標楷體"/>
+                <w:sz w:val="22"/>
+              </w:rPr>
+              <w:t xml:space="preserve">M </w:t>
+            </w:r>
+            <w:r>
+              <w:rPr>
+                <w:rFonts w:ascii="標楷體" w:hAnsi="標楷體"/>
+                <w:sz w:val="22"/>
+              </w:rPr>
+              <w:t>為正整數或</w:t>
+            </w:r>
+            <w:r>
+              <w:rPr>
+                <w:rFonts w:ascii="標楷體" w:hAnsi="標楷體"/>
+                <w:sz w:val="22"/>
+              </w:rPr>
+              <w:t xml:space="preserve"> 0</w:t>
+            </w:r>
+            <w:r>
+              <w:rPr>
+                <w:rFonts w:ascii="標楷體" w:hAnsi="標楷體"/>
+                <w:sz w:val="22"/>
+              </w:rPr>
+              <w:t>（為配對組數，不是文件份數或人數）。</w:t>
             </w:r>
           </w:p>
         </w:tc>
@@ -7175,352 +5789,6 @@
                 <w:sz w:val="22"/>
               </w:rPr>
               <w:t>8</w:t>
-            </w:r>
-          </w:p>
-        </w:tc>
-        <w:tc>
-          <w:tcPr>
-            <w:tcW w:w="6236" w:type="dxa"/>
-          </w:tcPr>
-          <w:p>
-            <w:pPr>
-              <w:spacing w:before="60" w:after="60"/>
-            </w:pPr>
-            <w:r>
-              <w:rPr>
-                <w:rFonts w:ascii="標楷體" w:hAnsi="標楷體"/>
-                <w:sz w:val="22"/>
-              </w:rPr>
-              <w:t>再以相同代碼新增一次，應被擋下並提示分類碼已存在。</w:t>
-            </w:r>
-          </w:p>
-        </w:tc>
-        <w:tc>
-          <w:tcPr>
-            <w:tcW w:w="1247" w:type="dxa"/>
-          </w:tcPr>
-          <w:p>
-            <w:pPr>
-              <w:spacing w:before="60" w:after="60"/>
-              <w:jc w:val="center"/>
-            </w:pPr>
-          </w:p>
-        </w:tc>
-        <w:tc>
-          <w:tcPr>
-            <w:tcW w:w="1247" w:type="dxa"/>
-          </w:tcPr>
-          <w:p>
-            <w:pPr>
-              <w:spacing w:before="60" w:after="60"/>
-              <w:jc w:val="center"/>
-            </w:pPr>
-          </w:p>
-        </w:tc>
-      </w:tr>
-      <w:tr>
-        <w:trPr>
-          <w:jc w:val="center"/>
-        </w:trPr>
-        <w:tc>
-          <w:tcPr>
-            <w:tcW w:w="907" w:type="dxa"/>
-          </w:tcPr>
-          <w:p>
-            <w:pPr>
-              <w:spacing w:before="60" w:after="60"/>
-              <w:jc w:val="center"/>
-            </w:pPr>
-            <w:r>
-              <w:rPr>
-                <w:rFonts w:ascii="標楷體" w:hAnsi="標楷體"/>
-                <w:sz w:val="22"/>
-              </w:rPr>
-              <w:t>9</w:t>
-            </w:r>
-          </w:p>
-        </w:tc>
-        <w:tc>
-          <w:tcPr>
-            <w:tcW w:w="6236" w:type="dxa"/>
-          </w:tcPr>
-          <w:p>
-            <w:pPr>
-              <w:spacing w:before="60" w:after="60"/>
-            </w:pPr>
-            <w:r>
-              <w:rPr>
-                <w:rFonts w:ascii="標楷體" w:hAnsi="標楷體"/>
-                <w:sz w:val="22"/>
-              </w:rPr>
-              <w:t>將該分類改名並按同列「儲存」，</w:t>
-            </w:r>
-            <w:r>
-              <w:rPr>
-                <w:rFonts w:ascii="標楷體" w:hAnsi="標楷體"/>
-                <w:sz w:val="22"/>
-              </w:rPr>
-              <w:t xml:space="preserve">DM08 </w:t>
-            </w:r>
-            <w:r>
-              <w:rPr>
-                <w:rFonts w:ascii="標楷體" w:hAnsi="標楷體"/>
-                <w:sz w:val="22"/>
-              </w:rPr>
-              <w:t>的分類下拉應顯示新名稱；該列代碼應無法修改。</w:t>
-            </w:r>
-          </w:p>
-        </w:tc>
-        <w:tc>
-          <w:tcPr>
-            <w:tcW w:w="1247" w:type="dxa"/>
-          </w:tcPr>
-          <w:p>
-            <w:pPr>
-              <w:spacing w:before="60" w:after="60"/>
-              <w:jc w:val="center"/>
-            </w:pPr>
-          </w:p>
-        </w:tc>
-        <w:tc>
-          <w:tcPr>
-            <w:tcW w:w="1247" w:type="dxa"/>
-          </w:tcPr>
-          <w:p>
-            <w:pPr>
-              <w:spacing w:before="60" w:after="60"/>
-              <w:jc w:val="center"/>
-            </w:pPr>
-          </w:p>
-        </w:tc>
-      </w:tr>
-      <w:tr>
-        <w:trPr>
-          <w:jc w:val="center"/>
-        </w:trPr>
-        <w:tc>
-          <w:tcPr>
-            <w:tcW w:w="907" w:type="dxa"/>
-          </w:tcPr>
-          <w:p>
-            <w:pPr>
-              <w:spacing w:before="60" w:after="60"/>
-              <w:jc w:val="center"/>
-            </w:pPr>
-            <w:r>
-              <w:rPr>
-                <w:rFonts w:ascii="標楷體" w:hAnsi="標楷體"/>
-                <w:sz w:val="22"/>
-              </w:rPr>
-              <w:t>10</w:t>
-            </w:r>
-          </w:p>
-        </w:tc>
-        <w:tc>
-          <w:tcPr>
-            <w:tcW w:w="6236" w:type="dxa"/>
-          </w:tcPr>
-          <w:p>
-            <w:pPr>
-              <w:spacing w:before="60" w:after="60"/>
-            </w:pPr>
-            <w:r>
-              <w:rPr>
-                <w:rFonts w:ascii="標楷體" w:hAnsi="標楷體"/>
-                <w:sz w:val="22"/>
-              </w:rPr>
-              <w:t>對該分類按「停用」並「確定停用」，應標示「已停用」且</w:t>
-            </w:r>
-            <w:r>
-              <w:rPr>
-                <w:rFonts w:ascii="標楷體" w:hAnsi="標楷體"/>
-                <w:sz w:val="22"/>
-              </w:rPr>
-              <w:t xml:space="preserve"> DM08 </w:t>
-            </w:r>
-            <w:r>
-              <w:rPr>
-                <w:rFonts w:ascii="標楷體" w:hAnsi="標楷體"/>
-                <w:sz w:val="22"/>
-              </w:rPr>
-              <w:t>的分類下拉不再列出；按「啟用」後應恢復可選。</w:t>
-            </w:r>
-          </w:p>
-        </w:tc>
-        <w:tc>
-          <w:tcPr>
-            <w:tcW w:w="1247" w:type="dxa"/>
-          </w:tcPr>
-          <w:p>
-            <w:pPr>
-              <w:spacing w:before="60" w:after="60"/>
-              <w:jc w:val="center"/>
-            </w:pPr>
-          </w:p>
-        </w:tc>
-        <w:tc>
-          <w:tcPr>
-            <w:tcW w:w="1247" w:type="dxa"/>
-          </w:tcPr>
-          <w:p>
-            <w:pPr>
-              <w:spacing w:before="60" w:after="60"/>
-              <w:jc w:val="center"/>
-            </w:pPr>
-          </w:p>
-        </w:tc>
-      </w:tr>
-      <w:tr>
-        <w:trPr>
-          <w:jc w:val="center"/>
-        </w:trPr>
-        <w:tc>
-          <w:tcPr>
-            <w:tcW w:w="907" w:type="dxa"/>
-          </w:tcPr>
-          <w:p>
-            <w:pPr>
-              <w:spacing w:before="60" w:after="60"/>
-              <w:jc w:val="center"/>
-            </w:pPr>
-            <w:r>
-              <w:rPr>
-                <w:rFonts w:ascii="標楷體" w:hAnsi="標楷體"/>
-                <w:sz w:val="22"/>
-              </w:rPr>
-              <w:t>11</w:t>
-            </w:r>
-          </w:p>
-        </w:tc>
-        <w:tc>
-          <w:tcPr>
-            <w:tcW w:w="6236" w:type="dxa"/>
-          </w:tcPr>
-          <w:p>
-            <w:pPr>
-              <w:spacing w:before="60" w:after="60"/>
-            </w:pPr>
-            <w:r>
-              <w:rPr>
-                <w:rFonts w:ascii="標楷體" w:hAnsi="標楷體"/>
-                <w:sz w:val="22"/>
-              </w:rPr>
-              <w:t>停用已被使用的單位，結果訊息應為「已停用，影響</w:t>
-            </w:r>
-            <w:r>
-              <w:rPr>
-                <w:rFonts w:ascii="標楷體" w:hAnsi="標楷體"/>
-                <w:sz w:val="22"/>
-              </w:rPr>
-              <w:t xml:space="preserve"> N </w:t>
-            </w:r>
-            <w:r>
-              <w:rPr>
-                <w:rFonts w:ascii="標楷體" w:hAnsi="標楷體"/>
-                <w:sz w:val="22"/>
-              </w:rPr>
-              <w:t>組文件可見對象設定、</w:t>
-            </w:r>
-            <w:r>
-              <w:rPr>
-                <w:rFonts w:ascii="標楷體" w:hAnsi="標楷體"/>
-                <w:sz w:val="22"/>
-              </w:rPr>
-              <w:t xml:space="preserve">M </w:t>
-            </w:r>
-            <w:r>
-              <w:rPr>
-                <w:rFonts w:ascii="標楷體" w:hAnsi="標楷體"/>
-                <w:sz w:val="22"/>
-              </w:rPr>
-              <w:t>組使用者對象設定」，</w:t>
-            </w:r>
-            <w:r>
-              <w:rPr>
-                <w:rFonts w:ascii="標楷體" w:hAnsi="標楷體"/>
-                <w:sz w:val="22"/>
-              </w:rPr>
-              <w:t>N</w:t>
-            </w:r>
-            <w:r>
-              <w:rPr>
-                <w:rFonts w:ascii="標楷體" w:hAnsi="標楷體"/>
-                <w:sz w:val="22"/>
-              </w:rPr>
-              <w:t>、</w:t>
-            </w:r>
-            <w:r>
-              <w:rPr>
-                <w:rFonts w:ascii="標楷體" w:hAnsi="標楷體"/>
-                <w:sz w:val="22"/>
-              </w:rPr>
-              <w:t xml:space="preserve">M </w:t>
-            </w:r>
-            <w:r>
-              <w:rPr>
-                <w:rFonts w:ascii="標楷體" w:hAnsi="標楷體"/>
-                <w:sz w:val="22"/>
-              </w:rPr>
-              <w:t>為正整數或</w:t>
-            </w:r>
-            <w:r>
-              <w:rPr>
-                <w:rFonts w:ascii="標楷體" w:hAnsi="標楷體"/>
-                <w:sz w:val="22"/>
-              </w:rPr>
-              <w:t xml:space="preserve"> 0</w:t>
-            </w:r>
-            <w:r>
-              <w:rPr>
-                <w:rFonts w:ascii="標楷體" w:hAnsi="標楷體"/>
-                <w:sz w:val="22"/>
-              </w:rPr>
-              <w:t>（為配對組數，不是文件份數或人數）。</w:t>
-            </w:r>
-          </w:p>
-        </w:tc>
-        <w:tc>
-          <w:tcPr>
-            <w:tcW w:w="1247" w:type="dxa"/>
-          </w:tcPr>
-          <w:p>
-            <w:pPr>
-              <w:spacing w:before="60" w:after="60"/>
-              <w:jc w:val="center"/>
-            </w:pPr>
-          </w:p>
-        </w:tc>
-        <w:tc>
-          <w:tcPr>
-            <w:tcW w:w="1247" w:type="dxa"/>
-          </w:tcPr>
-          <w:p>
-            <w:pPr>
-              <w:spacing w:before="60" w:after="60"/>
-              <w:jc w:val="center"/>
-            </w:pPr>
-          </w:p>
-        </w:tc>
-      </w:tr>
-      <w:tr>
-        <w:trPr>
-          <w:jc w:val="center"/>
-        </w:trPr>
-        <w:tc>
-          <w:tcPr>
-            <w:tcW w:w="907" w:type="dxa"/>
-          </w:tcPr>
-          <w:p>
-            <w:pPr>
-              <w:spacing w:before="60" w:after="60"/>
-              <w:jc w:val="center"/>
-            </w:pPr>
-            <w:r>
-              <w:rPr>
-                <w:rFonts w:ascii="標楷體" w:hAnsi="標楷體"/>
-                <w:sz w:val="22"/>
-              </w:rPr>
-              <w:t>12</w:t>
             </w:r>
           </w:p>
         </w:tc>
@@ -7569,7 +5837,7 @@
       <w:pPr>
         <w:pStyle w:val="1"/>
       </w:pPr>
-      <w:bookmarkStart w:id="6" w:name="_Toc243386892"/>
+      <w:bookmarkStart w:id="6" w:name="_Toc243485620"/>
       <w:r>
         <w:lastRenderedPageBreak/>
         <w:t xml:space="preserve">DP04 </w:t>
@@ -8063,7 +6331,35 @@
                 <w:rFonts w:ascii="標楷體" w:hAnsi="標楷體"/>
                 <w:sz w:val="22"/>
               </w:rPr>
-              <w:t>寄出邀請，收到的信主旨應為新內容。</w:t>
+              <w:t>使用者管理寄出邀請，收到的信主旨應為新內容，且信中</w:t>
+            </w:r>
+            <w:r>
+              <w:rPr>
+                <w:rFonts w:ascii="標楷體" w:hAnsi="標楷體"/>
+                <w:sz w:val="22"/>
+              </w:rPr>
+              <w:t xml:space="preserve"> {user_name}</w:t>
+            </w:r>
+            <w:r>
+              <w:rPr>
+                <w:rFonts w:ascii="標楷體" w:hAnsi="標楷體"/>
+                <w:sz w:val="22"/>
+              </w:rPr>
+              <w:t>、</w:t>
+            </w:r>
+            <w:r>
+              <w:rPr>
+                <w:rFonts w:ascii="標楷體" w:hAnsi="標楷體"/>
+                <w:sz w:val="22"/>
+              </w:rPr>
+              <w:t xml:space="preserve">{activate_link} </w:t>
+            </w:r>
+            <w:r>
+              <w:rPr>
+                <w:rFonts w:ascii="標楷體" w:hAnsi="標楷體"/>
+                <w:sz w:val="22"/>
+              </w:rPr>
+              <w:t>等變數應代換為受邀者姓名與實際的啟用連結。</w:t>
             </w:r>
           </w:p>
         </w:tc>
@@ -8125,35 +6421,63 @@
                 <w:rFonts w:ascii="標楷體" w:hAnsi="標楷體"/>
                 <w:sz w:val="22"/>
               </w:rPr>
-              <w:t>承上，收到的邀請信中</w:t>
-            </w:r>
-            <w:r>
-              <w:rPr>
-                <w:rFonts w:ascii="標楷體" w:hAnsi="標楷體"/>
-                <w:sz w:val="22"/>
-              </w:rPr>
-              <w:t xml:space="preserve"> {user_name}</w:t>
-            </w:r>
-            <w:r>
-              <w:rPr>
-                <w:rFonts w:ascii="標楷體" w:hAnsi="標楷體"/>
-                <w:sz w:val="22"/>
-              </w:rPr>
-              <w:t>、</w:t>
-            </w:r>
-            <w:r>
-              <w:rPr>
-                <w:rFonts w:ascii="標楷體" w:hAnsi="標楷體"/>
-                <w:sz w:val="22"/>
-              </w:rPr>
-              <w:t xml:space="preserve">{activate_link} </w:t>
-            </w:r>
-            <w:r>
-              <w:rPr>
-                <w:rFonts w:ascii="標楷體" w:hAnsi="標楷體"/>
-                <w:sz w:val="22"/>
-              </w:rPr>
-              <w:t>等變數應代換為受邀者姓名與實際的啟用連結。</w:t>
+              <w:t>將「帳號邀請」內文中的</w:t>
+            </w:r>
+            <w:r>
+              <w:rPr>
+                <w:rFonts w:ascii="標楷體" w:hAnsi="標楷體"/>
+                <w:sz w:val="22"/>
+              </w:rPr>
+              <w:t xml:space="preserve"> `{user_name}` </w:t>
+            </w:r>
+            <w:r>
+              <w:rPr>
+                <w:rFonts w:ascii="標楷體" w:hAnsi="標楷體"/>
+                <w:sz w:val="22"/>
+              </w:rPr>
+              <w:t>改成</w:t>
+            </w:r>
+            <w:r>
+              <w:rPr>
+                <w:rFonts w:ascii="標楷體" w:hAnsi="標楷體"/>
+                <w:sz w:val="22"/>
+              </w:rPr>
+              <w:t xml:space="preserve"> `{user_nam}`</w:t>
+            </w:r>
+            <w:r>
+              <w:rPr>
+                <w:rFonts w:ascii="標楷體" w:hAnsi="標楷體"/>
+                <w:sz w:val="22"/>
+              </w:rPr>
+              <w:t>（少一個字母）後按「儲存」，應被擋下並提示「範本內容含無法代入的變數</w:t>
+            </w:r>
+            <w:r>
+              <w:rPr>
+                <w:rFonts w:ascii="標楷體" w:hAnsi="標楷體"/>
+                <w:sz w:val="22"/>
+              </w:rPr>
+              <w:t>…</w:t>
+            </w:r>
+            <w:r>
+              <w:rPr>
+                <w:rFonts w:ascii="標楷體" w:hAnsi="標楷體"/>
+                <w:sz w:val="22"/>
+              </w:rPr>
+              <w:t>」，關閉編輯區重開後內文應仍為原值（未被存入）；改成在內文貼入</w:t>
+            </w:r>
+            <w:r>
+              <w:rPr>
+                <w:rFonts w:ascii="標楷體" w:hAnsi="標楷體"/>
+                <w:sz w:val="22"/>
+              </w:rPr>
+              <w:t xml:space="preserve"> `&lt;span style="{color:red}"&gt;x&lt;/span&gt;` </w:t>
+            </w:r>
+            <w:r>
+              <w:rPr>
+                <w:rFonts w:ascii="標楷體" w:hAnsi="標楷體"/>
+                <w:sz w:val="22"/>
+              </w:rPr>
+              <w:t>後儲存，亦應被擋下（大括號未配對或含不存在的變數名）。</w:t>
             </w:r>
           </w:p>
         </w:tc>
@@ -8215,7 +6539,28 @@
                 <w:rFonts w:ascii="標楷體" w:hAnsi="標楷體"/>
                 <w:sz w:val="22"/>
               </w:rPr>
-              <w:t>兩個視窗同時開啟同一範本編輯，先在甲視窗儲存，再於乙視窗儲存，乙應被擋下並提示內容已被他人修改。</w:t>
+              <w:t>停用「課程邀請通知」後，教師以</w:t>
+            </w:r>
+            <w:r>
+              <w:rPr>
+                <w:rFonts w:ascii="標楷體" w:hAnsi="標楷體"/>
+                <w:sz w:val="22"/>
+              </w:rPr>
+              <w:t xml:space="preserve"> Email </w:t>
+            </w:r>
+            <w:r>
+              <w:rPr>
+                <w:rFonts w:ascii="標楷體" w:hAnsi="標楷體"/>
+                <w:sz w:val="22"/>
+              </w:rPr>
+              <w:t>邀請學員，於邀請視窗按「下一步」應顯示「通知範本已停用」且</w:t>
+            </w:r>
+            <w:r>
+              <w:rPr>
+                <w:rFonts w:ascii="標楷體" w:hAnsi="標楷體"/>
+                <w:sz w:val="22"/>
+              </w:rPr>
+              <w:t>無法寄出、學員未被加入；將範本啟用後再邀請，學員應出現在該課程學員清單並收到通知信。</w:t>
             </w:r>
           </w:p>
         </w:tc>
@@ -8260,7 +6605,7 @@
                 <w:rFonts w:ascii="標楷體" w:hAnsi="標楷體"/>
                 <w:sz w:val="22"/>
               </w:rPr>
-              <w:t>4-1</w:t>
+              <w:t>5</w:t>
             </w:r>
           </w:p>
         </w:tc>
@@ -8277,56 +6622,7 @@
                 <w:rFonts w:ascii="標楷體" w:hAnsi="標楷體"/>
                 <w:sz w:val="22"/>
               </w:rPr>
-              <w:t>將「帳號邀請」內文中的</w:t>
-            </w:r>
-            <w:r>
-              <w:rPr>
-                <w:rFonts w:ascii="標楷體" w:hAnsi="標楷體"/>
-                <w:sz w:val="22"/>
-              </w:rPr>
-              <w:t xml:space="preserve"> `{user_name}` </w:t>
-            </w:r>
-            <w:r>
-              <w:rPr>
-                <w:rFonts w:ascii="標楷體" w:hAnsi="標楷體"/>
-                <w:sz w:val="22"/>
-              </w:rPr>
-              <w:t>改成</w:t>
-            </w:r>
-            <w:r>
-              <w:rPr>
-                <w:rFonts w:ascii="標楷體" w:hAnsi="標楷體"/>
-                <w:sz w:val="22"/>
-              </w:rPr>
-              <w:t xml:space="preserve"> `{user_nam}`</w:t>
-            </w:r>
-            <w:r>
-              <w:rPr>
-                <w:rFonts w:ascii="標楷體" w:hAnsi="標楷體"/>
-                <w:sz w:val="22"/>
-              </w:rPr>
-              <w:t>（少一個字母）後按「儲存」，應被擋下並提示「</w:t>
-            </w:r>
-            <w:r>
-              <w:rPr>
-                <w:rFonts w:ascii="標楷體" w:hAnsi="標楷體"/>
-                <w:sz w:val="22"/>
-              </w:rPr>
-              <w:t>範本內容含無法代入的變數</w:t>
-            </w:r>
-            <w:r>
-              <w:rPr>
-                <w:rFonts w:ascii="標楷體" w:hAnsi="標楷體"/>
-                <w:sz w:val="22"/>
-              </w:rPr>
-              <w:t>…</w:t>
-            </w:r>
-            <w:r>
-              <w:rPr>
-                <w:rFonts w:ascii="標楷體" w:hAnsi="標楷體"/>
-                <w:sz w:val="22"/>
-              </w:rPr>
-              <w:t>」；關閉編輯區重開，內文應仍為原值（未被存入）。</w:t>
+              <w:t>系統信（共用）分頁五種範本的「停用」應皆為灰色無法按，其「編輯」仍可開啟並儲存。</w:t>
             </w:r>
           </w:p>
         </w:tc>
@@ -8371,221 +6667,7 @@
                 <w:rFonts w:ascii="標楷體" w:hAnsi="標楷體"/>
                 <w:sz w:val="22"/>
               </w:rPr>
-              <w:t>4-2</w:t>
-            </w:r>
-          </w:p>
-        </w:tc>
-        <w:tc>
-          <w:tcPr>
-            <w:tcW w:w="6236" w:type="dxa"/>
-          </w:tcPr>
-          <w:p>
-            <w:pPr>
-              <w:spacing w:before="60" w:after="60"/>
-            </w:pPr>
-            <w:r>
-              <w:rPr>
-                <w:rFonts w:ascii="標楷體" w:hAnsi="標楷體"/>
-                <w:sz w:val="22"/>
-              </w:rPr>
-              <w:t>承上，改成在內文貼入</w:t>
-            </w:r>
-            <w:r>
-              <w:rPr>
-                <w:rFonts w:ascii="標楷體" w:hAnsi="標楷體"/>
-                <w:sz w:val="22"/>
-              </w:rPr>
-              <w:t xml:space="preserve"> `&lt;span style="{color:red}"&gt;x&lt;/span&gt;` </w:t>
-            </w:r>
-            <w:r>
-              <w:rPr>
-                <w:rFonts w:ascii="標楷體" w:hAnsi="標楷體"/>
-                <w:sz w:val="22"/>
-              </w:rPr>
-              <w:t>後儲存，亦應被擋下（大括號未配對或含不存在的變數名）。</w:t>
-            </w:r>
-          </w:p>
-        </w:tc>
-        <w:tc>
-          <w:tcPr>
-            <w:tcW w:w="1247" w:type="dxa"/>
-          </w:tcPr>
-          <w:p>
-            <w:pPr>
-              <w:spacing w:before="60" w:after="60"/>
-              <w:jc w:val="center"/>
-            </w:pPr>
-          </w:p>
-        </w:tc>
-        <w:tc>
-          <w:tcPr>
-            <w:tcW w:w="1247" w:type="dxa"/>
-          </w:tcPr>
-          <w:p>
-            <w:pPr>
-              <w:spacing w:before="60" w:after="60"/>
-              <w:jc w:val="center"/>
-            </w:pPr>
-          </w:p>
-        </w:tc>
-      </w:tr>
-      <w:tr>
-        <w:trPr>
-          <w:jc w:val="center"/>
-        </w:trPr>
-        <w:tc>
-          <w:tcPr>
-            <w:tcW w:w="907" w:type="dxa"/>
-          </w:tcPr>
-          <w:p>
-            <w:pPr>
-              <w:spacing w:before="60" w:after="60"/>
-              <w:jc w:val="center"/>
-            </w:pPr>
-            <w:r>
-              <w:rPr>
-                <w:rFonts w:ascii="標楷體" w:hAnsi="標楷體"/>
-                <w:sz w:val="22"/>
-              </w:rPr>
-              <w:t>5</w:t>
-            </w:r>
-          </w:p>
-        </w:tc>
-        <w:tc>
-          <w:tcPr>
-            <w:tcW w:w="6236" w:type="dxa"/>
-          </w:tcPr>
-          <w:p>
-            <w:pPr>
-              <w:spacing w:before="60" w:after="60"/>
-            </w:pPr>
-            <w:r>
-              <w:rPr>
-                <w:rFonts w:ascii="標楷體" w:hAnsi="標楷體"/>
-                <w:sz w:val="22"/>
-              </w:rPr>
-              <w:t>停用「課程邀請通知」後，教師以</w:t>
-            </w:r>
-            <w:r>
-              <w:rPr>
-                <w:rFonts w:ascii="標楷體" w:hAnsi="標楷體"/>
-                <w:sz w:val="22"/>
-              </w:rPr>
-              <w:t xml:space="preserve"> Email </w:t>
-            </w:r>
-            <w:r>
-              <w:rPr>
-                <w:rFonts w:ascii="標楷體" w:hAnsi="標楷體"/>
-                <w:sz w:val="22"/>
-              </w:rPr>
-              <w:t>邀請學員，於邀請視窗按「下一步」應顯示「通知範本已停用」且無法寄出、學員未被加入；將範本啟用後再邀請，學員應出現在該課程學員清單並收到通知信。</w:t>
-            </w:r>
-          </w:p>
-        </w:tc>
-        <w:tc>
-          <w:tcPr>
-            <w:tcW w:w="1247" w:type="dxa"/>
-          </w:tcPr>
-          <w:p>
-            <w:pPr>
-              <w:spacing w:before="60" w:after="60"/>
-              <w:jc w:val="center"/>
-            </w:pPr>
-          </w:p>
-        </w:tc>
-        <w:tc>
-          <w:tcPr>
-            <w:tcW w:w="1247" w:type="dxa"/>
-          </w:tcPr>
-          <w:p>
-            <w:pPr>
-              <w:spacing w:before="60" w:after="60"/>
-              <w:jc w:val="center"/>
-            </w:pPr>
-          </w:p>
-        </w:tc>
-      </w:tr>
-      <w:tr>
-        <w:trPr>
-          <w:jc w:val="center"/>
-        </w:trPr>
-        <w:tc>
-          <w:tcPr>
-            <w:tcW w:w="907" w:type="dxa"/>
-          </w:tcPr>
-          <w:p>
-            <w:pPr>
-              <w:spacing w:before="60" w:after="60"/>
-              <w:jc w:val="center"/>
-            </w:pPr>
-            <w:r>
-              <w:rPr>
-                <w:rFonts w:ascii="標楷體" w:hAnsi="標楷體"/>
-                <w:sz w:val="22"/>
-              </w:rPr>
               <w:t>6</w:t>
-            </w:r>
-          </w:p>
-        </w:tc>
-        <w:tc>
-          <w:tcPr>
-            <w:tcW w:w="6236" w:type="dxa"/>
-          </w:tcPr>
-          <w:p>
-            <w:pPr>
-              <w:spacing w:before="60" w:after="60"/>
-            </w:pPr>
-            <w:r>
-              <w:rPr>
-                <w:rFonts w:ascii="標楷體" w:hAnsi="標楷體"/>
-                <w:sz w:val="22"/>
-              </w:rPr>
-              <w:t>系統信（共用）分頁五種範本的「停用」應皆為灰色無法按，其「編輯」仍可開啟並儲存。</w:t>
-            </w:r>
-          </w:p>
-        </w:tc>
-        <w:tc>
-          <w:tcPr>
-            <w:tcW w:w="1247" w:type="dxa"/>
-          </w:tcPr>
-          <w:p>
-            <w:pPr>
-              <w:spacing w:before="60" w:after="60"/>
-              <w:jc w:val="center"/>
-            </w:pPr>
-          </w:p>
-        </w:tc>
-        <w:tc>
-          <w:tcPr>
-            <w:tcW w:w="1247" w:type="dxa"/>
-          </w:tcPr>
-          <w:p>
-            <w:pPr>
-              <w:spacing w:before="60" w:after="60"/>
-              <w:jc w:val="center"/>
-            </w:pPr>
-          </w:p>
-        </w:tc>
-      </w:tr>
-      <w:tr>
-        <w:trPr>
-          <w:jc w:val="center"/>
-        </w:trPr>
-        <w:tc>
-          <w:tcPr>
-            <w:tcW w:w="907" w:type="dxa"/>
-          </w:tcPr>
-          <w:p>
-            <w:pPr>
-              <w:spacing w:before="60" w:after="60"/>
-              <w:jc w:val="center"/>
-            </w:pPr>
-            <w:r>
-              <w:rPr>
-                <w:rFonts w:ascii="標楷體" w:hAnsi="標楷體"/>
-                <w:sz w:val="22"/>
-              </w:rPr>
-              <w:t>7</w:t>
             </w:r>
           </w:p>
         </w:tc>
@@ -8648,7 +6730,7 @@
       <w:pPr>
         <w:pStyle w:val="1"/>
       </w:pPr>
-      <w:bookmarkStart w:id="7" w:name="_Toc243386893"/>
+      <w:bookmarkStart w:id="7" w:name="_Toc243485621"/>
       <w:r>
         <w:lastRenderedPageBreak/>
         <w:t xml:space="preserve">DP05 </w:t>
@@ -9052,7 +7134,21 @@
                 <w:rFonts w:ascii="標楷體" w:hAnsi="標楷體"/>
                 <w:sz w:val="22"/>
               </w:rPr>
-              <w:t>進入操作記錄查詢、不設任何條件，應列出全部記錄，依時間由新到舊排列。</w:t>
+              <w:t>進入本作業、不設任何條件，應列出全部記錄並依時間由新到舊排列；以操作者（姓名</w:t>
+            </w:r>
+            <w:r>
+              <w:rPr>
+                <w:rFonts w:ascii="標楷體" w:hAnsi="標楷體"/>
+                <w:sz w:val="22"/>
+              </w:rPr>
+              <w:t xml:space="preserve"> / Email</w:t>
+            </w:r>
+            <w:r>
+              <w:rPr>
+                <w:rFonts w:ascii="標楷體" w:hAnsi="標楷體"/>
+                <w:sz w:val="22"/>
+              </w:rPr>
+              <w:t>）、功能、操作類別、執行結果、起訖日期任一條件或組合查詢，清單應只列出符合條件的記錄；按「清除篩選」後應恢復列出全部記錄。</w:t>
             </w:r>
           </w:p>
         </w:tc>
@@ -9114,35 +7210,49 @@
                 <w:rFonts w:ascii="標楷體" w:hAnsi="標楷體"/>
                 <w:sz w:val="22"/>
               </w:rPr>
-              <w:t>於「操作者（姓名</w:t>
-            </w:r>
-            <w:r>
-              <w:rPr>
-                <w:rFonts w:ascii="標楷體" w:hAnsi="標楷體"/>
-                <w:sz w:val="22"/>
-              </w:rPr>
-              <w:t xml:space="preserve"> / Email</w:t>
-            </w:r>
-            <w:r>
-              <w:rPr>
-                <w:rFonts w:ascii="標楷體" w:hAnsi="標楷體"/>
-                <w:sz w:val="22"/>
-              </w:rPr>
-              <w:t>）」輸入管理者</w:t>
-            </w:r>
-            <w:r>
-              <w:rPr>
-                <w:rFonts w:ascii="標楷體" w:hAnsi="標楷體"/>
-                <w:sz w:val="22"/>
-              </w:rPr>
-              <w:t xml:space="preserve"> Email </w:t>
-            </w:r>
-            <w:r>
-              <w:rPr>
-                <w:rFonts w:ascii="標楷體" w:hAnsi="標楷體"/>
-                <w:sz w:val="22"/>
-              </w:rPr>
-              <w:t>的一段，不按任何按鈕，清單應自動只列出該管理者的記錄。</w:t>
+              <w:t>於「功能」選「</w:t>
+            </w:r>
+            <w:r>
+              <w:rPr>
+                <w:rFonts w:ascii="標楷體" w:hAnsi="標楷體"/>
+                <w:sz w:val="22"/>
+              </w:rPr>
+              <w:t>ET-</w:t>
+            </w:r>
+            <w:r>
+              <w:rPr>
+                <w:rFonts w:ascii="標楷體" w:hAnsi="標楷體"/>
+                <w:sz w:val="22"/>
+              </w:rPr>
+              <w:t>角色</w:t>
+            </w:r>
+            <w:r>
+              <w:rPr>
+                <w:rFonts w:ascii="標楷體" w:hAnsi="標楷體"/>
+                <w:sz w:val="22"/>
+              </w:rPr>
+              <w:t>/</w:t>
+            </w:r>
+            <w:r>
+              <w:rPr>
+                <w:rFonts w:ascii="標楷體" w:hAnsi="標楷體"/>
+                <w:sz w:val="22"/>
+              </w:rPr>
+              <w:t>受訓對象指派」，對象應顯示被調整者的姓名，而非帳號代碼；改選「</w:t>
+            </w:r>
+            <w:r>
+              <w:rPr>
+                <w:rFonts w:ascii="標楷體" w:hAnsi="標楷體"/>
+                <w:sz w:val="22"/>
+              </w:rPr>
+              <w:t>ET-</w:t>
+            </w:r>
+            <w:r>
+              <w:rPr>
+                <w:rFonts w:ascii="標楷體" w:hAnsi="標楷體"/>
+                <w:sz w:val="22"/>
+              </w:rPr>
+              <w:t>課程維護」，修改課程的那一筆對象應顯示課程名稱。</w:t>
             </w:r>
           </w:p>
         </w:tc>
@@ -9204,7 +7314,77 @@
                 <w:rFonts w:ascii="標楷體" w:hAnsi="標楷體"/>
                 <w:sz w:val="22"/>
               </w:rPr>
-              <w:t>於「執行結果」選「失敗」，清單應列出測試前準備的那筆登入失敗記錄。</w:t>
+              <w:t>於「功能」選「</w:t>
+            </w:r>
+            <w:r>
+              <w:rPr>
+                <w:rFonts w:ascii="標楷體" w:hAnsi="標楷體"/>
+                <w:sz w:val="22"/>
+              </w:rPr>
+              <w:t>DP-</w:t>
+            </w:r>
+            <w:r>
+              <w:rPr>
+                <w:rFonts w:ascii="標楷體" w:hAnsi="標楷體"/>
+                <w:sz w:val="22"/>
+              </w:rPr>
+              <w:t>使用者管理」、「操作類別」選「修改」，應列出停用與啟用該測試帳號的兩筆記錄；開啟停用那一筆的明細，應顯示事件描述「停用帳號」，異動前值的</w:t>
+            </w:r>
+            <w:r>
+              <w:rPr>
+                <w:rFonts w:ascii="標楷體" w:hAnsi="標楷體"/>
+                <w:sz w:val="22"/>
+              </w:rPr>
+              <w:t xml:space="preserve"> status </w:t>
+            </w:r>
+            <w:r>
+              <w:rPr>
+                <w:rFonts w:ascii="標楷體" w:hAnsi="標楷體"/>
+                <w:sz w:val="22"/>
+              </w:rPr>
+              <w:t>為</w:t>
+            </w:r>
+            <w:r>
+              <w:rPr>
+                <w:rFonts w:ascii="標楷體" w:hAnsi="標楷體"/>
+                <w:sz w:val="22"/>
+              </w:rPr>
+              <w:t xml:space="preserve"> ACTIVE</w:t>
+            </w:r>
+            <w:r>
+              <w:rPr>
+                <w:rFonts w:ascii="標楷體" w:hAnsi="標楷體"/>
+                <w:sz w:val="22"/>
+              </w:rPr>
+              <w:t>、異動後值的</w:t>
+            </w:r>
+            <w:r>
+              <w:rPr>
+                <w:rFonts w:ascii="標楷體" w:hAnsi="標楷體"/>
+                <w:sz w:val="22"/>
+              </w:rPr>
+              <w:t xml:space="preserve"> status </w:t>
+            </w:r>
+            <w:r>
+              <w:rPr>
+                <w:rFonts w:ascii="標楷體" w:hAnsi="標楷體"/>
+                <w:sz w:val="22"/>
+              </w:rPr>
+              <w:t>為</w:t>
+            </w:r>
+            <w:r>
+              <w:rPr>
+                <w:rFonts w:ascii="標楷體" w:hAnsi="標楷體"/>
+                <w:sz w:val="22"/>
+              </w:rPr>
+              <w:t xml:space="preserve"> DISABLED</w:t>
+            </w:r>
+            <w:r>
+              <w:rPr>
+                <w:rFonts w:ascii="標楷體" w:hAnsi="標楷體"/>
+                <w:sz w:val="22"/>
+              </w:rPr>
+              <w:t>。</w:t>
             </w:r>
           </w:p>
         </w:tc>
@@ -9266,21 +7446,35 @@
                 <w:rFonts w:ascii="標楷體" w:hAnsi="標楷體"/>
                 <w:sz w:val="22"/>
               </w:rPr>
-              <w:t>於「功能」選「</w:t>
-            </w:r>
-            <w:r>
-              <w:rPr>
-                <w:rFonts w:ascii="標楷體" w:hAnsi="標楷體"/>
-                <w:sz w:val="22"/>
-              </w:rPr>
-              <w:t>DP-</w:t>
-            </w:r>
-            <w:r>
-              <w:rPr>
-                <w:rFonts w:ascii="標楷體" w:hAnsi="標楷體"/>
-                <w:sz w:val="22"/>
-              </w:rPr>
-              <w:t>使用者管理」、「操作類別」選「修改」，應列出停用與啟用該測試帳號的兩筆記錄，對象為該帳號。</w:t>
+              <w:t>按「匯出」，下載的</w:t>
+            </w:r>
+            <w:r>
+              <w:rPr>
+                <w:rFonts w:ascii="標楷體" w:hAnsi="標楷體"/>
+                <w:sz w:val="22"/>
+              </w:rPr>
+              <w:t xml:space="preserve"> CSV </w:t>
+            </w:r>
+            <w:r>
+              <w:rPr>
+                <w:rFonts w:ascii="標楷體" w:hAnsi="標楷體"/>
+                <w:sz w:val="22"/>
+              </w:rPr>
+              <w:t>以</w:t>
+            </w:r>
+            <w:r>
+              <w:rPr>
+                <w:rFonts w:ascii="標楷體" w:hAnsi="標楷體"/>
+                <w:sz w:val="22"/>
+              </w:rPr>
+              <w:t xml:space="preserve"> Excel </w:t>
+            </w:r>
+            <w:r>
+              <w:rPr>
+                <w:rFonts w:ascii="標楷體" w:hAnsi="標楷體"/>
+                <w:sz w:val="22"/>
+              </w:rPr>
+              <w:t>開啟中文正常，內容為目前查詢條件下的全部記錄，時間為台灣時間且精確到秒；設定一組查無資料的條件時，「匯出」應為灰色無法按，按「清除篩選」後恢復可按。</w:t>
             </w:r>
           </w:p>
         </w:tc>
@@ -9325,7 +7519,7 @@
                 <w:rFonts w:ascii="標楷體" w:hAnsi="標楷體"/>
                 <w:sz w:val="22"/>
               </w:rPr>
-              <w:t>4-1</w:t>
+              <w:t>5</w:t>
             </w:r>
           </w:p>
         </w:tc>
@@ -9342,49 +7536,14 @@
                 <w:rFonts w:ascii="標楷體" w:hAnsi="標楷體"/>
                 <w:sz w:val="22"/>
               </w:rPr>
-              <w:t>於「功能」選「</w:t>
-            </w:r>
-            <w:r>
-              <w:rPr>
-                <w:rFonts w:ascii="標楷體" w:hAnsi="標楷體"/>
-                <w:sz w:val="22"/>
-              </w:rPr>
-              <w:t>ET-</w:t>
-            </w:r>
-            <w:r>
-              <w:rPr>
-                <w:rFonts w:ascii="標楷體" w:hAnsi="標楷體"/>
-                <w:sz w:val="22"/>
-              </w:rPr>
-              <w:t>角色</w:t>
-            </w:r>
-            <w:r>
-              <w:rPr>
-                <w:rFonts w:ascii="標楷體" w:hAnsi="標楷體"/>
-                <w:sz w:val="22"/>
-              </w:rPr>
-              <w:t>/</w:t>
-            </w:r>
-            <w:r>
-              <w:rPr>
-                <w:rFonts w:ascii="標楷體" w:hAnsi="標楷體"/>
-                <w:sz w:val="22"/>
-              </w:rPr>
-              <w:t>受訓對象指派」，對象應顯示被調整者的姓名，而非帳號代碼；改選「</w:t>
-            </w:r>
-            <w:r>
-              <w:rPr>
-                <w:rFonts w:ascii="標楷體" w:hAnsi="標楷體"/>
-                <w:sz w:val="22"/>
-              </w:rPr>
-              <w:t>ET-</w:t>
-            </w:r>
-            <w:r>
-              <w:rPr>
-                <w:rFonts w:ascii="標楷體" w:hAnsi="標楷體"/>
-                <w:sz w:val="22"/>
-              </w:rPr>
-              <w:t>課程維護」，測試前準備中修改課程的那一筆，對象應顯示課程名稱。</w:t>
+              <w:t>完成匯出後，於「操作類別」選「匯出」，應查得到剛才那次匯出</w:t>
+            </w:r>
+            <w:r>
+              <w:rPr>
+                <w:rFonts w:ascii="標楷體" w:hAnsi="標楷體"/>
+                <w:sz w:val="22"/>
+              </w:rPr>
+              <w:t>的記錄，操作者為本人。</w:t>
             </w:r>
           </w:p>
         </w:tc>
@@ -9429,415 +7588,7 @@
                 <w:rFonts w:ascii="標楷體" w:hAnsi="標楷體"/>
                 <w:sz w:val="22"/>
               </w:rPr>
-              <w:t>5</w:t>
-            </w:r>
-          </w:p>
-        </w:tc>
-        <w:tc>
-          <w:tcPr>
-            <w:tcW w:w="6236" w:type="dxa"/>
-          </w:tcPr>
-          <w:p>
-            <w:pPr>
-              <w:spacing w:before="60" w:after="60"/>
-            </w:pPr>
-            <w:r>
-              <w:rPr>
-                <w:rFonts w:ascii="標楷體" w:hAnsi="標楷體"/>
-                <w:sz w:val="22"/>
-              </w:rPr>
-              <w:t>開啟停用那一筆的明細，應顯示事件描述「停用帳號」，異動前值的</w:t>
-            </w:r>
-            <w:r>
-              <w:rPr>
-                <w:rFonts w:ascii="標楷體" w:hAnsi="標楷體"/>
-                <w:sz w:val="22"/>
-              </w:rPr>
-              <w:t xml:space="preserve"> status </w:t>
-            </w:r>
-            <w:r>
-              <w:rPr>
-                <w:rFonts w:ascii="標楷體" w:hAnsi="標楷體"/>
-                <w:sz w:val="22"/>
-              </w:rPr>
-              <w:t>為</w:t>
-            </w:r>
-            <w:r>
-              <w:rPr>
-                <w:rFonts w:ascii="標楷體" w:hAnsi="標楷體"/>
-                <w:sz w:val="22"/>
-              </w:rPr>
-              <w:t xml:space="preserve"> ACTIVE</w:t>
-            </w:r>
-            <w:r>
-              <w:rPr>
-                <w:rFonts w:ascii="標楷體" w:hAnsi="標楷體"/>
-                <w:sz w:val="22"/>
-              </w:rPr>
-              <w:t>、異動後值的</w:t>
-            </w:r>
-            <w:r>
-              <w:rPr>
-                <w:rFonts w:ascii="標楷體" w:hAnsi="標楷體"/>
-                <w:sz w:val="22"/>
-              </w:rPr>
-              <w:t xml:space="preserve"> status </w:t>
-            </w:r>
-            <w:r>
-              <w:rPr>
-                <w:rFonts w:ascii="標楷體" w:hAnsi="標楷體"/>
-                <w:sz w:val="22"/>
-              </w:rPr>
-              <w:t>為</w:t>
-            </w:r>
-            <w:r>
-              <w:rPr>
-                <w:rFonts w:ascii="標楷體" w:hAnsi="標楷體"/>
-                <w:sz w:val="22"/>
-              </w:rPr>
-              <w:t xml:space="preserve"> DISABLED</w:t>
-            </w:r>
-            <w:r>
-              <w:rPr>
-                <w:rFonts w:ascii="標楷體" w:hAnsi="標楷體"/>
-                <w:sz w:val="22"/>
-              </w:rPr>
-              <w:t>。</w:t>
-            </w:r>
-          </w:p>
-        </w:tc>
-        <w:tc>
-          <w:tcPr>
-            <w:tcW w:w="1247" w:type="dxa"/>
-          </w:tcPr>
-          <w:p>
-            <w:pPr>
-              <w:spacing w:before="60" w:after="60"/>
-              <w:jc w:val="center"/>
-            </w:pPr>
-          </w:p>
-        </w:tc>
-        <w:tc>
-          <w:tcPr>
-            <w:tcW w:w="1247" w:type="dxa"/>
-          </w:tcPr>
-          <w:p>
-            <w:pPr>
-              <w:spacing w:before="60" w:after="60"/>
-              <w:jc w:val="center"/>
-            </w:pPr>
-          </w:p>
-        </w:tc>
-      </w:tr>
-      <w:tr>
-        <w:trPr>
-          <w:jc w:val="center"/>
-        </w:trPr>
-        <w:tc>
-          <w:tcPr>
-            <w:tcW w:w="907" w:type="dxa"/>
-          </w:tcPr>
-          <w:p>
-            <w:pPr>
-              <w:spacing w:before="60" w:after="60"/>
-              <w:jc w:val="center"/>
-            </w:pPr>
-            <w:r>
-              <w:rPr>
-                <w:rFonts w:ascii="標楷體" w:hAnsi="標楷體"/>
-                <w:sz w:val="22"/>
-              </w:rPr>
               <w:t>6</w:t>
-            </w:r>
-          </w:p>
-        </w:tc>
-        <w:tc>
-          <w:tcPr>
-            <w:tcW w:w="6236" w:type="dxa"/>
-          </w:tcPr>
-          <w:p>
-            <w:pPr>
-              <w:spacing w:before="60" w:after="60"/>
-            </w:pPr>
-            <w:r>
-              <w:rPr>
-                <w:rFonts w:ascii="標楷體" w:hAnsi="標楷體"/>
-                <w:sz w:val="22"/>
-              </w:rPr>
-              <w:t>將「起日」與「訖日」設為同一天，清單應只列出該日（台灣時間）的記錄；按「清除篩選」後應恢復列出全部記錄。</w:t>
-            </w:r>
-          </w:p>
-        </w:tc>
-        <w:tc>
-          <w:tcPr>
-            <w:tcW w:w="1247" w:type="dxa"/>
-          </w:tcPr>
-          <w:p>
-            <w:pPr>
-              <w:spacing w:before="60" w:after="60"/>
-              <w:jc w:val="center"/>
-            </w:pPr>
-          </w:p>
-        </w:tc>
-        <w:tc>
-          <w:tcPr>
-            <w:tcW w:w="1247" w:type="dxa"/>
-          </w:tcPr>
-          <w:p>
-            <w:pPr>
-              <w:spacing w:before="60" w:after="60"/>
-              <w:jc w:val="center"/>
-            </w:pPr>
-          </w:p>
-        </w:tc>
-      </w:tr>
-      <w:tr>
-        <w:trPr>
-          <w:jc w:val="center"/>
-        </w:trPr>
-        <w:tc>
-          <w:tcPr>
-            <w:tcW w:w="907" w:type="dxa"/>
-          </w:tcPr>
-          <w:p>
-            <w:pPr>
-              <w:spacing w:before="60" w:after="60"/>
-              <w:jc w:val="center"/>
-            </w:pPr>
-            <w:r>
-              <w:rPr>
-                <w:rFonts w:ascii="標楷體" w:hAnsi="標楷體"/>
-                <w:sz w:val="22"/>
-              </w:rPr>
-              <w:t>7</w:t>
-            </w:r>
-          </w:p>
-        </w:tc>
-        <w:tc>
-          <w:tcPr>
-            <w:tcW w:w="6236" w:type="dxa"/>
-          </w:tcPr>
-          <w:p>
-            <w:pPr>
-              <w:spacing w:before="60" w:after="60"/>
-            </w:pPr>
-            <w:r>
-              <w:rPr>
-                <w:rFonts w:ascii="標楷體" w:hAnsi="標楷體"/>
-                <w:sz w:val="22"/>
-              </w:rPr>
-              <w:t>按「匯出」，下載的</w:t>
-            </w:r>
-            <w:r>
-              <w:rPr>
-                <w:rFonts w:ascii="標楷體" w:hAnsi="標楷體"/>
-                <w:sz w:val="22"/>
-              </w:rPr>
-              <w:t xml:space="preserve"> CSV </w:t>
-            </w:r>
-            <w:r>
-              <w:rPr>
-                <w:rFonts w:ascii="標楷體" w:hAnsi="標楷體"/>
-                <w:sz w:val="22"/>
-              </w:rPr>
-              <w:t>以</w:t>
-            </w:r>
-            <w:r>
-              <w:rPr>
-                <w:rFonts w:ascii="標楷體" w:hAnsi="標楷體"/>
-                <w:sz w:val="22"/>
-              </w:rPr>
-              <w:t xml:space="preserve"> Excel </w:t>
-            </w:r>
-            <w:r>
-              <w:rPr>
-                <w:rFonts w:ascii="標楷體" w:hAnsi="標楷體"/>
-                <w:sz w:val="22"/>
-              </w:rPr>
-              <w:t>開啟中文正常，內容為目前查詢條件下的全部記錄，時間為台灣時間且精確到秒。</w:t>
-            </w:r>
-          </w:p>
-        </w:tc>
-        <w:tc>
-          <w:tcPr>
-            <w:tcW w:w="1247" w:type="dxa"/>
-          </w:tcPr>
-          <w:p>
-            <w:pPr>
-              <w:spacing w:before="60" w:after="60"/>
-              <w:jc w:val="center"/>
-            </w:pPr>
-          </w:p>
-        </w:tc>
-        <w:tc>
-          <w:tcPr>
-            <w:tcW w:w="1247" w:type="dxa"/>
-          </w:tcPr>
-          <w:p>
-            <w:pPr>
-              <w:spacing w:before="60" w:after="60"/>
-              <w:jc w:val="center"/>
-            </w:pPr>
-          </w:p>
-        </w:tc>
-      </w:tr>
-      <w:tr>
-        <w:trPr>
-          <w:jc w:val="center"/>
-        </w:trPr>
-        <w:tc>
-          <w:tcPr>
-            <w:tcW w:w="907" w:type="dxa"/>
-          </w:tcPr>
-          <w:p>
-            <w:pPr>
-              <w:spacing w:before="60" w:after="60"/>
-              <w:jc w:val="center"/>
-            </w:pPr>
-            <w:r>
-              <w:rPr>
-                <w:rFonts w:ascii="標楷體" w:hAnsi="標楷體"/>
-                <w:sz w:val="22"/>
-              </w:rPr>
-              <w:t>7-1</w:t>
-            </w:r>
-          </w:p>
-        </w:tc>
-        <w:tc>
-          <w:tcPr>
-            <w:tcW w:w="6236" w:type="dxa"/>
-          </w:tcPr>
-          <w:p>
-            <w:pPr>
-              <w:spacing w:before="60" w:after="60"/>
-            </w:pPr>
-            <w:r>
-              <w:rPr>
-                <w:rFonts w:ascii="標楷體" w:hAnsi="標楷體"/>
-                <w:sz w:val="22"/>
-              </w:rPr>
-              <w:t>設定一組查無資料的條件，「匯出」應為灰色無法按；按「清除篩選」後恢復可按。</w:t>
-            </w:r>
-          </w:p>
-        </w:tc>
-        <w:tc>
-          <w:tcPr>
-            <w:tcW w:w="1247" w:type="dxa"/>
-          </w:tcPr>
-          <w:p>
-            <w:pPr>
-              <w:spacing w:before="60" w:after="60"/>
-              <w:jc w:val="center"/>
-            </w:pPr>
-          </w:p>
-        </w:tc>
-        <w:tc>
-          <w:tcPr>
-            <w:tcW w:w="1247" w:type="dxa"/>
-          </w:tcPr>
-          <w:p>
-            <w:pPr>
-              <w:spacing w:before="60" w:after="60"/>
-              <w:jc w:val="center"/>
-            </w:pPr>
-          </w:p>
-        </w:tc>
-      </w:tr>
-      <w:tr>
-        <w:trPr>
-          <w:jc w:val="center"/>
-        </w:trPr>
-        <w:tc>
-          <w:tcPr>
-            <w:tcW w:w="907" w:type="dxa"/>
-          </w:tcPr>
-          <w:p>
-            <w:pPr>
-              <w:spacing w:before="60" w:after="60"/>
-              <w:jc w:val="center"/>
-            </w:pPr>
-            <w:r>
-              <w:rPr>
-                <w:rFonts w:ascii="標楷體" w:hAnsi="標楷體"/>
-                <w:sz w:val="22"/>
-              </w:rPr>
-              <w:t>7-2</w:t>
-            </w:r>
-          </w:p>
-        </w:tc>
-        <w:tc>
-          <w:tcPr>
-            <w:tcW w:w="6236" w:type="dxa"/>
-          </w:tcPr>
-          <w:p>
-            <w:pPr>
-              <w:spacing w:before="60" w:after="60"/>
-            </w:pPr>
-            <w:r>
-              <w:rPr>
-                <w:rFonts w:ascii="標楷體" w:hAnsi="標楷體"/>
-                <w:sz w:val="22"/>
-              </w:rPr>
-              <w:t>承第</w:t>
-            </w:r>
-            <w:r>
-              <w:rPr>
-                <w:rFonts w:ascii="標楷體" w:hAnsi="標楷體"/>
-                <w:sz w:val="22"/>
-              </w:rPr>
-              <w:t xml:space="preserve"> 7 </w:t>
-            </w:r>
-            <w:r>
-              <w:rPr>
-                <w:rFonts w:ascii="標楷體" w:hAnsi="標楷體"/>
-                <w:sz w:val="22"/>
-              </w:rPr>
-              <w:t>項，於「操作類別」選「匯出」，應查得到剛才那次匯出的記錄，操作者為本人。</w:t>
-            </w:r>
-          </w:p>
-        </w:tc>
-        <w:tc>
-          <w:tcPr>
-            <w:tcW w:w="1247" w:type="dxa"/>
-          </w:tcPr>
-          <w:p>
-            <w:pPr>
-              <w:spacing w:before="60" w:after="60"/>
-              <w:jc w:val="center"/>
-            </w:pPr>
-          </w:p>
-        </w:tc>
-        <w:tc>
-          <w:tcPr>
-            <w:tcW w:w="1247" w:type="dxa"/>
-          </w:tcPr>
-          <w:p>
-            <w:pPr>
-              <w:spacing w:before="60" w:after="60"/>
-              <w:jc w:val="center"/>
-            </w:pPr>
-          </w:p>
-        </w:tc>
-      </w:tr>
-      <w:tr>
-        <w:trPr>
-          <w:jc w:val="center"/>
-        </w:trPr>
-        <w:tc>
-          <w:tcPr>
-            <w:tcW w:w="907" w:type="dxa"/>
-          </w:tcPr>
-          <w:p>
-            <w:pPr>
-              <w:spacing w:before="60" w:after="60"/>
-              <w:jc w:val="center"/>
-            </w:pPr>
-            <w:r>
-              <w:rPr>
-                <w:rFonts w:ascii="標楷體" w:hAnsi="標楷體"/>
-                <w:sz w:val="22"/>
-              </w:rPr>
-              <w:t>8</w:t>
             </w:r>
           </w:p>
         </w:tc>
@@ -9886,7 +7637,7 @@
       <w:pPr>
         <w:pStyle w:val="1"/>
       </w:pPr>
-      <w:bookmarkStart w:id="8" w:name="_Toc243386894"/>
+      <w:bookmarkStart w:id="8" w:name="_Toc243485622"/>
       <w:r>
         <w:lastRenderedPageBreak/>
         <w:t xml:space="preserve">DP06 </w:t>
@@ -10290,35 +8041,98 @@
                 <w:rFonts w:ascii="標楷體" w:hAnsi="標楷體"/>
                 <w:sz w:val="22"/>
               </w:rPr>
-              <w:t>進入本作業，清單應列出各排程的</w:t>
-            </w:r>
-            <w:r>
-              <w:rPr>
-                <w:rFonts w:ascii="標楷體" w:hAnsi="標楷體"/>
-                <w:sz w:val="22"/>
-              </w:rPr>
-              <w:t xml:space="preserve"> Job</w:t>
-            </w:r>
-            <w:r>
-              <w:rPr>
-                <w:rFonts w:ascii="標楷體" w:hAnsi="標楷體"/>
-                <w:sz w:val="22"/>
-              </w:rPr>
-              <w:t>、說明、所屬模組、執行時點、</w:t>
-            </w:r>
-            <w:r>
-              <w:rPr>
-                <w:rFonts w:ascii="標楷體" w:hAnsi="標楷體"/>
-                <w:sz w:val="22"/>
-              </w:rPr>
-              <w:t>Cron</w:t>
-            </w:r>
-            <w:r>
-              <w:rPr>
-                <w:rFonts w:ascii="標楷體" w:hAnsi="標楷體"/>
-                <w:sz w:val="22"/>
-              </w:rPr>
-              <w:t>、狀態、最近執行、下次執行。</w:t>
+              <w:t>「執行時點（台灣時間）」欄應為</w:t>
+            </w:r>
+            <w:r>
+              <w:rPr>
+                <w:rFonts w:ascii="標楷體" w:hAnsi="標楷體"/>
+                <w:sz w:val="22"/>
+              </w:rPr>
+              <w:t xml:space="preserve"> Cron </w:t>
+            </w:r>
+            <w:r>
+              <w:rPr>
+                <w:rFonts w:ascii="標楷體" w:hAnsi="標楷體"/>
+                <w:sz w:val="22"/>
+              </w:rPr>
+              <w:t>換算出的中文時點，例如</w:t>
+            </w:r>
+            <w:r>
+              <w:rPr>
+                <w:rFonts w:ascii="標楷體" w:hAnsi="標楷體"/>
+                <w:sz w:val="22"/>
+              </w:rPr>
+              <w:t xml:space="preserve"> Cron </w:t>
+            </w:r>
+            <w:r>
+              <w:rPr>
+                <w:rFonts w:ascii="標楷體" w:hAnsi="標楷體"/>
+                <w:sz w:val="22"/>
+              </w:rPr>
+              <w:t>為</w:t>
+            </w:r>
+            <w:r>
+              <w:rPr>
+                <w:rFonts w:ascii="標楷體" w:hAnsi="標楷體"/>
+                <w:sz w:val="22"/>
+              </w:rPr>
+              <w:t xml:space="preserve"> `0 8 * * *` </w:t>
+            </w:r>
+            <w:r>
+              <w:rPr>
+                <w:rFonts w:ascii="標楷體" w:hAnsi="標楷體"/>
+                <w:sz w:val="22"/>
+              </w:rPr>
+              <w:t>時顯示「每日</w:t>
+            </w:r>
+            <w:r>
+              <w:rPr>
+                <w:rFonts w:ascii="標楷體" w:hAnsi="標楷體"/>
+                <w:sz w:val="22"/>
+              </w:rPr>
+              <w:t xml:space="preserve"> 08:00</w:t>
+            </w:r>
+            <w:r>
+              <w:rPr>
+                <w:rFonts w:ascii="標楷體" w:hAnsi="標楷體"/>
+                <w:sz w:val="22"/>
+              </w:rPr>
+              <w:t>」；該列的「下次執行」應為某日</w:t>
+            </w:r>
+            <w:r>
+              <w:rPr>
+                <w:rFonts w:ascii="標楷體" w:hAnsi="標楷體"/>
+                <w:sz w:val="22"/>
+              </w:rPr>
+              <w:t xml:space="preserve"> </w:t>
+            </w:r>
+            <w:r>
+              <w:rPr>
+                <w:rFonts w:ascii="標楷體" w:hAnsi="標楷體"/>
+                <w:sz w:val="22"/>
+              </w:rPr>
+              <w:t>08:00</w:t>
+            </w:r>
+            <w:r>
+              <w:rPr>
+                <w:rFonts w:ascii="標楷體" w:hAnsi="標楷體"/>
+                <w:sz w:val="22"/>
+              </w:rPr>
+              <w:t>，與「執行時點」所示時刻一致（</w:t>
+            </w:r>
+            <w:r>
+              <w:rPr>
+                <w:rFonts w:ascii="標楷體" w:hAnsi="標楷體"/>
+                <w:sz w:val="22"/>
+              </w:rPr>
+              <w:t xml:space="preserve">Cron </w:t>
+            </w:r>
+            <w:r>
+              <w:rPr>
+                <w:rFonts w:ascii="標楷體" w:hAnsi="標楷體"/>
+                <w:sz w:val="22"/>
+              </w:rPr>
+              <w:t>以台灣時間解讀）。</w:t>
             </w:r>
           </w:p>
         </w:tc>
@@ -10380,63 +8194,7 @@
                 <w:rFonts w:ascii="標楷體" w:hAnsi="標楷體"/>
                 <w:sz w:val="22"/>
               </w:rPr>
-              <w:t>「執行時點（台灣時間）」欄應為</w:t>
-            </w:r>
-            <w:r>
-              <w:rPr>
-                <w:rFonts w:ascii="標楷體" w:hAnsi="標楷體"/>
-                <w:sz w:val="22"/>
-              </w:rPr>
-              <w:t xml:space="preserve"> Cron </w:t>
-            </w:r>
-            <w:r>
-              <w:rPr>
-                <w:rFonts w:ascii="標楷體" w:hAnsi="標楷體"/>
-                <w:sz w:val="22"/>
-              </w:rPr>
-              <w:t>換算出的中文時點，例如</w:t>
-            </w:r>
-            <w:r>
-              <w:rPr>
-                <w:rFonts w:ascii="標楷體" w:hAnsi="標楷體"/>
-                <w:sz w:val="22"/>
-              </w:rPr>
-              <w:t xml:space="preserve"> Cron </w:t>
-            </w:r>
-            <w:r>
-              <w:rPr>
-                <w:rFonts w:ascii="標楷體" w:hAnsi="標楷體"/>
-                <w:sz w:val="22"/>
-              </w:rPr>
-              <w:t>為</w:t>
-            </w:r>
-            <w:r>
-              <w:rPr>
-                <w:rFonts w:ascii="標楷體" w:hAnsi="標楷體"/>
-                <w:sz w:val="22"/>
-              </w:rPr>
-              <w:t xml:space="preserve"> `0 8 * * *` </w:t>
-            </w:r>
-            <w:r>
-              <w:rPr>
-                <w:rFonts w:ascii="標楷體" w:hAnsi="標楷體"/>
-                <w:sz w:val="22"/>
-              </w:rPr>
-              <w:t>時顯示「每日</w:t>
-            </w:r>
-            <w:r>
-              <w:rPr>
-                <w:rFonts w:ascii="標楷體" w:hAnsi="標楷體"/>
-                <w:sz w:val="22"/>
-              </w:rPr>
-              <w:t xml:space="preserve"> 08:00</w:t>
-            </w:r>
-            <w:r>
-              <w:rPr>
-                <w:rFonts w:ascii="標楷體" w:hAnsi="標楷體"/>
-                <w:sz w:val="22"/>
-              </w:rPr>
-              <w:t>」。</w:t>
+              <w:t>按某列的「執行歷程」圖示，應開啟視窗列出歷次執行的起訖時間與結果。</w:t>
             </w:r>
           </w:p>
         </w:tc>
@@ -10498,56 +8256,21 @@
                 <w:rFonts w:ascii="標楷體" w:hAnsi="標楷體"/>
                 <w:sz w:val="22"/>
               </w:rPr>
-              <w:t xml:space="preserve">Cron </w:t>
-            </w:r>
-            <w:r>
-              <w:rPr>
-                <w:rFonts w:ascii="標楷體" w:hAnsi="標楷體"/>
-                <w:sz w:val="22"/>
-              </w:rPr>
-              <w:t>為</w:t>
-            </w:r>
-            <w:r>
-              <w:rPr>
-                <w:rFonts w:ascii="標楷體" w:hAnsi="標楷體"/>
-                <w:sz w:val="22"/>
-              </w:rPr>
-              <w:t xml:space="preserve"> `0 8 * * *` </w:t>
-            </w:r>
-            <w:r>
-              <w:rPr>
-                <w:rFonts w:ascii="標楷體" w:hAnsi="標楷體"/>
-                <w:sz w:val="22"/>
-              </w:rPr>
-              <w:t>之排程，「下次執行」應為某日</w:t>
-            </w:r>
-            <w:r>
-              <w:rPr>
-                <w:rFonts w:ascii="標楷體" w:hAnsi="標楷體"/>
-                <w:sz w:val="22"/>
-              </w:rPr>
-              <w:t xml:space="preserve"> 08:00</w:t>
-            </w:r>
-            <w:r>
-              <w:rPr>
-                <w:rFonts w:ascii="標楷體" w:hAnsi="標楷體"/>
-                <w:sz w:val="22"/>
-              </w:rPr>
-              <w:t>，與「執行時點」所示時刻一致（</w:t>
-            </w:r>
-            <w:r>
-              <w:rPr>
-                <w:rFonts w:ascii="標楷體" w:hAnsi="標楷體"/>
-                <w:sz w:val="22"/>
-              </w:rPr>
-              <w:t xml:space="preserve">Cron </w:t>
-            </w:r>
-            <w:r>
-              <w:rPr>
-                <w:rFonts w:ascii="標楷體" w:hAnsi="標楷體"/>
-                <w:sz w:val="22"/>
-              </w:rPr>
-              <w:t>以台灣時間解讀）。</w:t>
+              <w:t>按「編輯」修改</w:t>
+            </w:r>
+            <w:r>
+              <w:rPr>
+                <w:rFonts w:ascii="標楷體" w:hAnsi="標楷體"/>
+                <w:sz w:val="22"/>
+              </w:rPr>
+              <w:t xml:space="preserve"> Cron </w:t>
+            </w:r>
+            <w:r>
+              <w:rPr>
+                <w:rFonts w:ascii="標楷體" w:hAnsi="標楷體"/>
+                <w:sz w:val="22"/>
+              </w:rPr>
+              <w:t>表達式並儲存，清單的「執行時點」與「下次執行」應立即依新值更新，不需重新啟動或重新登入。</w:t>
             </w:r>
           </w:p>
         </w:tc>
@@ -10609,7 +8332,49 @@
                 <w:rFonts w:ascii="標楷體" w:hAnsi="標楷體"/>
                 <w:sz w:val="22"/>
               </w:rPr>
-              <w:t>按某列的「執行歷程」圖示，應開啟視窗列出歷次執行的起訖時間與結果；從未執行過者顯示「尚無排程執行紀錄」（所有排程皆已執行過時，後半不適用）。</w:t>
+              <w:t>於</w:t>
+            </w:r>
+            <w:r>
+              <w:rPr>
+                <w:rFonts w:ascii="標楷體" w:hAnsi="標楷體"/>
+                <w:sz w:val="22"/>
+              </w:rPr>
+              <w:t xml:space="preserve"> Cron </w:t>
+            </w:r>
+            <w:r>
+              <w:rPr>
+                <w:rFonts w:ascii="標楷體" w:hAnsi="標楷體"/>
+                <w:sz w:val="22"/>
+              </w:rPr>
+              <w:t>的週幾欄填</w:t>
+            </w:r>
+            <w:r>
+              <w:rPr>
+                <w:rFonts w:ascii="標楷體" w:hAnsi="標楷體"/>
+                <w:sz w:val="22"/>
+              </w:rPr>
+              <w:t xml:space="preserve"> `0` </w:t>
+            </w:r>
+            <w:r>
+              <w:rPr>
+                <w:rFonts w:ascii="標楷體" w:hAnsi="標楷體"/>
+                <w:sz w:val="22"/>
+              </w:rPr>
+              <w:t>並儲存，「執行時點」應顯示為每週一（週幾自週一起算，非一般慣用的週日為</w:t>
+            </w:r>
+            <w:r>
+              <w:rPr>
+                <w:rFonts w:ascii="標楷體" w:hAnsi="標楷體"/>
+                <w:sz w:val="22"/>
+              </w:rPr>
+              <w:t xml:space="preserve"> 0</w:t>
+            </w:r>
+            <w:r>
+              <w:rPr>
+                <w:rFonts w:ascii="標楷體" w:hAnsi="標楷體"/>
+                <w:sz w:val="22"/>
+              </w:rPr>
+              <w:t>）。</w:t>
             </w:r>
           </w:p>
         </w:tc>
@@ -10671,7 +8436,49 @@
                 <w:rFonts w:ascii="標楷體" w:hAnsi="標楷體"/>
                 <w:sz w:val="22"/>
               </w:rPr>
-              <w:t>執行歷程中若有失敗或跳過的紀錄，右欄應列出其原因；同時段其他排程的紀錄應仍為成功（單一失敗不影響其他）。（各排程歷程皆無失敗或跳過紀錄時，本項不適用）</w:t>
+              <w:t>於</w:t>
+            </w:r>
+            <w:r>
+              <w:rPr>
+                <w:rFonts w:ascii="標楷體" w:hAnsi="標楷體"/>
+                <w:sz w:val="22"/>
+              </w:rPr>
+              <w:t xml:space="preserve"> Cron </w:t>
+            </w:r>
+            <w:r>
+              <w:rPr>
+                <w:rFonts w:ascii="標楷體" w:hAnsi="標楷體"/>
+                <w:sz w:val="22"/>
+              </w:rPr>
+              <w:t>填入不合法的表達式（例如週幾填</w:t>
+            </w:r>
+            <w:r>
+              <w:rPr>
+                <w:rFonts w:ascii="標楷體" w:hAnsi="標楷體"/>
+                <w:sz w:val="22"/>
+              </w:rPr>
+              <w:t xml:space="preserve"> `7`</w:t>
+            </w:r>
+            <w:r>
+              <w:rPr>
+                <w:rFonts w:ascii="標楷體" w:hAnsi="標楷體"/>
+                <w:sz w:val="22"/>
+              </w:rPr>
+              <w:t>）並儲存，應被擋下並提示</w:t>
+            </w:r>
+            <w:r>
+              <w:rPr>
+                <w:rFonts w:ascii="標楷體" w:hAnsi="標楷體"/>
+                <w:sz w:val="22"/>
+              </w:rPr>
+              <w:t xml:space="preserve"> cron </w:t>
+            </w:r>
+            <w:r>
+              <w:rPr>
+                <w:rFonts w:ascii="標楷體" w:hAnsi="標楷體"/>
+                <w:sz w:val="22"/>
+              </w:rPr>
+              <w:t>表達式不合法。</w:t>
             </w:r>
           </w:p>
         </w:tc>
@@ -10733,21 +8540,21 @@
                 <w:rFonts w:ascii="標楷體" w:hAnsi="標楷體"/>
                 <w:sz w:val="22"/>
               </w:rPr>
-              <w:t>按「編輯」修改</w:t>
-            </w:r>
-            <w:r>
-              <w:rPr>
-                <w:rFonts w:ascii="標楷體" w:hAnsi="標楷體"/>
-                <w:sz w:val="22"/>
-              </w:rPr>
-              <w:t xml:space="preserve"> Cron </w:t>
-            </w:r>
-            <w:r>
-              <w:rPr>
-                <w:rFonts w:ascii="標楷體" w:hAnsi="標楷體"/>
-                <w:sz w:val="22"/>
-              </w:rPr>
-              <w:t>表達式並儲存，清單的「執行時點」與「下次執行」應立即依新值更新，不需重新啟動或重新登入。</w:t>
+              <w:t>將某排程的「啟用」關閉並儲存，該列狀態應變為停用且「下次執行」欄顯示「</w:t>
+            </w:r>
+            <w:r>
+              <w:rPr>
+                <w:rFonts w:ascii="標楷體" w:hAnsi="標楷體"/>
+                <w:sz w:val="22"/>
+              </w:rPr>
+              <w:t>—</w:t>
+            </w:r>
+            <w:r>
+              <w:rPr>
+                <w:rFonts w:ascii="標楷體" w:hAnsi="標楷體"/>
+                <w:sz w:val="22"/>
+              </w:rPr>
+              <w:t>」；重新啟用後恢復顯示。</w:t>
             </w:r>
           </w:p>
         </w:tc>
@@ -10809,290 +8616,6 @@
                 <w:rFonts w:ascii="標楷體" w:hAnsi="標楷體"/>
                 <w:sz w:val="22"/>
               </w:rPr>
-              <w:t>於</w:t>
-            </w:r>
-            <w:r>
-              <w:rPr>
-                <w:rFonts w:ascii="標楷體" w:hAnsi="標楷體"/>
-                <w:sz w:val="22"/>
-              </w:rPr>
-              <w:t xml:space="preserve"> Cron </w:t>
-            </w:r>
-            <w:r>
-              <w:rPr>
-                <w:rFonts w:ascii="標楷體" w:hAnsi="標楷體"/>
-                <w:sz w:val="22"/>
-              </w:rPr>
-              <w:t>的週幾欄填</w:t>
-            </w:r>
-            <w:r>
-              <w:rPr>
-                <w:rFonts w:ascii="標楷體" w:hAnsi="標楷體"/>
-                <w:sz w:val="22"/>
-              </w:rPr>
-              <w:t xml:space="preserve"> `0` </w:t>
-            </w:r>
-            <w:r>
-              <w:rPr>
-                <w:rFonts w:ascii="標楷體" w:hAnsi="標楷體"/>
-                <w:sz w:val="22"/>
-              </w:rPr>
-              <w:t>並儲存，「執行時點」應顯示為每週一（週幾自週一起算，非一般慣用的週日為</w:t>
-            </w:r>
-            <w:r>
-              <w:rPr>
-                <w:rFonts w:ascii="標楷體" w:hAnsi="標楷體"/>
-                <w:sz w:val="22"/>
-              </w:rPr>
-              <w:t xml:space="preserve"> 0</w:t>
-            </w:r>
-            <w:r>
-              <w:rPr>
-                <w:rFonts w:ascii="標楷體" w:hAnsi="標楷體"/>
-                <w:sz w:val="22"/>
-              </w:rPr>
-              <w:t>）。</w:t>
-            </w:r>
-          </w:p>
-        </w:tc>
-        <w:tc>
-          <w:tcPr>
-            <w:tcW w:w="1247" w:type="dxa"/>
-          </w:tcPr>
-          <w:p>
-            <w:pPr>
-              <w:spacing w:before="60" w:after="60"/>
-              <w:jc w:val="center"/>
-            </w:pPr>
-          </w:p>
-        </w:tc>
-        <w:tc>
-          <w:tcPr>
-            <w:tcW w:w="1247" w:type="dxa"/>
-          </w:tcPr>
-          <w:p>
-            <w:pPr>
-              <w:spacing w:before="60" w:after="60"/>
-              <w:jc w:val="center"/>
-            </w:pPr>
-          </w:p>
-        </w:tc>
-      </w:tr>
-      <w:tr>
-        <w:trPr>
-          <w:jc w:val="center"/>
-        </w:trPr>
-        <w:tc>
-          <w:tcPr>
-            <w:tcW w:w="907" w:type="dxa"/>
-          </w:tcPr>
-          <w:p>
-            <w:pPr>
-              <w:spacing w:before="60" w:after="60"/>
-              <w:jc w:val="center"/>
-            </w:pPr>
-            <w:r>
-              <w:rPr>
-                <w:rFonts w:ascii="標楷體" w:hAnsi="標楷體"/>
-                <w:sz w:val="22"/>
-              </w:rPr>
-              <w:t>8</w:t>
-            </w:r>
-          </w:p>
-        </w:tc>
-        <w:tc>
-          <w:tcPr>
-            <w:tcW w:w="6236" w:type="dxa"/>
-          </w:tcPr>
-          <w:p>
-            <w:pPr>
-              <w:spacing w:before="60" w:after="60"/>
-            </w:pPr>
-            <w:r>
-              <w:rPr>
-                <w:rFonts w:ascii="標楷體" w:hAnsi="標楷體"/>
-                <w:sz w:val="22"/>
-              </w:rPr>
-              <w:t>於</w:t>
-            </w:r>
-            <w:r>
-              <w:rPr>
-                <w:rFonts w:ascii="標楷體" w:hAnsi="標楷體"/>
-                <w:sz w:val="22"/>
-              </w:rPr>
-              <w:t xml:space="preserve"> Cron </w:t>
-            </w:r>
-            <w:r>
-              <w:rPr>
-                <w:rFonts w:ascii="標楷體" w:hAnsi="標楷體"/>
-                <w:sz w:val="22"/>
-              </w:rPr>
-              <w:t>填入不合法的表達式（例如週幾填</w:t>
-            </w:r>
-            <w:r>
-              <w:rPr>
-                <w:rFonts w:ascii="標楷體" w:hAnsi="標楷體"/>
-                <w:sz w:val="22"/>
-              </w:rPr>
-              <w:t xml:space="preserve"> `7`</w:t>
-            </w:r>
-            <w:r>
-              <w:rPr>
-                <w:rFonts w:ascii="標楷體" w:hAnsi="標楷體"/>
-                <w:sz w:val="22"/>
-              </w:rPr>
-              <w:t>）並儲存，應被擋下並提示</w:t>
-            </w:r>
-            <w:r>
-              <w:rPr>
-                <w:rFonts w:ascii="標楷體" w:hAnsi="標楷體"/>
-                <w:sz w:val="22"/>
-              </w:rPr>
-              <w:t xml:space="preserve"> cron </w:t>
-            </w:r>
-            <w:r>
-              <w:rPr>
-                <w:rFonts w:ascii="標楷體" w:hAnsi="標楷體"/>
-                <w:sz w:val="22"/>
-              </w:rPr>
-              <w:t>表達式不合法。</w:t>
-            </w:r>
-          </w:p>
-        </w:tc>
-        <w:tc>
-          <w:tcPr>
-            <w:tcW w:w="1247" w:type="dxa"/>
-          </w:tcPr>
-          <w:p>
-            <w:pPr>
-              <w:spacing w:before="60" w:after="60"/>
-              <w:jc w:val="center"/>
-            </w:pPr>
-          </w:p>
-        </w:tc>
-        <w:tc>
-          <w:tcPr>
-            <w:tcW w:w="1247" w:type="dxa"/>
-          </w:tcPr>
-          <w:p>
-            <w:pPr>
-              <w:spacing w:before="60" w:after="60"/>
-              <w:jc w:val="center"/>
-            </w:pPr>
-          </w:p>
-        </w:tc>
-      </w:tr>
-      <w:tr>
-        <w:trPr>
-          <w:jc w:val="center"/>
-        </w:trPr>
-        <w:tc>
-          <w:tcPr>
-            <w:tcW w:w="907" w:type="dxa"/>
-          </w:tcPr>
-          <w:p>
-            <w:pPr>
-              <w:spacing w:before="60" w:after="60"/>
-              <w:jc w:val="center"/>
-            </w:pPr>
-            <w:r>
-              <w:rPr>
-                <w:rFonts w:ascii="標楷體" w:hAnsi="標楷體"/>
-                <w:sz w:val="22"/>
-              </w:rPr>
-              <w:t>9</w:t>
-            </w:r>
-          </w:p>
-        </w:tc>
-        <w:tc>
-          <w:tcPr>
-            <w:tcW w:w="6236" w:type="dxa"/>
-          </w:tcPr>
-          <w:p>
-            <w:pPr>
-              <w:spacing w:before="60" w:after="60"/>
-            </w:pPr>
-            <w:r>
-              <w:rPr>
-                <w:rFonts w:ascii="標楷體" w:hAnsi="標楷體"/>
-                <w:sz w:val="22"/>
-              </w:rPr>
-              <w:t>將某排程的「啟用」關閉並儲存，該列狀態應變為停用且「下次執行」欄顯示「</w:t>
-            </w:r>
-            <w:r>
-              <w:rPr>
-                <w:rFonts w:ascii="標楷體" w:hAnsi="標楷體"/>
-                <w:sz w:val="22"/>
-              </w:rPr>
-              <w:t>—</w:t>
-            </w:r>
-            <w:r>
-              <w:rPr>
-                <w:rFonts w:ascii="標楷體" w:hAnsi="標楷體"/>
-                <w:sz w:val="22"/>
-              </w:rPr>
-              <w:t>」；重新啟用後恢復顯示。</w:t>
-            </w:r>
-          </w:p>
-        </w:tc>
-        <w:tc>
-          <w:tcPr>
-            <w:tcW w:w="1247" w:type="dxa"/>
-          </w:tcPr>
-          <w:p>
-            <w:pPr>
-              <w:spacing w:before="60" w:after="60"/>
-              <w:jc w:val="center"/>
-            </w:pPr>
-          </w:p>
-        </w:tc>
-        <w:tc>
-          <w:tcPr>
-            <w:tcW w:w="1247" w:type="dxa"/>
-          </w:tcPr>
-          <w:p>
-            <w:pPr>
-              <w:spacing w:before="60" w:after="60"/>
-              <w:jc w:val="center"/>
-            </w:pPr>
-          </w:p>
-        </w:tc>
-      </w:tr>
-      <w:tr>
-        <w:trPr>
-          <w:jc w:val="center"/>
-        </w:trPr>
-        <w:tc>
-          <w:tcPr>
-            <w:tcW w:w="907" w:type="dxa"/>
-          </w:tcPr>
-          <w:p>
-            <w:pPr>
-              <w:spacing w:before="60" w:after="60"/>
-              <w:jc w:val="center"/>
-            </w:pPr>
-            <w:r>
-              <w:rPr>
-                <w:rFonts w:ascii="標楷體" w:hAnsi="標楷體"/>
-                <w:sz w:val="22"/>
-              </w:rPr>
-              <w:t>10</w:t>
-            </w:r>
-          </w:p>
-        </w:tc>
-        <w:tc>
-          <w:tcPr>
-            <w:tcW w:w="6236" w:type="dxa"/>
-          </w:tcPr>
-          <w:p>
-            <w:pPr>
-              <w:spacing w:before="60" w:after="60"/>
-            </w:pPr>
-            <w:r>
-              <w:rPr>
-                <w:rFonts w:ascii="標楷體" w:hAnsi="標楷體"/>
-                <w:sz w:val="22"/>
-              </w:rPr>
               <w:t>編輯卡片的「</w:t>
             </w:r>
             <w:r>
@@ -11107,153 +8630,7 @@
                 <w:rFonts w:ascii="標楷體" w:hAnsi="標楷體"/>
                 <w:sz w:val="22"/>
               </w:rPr>
-              <w:t>」欄應為灰色不可輸入，僅作業名稱、說明、</w:t>
-            </w:r>
-            <w:r>
-              <w:rPr>
-                <w:rFonts w:ascii="標楷體" w:hAnsi="標楷體"/>
-                <w:sz w:val="22"/>
-              </w:rPr>
-              <w:t xml:space="preserve">Cron </w:t>
-            </w:r>
-            <w:r>
-              <w:rPr>
-                <w:rFonts w:ascii="標楷體" w:hAnsi="標楷體"/>
-                <w:sz w:val="22"/>
-              </w:rPr>
-              <w:t>表達式與啟用可修改。</w:t>
-            </w:r>
-          </w:p>
-        </w:tc>
-        <w:tc>
-          <w:tcPr>
-            <w:tcW w:w="1247" w:type="dxa"/>
-          </w:tcPr>
-          <w:p>
-            <w:pPr>
-              <w:spacing w:before="60" w:after="60"/>
-              <w:jc w:val="center"/>
-            </w:pPr>
-          </w:p>
-        </w:tc>
-        <w:tc>
-          <w:tcPr>
-            <w:tcW w:w="1247" w:type="dxa"/>
-          </w:tcPr>
-          <w:p>
-            <w:pPr>
-              <w:spacing w:before="60" w:after="60"/>
-              <w:jc w:val="center"/>
-            </w:pPr>
-          </w:p>
-        </w:tc>
-      </w:tr>
-      <w:tr>
-        <w:trPr>
-          <w:jc w:val="center"/>
-        </w:trPr>
-        <w:tc>
-          <w:tcPr>
-            <w:tcW w:w="907" w:type="dxa"/>
-          </w:tcPr>
-          <w:p>
-            <w:pPr>
-              <w:spacing w:before="60" w:after="60"/>
-              <w:jc w:val="center"/>
-            </w:pPr>
-            <w:r>
-              <w:rPr>
-                <w:rFonts w:ascii="標楷體" w:hAnsi="標楷體"/>
-                <w:sz w:val="22"/>
-              </w:rPr>
-              <w:t>11</w:t>
-            </w:r>
-          </w:p>
-        </w:tc>
-        <w:tc>
-          <w:tcPr>
-            <w:tcW w:w="6236" w:type="dxa"/>
-          </w:tcPr>
-          <w:p>
-            <w:pPr>
-              <w:spacing w:before="60" w:after="60"/>
-            </w:pPr>
-            <w:r>
-              <w:rPr>
-                <w:rFonts w:ascii="標楷體" w:hAnsi="標楷體"/>
-                <w:sz w:val="22"/>
-              </w:rPr>
-              <w:t>修改「說明」並儲存，清單該列的說明欄應更新；「執行時點」欄不受影響（兩者各自獨立）。</w:t>
-            </w:r>
-          </w:p>
-        </w:tc>
-        <w:tc>
-          <w:tcPr>
-            <w:tcW w:w="1247" w:type="dxa"/>
-          </w:tcPr>
-          <w:p>
-            <w:pPr>
-              <w:spacing w:before="60" w:after="60"/>
-              <w:jc w:val="center"/>
-            </w:pPr>
-          </w:p>
-        </w:tc>
-        <w:tc>
-          <w:tcPr>
-            <w:tcW w:w="1247" w:type="dxa"/>
-          </w:tcPr>
-          <w:p>
-            <w:pPr>
-              <w:spacing w:before="60" w:after="60"/>
-              <w:jc w:val="center"/>
-            </w:pPr>
-          </w:p>
-        </w:tc>
-      </w:tr>
-      <w:tr>
-        <w:trPr>
-          <w:jc w:val="center"/>
-        </w:trPr>
-        <w:tc>
-          <w:tcPr>
-            <w:tcW w:w="907" w:type="dxa"/>
-          </w:tcPr>
-          <w:p>
-            <w:pPr>
-              <w:spacing w:before="60" w:after="60"/>
-              <w:jc w:val="center"/>
-            </w:pPr>
-            <w:r>
-              <w:rPr>
-                <w:rFonts w:ascii="標楷體" w:hAnsi="標楷體"/>
-                <w:sz w:val="22"/>
-              </w:rPr>
-              <w:t>12</w:t>
-            </w:r>
-          </w:p>
-        </w:tc>
-        <w:tc>
-          <w:tcPr>
-            <w:tcW w:w="6236" w:type="dxa"/>
-          </w:tcPr>
-          <w:p>
-            <w:pPr>
-              <w:spacing w:before="60" w:after="60"/>
-            </w:pPr>
-            <w:r>
-              <w:rPr>
-                <w:rFonts w:ascii="標楷體" w:hAnsi="標楷體"/>
-                <w:sz w:val="22"/>
-              </w:rPr>
-              <w:t>清單每列的操作欄應只有「執行歷程」與「編輯」兩個入口，</w:t>
-            </w:r>
-            <w:r>
-              <w:rPr>
-                <w:rFonts w:ascii="標楷體" w:hAnsi="標楷體"/>
-                <w:sz w:val="22"/>
-              </w:rPr>
-              <w:lastRenderedPageBreak/>
-              <w:t>無任何手動補跑或立即執行的按鈕。</w:t>
+              <w:t>」欄應為灰色不可輸入；修改「說明」並儲存，清單該列的說明欄應更新，「執行時點」欄不受影響（兩者各自獨立）。</w:t>
             </w:r>
           </w:p>
         </w:tc>
@@ -11285,7 +8662,7 @@
       <w:pPr>
         <w:pStyle w:val="1"/>
       </w:pPr>
-      <w:bookmarkStart w:id="9" w:name="_Toc243386895"/>
+      <w:bookmarkStart w:id="9" w:name="_Toc243485623"/>
       <w:r>
         <w:lastRenderedPageBreak/>
         <w:t xml:space="preserve">DP07 </w:t>
@@ -11696,7 +9073,14 @@
                 <w:rFonts w:ascii="標楷體" w:hAnsi="標楷體"/>
                 <w:sz w:val="22"/>
               </w:rPr>
-              <w:t xml:space="preserve"> Email </w:t>
+              <w:t xml:space="preserve"> Email</w:t>
+            </w:r>
+            <w:r>
+              <w:rPr>
+                <w:rFonts w:ascii="標楷體" w:hAnsi="標楷體"/>
+                <w:sz w:val="22"/>
+              </w:rPr>
+              <w:t xml:space="preserve"> </w:t>
             </w:r>
             <w:r>
               <w:rPr>
@@ -11717,7 +9101,7 @@
                 <w:rFonts w:ascii="標楷體" w:hAnsi="標楷體"/>
                 <w:sz w:val="22"/>
               </w:rPr>
-              <w:t>登入後主頁。</w:t>
+              <w:t>登入後主頁；未登入狀態下直接開啟某作業頁的網址，出現登入畫面，登入後應直接進入該作業頁，而非主頁。</w:t>
             </w:r>
           </w:p>
         </w:tc>
@@ -11779,7 +9163,21 @@
                 <w:rFonts w:ascii="標楷體" w:hAnsi="標楷體"/>
                 <w:sz w:val="22"/>
               </w:rPr>
-              <w:t>未登入狀態下直接開啟某作業頁的網址，出現登入畫面；登入後應直接進入該作業頁，而非主頁。</w:t>
+              <w:t>以未註冊之</w:t>
+            </w:r>
+            <w:r>
+              <w:rPr>
+                <w:rFonts w:ascii="標楷體" w:hAnsi="標楷體"/>
+                <w:sz w:val="22"/>
+              </w:rPr>
+              <w:t xml:space="preserve"> Email </w:t>
+            </w:r>
+            <w:r>
+              <w:rPr>
+                <w:rFonts w:ascii="標楷體" w:hAnsi="標楷體"/>
+                <w:sz w:val="22"/>
+              </w:rPr>
+              <w:t>登入，應顯示「帳號或密碼錯誤」，其下並有「前往註冊」「重寄驗證信」與請至信箱點選驗證連結的提示。</w:t>
             </w:r>
           </w:p>
         </w:tc>
@@ -11841,21 +9239,21 @@
                 <w:rFonts w:ascii="標楷體" w:hAnsi="標楷體"/>
                 <w:sz w:val="22"/>
               </w:rPr>
-              <w:t>以未註冊之</w:t>
-            </w:r>
-            <w:r>
-              <w:rPr>
-                <w:rFonts w:ascii="標楷體" w:hAnsi="標楷體"/>
-                <w:sz w:val="22"/>
-              </w:rPr>
-              <w:t xml:space="preserve"> Email </w:t>
-            </w:r>
-            <w:r>
-              <w:rPr>
-                <w:rFonts w:ascii="標楷體" w:hAnsi="標楷體"/>
-                <w:sz w:val="22"/>
-              </w:rPr>
-              <w:t>登入，應顯示「帳號或密碼錯誤」，其下並有「前往註冊」「重寄驗證信」與請至信箱點選驗證連結的提示。</w:t>
+              <w:t>以存在之帳號輸入錯誤密碼並按「登入」，應顯示「密碼錯誤」；同一帳號連續輸錯密碼</w:t>
+            </w:r>
+            <w:r>
+              <w:rPr>
+                <w:rFonts w:ascii="標楷體" w:hAnsi="標楷體"/>
+                <w:sz w:val="22"/>
+              </w:rPr>
+              <w:t xml:space="preserve"> 5 </w:t>
+            </w:r>
+            <w:r>
+              <w:rPr>
+                <w:rFonts w:ascii="標楷體" w:hAnsi="標楷體"/>
+                <w:sz w:val="22"/>
+              </w:rPr>
+              <w:t>次後改以正確密碼登入，應顯示「帳號已鎖定，請洽管理者或稍後再試」且無法登入。</w:t>
             </w:r>
           </w:p>
         </w:tc>
@@ -11917,7 +9315,7 @@
                 <w:rFonts w:ascii="標楷體" w:hAnsi="標楷體"/>
                 <w:sz w:val="22"/>
               </w:rPr>
-              <w:t>以存在之帳號輸入錯誤密碼並按「登入」，應顯示「密碼錯誤」。</w:t>
+              <w:t>以已停用之帳號輸入正確密碼登入，應顯示「帳號已停用，請洽管理者」且無法登入。</w:t>
             </w:r>
           </w:p>
         </w:tc>
@@ -11979,21 +9377,7 @@
                 <w:rFonts w:ascii="標楷體" w:hAnsi="標楷體"/>
                 <w:sz w:val="22"/>
               </w:rPr>
-              <w:t>同一帳號連續輸錯密碼</w:t>
-            </w:r>
-            <w:r>
-              <w:rPr>
-                <w:rFonts w:ascii="標楷體" w:hAnsi="標楷體"/>
-                <w:sz w:val="22"/>
-              </w:rPr>
-              <w:t xml:space="preserve"> 5 </w:t>
-            </w:r>
-            <w:r>
-              <w:rPr>
-                <w:rFonts w:ascii="標楷體" w:hAnsi="標楷體"/>
-                <w:sz w:val="22"/>
-              </w:rPr>
-              <w:t>次後，改以正確密碼登入，應顯示「帳號已鎖定，請洽管理者或稍後再試」且無法登入。</w:t>
+              <w:t>以密碼已到期之帳號登入，應先出現「變更密碼」畫面並提示密碼已逾效期，未完成變更前無法進入任何作業；按「返回登入」應回到登入畫面，再次登入時仍出現「變更密碼」畫面；於該畫面輸入最近使用過的密碼作為新密碼，應被擋下並提示「不可與最近使用過之密碼相同」；輸入舊密碼與合規之新密碼並按「變更密碼」，應直接進入主頁，之後以新密碼可登入、舊密碼不可。</w:t>
             </w:r>
           </w:p>
         </w:tc>
@@ -12055,7 +9439,63 @@
                 <w:rFonts w:ascii="標楷體" w:hAnsi="標楷體"/>
                 <w:sz w:val="22"/>
               </w:rPr>
-              <w:t>以已停用之帳號輸入正確密碼登入，應顯示「帳號已停用，請洽管理者」且無法登入。</w:t>
+              <w:t>登入後連續</w:t>
+            </w:r>
+            <w:r>
+              <w:rPr>
+                <w:rFonts w:ascii="標楷體" w:hAnsi="標楷體"/>
+                <w:sz w:val="22"/>
+              </w:rPr>
+              <w:t xml:space="preserve"> 21 </w:t>
+            </w:r>
+            <w:r>
+              <w:rPr>
+                <w:rFonts w:ascii="標楷體" w:hAnsi="標楷體"/>
+                <w:sz w:val="22"/>
+              </w:rPr>
+              <w:t>分鐘以上不點擊、不輸入任何內容，應自動回到登入畫面並顯示「閒置逾時已自動登出，請重新登入」；重新登入後停在原本的頁面。請勿提早判定：實際門檻為停止操作後</w:t>
+            </w:r>
+            <w:r>
+              <w:rPr>
+                <w:rFonts w:ascii="標楷體" w:hAnsi="標楷體"/>
+                <w:sz w:val="22"/>
+              </w:rPr>
+              <w:t xml:space="preserve"> 15</w:t>
+            </w:r>
+            <w:r>
+              <w:rPr>
+                <w:rFonts w:ascii="標楷體" w:hAnsi="標楷體"/>
+                <w:sz w:val="22"/>
+              </w:rPr>
+              <w:t>～</w:t>
+            </w:r>
+            <w:r>
+              <w:rPr>
+                <w:rFonts w:ascii="標楷體" w:hAnsi="標楷體"/>
+                <w:sz w:val="22"/>
+              </w:rPr>
+              <w:t xml:space="preserve">19 </w:t>
+            </w:r>
+            <w:r>
+              <w:rPr>
+                <w:rFonts w:ascii="標楷體" w:hAnsi="標楷體"/>
+                <w:sz w:val="22"/>
+              </w:rPr>
+              <w:t>分鐘，在第</w:t>
+            </w:r>
+            <w:r>
+              <w:rPr>
+                <w:rFonts w:ascii="標楷體" w:hAnsi="標楷體"/>
+                <w:sz w:val="22"/>
+              </w:rPr>
+              <w:t xml:space="preserve"> 15 </w:t>
+            </w:r>
+            <w:r>
+              <w:rPr>
+                <w:rFonts w:ascii="標楷體" w:hAnsi="標楷體"/>
+                <w:sz w:val="22"/>
+              </w:rPr>
+              <w:t>分鐘查看會誤判為不合格。</w:t>
             </w:r>
           </w:p>
         </w:tc>
@@ -12117,443 +9557,7 @@
                 <w:rFonts w:ascii="標楷體" w:hAnsi="標楷體"/>
                 <w:sz w:val="22"/>
               </w:rPr>
-              <w:t>以密碼已到期之帳號登入，應先出現「變更密碼」畫面並提示密碼已逾效期，未完成變更前無法進入任何作業。</w:t>
-            </w:r>
-          </w:p>
-        </w:tc>
-        <w:tc>
-          <w:tcPr>
-            <w:tcW w:w="1247" w:type="dxa"/>
-          </w:tcPr>
-          <w:p>
-            <w:pPr>
-              <w:spacing w:before="60" w:after="60"/>
-              <w:jc w:val="center"/>
-            </w:pPr>
-          </w:p>
-        </w:tc>
-        <w:tc>
-          <w:tcPr>
-            <w:tcW w:w="1247" w:type="dxa"/>
-          </w:tcPr>
-          <w:p>
-            <w:pPr>
-              <w:spacing w:before="60" w:after="60"/>
-              <w:jc w:val="center"/>
-            </w:pPr>
-          </w:p>
-        </w:tc>
-      </w:tr>
-      <w:tr>
-        <w:trPr>
-          <w:jc w:val="center"/>
-        </w:trPr>
-        <w:tc>
-          <w:tcPr>
-            <w:tcW w:w="907" w:type="dxa"/>
-          </w:tcPr>
-          <w:p>
-            <w:pPr>
-              <w:spacing w:before="60" w:after="60"/>
-              <w:jc w:val="center"/>
-            </w:pPr>
-            <w:r>
-              <w:rPr>
-                <w:rFonts w:ascii="標楷體" w:hAnsi="標楷體"/>
-                <w:sz w:val="22"/>
-              </w:rPr>
-              <w:t>8</w:t>
-            </w:r>
-          </w:p>
-        </w:tc>
-        <w:tc>
-          <w:tcPr>
-            <w:tcW w:w="6236" w:type="dxa"/>
-          </w:tcPr>
-          <w:p>
-            <w:pPr>
-              <w:spacing w:before="60" w:after="60"/>
-            </w:pPr>
-            <w:r>
-              <w:rPr>
-                <w:rFonts w:ascii="標楷體" w:hAnsi="標楷體"/>
-                <w:sz w:val="22"/>
-              </w:rPr>
-              <w:t>於「變更密碼」畫面按「返回登入」，應回到登入畫面；再次登入時仍出現「變更密碼」畫面。</w:t>
-            </w:r>
-          </w:p>
-        </w:tc>
-        <w:tc>
-          <w:tcPr>
-            <w:tcW w:w="1247" w:type="dxa"/>
-          </w:tcPr>
-          <w:p>
-            <w:pPr>
-              <w:spacing w:before="60" w:after="60"/>
-              <w:jc w:val="center"/>
-            </w:pPr>
-          </w:p>
-        </w:tc>
-        <w:tc>
-          <w:tcPr>
-            <w:tcW w:w="1247" w:type="dxa"/>
-          </w:tcPr>
-          <w:p>
-            <w:pPr>
-              <w:spacing w:before="60" w:after="60"/>
-              <w:jc w:val="center"/>
-            </w:pPr>
-          </w:p>
-        </w:tc>
-      </w:tr>
-      <w:tr>
-        <w:trPr>
-          <w:jc w:val="center"/>
-        </w:trPr>
-        <w:tc>
-          <w:tcPr>
-            <w:tcW w:w="907" w:type="dxa"/>
-          </w:tcPr>
-          <w:p>
-            <w:pPr>
-              <w:spacing w:before="60" w:after="60"/>
-              <w:jc w:val="center"/>
-            </w:pPr>
-            <w:r>
-              <w:rPr>
-                <w:rFonts w:ascii="標楷體" w:hAnsi="標楷體"/>
-                <w:sz w:val="22"/>
-              </w:rPr>
-              <w:t>9</w:t>
-            </w:r>
-          </w:p>
-        </w:tc>
-        <w:tc>
-          <w:tcPr>
-            <w:tcW w:w="6236" w:type="dxa"/>
-          </w:tcPr>
-          <w:p>
-            <w:pPr>
-              <w:spacing w:before="60" w:after="60"/>
-            </w:pPr>
-            <w:r>
-              <w:rPr>
-                <w:rFonts w:ascii="標楷體" w:hAnsi="標楷體"/>
-                <w:sz w:val="22"/>
-              </w:rPr>
-              <w:t>於「變更密碼」畫面輸入最近使用過的密碼作為新密碼，應被擋下並提示「不可與最近使用過之密碼相同」。</w:t>
-            </w:r>
-          </w:p>
-        </w:tc>
-        <w:tc>
-          <w:tcPr>
-            <w:tcW w:w="1247" w:type="dxa"/>
-          </w:tcPr>
-          <w:p>
-            <w:pPr>
-              <w:spacing w:before="60" w:after="60"/>
-              <w:jc w:val="center"/>
-            </w:pPr>
-          </w:p>
-        </w:tc>
-        <w:tc>
-          <w:tcPr>
-            <w:tcW w:w="1247" w:type="dxa"/>
-          </w:tcPr>
-          <w:p>
-            <w:pPr>
-              <w:spacing w:before="60" w:after="60"/>
-              <w:jc w:val="center"/>
-            </w:pPr>
-          </w:p>
-        </w:tc>
-      </w:tr>
-      <w:tr>
-        <w:trPr>
-          <w:jc w:val="center"/>
-        </w:trPr>
-        <w:tc>
-          <w:tcPr>
-            <w:tcW w:w="907" w:type="dxa"/>
-          </w:tcPr>
-          <w:p>
-            <w:pPr>
-              <w:spacing w:before="60" w:after="60"/>
-              <w:jc w:val="center"/>
-            </w:pPr>
-            <w:r>
-              <w:rPr>
-                <w:rFonts w:ascii="標楷體" w:hAnsi="標楷體"/>
-                <w:sz w:val="22"/>
-              </w:rPr>
-              <w:t>10</w:t>
-            </w:r>
-          </w:p>
-        </w:tc>
-        <w:tc>
-          <w:tcPr>
-            <w:tcW w:w="6236" w:type="dxa"/>
-          </w:tcPr>
-          <w:p>
-            <w:pPr>
-              <w:spacing w:before="60" w:after="60"/>
-            </w:pPr>
-            <w:r>
-              <w:rPr>
-                <w:rFonts w:ascii="標楷體" w:hAnsi="標楷體"/>
-                <w:sz w:val="22"/>
-              </w:rPr>
-              <w:t>於「變更密碼」畫面輸入舊密碼與合規之新密碼並按「變更密碼」，應直接進入主頁；之後以新密碼可登入、舊密碼不可。</w:t>
-            </w:r>
-          </w:p>
-        </w:tc>
-        <w:tc>
-          <w:tcPr>
-            <w:tcW w:w="1247" w:type="dxa"/>
-          </w:tcPr>
-          <w:p>
-            <w:pPr>
-              <w:spacing w:before="60" w:after="60"/>
-              <w:jc w:val="center"/>
-            </w:pPr>
-          </w:p>
-        </w:tc>
-        <w:tc>
-          <w:tcPr>
-            <w:tcW w:w="1247" w:type="dxa"/>
-          </w:tcPr>
-          <w:p>
-            <w:pPr>
-              <w:spacing w:before="60" w:after="60"/>
-              <w:jc w:val="center"/>
-            </w:pPr>
-          </w:p>
-        </w:tc>
-      </w:tr>
-      <w:tr>
-        <w:trPr>
-          <w:jc w:val="center"/>
-        </w:trPr>
-        <w:tc>
-          <w:tcPr>
-            <w:tcW w:w="907" w:type="dxa"/>
-          </w:tcPr>
-          <w:p>
-            <w:pPr>
-              <w:spacing w:before="60" w:after="60"/>
-              <w:jc w:val="center"/>
-            </w:pPr>
-            <w:r>
-              <w:rPr>
-                <w:rFonts w:ascii="標楷體" w:hAnsi="標楷體"/>
-                <w:sz w:val="22"/>
-              </w:rPr>
-              <w:t>11</w:t>
-            </w:r>
-          </w:p>
-        </w:tc>
-        <w:tc>
-          <w:tcPr>
-            <w:tcW w:w="6236" w:type="dxa"/>
-          </w:tcPr>
-          <w:p>
-            <w:pPr>
-              <w:spacing w:before="60" w:after="60"/>
-            </w:pPr>
-            <w:r>
-              <w:rPr>
-                <w:rFonts w:ascii="標楷體" w:hAnsi="標楷體"/>
-                <w:sz w:val="22"/>
-              </w:rPr>
-              <w:t>登入後連續</w:t>
-            </w:r>
-            <w:r>
-              <w:rPr>
-                <w:rFonts w:ascii="標楷體" w:hAnsi="標楷體"/>
-                <w:sz w:val="22"/>
-              </w:rPr>
-              <w:t xml:space="preserve"> 21 </w:t>
-            </w:r>
-            <w:r>
-              <w:rPr>
-                <w:rFonts w:ascii="標楷體" w:hAnsi="標楷體"/>
-                <w:sz w:val="22"/>
-              </w:rPr>
-              <w:t>分鐘以上不點擊、不輸入任何內容，應自動回到登入畫面並顯示「閒置逾時已自動登出，請重新登入」；重新登入後停在原本的頁面。請勿提早判定：實際門檻為停止操作後</w:t>
-            </w:r>
-            <w:r>
-              <w:rPr>
-                <w:rFonts w:ascii="標楷體" w:hAnsi="標楷體"/>
-                <w:sz w:val="22"/>
-              </w:rPr>
-              <w:t xml:space="preserve"> 15</w:t>
-            </w:r>
-            <w:r>
-              <w:rPr>
-                <w:rFonts w:ascii="標楷體" w:hAnsi="標楷體"/>
-                <w:sz w:val="22"/>
-              </w:rPr>
-              <w:t>～</w:t>
-            </w:r>
-            <w:r>
-              <w:rPr>
-                <w:rFonts w:ascii="標楷體" w:hAnsi="標楷體"/>
-                <w:sz w:val="22"/>
-              </w:rPr>
-              <w:t xml:space="preserve">19 </w:t>
-            </w:r>
-            <w:r>
-              <w:rPr>
-                <w:rFonts w:ascii="標楷體" w:hAnsi="標楷體"/>
-                <w:sz w:val="22"/>
-              </w:rPr>
-              <w:t>分鐘，在第</w:t>
-            </w:r>
-            <w:r>
-              <w:rPr>
-                <w:rFonts w:ascii="標楷體" w:hAnsi="標楷體"/>
-                <w:sz w:val="22"/>
-              </w:rPr>
-              <w:t xml:space="preserve"> 15 </w:t>
-            </w:r>
-            <w:r>
-              <w:rPr>
-                <w:rFonts w:ascii="標楷體" w:hAnsi="標楷體"/>
-                <w:sz w:val="22"/>
-              </w:rPr>
-              <w:t>分鐘查看會誤判為不合格。</w:t>
-            </w:r>
-          </w:p>
-        </w:tc>
-        <w:tc>
-          <w:tcPr>
-            <w:tcW w:w="1247" w:type="dxa"/>
-          </w:tcPr>
-          <w:p>
-            <w:pPr>
-              <w:spacing w:before="60" w:after="60"/>
-              <w:jc w:val="center"/>
-            </w:pPr>
-          </w:p>
-        </w:tc>
-        <w:tc>
-          <w:tcPr>
-            <w:tcW w:w="1247" w:type="dxa"/>
-          </w:tcPr>
-          <w:p>
-            <w:pPr>
-              <w:spacing w:before="60" w:after="60"/>
-              <w:jc w:val="center"/>
-            </w:pPr>
-          </w:p>
-        </w:tc>
-      </w:tr>
-      <w:tr>
-        <w:trPr>
-          <w:jc w:val="center"/>
-        </w:trPr>
-        <w:tc>
-          <w:tcPr>
-            <w:tcW w:w="907" w:type="dxa"/>
-          </w:tcPr>
-          <w:p>
-            <w:pPr>
-              <w:spacing w:before="60" w:after="60"/>
-              <w:jc w:val="center"/>
-            </w:pPr>
-            <w:r>
-              <w:rPr>
-                <w:rFonts w:ascii="標楷體" w:hAnsi="標楷體"/>
-                <w:sz w:val="22"/>
-              </w:rPr>
-              <w:t>12</w:t>
-            </w:r>
-          </w:p>
-        </w:tc>
-        <w:tc>
-          <w:tcPr>
-            <w:tcW w:w="6236" w:type="dxa"/>
-          </w:tcPr>
-          <w:p>
-            <w:pPr>
-              <w:spacing w:before="60" w:after="60"/>
-            </w:pPr>
-            <w:r>
-              <w:rPr>
-                <w:rFonts w:ascii="標楷體" w:hAnsi="標楷體"/>
-                <w:sz w:val="22"/>
-              </w:rPr>
-              <w:t>登入後於任一作業頁重新整理瀏覽器，應回到登入畫面；重新</w:t>
-            </w:r>
-            <w:r>
-              <w:rPr>
-                <w:rFonts w:ascii="標楷體" w:hAnsi="標楷體"/>
-                <w:sz w:val="22"/>
-              </w:rPr>
-              <w:lastRenderedPageBreak/>
-              <w:t>登入後仍停在該作業頁。</w:t>
-            </w:r>
-          </w:p>
-        </w:tc>
-        <w:tc>
-          <w:tcPr>
-            <w:tcW w:w="1247" w:type="dxa"/>
-          </w:tcPr>
-          <w:p>
-            <w:pPr>
-              <w:spacing w:before="60" w:after="60"/>
-              <w:jc w:val="center"/>
-            </w:pPr>
-          </w:p>
-        </w:tc>
-        <w:tc>
-          <w:tcPr>
-            <w:tcW w:w="1247" w:type="dxa"/>
-          </w:tcPr>
-          <w:p>
-            <w:pPr>
-              <w:spacing w:before="60" w:after="60"/>
-              <w:jc w:val="center"/>
-            </w:pPr>
-          </w:p>
-        </w:tc>
-      </w:tr>
-      <w:tr>
-        <w:trPr>
-          <w:jc w:val="center"/>
-        </w:trPr>
-        <w:tc>
-          <w:tcPr>
-            <w:tcW w:w="907" w:type="dxa"/>
-          </w:tcPr>
-          <w:p>
-            <w:pPr>
-              <w:spacing w:before="60" w:after="60"/>
-              <w:jc w:val="center"/>
-            </w:pPr>
-            <w:r>
-              <w:rPr>
-                <w:rFonts w:ascii="標楷體" w:hAnsi="標楷體"/>
-                <w:sz w:val="22"/>
-              </w:rPr>
-              <w:t>13</w:t>
-            </w:r>
-          </w:p>
-        </w:tc>
-        <w:tc>
-          <w:tcPr>
-            <w:tcW w:w="6236" w:type="dxa"/>
-          </w:tcPr>
-          <w:p>
-            <w:pPr>
-              <w:spacing w:before="60" w:after="60"/>
-            </w:pPr>
-            <w:r>
-              <w:rPr>
-                <w:rFonts w:ascii="標楷體" w:hAnsi="標楷體"/>
-                <w:sz w:val="22"/>
-              </w:rPr>
-              <w:t>按頂列右上的「登出」，應回到登入畫面。</w:t>
+              <w:t>登入後於任一作業頁重新整理瀏覽器，應回到登入畫面，重新登入後仍停在該作業頁；按頂列右上的「登出」，應回到登入畫面。</w:t>
             </w:r>
           </w:p>
         </w:tc>
@@ -12585,7 +9589,7 @@
       <w:pPr>
         <w:pStyle w:val="1"/>
       </w:pPr>
-      <w:bookmarkStart w:id="10" w:name="_Toc243386896"/>
+      <w:bookmarkStart w:id="10" w:name="_Toc243485624"/>
       <w:r>
         <w:lastRenderedPageBreak/>
         <w:t xml:space="preserve">DP08 </w:t>
@@ -13017,7 +10021,21 @@
                 <w:rFonts w:ascii="標楷體" w:hAnsi="標楷體"/>
                 <w:sz w:val="22"/>
               </w:rPr>
-              <w:t>，且該信箱收到驗證信。</w:t>
+              <w:t>，且該信箱收到驗證信；尚未設定密碼前以</w:t>
+            </w:r>
+            <w:r>
+              <w:rPr>
+                <w:rFonts w:ascii="標楷體" w:hAnsi="標楷體"/>
+                <w:sz w:val="22"/>
+              </w:rPr>
+              <w:t xml:space="preserve"> Email </w:t>
+            </w:r>
+            <w:r>
+              <w:rPr>
+                <w:rFonts w:ascii="標楷體" w:hAnsi="標楷體"/>
+                <w:sz w:val="22"/>
+              </w:rPr>
+              <w:t>甲登入，應顯示「帳號或密碼錯誤」而無法登入；點驗證信中的連結、輸入合規之密碼並按「設定密碼並啟用」，應顯示「帳號已啟用，請以新密碼登入」且可以該密碼登入；登入後左側選單應只有「教育訓練」的我的課程與核可查詢（僅具學員角色）。</w:t>
             </w:r>
           </w:p>
         </w:tc>
@@ -13079,7 +10097,7 @@
                 <w:rFonts w:ascii="標楷體" w:hAnsi="標楷體"/>
                 <w:sz w:val="22"/>
               </w:rPr>
-              <w:t>驗證信寄出後、尚未設定密碼前，以</w:t>
+              <w:t>以已註冊之</w:t>
             </w:r>
             <w:r>
               <w:rPr>
@@ -13093,7 +10111,21 @@
                 <w:rFonts w:ascii="標楷體" w:hAnsi="標楷體"/>
                 <w:sz w:val="22"/>
               </w:rPr>
-              <w:t>甲登入，應顯示「帳號或密碼錯誤」而無法登入。</w:t>
+              <w:t>再次註冊，應被擋下並提示「此</w:t>
+            </w:r>
+            <w:r>
+              <w:rPr>
+                <w:rFonts w:ascii="標楷體" w:hAnsi="標楷體"/>
+                <w:sz w:val="22"/>
+              </w:rPr>
+              <w:t xml:space="preserve"> Email </w:t>
+            </w:r>
+            <w:r>
+              <w:rPr>
+                <w:rFonts w:ascii="標楷體" w:hAnsi="標楷體"/>
+                <w:sz w:val="22"/>
+              </w:rPr>
+              <w:t>已有帳號或進行中的啟用程序」。</w:t>
             </w:r>
           </w:p>
         </w:tc>
@@ -13155,7 +10187,49 @@
                 <w:rFonts w:ascii="標楷體" w:hAnsi="標楷體"/>
                 <w:sz w:val="22"/>
               </w:rPr>
-              <w:t>點驗證信中的連結，輸入合規之密碼並按「設定密碼並啟用」，應顯示「帳號已啟用，請以新密碼登入」，且可以該密碼登入。</w:t>
+              <w:t>以管理者已邀請、尚未啟用之</w:t>
+            </w:r>
+            <w:r>
+              <w:rPr>
+                <w:rFonts w:ascii="標楷體" w:hAnsi="標楷體"/>
+                <w:sz w:val="22"/>
+              </w:rPr>
+              <w:t xml:space="preserve"> Email </w:t>
+            </w:r>
+            <w:r>
+              <w:rPr>
+                <w:rFonts w:ascii="標楷體" w:hAnsi="標楷體"/>
+                <w:sz w:val="22"/>
+              </w:rPr>
+              <w:t>註冊，畫面應顯示驗證信已寄至該</w:t>
+            </w:r>
+            <w:r>
+              <w:rPr>
+                <w:rFonts w:ascii="標楷體" w:hAnsi="標楷體"/>
+                <w:sz w:val="22"/>
+              </w:rPr>
+              <w:t xml:space="preserve"> Email</w:t>
+            </w:r>
+            <w:r>
+              <w:rPr>
+                <w:rFonts w:ascii="標楷體" w:hAnsi="標楷體"/>
+                <w:sz w:val="22"/>
+              </w:rPr>
+              <w:t>（與第</w:t>
+            </w:r>
+            <w:r>
+              <w:rPr>
+                <w:rFonts w:ascii="標楷體" w:hAnsi="標楷體"/>
+                <w:sz w:val="22"/>
+              </w:rPr>
+              <w:t xml:space="preserve"> 1 </w:t>
+            </w:r>
+            <w:r>
+              <w:rPr>
+                <w:rFonts w:ascii="標楷體" w:hAnsi="標楷體"/>
+                <w:sz w:val="22"/>
+              </w:rPr>
+              <w:t>項相同），但該信箱不應收到驗證信；原邀請信連結應仍可完成啟用。</w:t>
             </w:r>
           </w:p>
         </w:tc>
@@ -13217,21 +10291,21 @@
                 <w:rFonts w:ascii="標楷體" w:hAnsi="標楷體"/>
                 <w:sz w:val="22"/>
               </w:rPr>
-              <w:t>以</w:t>
-            </w:r>
-            <w:r>
-              <w:rPr>
-                <w:rFonts w:ascii="標楷體" w:hAnsi="標楷體"/>
-                <w:sz w:val="22"/>
-              </w:rPr>
-              <w:t xml:space="preserve"> Email </w:t>
-            </w:r>
-            <w:r>
-              <w:rPr>
-                <w:rFonts w:ascii="標楷體" w:hAnsi="標楷體"/>
-                <w:sz w:val="22"/>
-              </w:rPr>
-              <w:t>甲登入後，左側選單應只有「教育訓練」的我的課程與核可查詢（僅具學員角色）。</w:t>
+              <w:t>送出註冊後</w:t>
+            </w:r>
+            <w:r>
+              <w:rPr>
+                <w:rFonts w:ascii="標楷體" w:hAnsi="標楷體"/>
+                <w:sz w:val="22"/>
+              </w:rPr>
+              <w:t xml:space="preserve"> 10 </w:t>
+            </w:r>
+            <w:r>
+              <w:rPr>
+                <w:rFonts w:ascii="標楷體" w:hAnsi="標楷體"/>
+                <w:sz w:val="22"/>
+              </w:rPr>
+              <w:t>分鐘內，「重寄驗證信」按鈕應顯示倒數且無法按；倒數結束後按下，應顯示已重新寄出驗證信並收到新信；改點前一封信的連結並送出密碼，應被擋下提示連結無效，以最新一封的連結則可完成啟用。</w:t>
             </w:r>
           </w:p>
         </w:tc>
@@ -13293,7 +10367,7 @@
                 <w:rFonts w:ascii="標楷體" w:hAnsi="標楷體"/>
                 <w:sz w:val="22"/>
               </w:rPr>
-              <w:t>以已註冊之</w:t>
+              <w:t>以</w:t>
             </w:r>
             <w:r>
               <w:rPr>
@@ -13307,367 +10381,7 @@
                 <w:rFonts w:ascii="標楷體" w:hAnsi="標楷體"/>
                 <w:sz w:val="22"/>
               </w:rPr>
-              <w:t>再次註冊，應被擋下並提示「此</w:t>
-            </w:r>
-            <w:r>
-              <w:rPr>
-                <w:rFonts w:ascii="標楷體" w:hAnsi="標楷體"/>
-                <w:sz w:val="22"/>
-              </w:rPr>
-              <w:t xml:space="preserve"> Email </w:t>
-            </w:r>
-            <w:r>
-              <w:rPr>
-                <w:rFonts w:ascii="標楷體" w:hAnsi="標楷體"/>
-                <w:sz w:val="22"/>
-              </w:rPr>
-              <w:t>已有帳號或進行中的啟用程序」。</w:t>
-            </w:r>
-          </w:p>
-        </w:tc>
-        <w:tc>
-          <w:tcPr>
-            <w:tcW w:w="1247" w:type="dxa"/>
-          </w:tcPr>
-          <w:p>
-            <w:pPr>
-              <w:spacing w:before="60" w:after="60"/>
-              <w:jc w:val="center"/>
-            </w:pPr>
-          </w:p>
-        </w:tc>
-        <w:tc>
-          <w:tcPr>
-            <w:tcW w:w="1247" w:type="dxa"/>
-          </w:tcPr>
-          <w:p>
-            <w:pPr>
-              <w:spacing w:before="60" w:after="60"/>
-              <w:jc w:val="center"/>
-            </w:pPr>
-          </w:p>
-        </w:tc>
-      </w:tr>
-      <w:tr>
-        <w:trPr>
-          <w:jc w:val="center"/>
-        </w:trPr>
-        <w:tc>
-          <w:tcPr>
-            <w:tcW w:w="907" w:type="dxa"/>
-          </w:tcPr>
-          <w:p>
-            <w:pPr>
-              <w:spacing w:before="60" w:after="60"/>
-              <w:jc w:val="center"/>
-            </w:pPr>
-            <w:r>
-              <w:rPr>
-                <w:rFonts w:ascii="標楷體" w:hAnsi="標楷體"/>
-                <w:sz w:val="22"/>
-              </w:rPr>
-              <w:t>6</w:t>
-            </w:r>
-          </w:p>
-        </w:tc>
-        <w:tc>
-          <w:tcPr>
-            <w:tcW w:w="6236" w:type="dxa"/>
-          </w:tcPr>
-          <w:p>
-            <w:pPr>
-              <w:spacing w:before="60" w:after="60"/>
-            </w:pPr>
-            <w:r>
-              <w:rPr>
-                <w:rFonts w:ascii="標楷體" w:hAnsi="標楷體"/>
-                <w:sz w:val="22"/>
-              </w:rPr>
-              <w:t>以管理者已邀請、尚未啟用之</w:t>
-            </w:r>
-            <w:r>
-              <w:rPr>
-                <w:rFonts w:ascii="標楷體" w:hAnsi="標楷體"/>
-                <w:sz w:val="22"/>
-              </w:rPr>
-              <w:t xml:space="preserve"> Email </w:t>
-            </w:r>
-            <w:r>
-              <w:rPr>
-                <w:rFonts w:ascii="標楷體" w:hAnsi="標楷體"/>
-                <w:sz w:val="22"/>
-              </w:rPr>
-              <w:t>註冊，畫面應顯示驗證信已寄至該</w:t>
-            </w:r>
-            <w:r>
-              <w:rPr>
-                <w:rFonts w:ascii="標楷體" w:hAnsi="標楷體"/>
-                <w:sz w:val="22"/>
-              </w:rPr>
-              <w:t xml:space="preserve"> </w:t>
-            </w:r>
-            <w:r>
-              <w:rPr>
-                <w:rFonts w:ascii="標楷體" w:hAnsi="標楷體"/>
-                <w:sz w:val="22"/>
-              </w:rPr>
-              <w:t>Email</w:t>
-            </w:r>
-            <w:r>
-              <w:rPr>
-                <w:rFonts w:ascii="標楷體" w:hAnsi="標楷體"/>
-                <w:sz w:val="22"/>
-              </w:rPr>
-              <w:t>（與第</w:t>
-            </w:r>
-            <w:r>
-              <w:rPr>
-                <w:rFonts w:ascii="標楷體" w:hAnsi="標楷體"/>
-                <w:sz w:val="22"/>
-              </w:rPr>
-              <w:t xml:space="preserve"> 1 </w:t>
-            </w:r>
-            <w:r>
-              <w:rPr>
-                <w:rFonts w:ascii="標楷體" w:hAnsi="標楷體"/>
-                <w:sz w:val="22"/>
-              </w:rPr>
-              <w:t>項相同），但該信箱不應收到驗證信；原邀請信連結應仍可完成啟用。</w:t>
-            </w:r>
-          </w:p>
-        </w:tc>
-        <w:tc>
-          <w:tcPr>
-            <w:tcW w:w="1247" w:type="dxa"/>
-          </w:tcPr>
-          <w:p>
-            <w:pPr>
-              <w:spacing w:before="60" w:after="60"/>
-              <w:jc w:val="center"/>
-            </w:pPr>
-          </w:p>
-        </w:tc>
-        <w:tc>
-          <w:tcPr>
-            <w:tcW w:w="1247" w:type="dxa"/>
-          </w:tcPr>
-          <w:p>
-            <w:pPr>
-              <w:spacing w:before="60" w:after="60"/>
-              <w:jc w:val="center"/>
-            </w:pPr>
-          </w:p>
-        </w:tc>
-      </w:tr>
-      <w:tr>
-        <w:trPr>
-          <w:jc w:val="center"/>
-        </w:trPr>
-        <w:tc>
-          <w:tcPr>
-            <w:tcW w:w="907" w:type="dxa"/>
-          </w:tcPr>
-          <w:p>
-            <w:pPr>
-              <w:spacing w:before="60" w:after="60"/>
-              <w:jc w:val="center"/>
-            </w:pPr>
-            <w:r>
-              <w:rPr>
-                <w:rFonts w:ascii="標楷體" w:hAnsi="標楷體"/>
-                <w:sz w:val="22"/>
-              </w:rPr>
-              <w:t>7</w:t>
-            </w:r>
-          </w:p>
-        </w:tc>
-        <w:tc>
-          <w:tcPr>
-            <w:tcW w:w="6236" w:type="dxa"/>
-          </w:tcPr>
-          <w:p>
-            <w:pPr>
-              <w:spacing w:before="60" w:after="60"/>
-            </w:pPr>
-            <w:r>
-              <w:rPr>
-                <w:rFonts w:ascii="標楷體" w:hAnsi="標楷體"/>
-                <w:sz w:val="22"/>
-              </w:rPr>
-              <w:t>送出註冊後</w:t>
-            </w:r>
-            <w:r>
-              <w:rPr>
-                <w:rFonts w:ascii="標楷體" w:hAnsi="標楷體"/>
-                <w:sz w:val="22"/>
-              </w:rPr>
-              <w:t xml:space="preserve"> 10 </w:t>
-            </w:r>
-            <w:r>
-              <w:rPr>
-                <w:rFonts w:ascii="標楷體" w:hAnsi="標楷體"/>
-                <w:sz w:val="22"/>
-              </w:rPr>
-              <w:t>分鐘內，「重寄驗證信」按鈕應顯示倒數且無法按；倒數結束後按下，應顯示已重新寄出驗證信並收到新信（於註冊畫面按下顯示「已重新寄出驗證信，請至信箱查收」；已離開註冊畫面、改由登入畫面按下則顯示「若該</w:t>
-            </w:r>
-            <w:r>
-              <w:rPr>
-                <w:rFonts w:ascii="標楷體" w:hAnsi="標楷體"/>
-                <w:sz w:val="22"/>
-              </w:rPr>
-              <w:t xml:space="preserve"> Email </w:t>
-            </w:r>
-            <w:r>
-              <w:rPr>
-                <w:rFonts w:ascii="標楷體" w:hAnsi="標楷體"/>
-                <w:sz w:val="22"/>
-              </w:rPr>
-              <w:t>有待驗證的註冊，已重新寄出驗證信，請至信箱查收」）。</w:t>
-            </w:r>
-          </w:p>
-        </w:tc>
-        <w:tc>
-          <w:tcPr>
-            <w:tcW w:w="1247" w:type="dxa"/>
-          </w:tcPr>
-          <w:p>
-            <w:pPr>
-              <w:spacing w:before="60" w:after="60"/>
-              <w:jc w:val="center"/>
-            </w:pPr>
-          </w:p>
-        </w:tc>
-        <w:tc>
-          <w:tcPr>
-            <w:tcW w:w="1247" w:type="dxa"/>
-          </w:tcPr>
-          <w:p>
-            <w:pPr>
-              <w:spacing w:before="60" w:after="60"/>
-              <w:jc w:val="center"/>
-            </w:pPr>
-          </w:p>
-        </w:tc>
-      </w:tr>
-      <w:tr>
-        <w:trPr>
-          <w:jc w:val="center"/>
-        </w:trPr>
-        <w:tc>
-          <w:tcPr>
-            <w:tcW w:w="907" w:type="dxa"/>
-          </w:tcPr>
-          <w:p>
-            <w:pPr>
-              <w:spacing w:before="60" w:after="60"/>
-              <w:jc w:val="center"/>
-            </w:pPr>
-            <w:r>
-              <w:rPr>
-                <w:rFonts w:ascii="標楷體" w:hAnsi="標楷體"/>
-                <w:sz w:val="22"/>
-              </w:rPr>
-              <w:t>8</w:t>
-            </w:r>
-          </w:p>
-        </w:tc>
-        <w:tc>
-          <w:tcPr>
-            <w:tcW w:w="6236" w:type="dxa"/>
-          </w:tcPr>
-          <w:p>
-            <w:pPr>
-              <w:spacing w:before="60" w:after="60"/>
-            </w:pPr>
-            <w:r>
-              <w:rPr>
-                <w:rFonts w:ascii="標楷體" w:hAnsi="標楷體"/>
-                <w:sz w:val="22"/>
-              </w:rPr>
-              <w:t>重寄驗證信後，改點前一封信的連結並送出密碼，應被擋下提示連結無效；以最新一封的連結則可完成啟用。</w:t>
-            </w:r>
-          </w:p>
-        </w:tc>
-        <w:tc>
-          <w:tcPr>
-            <w:tcW w:w="1247" w:type="dxa"/>
-          </w:tcPr>
-          <w:p>
-            <w:pPr>
-              <w:spacing w:before="60" w:after="60"/>
-              <w:jc w:val="center"/>
-            </w:pPr>
-          </w:p>
-        </w:tc>
-        <w:tc>
-          <w:tcPr>
-            <w:tcW w:w="1247" w:type="dxa"/>
-          </w:tcPr>
-          <w:p>
-            <w:pPr>
-              <w:spacing w:before="60" w:after="60"/>
-              <w:jc w:val="center"/>
-            </w:pPr>
-          </w:p>
-        </w:tc>
-      </w:tr>
-      <w:tr>
-        <w:trPr>
-          <w:jc w:val="center"/>
-        </w:trPr>
-        <w:tc>
-          <w:tcPr>
-            <w:tcW w:w="907" w:type="dxa"/>
-          </w:tcPr>
-          <w:p>
-            <w:pPr>
-              <w:spacing w:before="60" w:after="60"/>
-              <w:jc w:val="center"/>
-            </w:pPr>
-            <w:r>
-              <w:rPr>
-                <w:rFonts w:ascii="標楷體" w:hAnsi="標楷體"/>
-                <w:sz w:val="22"/>
-              </w:rPr>
-              <w:t>9</w:t>
-            </w:r>
-          </w:p>
-        </w:tc>
-        <w:tc>
-          <w:tcPr>
-            <w:tcW w:w="6236" w:type="dxa"/>
-          </w:tcPr>
-          <w:p>
-            <w:pPr>
-              <w:spacing w:before="60" w:after="60"/>
-            </w:pPr>
-            <w:r>
-              <w:rPr>
-                <w:rFonts w:ascii="標楷體" w:hAnsi="標楷體"/>
-                <w:sz w:val="22"/>
-              </w:rPr>
-              <w:t>以</w:t>
-            </w:r>
-            <w:r>
-              <w:rPr>
-                <w:rFonts w:ascii="標楷體" w:hAnsi="標楷體"/>
-                <w:sz w:val="22"/>
-              </w:rPr>
-              <w:t xml:space="preserve"> Email </w:t>
-            </w:r>
-            <w:r>
-              <w:rPr>
-                <w:rFonts w:ascii="標楷體" w:hAnsi="標楷體"/>
-                <w:sz w:val="22"/>
-              </w:rPr>
-              <w:t>乙</w:t>
-            </w:r>
-            <w:r>
-              <w:rPr>
-                <w:rFonts w:ascii="標楷體" w:hAnsi="標楷體"/>
-                <w:sz w:val="22"/>
-              </w:rPr>
-              <w:t>註冊，超過</w:t>
+              <w:t>乙註冊，超過</w:t>
             </w:r>
             <w:r>
               <w:rPr>
@@ -13713,7 +10427,7 @@
       <w:pPr>
         <w:pStyle w:val="1"/>
       </w:pPr>
-      <w:bookmarkStart w:id="11" w:name="_Toc243386897"/>
+      <w:bookmarkStart w:id="11" w:name="_Toc243485625"/>
       <w:r>
         <w:lastRenderedPageBreak/>
         <w:t xml:space="preserve">DP09 </w:t>
@@ -14159,7 +10873,21 @@
                 <w:rFonts w:ascii="標楷體" w:hAnsi="標楷體"/>
                 <w:sz w:val="22"/>
               </w:rPr>
-              <w:t>」，且信箱收到重設信。</w:t>
+              <w:t>」，且信箱收到重設信；改輸入未註冊之</w:t>
+            </w:r>
+            <w:r>
+              <w:rPr>
+                <w:rFonts w:ascii="標楷體" w:hAnsi="標楷體"/>
+                <w:sz w:val="22"/>
+              </w:rPr>
+              <w:t xml:space="preserve"> Email </w:t>
+            </w:r>
+            <w:r>
+              <w:rPr>
+                <w:rFonts w:ascii="標楷體" w:hAnsi="標楷體"/>
+                <w:sz w:val="22"/>
+              </w:rPr>
+              <w:t>並送出，應顯示相同訊息，但該信箱不會收到任何信。</w:t>
             </w:r>
           </w:p>
         </w:tc>
@@ -14221,42 +10949,7 @@
                 <w:rFonts w:ascii="標楷體" w:hAnsi="標楷體"/>
                 <w:sz w:val="22"/>
               </w:rPr>
-              <w:t>輸入未註冊之</w:t>
-            </w:r>
-            <w:r>
-              <w:rPr>
-                <w:rFonts w:ascii="標楷體" w:hAnsi="標楷體"/>
-                <w:sz w:val="22"/>
-              </w:rPr>
-              <w:t xml:space="preserve"> </w:t>
-            </w:r>
-            <w:r>
-              <w:rPr>
-                <w:rFonts w:ascii="標楷體" w:hAnsi="標楷體"/>
-                <w:sz w:val="22"/>
-              </w:rPr>
-              <w:t xml:space="preserve">Email </w:t>
-            </w:r>
-            <w:r>
-              <w:rPr>
-                <w:rFonts w:ascii="標楷體" w:hAnsi="標楷體"/>
-                <w:sz w:val="22"/>
-              </w:rPr>
-              <w:t>並送出，應顯示與第</w:t>
-            </w:r>
-            <w:r>
-              <w:rPr>
-                <w:rFonts w:ascii="標楷體" w:hAnsi="標楷體"/>
-                <w:sz w:val="22"/>
-              </w:rPr>
-              <w:t xml:space="preserve"> 1 </w:t>
-            </w:r>
-            <w:r>
-              <w:rPr>
-                <w:rFonts w:ascii="標楷體" w:hAnsi="標楷體"/>
-                <w:sz w:val="22"/>
-              </w:rPr>
-              <w:t>項相同之訊息，且該信箱不會收到任何信。</w:t>
+              <w:t>點重設信中的連結，輸入合規之新密碼並按「重設密碼」，應顯示「密碼已更新，請以新密碼登入」；新密碼可登入、舊密碼不可。</w:t>
             </w:r>
           </w:p>
         </w:tc>
@@ -14318,7 +11011,91 @@
                 <w:rFonts w:ascii="標楷體" w:hAnsi="標楷體"/>
                 <w:sz w:val="22"/>
               </w:rPr>
-              <w:t>點重設信中的連結，輸入合規之新密碼並按「重設密碼」，應顯示「密碼已更新，請以新密碼登入」；新密碼可登入、舊密碼不可。</w:t>
+              <w:t>以管理者帳號申請重設並開啟重設信連結，欄位下方應顯示「至少</w:t>
+            </w:r>
+            <w:r>
+              <w:rPr>
+                <w:rFonts w:ascii="標楷體" w:hAnsi="標楷體"/>
+                <w:sz w:val="22"/>
+              </w:rPr>
+              <w:t xml:space="preserve"> 12 </w:t>
+            </w:r>
+            <w:r>
+              <w:rPr>
+                <w:rFonts w:ascii="標楷體" w:hAnsi="標楷體"/>
+                <w:sz w:val="22"/>
+              </w:rPr>
+              <w:t>字元</w:t>
+            </w:r>
+            <w:r>
+              <w:rPr>
+                <w:rFonts w:ascii="標楷體" w:hAnsi="標楷體"/>
+                <w:sz w:val="22"/>
+              </w:rPr>
+              <w:t>…</w:t>
+            </w:r>
+            <w:r>
+              <w:rPr>
+                <w:rFonts w:ascii="標楷體" w:hAnsi="標楷體"/>
+                <w:sz w:val="22"/>
+              </w:rPr>
+              <w:t>」；輸入</w:t>
+            </w:r>
+            <w:r>
+              <w:rPr>
+                <w:rFonts w:ascii="標楷體" w:hAnsi="標楷體"/>
+                <w:sz w:val="22"/>
+              </w:rPr>
+              <w:t xml:space="preserve"> 8</w:t>
+            </w:r>
+            <w:r>
+              <w:rPr>
+                <w:rFonts w:ascii="標楷體" w:hAnsi="標楷體"/>
+                <w:sz w:val="22"/>
+              </w:rPr>
+              <w:t>～</w:t>
+            </w:r>
+            <w:r>
+              <w:rPr>
+                <w:rFonts w:ascii="標楷體" w:hAnsi="標楷體"/>
+                <w:sz w:val="22"/>
+              </w:rPr>
+              <w:t xml:space="preserve">11 </w:t>
+            </w:r>
+            <w:r>
+              <w:rPr>
+                <w:rFonts w:ascii="標楷體" w:hAnsi="標楷體"/>
+                <w:sz w:val="22"/>
+              </w:rPr>
+              <w:t>字元且字元種類足夠的密碼應被擋下並提示「密碼至少</w:t>
+            </w:r>
+            <w:r>
+              <w:rPr>
+                <w:rFonts w:ascii="標楷體" w:hAnsi="標楷體"/>
+                <w:sz w:val="22"/>
+              </w:rPr>
+              <w:t xml:space="preserve"> 12 </w:t>
+            </w:r>
+            <w:r>
+              <w:rPr>
+                <w:rFonts w:ascii="標楷體" w:hAnsi="標楷體"/>
+                <w:sz w:val="22"/>
+              </w:rPr>
+              <w:t>字元」，改為</w:t>
+            </w:r>
+            <w:r>
+              <w:rPr>
+                <w:rFonts w:ascii="標楷體" w:hAnsi="標楷體"/>
+                <w:sz w:val="22"/>
+              </w:rPr>
+              <w:t xml:space="preserve"> 12 </w:t>
+            </w:r>
+            <w:r>
+              <w:rPr>
+                <w:rFonts w:ascii="標楷體" w:hAnsi="標楷體"/>
+                <w:sz w:val="22"/>
+              </w:rPr>
+              <w:t>字元以上則可完成重設。</w:t>
             </w:r>
           </w:p>
         </w:tc>
@@ -14363,7 +11140,7 @@
                 <w:rFonts w:ascii="標楷體" w:hAnsi="標楷體"/>
                 <w:sz w:val="22"/>
               </w:rPr>
-              <w:t>3-1</w:t>
+              <w:t>4</w:t>
             </w:r>
           </w:p>
         </w:tc>
@@ -14380,91 +11157,7 @@
                 <w:rFonts w:ascii="標楷體" w:hAnsi="標楷體"/>
                 <w:sz w:val="22"/>
               </w:rPr>
-              <w:t>以管理者帳號申請重設並開啟重設信連結，欄位下方應顯示「至少</w:t>
-            </w:r>
-            <w:r>
-              <w:rPr>
-                <w:rFonts w:ascii="標楷體" w:hAnsi="標楷體"/>
-                <w:sz w:val="22"/>
-              </w:rPr>
-              <w:t xml:space="preserve"> 12 </w:t>
-            </w:r>
-            <w:r>
-              <w:rPr>
-                <w:rFonts w:ascii="標楷體" w:hAnsi="標楷體"/>
-                <w:sz w:val="22"/>
-              </w:rPr>
-              <w:t>字元</w:t>
-            </w:r>
-            <w:r>
-              <w:rPr>
-                <w:rFonts w:ascii="標楷體" w:hAnsi="標楷體"/>
-                <w:sz w:val="22"/>
-              </w:rPr>
-              <w:t>…</w:t>
-            </w:r>
-            <w:r>
-              <w:rPr>
-                <w:rFonts w:ascii="標楷體" w:hAnsi="標楷體"/>
-                <w:sz w:val="22"/>
-              </w:rPr>
-              <w:t>」；輸入</w:t>
-            </w:r>
-            <w:r>
-              <w:rPr>
-                <w:rFonts w:ascii="標楷體" w:hAnsi="標楷體"/>
-                <w:sz w:val="22"/>
-              </w:rPr>
-              <w:t xml:space="preserve"> 8</w:t>
-            </w:r>
-            <w:r>
-              <w:rPr>
-                <w:rFonts w:ascii="標楷體" w:hAnsi="標楷體"/>
-                <w:sz w:val="22"/>
-              </w:rPr>
-              <w:t>～</w:t>
-            </w:r>
-            <w:r>
-              <w:rPr>
-                <w:rFonts w:ascii="標楷體" w:hAnsi="標楷體"/>
-                <w:sz w:val="22"/>
-              </w:rPr>
-              <w:t xml:space="preserve">11 </w:t>
-            </w:r>
-            <w:r>
-              <w:rPr>
-                <w:rFonts w:ascii="標楷體" w:hAnsi="標楷體"/>
-                <w:sz w:val="22"/>
-              </w:rPr>
-              <w:t>字元且字元種類足夠的密碼應被擋下並提示「密碼至少</w:t>
-            </w:r>
-            <w:r>
-              <w:rPr>
-                <w:rFonts w:ascii="標楷體" w:hAnsi="標楷體"/>
-                <w:sz w:val="22"/>
-              </w:rPr>
-              <w:t xml:space="preserve"> 12 </w:t>
-            </w:r>
-            <w:r>
-              <w:rPr>
-                <w:rFonts w:ascii="標楷體" w:hAnsi="標楷體"/>
-                <w:sz w:val="22"/>
-              </w:rPr>
-              <w:t>字元」，改為</w:t>
-            </w:r>
-            <w:r>
-              <w:rPr>
-                <w:rFonts w:ascii="標楷體" w:hAnsi="標楷體"/>
-                <w:sz w:val="22"/>
-              </w:rPr>
-              <w:t xml:space="preserve"> 12 </w:t>
-            </w:r>
-            <w:r>
-              <w:rPr>
-                <w:rFonts w:ascii="標楷體" w:hAnsi="標楷體"/>
-                <w:sz w:val="22"/>
-              </w:rPr>
-              <w:t>字元以上則可完成重設。</w:t>
+              <w:t>於重設密碼畫面輸入最近使用過的密碼，應被擋下並提示「不可與最近使用過之密碼相同」。</w:t>
             </w:r>
           </w:p>
         </w:tc>
@@ -14509,7 +11202,7 @@
                 <w:rFonts w:ascii="標楷體" w:hAnsi="標楷體"/>
                 <w:sz w:val="22"/>
               </w:rPr>
-              <w:t>4</w:t>
+              <w:t>5</w:t>
             </w:r>
           </w:p>
         </w:tc>
@@ -14526,7 +11219,7 @@
                 <w:rFonts w:ascii="標楷體" w:hAnsi="標楷體"/>
                 <w:sz w:val="22"/>
               </w:rPr>
-              <w:t>於重設密碼畫面輸入最近使用過的密碼，應被擋下並提示「不可與最近使用過之密碼相同」。</w:t>
+              <w:t>已用來完成重設的連結再次開啟，應直接提示「連結已失效，請重新申請」，且畫面不出現密碼輸入欄位；連續申請兩次重設時，開啟第一封信的連結亦應如此，開啟第二封則可正常設定新密碼並完成重設。</w:t>
             </w:r>
           </w:p>
         </w:tc>
@@ -14571,131 +11264,7 @@
                 <w:rFonts w:ascii="標楷體" w:hAnsi="標楷體"/>
                 <w:sz w:val="22"/>
               </w:rPr>
-              <w:t>5</w:t>
-            </w:r>
-          </w:p>
-        </w:tc>
-        <w:tc>
-          <w:tcPr>
-            <w:tcW w:w="6236" w:type="dxa"/>
-          </w:tcPr>
-          <w:p>
-            <w:pPr>
-              <w:spacing w:before="60" w:after="60"/>
-            </w:pPr>
-            <w:r>
-              <w:rPr>
-                <w:rFonts w:ascii="標楷體" w:hAnsi="標楷體"/>
-                <w:sz w:val="22"/>
-              </w:rPr>
-              <w:t>已用來完成重設的連結再次開啟，應直接提示「連結已失效，請重新申請」，且畫面不出現密碼輸入欄位。</w:t>
-            </w:r>
-          </w:p>
-        </w:tc>
-        <w:tc>
-          <w:tcPr>
-            <w:tcW w:w="1247" w:type="dxa"/>
-          </w:tcPr>
-          <w:p>
-            <w:pPr>
-              <w:spacing w:before="60" w:after="60"/>
-              <w:jc w:val="center"/>
-            </w:pPr>
-          </w:p>
-        </w:tc>
-        <w:tc>
-          <w:tcPr>
-            <w:tcW w:w="1247" w:type="dxa"/>
-          </w:tcPr>
-          <w:p>
-            <w:pPr>
-              <w:spacing w:before="60" w:after="60"/>
-              <w:jc w:val="center"/>
-            </w:pPr>
-          </w:p>
-        </w:tc>
-      </w:tr>
-      <w:tr>
-        <w:trPr>
-          <w:jc w:val="center"/>
-        </w:trPr>
-        <w:tc>
-          <w:tcPr>
-            <w:tcW w:w="907" w:type="dxa"/>
-          </w:tcPr>
-          <w:p>
-            <w:pPr>
-              <w:spacing w:before="60" w:after="60"/>
-              <w:jc w:val="center"/>
-            </w:pPr>
-            <w:r>
-              <w:rPr>
-                <w:rFonts w:ascii="標楷體" w:hAnsi="標楷體"/>
-                <w:sz w:val="22"/>
-              </w:rPr>
               <w:t>6</w:t>
-            </w:r>
-          </w:p>
-        </w:tc>
-        <w:tc>
-          <w:tcPr>
-            <w:tcW w:w="6236" w:type="dxa"/>
-          </w:tcPr>
-          <w:p>
-            <w:pPr>
-              <w:spacing w:before="60" w:after="60"/>
-            </w:pPr>
-            <w:r>
-              <w:rPr>
-                <w:rFonts w:ascii="標楷體" w:hAnsi="標楷體"/>
-                <w:sz w:val="22"/>
-              </w:rPr>
-              <w:t>連續申請兩次重設，開啟第一封信的連結應直接提示「連結已失效，請重新申請」且不出現密碼輸入欄位；開啟第二封則可正常設定新密碼並完成重設。</w:t>
-            </w:r>
-          </w:p>
-        </w:tc>
-        <w:tc>
-          <w:tcPr>
-            <w:tcW w:w="1247" w:type="dxa"/>
-          </w:tcPr>
-          <w:p>
-            <w:pPr>
-              <w:spacing w:before="60" w:after="60"/>
-              <w:jc w:val="center"/>
-            </w:pPr>
-          </w:p>
-        </w:tc>
-        <w:tc>
-          <w:tcPr>
-            <w:tcW w:w="1247" w:type="dxa"/>
-          </w:tcPr>
-          <w:p>
-            <w:pPr>
-              <w:spacing w:before="60" w:after="60"/>
-              <w:jc w:val="center"/>
-            </w:pPr>
-          </w:p>
-        </w:tc>
-      </w:tr>
-      <w:tr>
-        <w:trPr>
-          <w:jc w:val="center"/>
-        </w:trPr>
-        <w:tc>
-          <w:tcPr>
-            <w:tcW w:w="907" w:type="dxa"/>
-          </w:tcPr>
-          <w:p>
-            <w:pPr>
-              <w:spacing w:before="60" w:after="60"/>
-              <w:jc w:val="center"/>
-            </w:pPr>
-            <w:r>
-              <w:rPr>
-                <w:rFonts w:ascii="標楷體" w:hAnsi="標楷體"/>
-                <w:sz w:val="22"/>
-              </w:rPr>
-              <w:t>7</w:t>
             </w:r>
           </w:p>
         </w:tc>
@@ -14744,7 +11313,7 @@
       <w:pPr>
         <w:pStyle w:val="1"/>
       </w:pPr>
-      <w:bookmarkStart w:id="12" w:name="_Toc243386898"/>
+      <w:bookmarkStart w:id="12" w:name="_Toc243485626"/>
       <w:r>
         <w:lastRenderedPageBreak/>
         <w:t xml:space="preserve">DP10 </w:t>
@@ -15148,7 +11717,7 @@
                 <w:rFonts w:ascii="標楷體" w:hAnsi="標楷體"/>
                 <w:sz w:val="22"/>
               </w:rPr>
-              <w:t>於「姓名」修改姓名並按「儲存姓名」，應顯示「姓名已更新」，頂列右上的姓名隨即更新為新姓名。</w:t>
+              <w:t>於「姓名」修改姓名並按「儲存姓名」，應顯示「姓名已更新」，頂列右上的姓名隨即更新為新姓名；開啟本人建立的課程或文件，建立者或撰寫者欄位應顯示新姓名。</w:t>
             </w:r>
           </w:p>
         </w:tc>
@@ -15210,7 +11779,140 @@
                 <w:rFonts w:ascii="標楷體" w:hAnsi="標楷體"/>
                 <w:sz w:val="22"/>
               </w:rPr>
-              <w:t>修改姓名後，開啟本人建立的課程或文件，建立者或撰寫者欄位應顯示新姓名。</w:t>
+              <w:t>於「變更為新</w:t>
+            </w:r>
+            <w:r>
+              <w:rPr>
+                <w:rFonts w:ascii="標楷體" w:hAnsi="標楷體"/>
+                <w:sz w:val="22"/>
+              </w:rPr>
+              <w:t xml:space="preserve"> Email</w:t>
+            </w:r>
+            <w:r>
+              <w:rPr>
+                <w:rFonts w:ascii="標楷體" w:hAnsi="標楷體"/>
+                <w:sz w:val="22"/>
+              </w:rPr>
+              <w:t>」輸入未使用之</w:t>
+            </w:r>
+            <w:r>
+              <w:rPr>
+                <w:rFonts w:ascii="標楷體" w:hAnsi="標楷體"/>
+                <w:sz w:val="22"/>
+              </w:rPr>
+              <w:t xml:space="preserve"> Email </w:t>
+            </w:r>
+            <w:r>
+              <w:rPr>
+                <w:rFonts w:ascii="標楷體" w:hAnsi="標楷體"/>
+                <w:sz w:val="22"/>
+              </w:rPr>
+              <w:t>並按「寄驗證信」，應出現「變更審核中：（新</w:t>
+            </w:r>
+            <w:r>
+              <w:rPr>
+                <w:rFonts w:ascii="標楷體" w:hAnsi="標楷體"/>
+                <w:sz w:val="22"/>
+              </w:rPr>
+              <w:t xml:space="preserve"> Email</w:t>
+            </w:r>
+            <w:r>
+              <w:rPr>
+                <w:rFonts w:ascii="標楷體" w:hAnsi="標楷體"/>
+                <w:sz w:val="22"/>
+              </w:rPr>
+              <w:t>）」，且新信箱收到驗證信；尚未點驗證連結前，以原</w:t>
+            </w:r>
+            <w:r>
+              <w:rPr>
+                <w:rFonts w:ascii="標楷體" w:hAnsi="標楷體"/>
+                <w:sz w:val="22"/>
+              </w:rPr>
+              <w:t xml:space="preserve"> Email </w:t>
+            </w:r>
+            <w:r>
+              <w:rPr>
+                <w:rFonts w:ascii="標楷體" w:hAnsi="標楷體"/>
+                <w:sz w:val="22"/>
+              </w:rPr>
+              <w:t>登入應成功、以新</w:t>
+            </w:r>
+            <w:r>
+              <w:rPr>
+                <w:rFonts w:ascii="標楷體" w:hAnsi="標楷體"/>
+                <w:sz w:val="22"/>
+              </w:rPr>
+              <w:t xml:space="preserve"> Email </w:t>
+            </w:r>
+            <w:r>
+              <w:rPr>
+                <w:rFonts w:ascii="標楷體" w:hAnsi="標楷體"/>
+                <w:sz w:val="22"/>
+              </w:rPr>
+              <w:t>登入應顯示「帳號或密碼錯誤」；點新信箱中的驗證連結，應顯示「</w:t>
+            </w:r>
+            <w:r>
+              <w:rPr>
+                <w:rFonts w:ascii="標楷體" w:hAnsi="標楷體"/>
+                <w:sz w:val="22"/>
+              </w:rPr>
+              <w:t xml:space="preserve">Email </w:t>
+            </w:r>
+            <w:r>
+              <w:rPr>
+                <w:rFonts w:ascii="標楷體" w:hAnsi="標楷體"/>
+                <w:sz w:val="22"/>
+              </w:rPr>
+              <w:t>已變更，請以新</w:t>
+            </w:r>
+            <w:r>
+              <w:rPr>
+                <w:rFonts w:ascii="標楷體" w:hAnsi="標楷體"/>
+                <w:sz w:val="22"/>
+              </w:rPr>
+              <w:t xml:space="preserve"> Email </w:t>
+            </w:r>
+            <w:r>
+              <w:rPr>
+                <w:rFonts w:ascii="標楷體" w:hAnsi="標楷體"/>
+                <w:sz w:val="22"/>
+              </w:rPr>
+              <w:t>登入。」，之後以新</w:t>
+            </w:r>
+            <w:r>
+              <w:rPr>
+                <w:rFonts w:ascii="標楷體" w:hAnsi="標楷體"/>
+                <w:sz w:val="22"/>
+              </w:rPr>
+              <w:t xml:space="preserve"> Email </w:t>
+            </w:r>
+            <w:r>
+              <w:rPr>
+                <w:rFonts w:ascii="標楷體" w:hAnsi="標楷體"/>
+                <w:sz w:val="22"/>
+              </w:rPr>
+              <w:t>可登入、</w:t>
+            </w:r>
+            <w:r>
+              <w:rPr>
+                <w:rFonts w:ascii="標楷體" w:hAnsi="標楷體"/>
+                <w:sz w:val="22"/>
+              </w:rPr>
+              <w:t>原</w:t>
+            </w:r>
+            <w:r>
+              <w:rPr>
+                <w:rFonts w:ascii="標楷體" w:hAnsi="標楷體"/>
+                <w:sz w:val="22"/>
+              </w:rPr>
+              <w:t xml:space="preserve"> Email </w:t>
+            </w:r>
+            <w:r>
+              <w:rPr>
+                <w:rFonts w:ascii="標楷體" w:hAnsi="標楷體"/>
+                <w:sz w:val="22"/>
+              </w:rPr>
+              <w:t>不可。</w:t>
             </w:r>
           </w:p>
         </w:tc>
@@ -15272,21 +11974,7 @@
                 <w:rFonts w:ascii="標楷體" w:hAnsi="標楷體"/>
                 <w:sz w:val="22"/>
               </w:rPr>
-              <w:t>於「變更為新</w:t>
-            </w:r>
-            <w:r>
-              <w:rPr>
-                <w:rFonts w:ascii="標楷體" w:hAnsi="標楷體"/>
-                <w:sz w:val="22"/>
-              </w:rPr>
-              <w:t xml:space="preserve"> Email</w:t>
-            </w:r>
-            <w:r>
-              <w:rPr>
-                <w:rFonts w:ascii="標楷體" w:hAnsi="標楷體"/>
-                <w:sz w:val="22"/>
-              </w:rPr>
-              <w:t>」輸入未使用之</w:t>
+              <w:t>輸入其他帳號已使用的</w:t>
             </w:r>
             <w:r>
               <w:rPr>
@@ -15300,21 +11988,21 @@
                 <w:rFonts w:ascii="標楷體" w:hAnsi="標楷體"/>
                 <w:sz w:val="22"/>
               </w:rPr>
-              <w:t>並按「寄驗證信」，應出現「變更審核中：（新</w:t>
-            </w:r>
-            <w:r>
-              <w:rPr>
-                <w:rFonts w:ascii="標楷體" w:hAnsi="標楷體"/>
-                <w:sz w:val="22"/>
-              </w:rPr>
-              <w:t xml:space="preserve"> Email</w:t>
-            </w:r>
-            <w:r>
-              <w:rPr>
-                <w:rFonts w:ascii="標楷體" w:hAnsi="標楷體"/>
-                <w:sz w:val="22"/>
-              </w:rPr>
-              <w:t>）」，且新信箱收到驗證信。</w:t>
+              <w:t>並按「寄驗證信」，應被擋下並提示「此</w:t>
+            </w:r>
+            <w:r>
+              <w:rPr>
+                <w:rFonts w:ascii="標楷體" w:hAnsi="標楷體"/>
+                <w:sz w:val="22"/>
+              </w:rPr>
+              <w:t xml:space="preserve"> Email </w:t>
+            </w:r>
+            <w:r>
+              <w:rPr>
+                <w:rFonts w:ascii="標楷體" w:hAnsi="標楷體"/>
+                <w:sz w:val="22"/>
+              </w:rPr>
+              <w:t>已被使用」。</w:t>
             </w:r>
           </w:p>
         </w:tc>
@@ -15376,7 +12064,35 @@
                 <w:rFonts w:ascii="標楷體" w:hAnsi="標楷體"/>
                 <w:sz w:val="22"/>
               </w:rPr>
-              <w:t>尚未點驗證連結前，以原</w:t>
+              <w:t>寄出驗證信後</w:t>
+            </w:r>
+            <w:r>
+              <w:rPr>
+                <w:rFonts w:ascii="標楷體" w:hAnsi="標楷體"/>
+                <w:sz w:val="22"/>
+              </w:rPr>
+              <w:t xml:space="preserve"> 10 </w:t>
+            </w:r>
+            <w:r>
+              <w:rPr>
+                <w:rFonts w:ascii="標楷體" w:hAnsi="標楷體"/>
+                <w:sz w:val="22"/>
+              </w:rPr>
+              <w:t>分鐘內，「寄驗證信」按鈕應顯示剩餘時間且無法按；間隔</w:t>
+            </w:r>
+            <w:r>
+              <w:rPr>
+                <w:rFonts w:ascii="標楷體" w:hAnsi="標楷體"/>
+                <w:sz w:val="22"/>
+              </w:rPr>
+              <w:t xml:space="preserve"> 10 </w:t>
+            </w:r>
+            <w:r>
+              <w:rPr>
+                <w:rFonts w:ascii="標楷體" w:hAnsi="標楷體"/>
+                <w:sz w:val="22"/>
+              </w:rPr>
+              <w:t>分鐘先後申請兩次</w:t>
             </w:r>
             <w:r>
               <w:rPr>
@@ -15390,7 +12106,21 @@
                 <w:rFonts w:ascii="標楷體" w:hAnsi="標楷體"/>
                 <w:sz w:val="22"/>
               </w:rPr>
-              <w:t>登入應成功；以新</w:t>
+              <w:t>變更，點第一封信的連結應提示「連結已失效，</w:t>
+            </w:r>
+            <w:r>
+              <w:rPr>
+                <w:rFonts w:ascii="標楷體" w:hAnsi="標楷體"/>
+                <w:sz w:val="22"/>
+              </w:rPr>
+              <w:t xml:space="preserve">Email </w:t>
+            </w:r>
+            <w:r>
+              <w:rPr>
+                <w:rFonts w:ascii="標楷體" w:hAnsi="標楷體"/>
+                <w:sz w:val="22"/>
+              </w:rPr>
+              <w:t>變更作廢，原</w:t>
             </w:r>
             <w:r>
               <w:rPr>
@@ -15404,7 +12134,7 @@
                 <w:rFonts w:ascii="標楷體" w:hAnsi="標楷體"/>
                 <w:sz w:val="22"/>
               </w:rPr>
-              <w:t>登入應顯示「帳號或密碼錯誤」。</w:t>
+              <w:t>維持有效」，點第二封則完成變更。</w:t>
             </w:r>
           </w:p>
         </w:tc>
@@ -15466,63 +12196,7 @@
                 <w:rFonts w:ascii="標楷體" w:hAnsi="標楷體"/>
                 <w:sz w:val="22"/>
               </w:rPr>
-              <w:t>點新信箱中的驗證連結，應顯示「</w:t>
-            </w:r>
-            <w:r>
-              <w:rPr>
-                <w:rFonts w:ascii="標楷體" w:hAnsi="標楷體"/>
-                <w:sz w:val="22"/>
-              </w:rPr>
-              <w:t xml:space="preserve">Email </w:t>
-            </w:r>
-            <w:r>
-              <w:rPr>
-                <w:rFonts w:ascii="標楷體" w:hAnsi="標楷體"/>
-                <w:sz w:val="22"/>
-              </w:rPr>
-              <w:t>已變更，請以新</w:t>
-            </w:r>
-            <w:r>
-              <w:rPr>
-                <w:rFonts w:ascii="標楷體" w:hAnsi="標楷體"/>
-                <w:sz w:val="22"/>
-              </w:rPr>
-              <w:t xml:space="preserve"> Email </w:t>
-            </w:r>
-            <w:r>
-              <w:rPr>
-                <w:rFonts w:ascii="標楷體" w:hAnsi="標楷體"/>
-                <w:sz w:val="22"/>
-              </w:rPr>
-              <w:t>登入。」；之後以新</w:t>
-            </w:r>
-            <w:r>
-              <w:rPr>
-                <w:rFonts w:ascii="標楷體" w:hAnsi="標楷體"/>
-                <w:sz w:val="22"/>
-              </w:rPr>
-              <w:t xml:space="preserve"> Email </w:t>
-            </w:r>
-            <w:r>
-              <w:rPr>
-                <w:rFonts w:ascii="標楷體" w:hAnsi="標楷體"/>
-                <w:sz w:val="22"/>
-              </w:rPr>
-              <w:t>可登入，原</w:t>
-            </w:r>
-            <w:r>
-              <w:rPr>
-                <w:rFonts w:ascii="標楷體" w:hAnsi="標楷體"/>
-                <w:sz w:val="22"/>
-              </w:rPr>
-              <w:t xml:space="preserve"> Email </w:t>
-            </w:r>
-            <w:r>
-              <w:rPr>
-                <w:rFonts w:ascii="標楷體" w:hAnsi="標楷體"/>
-                <w:sz w:val="22"/>
-              </w:rPr>
-              <w:t>不可。</w:t>
+              <w:t>按「變更密碼」，輸入正確舊密碼與合規之新密碼並按「儲存」，應顯示「密碼已更新」，之後以新密碼可登入、舊密碼不可；輸入錯誤的舊密碼應被擋下並提示「舊密碼不正確」，密碼維持不變；以最近使用過的密碼作為新密碼，應被擋下並提示「不可與最近使用過之密碼相同」。</w:t>
             </w:r>
           </w:p>
         </w:tc>
@@ -15584,476 +12258,6 @@
                 <w:rFonts w:ascii="標楷體" w:hAnsi="標楷體"/>
                 <w:sz w:val="22"/>
               </w:rPr>
-              <w:t>輸入其他帳號已使用的</w:t>
-            </w:r>
-            <w:r>
-              <w:rPr>
-                <w:rFonts w:ascii="標楷體" w:hAnsi="標楷體"/>
-                <w:sz w:val="22"/>
-              </w:rPr>
-              <w:t xml:space="preserve"> Email </w:t>
-            </w:r>
-            <w:r>
-              <w:rPr>
-                <w:rFonts w:ascii="標楷體" w:hAnsi="標楷體"/>
-                <w:sz w:val="22"/>
-              </w:rPr>
-              <w:t>並按「寄驗證信」，應被擋下並提示「此</w:t>
-            </w:r>
-            <w:r>
-              <w:rPr>
-                <w:rFonts w:ascii="標楷體" w:hAnsi="標楷體"/>
-                <w:sz w:val="22"/>
-              </w:rPr>
-              <w:t xml:space="preserve"> Email </w:t>
-            </w:r>
-            <w:r>
-              <w:rPr>
-                <w:rFonts w:ascii="標楷體" w:hAnsi="標楷體"/>
-                <w:sz w:val="22"/>
-              </w:rPr>
-              <w:t>已被使用」。</w:t>
-            </w:r>
-          </w:p>
-        </w:tc>
-        <w:tc>
-          <w:tcPr>
-            <w:tcW w:w="1247" w:type="dxa"/>
-          </w:tcPr>
-          <w:p>
-            <w:pPr>
-              <w:spacing w:before="60" w:after="60"/>
-              <w:jc w:val="center"/>
-            </w:pPr>
-          </w:p>
-        </w:tc>
-        <w:tc>
-          <w:tcPr>
-            <w:tcW w:w="1247" w:type="dxa"/>
-          </w:tcPr>
-          <w:p>
-            <w:pPr>
-              <w:spacing w:before="60" w:after="60"/>
-              <w:jc w:val="center"/>
-            </w:pPr>
-          </w:p>
-        </w:tc>
-      </w:tr>
-      <w:tr>
-        <w:trPr>
-          <w:jc w:val="center"/>
-        </w:trPr>
-        <w:tc>
-          <w:tcPr>
-            <w:tcW w:w="907" w:type="dxa"/>
-          </w:tcPr>
-          <w:p>
-            <w:pPr>
-              <w:spacing w:before="60" w:after="60"/>
-              <w:jc w:val="center"/>
-            </w:pPr>
-            <w:r>
-              <w:rPr>
-                <w:rFonts w:ascii="標楷體" w:hAnsi="標楷體"/>
-                <w:sz w:val="22"/>
-              </w:rPr>
-              <w:t>7</w:t>
-            </w:r>
-          </w:p>
-        </w:tc>
-        <w:tc>
-          <w:tcPr>
-            <w:tcW w:w="6236" w:type="dxa"/>
-          </w:tcPr>
-          <w:p>
-            <w:pPr>
-              <w:spacing w:before="60" w:after="60"/>
-            </w:pPr>
-            <w:r>
-              <w:rPr>
-                <w:rFonts w:ascii="標楷體" w:hAnsi="標楷體"/>
-                <w:sz w:val="22"/>
-              </w:rPr>
-              <w:t>寄出驗證信後</w:t>
-            </w:r>
-            <w:r>
-              <w:rPr>
-                <w:rFonts w:ascii="標楷體" w:hAnsi="標楷體"/>
-                <w:sz w:val="22"/>
-              </w:rPr>
-              <w:t xml:space="preserve"> 10 </w:t>
-            </w:r>
-            <w:r>
-              <w:rPr>
-                <w:rFonts w:ascii="標楷體" w:hAnsi="標楷體"/>
-                <w:sz w:val="22"/>
-              </w:rPr>
-              <w:t>分鐘內，「寄驗證信」按鈕應顯示剩餘時間且無法按。</w:t>
-            </w:r>
-          </w:p>
-        </w:tc>
-        <w:tc>
-          <w:tcPr>
-            <w:tcW w:w="1247" w:type="dxa"/>
-          </w:tcPr>
-          <w:p>
-            <w:pPr>
-              <w:spacing w:before="60" w:after="60"/>
-              <w:jc w:val="center"/>
-            </w:pPr>
-          </w:p>
-        </w:tc>
-        <w:tc>
-          <w:tcPr>
-            <w:tcW w:w="1247" w:type="dxa"/>
-          </w:tcPr>
-          <w:p>
-            <w:pPr>
-              <w:spacing w:before="60" w:after="60"/>
-              <w:jc w:val="center"/>
-            </w:pPr>
-          </w:p>
-        </w:tc>
-      </w:tr>
-      <w:tr>
-        <w:trPr>
-          <w:jc w:val="center"/>
-        </w:trPr>
-        <w:tc>
-          <w:tcPr>
-            <w:tcW w:w="907" w:type="dxa"/>
-          </w:tcPr>
-          <w:p>
-            <w:pPr>
-              <w:spacing w:before="60" w:after="60"/>
-              <w:jc w:val="center"/>
-            </w:pPr>
-            <w:r>
-              <w:rPr>
-                <w:rFonts w:ascii="標楷體" w:hAnsi="標楷體"/>
-                <w:sz w:val="22"/>
-              </w:rPr>
-              <w:t>8</w:t>
-            </w:r>
-          </w:p>
-        </w:tc>
-        <w:tc>
-          <w:tcPr>
-            <w:tcW w:w="6236" w:type="dxa"/>
-          </w:tcPr>
-          <w:p>
-            <w:pPr>
-              <w:spacing w:before="60" w:after="60"/>
-            </w:pPr>
-            <w:r>
-              <w:rPr>
-                <w:rFonts w:ascii="標楷體" w:hAnsi="標楷體"/>
-                <w:sz w:val="22"/>
-              </w:rPr>
-              <w:t>間隔</w:t>
-            </w:r>
-            <w:r>
-              <w:rPr>
-                <w:rFonts w:ascii="標楷體" w:hAnsi="標楷體"/>
-                <w:sz w:val="22"/>
-              </w:rPr>
-              <w:t xml:space="preserve"> 10 </w:t>
-            </w:r>
-            <w:r>
-              <w:rPr>
-                <w:rFonts w:ascii="標楷體" w:hAnsi="標楷體"/>
-                <w:sz w:val="22"/>
-              </w:rPr>
-              <w:t>分鐘先後申請兩次</w:t>
-            </w:r>
-            <w:r>
-              <w:rPr>
-                <w:rFonts w:ascii="標楷體" w:hAnsi="標楷體"/>
-                <w:sz w:val="22"/>
-              </w:rPr>
-              <w:t xml:space="preserve"> Email </w:t>
-            </w:r>
-            <w:r>
-              <w:rPr>
-                <w:rFonts w:ascii="標楷體" w:hAnsi="標楷體"/>
-                <w:sz w:val="22"/>
-              </w:rPr>
-              <w:t>變更，點第一封信的連結應提示「連結已失效，</w:t>
-            </w:r>
-            <w:r>
-              <w:rPr>
-                <w:rFonts w:ascii="標楷體" w:hAnsi="標楷體"/>
-                <w:sz w:val="22"/>
-              </w:rPr>
-              <w:t xml:space="preserve">Email </w:t>
-            </w:r>
-            <w:r>
-              <w:rPr>
-                <w:rFonts w:ascii="標楷體" w:hAnsi="標楷體"/>
-                <w:sz w:val="22"/>
-              </w:rPr>
-              <w:t>變更作廢，原</w:t>
-            </w:r>
-            <w:r>
-              <w:rPr>
-                <w:rFonts w:ascii="標楷體" w:hAnsi="標楷體"/>
-                <w:sz w:val="22"/>
-              </w:rPr>
-              <w:t xml:space="preserve"> Email </w:t>
-            </w:r>
-            <w:r>
-              <w:rPr>
-                <w:rFonts w:ascii="標楷體" w:hAnsi="標楷體"/>
-                <w:sz w:val="22"/>
-              </w:rPr>
-              <w:t>維持有效」；點第二封則完成變更。</w:t>
-            </w:r>
-          </w:p>
-        </w:tc>
-        <w:tc>
-          <w:tcPr>
-            <w:tcW w:w="1247" w:type="dxa"/>
-          </w:tcPr>
-          <w:p>
-            <w:pPr>
-              <w:spacing w:before="60" w:after="60"/>
-              <w:jc w:val="center"/>
-            </w:pPr>
-          </w:p>
-        </w:tc>
-        <w:tc>
-          <w:tcPr>
-            <w:tcW w:w="1247" w:type="dxa"/>
-          </w:tcPr>
-          <w:p>
-            <w:pPr>
-              <w:spacing w:before="60" w:after="60"/>
-              <w:jc w:val="center"/>
-            </w:pPr>
-          </w:p>
-        </w:tc>
-      </w:tr>
-      <w:tr>
-        <w:trPr>
-          <w:jc w:val="center"/>
-        </w:trPr>
-        <w:tc>
-          <w:tcPr>
-            <w:tcW w:w="907" w:type="dxa"/>
-          </w:tcPr>
-          <w:p>
-            <w:pPr>
-              <w:spacing w:before="60" w:after="60"/>
-              <w:jc w:val="center"/>
-            </w:pPr>
-            <w:r>
-              <w:rPr>
-                <w:rFonts w:ascii="標楷體" w:hAnsi="標楷體"/>
-                <w:sz w:val="22"/>
-              </w:rPr>
-              <w:t>9</w:t>
-            </w:r>
-          </w:p>
-        </w:tc>
-        <w:tc>
-          <w:tcPr>
-            <w:tcW w:w="6236" w:type="dxa"/>
-          </w:tcPr>
-          <w:p>
-            <w:pPr>
-              <w:spacing w:before="60" w:after="60"/>
-            </w:pPr>
-            <w:r>
-              <w:rPr>
-                <w:rFonts w:ascii="標楷體" w:hAnsi="標楷體"/>
-                <w:sz w:val="22"/>
-              </w:rPr>
-              <w:t>按「變更密碼」，輸入正確舊密碼與合規之新密碼並按「儲存」，應顯示「密碼已更新」；之後以新密碼可登入、舊密碼不可。</w:t>
-            </w:r>
-          </w:p>
-        </w:tc>
-        <w:tc>
-          <w:tcPr>
-            <w:tcW w:w="1247" w:type="dxa"/>
-          </w:tcPr>
-          <w:p>
-            <w:pPr>
-              <w:spacing w:before="60" w:after="60"/>
-              <w:jc w:val="center"/>
-            </w:pPr>
-          </w:p>
-        </w:tc>
-        <w:tc>
-          <w:tcPr>
-            <w:tcW w:w="1247" w:type="dxa"/>
-          </w:tcPr>
-          <w:p>
-            <w:pPr>
-              <w:spacing w:before="60" w:after="60"/>
-              <w:jc w:val="center"/>
-            </w:pPr>
-          </w:p>
-        </w:tc>
-      </w:tr>
-      <w:tr>
-        <w:trPr>
-          <w:jc w:val="center"/>
-        </w:trPr>
-        <w:tc>
-          <w:tcPr>
-            <w:tcW w:w="907" w:type="dxa"/>
-          </w:tcPr>
-          <w:p>
-            <w:pPr>
-              <w:spacing w:before="60" w:after="60"/>
-              <w:jc w:val="center"/>
-            </w:pPr>
-            <w:r>
-              <w:rPr>
-                <w:rFonts w:ascii="標楷體" w:hAnsi="標楷體"/>
-                <w:sz w:val="22"/>
-              </w:rPr>
-              <w:t>10</w:t>
-            </w:r>
-          </w:p>
-        </w:tc>
-        <w:tc>
-          <w:tcPr>
-            <w:tcW w:w="6236" w:type="dxa"/>
-          </w:tcPr>
-          <w:p>
-            <w:pPr>
-              <w:spacing w:before="60" w:after="60"/>
-            </w:pPr>
-            <w:r>
-              <w:rPr>
-                <w:rFonts w:ascii="標楷體" w:hAnsi="標楷體"/>
-                <w:sz w:val="22"/>
-              </w:rPr>
-              <w:t>變更密碼時輸入錯誤的舊密碼，應被擋下並提示「舊密碼不正確」，密碼維持不變。</w:t>
-            </w:r>
-          </w:p>
-        </w:tc>
-        <w:tc>
-          <w:tcPr>
-            <w:tcW w:w="1247" w:type="dxa"/>
-          </w:tcPr>
-          <w:p>
-            <w:pPr>
-              <w:spacing w:before="60" w:after="60"/>
-              <w:jc w:val="center"/>
-            </w:pPr>
-          </w:p>
-        </w:tc>
-        <w:tc>
-          <w:tcPr>
-            <w:tcW w:w="1247" w:type="dxa"/>
-          </w:tcPr>
-          <w:p>
-            <w:pPr>
-              <w:spacing w:before="60" w:after="60"/>
-              <w:jc w:val="center"/>
-            </w:pPr>
-          </w:p>
-        </w:tc>
-      </w:tr>
-      <w:tr>
-        <w:trPr>
-          <w:jc w:val="center"/>
-        </w:trPr>
-        <w:tc>
-          <w:tcPr>
-            <w:tcW w:w="907" w:type="dxa"/>
-          </w:tcPr>
-          <w:p>
-            <w:pPr>
-              <w:spacing w:before="60" w:after="60"/>
-              <w:jc w:val="center"/>
-            </w:pPr>
-            <w:r>
-              <w:rPr>
-                <w:rFonts w:ascii="標楷體" w:hAnsi="標楷體"/>
-                <w:sz w:val="22"/>
-              </w:rPr>
-              <w:t>11</w:t>
-            </w:r>
-          </w:p>
-        </w:tc>
-        <w:tc>
-          <w:tcPr>
-            <w:tcW w:w="6236" w:type="dxa"/>
-          </w:tcPr>
-          <w:p>
-            <w:pPr>
-              <w:spacing w:before="60" w:after="60"/>
-            </w:pPr>
-            <w:r>
-              <w:rPr>
-                <w:rFonts w:ascii="標楷體" w:hAnsi="標楷體"/>
-                <w:sz w:val="22"/>
-              </w:rPr>
-              <w:t>變更密碼時以最近使用過的密碼作為新密碼，應被擋下並提示「不可與最近使用過之密碼相同」。</w:t>
-            </w:r>
-          </w:p>
-        </w:tc>
-        <w:tc>
-          <w:tcPr>
-            <w:tcW w:w="1247" w:type="dxa"/>
-          </w:tcPr>
-          <w:p>
-            <w:pPr>
-              <w:spacing w:before="60" w:after="60"/>
-              <w:jc w:val="center"/>
-            </w:pPr>
-          </w:p>
-        </w:tc>
-        <w:tc>
-          <w:tcPr>
-            <w:tcW w:w="1247" w:type="dxa"/>
-          </w:tcPr>
-          <w:p>
-            <w:pPr>
-              <w:spacing w:before="60" w:after="60"/>
-              <w:jc w:val="center"/>
-            </w:pPr>
-          </w:p>
-        </w:tc>
-      </w:tr>
-      <w:tr>
-        <w:trPr>
-          <w:jc w:val="center"/>
-        </w:trPr>
-        <w:tc>
-          <w:tcPr>
-            <w:tcW w:w="907" w:type="dxa"/>
-          </w:tcPr>
-          <w:p>
-            <w:pPr>
-              <w:spacing w:before="60" w:after="60"/>
-              <w:jc w:val="center"/>
-            </w:pPr>
-            <w:r>
-              <w:rPr>
-                <w:rFonts w:ascii="標楷體" w:hAnsi="標楷體"/>
-                <w:sz w:val="22"/>
-              </w:rPr>
-              <w:t>12</w:t>
-            </w:r>
-          </w:p>
-        </w:tc>
-        <w:tc>
-          <w:tcPr>
-            <w:tcW w:w="6236" w:type="dxa"/>
-          </w:tcPr>
-          <w:p>
-            <w:pPr>
-              <w:spacing w:before="60" w:after="60"/>
-            </w:pPr>
-            <w:r>
-              <w:rPr>
-                <w:rFonts w:ascii="標楷體" w:hAnsi="標楷體"/>
-                <w:sz w:val="22"/>
-              </w:rPr>
               <w:t>以管理者帳號開啟變更密碼視窗，欄位下方應顯示「至少</w:t>
             </w:r>
             <w:r>
@@ -16068,7 +12272,6 @@
                 <w:rFonts w:ascii="標楷體" w:hAnsi="標楷體"/>
                 <w:sz w:val="22"/>
               </w:rPr>
-              <w:lastRenderedPageBreak/>
               <w:t>字元</w:t>
             </w:r>
             <w:r>
@@ -16273,7 +12476,7 @@
         <w:noProof/>
         <w:sz w:val="20"/>
       </w:rPr>
-      <w:t>18</w:t>
+      <w:t>14</w:t>
     </w:r>
     <w:r>
       <w:rPr>
@@ -16330,9 +12533,9 @@
     </w:lvl>
   </w:abstractNum>
   <w:abstractNum w:abstractNumId="1" w15:restartNumberingAfterBreak="0">
-    <w:nsid w:val="5F340ECF"/>
+    <w:nsid w:val="5D8C079B"/>
     <w:multiLevelType w:val="multilevel"/>
-    <w:tmpl w:val="7C146E88"/>
+    <w:tmpl w:val="DC844F30"/>
     <w:lvl w:ilvl="0">
       <w:start w:val="1"/>
       <w:numFmt w:val="bullet"/>
@@ -28436,7 +24639,7 @@
 </file>
 
 <file path=customXml/itemProps1.xml><?xml version="1.0" encoding="utf-8"?>
-<ds:datastoreItem xmlns:ds="http://schemas.openxmlformats.org/officeDocument/2006/customXml" ds:itemID="{137D7141-BD32-4AE5-89A4-34F69B2C3EEB}">
+<ds:datastoreItem xmlns:ds="http://schemas.openxmlformats.org/officeDocument/2006/customXml" ds:itemID="{27663873-19C5-4022-A1DA-73506F212AAA}">
   <ds:schemaRefs>
     <ds:schemaRef ds:uri="http://schemas.openxmlformats.org/officeDocument/2006/bibliography"/>
   </ds:schemaRefs>

--- a/docs/manuals/測試報告/DP-平台管理模組.docx
+++ b/docs/manuals/測試報告/DP-平台管理模組.docx
@@ -498,7 +498,7 @@
       <w:r>
         <w:fldChar w:fldCharType="separate"/>
       </w:r>
-      <w:hyperlink w:anchor="_Toc243485615" w:history="1">
+      <w:hyperlink w:anchor="_Toc243491400" w:history="1">
         <w:r>
           <w:rPr>
             <w:rStyle w:val="affb"/>
@@ -526,7 +526,7 @@
             <w:noProof/>
             <w:webHidden/>
           </w:rPr>
-          <w:instrText xml:space="preserve"> PAGEREF _Toc243485615 \h </w:instrText>
+          <w:instrText xml:space="preserve"> PAGEREF _Toc243491400 \h </w:instrText>
         </w:r>
         <w:r>
           <w:rPr>
@@ -571,7 +571,7 @@
           <w:szCs w:val="22"/>
         </w:rPr>
       </w:pPr>
-      <w:hyperlink w:anchor="_Toc243485616" w:history="1">
+      <w:hyperlink w:anchor="_Toc243491401" w:history="1">
         <w:r>
           <w:rPr>
             <w:rStyle w:val="affb"/>
@@ -606,7 +606,7 @@
             <w:noProof/>
             <w:webHidden/>
           </w:rPr>
-          <w:instrText xml:space="preserve"> PAGEREF _Toc243485616 \h </w:instrText>
+          <w:instrText xml:space="preserve"> PAGEREF _Toc243491401 \h </w:instrText>
         </w:r>
         <w:r>
           <w:rPr>
@@ -651,7 +651,7 @@
           <w:szCs w:val="22"/>
         </w:rPr>
       </w:pPr>
-      <w:hyperlink w:anchor="_Toc243485617" w:history="1">
+      <w:hyperlink w:anchor="_Toc243491402" w:history="1">
         <w:r>
           <w:rPr>
             <w:rStyle w:val="affb"/>
@@ -686,7 +686,7 @@
             <w:noProof/>
             <w:webHidden/>
           </w:rPr>
-          <w:instrText xml:space="preserve"> PAGEREF _Toc243485617 \h </w:instrText>
+          <w:instrText xml:space="preserve"> PAGEREF _Toc243491402 \h </w:instrText>
         </w:r>
         <w:r>
           <w:rPr>
@@ -731,7 +731,7 @@
           <w:szCs w:val="22"/>
         </w:rPr>
       </w:pPr>
-      <w:hyperlink w:anchor="_Toc243485618" w:history="1">
+      <w:hyperlink w:anchor="_Toc243491403" w:history="1">
         <w:r>
           <w:rPr>
             <w:rStyle w:val="affb"/>
@@ -766,7 +766,7 @@
             <w:noProof/>
             <w:webHidden/>
           </w:rPr>
-          <w:instrText xml:space="preserve"> PAGEREF _Toc243485618 \h </w:instrText>
+          <w:instrText xml:space="preserve"> PAGEREF _Toc243491403 \h </w:instrText>
         </w:r>
         <w:r>
           <w:rPr>
@@ -811,7 +811,7 @@
           <w:szCs w:val="22"/>
         </w:rPr>
       </w:pPr>
-      <w:hyperlink w:anchor="_Toc243485619" w:history="1">
+      <w:hyperlink w:anchor="_Toc243491404" w:history="1">
         <w:r>
           <w:rPr>
             <w:rStyle w:val="affb"/>
@@ -846,7 +846,7 @@
             <w:noProof/>
             <w:webHidden/>
           </w:rPr>
-          <w:instrText xml:space="preserve"> PAGEREF _Toc243485619 \h </w:instrText>
+          <w:instrText xml:space="preserve"> PAGEREF _Toc243491404 \h </w:instrText>
         </w:r>
         <w:r>
           <w:rPr>
@@ -891,7 +891,7 @@
           <w:szCs w:val="22"/>
         </w:rPr>
       </w:pPr>
-      <w:hyperlink w:anchor="_Toc243485620" w:history="1">
+      <w:hyperlink w:anchor="_Toc243491405" w:history="1">
         <w:r>
           <w:rPr>
             <w:rStyle w:val="affb"/>
@@ -926,87 +926,7 @@
             <w:noProof/>
             <w:webHidden/>
           </w:rPr>
-          <w:instrText xml:space="preserve"> PAGEREF _Toc243485620 \h </w:instrText>
-        </w:r>
-        <w:r>
-          <w:rPr>
-            <w:noProof/>
-            <w:webHidden/>
-          </w:rPr>
-        </w:r>
-        <w:r>
-          <w:rPr>
-            <w:noProof/>
-            <w:webHidden/>
-          </w:rPr>
-          <w:fldChar w:fldCharType="separate"/>
-        </w:r>
-        <w:r>
-          <w:rPr>
-            <w:noProof/>
-            <w:webHidden/>
-          </w:rPr>
-          <w:t>8</w:t>
-        </w:r>
-        <w:r>
-          <w:rPr>
-            <w:noProof/>
-            <w:webHidden/>
-          </w:rPr>
-          <w:fldChar w:fldCharType="end"/>
-        </w:r>
-      </w:hyperlink>
-    </w:p>
-    <w:p>
-      <w:pPr>
-        <w:pStyle w:val="14"/>
-        <w:tabs>
-          <w:tab w:val="right" w:leader="dot" w:pos="9350"/>
-        </w:tabs>
-        <w:rPr>
-          <w:rFonts w:asciiTheme="minorHAnsi" w:eastAsiaTheme="minorEastAsia" w:hAnsiTheme="minorHAnsi" w:cstheme="minorBidi"/>
-          <w:noProof/>
-          <w:color w:val="auto"/>
-          <w:kern w:val="2"/>
-          <w:szCs w:val="22"/>
-        </w:rPr>
-      </w:pPr>
-      <w:hyperlink w:anchor="_Toc243485621" w:history="1">
-        <w:r>
-          <w:rPr>
-            <w:rStyle w:val="affb"/>
-            <w:noProof/>
-          </w:rPr>
-          <w:t xml:space="preserve">DP05 </w:t>
-        </w:r>
-        <w:r>
-          <w:rPr>
-            <w:rStyle w:val="affb"/>
-            <w:rFonts w:hint="eastAsia"/>
-            <w:noProof/>
-          </w:rPr>
-          <w:t>操作記錄查詢</w:t>
-        </w:r>
-        <w:r>
-          <w:rPr>
-            <w:noProof/>
-            <w:webHidden/>
-          </w:rPr>
-          <w:tab/>
-        </w:r>
-        <w:r>
-          <w:rPr>
-            <w:noProof/>
-            <w:webHidden/>
-          </w:rPr>
-          <w:fldChar w:fldCharType="begin"/>
-        </w:r>
-        <w:r>
-          <w:rPr>
-            <w:noProof/>
-            <w:webHidden/>
-          </w:rPr>
-          <w:instrText xml:space="preserve"> PAGEREF _Toc243485621 \h </w:instrText>
+          <w:instrText xml:space="preserve"> PAGEREF _Toc243491405 \h </w:instrText>
         </w:r>
         <w:r>
           <w:rPr>
@@ -1051,13 +971,13 @@
           <w:szCs w:val="22"/>
         </w:rPr>
       </w:pPr>
-      <w:hyperlink w:anchor="_Toc243485622" w:history="1">
+      <w:hyperlink w:anchor="_Toc243491406" w:history="1">
         <w:r>
           <w:rPr>
             <w:rStyle w:val="affb"/>
             <w:noProof/>
           </w:rPr>
-          <w:t xml:space="preserve">DP06 </w:t>
+          <w:t xml:space="preserve">DP05 </w:t>
         </w:r>
         <w:r>
           <w:rPr>
@@ -1065,7 +985,7 @@
             <w:rFonts w:hint="eastAsia"/>
             <w:noProof/>
           </w:rPr>
-          <w:t>排程作業總覽</w:t>
+          <w:t>操作記錄查詢</w:t>
         </w:r>
         <w:r>
           <w:rPr>
@@ -1086,7 +1006,7 @@
             <w:noProof/>
             <w:webHidden/>
           </w:rPr>
-          <w:instrText xml:space="preserve"> PAGEREF _Toc243485622 \h </w:instrText>
+          <w:instrText xml:space="preserve"> PAGEREF _Toc243491406 \h </w:instrText>
         </w:r>
         <w:r>
           <w:rPr>
@@ -1131,13 +1051,13 @@
           <w:szCs w:val="22"/>
         </w:rPr>
       </w:pPr>
-      <w:hyperlink w:anchor="_Toc243485623" w:history="1">
+      <w:hyperlink w:anchor="_Toc243491407" w:history="1">
         <w:r>
           <w:rPr>
             <w:rStyle w:val="affb"/>
             <w:noProof/>
           </w:rPr>
-          <w:t xml:space="preserve">DP07 </w:t>
+          <w:t xml:space="preserve">DP06 </w:t>
         </w:r>
         <w:r>
           <w:rPr>
@@ -1145,7 +1065,7 @@
             <w:rFonts w:hint="eastAsia"/>
             <w:noProof/>
           </w:rPr>
-          <w:t>使用者登入／登出</w:t>
+          <w:t>排程作業總覽</w:t>
         </w:r>
         <w:r>
           <w:rPr>
@@ -1166,7 +1086,7 @@
             <w:noProof/>
             <w:webHidden/>
           </w:rPr>
-          <w:instrText xml:space="preserve"> PAGEREF _Toc243485623 \h </w:instrText>
+          <w:instrText xml:space="preserve"> PAGEREF _Toc243491407 \h </w:instrText>
         </w:r>
         <w:r>
           <w:rPr>
@@ -1211,13 +1131,13 @@
           <w:szCs w:val="22"/>
         </w:rPr>
       </w:pPr>
-      <w:hyperlink w:anchor="_Toc243485624" w:history="1">
+      <w:hyperlink w:anchor="_Toc243491408" w:history="1">
         <w:r>
           <w:rPr>
             <w:rStyle w:val="affb"/>
             <w:noProof/>
           </w:rPr>
-          <w:t xml:space="preserve">DP08 </w:t>
+          <w:t xml:space="preserve">DP07 </w:t>
         </w:r>
         <w:r>
           <w:rPr>
@@ -1225,7 +1145,7 @@
             <w:rFonts w:hint="eastAsia"/>
             <w:noProof/>
           </w:rPr>
-          <w:t>使用者自助註冊</w:t>
+          <w:t>使用者登入／登出</w:t>
         </w:r>
         <w:r>
           <w:rPr>
@@ -1246,7 +1166,7 @@
             <w:noProof/>
             <w:webHidden/>
           </w:rPr>
-          <w:instrText xml:space="preserve"> PAGEREF _Toc243485624 \h </w:instrText>
+          <w:instrText xml:space="preserve"> PAGEREF _Toc243491408 \h </w:instrText>
         </w:r>
         <w:r>
           <w:rPr>
@@ -1291,7 +1211,87 @@
           <w:szCs w:val="22"/>
         </w:rPr>
       </w:pPr>
-      <w:hyperlink w:anchor="_Toc243485625" w:history="1">
+      <w:hyperlink w:anchor="_Toc243491409" w:history="1">
+        <w:r>
+          <w:rPr>
+            <w:rStyle w:val="affb"/>
+            <w:noProof/>
+          </w:rPr>
+          <w:t xml:space="preserve">DP08 </w:t>
+        </w:r>
+        <w:r>
+          <w:rPr>
+            <w:rStyle w:val="affb"/>
+            <w:rFonts w:hint="eastAsia"/>
+            <w:noProof/>
+          </w:rPr>
+          <w:t>使用者自助註冊</w:t>
+        </w:r>
+        <w:r>
+          <w:rPr>
+            <w:noProof/>
+            <w:webHidden/>
+          </w:rPr>
+          <w:tab/>
+        </w:r>
+        <w:r>
+          <w:rPr>
+            <w:noProof/>
+            <w:webHidden/>
+          </w:rPr>
+          <w:fldChar w:fldCharType="begin"/>
+        </w:r>
+        <w:r>
+          <w:rPr>
+            <w:noProof/>
+            <w:webHidden/>
+          </w:rPr>
+          <w:instrText xml:space="preserve"> PAGEREF _Toc243491409 \h </w:instrText>
+        </w:r>
+        <w:r>
+          <w:rPr>
+            <w:noProof/>
+            <w:webHidden/>
+          </w:rPr>
+        </w:r>
+        <w:r>
+          <w:rPr>
+            <w:noProof/>
+            <w:webHidden/>
+          </w:rPr>
+          <w:fldChar w:fldCharType="separate"/>
+        </w:r>
+        <w:r>
+          <w:rPr>
+            <w:noProof/>
+            <w:webHidden/>
+          </w:rPr>
+          <w:t>14</w:t>
+        </w:r>
+        <w:r>
+          <w:rPr>
+            <w:noProof/>
+            <w:webHidden/>
+          </w:rPr>
+          <w:fldChar w:fldCharType="end"/>
+        </w:r>
+      </w:hyperlink>
+    </w:p>
+    <w:p>
+      <w:pPr>
+        <w:pStyle w:val="14"/>
+        <w:tabs>
+          <w:tab w:val="right" w:leader="dot" w:pos="9350"/>
+        </w:tabs>
+        <w:rPr>
+          <w:rFonts w:asciiTheme="minorHAnsi" w:eastAsiaTheme="minorEastAsia" w:hAnsiTheme="minorHAnsi" w:cstheme="minorBidi"/>
+          <w:noProof/>
+          <w:color w:val="auto"/>
+          <w:kern w:val="2"/>
+          <w:szCs w:val="22"/>
+        </w:rPr>
+      </w:pPr>
+      <w:hyperlink w:anchor="_Toc243491410" w:history="1">
         <w:r>
           <w:rPr>
             <w:rStyle w:val="affb"/>
@@ -1326,7 +1326,7 @@
             <w:noProof/>
             <w:webHidden/>
           </w:rPr>
-          <w:instrText xml:space="preserve"> PAGEREF _Toc243485625 \h </w:instrText>
+          <w:instrText xml:space="preserve"> PAGEREF _Toc243491410 \h </w:instrText>
         </w:r>
         <w:r>
           <w:rPr>
@@ -1346,7 +1346,7 @@
             <w:noProof/>
             <w:webHidden/>
           </w:rPr>
-          <w:t>13</w:t>
+          <w:t>15</w:t>
         </w:r>
         <w:r>
           <w:rPr>
@@ -1371,7 +1371,7 @@
           <w:szCs w:val="22"/>
         </w:rPr>
       </w:pPr>
-      <w:hyperlink w:anchor="_Toc243485626" w:history="1">
+      <w:hyperlink w:anchor="_Toc243491411" w:history="1">
         <w:r>
           <w:rPr>
             <w:rStyle w:val="affb"/>
@@ -1406,7 +1406,7 @@
             <w:noProof/>
             <w:webHidden/>
           </w:rPr>
-          <w:instrText xml:space="preserve"> PAGEREF _Toc243485626 \h </w:instrText>
+          <w:instrText xml:space="preserve"> PAGEREF _Toc243491411 \h </w:instrText>
         </w:r>
         <w:r>
           <w:rPr>
@@ -1426,7 +1426,7 @@
             <w:noProof/>
             <w:webHidden/>
           </w:rPr>
-          <w:t>14</w:t>
+          <w:t>16</w:t>
         </w:r>
         <w:r>
           <w:rPr>
@@ -1456,7 +1456,7 @@
       <w:pPr>
         <w:pStyle w:val="1"/>
       </w:pPr>
-      <w:bookmarkStart w:id="1" w:name="_Toc243485615"/>
+      <w:bookmarkStart w:id="1" w:name="_Toc243491400"/>
       <w:r>
         <w:lastRenderedPageBreak/>
         <w:t>測試注意事項</w:t>
@@ -1478,7 +1478,7 @@
       <w:pPr>
         <w:pStyle w:val="1"/>
       </w:pPr>
-      <w:bookmarkStart w:id="2" w:name="_Toc243485616"/>
+      <w:bookmarkStart w:id="2" w:name="_Toc243491401"/>
       <w:r>
         <w:lastRenderedPageBreak/>
         <w:t xml:space="preserve">DP00 </w:t>
@@ -1958,7 +1958,7 @@
                 <w:rFonts w:ascii="標楷體" w:hAnsi="標楷體"/>
                 <w:sz w:val="22"/>
               </w:rPr>
-              <w:t>以學員帳號登入，「我的學習概況」的進行中、未開始、已完成、未開放四個數字應與</w:t>
+              <w:t>以已加入數門課程的學員帳號登入，「我的學習概況」的進行中、未開始、已完成、未開放四個數字應與</w:t>
             </w:r>
             <w:r>
               <w:rPr>
@@ -2048,7 +2048,7 @@
                 <w:rFonts w:ascii="標楷體" w:hAnsi="標楷體"/>
                 <w:sz w:val="22"/>
               </w:rPr>
-              <w:t>學員以邀請碼加入一門尚未到起始時間的課程後回到本頁，「未開放」應加一，「未開始」不變。</w:t>
+              <w:t>該學員以邀請碼加入一門閱課起始時間在明天以後的課程後回到本頁，「未開放」應加一，「未開始」不變。</w:t>
             </w:r>
           </w:p>
         </w:tc>
@@ -2110,7 +2110,7 @@
                 <w:rFonts w:ascii="標楷體" w:hAnsi="標楷體"/>
                 <w:sz w:val="22"/>
               </w:rPr>
-              <w:t>以管理者登入，「全體訓練概況」應列出已有學員之已發布與已關閉課程。</w:t>
+              <w:t>以教育訓練管理者登入，「全體訓練概況」應列出已有學員之已發布與已關閉課程。</w:t>
             </w:r>
           </w:p>
         </w:tc>
@@ -2172,21 +2172,21 @@
                 <w:rFonts w:ascii="標楷體" w:hAnsi="標楷體"/>
                 <w:sz w:val="22"/>
               </w:rPr>
-              <w:t>以教師登入，本人課程之閱課結束時間在</w:t>
-            </w:r>
-            <w:r>
-              <w:rPr>
-                <w:rFonts w:ascii="標楷體" w:hAnsi="標楷體"/>
-                <w:sz w:val="22"/>
-              </w:rPr>
-              <w:t xml:space="preserve"> 3 </w:t>
-            </w:r>
-            <w:r>
-              <w:rPr>
-                <w:rFonts w:ascii="標楷體" w:hAnsi="標楷體"/>
-                <w:sz w:val="22"/>
-              </w:rPr>
-              <w:t>天內且仍有學員未完成時，「我的課程待辦」應列出該課程、剩餘天數與未完課人數（剩餘天數以整天無條件捨去，例如剩</w:t>
+              <w:t>以教師登入，先記下本人兩門已發布課程（一門尚有學員未完成、一門學員已全數完成）的閱課結束時間，於</w:t>
+            </w:r>
+            <w:r>
+              <w:rPr>
+                <w:rFonts w:ascii="標楷體" w:hAnsi="標楷體"/>
+                <w:sz w:val="22"/>
+              </w:rPr>
+              <w:t xml:space="preserve"> ET05 </w:t>
+            </w:r>
+            <w:r>
+              <w:rPr>
+                <w:rFonts w:ascii="標楷體" w:hAnsi="標楷體"/>
+                <w:sz w:val="22"/>
+              </w:rPr>
+              <w:t>將兩門皆暫改為兩天後並更新；回到本頁，「我的課程待辦」應列出尚有學員未完成的那門及其剩餘天數與未完課人數（剩餘天數以整天無條件捨去，例如剩</w:t>
             </w:r>
             <w:r>
               <w:rPr>
@@ -2214,21 +2214,7 @@
                 <w:rFonts w:ascii="標楷體" w:hAnsi="標楷體"/>
                 <w:sz w:val="22"/>
               </w:rPr>
-              <w:t>天」）；閱課結束時間同樣在</w:t>
-            </w:r>
-            <w:r>
-              <w:rPr>
-                <w:rFonts w:ascii="標楷體" w:hAnsi="標楷體"/>
-                <w:sz w:val="22"/>
-              </w:rPr>
-              <w:t xml:space="preserve"> 3 </w:t>
-            </w:r>
-            <w:r>
-              <w:rPr>
-                <w:rFonts w:ascii="標楷體" w:hAnsi="標楷體"/>
-                <w:sz w:val="22"/>
-              </w:rPr>
-              <w:t>天內、但學員已全數完成的課程不應列於其中。</w:t>
+              <w:t>天」），學員已全數完成的那門不應列出。測畢將兩門的閱課結束時間改回原值，否則次日排程會寄出截止提醒信。</w:t>
             </w:r>
           </w:p>
         </w:tc>
@@ -2290,7 +2276,14 @@
                 <w:rFonts w:ascii="標楷體" w:hAnsi="標楷體"/>
                 <w:sz w:val="22"/>
               </w:rPr>
-              <w:t>教師本人有草稿課程時，「我的課程待辦」應顯示「有</w:t>
+              <w:t>同一教師有草稿課程時，「我的課程待辦」應</w:t>
+            </w:r>
+            <w:r>
+              <w:rPr>
+                <w:rFonts w:ascii="標楷體" w:hAnsi="標楷體"/>
+                <w:sz w:val="22"/>
+              </w:rPr>
+              <w:t>顯示「有</w:t>
             </w:r>
             <w:r>
               <w:rPr>
@@ -2318,14 +2311,21 @@
                 <w:rFonts w:ascii="標楷體" w:hAnsi="標楷體"/>
                 <w:sz w:val="22"/>
               </w:rPr>
-              <w:t>與課程列表中本人的草稿數相同；按「我的課程待辦」中的課程列應進入該課程的編輯頁，按「前往課程列</w:t>
-            </w:r>
-            <w:r>
-              <w:rPr>
-                <w:rFonts w:ascii="標楷體" w:hAnsi="標楷體"/>
-                <w:sz w:val="22"/>
-              </w:rPr>
-              <w:t>表」應進入</w:t>
+              <w:t>與</w:t>
+            </w:r>
+            <w:r>
+              <w:rPr>
+                <w:rFonts w:ascii="標楷體" w:hAnsi="標楷體"/>
+                <w:sz w:val="22"/>
+              </w:rPr>
+              <w:t xml:space="preserve"> ET01 </w:t>
+            </w:r>
+            <w:r>
+              <w:rPr>
+                <w:rFonts w:ascii="標楷體" w:hAnsi="標楷體"/>
+                <w:sz w:val="22"/>
+              </w:rPr>
+              <w:t>課程列表中本人的草稿數相同；按「我的課程待辦」中的課程列應進入該課程的編輯頁，按「前往課程列表」應進入</w:t>
             </w:r>
             <w:r>
               <w:rPr>
@@ -2371,7 +2371,7 @@
       <w:pPr>
         <w:pStyle w:val="1"/>
       </w:pPr>
-      <w:bookmarkStart w:id="3" w:name="_Toc243485617"/>
+      <w:bookmarkStart w:id="3" w:name="_Toc243491402"/>
       <w:r>
         <w:lastRenderedPageBreak/>
         <w:t xml:space="preserve">DP01 </w:t>
@@ -2837,28 +2837,21 @@
                 <w:rFonts w:ascii="標楷體" w:hAnsi="標楷體"/>
                 <w:sz w:val="22"/>
               </w:rPr>
-              <w:t>以關鍵字（姓名</w:t>
-            </w:r>
-            <w:r>
-              <w:rPr>
-                <w:rFonts w:ascii="標楷體" w:hAnsi="標楷體"/>
-                <w:sz w:val="22"/>
-              </w:rPr>
-              <w:t xml:space="preserve"> / </w:t>
-            </w:r>
-            <w:r>
-              <w:rPr>
-                <w:rFonts w:ascii="標楷體" w:hAnsi="標楷體"/>
-                <w:sz w:val="22"/>
-              </w:rPr>
-              <w:t>Email</w:t>
-            </w:r>
-            <w:r>
-              <w:rPr>
-                <w:rFonts w:ascii="標楷體" w:hAnsi="標楷體"/>
-                <w:sz w:val="22"/>
-              </w:rPr>
-              <w:t>）、帳號狀態任一條件或組合查詢，清單應只列出符合條件的帳號；關鍵字輸入後清單應自動更新，不需另按查詢鈕。</w:t>
+              <w:t>以「關鍵字（姓名</w:t>
+            </w:r>
+            <w:r>
+              <w:rPr>
+                <w:rFonts w:ascii="標楷體" w:hAnsi="標楷體"/>
+                <w:sz w:val="22"/>
+              </w:rPr>
+              <w:t xml:space="preserve"> / Email</w:t>
+            </w:r>
+            <w:r>
+              <w:rPr>
+                <w:rFonts w:ascii="標楷體" w:hAnsi="標楷體"/>
+                <w:sz w:val="22"/>
+              </w:rPr>
+              <w:t>）」「帳號狀態」任一條件或組合查詢，清單應只列出符合條件的帳號。</w:t>
             </w:r>
           </w:p>
         </w:tc>
@@ -2920,49 +2913,21 @@
                 <w:rFonts w:ascii="標楷體" w:hAnsi="標楷體"/>
                 <w:sz w:val="22"/>
               </w:rPr>
-              <w:t>按「建立帳號」填入未使用過的</w:t>
-            </w:r>
-            <w:r>
-              <w:rPr>
-                <w:rFonts w:ascii="標楷體" w:hAnsi="標楷體"/>
-                <w:sz w:val="22"/>
-              </w:rPr>
-              <w:t xml:space="preserve"> Email </w:t>
-            </w:r>
-            <w:r>
-              <w:rPr>
-                <w:rFonts w:ascii="標楷體" w:hAnsi="標楷體"/>
-                <w:sz w:val="22"/>
-              </w:rPr>
-              <w:t>與姓名，按「寄送邀請」並確認，該筆應出現在「待啟用邀請」頁籤、頁籤上的數字等於該清單的實際筆數，「帳號」頁籤不應出現該筆；收信並於效期內點連結設定密碼後，該筆應自「待啟用邀請」消失並出現在「帳號」頁籤、狀態為啟用中；以該</w:t>
-            </w:r>
-            <w:r>
-              <w:rPr>
-                <w:rFonts w:ascii="標楷體" w:hAnsi="標楷體"/>
-                <w:sz w:val="22"/>
-              </w:rPr>
-              <w:t xml:space="preserve"> Email </w:t>
-            </w:r>
-            <w:r>
-              <w:rPr>
-                <w:rFonts w:ascii="標楷體" w:hAnsi="標楷體"/>
-                <w:sz w:val="22"/>
-              </w:rPr>
-              <w:t>登入應可直接進入系統、不再要求變更密碼，於</w:t>
-            </w:r>
-            <w:r>
-              <w:rPr>
-                <w:rFonts w:ascii="標楷體" w:hAnsi="標楷體"/>
-                <w:sz w:val="22"/>
-              </w:rPr>
-              <w:t xml:space="preserve"> DP02 </w:t>
-            </w:r>
-            <w:r>
-              <w:rPr>
-                <w:rFonts w:ascii="標楷體" w:hAnsi="標楷體"/>
-                <w:sz w:val="22"/>
-              </w:rPr>
-              <w:t>權限管理查看該使用者應已具教育訓練的學員角色。</w:t>
+              <w:t>於「關鍵字（姓名</w:t>
+            </w:r>
+            <w:r>
+              <w:rPr>
+                <w:rFonts w:ascii="標楷體" w:hAnsi="標楷體"/>
+                <w:sz w:val="22"/>
+              </w:rPr>
+              <w:t xml:space="preserve"> / Email</w:t>
+            </w:r>
+            <w:r>
+              <w:rPr>
+                <w:rFonts w:ascii="標楷體" w:hAnsi="標楷體"/>
+                <w:sz w:val="22"/>
+              </w:rPr>
+              <w:t>）」輸入後，清單應自動更新，不需另按查詢鈕。</w:t>
             </w:r>
           </w:p>
         </w:tc>
@@ -3024,7 +2989,7 @@
                 <w:rFonts w:ascii="標楷體" w:hAnsi="標楷體"/>
                 <w:sz w:val="22"/>
               </w:rPr>
-              <w:t>以既有帳號的</w:t>
+              <w:t>按「建立帳號」填入一個尚未在系統中使用過、且收得到信的</w:t>
             </w:r>
             <w:r>
               <w:rPr>
@@ -3038,7 +3003,28 @@
                 <w:rFonts w:ascii="標楷體" w:hAnsi="標楷體"/>
                 <w:sz w:val="22"/>
               </w:rPr>
-              <w:t>建立帳號，應擋下並提示該</w:t>
+              <w:t>與姓名（以下稱受測</w:t>
+            </w:r>
+            <w:r>
+              <w:rPr>
+                <w:rFonts w:ascii="標楷體" w:hAnsi="標楷體"/>
+                <w:sz w:val="22"/>
+              </w:rPr>
+              <w:t xml:space="preserve"> </w:t>
+            </w:r>
+            <w:r>
+              <w:rPr>
+                <w:rFonts w:ascii="標楷體" w:hAnsi="標楷體"/>
+                <w:sz w:val="22"/>
+              </w:rPr>
+              <w:t>Email</w:t>
+            </w:r>
+            <w:r>
+              <w:rPr>
+                <w:rFonts w:ascii="標楷體" w:hAnsi="標楷體"/>
+                <w:sz w:val="22"/>
+              </w:rPr>
+              <w:t>），按「寄送邀請」並確認，該筆應出現在「待啟用邀請」頁籤、頁籤上的數字等於該清單的實際筆數，「帳號」頁籤不應出現該筆；收信並於效期內點連結設定密碼後，該筆應自「待啟用邀請」消失並出現在「帳號」頁籤、狀態為啟用中；以受測</w:t>
             </w:r>
             <w:r>
               <w:rPr>
@@ -3052,7 +3038,21 @@
                 <w:rFonts w:ascii="標楷體" w:hAnsi="標楷體"/>
                 <w:sz w:val="22"/>
               </w:rPr>
-              <w:t>已被使用，且不產生新的邀請。</w:t>
+              <w:t>登入應可直接進入系統、不再要求變更密碼，於</w:t>
+            </w:r>
+            <w:r>
+              <w:rPr>
+                <w:rFonts w:ascii="標楷體" w:hAnsi="標楷體"/>
+                <w:sz w:val="22"/>
+              </w:rPr>
+              <w:t xml:space="preserve"> DP02 </w:t>
+            </w:r>
+            <w:r>
+              <w:rPr>
+                <w:rFonts w:ascii="標楷體" w:hAnsi="標楷體"/>
+                <w:sz w:val="22"/>
+              </w:rPr>
+              <w:t>權限管理查看該使用者應已具教育訓練的學員角色。</w:t>
             </w:r>
           </w:p>
         </w:tc>
@@ -3114,7 +3114,7 @@
                 <w:rFonts w:ascii="標楷體" w:hAnsi="標楷體"/>
                 <w:sz w:val="22"/>
               </w:rPr>
-              <w:t>以已有有效中待啟用邀請的</w:t>
+              <w:t>以已完成啟用之帳號的</w:t>
             </w:r>
             <w:r>
               <w:rPr>
@@ -3128,7 +3128,21 @@
                 <w:rFonts w:ascii="標楷體" w:hAnsi="標楷體"/>
                 <w:sz w:val="22"/>
               </w:rPr>
-              <w:t>再建立一次，應擋下並提示改用重寄，且不產生第二筆邀請（邀請已逾期者會直接重新寄出，不適用本項）。</w:t>
+              <w:t>建立帳號，應擋下並提示該</w:t>
+            </w:r>
+            <w:r>
+              <w:rPr>
+                <w:rFonts w:ascii="標楷體" w:hAnsi="標楷體"/>
+                <w:sz w:val="22"/>
+              </w:rPr>
+              <w:t xml:space="preserve"> Email </w:t>
+            </w:r>
+            <w:r>
+              <w:rPr>
+                <w:rFonts w:ascii="標楷體" w:hAnsi="標楷體"/>
+                <w:sz w:val="22"/>
+              </w:rPr>
+              <w:t>已被使用，且不產生新的邀請。</w:t>
             </w:r>
           </w:p>
         </w:tc>
@@ -3190,7 +3204,35 @@
                 <w:rFonts w:ascii="標楷體" w:hAnsi="標楷體"/>
                 <w:sz w:val="22"/>
               </w:rPr>
-              <w:t>對一筆有效中的邀請按「重寄邀請」，應顯示已重寄，原連結應失效、新連結可正常設定密碼；立即再按一次「重寄邀請」，應被擋下並顯示尚需等待的分鐘數。</w:t>
+              <w:t>以受測</w:t>
+            </w:r>
+            <w:r>
+              <w:rPr>
+                <w:rFonts w:ascii="標楷體" w:hAnsi="標楷體"/>
+                <w:sz w:val="22"/>
+              </w:rPr>
+              <w:t xml:space="preserve"> Email </w:t>
+            </w:r>
+            <w:r>
+              <w:rPr>
+                <w:rFonts w:ascii="標楷體" w:hAnsi="標楷體"/>
+                <w:sz w:val="22"/>
+              </w:rPr>
+              <w:t>重新寄出一筆邀請後，再以同一</w:t>
+            </w:r>
+            <w:r>
+              <w:rPr>
+                <w:rFonts w:ascii="標楷體" w:hAnsi="標楷體"/>
+                <w:sz w:val="22"/>
+              </w:rPr>
+              <w:t xml:space="preserve"> Email </w:t>
+            </w:r>
+            <w:r>
+              <w:rPr>
+                <w:rFonts w:ascii="標楷體" w:hAnsi="標楷體"/>
+                <w:sz w:val="22"/>
+              </w:rPr>
+              <w:t>建立一次帳號，應擋下並提示改用重寄，且不產生第二筆邀請。</w:t>
             </w:r>
           </w:p>
         </w:tc>
@@ -3252,7 +3294,7 @@
                 <w:rFonts w:ascii="標楷體" w:hAnsi="標楷體"/>
                 <w:sz w:val="22"/>
               </w:rPr>
-              <w:t>邀請逾期後查看「待啟用邀請」，該筆邀請狀態應顯示「已逾期」，且其連結無法再設定密碼。</w:t>
+              <w:t>對上述有效中的邀請按「重寄邀請」，應顯示已重寄，原連結應失效、新連結可正常設定密碼；立即再按一次「重寄邀請」，應被擋下並顯示尚需等待的分鐘數。</w:t>
             </w:r>
           </w:p>
         </w:tc>
@@ -3314,7 +3356,35 @@
                 <w:rFonts w:ascii="標楷體" w:hAnsi="標楷體"/>
                 <w:sz w:val="22"/>
               </w:rPr>
-              <w:t>對一筆邀請按「取消邀請」並確認，該筆應自清單消失，且該</w:t>
+              <w:t>自上述邀請寄出起，等候</w:t>
+            </w:r>
+            <w:r>
+              <w:rPr>
+                <w:rFonts w:ascii="標楷體" w:hAnsi="標楷體"/>
+                <w:sz w:val="22"/>
+              </w:rPr>
+              <w:t xml:space="preserve"> DP03 </w:t>
+            </w:r>
+            <w:r>
+              <w:rPr>
+                <w:rFonts w:ascii="標楷體" w:hAnsi="標楷體"/>
+                <w:sz w:val="22"/>
+              </w:rPr>
+              <w:t>系統參數與清單維護的「密碼重設連結有效時間（分鐘）」（預設</w:t>
+            </w:r>
+            <w:r>
+              <w:rPr>
+                <w:rFonts w:ascii="標楷體" w:hAnsi="標楷體"/>
+                <w:sz w:val="22"/>
+              </w:rPr>
+              <w:t xml:space="preserve"> 30 </w:t>
+            </w:r>
+            <w:r>
+              <w:rPr>
+                <w:rFonts w:ascii="標楷體" w:hAnsi="標楷體"/>
+                <w:sz w:val="22"/>
+              </w:rPr>
+              <w:t>分鐘）屆滿後查看「待啟用邀請」，該筆邀請狀態應顯示「已逾期」，且其連結無法再設定密碼；對其按「取消邀請」並確認，該筆應自清單消失，且該</w:t>
             </w:r>
             <w:r>
               <w:rPr>
@@ -3373,6 +3443,7 @@
                 <w:rFonts w:ascii="標楷體" w:hAnsi="標楷體"/>
                 <w:sz w:val="22"/>
               </w:rPr>
+              <w:lastRenderedPageBreak/>
               <w:t>9</w:t>
             </w:r>
           </w:p>
@@ -3390,7 +3461,7 @@
                 <w:rFonts w:ascii="標楷體" w:hAnsi="標楷體"/>
                 <w:sz w:val="22"/>
               </w:rPr>
-              <w:t>對某帳號按「編輯」，「帳號（</w:t>
+              <w:t>對一個已完成啟用的帳號按「編輯」，「帳號（</w:t>
             </w:r>
             <w:r>
               <w:rPr>
@@ -3404,15 +3475,7 @@
                 <w:rFonts w:ascii="標楷體" w:hAnsi="標楷體"/>
                 <w:sz w:val="22"/>
               </w:rPr>
-              <w:t>）」欄位應為唯讀不可輸入；修改「姓名」後按「儲存」並確認，清單該列姓名應更</w:t>
-            </w:r>
-            <w:r>
-              <w:rPr>
-                <w:rFonts w:ascii="標楷體" w:hAnsi="標楷體"/>
-                <w:sz w:val="22"/>
-              </w:rPr>
-              <w:lastRenderedPageBreak/>
-              <w:t>新為新值，</w:t>
+              <w:t>）」欄位應為唯讀不可輸入；修改「姓名」後按「儲存」並確認，清單該列姓名應更新為新值，</w:t>
             </w:r>
             <w:r>
               <w:rPr>
@@ -3550,7 +3613,7 @@
                 <w:rFonts w:ascii="標楷體" w:hAnsi="標楷體"/>
                 <w:sz w:val="22"/>
               </w:rPr>
-              <w:t>對一個啟用中的帳號按「停用」並確認，該列狀態應變為「已停用」、按鈕改為「啟用」；該使用者若仍在使用中，於教育訓練或文件管理的下一個操作應立即回到登入畫面並顯示「帳號已停用，請洽管理者」，不需等待其閒置登出。</w:t>
+              <w:t>選一個可犧牲的啟用中帳號（以下稱受測帳號），於第二個瀏覽器以受測帳號登入並停留在教育訓練或文件管理的任一頁面；回到管理者的瀏覽器對受測帳號按「停用」並確認，該列狀態應變為「已停用」、按鈕改為「啟用」，而受測帳號那一邊的下一個操作應立即回到登入畫面並顯示「帳號已停用，請洽管理者」，不需等待其閒置登出。</w:t>
             </w:r>
           </w:p>
         </w:tc>
@@ -3612,7 +3675,7 @@
                 <w:rFonts w:ascii="標楷體" w:hAnsi="標楷體"/>
                 <w:sz w:val="22"/>
               </w:rPr>
-              <w:t>帳號被停用後，對其按「啟用」，狀態應恢復為「啟用中」，該使用者可再次登入。</w:t>
+              <w:t>對已停用的受測帳號按「啟用」，狀態應恢復為「啟用中」，該帳號可再次登入。</w:t>
             </w:r>
           </w:p>
         </w:tc>
@@ -3674,7 +3737,42 @@
                 <w:rFonts w:ascii="標楷體" w:hAnsi="標楷體"/>
                 <w:sz w:val="22"/>
               </w:rPr>
-              <w:t>帳號因連續輸入錯誤密碼而鎖定後，對其按「解鎖」，狀態應恢復為「啟用中」，該使用者可立即以正確密碼登入。</w:t>
+              <w:t>以受測帳號連續輸入錯誤密碼至被鎖定（次數上限為</w:t>
+            </w:r>
+            <w:r>
+              <w:rPr>
+                <w:rFonts w:ascii="標楷體" w:hAnsi="標楷體"/>
+                <w:sz w:val="22"/>
+              </w:rPr>
+              <w:t xml:space="preserve"> DP03 </w:t>
+            </w:r>
+            <w:r>
+              <w:rPr>
+                <w:rFonts w:ascii="標楷體" w:hAnsi="標楷體"/>
+                <w:sz w:val="22"/>
+              </w:rPr>
+              <w:t>的「登入失敗鎖定次數」，預設</w:t>
+            </w:r>
+            <w:r>
+              <w:rPr>
+                <w:rFonts w:ascii="標楷體" w:hAnsi="標楷體"/>
+                <w:sz w:val="22"/>
+              </w:rPr>
+              <w:t xml:space="preserve"> 5 </w:t>
+            </w:r>
+            <w:r>
+              <w:rPr>
+                <w:rFonts w:ascii="標楷體" w:hAnsi="標楷體"/>
+                <w:sz w:val="22"/>
+              </w:rPr>
+              <w:t>次）後，於本作業對其</w:t>
+            </w:r>
+            <w:r>
+              <w:rPr>
+                <w:rFonts w:ascii="標楷體" w:hAnsi="標楷體"/>
+                <w:sz w:val="22"/>
+              </w:rPr>
+              <w:t>按「解鎖」，狀態應恢復為「啟用中」，該帳號可立即以正確密碼登入。</w:t>
             </w:r>
           </w:p>
         </w:tc>
@@ -3736,7 +3834,35 @@
                 <w:rFonts w:ascii="標楷體" w:hAnsi="標楷體"/>
                 <w:sz w:val="22"/>
               </w:rPr>
-              <w:t>帳號鎖定期滿後重新查詢該帳號，狀態應已自動恢復為「啟用中」，不需人工解鎖。</w:t>
+              <w:t>再次以受測帳號連續輸錯密碼至被鎖定，不做解鎖，等候</w:t>
+            </w:r>
+            <w:r>
+              <w:rPr>
+                <w:rFonts w:ascii="標楷體" w:hAnsi="標楷體"/>
+                <w:sz w:val="22"/>
+              </w:rPr>
+              <w:t xml:space="preserve"> DP03 </w:t>
+            </w:r>
+            <w:r>
+              <w:rPr>
+                <w:rFonts w:ascii="標楷體" w:hAnsi="標楷體"/>
+                <w:sz w:val="22"/>
+              </w:rPr>
+              <w:t>的「帳號鎖定時間（分鐘）」（預設</w:t>
+            </w:r>
+            <w:r>
+              <w:rPr>
+                <w:rFonts w:ascii="標楷體" w:hAnsi="標楷體"/>
+                <w:sz w:val="22"/>
+              </w:rPr>
+              <w:t xml:space="preserve"> 30 </w:t>
+            </w:r>
+            <w:r>
+              <w:rPr>
+                <w:rFonts w:ascii="標楷體" w:hAnsi="標楷體"/>
+                <w:sz w:val="22"/>
+              </w:rPr>
+              <w:t>分鐘）屆滿後重新查詢該帳號，狀態應已自動恢復為「啟用中」，不需人工解鎖。</w:t>
             </w:r>
           </w:p>
         </w:tc>
@@ -3768,7 +3894,7 @@
       <w:pPr>
         <w:pStyle w:val="1"/>
       </w:pPr>
-      <w:bookmarkStart w:id="4" w:name="_Toc243485618"/>
+      <w:bookmarkStart w:id="4" w:name="_Toc243491403"/>
       <w:r>
         <w:lastRenderedPageBreak/>
         <w:t xml:space="preserve">DP02 </w:t>
@@ -4234,7 +4360,7 @@
                 <w:rFonts w:ascii="標楷體" w:hAnsi="標楷體"/>
                 <w:sz w:val="22"/>
               </w:rPr>
-              <w:t>以關鍵字（姓名</w:t>
+              <w:t>以「關鍵字（姓名</w:t>
             </w:r>
             <w:r>
               <w:rPr>
@@ -4248,21 +4374,7 @@
                 <w:rFonts w:ascii="標楷體" w:hAnsi="標楷體"/>
                 <w:sz w:val="22"/>
               </w:rPr>
-              <w:t>）查詢，清單應只列出符合條件的使用者；輸入後清單不應自動更新，按「查詢」或</w:t>
-            </w:r>
-            <w:r>
-              <w:rPr>
-                <w:rFonts w:ascii="標楷體" w:hAnsi="標楷體"/>
-                <w:sz w:val="22"/>
-              </w:rPr>
-              <w:t xml:space="preserve"> Enter </w:t>
-            </w:r>
-            <w:r>
-              <w:rPr>
-                <w:rFonts w:ascii="標楷體" w:hAnsi="標楷體"/>
-                <w:sz w:val="22"/>
-              </w:rPr>
-              <w:t>後才套用篩選。</w:t>
+              <w:t>）」查詢，清單應只列出符合條件的使用者。</w:t>
             </w:r>
           </w:p>
         </w:tc>
@@ -4324,21 +4436,35 @@
                 <w:rFonts w:ascii="標楷體" w:hAnsi="標楷體"/>
                 <w:sz w:val="22"/>
               </w:rPr>
-              <w:t>於文件管理分頁查詢已停用帳號，該列應標示「已停用」，其角色核取方塊與「編輯」皆不可操作</w:t>
-            </w:r>
-            <w:r>
-              <w:rPr>
-                <w:rFonts w:ascii="標楷體" w:hAnsi="標楷體"/>
-                <w:sz w:val="22"/>
-              </w:rPr>
-              <w:t>——</w:t>
-            </w:r>
-            <w:r>
-              <w:rPr>
-                <w:rFonts w:ascii="標楷體" w:hAnsi="標楷體"/>
-                <w:sz w:val="22"/>
-              </w:rPr>
-              <w:t>連已持有的角色也不可取消。</w:t>
+              <w:t>於「關鍵字（姓名</w:t>
+            </w:r>
+            <w:r>
+              <w:rPr>
+                <w:rFonts w:ascii="標楷體" w:hAnsi="標楷體"/>
+                <w:sz w:val="22"/>
+              </w:rPr>
+              <w:t xml:space="preserve"> / Email</w:t>
+            </w:r>
+            <w:r>
+              <w:rPr>
+                <w:rFonts w:ascii="標楷體" w:hAnsi="標楷體"/>
+                <w:sz w:val="22"/>
+              </w:rPr>
+              <w:t>）」輸入後，清單不應自動更新，按「查詢」或</w:t>
+            </w:r>
+            <w:r>
+              <w:rPr>
+                <w:rFonts w:ascii="標楷體" w:hAnsi="標楷體"/>
+                <w:sz w:val="22"/>
+              </w:rPr>
+              <w:t xml:space="preserve"> Enter </w:t>
+            </w:r>
+            <w:r>
+              <w:rPr>
+                <w:rFonts w:ascii="標楷體" w:hAnsi="標楷體"/>
+                <w:sz w:val="22"/>
+              </w:rPr>
+              <w:t>後才套用篩選。</w:t>
             </w:r>
           </w:p>
         </w:tc>
@@ -4400,21 +4526,21 @@
                 <w:rFonts w:ascii="標楷體" w:hAnsi="標楷體"/>
                 <w:sz w:val="22"/>
               </w:rPr>
-              <w:t>勾選某使用者的一個角色，畫面應顯示「角色</w:t>
-            </w:r>
-            <w:r>
-              <w:rPr>
-                <w:rFonts w:ascii="標楷體" w:hAnsi="標楷體"/>
-                <w:sz w:val="22"/>
-              </w:rPr>
-              <w:t xml:space="preserve"> / </w:t>
-            </w:r>
-            <w:r>
-              <w:rPr>
-                <w:rFonts w:ascii="標楷體" w:hAnsi="標楷體"/>
-                <w:sz w:val="22"/>
-              </w:rPr>
-              <w:t>標籤已更新並即時生效」且無須另按儲存，重新查詢後該勾選仍在；對同一使用者同時勾選兩個以上角色，應全部可並存（權限取聯集）。</w:t>
+              <w:t>於文件管理分頁查詢一個已停用的帳號，該列應標示「已停用」，其角色核取方塊與「編輯」皆不可操作</w:t>
+            </w:r>
+            <w:r>
+              <w:rPr>
+                <w:rFonts w:ascii="標楷體" w:hAnsi="標楷體"/>
+                <w:sz w:val="22"/>
+              </w:rPr>
+              <w:t>——</w:t>
+            </w:r>
+            <w:r>
+              <w:rPr>
+                <w:rFonts w:ascii="標楷體" w:hAnsi="標楷體"/>
+                <w:sz w:val="22"/>
+              </w:rPr>
+              <w:t>連已持有的角色也不可取消。</w:t>
             </w:r>
           </w:p>
         </w:tc>
@@ -4476,7 +4602,21 @@
                 <w:rFonts w:ascii="標楷體" w:hAnsi="標楷體"/>
                 <w:sz w:val="22"/>
               </w:rPr>
-              <w:t>對自己目前登入的帳號取消管理者角色，應被擋下並提示無法取消自己的管理者角色。</w:t>
+              <w:t>選一個啟用中、角色可自由增減的帳號（以下稱受測使用者），勾選其一個角色，畫面應顯示「角色</w:t>
+            </w:r>
+            <w:r>
+              <w:rPr>
+                <w:rFonts w:ascii="標楷體" w:hAnsi="標楷體"/>
+                <w:sz w:val="22"/>
+              </w:rPr>
+              <w:t xml:space="preserve"> / </w:t>
+            </w:r>
+            <w:r>
+              <w:rPr>
+                <w:rFonts w:ascii="標楷體" w:hAnsi="標楷體"/>
+                <w:sz w:val="22"/>
+              </w:rPr>
+              <w:t>標籤已更新並即時生效」且無須另按儲存，重新查詢後該勾選仍在；再同時勾選兩個以上角色，應全部可並存（權限取聯集）。</w:t>
             </w:r>
           </w:p>
         </w:tc>
@@ -4538,7 +4678,7 @@
                 <w:rFonts w:ascii="標楷體" w:hAnsi="標楷體"/>
                 <w:sz w:val="22"/>
               </w:rPr>
-              <w:t>為某使用者勾選文件管理的閱覽者後，以該帳號登入應可進入文件管理的功能，不需重新指派或等待。</w:t>
+              <w:t>對自己目前登入的帳號取消管理者角色，應被擋下並提示無法取消自己的管理者角色。</w:t>
             </w:r>
           </w:p>
         </w:tc>
@@ -4600,21 +4740,7 @@
                 <w:rFonts w:ascii="標楷體" w:hAnsi="標楷體"/>
                 <w:sz w:val="22"/>
               </w:rPr>
-              <w:t>於文件管理分頁按「編輯」，新增一組「單位</w:t>
-            </w:r>
-            <w:r>
-              <w:rPr>
-                <w:rFonts w:ascii="標楷體" w:hAnsi="標楷體"/>
-                <w:sz w:val="22"/>
-              </w:rPr>
-              <w:t xml:space="preserve"> + </w:t>
-            </w:r>
-            <w:r>
-              <w:rPr>
-                <w:rFonts w:ascii="標楷體" w:hAnsi="標楷體"/>
-                <w:sz w:val="22"/>
-              </w:rPr>
-              <w:t>職位」並儲存，該列的可見對象欄應顯示該組配對；新增一列只選「單位」未選「職位」即按「儲存」，視窗不應關閉、職位欄應標出紅框並提示補選或刪除，按該列的移除鈕後再儲存，可見對象欄不應出現該列；移除一組既有的可見對象並儲存，該組應自欄位消失，其餘組別不受影響。</w:t>
+              <w:t>為受測使用者勾選文件管理的閱覽者後，以受測使用者登入應可進入文件管理的功能，不需重新指派或等待。</w:t>
             </w:r>
           </w:p>
         </w:tc>
@@ -4676,7 +4802,21 @@
                 <w:rFonts w:ascii="標楷體" w:hAnsi="標楷體"/>
                 <w:sz w:val="22"/>
               </w:rPr>
-              <w:t>於教育訓練分頁按「編輯」，視窗應同樣以「單位」「職位」兩個下拉呈現；新增兩組配對並儲存，該列的受訓對象欄應同時顯示兩組。</w:t>
+              <w:t>於文件管理分頁對受測使用者按「編輯」，新增一組「單位</w:t>
+            </w:r>
+            <w:r>
+              <w:rPr>
+                <w:rFonts w:ascii="標楷體" w:hAnsi="標楷體"/>
+                <w:sz w:val="22"/>
+              </w:rPr>
+              <w:t xml:space="preserve"> + </w:t>
+            </w:r>
+            <w:r>
+              <w:rPr>
+                <w:rFonts w:ascii="標楷體" w:hAnsi="標楷體"/>
+                <w:sz w:val="22"/>
+              </w:rPr>
+              <w:t>職位」並儲存，該列的可見對象欄應顯示該組配對；新增一列只選「單位」未選「職位」即按「儲存」，視窗不應關閉、職位欄應標出紅框並提示補選或刪除，按該列的移除鈕後再儲存，可見對象欄不應出現該列；移除一組既有的可見對象並儲存，該組應自欄位消失，其餘組別不受影響。</w:t>
             </w:r>
           </w:p>
         </w:tc>
@@ -4738,7 +4878,69 @@
                 <w:rFonts w:ascii="標楷體" w:hAnsi="標楷體"/>
                 <w:sz w:val="22"/>
               </w:rPr>
-              <w:t>為受指派的一般使用者新增「單位乙</w:t>
+              <w:t>於教育訓練分頁對受測使用者按「編輯」，視窗應同樣以「單位」「職位」兩個下拉呈現；新增兩組配對並儲存，該列的受訓對象欄應同時顯示兩組。</w:t>
+            </w:r>
+          </w:p>
+        </w:tc>
+        <w:tc>
+          <w:tcPr>
+            <w:tcW w:w="1247" w:type="dxa"/>
+          </w:tcPr>
+          <w:p>
+            <w:pPr>
+              <w:spacing w:before="60" w:after="60"/>
+              <w:jc w:val="center"/>
+            </w:pPr>
+          </w:p>
+        </w:tc>
+        <w:tc>
+          <w:tcPr>
+            <w:tcW w:w="1247" w:type="dxa"/>
+          </w:tcPr>
+          <w:p>
+            <w:pPr>
+              <w:spacing w:before="60" w:after="60"/>
+              <w:jc w:val="center"/>
+            </w:pPr>
+          </w:p>
+        </w:tc>
+      </w:tr>
+      <w:tr>
+        <w:trPr>
+          <w:jc w:val="center"/>
+        </w:trPr>
+        <w:tc>
+          <w:tcPr>
+            <w:tcW w:w="907" w:type="dxa"/>
+          </w:tcPr>
+          <w:p>
+            <w:pPr>
+              <w:spacing w:before="60" w:after="60"/>
+              <w:jc w:val="center"/>
+            </w:pPr>
+            <w:r>
+              <w:rPr>
+                <w:rFonts w:ascii="標楷體" w:hAnsi="標楷體"/>
+                <w:sz w:val="22"/>
+              </w:rPr>
+              <w:t>10</w:t>
+            </w:r>
+          </w:p>
+        </w:tc>
+        <w:tc>
+          <w:tcPr>
+            <w:tcW w:w="6236" w:type="dxa"/>
+          </w:tcPr>
+          <w:p>
+            <w:pPr>
+              <w:spacing w:before="60" w:after="60"/>
+            </w:pPr>
+            <w:r>
+              <w:rPr>
+                <w:rFonts w:ascii="標楷體" w:hAnsi="標楷體"/>
+                <w:sz w:val="22"/>
+              </w:rPr>
+              <w:t>選一門已發布未關閉、受訓對象含一組具體「單位</w:t>
             </w:r>
             <w:r>
               <w:rPr>
@@ -4752,28 +4954,7 @@
                 <w:rFonts w:ascii="標楷體" w:hAnsi="標楷體"/>
                 <w:sz w:val="22"/>
               </w:rPr>
-              <w:t>職位甲」並儲存（職位相同、單位不同），該員不應出現在掛「單位甲</w:t>
-            </w:r>
-            <w:r>
-              <w:rPr>
-                <w:rFonts w:ascii="標楷體" w:hAnsi="標楷體"/>
-                <w:sz w:val="22"/>
-              </w:rPr>
-              <w:t xml:space="preserve"> + </w:t>
-            </w:r>
-            <w:r>
-              <w:rPr>
-                <w:rFonts w:ascii="標楷體" w:hAnsi="標楷體"/>
-                <w:sz w:val="22"/>
-              </w:rPr>
-              <w:t>職位甲」之課程的學員清單中；再為同一使用者新增「單位甲</w:t>
-            </w:r>
-            <w:r>
-              <w:rPr>
-                <w:rFonts w:ascii="標楷體" w:hAnsi="標楷體"/>
-                <w:sz w:val="22"/>
-              </w:rPr>
-              <w:t xml:space="preserve"> + </w:t>
+              <w:t>職位」</w:t>
             </w:r>
             <w:r>
               <w:rPr>
@@ -4781,7 +4962,7 @@
                 <w:sz w:val="22"/>
               </w:rPr>
               <w:lastRenderedPageBreak/>
-              <w:t>職位甲」並儲存，以該課程的教師帳號於</w:t>
+              <w:t>配對的課程（以下稱受測課程，其配對稱受測配對），於教育訓練分頁為受測使用者新增一組「與受測配對職位相同、但單位不同」的配對並儲存，該員不應出現在受測課程的學員清單中；再為其新增受測配對本身並儲存，以受測課程的教師帳號於</w:t>
             </w:r>
             <w:r>
               <w:rPr>
@@ -4795,7 +4976,7 @@
                 <w:rFonts w:ascii="標楷體" w:hAnsi="標楷體"/>
                 <w:sz w:val="22"/>
               </w:rPr>
-              <w:t>學員學習表現查看該課程（前次若已開著該頁，先離開本作業再進入，否則清單不會更新），該員應已在學員清單中，並收到一封列出該課程的通知信。</w:t>
+              <w:t>學員學習表現查看該課程（前次若已開著該頁，先離開再進入，否則清單不會更新），該員應已在學員清單中，並收到一封列出該課程的通知信。</w:t>
             </w:r>
           </w:p>
         </w:tc>
@@ -4827,7 +5008,7 @@
       <w:pPr>
         <w:pStyle w:val="1"/>
       </w:pPr>
-      <w:bookmarkStart w:id="5" w:name="_Toc243485619"/>
+      <w:bookmarkStart w:id="5" w:name="_Toc243491404"/>
       <w:r>
         <w:lastRenderedPageBreak/>
         <w:t xml:space="preserve">DP03 </w:t>
@@ -5307,7 +5488,7 @@
                 <w:rFonts w:ascii="標楷體" w:hAnsi="標楷體"/>
                 <w:sz w:val="22"/>
               </w:rPr>
-              <w:t>修改「登入失敗鎖定次數」後按「儲存」，應先跳出平台級確認視窗；按「取消」後欄位應還原為修改前的值，再按「儲存」並「確定儲存」應提示「已儲存並即時生效」，清單上的參數值隨即更新。</w:t>
+              <w:t>先記下「登入失敗鎖定次數」的原值，修改後按「儲存」，應先跳出平台級確認視窗；按「取消」後欄位應還原為修改前的值，再按「儲存」並「確定儲存」應提示「已儲存並即時生效」，清單上的參數值隨即更新。測畢將該參數改回原值。</w:t>
             </w:r>
           </w:p>
         </w:tc>
@@ -5445,7 +5626,7 @@
                 <w:rFonts w:ascii="標楷體" w:hAnsi="標楷體"/>
                 <w:sz w:val="22"/>
               </w:rPr>
-              <w:t>於文件管理分頁修改「催辦門檻天數」並儲存，不應跳出平台級確認視窗，應直接提示「已儲存並即時生效」。</w:t>
+              <w:t>先記下文件管理分頁「催辦門檻天數」的原值，修改並儲存，不應跳出平台級確認視窗，應直接提示「已儲存並即時生效」。測畢將該參數改回原值。</w:t>
             </w:r>
           </w:p>
         </w:tc>
@@ -5507,7 +5688,21 @@
                 <w:rFonts w:ascii="標楷體" w:hAnsi="標楷體"/>
                 <w:sz w:val="22"/>
               </w:rPr>
-              <w:t>於「文件分類」填入新增代碼（測試用分類代碼）與新增名稱後按「新增」，該分類應出現在清單中，且於</w:t>
+              <w:t>於「文件分類」填入一組從未使用過的英文代碼（例如</w:t>
+            </w:r>
+            <w:r>
+              <w:rPr>
+                <w:rFonts w:ascii="標楷體" w:hAnsi="標楷體"/>
+                <w:sz w:val="22"/>
+              </w:rPr>
+              <w:t xml:space="preserve"> ZT </w:t>
+            </w:r>
+            <w:r>
+              <w:rPr>
+                <w:rFonts w:ascii="標楷體" w:hAnsi="標楷體"/>
+                <w:sz w:val="22"/>
+              </w:rPr>
+              <w:t>加當天日期，分類建立後無法刪除、同一代碼只能測一次）與名稱後按「新增」，該分類應出現在清單中，且於</w:t>
             </w:r>
             <w:r>
               <w:rPr>
@@ -5521,7 +5716,14 @@
                 <w:rFonts w:ascii="標楷體" w:hAnsi="標楷體"/>
                 <w:sz w:val="22"/>
               </w:rPr>
-              <w:t>新增文件時的分類下拉可選；再以相同代碼新增一次，應被擋下並提示分類碼已存在。</w:t>
+              <w:t>新增文件時的分類下拉可選；再以相同代碼新增一次，應被</w:t>
+            </w:r>
+            <w:r>
+              <w:rPr>
+                <w:rFonts w:ascii="標楷體" w:hAnsi="標楷體"/>
+                <w:sz w:val="22"/>
+              </w:rPr>
+              <w:t>擋下並提示分類碼已存在。</w:t>
             </w:r>
           </w:p>
         </w:tc>
@@ -5583,7 +5785,7 @@
                 <w:rFonts w:ascii="標楷體" w:hAnsi="標楷體"/>
                 <w:sz w:val="22"/>
               </w:rPr>
-              <w:t>將該分類改名並按同列「儲存」，</w:t>
+              <w:t>將上項新增的分類改名並按同列「儲存」，</w:t>
             </w:r>
             <w:r>
               <w:rPr>
@@ -5611,7 +5813,7 @@
                 <w:rFonts w:ascii="標楷體" w:hAnsi="標楷體"/>
                 <w:sz w:val="22"/>
               </w:rPr>
-              <w:t>的分類下拉不再列出，按「啟用」後應恢復可選。</w:t>
+              <w:t>的分類下拉不再列出，按「啟用」後應恢復可選。測畢將該分類停用。</w:t>
             </w:r>
           </w:p>
         </w:tc>
@@ -5673,7 +5875,7 @@
                 <w:rFonts w:ascii="標楷體" w:hAnsi="標楷體"/>
                 <w:sz w:val="22"/>
               </w:rPr>
-              <w:t>停用已被使用的單位，結果訊息應為「已停用，影響</w:t>
+              <w:t>停用一個已被配對設定用到的單位，結果訊息應為「已停用，影響</w:t>
             </w:r>
             <w:r>
               <w:rPr>
@@ -5743,7 +5945,7 @@
                 <w:rFonts w:ascii="標楷體" w:hAnsi="標楷體"/>
                 <w:sz w:val="22"/>
               </w:rPr>
-              <w:t>（為配對組數，不是文件份數或人數）。</w:t>
+              <w:t>（為配對組數，不是文件份數或人數）。測畢將該單位重新啟用。</w:t>
             </w:r>
           </w:p>
         </w:tc>
@@ -5805,7 +6007,15 @@
                 <w:rFonts w:ascii="標楷體" w:hAnsi="標楷體"/>
                 <w:sz w:val="22"/>
               </w:rPr>
-              <w:t>於教育訓練職位清單將「全體」改名並儲存，應被擋下並提示為系統內建通用值；對其按「停用」並確認，亦應被擋下。</w:t>
+              <w:t>於教育訓練職位清單將「全體」改名並儲存，應被擋下並提示</w:t>
+            </w:r>
+            <w:r>
+              <w:rPr>
+                <w:rFonts w:ascii="標楷體" w:hAnsi="標楷體"/>
+                <w:sz w:val="22"/>
+              </w:rPr>
+              <w:lastRenderedPageBreak/>
+              <w:t>為系統內建通用值；對其按「停用」並確認，亦應被擋下。</w:t>
             </w:r>
           </w:p>
         </w:tc>
@@ -5837,7 +6047,7 @@
       <w:pPr>
         <w:pStyle w:val="1"/>
       </w:pPr>
-      <w:bookmarkStart w:id="6" w:name="_Toc243485620"/>
+      <w:bookmarkStart w:id="6" w:name="_Toc243491405"/>
       <w:r>
         <w:lastRenderedPageBreak/>
         <w:t xml:space="preserve">DP04 </w:t>
@@ -6317,7 +6527,7 @@
                 <w:rFonts w:ascii="標楷體" w:hAnsi="標楷體"/>
                 <w:sz w:val="22"/>
               </w:rPr>
-              <w:t>於「帳號邀請」的主旨加註字樣後按「儲存」並「確定儲存」，應提示「範本已更新」；之後於</w:t>
+              <w:t>先記下「帳號邀請」範本的主旨原文，於主旨加註字樣後按「儲存」並「確定儲存」，應提示「範本已更新」；之後於</w:t>
             </w:r>
             <w:r>
               <w:rPr>
@@ -6331,7 +6541,21 @@
                 <w:rFonts w:ascii="標楷體" w:hAnsi="標楷體"/>
                 <w:sz w:val="22"/>
               </w:rPr>
-              <w:t>使用者管理寄出邀請，收到的信主旨應為新內容，且信中</w:t>
+              <w:t>使用者管理對一個尚未註冊的</w:t>
+            </w:r>
+            <w:r>
+              <w:rPr>
+                <w:rFonts w:ascii="標楷體" w:hAnsi="標楷體"/>
+                <w:sz w:val="22"/>
+              </w:rPr>
+              <w:t xml:space="preserve"> Email </w:t>
+            </w:r>
+            <w:r>
+              <w:rPr>
+                <w:rFonts w:ascii="標楷體" w:hAnsi="標楷體"/>
+                <w:sz w:val="22"/>
+              </w:rPr>
+              <w:t>寄出邀請，收到的信主旨應為新內容，且信中</w:t>
             </w:r>
             <w:r>
               <w:rPr>
@@ -6359,7 +6583,7 @@
                 <w:rFonts w:ascii="標楷體" w:hAnsi="標楷體"/>
                 <w:sz w:val="22"/>
               </w:rPr>
-              <w:t>等變數應代換為受邀者姓名與實際的啟用連結。</w:t>
+              <w:t>等變數應代換為受邀者姓名與實際的啟用連結。測畢將主旨改回原文。</w:t>
             </w:r>
           </w:p>
         </w:tc>
@@ -6463,7 +6687,14 @@
                 <w:rFonts w:ascii="標楷體" w:hAnsi="標楷體"/>
                 <w:sz w:val="22"/>
               </w:rPr>
-              <w:t>」，關閉編輯區重開後內文應仍為原值（未被存入）；改成在內文貼入</w:t>
+              <w:t>」，關閉編輯區重開後內文應仍為原</w:t>
+            </w:r>
+            <w:r>
+              <w:rPr>
+                <w:rFonts w:ascii="標楷體" w:hAnsi="標楷體"/>
+                <w:sz w:val="22"/>
+              </w:rPr>
+              <w:t>值（未被存入）；改成在內文貼入</w:t>
             </w:r>
             <w:r>
               <w:rPr>
@@ -6539,7 +6770,21 @@
                 <w:rFonts w:ascii="標楷體" w:hAnsi="標楷體"/>
                 <w:sz w:val="22"/>
               </w:rPr>
-              <w:t>停用「課程邀請通知」後，教師以</w:t>
+              <w:t>停用「課程邀請通知」後，以教師身分於</w:t>
+            </w:r>
+            <w:r>
+              <w:rPr>
+                <w:rFonts w:ascii="標楷體" w:hAnsi="標楷體"/>
+                <w:sz w:val="22"/>
+              </w:rPr>
+              <w:t xml:space="preserve"> ET05 </w:t>
+            </w:r>
+            <w:r>
+              <w:rPr>
+                <w:rFonts w:ascii="標楷體" w:hAnsi="標楷體"/>
+                <w:sz w:val="22"/>
+              </w:rPr>
+              <w:t>對一位尚未加入該課程的學員以</w:t>
             </w:r>
             <w:r>
               <w:rPr>
@@ -6553,14 +6798,7 @@
                 <w:rFonts w:ascii="標楷體" w:hAnsi="標楷體"/>
                 <w:sz w:val="22"/>
               </w:rPr>
-              <w:t>邀請學員，於邀請視窗按「下一步」應顯示「通知範本已停用」且</w:t>
-            </w:r>
-            <w:r>
-              <w:rPr>
-                <w:rFonts w:ascii="標楷體" w:hAnsi="標楷體"/>
-                <w:sz w:val="22"/>
-              </w:rPr>
-              <w:t>無法寄出、學員未被加入；將範本啟用後再邀請，學員應出現在該課程學員清單並收到通知信。</w:t>
+              <w:t>邀請，於邀請視窗按「下一步」應顯示「通知範本已停用」且無法寄出、學員未被加入；將該範本啟用後再邀請，學員應出現在該課程學員清單並收到通知信。</w:t>
             </w:r>
           </w:p>
         </w:tc>
@@ -6730,7 +6968,7 @@
       <w:pPr>
         <w:pStyle w:val="1"/>
       </w:pPr>
-      <w:bookmarkStart w:id="7" w:name="_Toc243485621"/>
+      <w:bookmarkStart w:id="7" w:name="_Toc243491406"/>
       <w:r>
         <w:lastRenderedPageBreak/>
         <w:t xml:space="preserve">DP05 </w:t>
@@ -7134,7 +7372,7 @@
                 <w:rFonts w:ascii="標楷體" w:hAnsi="標楷體"/>
                 <w:sz w:val="22"/>
               </w:rPr>
-              <w:t>進入本作業、不設任何條件，應列出全部記錄並依時間由新到舊排列；以操作者（姓名</w:t>
+              <w:t>進入本作業、不設任何條件，應列出全部記錄並依時間由新到舊排列；以「操作者（姓名</w:t>
             </w:r>
             <w:r>
               <w:rPr>
@@ -7148,7 +7386,21 @@
                 <w:rFonts w:ascii="標楷體" w:hAnsi="標楷體"/>
                 <w:sz w:val="22"/>
               </w:rPr>
-              <w:t>）、功能、操作類別、執行結果、起訖日期任一條件或組合查詢，清單應只列出符合條件的記錄；按「清除篩選」後應恢復列出全部記錄。</w:t>
+              <w:t>）」「功能」「操作類別」「執行結果」「起日</w:t>
+            </w:r>
+            <w:r>
+              <w:rPr>
+                <w:rFonts w:ascii="標楷體" w:hAnsi="標楷體"/>
+                <w:sz w:val="22"/>
+              </w:rPr>
+              <w:t xml:space="preserve"> / </w:t>
+            </w:r>
+            <w:r>
+              <w:rPr>
+                <w:rFonts w:ascii="標楷體" w:hAnsi="標楷體"/>
+                <w:sz w:val="22"/>
+              </w:rPr>
+              <w:t>訖日」任一條件或組合查詢，清單應只列出符合條件的記錄；按「清除篩選」後應恢復列出全部記錄。</w:t>
             </w:r>
           </w:p>
         </w:tc>
@@ -7210,49 +7462,7 @@
                 <w:rFonts w:ascii="標楷體" w:hAnsi="標楷體"/>
                 <w:sz w:val="22"/>
               </w:rPr>
-              <w:t>於「功能」選「</w:t>
-            </w:r>
-            <w:r>
-              <w:rPr>
-                <w:rFonts w:ascii="標楷體" w:hAnsi="標楷體"/>
-                <w:sz w:val="22"/>
-              </w:rPr>
-              <w:t>ET-</w:t>
-            </w:r>
-            <w:r>
-              <w:rPr>
-                <w:rFonts w:ascii="標楷體" w:hAnsi="標楷體"/>
-                <w:sz w:val="22"/>
-              </w:rPr>
-              <w:t>角色</w:t>
-            </w:r>
-            <w:r>
-              <w:rPr>
-                <w:rFonts w:ascii="標楷體" w:hAnsi="標楷體"/>
-                <w:sz w:val="22"/>
-              </w:rPr>
-              <w:t>/</w:t>
-            </w:r>
-            <w:r>
-              <w:rPr>
-                <w:rFonts w:ascii="標楷體" w:hAnsi="標楷體"/>
-                <w:sz w:val="22"/>
-              </w:rPr>
-              <w:t>受訓對象指派」，對象應顯示被調整者的姓名，而非帳號代碼；改選「</w:t>
-            </w:r>
-            <w:r>
-              <w:rPr>
-                <w:rFonts w:ascii="標楷體" w:hAnsi="標楷體"/>
-                <w:sz w:val="22"/>
-              </w:rPr>
-              <w:t>ET-</w:t>
-            </w:r>
-            <w:r>
-              <w:rPr>
-                <w:rFonts w:ascii="標楷體" w:hAnsi="標楷體"/>
-                <w:sz w:val="22"/>
-              </w:rPr>
-              <w:t>課程維護」，修改課程的那一筆對象應顯示課程名稱。</w:t>
+              <w:t>將「起日」與「訖日」設為同一天，清單應只列出該日的記錄，且當天最早與最晚的記錄皆在其中（日期以台灣時間切日）。</w:t>
             </w:r>
           </w:p>
         </w:tc>
@@ -7314,77 +7524,63 @@
                 <w:rFonts w:ascii="標楷體" w:hAnsi="標楷體"/>
                 <w:sz w:val="22"/>
               </w:rPr>
-              <w:t>於「功能」選「</w:t>
-            </w:r>
-            <w:r>
-              <w:rPr>
-                <w:rFonts w:ascii="標楷體" w:hAnsi="標楷體"/>
-                <w:sz w:val="22"/>
-              </w:rPr>
-              <w:t>DP-</w:t>
-            </w:r>
-            <w:r>
-              <w:rPr>
-                <w:rFonts w:ascii="標楷體" w:hAnsi="標楷體"/>
-                <w:sz w:val="22"/>
-              </w:rPr>
-              <w:t>使用者管理」、「操作類別」選「修改」，應列出停用與啟用該測試帳號的兩筆記錄；開啟停用那一筆的明細，應顯示事件描述「停用帳號」，異動前值的</w:t>
-            </w:r>
-            <w:r>
-              <w:rPr>
-                <w:rFonts w:ascii="標楷體" w:hAnsi="標楷體"/>
-                <w:sz w:val="22"/>
-              </w:rPr>
-              <w:t xml:space="preserve"> status </w:t>
-            </w:r>
-            <w:r>
-              <w:rPr>
-                <w:rFonts w:ascii="標楷體" w:hAnsi="標楷體"/>
-                <w:sz w:val="22"/>
-              </w:rPr>
-              <w:t>為</w:t>
-            </w:r>
-            <w:r>
-              <w:rPr>
-                <w:rFonts w:ascii="標楷體" w:hAnsi="標楷體"/>
-                <w:sz w:val="22"/>
-              </w:rPr>
-              <w:t xml:space="preserve"> ACTIVE</w:t>
-            </w:r>
-            <w:r>
-              <w:rPr>
-                <w:rFonts w:ascii="標楷體" w:hAnsi="標楷體"/>
-                <w:sz w:val="22"/>
-              </w:rPr>
-              <w:t>、異動後值的</w:t>
-            </w:r>
-            <w:r>
-              <w:rPr>
-                <w:rFonts w:ascii="標楷體" w:hAnsi="標楷體"/>
-                <w:sz w:val="22"/>
-              </w:rPr>
-              <w:t xml:space="preserve"> status </w:t>
-            </w:r>
-            <w:r>
-              <w:rPr>
-                <w:rFonts w:ascii="標楷體" w:hAnsi="標楷體"/>
-                <w:sz w:val="22"/>
-              </w:rPr>
-              <w:t>為</w:t>
-            </w:r>
-            <w:r>
-              <w:rPr>
-                <w:rFonts w:ascii="標楷體" w:hAnsi="標楷體"/>
-                <w:sz w:val="22"/>
-              </w:rPr>
-              <w:t xml:space="preserve"> DISABLED</w:t>
-            </w:r>
-            <w:r>
-              <w:rPr>
-                <w:rFonts w:ascii="標楷體" w:hAnsi="標楷體"/>
-                <w:sz w:val="22"/>
-              </w:rPr>
-              <w:t>。</w:t>
+              <w:t>先於</w:t>
+            </w:r>
+            <w:r>
+              <w:rPr>
+                <w:rFonts w:ascii="標楷體" w:hAnsi="標楷體"/>
+                <w:sz w:val="22"/>
+              </w:rPr>
+              <w:t xml:space="preserve"> DP02 </w:t>
+            </w:r>
+            <w:r>
+              <w:rPr>
+                <w:rFonts w:ascii="標楷體" w:hAnsi="標楷體"/>
+                <w:sz w:val="22"/>
+              </w:rPr>
+              <w:t>權限管理調整一位使用者的教育訓練角色，再以教師身分修改一門課程的基本資料後儲存；回到本作業，「功能」選「</w:t>
+            </w:r>
+            <w:r>
+              <w:rPr>
+                <w:rFonts w:ascii="標楷體" w:hAnsi="標楷體"/>
+                <w:sz w:val="22"/>
+              </w:rPr>
+              <w:t>ET-</w:t>
+            </w:r>
+            <w:r>
+              <w:rPr>
+                <w:rFonts w:ascii="標楷體" w:hAnsi="標楷體"/>
+                <w:sz w:val="22"/>
+              </w:rPr>
+              <w:t>角色</w:t>
+            </w:r>
+            <w:r>
+              <w:rPr>
+                <w:rFonts w:ascii="標楷體" w:hAnsi="標楷體"/>
+                <w:sz w:val="22"/>
+              </w:rPr>
+              <w:t>/</w:t>
+            </w:r>
+            <w:r>
+              <w:rPr>
+                <w:rFonts w:ascii="標楷體" w:hAnsi="標楷體"/>
+                <w:sz w:val="22"/>
+              </w:rPr>
+              <w:t>受訓對象指派」時對象應顯示被調整者的姓名、而非帳號代碼，改選「</w:t>
+            </w:r>
+            <w:r>
+              <w:rPr>
+                <w:rFonts w:ascii="標楷體" w:hAnsi="標楷體"/>
+                <w:sz w:val="22"/>
+              </w:rPr>
+              <w:t>ET-</w:t>
+            </w:r>
+            <w:r>
+              <w:rPr>
+                <w:rFonts w:ascii="標楷體" w:hAnsi="標楷體"/>
+                <w:sz w:val="22"/>
+              </w:rPr>
+              <w:t>課程維護」時對象應顯示課程名稱。</w:t>
             </w:r>
           </w:p>
         </w:tc>
@@ -7446,35 +7642,91 @@
                 <w:rFonts w:ascii="標楷體" w:hAnsi="標楷體"/>
                 <w:sz w:val="22"/>
               </w:rPr>
-              <w:t>按「匯出」，下載的</w:t>
-            </w:r>
-            <w:r>
-              <w:rPr>
-                <w:rFonts w:ascii="標楷體" w:hAnsi="標楷體"/>
-                <w:sz w:val="22"/>
-              </w:rPr>
-              <w:t xml:space="preserve"> CSV </w:t>
-            </w:r>
-            <w:r>
-              <w:rPr>
-                <w:rFonts w:ascii="標楷體" w:hAnsi="標楷體"/>
-                <w:sz w:val="22"/>
-              </w:rPr>
-              <w:t>以</w:t>
-            </w:r>
-            <w:r>
-              <w:rPr>
-                <w:rFonts w:ascii="標楷體" w:hAnsi="標楷體"/>
-                <w:sz w:val="22"/>
-              </w:rPr>
-              <w:t xml:space="preserve"> Excel </w:t>
-            </w:r>
-            <w:r>
-              <w:rPr>
-                <w:rFonts w:ascii="標楷體" w:hAnsi="標楷體"/>
-                <w:sz w:val="22"/>
-              </w:rPr>
-              <w:t>開啟中文正常，內容為目前查詢條件下的全部記錄，時間為台灣時間且精確到秒；設定一組查無資料的條件時，「匯出」應為灰色無法按，按「清除篩選」後恢復可按。</w:t>
+              <w:t>先於</w:t>
+            </w:r>
+            <w:r>
+              <w:rPr>
+                <w:rFonts w:ascii="標楷體" w:hAnsi="標楷體"/>
+                <w:sz w:val="22"/>
+              </w:rPr>
+              <w:t xml:space="preserve"> DP01 </w:t>
+            </w:r>
+            <w:r>
+              <w:rPr>
+                <w:rFonts w:ascii="標楷體" w:hAnsi="標楷體"/>
+                <w:sz w:val="22"/>
+              </w:rPr>
+              <w:t>使用者管理對一個可犧牲的啟用中帳號執行「停用」再「啟用」；回到本作業，「功能」選「</w:t>
+            </w:r>
+            <w:r>
+              <w:rPr>
+                <w:rFonts w:ascii="標楷體" w:hAnsi="標楷體"/>
+                <w:sz w:val="22"/>
+              </w:rPr>
+              <w:t>DP-</w:t>
+            </w:r>
+            <w:r>
+              <w:rPr>
+                <w:rFonts w:ascii="標楷體" w:hAnsi="標楷體"/>
+                <w:sz w:val="22"/>
+              </w:rPr>
+              <w:t>使用者管理」、「操作類別」選「修改」，應列出該帳號的停用與啟用兩筆記錄；開啟停用那一筆的明細，應顯示事件描述「停用帳號」，異動前值的</w:t>
+            </w:r>
+            <w:r>
+              <w:rPr>
+                <w:rFonts w:ascii="標楷體" w:hAnsi="標楷體"/>
+                <w:sz w:val="22"/>
+              </w:rPr>
+              <w:t xml:space="preserve"> status </w:t>
+            </w:r>
+            <w:r>
+              <w:rPr>
+                <w:rFonts w:ascii="標楷體" w:hAnsi="標楷體"/>
+                <w:sz w:val="22"/>
+              </w:rPr>
+              <w:t>為</w:t>
+            </w:r>
+            <w:r>
+              <w:rPr>
+                <w:rFonts w:ascii="標楷體" w:hAnsi="標楷體"/>
+                <w:sz w:val="22"/>
+              </w:rPr>
+              <w:t xml:space="preserve"> ACTIVE</w:t>
+            </w:r>
+            <w:r>
+              <w:rPr>
+                <w:rFonts w:ascii="標楷體" w:hAnsi="標楷體"/>
+                <w:sz w:val="22"/>
+              </w:rPr>
+              <w:t>、異動後值的</w:t>
+            </w:r>
+            <w:r>
+              <w:rPr>
+                <w:rFonts w:ascii="標楷體" w:hAnsi="標楷體"/>
+                <w:sz w:val="22"/>
+              </w:rPr>
+              <w:t xml:space="preserve"> status </w:t>
+            </w:r>
+            <w:r>
+              <w:rPr>
+                <w:rFonts w:ascii="標楷體" w:hAnsi="標楷體"/>
+                <w:sz w:val="22"/>
+              </w:rPr>
+              <w:t>為</w:t>
+            </w:r>
+            <w:r>
+              <w:rPr>
+                <w:rFonts w:ascii="標楷體" w:hAnsi="標楷體"/>
+                <w:sz w:val="22"/>
+              </w:rPr>
+              <w:t xml:space="preserve"> DISABLED</w:t>
+            </w:r>
+            <w:r>
+              <w:rPr>
+                <w:rFonts w:ascii="標楷體" w:hAnsi="標楷體"/>
+                <w:sz w:val="22"/>
+              </w:rPr>
+              <w:t>。</w:t>
             </w:r>
           </w:p>
         </w:tc>
@@ -7536,14 +7788,35 @@
                 <w:rFonts w:ascii="標楷體" w:hAnsi="標楷體"/>
                 <w:sz w:val="22"/>
               </w:rPr>
-              <w:t>完成匯出後，於「操作類別」選「匯出」，應查得到剛才那次匯出</w:t>
-            </w:r>
-            <w:r>
-              <w:rPr>
-                <w:rFonts w:ascii="標楷體" w:hAnsi="標楷體"/>
-                <w:sz w:val="22"/>
-              </w:rPr>
-              <w:t>的記錄，操作者為本人。</w:t>
+              <w:t>按「匯出」，下載的</w:t>
+            </w:r>
+            <w:r>
+              <w:rPr>
+                <w:rFonts w:ascii="標楷體" w:hAnsi="標楷體"/>
+                <w:sz w:val="22"/>
+              </w:rPr>
+              <w:t xml:space="preserve"> CSV </w:t>
+            </w:r>
+            <w:r>
+              <w:rPr>
+                <w:rFonts w:ascii="標楷體" w:hAnsi="標楷體"/>
+                <w:sz w:val="22"/>
+              </w:rPr>
+              <w:t>以</w:t>
+            </w:r>
+            <w:r>
+              <w:rPr>
+                <w:rFonts w:ascii="標楷體" w:hAnsi="標楷體"/>
+                <w:sz w:val="22"/>
+              </w:rPr>
+              <w:t xml:space="preserve"> Excel </w:t>
+            </w:r>
+            <w:r>
+              <w:rPr>
+                <w:rFonts w:ascii="標楷體" w:hAnsi="標楷體"/>
+                <w:sz w:val="22"/>
+              </w:rPr>
+              <w:t>開啟中文正常，內容為目前查詢條件下的全部記錄，時間為台灣時間且精確到秒；設定一組查無資料的條件時，「匯出」應為灰色無法按，按「清除篩選」後恢復可按。</w:t>
             </w:r>
           </w:p>
         </w:tc>
@@ -7589,6 +7862,68 @@
                 <w:sz w:val="22"/>
               </w:rPr>
               <w:t>6</w:t>
+            </w:r>
+          </w:p>
+        </w:tc>
+        <w:tc>
+          <w:tcPr>
+            <w:tcW w:w="6236" w:type="dxa"/>
+          </w:tcPr>
+          <w:p>
+            <w:pPr>
+              <w:spacing w:before="60" w:after="60"/>
+            </w:pPr>
+            <w:r>
+              <w:rPr>
+                <w:rFonts w:ascii="標楷體" w:hAnsi="標楷體"/>
+                <w:sz w:val="22"/>
+              </w:rPr>
+              <w:t>完成匯出後，於「操作類別」選「匯出」，應查得到剛才那次匯出的記錄，操作者為本人。</w:t>
+            </w:r>
+          </w:p>
+        </w:tc>
+        <w:tc>
+          <w:tcPr>
+            <w:tcW w:w="1247" w:type="dxa"/>
+          </w:tcPr>
+          <w:p>
+            <w:pPr>
+              <w:spacing w:before="60" w:after="60"/>
+              <w:jc w:val="center"/>
+            </w:pPr>
+          </w:p>
+        </w:tc>
+        <w:tc>
+          <w:tcPr>
+            <w:tcW w:w="1247" w:type="dxa"/>
+          </w:tcPr>
+          <w:p>
+            <w:pPr>
+              <w:spacing w:before="60" w:after="60"/>
+              <w:jc w:val="center"/>
+            </w:pPr>
+          </w:p>
+        </w:tc>
+      </w:tr>
+      <w:tr>
+        <w:trPr>
+          <w:jc w:val="center"/>
+        </w:trPr>
+        <w:tc>
+          <w:tcPr>
+            <w:tcW w:w="907" w:type="dxa"/>
+          </w:tcPr>
+          <w:p>
+            <w:pPr>
+              <w:spacing w:before="60" w:after="60"/>
+              <w:jc w:val="center"/>
+            </w:pPr>
+            <w:r>
+              <w:rPr>
+                <w:rFonts w:ascii="標楷體" w:hAnsi="標楷體"/>
+                <w:sz w:val="22"/>
+              </w:rPr>
+              <w:t>7</w:t>
             </w:r>
           </w:p>
         </w:tc>
@@ -7637,7 +7972,7 @@
       <w:pPr>
         <w:pStyle w:val="1"/>
       </w:pPr>
-      <w:bookmarkStart w:id="8" w:name="_Toc243485622"/>
+      <w:bookmarkStart w:id="8" w:name="_Toc243491407"/>
       <w:r>
         <w:lastRenderedPageBreak/>
         <w:t xml:space="preserve">DP06 </w:t>
@@ -8090,28 +8425,28 @@
                 <w:rFonts w:ascii="標楷體" w:hAnsi="標楷體"/>
                 <w:sz w:val="22"/>
               </w:rPr>
+              <w:t xml:space="preserve"> </w:t>
+            </w:r>
+            <w:r>
+              <w:rPr>
+                <w:rFonts w:ascii="標楷體" w:hAnsi="標楷體"/>
+                <w:sz w:val="22"/>
+              </w:rPr>
+              <w:t>08:00</w:t>
+            </w:r>
+            <w:r>
+              <w:rPr>
+                <w:rFonts w:ascii="標楷體" w:hAnsi="標楷體"/>
+                <w:sz w:val="22"/>
+              </w:rPr>
+              <w:t>」；該列的「下次執行」應為某日</w:t>
+            </w:r>
+            <w:r>
+              <w:rPr>
+                <w:rFonts w:ascii="標楷體" w:hAnsi="標楷體"/>
+                <w:sz w:val="22"/>
+              </w:rPr>
               <w:t xml:space="preserve"> 08:00</w:t>
-            </w:r>
-            <w:r>
-              <w:rPr>
-                <w:rFonts w:ascii="標楷體" w:hAnsi="標楷體"/>
-                <w:sz w:val="22"/>
-              </w:rPr>
-              <w:t>」；該列的「下次執行」應為某日</w:t>
-            </w:r>
-            <w:r>
-              <w:rPr>
-                <w:rFonts w:ascii="標楷體" w:hAnsi="標楷體"/>
-                <w:sz w:val="22"/>
-              </w:rPr>
-              <w:t xml:space="preserve"> </w:t>
-            </w:r>
-            <w:r>
-              <w:rPr>
-                <w:rFonts w:ascii="標楷體" w:hAnsi="標楷體"/>
-                <w:sz w:val="22"/>
-              </w:rPr>
-              <w:t>08:00</w:t>
             </w:r>
             <w:r>
               <w:rPr>
@@ -8194,7 +8529,7 @@
                 <w:rFonts w:ascii="標楷體" w:hAnsi="標楷體"/>
                 <w:sz w:val="22"/>
               </w:rPr>
-              <w:t>按某列的「執行歷程」圖示，應開啟視窗列出歷次執行的起訖時間與結果。</w:t>
+              <w:t>按一支已執行過的排程該列的「執行歷程」圖示，應開啟視窗列出歷次執行的起訖時間與結果。</w:t>
             </w:r>
           </w:p>
         </w:tc>
@@ -8256,7 +8591,21 @@
                 <w:rFonts w:ascii="標楷體" w:hAnsi="標楷體"/>
                 <w:sz w:val="22"/>
               </w:rPr>
-              <w:t>按「編輯」修改</w:t>
+              <w:t>選一支影響最小、且本帳號可調整的排程（以下稱受測排程），先記下其</w:t>
+            </w:r>
+            <w:r>
+              <w:rPr>
+                <w:rFonts w:ascii="標楷體" w:hAnsi="標楷體"/>
+                <w:sz w:val="22"/>
+              </w:rPr>
+              <w:t xml:space="preserve"> Cron </w:t>
+            </w:r>
+            <w:r>
+              <w:rPr>
+                <w:rFonts w:ascii="標楷體" w:hAnsi="標楷體"/>
+                <w:sz w:val="22"/>
+              </w:rPr>
+              <w:t>表達式與啟用狀態；按「編輯」修改</w:t>
             </w:r>
             <w:r>
               <w:rPr>
@@ -8332,7 +8681,7 @@
                 <w:rFonts w:ascii="標楷體" w:hAnsi="標楷體"/>
                 <w:sz w:val="22"/>
               </w:rPr>
-              <w:t>於</w:t>
+              <w:t>於受測排程的</w:t>
             </w:r>
             <w:r>
               <w:rPr>
@@ -8346,7 +8695,7 @@
                 <w:rFonts w:ascii="標楷體" w:hAnsi="標楷體"/>
                 <w:sz w:val="22"/>
               </w:rPr>
-              <w:t>的週幾欄填</w:t>
+              <w:t>週幾欄填</w:t>
             </w:r>
             <w:r>
               <w:rPr>
@@ -8436,7 +8785,7 @@
                 <w:rFonts w:ascii="標楷體" w:hAnsi="標楷體"/>
                 <w:sz w:val="22"/>
               </w:rPr>
-              <w:t>於</w:t>
+              <w:t>於受測排程的</w:t>
             </w:r>
             <w:r>
               <w:rPr>
@@ -8478,7 +8827,21 @@
                 <w:rFonts w:ascii="標楷體" w:hAnsi="標楷體"/>
                 <w:sz w:val="22"/>
               </w:rPr>
-              <w:t>表達式不合法。</w:t>
+              <w:t>表達式不合法。測畢將</w:t>
+            </w:r>
+            <w:r>
+              <w:rPr>
+                <w:rFonts w:ascii="標楷體" w:hAnsi="標楷體"/>
+                <w:sz w:val="22"/>
+              </w:rPr>
+              <w:t xml:space="preserve"> Cron </w:t>
+            </w:r>
+            <w:r>
+              <w:rPr>
+                <w:rFonts w:ascii="標楷體" w:hAnsi="標楷體"/>
+                <w:sz w:val="22"/>
+              </w:rPr>
+              <w:t>改回記下的原值。</w:t>
             </w:r>
           </w:p>
         </w:tc>
@@ -8540,7 +8903,7 @@
                 <w:rFonts w:ascii="標楷體" w:hAnsi="標楷體"/>
                 <w:sz w:val="22"/>
               </w:rPr>
-              <w:t>將某排程的「啟用」關閉並儲存，該列狀態應變為停用且「下次執行」欄顯示「</w:t>
+              <w:t>將受測排程的「啟用」關閉並儲存，該列狀態應變為停用且「下次執行」欄顯示「</w:t>
             </w:r>
             <w:r>
               <w:rPr>
@@ -8554,7 +8917,7 @@
                 <w:rFonts w:ascii="標楷體" w:hAnsi="標楷體"/>
                 <w:sz w:val="22"/>
               </w:rPr>
-              <w:t>」；重新啟用後恢復顯示。</w:t>
+              <w:t>」；重新啟用後恢復顯示，啟用狀態應與記下的原值相同。</w:t>
             </w:r>
           </w:p>
         </w:tc>
@@ -8616,21 +8979,28 @@
                 <w:rFonts w:ascii="標楷體" w:hAnsi="標楷體"/>
                 <w:sz w:val="22"/>
               </w:rPr>
-              <w:t>編輯卡片的「</w:t>
-            </w:r>
-            <w:r>
-              <w:rPr>
-                <w:rFonts w:ascii="標楷體" w:hAnsi="標楷體"/>
-                <w:sz w:val="22"/>
-              </w:rPr>
-              <w:t>Job ID</w:t>
-            </w:r>
-            <w:r>
-              <w:rPr>
-                <w:rFonts w:ascii="標楷體" w:hAnsi="標楷體"/>
-                <w:sz w:val="22"/>
-              </w:rPr>
-              <w:t>」欄應為灰色不可輸入；修改「說明」並儲存，清單該列的說明欄應更新，「執行時點」欄不受影響（兩者各自獨立）。</w:t>
+              <w:t>受測排程編輯卡片的「</w:t>
+            </w:r>
+            <w:r>
+              <w:rPr>
+                <w:rFonts w:ascii="標楷體" w:hAnsi="標楷體"/>
+                <w:sz w:val="22"/>
+              </w:rPr>
+              <w:t xml:space="preserve">Job </w:t>
+            </w:r>
+            <w:r>
+              <w:rPr>
+                <w:rFonts w:ascii="標楷體" w:hAnsi="標楷體"/>
+                <w:sz w:val="22"/>
+              </w:rPr>
+              <w:t>ID</w:t>
+            </w:r>
+            <w:r>
+              <w:rPr>
+                <w:rFonts w:ascii="標楷體" w:hAnsi="標楷體"/>
+                <w:sz w:val="22"/>
+              </w:rPr>
+              <w:t>」欄應為灰色不可輸入；修改「說明」並儲存，清單該列的說明欄應更新，「執行時點」欄不受影響（兩者各自獨立）。測畢將說明改回原文。</w:t>
             </w:r>
           </w:p>
         </w:tc>
@@ -8662,7 +9032,7 @@
       <w:pPr>
         <w:pStyle w:val="1"/>
       </w:pPr>
-      <w:bookmarkStart w:id="9" w:name="_Toc243485623"/>
+      <w:bookmarkStart w:id="9" w:name="_Toc243491408"/>
       <w:r>
         <w:lastRenderedPageBreak/>
         <w:t xml:space="preserve">DP07 </w:t>
@@ -9073,14 +9443,7 @@
                 <w:rFonts w:ascii="標楷體" w:hAnsi="標楷體"/>
                 <w:sz w:val="22"/>
               </w:rPr>
-              <w:t xml:space="preserve"> Email</w:t>
-            </w:r>
-            <w:r>
-              <w:rPr>
-                <w:rFonts w:ascii="標楷體" w:hAnsi="標楷體"/>
-                <w:sz w:val="22"/>
-              </w:rPr>
-              <w:t xml:space="preserve"> </w:t>
+              <w:t xml:space="preserve"> Email </w:t>
             </w:r>
             <w:r>
               <w:rPr>
@@ -9101,7 +9464,7 @@
                 <w:rFonts w:ascii="標楷體" w:hAnsi="標楷體"/>
                 <w:sz w:val="22"/>
               </w:rPr>
-              <w:t>登入後主頁；未登入狀態下直接開啟某作業頁的網址，出現登入畫面，登入後應直接進入該作業頁，而非主頁。</w:t>
+              <w:t>登入後主頁；登出後直接開啟某作業頁的網址，應出現登入畫面，登入後直接進入該作業頁，而非主頁。</w:t>
             </w:r>
           </w:p>
         </w:tc>
@@ -9163,7 +9526,7 @@
                 <w:rFonts w:ascii="標楷體" w:hAnsi="標楷體"/>
                 <w:sz w:val="22"/>
               </w:rPr>
-              <w:t>以未註冊之</w:t>
+              <w:t>以系統中從未使用過的</w:t>
             </w:r>
             <w:r>
               <w:rPr>
@@ -9239,7 +9602,7 @@
                 <w:rFonts w:ascii="標楷體" w:hAnsi="標楷體"/>
                 <w:sz w:val="22"/>
               </w:rPr>
-              <w:t>以存在之帳號輸入錯誤密碼並按「登入」，應顯示「密碼錯誤」；同一帳號連續輸錯密碼</w:t>
+              <w:t>選一個可犧牲的啟用中帳號（以下稱受測帳號），輸入錯誤密碼並按「登入」，應顯示「密碼錯誤」；連續輸錯密碼</w:t>
             </w:r>
             <w:r>
               <w:rPr>
@@ -9253,7 +9616,21 @@
                 <w:rFonts w:ascii="標楷體" w:hAnsi="標楷體"/>
                 <w:sz w:val="22"/>
               </w:rPr>
-              <w:t>次後改以正確密碼登入，應顯示「帳號已鎖定，請洽管理者或稍後再試」且無法登入。</w:t>
+              <w:t>次後改以正確密碼登入，應顯示「帳號已鎖定，請洽管理者或稍後再試」且無法登入。測畢由管理者於</w:t>
+            </w:r>
+            <w:r>
+              <w:rPr>
+                <w:rFonts w:ascii="標楷體" w:hAnsi="標楷體"/>
+                <w:sz w:val="22"/>
+              </w:rPr>
+              <w:t xml:space="preserve"> DP01 </w:t>
+            </w:r>
+            <w:r>
+              <w:rPr>
+                <w:rFonts w:ascii="標楷體" w:hAnsi="標楷體"/>
+                <w:sz w:val="22"/>
+              </w:rPr>
+              <w:t>使用者管理對受測帳號按「解鎖」。</w:t>
             </w:r>
           </w:p>
         </w:tc>
@@ -9315,7 +9692,42 @@
                 <w:rFonts w:ascii="標楷體" w:hAnsi="標楷體"/>
                 <w:sz w:val="22"/>
               </w:rPr>
-              <w:t>以已停用之帳號輸入正確密碼登入，應顯示「帳號已停用，請洽管理者」且無法登入。</w:t>
+              <w:t>由管理者於</w:t>
+            </w:r>
+            <w:r>
+              <w:rPr>
+                <w:rFonts w:ascii="標楷體" w:hAnsi="標楷體"/>
+                <w:sz w:val="22"/>
+              </w:rPr>
+              <w:t xml:space="preserve"> </w:t>
+            </w:r>
+            <w:r>
+              <w:rPr>
+                <w:rFonts w:ascii="標楷體" w:hAnsi="標楷體"/>
+                <w:sz w:val="22"/>
+              </w:rPr>
+              <w:t xml:space="preserve">DP01 </w:t>
+            </w:r>
+            <w:r>
+              <w:rPr>
+                <w:rFonts w:ascii="標楷體" w:hAnsi="標楷體"/>
+                <w:sz w:val="22"/>
+              </w:rPr>
+              <w:t>將受測帳號停用後，以受測帳號輸入正確密碼登入，應顯示「帳號已停用，請洽管理者」且無法登入。測畢由管理者於</w:t>
+            </w:r>
+            <w:r>
+              <w:rPr>
+                <w:rFonts w:ascii="標楷體" w:hAnsi="標楷體"/>
+                <w:sz w:val="22"/>
+              </w:rPr>
+              <w:t xml:space="preserve"> DP01 </w:t>
+            </w:r>
+            <w:r>
+              <w:rPr>
+                <w:rFonts w:ascii="標楷體" w:hAnsi="標楷體"/>
+                <w:sz w:val="22"/>
+              </w:rPr>
+              <w:t>將其重新啟用。</w:t>
             </w:r>
           </w:p>
         </w:tc>
@@ -9377,7 +9789,98 @@
                 <w:rFonts w:ascii="標楷體" w:hAnsi="標楷體"/>
                 <w:sz w:val="22"/>
               </w:rPr>
-              <w:t>以密碼已到期之帳號登入，應先出現「變更密碼」畫面並提示密碼已逾效期，未完成變更前無法進入任何作業；按「返回登入」應回到登入畫面，再次登入時仍出現「變更密碼」畫面；於該畫面輸入最近使用過的密碼作為新密碼，應被擋下並提示「不可與最近使用過之密碼相同」；輸入舊密碼與合規之新密碼並按「變更密碼」，應直接進入主頁，之後以新密碼可登入、舊密碼不可。</w:t>
+              <w:t>以管理者於</w:t>
+            </w:r>
+            <w:r>
+              <w:rPr>
+                <w:rFonts w:ascii="標楷體" w:hAnsi="標楷體"/>
+                <w:sz w:val="22"/>
+              </w:rPr>
+              <w:t xml:space="preserve"> DP03 </w:t>
+            </w:r>
+            <w:r>
+              <w:rPr>
+                <w:rFonts w:ascii="標楷體" w:hAnsi="標楷體"/>
+                <w:sz w:val="22"/>
+              </w:rPr>
+              <w:t>系統參數與清單維護先記下「密碼到期提醒天數」與「密碼最長效期（天）」的原值，再將提醒天數暫調為</w:t>
+            </w:r>
+            <w:r>
+              <w:rPr>
+                <w:rFonts w:ascii="標楷體" w:hAnsi="標楷體"/>
+                <w:sz w:val="22"/>
+              </w:rPr>
+              <w:t xml:space="preserve"> 1</w:t>
+            </w:r>
+            <w:r>
+              <w:rPr>
+                <w:rFonts w:ascii="標楷體" w:hAnsi="標楷體"/>
+                <w:sz w:val="22"/>
+              </w:rPr>
+              <w:t>、最長效期暫調為</w:t>
+            </w:r>
+            <w:r>
+              <w:rPr>
+                <w:rFonts w:ascii="標楷體" w:hAnsi="標楷體"/>
+                <w:sz w:val="22"/>
+              </w:rPr>
+              <w:t xml:space="preserve"> 2</w:t>
+            </w:r>
+            <w:r>
+              <w:rPr>
+                <w:rFonts w:ascii="標楷體" w:hAnsi="標楷體"/>
+                <w:sz w:val="22"/>
+              </w:rPr>
+              <w:t>（提醒天數須小於效期），調整後即時生效；以一個密碼已設定超過</w:t>
+            </w:r>
+            <w:r>
+              <w:rPr>
+                <w:rFonts w:ascii="標楷體" w:hAnsi="標楷體"/>
+                <w:sz w:val="22"/>
+              </w:rPr>
+              <w:t xml:space="preserve"> 2 </w:t>
+            </w:r>
+            <w:r>
+              <w:rPr>
+                <w:rFonts w:ascii="標楷體" w:hAnsi="標楷體"/>
+                <w:sz w:val="22"/>
+              </w:rPr>
+              <w:t>天的帳號登入，應先出現「變更密碼」畫面並提示密碼已逾效期，未完成變更前無法進入任何作業；按「返回登入」應回到登入畫面，再次登入時仍出現「變更密碼」畫面；於</w:t>
+            </w:r>
+            <w:r>
+              <w:rPr>
+                <w:rFonts w:ascii="標楷體" w:hAnsi="標楷體"/>
+                <w:sz w:val="22"/>
+              </w:rPr>
+              <w:t>該畫面輸入最近使用過的密碼作為新密碼，應被擋下並提示「不可與最近使用過之密碼相同」；輸入舊密碼與合規之新密碼並按「變更密碼」，應直接進入主頁，之後以新密碼可登入、舊密碼不可。測畢務必將兩個參數改回原值（效期預設</w:t>
+            </w:r>
+            <w:r>
+              <w:rPr>
+                <w:rFonts w:ascii="標楷體" w:hAnsi="標楷體"/>
+                <w:sz w:val="22"/>
+              </w:rPr>
+              <w:t xml:space="preserve"> 90</w:t>
+            </w:r>
+            <w:r>
+              <w:rPr>
+                <w:rFonts w:ascii="標楷體" w:hAnsi="標楷體"/>
+                <w:sz w:val="22"/>
+              </w:rPr>
+              <w:t>、提醒天數預設</w:t>
+            </w:r>
+            <w:r>
+              <w:rPr>
+                <w:rFonts w:ascii="標楷體" w:hAnsi="標楷體"/>
+                <w:sz w:val="22"/>
+              </w:rPr>
+              <w:t xml:space="preserve"> 7</w:t>
+            </w:r>
+            <w:r>
+              <w:rPr>
+                <w:rFonts w:ascii="標楷體" w:hAnsi="標楷體"/>
+                <w:sz w:val="22"/>
+              </w:rPr>
+              <w:t>），否則所有帳號登入時都會被要求變更密碼；調整期間請在無其他人測試的時段進行。</w:t>
             </w:r>
           </w:p>
         </w:tc>
@@ -9453,7 +9956,15 @@
                 <w:rFonts w:ascii="標楷體" w:hAnsi="標楷體"/>
                 <w:sz w:val="22"/>
               </w:rPr>
-              <w:t>分鐘以上不點擊、不輸入任何內容，應自動回到登入畫面並顯示「閒置逾時已自動登出，請重新登入」；重新登入後停在原本的頁面。請勿提早判定：實際門檻為停止操作後</w:t>
+              <w:t>分鐘以上不點擊、不輸入任何內容，應自動回到登入畫面並顯示「閒置逾時已自動登出，請重新登入」；重</w:t>
+            </w:r>
+            <w:r>
+              <w:rPr>
+                <w:rFonts w:ascii="標楷體" w:hAnsi="標楷體"/>
+                <w:sz w:val="22"/>
+              </w:rPr>
+              <w:lastRenderedPageBreak/>
+              <w:t>新登入後停在原本的頁面。請勿提早判定：實際門檻為停止操作後</w:t>
             </w:r>
             <w:r>
               <w:rPr>
@@ -9481,7 +9992,14 @@
                 <w:rFonts w:ascii="標楷體" w:hAnsi="標楷體"/>
                 <w:sz w:val="22"/>
               </w:rPr>
-              <w:t>分鐘，在第</w:t>
+              <w:t>分鐘</w:t>
+            </w:r>
+            <w:r>
+              <w:rPr>
+                <w:rFonts w:ascii="標楷體" w:hAnsi="標楷體"/>
+                <w:sz w:val="22"/>
+              </w:rPr>
+              <w:t>，在第</w:t>
             </w:r>
             <w:r>
               <w:rPr>
@@ -9589,7 +10107,7 @@
       <w:pPr>
         <w:pStyle w:val="1"/>
       </w:pPr>
-      <w:bookmarkStart w:id="10" w:name="_Toc243485624"/>
+      <w:bookmarkStart w:id="10" w:name="_Toc243491409"/>
       <w:r>
         <w:lastRenderedPageBreak/>
         <w:t xml:space="preserve">DP08 </w:t>
@@ -9993,7 +10511,7 @@
                 <w:rFonts w:ascii="標楷體" w:hAnsi="標楷體"/>
                 <w:sz w:val="22"/>
               </w:rPr>
-              <w:t>於「註冊」頁籤輸入</w:t>
+              <w:t>於「註冊」頁籤輸入一個從未在系統中註冊或被邀請過、且收得到信的</w:t>
             </w:r>
             <w:r>
               <w:rPr>
@@ -10007,7 +10525,28 @@
                 <w:rFonts w:ascii="標楷體" w:hAnsi="標楷體"/>
                 <w:sz w:val="22"/>
               </w:rPr>
-              <w:t>甲與姓名並按「建立帳號」，應顯示驗證信已寄至該</w:t>
+              <w:t>與姓名（以下稱受測</w:t>
+            </w:r>
+            <w:r>
+              <w:rPr>
+                <w:rFonts w:ascii="標楷體" w:hAnsi="標楷體"/>
+                <w:sz w:val="22"/>
+              </w:rPr>
+              <w:t xml:space="preserve"> </w:t>
+            </w:r>
+            <w:r>
+              <w:rPr>
+                <w:rFonts w:ascii="標楷體" w:hAnsi="標楷體"/>
+                <w:sz w:val="22"/>
+              </w:rPr>
+              <w:t>Email</w:t>
+            </w:r>
+            <w:r>
+              <w:rPr>
+                <w:rFonts w:ascii="標楷體" w:hAnsi="標楷體"/>
+                <w:sz w:val="22"/>
+              </w:rPr>
+              <w:t>）並按「建立帳號」，應顯示驗證信已寄至該</w:t>
             </w:r>
             <w:r>
               <w:rPr>
@@ -10021,7 +10560,7 @@
                 <w:rFonts w:ascii="標楷體" w:hAnsi="標楷體"/>
                 <w:sz w:val="22"/>
               </w:rPr>
-              <w:t>，且該信箱收到驗證信；尚未設定密碼前以</w:t>
+              <w:t>，且該信箱收到驗證信；尚未設定密碼前以受測</w:t>
             </w:r>
             <w:r>
               <w:rPr>
@@ -10035,7 +10574,7 @@
                 <w:rFonts w:ascii="標楷體" w:hAnsi="標楷體"/>
                 <w:sz w:val="22"/>
               </w:rPr>
-              <w:t>甲登入，應顯示「帳號或密碼錯誤」而無法登入；點驗證信中的連結、輸入合規之密碼並按「設定密碼並啟用」，應顯示「帳號已啟用，請以新密碼登入」且可以該密碼登入；登入後左側選單應只有「教育訓練」的我的課程與核可查詢（僅具學員角色）。</w:t>
+              <w:t>登入，應顯示「帳號或密碼錯誤」而無法登入；點驗證信中的連結、輸入合規之密碼並按「設定密碼並啟用」，應顯示「帳號已啟用，請以新密碼登入」且可以該密碼登入；登入後左側選單應只有「教育訓練」的我的課程與核可查詢（僅具學員角色）。</w:t>
             </w:r>
           </w:p>
         </w:tc>
@@ -10097,7 +10636,7 @@
                 <w:rFonts w:ascii="標楷體" w:hAnsi="標楷體"/>
                 <w:sz w:val="22"/>
               </w:rPr>
-              <w:t>以已註冊之</w:t>
+              <w:t>以一個已完成註冊的帳號</w:t>
             </w:r>
             <w:r>
               <w:rPr>
@@ -10187,14 +10726,21 @@
                 <w:rFonts w:ascii="標楷體" w:hAnsi="標楷體"/>
                 <w:sz w:val="22"/>
               </w:rPr>
-              <w:t>以管理者已邀請、尚未啟用之</w:t>
-            </w:r>
-            <w:r>
-              <w:rPr>
-                <w:rFonts w:ascii="標楷體" w:hAnsi="標楷體"/>
-                <w:sz w:val="22"/>
-              </w:rPr>
-              <w:t xml:space="preserve"> Email </w:t>
+              <w:t>以一個管理者已邀請、尚未啟用的</w:t>
+            </w:r>
+            <w:r>
+              <w:rPr>
+                <w:rFonts w:ascii="標楷體" w:hAnsi="標楷體"/>
+                <w:sz w:val="22"/>
+              </w:rPr>
+              <w:t xml:space="preserve"> </w:t>
+            </w:r>
+            <w:r>
+              <w:rPr>
+                <w:rFonts w:ascii="標楷體" w:hAnsi="標楷體"/>
+                <w:sz w:val="22"/>
+              </w:rPr>
+              <w:t xml:space="preserve">Email </w:t>
             </w:r>
             <w:r>
               <w:rPr>
@@ -10291,21 +10837,35 @@
                 <w:rFonts w:ascii="標楷體" w:hAnsi="標楷體"/>
                 <w:sz w:val="22"/>
               </w:rPr>
-              <w:t>送出註冊後</w:t>
-            </w:r>
-            <w:r>
-              <w:rPr>
-                <w:rFonts w:ascii="標楷體" w:hAnsi="標楷體"/>
-                <w:sz w:val="22"/>
-              </w:rPr>
-              <w:t xml:space="preserve"> 10 </w:t>
-            </w:r>
-            <w:r>
-              <w:rPr>
-                <w:rFonts w:ascii="標楷體" w:hAnsi="標楷體"/>
-                <w:sz w:val="22"/>
-              </w:rPr>
-              <w:t>分鐘內，「重寄驗證信」按鈕應顯示倒數且無法按；倒數結束後按下，應顯示已重新寄出驗證信並收到新信；改點前一封信的連結並送出密碼，應被擋下提示連結無效，以最新一封的連結則可完成啟用。</w:t>
+              <w:t>以另一個從未註冊過、收得到信的</w:t>
+            </w:r>
+            <w:r>
+              <w:rPr>
+                <w:rFonts w:ascii="標楷體" w:hAnsi="標楷體"/>
+                <w:sz w:val="22"/>
+              </w:rPr>
+              <w:t xml:space="preserve"> Email </w:t>
+            </w:r>
+            <w:r>
+              <w:rPr>
+                <w:rFonts w:ascii="標楷體" w:hAnsi="標楷體"/>
+                <w:sz w:val="22"/>
+              </w:rPr>
+              <w:t>送出註冊，</w:t>
+            </w:r>
+            <w:r>
+              <w:rPr>
+                <w:rFonts w:ascii="標楷體" w:hAnsi="標楷體"/>
+                <w:sz w:val="22"/>
+              </w:rPr>
+              <w:t xml:space="preserve">10 </w:t>
+            </w:r>
+            <w:r>
+              <w:rPr>
+                <w:rFonts w:ascii="標楷體" w:hAnsi="標楷體"/>
+                <w:sz w:val="22"/>
+              </w:rPr>
+              <w:t>分鐘內「重寄驗證信」按鈕應顯示倒數且無法按；倒數結束後按下，應顯示已重新寄出驗證信並收到新信；改點前一封信的連結並送出密碼，應被擋下提示連結無效，以最新一封的連結則可完成啟用。</w:t>
             </w:r>
           </w:p>
         </w:tc>
@@ -10367,7 +10927,7 @@
                 <w:rFonts w:ascii="標楷體" w:hAnsi="標楷體"/>
                 <w:sz w:val="22"/>
               </w:rPr>
-              <w:t>以</w:t>
+              <w:t>以上項同一個</w:t>
             </w:r>
             <w:r>
               <w:rPr>
@@ -10381,7 +10941,7 @@
                 <w:rFonts w:ascii="標楷體" w:hAnsi="標楷體"/>
                 <w:sz w:val="22"/>
               </w:rPr>
-              <w:t>乙註冊，超過</w:t>
+              <w:t>的首封驗證信為準，自寄出起超過</w:t>
             </w:r>
             <w:r>
               <w:rPr>
@@ -10395,7 +10955,14 @@
                 <w:rFonts w:ascii="標楷體" w:hAnsi="標楷體"/>
                 <w:sz w:val="22"/>
               </w:rPr>
-              <w:t>分鐘後才點驗證連結並送出密碼，應提示「驗證連結已失效，請重新申請」，且帳號未建立。</w:t>
+              <w:t>分鐘後才點該連結並送出密碼，應提示「驗證連結已失效，請重新申</w:t>
+            </w:r>
+            <w:r>
+              <w:rPr>
+                <w:rFonts w:ascii="標楷體" w:hAnsi="標楷體"/>
+                <w:sz w:val="22"/>
+              </w:rPr>
+              <w:t>請」，且帳號未建立。</w:t>
             </w:r>
           </w:p>
         </w:tc>
@@ -10427,7 +10994,7 @@
       <w:pPr>
         <w:pStyle w:val="1"/>
       </w:pPr>
-      <w:bookmarkStart w:id="11" w:name="_Toc243485625"/>
+      <w:bookmarkStart w:id="11" w:name="_Toc243491410"/>
       <w:r>
         <w:lastRenderedPageBreak/>
         <w:t xml:space="preserve">DP09 </w:t>
@@ -10831,7 +11398,21 @@
                 <w:rFonts w:ascii="標楷體" w:hAnsi="標楷體"/>
                 <w:sz w:val="22"/>
               </w:rPr>
-              <w:t>於登入畫面點「忘記密碼？」，輸入已註冊之</w:t>
+              <w:t>於登入畫面點「忘記密碼？」，輸入一個已完成註冊、收得到信的帳號</w:t>
+            </w:r>
+            <w:r>
+              <w:rPr>
+                <w:rFonts w:ascii="標楷體" w:hAnsi="標楷體"/>
+                <w:sz w:val="22"/>
+              </w:rPr>
+              <w:t xml:space="preserve"> Email</w:t>
+            </w:r>
+            <w:r>
+              <w:rPr>
+                <w:rFonts w:ascii="標楷體" w:hAnsi="標楷體"/>
+                <w:sz w:val="22"/>
+              </w:rPr>
+              <w:t>（以下稱受測帳號）並按「送出」，應顯示「若該</w:t>
             </w:r>
             <w:r>
               <w:rPr>
@@ -10845,20 +11426,6 @@
                 <w:rFonts w:ascii="標楷體" w:hAnsi="標楷體"/>
                 <w:sz w:val="22"/>
               </w:rPr>
-              <w:t>並按「送出」，應顯示「若該</w:t>
-            </w:r>
-            <w:r>
-              <w:rPr>
-                <w:rFonts w:ascii="標楷體" w:hAnsi="標楷體"/>
-                <w:sz w:val="22"/>
-              </w:rPr>
-              <w:t xml:space="preserve"> Email </w:t>
-            </w:r>
-            <w:r>
-              <w:rPr>
-                <w:rFonts w:ascii="標楷體" w:hAnsi="標楷體"/>
-                <w:sz w:val="22"/>
-              </w:rPr>
               <w:t>已註冊，密碼重設信將寄至信箱</w:t>
             </w:r>
             <w:r>
@@ -10873,7 +11440,7 @@
                 <w:rFonts w:ascii="標楷體" w:hAnsi="標楷體"/>
                 <w:sz w:val="22"/>
               </w:rPr>
-              <w:t>」，且信箱收到重設信；改輸入未註冊之</w:t>
+              <w:t>」，且信箱收到重設信；改輸入一個從未註冊的</w:t>
             </w:r>
             <w:r>
               <w:rPr>
@@ -10949,7 +11516,7 @@
                 <w:rFonts w:ascii="標楷體" w:hAnsi="標楷體"/>
                 <w:sz w:val="22"/>
               </w:rPr>
-              <w:t>點重設信中的連結，輸入合規之新密碼並按「重設密碼」，應顯示「密碼已更新，請以新密碼登入」；新密碼可登入、舊密碼不可。</w:t>
+              <w:t>點受測帳號重設信中的連結，輸入合規之新密碼並按「重設密碼」，應顯示「密碼已更新，請以新密碼登入」；新密碼可登入、舊密碼不可。</w:t>
             </w:r>
           </w:p>
         </w:tc>
@@ -11011,7 +11578,7 @@
                 <w:rFonts w:ascii="標楷體" w:hAnsi="標楷體"/>
                 <w:sz w:val="22"/>
               </w:rPr>
-              <w:t>以管理者帳號申請重設並開啟重設信連結，欄位下方應顯示「至少</w:t>
+              <w:t>以一個具管理者角色、收得到信的帳號申請重設並開啟重設信連結，欄位下方應顯示「至少</w:t>
             </w:r>
             <w:r>
               <w:rPr>
@@ -11157,7 +11724,7 @@
                 <w:rFonts w:ascii="標楷體" w:hAnsi="標楷體"/>
                 <w:sz w:val="22"/>
               </w:rPr>
-              <w:t>於重設密碼畫面輸入最近使用過的密碼，應被擋下並提示「不可與最近使用過之密碼相同」。</w:t>
+              <w:t>以受測帳號再次申請重設並開啟連結，輸入最近使用過的密碼，應被擋下並提示「不可與最近使用過之密碼相同」。</w:t>
             </w:r>
           </w:p>
         </w:tc>
@@ -11219,7 +11786,7 @@
                 <w:rFonts w:ascii="標楷體" w:hAnsi="標楷體"/>
                 <w:sz w:val="22"/>
               </w:rPr>
-              <w:t>已用來完成重設的連結再次開啟，應直接提示「連結已失效，請重新申請」，且畫面不出現密碼輸入欄位；連續申請兩次重設時，開啟第一封信的連結亦應如此，開啟第二封則可正常設定新密碼並完成重設。</w:t>
+              <w:t>已用來完成重設的連結再次開啟，應直接提示「連結已失效，請重新申請」，且畫面不出現密碼輸入欄位；以受測帳號連續申請兩次重設時，開啟第一封信的連結亦應如此，開啟第二封則可正常設定新密碼並完成重設。</w:t>
             </w:r>
           </w:p>
         </w:tc>
@@ -11281,7 +11848,35 @@
                 <w:rFonts w:ascii="標楷體" w:hAnsi="標楷體"/>
                 <w:sz w:val="22"/>
               </w:rPr>
-              <w:t>對鎖定中之帳號完成重設密碼後，以新密碼登入，仍應顯示「帳號已鎖定，請洽管理者或稍後再試」。</w:t>
+              <w:t>以受測帳號連續輸錯密碼</w:t>
+            </w:r>
+            <w:r>
+              <w:rPr>
+                <w:rFonts w:ascii="標楷體" w:hAnsi="標楷體"/>
+                <w:sz w:val="22"/>
+              </w:rPr>
+              <w:t xml:space="preserve"> 5 </w:t>
+            </w:r>
+            <w:r>
+              <w:rPr>
+                <w:rFonts w:ascii="標楷體" w:hAnsi="標楷體"/>
+                <w:sz w:val="22"/>
+              </w:rPr>
+              <w:t>次至鎖定後，完成重設密碼並以新密碼登入，仍應顯示「帳號已鎖定，請洽管理者或稍後再試」。測畢由管理者於</w:t>
+            </w:r>
+            <w:r>
+              <w:rPr>
+                <w:rFonts w:ascii="標楷體" w:hAnsi="標楷體"/>
+                <w:sz w:val="22"/>
+              </w:rPr>
+              <w:t xml:space="preserve"> DP01 </w:t>
+            </w:r>
+            <w:r>
+              <w:rPr>
+                <w:rFonts w:ascii="標楷體" w:hAnsi="標楷體"/>
+                <w:sz w:val="22"/>
+              </w:rPr>
+              <w:t>使用者管理對其按「解鎖」。</w:t>
             </w:r>
           </w:p>
         </w:tc>
@@ -11313,7 +11908,7 @@
       <w:pPr>
         <w:pStyle w:val="1"/>
       </w:pPr>
-      <w:bookmarkStart w:id="12" w:name="_Toc243485626"/>
+      <w:bookmarkStart w:id="12" w:name="_Toc243491411"/>
       <w:r>
         <w:lastRenderedPageBreak/>
         <w:t xml:space="preserve">DP10 </w:t>
@@ -11793,7 +12388,7 @@
                 <w:rFonts w:ascii="標楷體" w:hAnsi="標楷體"/>
                 <w:sz w:val="22"/>
               </w:rPr>
-              <w:t>」輸入未使用之</w:t>
+              <w:t>」輸入一個未被任何帳號使用、收得到信的</w:t>
             </w:r>
             <w:r>
               <w:rPr>
@@ -11814,7 +12409,14 @@
                 <w:rFonts w:ascii="標楷體" w:hAnsi="標楷體"/>
                 <w:sz w:val="22"/>
               </w:rPr>
-              <w:t xml:space="preserve"> Email</w:t>
+              <w:t xml:space="preserve"> </w:t>
+            </w:r>
+            <w:r>
+              <w:rPr>
+                <w:rFonts w:ascii="標楷體" w:hAnsi="標楷體"/>
+                <w:sz w:val="22"/>
+              </w:rPr>
+              <w:t>Email</w:t>
             </w:r>
             <w:r>
               <w:rPr>
@@ -11891,14 +12493,7 @@
                 <w:rFonts w:ascii="標楷體" w:hAnsi="標楷體"/>
                 <w:sz w:val="22"/>
               </w:rPr>
-              <w:t>可登入、</w:t>
-            </w:r>
-            <w:r>
-              <w:rPr>
-                <w:rFonts w:ascii="標楷體" w:hAnsi="標楷體"/>
-                <w:sz w:val="22"/>
-              </w:rPr>
-              <w:t>原</w:t>
+              <w:t>可登入、原</w:t>
             </w:r>
             <w:r>
               <w:rPr>
@@ -11974,7 +12569,7 @@
                 <w:rFonts w:ascii="標楷體" w:hAnsi="標楷體"/>
                 <w:sz w:val="22"/>
               </w:rPr>
-              <w:t>輸入其他帳號已使用的</w:t>
+              <w:t>輸入其他帳號正在使用的</w:t>
             </w:r>
             <w:r>
               <w:rPr>
@@ -12064,7 +12659,35 @@
                 <w:rFonts w:ascii="標楷體" w:hAnsi="標楷體"/>
                 <w:sz w:val="22"/>
               </w:rPr>
-              <w:t>寄出驗證信後</w:t>
+              <w:t>以另一個未被使用的</w:t>
+            </w:r>
+            <w:r>
+              <w:rPr>
+                <w:rFonts w:ascii="標楷體" w:hAnsi="標楷體"/>
+                <w:sz w:val="22"/>
+              </w:rPr>
+              <w:t xml:space="preserve"> Email </w:t>
+            </w:r>
+            <w:r>
+              <w:rPr>
+                <w:rFonts w:ascii="標楷體" w:hAnsi="標楷體"/>
+                <w:sz w:val="22"/>
+              </w:rPr>
+              <w:t>送出變更申請，</w:t>
+            </w:r>
+            <w:r>
+              <w:rPr>
+                <w:rFonts w:ascii="標楷體" w:hAnsi="標楷體"/>
+                <w:sz w:val="22"/>
+              </w:rPr>
+              <w:t xml:space="preserve">10 </w:t>
+            </w:r>
+            <w:r>
+              <w:rPr>
+                <w:rFonts w:ascii="標楷體" w:hAnsi="標楷體"/>
+                <w:sz w:val="22"/>
+              </w:rPr>
+              <w:t>分鐘內「寄驗證信」按鈕應顯示剩餘時間且無法按；等候</w:t>
             </w:r>
             <w:r>
               <w:rPr>
@@ -12078,35 +12701,7 @@
                 <w:rFonts w:ascii="標楷體" w:hAnsi="標楷體"/>
                 <w:sz w:val="22"/>
               </w:rPr>
-              <w:t>分鐘內，「寄驗證信」按鈕應顯示剩餘時間且無法按；間隔</w:t>
-            </w:r>
-            <w:r>
-              <w:rPr>
-                <w:rFonts w:ascii="標楷體" w:hAnsi="標楷體"/>
-                <w:sz w:val="22"/>
-              </w:rPr>
-              <w:t xml:space="preserve"> 10 </w:t>
-            </w:r>
-            <w:r>
-              <w:rPr>
-                <w:rFonts w:ascii="標楷體" w:hAnsi="標楷體"/>
-                <w:sz w:val="22"/>
-              </w:rPr>
-              <w:t>分鐘先後申請兩次</w:t>
-            </w:r>
-            <w:r>
-              <w:rPr>
-                <w:rFonts w:ascii="標楷體" w:hAnsi="標楷體"/>
-                <w:sz w:val="22"/>
-              </w:rPr>
-              <w:t xml:space="preserve"> Email </w:t>
-            </w:r>
-            <w:r>
-              <w:rPr>
-                <w:rFonts w:ascii="標楷體" w:hAnsi="標楷體"/>
-                <w:sz w:val="22"/>
-              </w:rPr>
-              <w:t>變更，點第一封信的連結應提示「連結已失效，</w:t>
+              <w:t>分鐘後再申請一次，點第一封信的連結應提示「連結已失效，</w:t>
             </w:r>
             <w:r>
               <w:rPr>
@@ -12258,7 +12853,7 @@
                 <w:rFonts w:ascii="標楷體" w:hAnsi="標楷體"/>
                 <w:sz w:val="22"/>
               </w:rPr>
-              <w:t>以管理者帳號開啟變更密碼視窗，欄位下方應顯示「至少</w:t>
+              <w:t>以具管理者角色的帳號開啟變更密碼視窗，欄位下方應顯示「至少</w:t>
             </w:r>
             <w:r>
               <w:rPr>
@@ -12476,7 +13071,7 @@
         <w:noProof/>
         <w:sz w:val="20"/>
       </w:rPr>
-      <w:t>14</w:t>
+      <w:t>16</w:t>
     </w:r>
     <w:r>
       <w:rPr>
@@ -12533,9 +13128,9 @@
     </w:lvl>
   </w:abstractNum>
   <w:abstractNum w:abstractNumId="1" w15:restartNumberingAfterBreak="0">
-    <w:nsid w:val="5D8C079B"/>
+    <w:nsid w:val="24AA487A"/>
     <w:multiLevelType w:val="multilevel"/>
-    <w:tmpl w:val="DC844F30"/>
+    <w:tmpl w:val="78E21688"/>
     <w:lvl w:ilvl="0">
       <w:start w:val="1"/>
       <w:numFmt w:val="bullet"/>
@@ -24639,7 +25234,7 @@
 </file>
 
 <file path=customXml/itemProps1.xml><?xml version="1.0" encoding="utf-8"?>
-<ds:datastoreItem xmlns:ds="http://schemas.openxmlformats.org/officeDocument/2006/customXml" ds:itemID="{27663873-19C5-4022-A1DA-73506F212AAA}">
+<ds:datastoreItem xmlns:ds="http://schemas.openxmlformats.org/officeDocument/2006/customXml" ds:itemID="{E91FFCDA-372D-43FE-81B1-540C01D7D742}">
   <ds:schemaRefs>
     <ds:schemaRef ds:uri="http://schemas.openxmlformats.org/officeDocument/2006/bibliography"/>
   </ds:schemaRefs>

--- a/docs/manuals/測試報告/DP-平台管理模組.docx
+++ b/docs/manuals/測試報告/DP-平台管理模組.docx
@@ -498,7 +498,7 @@
       <w:r>
         <w:fldChar w:fldCharType="separate"/>
       </w:r>
-      <w:hyperlink w:anchor="_Toc243491400" w:history="1">
+      <w:hyperlink w:anchor="_Toc243494234" w:history="1">
         <w:r>
           <w:rPr>
             <w:rStyle w:val="affb"/>
@@ -526,7 +526,7 @@
             <w:noProof/>
             <w:webHidden/>
           </w:rPr>
-          <w:instrText xml:space="preserve"> PAGEREF _Toc243491400 \h </w:instrText>
+          <w:instrText xml:space="preserve"> PAGEREF _Toc243494234 \h </w:instrText>
         </w:r>
         <w:r>
           <w:rPr>
@@ -571,7 +571,7 @@
           <w:szCs w:val="22"/>
         </w:rPr>
       </w:pPr>
-      <w:hyperlink w:anchor="_Toc243491401" w:history="1">
+      <w:hyperlink w:anchor="_Toc243494235" w:history="1">
         <w:r>
           <w:rPr>
             <w:rStyle w:val="affb"/>
@@ -606,7 +606,7 @@
             <w:noProof/>
             <w:webHidden/>
           </w:rPr>
-          <w:instrText xml:space="preserve"> PAGEREF _Toc243491401 \h </w:instrText>
+          <w:instrText xml:space="preserve"> PAGEREF _Toc243494235 \h </w:instrText>
         </w:r>
         <w:r>
           <w:rPr>
@@ -651,7 +651,7 @@
           <w:szCs w:val="22"/>
         </w:rPr>
       </w:pPr>
-      <w:hyperlink w:anchor="_Toc243491402" w:history="1">
+      <w:hyperlink w:anchor="_Toc243494236" w:history="1">
         <w:r>
           <w:rPr>
             <w:rStyle w:val="affb"/>
@@ -686,7 +686,7 @@
             <w:noProof/>
             <w:webHidden/>
           </w:rPr>
-          <w:instrText xml:space="preserve"> PAGEREF _Toc243491402 \h </w:instrText>
+          <w:instrText xml:space="preserve"> PAGEREF _Toc243494236 \h </w:instrText>
         </w:r>
         <w:r>
           <w:rPr>
@@ -731,7 +731,7 @@
           <w:szCs w:val="22"/>
         </w:rPr>
       </w:pPr>
-      <w:hyperlink w:anchor="_Toc243491403" w:history="1">
+      <w:hyperlink w:anchor="_Toc243494237" w:history="1">
         <w:r>
           <w:rPr>
             <w:rStyle w:val="affb"/>
@@ -766,7 +766,7 @@
             <w:noProof/>
             <w:webHidden/>
           </w:rPr>
-          <w:instrText xml:space="preserve"> PAGEREF _Toc243491403 \h </w:instrText>
+          <w:instrText xml:space="preserve"> PAGEREF _Toc243494237 \h </w:instrText>
         </w:r>
         <w:r>
           <w:rPr>
@@ -811,7 +811,7 @@
           <w:szCs w:val="22"/>
         </w:rPr>
       </w:pPr>
-      <w:hyperlink w:anchor="_Toc243491404" w:history="1">
+      <w:hyperlink w:anchor="_Toc243494238" w:history="1">
         <w:r>
           <w:rPr>
             <w:rStyle w:val="affb"/>
@@ -846,7 +846,7 @@
             <w:noProof/>
             <w:webHidden/>
           </w:rPr>
-          <w:instrText xml:space="preserve"> PAGEREF _Toc243491404 \h </w:instrText>
+          <w:instrText xml:space="preserve"> PAGEREF _Toc243494238 \h </w:instrText>
         </w:r>
         <w:r>
           <w:rPr>
@@ -891,7 +891,7 @@
           <w:szCs w:val="22"/>
         </w:rPr>
       </w:pPr>
-      <w:hyperlink w:anchor="_Toc243491405" w:history="1">
+      <w:hyperlink w:anchor="_Toc243494239" w:history="1">
         <w:r>
           <w:rPr>
             <w:rStyle w:val="affb"/>
@@ -926,7 +926,7 @@
             <w:noProof/>
             <w:webHidden/>
           </w:rPr>
-          <w:instrText xml:space="preserve"> PAGEREF _Toc243491405 \h </w:instrText>
+          <w:instrText xml:space="preserve"> PAGEREF _Toc243494239 \h </w:instrText>
         </w:r>
         <w:r>
           <w:rPr>
@@ -971,7 +971,7 @@
           <w:szCs w:val="22"/>
         </w:rPr>
       </w:pPr>
-      <w:hyperlink w:anchor="_Toc243491406" w:history="1">
+      <w:hyperlink w:anchor="_Toc243494240" w:history="1">
         <w:r>
           <w:rPr>
             <w:rStyle w:val="affb"/>
@@ -1006,7 +1006,7 @@
             <w:noProof/>
             <w:webHidden/>
           </w:rPr>
-          <w:instrText xml:space="preserve"> PAGEREF _Toc243491406 \h </w:instrText>
+          <w:instrText xml:space="preserve"> PAGEREF _Toc243494240 \h </w:instrText>
         </w:r>
         <w:r>
           <w:rPr>
@@ -1051,7 +1051,7 @@
           <w:szCs w:val="22"/>
         </w:rPr>
       </w:pPr>
-      <w:hyperlink w:anchor="_Toc243491407" w:history="1">
+      <w:hyperlink w:anchor="_Toc243494241" w:history="1">
         <w:r>
           <w:rPr>
             <w:rStyle w:val="affb"/>
@@ -1086,7 +1086,7 @@
             <w:noProof/>
             <w:webHidden/>
           </w:rPr>
-          <w:instrText xml:space="preserve"> PAGEREF _Toc243491407 \h </w:instrText>
+          <w:instrText xml:space="preserve"> PAGEREF _Toc243494241 \h </w:instrText>
         </w:r>
         <w:r>
           <w:rPr>
@@ -1131,7 +1131,7 @@
           <w:szCs w:val="22"/>
         </w:rPr>
       </w:pPr>
-      <w:hyperlink w:anchor="_Toc243491408" w:history="1">
+      <w:hyperlink w:anchor="_Toc243494242" w:history="1">
         <w:r>
           <w:rPr>
             <w:rStyle w:val="affb"/>
@@ -1166,7 +1166,7 @@
             <w:noProof/>
             <w:webHidden/>
           </w:rPr>
-          <w:instrText xml:space="preserve"> PAGEREF _Toc243491408 \h </w:instrText>
+          <w:instrText xml:space="preserve"> PAGEREF _Toc243494242 \h </w:instrText>
         </w:r>
         <w:r>
           <w:rPr>
@@ -1211,7 +1211,7 @@
           <w:szCs w:val="22"/>
         </w:rPr>
       </w:pPr>
-      <w:hyperlink w:anchor="_Toc243491409" w:history="1">
+      <w:hyperlink w:anchor="_Toc243494243" w:history="1">
         <w:r>
           <w:rPr>
             <w:rStyle w:val="affb"/>
@@ -1246,7 +1246,7 @@
             <w:noProof/>
             <w:webHidden/>
           </w:rPr>
-          <w:instrText xml:space="preserve"> PAGEREF _Toc243491409 \h </w:instrText>
+          <w:instrText xml:space="preserve"> PAGEREF _Toc243494243 \h </w:instrText>
         </w:r>
         <w:r>
           <w:rPr>
@@ -1291,7 +1291,7 @@
           <w:szCs w:val="22"/>
         </w:rPr>
       </w:pPr>
-      <w:hyperlink w:anchor="_Toc243491410" w:history="1">
+      <w:hyperlink w:anchor="_Toc243494244" w:history="1">
         <w:r>
           <w:rPr>
             <w:rStyle w:val="affb"/>
@@ -1326,7 +1326,7 @@
             <w:noProof/>
             <w:webHidden/>
           </w:rPr>
-          <w:instrText xml:space="preserve"> PAGEREF _Toc243491410 \h </w:instrText>
+          <w:instrText xml:space="preserve"> PAGEREF _Toc243494244 \h </w:instrText>
         </w:r>
         <w:r>
           <w:rPr>
@@ -1371,7 +1371,7 @@
           <w:szCs w:val="22"/>
         </w:rPr>
       </w:pPr>
-      <w:hyperlink w:anchor="_Toc243491411" w:history="1">
+      <w:hyperlink w:anchor="_Toc243494245" w:history="1">
         <w:r>
           <w:rPr>
             <w:rStyle w:val="affb"/>
@@ -1406,7 +1406,7 @@
             <w:noProof/>
             <w:webHidden/>
           </w:rPr>
-          <w:instrText xml:space="preserve"> PAGEREF _Toc243491411 \h </w:instrText>
+          <w:instrText xml:space="preserve"> PAGEREF _Toc243494245 \h </w:instrText>
         </w:r>
         <w:r>
           <w:rPr>
@@ -1456,7 +1456,7 @@
       <w:pPr>
         <w:pStyle w:val="1"/>
       </w:pPr>
-      <w:bookmarkStart w:id="1" w:name="_Toc243491400"/>
+      <w:bookmarkStart w:id="1" w:name="_Toc243494234"/>
       <w:r>
         <w:lastRenderedPageBreak/>
         <w:t>測試注意事項</w:t>
@@ -1478,7 +1478,7 @@
       <w:pPr>
         <w:pStyle w:val="1"/>
       </w:pPr>
-      <w:bookmarkStart w:id="2" w:name="_Toc243491401"/>
+      <w:bookmarkStart w:id="2" w:name="_Toc243494235"/>
       <w:r>
         <w:lastRenderedPageBreak/>
         <w:t xml:space="preserve">DP00 </w:t>
@@ -2371,7 +2371,7 @@
       <w:pPr>
         <w:pStyle w:val="1"/>
       </w:pPr>
-      <w:bookmarkStart w:id="3" w:name="_Toc243491402"/>
+      <w:bookmarkStart w:id="3" w:name="_Toc243494236"/>
       <w:r>
         <w:lastRenderedPageBreak/>
         <w:t xml:space="preserve">DP01 </w:t>
@@ -3024,35 +3024,7 @@
                 <w:rFonts w:ascii="標楷體" w:hAnsi="標楷體"/>
                 <w:sz w:val="22"/>
               </w:rPr>
-              <w:t>），按「寄送邀請」並確認，該筆應出現在「待啟用邀請」頁籤、頁籤上的數字等於該清單的實際筆數，「帳號」頁籤不應出現該筆；收信並於效期內點連結設定密碼後，該筆應自「待啟用邀請」消失並出現在「帳號」頁籤、狀態為啟用中；以受測</w:t>
-            </w:r>
-            <w:r>
-              <w:rPr>
-                <w:rFonts w:ascii="標楷體" w:hAnsi="標楷體"/>
-                <w:sz w:val="22"/>
-              </w:rPr>
-              <w:t xml:space="preserve"> Email </w:t>
-            </w:r>
-            <w:r>
-              <w:rPr>
-                <w:rFonts w:ascii="標楷體" w:hAnsi="標楷體"/>
-                <w:sz w:val="22"/>
-              </w:rPr>
-              <w:t>登入應可直接進入系統、不再要求變更密碼，於</w:t>
-            </w:r>
-            <w:r>
-              <w:rPr>
-                <w:rFonts w:ascii="標楷體" w:hAnsi="標楷體"/>
-                <w:sz w:val="22"/>
-              </w:rPr>
-              <w:t xml:space="preserve"> DP02 </w:t>
-            </w:r>
-            <w:r>
-              <w:rPr>
-                <w:rFonts w:ascii="標楷體" w:hAnsi="標楷體"/>
-                <w:sz w:val="22"/>
-              </w:rPr>
-              <w:t>權限管理查看該使用者應已具教育訓練的學員角色。</w:t>
+              <w:t>），按「寄送邀請」並確認，該筆應出現在「待啟用邀請」頁籤、頁籤上的數字等於該清單的實際筆數，「帳號」頁籤不應出現該筆。</w:t>
             </w:r>
           </w:p>
         </w:tc>
@@ -3114,7 +3086,7 @@
                 <w:rFonts w:ascii="標楷體" w:hAnsi="標楷體"/>
                 <w:sz w:val="22"/>
               </w:rPr>
-              <w:t>以已完成啟用之帳號的</w:t>
+              <w:t>收受測</w:t>
             </w:r>
             <w:r>
               <w:rPr>
@@ -3128,21 +3100,7 @@
                 <w:rFonts w:ascii="標楷體" w:hAnsi="標楷體"/>
                 <w:sz w:val="22"/>
               </w:rPr>
-              <w:t>建立帳號，應擋下並提示該</w:t>
-            </w:r>
-            <w:r>
-              <w:rPr>
-                <w:rFonts w:ascii="標楷體" w:hAnsi="標楷體"/>
-                <w:sz w:val="22"/>
-              </w:rPr>
-              <w:t xml:space="preserve"> Email </w:t>
-            </w:r>
-            <w:r>
-              <w:rPr>
-                <w:rFonts w:ascii="標楷體" w:hAnsi="標楷體"/>
-                <w:sz w:val="22"/>
-              </w:rPr>
-              <w:t>已被使用，且不產生新的邀請。</w:t>
+              <w:t>的邀請信並於效期內點連結設定密碼後，該筆應自「待啟用邀請」消失，並出現在「帳號」頁籤、狀態為啟用中。</w:t>
             </w:r>
           </w:p>
         </w:tc>
@@ -3204,7 +3162,7 @@
                 <w:rFonts w:ascii="標楷體" w:hAnsi="標楷體"/>
                 <w:sz w:val="22"/>
               </w:rPr>
-              <w:t>以受測</w:t>
+              <w:t>受測</w:t>
             </w:r>
             <w:r>
               <w:rPr>
@@ -3218,7 +3176,7 @@
                 <w:rFonts w:ascii="標楷體" w:hAnsi="標楷體"/>
                 <w:sz w:val="22"/>
               </w:rPr>
-              <w:t>重新寄出一筆邀請後，再以同一</w:t>
+              <w:t>完成設定密碼後，以該</w:t>
             </w:r>
             <w:r>
               <w:rPr>
@@ -3232,7 +3190,21 @@
                 <w:rFonts w:ascii="標楷體" w:hAnsi="標楷體"/>
                 <w:sz w:val="22"/>
               </w:rPr>
-              <w:t>建立一次帳號，應擋下並提示改用重寄，且不產生第二筆邀請。</w:t>
+              <w:t>登入應可直接進入系統、不再要求變更密碼；於</w:t>
+            </w:r>
+            <w:r>
+              <w:rPr>
+                <w:rFonts w:ascii="標楷體" w:hAnsi="標楷體"/>
+                <w:sz w:val="22"/>
+              </w:rPr>
+              <w:t xml:space="preserve"> DP02 </w:t>
+            </w:r>
+            <w:r>
+              <w:rPr>
+                <w:rFonts w:ascii="標楷體" w:hAnsi="標楷體"/>
+                <w:sz w:val="22"/>
+              </w:rPr>
+              <w:t>權限管理查看該使用者，應已具教育訓練的學員角色。</w:t>
             </w:r>
           </w:p>
         </w:tc>
@@ -3294,7 +3266,35 @@
                 <w:rFonts w:ascii="標楷體" w:hAnsi="標楷體"/>
                 <w:sz w:val="22"/>
               </w:rPr>
-              <w:t>對上述有效中的邀請按「重寄邀請」，應顯示已重寄，原連結應失效、新連結可正常設定密碼；立即再按一次「重寄邀請」，應被擋下並顯示尚需等待的分鐘數。</w:t>
+              <w:t>以已完成啟用之帳號的</w:t>
+            </w:r>
+            <w:r>
+              <w:rPr>
+                <w:rFonts w:ascii="標楷體" w:hAnsi="標楷體"/>
+                <w:sz w:val="22"/>
+              </w:rPr>
+              <w:t xml:space="preserve"> Email </w:t>
+            </w:r>
+            <w:r>
+              <w:rPr>
+                <w:rFonts w:ascii="標楷體" w:hAnsi="標楷體"/>
+                <w:sz w:val="22"/>
+              </w:rPr>
+              <w:t>建立帳號，應擋下並提示該</w:t>
+            </w:r>
+            <w:r>
+              <w:rPr>
+                <w:rFonts w:ascii="標楷體" w:hAnsi="標楷體"/>
+                <w:sz w:val="22"/>
+              </w:rPr>
+              <w:t xml:space="preserve"> Email </w:t>
+            </w:r>
+            <w:r>
+              <w:rPr>
+                <w:rFonts w:ascii="標楷體" w:hAnsi="標楷體"/>
+                <w:sz w:val="22"/>
+              </w:rPr>
+              <w:t>已被使用，且不產生新的邀請。</w:t>
             </w:r>
           </w:p>
         </w:tc>
@@ -3356,35 +3356,7 @@
                 <w:rFonts w:ascii="標楷體" w:hAnsi="標楷體"/>
                 <w:sz w:val="22"/>
               </w:rPr>
-              <w:t>自上述邀請寄出起，等候</w:t>
-            </w:r>
-            <w:r>
-              <w:rPr>
-                <w:rFonts w:ascii="標楷體" w:hAnsi="標楷體"/>
-                <w:sz w:val="22"/>
-              </w:rPr>
-              <w:t xml:space="preserve"> DP03 </w:t>
-            </w:r>
-            <w:r>
-              <w:rPr>
-                <w:rFonts w:ascii="標楷體" w:hAnsi="標楷體"/>
-                <w:sz w:val="22"/>
-              </w:rPr>
-              <w:t>系統參數與清單維護的「密碼重設連結有效時間（分鐘）」（預設</w:t>
-            </w:r>
-            <w:r>
-              <w:rPr>
-                <w:rFonts w:ascii="標楷體" w:hAnsi="標楷體"/>
-                <w:sz w:val="22"/>
-              </w:rPr>
-              <w:t xml:space="preserve"> 30 </w:t>
-            </w:r>
-            <w:r>
-              <w:rPr>
-                <w:rFonts w:ascii="標楷體" w:hAnsi="標楷體"/>
-                <w:sz w:val="22"/>
-              </w:rPr>
-              <w:t>分鐘）屆滿後查看「待啟用邀請」，該筆邀請狀態應顯示「已逾期」，且其連結無法再設定密碼；對其按「取消邀請」並確認，該筆應自清單消失，且該</w:t>
+              <w:t>以受測</w:t>
             </w:r>
             <w:r>
               <w:rPr>
@@ -3398,7 +3370,21 @@
                 <w:rFonts w:ascii="標楷體" w:hAnsi="標楷體"/>
                 <w:sz w:val="22"/>
               </w:rPr>
-              <w:t>可重新建立帳號。</w:t>
+              <w:t>重新寄出一筆邀請後，再以同一</w:t>
+            </w:r>
+            <w:r>
+              <w:rPr>
+                <w:rFonts w:ascii="標楷體" w:hAnsi="標楷體"/>
+                <w:sz w:val="22"/>
+              </w:rPr>
+              <w:t xml:space="preserve"> Email </w:t>
+            </w:r>
+            <w:r>
+              <w:rPr>
+                <w:rFonts w:ascii="標楷體" w:hAnsi="標楷體"/>
+                <w:sz w:val="22"/>
+              </w:rPr>
+              <w:t>建立一次帳號，應擋下並提示改用重寄，且不產生第二筆邀請。</w:t>
             </w:r>
           </w:p>
         </w:tc>
@@ -3443,7 +3429,6 @@
                 <w:rFonts w:ascii="標楷體" w:hAnsi="標楷體"/>
                 <w:sz w:val="22"/>
               </w:rPr>
-              <w:lastRenderedPageBreak/>
               <w:t>9</w:t>
             </w:r>
           </w:p>
@@ -3461,35 +3446,7 @@
                 <w:rFonts w:ascii="標楷體" w:hAnsi="標楷體"/>
                 <w:sz w:val="22"/>
               </w:rPr>
-              <w:t>對一個已完成啟用的帳號按「編輯」，「帳號（</w:t>
-            </w:r>
-            <w:r>
-              <w:rPr>
-                <w:rFonts w:ascii="標楷體" w:hAnsi="標楷體"/>
-                <w:sz w:val="22"/>
-              </w:rPr>
-              <w:t>Email</w:t>
-            </w:r>
-            <w:r>
-              <w:rPr>
-                <w:rFonts w:ascii="標楷體" w:hAnsi="標楷體"/>
-                <w:sz w:val="22"/>
-              </w:rPr>
-              <w:t>）」欄位應為唯讀不可輸入；修改「姓名」後按「儲存」並確認，清單該列姓名應更新為新值，</w:t>
-            </w:r>
-            <w:r>
-              <w:rPr>
-                <w:rFonts w:ascii="標楷體" w:hAnsi="標楷體"/>
-                <w:sz w:val="22"/>
-              </w:rPr>
-              <w:t xml:space="preserve">Email </w:t>
-            </w:r>
-            <w:r>
-              <w:rPr>
-                <w:rFonts w:ascii="標楷體" w:hAnsi="標楷體"/>
-                <w:sz w:val="22"/>
-              </w:rPr>
-              <w:t>不變。</w:t>
+              <w:t>對上述有效中的邀請按「重寄邀請」，應顯示已重寄，原連結應失效、新連結可正常設定密碼；立即再按一次「重寄邀請」，應被擋下並顯示尚需等待的分鐘數。</w:t>
             </w:r>
           </w:p>
         </w:tc>
@@ -3551,7 +3508,57 @@
                 <w:rFonts w:ascii="標楷體" w:hAnsi="標楷體"/>
                 <w:sz w:val="22"/>
               </w:rPr>
-              <w:t>本人帳號那一列的「停用」應為灰色無法按，滑鼠移上去顯示「無法停用自己的帳號」；他人帳號那一列的「停用」可正常按。</w:t>
+              <w:t>自上述邀請寄出起，等候</w:t>
+            </w:r>
+            <w:r>
+              <w:rPr>
+                <w:rFonts w:ascii="標楷體" w:hAnsi="標楷體"/>
+                <w:sz w:val="22"/>
+              </w:rPr>
+              <w:t xml:space="preserve"> DP03 </w:t>
+            </w:r>
+            <w:r>
+              <w:rPr>
+                <w:rFonts w:ascii="標楷體" w:hAnsi="標楷體"/>
+                <w:sz w:val="22"/>
+              </w:rPr>
+              <w:t>系統參數與清單維護的「密碼重設連結有效時間（分鐘）」（預設</w:t>
+            </w:r>
+            <w:r>
+              <w:rPr>
+                <w:rFonts w:ascii="標楷體" w:hAnsi="標楷體"/>
+                <w:sz w:val="22"/>
+              </w:rPr>
+              <w:t xml:space="preserve"> 30 </w:t>
+            </w:r>
+            <w:r>
+              <w:rPr>
+                <w:rFonts w:ascii="標楷體" w:hAnsi="標楷體"/>
+                <w:sz w:val="22"/>
+              </w:rPr>
+              <w:t>分鐘）屆滿後查看「待啟用邀請」，該筆邀請狀態應顯示「已逾期」，且其連結</w:t>
+            </w:r>
+            <w:r>
+              <w:rPr>
+                <w:rFonts w:ascii="標楷體" w:hAnsi="標楷體"/>
+                <w:sz w:val="22"/>
+              </w:rPr>
+              <w:lastRenderedPageBreak/>
+              <w:t>無法再設定密碼；對其按「取消邀請」並確認，該筆應自清單消失，且該</w:t>
+            </w:r>
+            <w:r>
+              <w:rPr>
+                <w:rFonts w:ascii="標楷體" w:hAnsi="標楷體"/>
+                <w:sz w:val="22"/>
+              </w:rPr>
+              <w:t xml:space="preserve"> Email </w:t>
+            </w:r>
+            <w:r>
+              <w:rPr>
+                <w:rFonts w:ascii="標楷體" w:hAnsi="標楷體"/>
+                <w:sz w:val="22"/>
+              </w:rPr>
+              <w:t>可重新建立帳號。</w:t>
             </w:r>
           </w:p>
         </w:tc>
@@ -3613,7 +3620,35 @@
                 <w:rFonts w:ascii="標楷體" w:hAnsi="標楷體"/>
                 <w:sz w:val="22"/>
               </w:rPr>
-              <w:t>選一個可犧牲的啟用中帳號（以下稱受測帳號），於第二個瀏覽器以受測帳號登入並停留在教育訓練或文件管理的任一頁面；回到管理者的瀏覽器對受測帳號按「停用」並確認，該列狀態應變為「已停用」、按鈕改為「啟用」，而受測帳號那一邊的下一個操作應立即回到登入畫面並顯示「帳號已停用，請洽管理者」，不需等待其閒置登出。</w:t>
+              <w:t>對一個已完成啟用的帳號按「編輯」，「帳號（</w:t>
+            </w:r>
+            <w:r>
+              <w:rPr>
+                <w:rFonts w:ascii="標楷體" w:hAnsi="標楷體"/>
+                <w:sz w:val="22"/>
+              </w:rPr>
+              <w:t>Email</w:t>
+            </w:r>
+            <w:r>
+              <w:rPr>
+                <w:rFonts w:ascii="標楷體" w:hAnsi="標楷體"/>
+                <w:sz w:val="22"/>
+              </w:rPr>
+              <w:t>）」欄位應為唯讀不可輸入；修改「姓名」後按「儲存」並確認，清單該列姓名應更新為新值，</w:t>
+            </w:r>
+            <w:r>
+              <w:rPr>
+                <w:rFonts w:ascii="標楷體" w:hAnsi="標楷體"/>
+                <w:sz w:val="22"/>
+              </w:rPr>
+              <w:t xml:space="preserve">Email </w:t>
+            </w:r>
+            <w:r>
+              <w:rPr>
+                <w:rFonts w:ascii="標楷體" w:hAnsi="標楷體"/>
+                <w:sz w:val="22"/>
+              </w:rPr>
+              <w:t>不變。</w:t>
             </w:r>
           </w:p>
         </w:tc>
@@ -3675,7 +3710,7 @@
                 <w:rFonts w:ascii="標楷體" w:hAnsi="標楷體"/>
                 <w:sz w:val="22"/>
               </w:rPr>
-              <w:t>對已停用的受測帳號按「啟用」，狀態應恢復為「啟用中」，該帳號可再次登入。</w:t>
+              <w:t>本人帳號那一列的「停用」應為灰色無法按，滑鼠移上去顯示「無法停用自己的帳號」；他人帳號那一列的「停用」可正常按。</w:t>
             </w:r>
           </w:p>
         </w:tc>
@@ -3737,42 +3772,14 @@
                 <w:rFonts w:ascii="標楷體" w:hAnsi="標楷體"/>
                 <w:sz w:val="22"/>
               </w:rPr>
-              <w:t>以受測帳號連續輸入錯誤密碼至被鎖定（次數上限為</w:t>
-            </w:r>
-            <w:r>
-              <w:rPr>
-                <w:rFonts w:ascii="標楷體" w:hAnsi="標楷體"/>
-                <w:sz w:val="22"/>
-              </w:rPr>
-              <w:t xml:space="preserve"> DP03 </w:t>
-            </w:r>
-            <w:r>
-              <w:rPr>
-                <w:rFonts w:ascii="標楷體" w:hAnsi="標楷體"/>
-                <w:sz w:val="22"/>
-              </w:rPr>
-              <w:t>的「登入失敗鎖定次數」，預設</w:t>
-            </w:r>
-            <w:r>
-              <w:rPr>
-                <w:rFonts w:ascii="標楷體" w:hAnsi="標楷體"/>
-                <w:sz w:val="22"/>
-              </w:rPr>
-              <w:t xml:space="preserve"> 5 </w:t>
-            </w:r>
-            <w:r>
-              <w:rPr>
-                <w:rFonts w:ascii="標楷體" w:hAnsi="標楷體"/>
-                <w:sz w:val="22"/>
-              </w:rPr>
-              <w:t>次）後，於本作業對其</w:t>
-            </w:r>
-            <w:r>
-              <w:rPr>
-                <w:rFonts w:ascii="標楷體" w:hAnsi="標楷體"/>
-                <w:sz w:val="22"/>
-              </w:rPr>
-              <w:t>按「解鎖」，狀態應恢復為「啟用中」，該帳號可立即以正確密碼登入。</w:t>
+              <w:t>選一個可犧牲的啟用中帳號（以下稱受測帳號</w:t>
+            </w:r>
+            <w:r>
+              <w:rPr>
+                <w:rFonts w:ascii="標楷體" w:hAnsi="標楷體"/>
+                <w:sz w:val="22"/>
+              </w:rPr>
+              <w:t>），於第二個瀏覽器以受測帳號登入並停留在教育訓練或文件管理的任一頁面；回到管理者的瀏覽器對受測帳號按「停用」並確認，該列狀態應變為「已停用」、按鈕改為「啟用」，而受測帳號那一邊的下一個操作應立即回到登入畫面並顯示「帳號已停用，請洽管理者」，不需等待其閒置登出。</w:t>
             </w:r>
           </w:p>
         </w:tc>
@@ -3818,6 +3825,158 @@
                 <w:sz w:val="22"/>
               </w:rPr>
               <w:t>14</w:t>
+            </w:r>
+          </w:p>
+        </w:tc>
+        <w:tc>
+          <w:tcPr>
+            <w:tcW w:w="6236" w:type="dxa"/>
+          </w:tcPr>
+          <w:p>
+            <w:pPr>
+              <w:spacing w:before="60" w:after="60"/>
+            </w:pPr>
+            <w:r>
+              <w:rPr>
+                <w:rFonts w:ascii="標楷體" w:hAnsi="標楷體"/>
+                <w:sz w:val="22"/>
+              </w:rPr>
+              <w:t>對已停用的受測帳號按「啟用」，狀態應恢復為「啟用中」，該帳號可再次登入。</w:t>
+            </w:r>
+          </w:p>
+        </w:tc>
+        <w:tc>
+          <w:tcPr>
+            <w:tcW w:w="1247" w:type="dxa"/>
+          </w:tcPr>
+          <w:p>
+            <w:pPr>
+              <w:spacing w:before="60" w:after="60"/>
+              <w:jc w:val="center"/>
+            </w:pPr>
+          </w:p>
+        </w:tc>
+        <w:tc>
+          <w:tcPr>
+            <w:tcW w:w="1247" w:type="dxa"/>
+          </w:tcPr>
+          <w:p>
+            <w:pPr>
+              <w:spacing w:before="60" w:after="60"/>
+              <w:jc w:val="center"/>
+            </w:pPr>
+          </w:p>
+        </w:tc>
+      </w:tr>
+      <w:tr>
+        <w:trPr>
+          <w:jc w:val="center"/>
+        </w:trPr>
+        <w:tc>
+          <w:tcPr>
+            <w:tcW w:w="907" w:type="dxa"/>
+          </w:tcPr>
+          <w:p>
+            <w:pPr>
+              <w:spacing w:before="60" w:after="60"/>
+              <w:jc w:val="center"/>
+            </w:pPr>
+            <w:r>
+              <w:rPr>
+                <w:rFonts w:ascii="標楷體" w:hAnsi="標楷體"/>
+                <w:sz w:val="22"/>
+              </w:rPr>
+              <w:t>15</w:t>
+            </w:r>
+          </w:p>
+        </w:tc>
+        <w:tc>
+          <w:tcPr>
+            <w:tcW w:w="6236" w:type="dxa"/>
+          </w:tcPr>
+          <w:p>
+            <w:pPr>
+              <w:spacing w:before="60" w:after="60"/>
+            </w:pPr>
+            <w:r>
+              <w:rPr>
+                <w:rFonts w:ascii="標楷體" w:hAnsi="標楷體"/>
+                <w:sz w:val="22"/>
+              </w:rPr>
+              <w:t>以受測帳號連續輸入錯誤密碼至被鎖定（次數上限為</w:t>
+            </w:r>
+            <w:r>
+              <w:rPr>
+                <w:rFonts w:ascii="標楷體" w:hAnsi="標楷體"/>
+                <w:sz w:val="22"/>
+              </w:rPr>
+              <w:t xml:space="preserve"> DP03 </w:t>
+            </w:r>
+            <w:r>
+              <w:rPr>
+                <w:rFonts w:ascii="標楷體" w:hAnsi="標楷體"/>
+                <w:sz w:val="22"/>
+              </w:rPr>
+              <w:t>的「登入失敗鎖定次數」，預設</w:t>
+            </w:r>
+            <w:r>
+              <w:rPr>
+                <w:rFonts w:ascii="標楷體" w:hAnsi="標楷體"/>
+                <w:sz w:val="22"/>
+              </w:rPr>
+              <w:t xml:space="preserve"> 5 </w:t>
+            </w:r>
+            <w:r>
+              <w:rPr>
+                <w:rFonts w:ascii="標楷體" w:hAnsi="標楷體"/>
+                <w:sz w:val="22"/>
+              </w:rPr>
+              <w:t>次）後，於本作業對其按「解鎖」，狀態應恢復為「啟用中」，該帳號可立即以正確密碼登入。</w:t>
+            </w:r>
+          </w:p>
+        </w:tc>
+        <w:tc>
+          <w:tcPr>
+            <w:tcW w:w="1247" w:type="dxa"/>
+          </w:tcPr>
+          <w:p>
+            <w:pPr>
+              <w:spacing w:before="60" w:after="60"/>
+              <w:jc w:val="center"/>
+            </w:pPr>
+          </w:p>
+        </w:tc>
+        <w:tc>
+          <w:tcPr>
+            <w:tcW w:w="1247" w:type="dxa"/>
+          </w:tcPr>
+          <w:p>
+            <w:pPr>
+              <w:spacing w:before="60" w:after="60"/>
+              <w:jc w:val="center"/>
+            </w:pPr>
+          </w:p>
+        </w:tc>
+      </w:tr>
+      <w:tr>
+        <w:trPr>
+          <w:jc w:val="center"/>
+        </w:trPr>
+        <w:tc>
+          <w:tcPr>
+            <w:tcW w:w="907" w:type="dxa"/>
+          </w:tcPr>
+          <w:p>
+            <w:pPr>
+              <w:spacing w:before="60" w:after="60"/>
+              <w:jc w:val="center"/>
+            </w:pPr>
+            <w:r>
+              <w:rPr>
+                <w:rFonts w:ascii="標楷體" w:hAnsi="標楷體"/>
+                <w:sz w:val="22"/>
+              </w:rPr>
+              <w:t>16</w:t>
             </w:r>
           </w:p>
         </w:tc>
@@ -3894,7 +4053,7 @@
       <w:pPr>
         <w:pStyle w:val="1"/>
       </w:pPr>
-      <w:bookmarkStart w:id="4" w:name="_Toc243491403"/>
+      <w:bookmarkStart w:id="4" w:name="_Toc243494237"/>
       <w:r>
         <w:lastRenderedPageBreak/>
         <w:t xml:space="preserve">DP02 </w:t>
@@ -4816,7 +4975,7 @@
                 <w:rFonts w:ascii="標楷體" w:hAnsi="標楷體"/>
                 <w:sz w:val="22"/>
               </w:rPr>
-              <w:t>職位」並儲存，該列的可見對象欄應顯示該組配對；新增一列只選「單位」未選「職位」即按「儲存」，視窗不應關閉、職位欄應標出紅框並提示補選或刪除，按該列的移除鈕後再儲存，可見對象欄不應出現該列；移除一組既有的可見對象並儲存，該組應自欄位消失，其餘組別不受影響。</w:t>
+              <w:t>職位」並儲存，該列的可見對象欄應顯示該組配對；再移除一組既有的可見對象並儲存，該組應自欄位消失，其餘組別不受影響。</w:t>
             </w:r>
           </w:p>
         </w:tc>
@@ -4878,7 +5037,7 @@
                 <w:rFonts w:ascii="標楷體" w:hAnsi="標楷體"/>
                 <w:sz w:val="22"/>
               </w:rPr>
-              <w:t>於教育訓練分頁對受測使用者按「編輯」，視窗應同樣以「單位」「職位」兩個下拉呈現；新增兩組配對並儲存，該列的受訓對象欄應同時顯示兩組。</w:t>
+              <w:t>於文件管理分頁對受測使用者按「編輯」，新增一列只選「單位」未選「職位」即按「儲存」，視窗不應關閉、職位欄應標出紅框並提示補選或刪除；按該列的移除鈕後再儲存，可見對象欄不應出現該列。</w:t>
             </w:r>
           </w:p>
         </w:tc>
@@ -4940,6 +5099,76 @@
                 <w:rFonts w:ascii="標楷體" w:hAnsi="標楷體"/>
                 <w:sz w:val="22"/>
               </w:rPr>
+              <w:t>於教育訓練分頁對受測使用者按「編輯」，視窗應同樣以「單位」「職位」兩個下拉呈現；新增兩組配對並儲存，該列的受</w:t>
+            </w:r>
+            <w:r>
+              <w:rPr>
+                <w:rFonts w:ascii="標楷體" w:hAnsi="標楷體"/>
+                <w:sz w:val="22"/>
+              </w:rPr>
+              <w:lastRenderedPageBreak/>
+              <w:t>訓對象欄應同時顯示兩組。</w:t>
+            </w:r>
+          </w:p>
+        </w:tc>
+        <w:tc>
+          <w:tcPr>
+            <w:tcW w:w="1247" w:type="dxa"/>
+          </w:tcPr>
+          <w:p>
+            <w:pPr>
+              <w:spacing w:before="60" w:after="60"/>
+              <w:jc w:val="center"/>
+            </w:pPr>
+          </w:p>
+        </w:tc>
+        <w:tc>
+          <w:tcPr>
+            <w:tcW w:w="1247" w:type="dxa"/>
+          </w:tcPr>
+          <w:p>
+            <w:pPr>
+              <w:spacing w:before="60" w:after="60"/>
+              <w:jc w:val="center"/>
+            </w:pPr>
+          </w:p>
+        </w:tc>
+      </w:tr>
+      <w:tr>
+        <w:trPr>
+          <w:jc w:val="center"/>
+        </w:trPr>
+        <w:tc>
+          <w:tcPr>
+            <w:tcW w:w="907" w:type="dxa"/>
+          </w:tcPr>
+          <w:p>
+            <w:pPr>
+              <w:spacing w:before="60" w:after="60"/>
+              <w:jc w:val="center"/>
+            </w:pPr>
+            <w:r>
+              <w:rPr>
+                <w:rFonts w:ascii="標楷體" w:hAnsi="標楷體"/>
+                <w:sz w:val="22"/>
+              </w:rPr>
+              <w:t>11</w:t>
+            </w:r>
+          </w:p>
+        </w:tc>
+        <w:tc>
+          <w:tcPr>
+            <w:tcW w:w="6236" w:type="dxa"/>
+          </w:tcPr>
+          <w:p>
+            <w:pPr>
+              <w:spacing w:before="60" w:after="60"/>
+            </w:pPr>
+            <w:r>
+              <w:rPr>
+                <w:rFonts w:ascii="標楷體" w:hAnsi="標楷體"/>
+                <w:sz w:val="22"/>
+              </w:rPr>
               <w:t>選一門已發布未關閉、受訓對象含一組具體「單位</w:t>
             </w:r>
             <w:r>
@@ -4947,22 +5176,83 @@
                 <w:rFonts w:ascii="標楷體" w:hAnsi="標楷體"/>
                 <w:sz w:val="22"/>
               </w:rPr>
-              <w:t xml:space="preserve"> + </w:t>
-            </w:r>
-            <w:r>
-              <w:rPr>
-                <w:rFonts w:ascii="標楷體" w:hAnsi="標楷體"/>
-                <w:sz w:val="22"/>
-              </w:rPr>
-              <w:t>職位」</w:t>
-            </w:r>
-            <w:r>
-              <w:rPr>
-                <w:rFonts w:ascii="標楷體" w:hAnsi="標楷體"/>
-                <w:sz w:val="22"/>
-              </w:rPr>
-              <w:lastRenderedPageBreak/>
-              <w:t>配對的課程（以下稱受測課程，其配對稱受測配對），於教育訓練分頁為受測使用者新增一組「與受測配對職位相同、但單位不同」的配對並儲存，該員不應出現在受測課程的學員清單中；再為其新增受測配對本身並儲存，以受測課程的教師帳號於</w:t>
+              <w:t xml:space="preserve"> </w:t>
+            </w:r>
+            <w:r>
+              <w:rPr>
+                <w:rFonts w:ascii="標楷體" w:hAnsi="標楷體"/>
+                <w:sz w:val="22"/>
+              </w:rPr>
+              <w:t xml:space="preserve">+ </w:t>
+            </w:r>
+            <w:r>
+              <w:rPr>
+                <w:rFonts w:ascii="標楷體" w:hAnsi="標楷體"/>
+                <w:sz w:val="22"/>
+              </w:rPr>
+              <w:t>職位」配對的課程（以下稱受測課程，其配對稱受測配對），於教育訓練分頁為受測使用者新增一組「與受測配對職位相同、但單位不同」的配對並儲存，該員不應出現在受測課程的學員清單中。</w:t>
+            </w:r>
+          </w:p>
+        </w:tc>
+        <w:tc>
+          <w:tcPr>
+            <w:tcW w:w="1247" w:type="dxa"/>
+          </w:tcPr>
+          <w:p>
+            <w:pPr>
+              <w:spacing w:before="60" w:after="60"/>
+              <w:jc w:val="center"/>
+            </w:pPr>
+          </w:p>
+        </w:tc>
+        <w:tc>
+          <w:tcPr>
+            <w:tcW w:w="1247" w:type="dxa"/>
+          </w:tcPr>
+          <w:p>
+            <w:pPr>
+              <w:spacing w:before="60" w:after="60"/>
+              <w:jc w:val="center"/>
+            </w:pPr>
+          </w:p>
+        </w:tc>
+      </w:tr>
+      <w:tr>
+        <w:trPr>
+          <w:jc w:val="center"/>
+        </w:trPr>
+        <w:tc>
+          <w:tcPr>
+            <w:tcW w:w="907" w:type="dxa"/>
+          </w:tcPr>
+          <w:p>
+            <w:pPr>
+              <w:spacing w:before="60" w:after="60"/>
+              <w:jc w:val="center"/>
+            </w:pPr>
+            <w:r>
+              <w:rPr>
+                <w:rFonts w:ascii="標楷體" w:hAnsi="標楷體"/>
+                <w:sz w:val="22"/>
+              </w:rPr>
+              <w:t>12</w:t>
+            </w:r>
+          </w:p>
+        </w:tc>
+        <w:tc>
+          <w:tcPr>
+            <w:tcW w:w="6236" w:type="dxa"/>
+          </w:tcPr>
+          <w:p>
+            <w:pPr>
+              <w:spacing w:before="60" w:after="60"/>
+            </w:pPr>
+            <w:r>
+              <w:rPr>
+                <w:rFonts w:ascii="標楷體" w:hAnsi="標楷體"/>
+                <w:sz w:val="22"/>
+              </w:rPr>
+              <w:t>為同一位受測使用者再新增受測配對本身並儲存，以受測課程的教師帳號於</w:t>
             </w:r>
             <w:r>
               <w:rPr>
@@ -5008,7 +5298,7 @@
       <w:pPr>
         <w:pStyle w:val="1"/>
       </w:pPr>
-      <w:bookmarkStart w:id="5" w:name="_Toc243491404"/>
+      <w:bookmarkStart w:id="5" w:name="_Toc243494238"/>
       <w:r>
         <w:lastRenderedPageBreak/>
         <w:t xml:space="preserve">DP03 </w:t>
@@ -5716,14 +6006,14 @@
                 <w:rFonts w:ascii="標楷體" w:hAnsi="標楷體"/>
                 <w:sz w:val="22"/>
               </w:rPr>
-              <w:t>新增文件時的分類下拉可選；再以相同代碼新增一次，應被</w:t>
-            </w:r>
-            <w:r>
-              <w:rPr>
-                <w:rFonts w:ascii="標楷體" w:hAnsi="標楷體"/>
-                <w:sz w:val="22"/>
-              </w:rPr>
-              <w:t>擋下並提示分類碼已存在。</w:t>
+              <w:t>新增文件時</w:t>
+            </w:r>
+            <w:r>
+              <w:rPr>
+                <w:rFonts w:ascii="標楷體" w:hAnsi="標楷體"/>
+                <w:sz w:val="22"/>
+              </w:rPr>
+              <w:t>的分類下拉可選；再以相同代碼新增一次，應被擋下並提示分類碼已存在。</w:t>
             </w:r>
           </w:p>
         </w:tc>
@@ -6047,7 +6337,7 @@
       <w:pPr>
         <w:pStyle w:val="1"/>
       </w:pPr>
-      <w:bookmarkStart w:id="6" w:name="_Toc243491405"/>
+      <w:bookmarkStart w:id="6" w:name="_Toc243494239"/>
       <w:r>
         <w:lastRenderedPageBreak/>
         <w:t xml:space="preserve">DP04 </w:t>
@@ -6527,63 +6817,7 @@
                 <w:rFonts w:ascii="標楷體" w:hAnsi="標楷體"/>
                 <w:sz w:val="22"/>
               </w:rPr>
-              <w:t>先記下「帳號邀請」範本的主旨原文，於主旨加註字樣後按「儲存」並「確定儲存」，應提示「範本已更新」；之後於</w:t>
-            </w:r>
-            <w:r>
-              <w:rPr>
-                <w:rFonts w:ascii="標楷體" w:hAnsi="標楷體"/>
-                <w:sz w:val="22"/>
-              </w:rPr>
-              <w:t xml:space="preserve"> DP01 </w:t>
-            </w:r>
-            <w:r>
-              <w:rPr>
-                <w:rFonts w:ascii="標楷體" w:hAnsi="標楷體"/>
-                <w:sz w:val="22"/>
-              </w:rPr>
-              <w:t>使用者管理對一個尚未註冊的</w:t>
-            </w:r>
-            <w:r>
-              <w:rPr>
-                <w:rFonts w:ascii="標楷體" w:hAnsi="標楷體"/>
-                <w:sz w:val="22"/>
-              </w:rPr>
-              <w:t xml:space="preserve"> Email </w:t>
-            </w:r>
-            <w:r>
-              <w:rPr>
-                <w:rFonts w:ascii="標楷體" w:hAnsi="標楷體"/>
-                <w:sz w:val="22"/>
-              </w:rPr>
-              <w:t>寄出邀請，收到的信主旨應為新內容，且信中</w:t>
-            </w:r>
-            <w:r>
-              <w:rPr>
-                <w:rFonts w:ascii="標楷體" w:hAnsi="標楷體"/>
-                <w:sz w:val="22"/>
-              </w:rPr>
-              <w:t xml:space="preserve"> {user_name}</w:t>
-            </w:r>
-            <w:r>
-              <w:rPr>
-                <w:rFonts w:ascii="標楷體" w:hAnsi="標楷體"/>
-                <w:sz w:val="22"/>
-              </w:rPr>
-              <w:t>、</w:t>
-            </w:r>
-            <w:r>
-              <w:rPr>
-                <w:rFonts w:ascii="標楷體" w:hAnsi="標楷體"/>
-                <w:sz w:val="22"/>
-              </w:rPr>
-              <w:t xml:space="preserve">{activate_link} </w:t>
-            </w:r>
-            <w:r>
-              <w:rPr>
-                <w:rFonts w:ascii="標楷體" w:hAnsi="標楷體"/>
-                <w:sz w:val="22"/>
-              </w:rPr>
-              <w:t>等變數應代換為受邀者姓名與實際的啟用連結。測畢將主旨改回原文。</w:t>
+              <w:t>先記下「帳號邀請」範本的主旨原文，於主旨加註字樣後按「儲存」並「確定儲存」，應提示「範本已更新」。</w:t>
             </w:r>
           </w:p>
         </w:tc>
@@ -6645,70 +6879,63 @@
                 <w:rFonts w:ascii="標楷體" w:hAnsi="標楷體"/>
                 <w:sz w:val="22"/>
               </w:rPr>
-              <w:t>將「帳號邀請」內文中的</w:t>
-            </w:r>
-            <w:r>
-              <w:rPr>
-                <w:rFonts w:ascii="標楷體" w:hAnsi="標楷體"/>
-                <w:sz w:val="22"/>
-              </w:rPr>
-              <w:t xml:space="preserve"> `{user_name}` </w:t>
-            </w:r>
-            <w:r>
-              <w:rPr>
-                <w:rFonts w:ascii="標楷體" w:hAnsi="標楷體"/>
-                <w:sz w:val="22"/>
-              </w:rPr>
-              <w:t>改成</w:t>
-            </w:r>
-            <w:r>
-              <w:rPr>
-                <w:rFonts w:ascii="標楷體" w:hAnsi="標楷體"/>
-                <w:sz w:val="22"/>
-              </w:rPr>
-              <w:t xml:space="preserve"> `{user_nam}`</w:t>
-            </w:r>
-            <w:r>
-              <w:rPr>
-                <w:rFonts w:ascii="標楷體" w:hAnsi="標楷體"/>
-                <w:sz w:val="22"/>
-              </w:rPr>
-              <w:t>（少一個字母）後按「儲存」，應被擋下並提示「範本內容含無法代入的變數</w:t>
-            </w:r>
-            <w:r>
-              <w:rPr>
-                <w:rFonts w:ascii="標楷體" w:hAnsi="標楷體"/>
-                <w:sz w:val="22"/>
-              </w:rPr>
-              <w:t>…</w:t>
-            </w:r>
-            <w:r>
-              <w:rPr>
-                <w:rFonts w:ascii="標楷體" w:hAnsi="標楷體"/>
-                <w:sz w:val="22"/>
-              </w:rPr>
-              <w:t>」，關閉編輯區重開後內文應仍為原</w:t>
-            </w:r>
-            <w:r>
-              <w:rPr>
-                <w:rFonts w:ascii="標楷體" w:hAnsi="標楷體"/>
-                <w:sz w:val="22"/>
-              </w:rPr>
-              <w:t>值（未被存入）；改成在內文貼入</w:t>
-            </w:r>
-            <w:r>
-              <w:rPr>
-                <w:rFonts w:ascii="標楷體" w:hAnsi="標楷體"/>
-                <w:sz w:val="22"/>
-              </w:rPr>
-              <w:t xml:space="preserve"> `&lt;span style="{color:red}"&gt;x&lt;/span&gt;` </w:t>
-            </w:r>
-            <w:r>
-              <w:rPr>
-                <w:rFonts w:ascii="標楷體" w:hAnsi="標楷體"/>
-                <w:sz w:val="22"/>
-              </w:rPr>
-              <w:t>後儲存，亦應被擋下（大括號未配對或含不存在的變數名）。</w:t>
+              <w:t>「帳號邀請」主旨已加註字樣的狀態下，於</w:t>
+            </w:r>
+            <w:r>
+              <w:rPr>
+                <w:rFonts w:ascii="標楷體" w:hAnsi="標楷體"/>
+                <w:sz w:val="22"/>
+              </w:rPr>
+              <w:t xml:space="preserve"> DP01 </w:t>
+            </w:r>
+            <w:r>
+              <w:rPr>
+                <w:rFonts w:ascii="標楷體" w:hAnsi="標楷體"/>
+                <w:sz w:val="22"/>
+              </w:rPr>
+              <w:t>使用者管理對一個尚未註冊的</w:t>
+            </w:r>
+            <w:r>
+              <w:rPr>
+                <w:rFonts w:ascii="標楷體" w:hAnsi="標楷體"/>
+                <w:sz w:val="22"/>
+              </w:rPr>
+              <w:t xml:space="preserve"> Email </w:t>
+            </w:r>
+            <w:r>
+              <w:rPr>
+                <w:rFonts w:ascii="標楷體" w:hAnsi="標楷體"/>
+                <w:sz w:val="22"/>
+              </w:rPr>
+              <w:t>寄出邀請，收到的信主旨應為新內容，且信中</w:t>
+            </w:r>
+            <w:r>
+              <w:rPr>
+                <w:rFonts w:ascii="標楷體" w:hAnsi="標楷體"/>
+                <w:sz w:val="22"/>
+              </w:rPr>
+              <w:t xml:space="preserve"> {user_name}</w:t>
+            </w:r>
+            <w:r>
+              <w:rPr>
+                <w:rFonts w:ascii="標楷體" w:hAnsi="標楷體"/>
+                <w:sz w:val="22"/>
+              </w:rPr>
+              <w:t>、</w:t>
+            </w:r>
+            <w:r>
+              <w:rPr>
+                <w:rFonts w:ascii="標楷體" w:hAnsi="標楷體"/>
+                <w:sz w:val="22"/>
+              </w:rPr>
+              <w:t xml:space="preserve">{activate_link} </w:t>
+            </w:r>
+            <w:r>
+              <w:rPr>
+                <w:rFonts w:ascii="標楷體" w:hAnsi="標楷體"/>
+                <w:sz w:val="22"/>
+              </w:rPr>
+              <w:t>等變數應代換為受邀者姓名與實際的啟用連結。測畢將主旨改回原文。</w:t>
             </w:r>
           </w:p>
         </w:tc>
@@ -6770,35 +6997,56 @@
                 <w:rFonts w:ascii="標楷體" w:hAnsi="標楷體"/>
                 <w:sz w:val="22"/>
               </w:rPr>
-              <w:t>停用「課程邀請通知」後，以教師身分於</w:t>
-            </w:r>
-            <w:r>
-              <w:rPr>
-                <w:rFonts w:ascii="標楷體" w:hAnsi="標楷體"/>
-                <w:sz w:val="22"/>
-              </w:rPr>
-              <w:t xml:space="preserve"> ET05 </w:t>
-            </w:r>
-            <w:r>
-              <w:rPr>
-                <w:rFonts w:ascii="標楷體" w:hAnsi="標楷體"/>
-                <w:sz w:val="22"/>
-              </w:rPr>
-              <w:t>對一位尚未加入該課程的學員以</w:t>
-            </w:r>
-            <w:r>
-              <w:rPr>
-                <w:rFonts w:ascii="標楷體" w:hAnsi="標楷體"/>
-                <w:sz w:val="22"/>
-              </w:rPr>
-              <w:t xml:space="preserve"> Email </w:t>
-            </w:r>
-            <w:r>
-              <w:rPr>
-                <w:rFonts w:ascii="標楷體" w:hAnsi="標楷體"/>
-                <w:sz w:val="22"/>
-              </w:rPr>
-              <w:t>邀請，於邀請視窗按「下一步」應顯示「通知範本已停用」且無法寄出、學員未被加入；將該範本啟用後再邀請，學員應出現在該課程學員清單並收到通知信。</w:t>
+              <w:t>將「帳號邀請」內文中的</w:t>
+            </w:r>
+            <w:r>
+              <w:rPr>
+                <w:rFonts w:ascii="標楷體" w:hAnsi="標楷體"/>
+                <w:sz w:val="22"/>
+              </w:rPr>
+              <w:t xml:space="preserve"> `{user_name}` </w:t>
+            </w:r>
+            <w:r>
+              <w:rPr>
+                <w:rFonts w:ascii="標楷體" w:hAnsi="標楷體"/>
+                <w:sz w:val="22"/>
+              </w:rPr>
+              <w:t>改成</w:t>
+            </w:r>
+            <w:r>
+              <w:rPr>
+                <w:rFonts w:ascii="標楷體" w:hAnsi="標楷體"/>
+                <w:sz w:val="22"/>
+              </w:rPr>
+              <w:t xml:space="preserve"> `{user_nam}`</w:t>
+            </w:r>
+            <w:r>
+              <w:rPr>
+                <w:rFonts w:ascii="標楷體" w:hAnsi="標楷體"/>
+                <w:sz w:val="22"/>
+              </w:rPr>
+              <w:t>（少一個字母）後按「儲存」，應被擋下並提示「範本內容含無法</w:t>
+            </w:r>
+            <w:r>
+              <w:rPr>
+                <w:rFonts w:ascii="標楷體" w:hAnsi="標楷體"/>
+                <w:sz w:val="22"/>
+              </w:rPr>
+              <w:t>代入的變數</w:t>
+            </w:r>
+            <w:r>
+              <w:rPr>
+                <w:rFonts w:ascii="標楷體" w:hAnsi="標楷體"/>
+                <w:sz w:val="22"/>
+              </w:rPr>
+              <w:t>…</w:t>
+            </w:r>
+            <w:r>
+              <w:rPr>
+                <w:rFonts w:ascii="標楷體" w:hAnsi="標楷體"/>
+                <w:sz w:val="22"/>
+              </w:rPr>
+              <w:t>」，關閉編輯區重開後內文應仍為原值（未被存入）。</w:t>
             </w:r>
           </w:p>
         </w:tc>
@@ -6860,7 +7108,21 @@
                 <w:rFonts w:ascii="標楷體" w:hAnsi="標楷體"/>
                 <w:sz w:val="22"/>
               </w:rPr>
-              <w:t>系統信（共用）分頁五種範本的「停用」應皆為灰色無法按，其「編輯」仍可開啟並儲存。</w:t>
+              <w:t>於「帳號邀請」內文貼入</w:t>
+            </w:r>
+            <w:r>
+              <w:rPr>
+                <w:rFonts w:ascii="標楷體" w:hAnsi="標楷體"/>
+                <w:sz w:val="22"/>
+              </w:rPr>
+              <w:t xml:space="preserve"> `&lt;span style="{color:red}"&gt;x&lt;/span&gt;` </w:t>
+            </w:r>
+            <w:r>
+              <w:rPr>
+                <w:rFonts w:ascii="標楷體" w:hAnsi="標楷體"/>
+                <w:sz w:val="22"/>
+              </w:rPr>
+              <w:t>後按「儲存」，亦應被擋下（大括號未配對或含不存在的變數名），內文同樣不應被存入。</w:t>
             </w:r>
           </w:p>
         </w:tc>
@@ -6906,6 +7168,158 @@
                 <w:sz w:val="22"/>
               </w:rPr>
               <w:t>6</w:t>
+            </w:r>
+          </w:p>
+        </w:tc>
+        <w:tc>
+          <w:tcPr>
+            <w:tcW w:w="6236" w:type="dxa"/>
+          </w:tcPr>
+          <w:p>
+            <w:pPr>
+              <w:spacing w:before="60" w:after="60"/>
+            </w:pPr>
+            <w:r>
+              <w:rPr>
+                <w:rFonts w:ascii="標楷體" w:hAnsi="標楷體"/>
+                <w:sz w:val="22"/>
+              </w:rPr>
+              <w:t>停用「課程邀請通知」後，以教師身分於</w:t>
+            </w:r>
+            <w:r>
+              <w:rPr>
+                <w:rFonts w:ascii="標楷體" w:hAnsi="標楷體"/>
+                <w:sz w:val="22"/>
+              </w:rPr>
+              <w:t xml:space="preserve"> ET05 </w:t>
+            </w:r>
+            <w:r>
+              <w:rPr>
+                <w:rFonts w:ascii="標楷體" w:hAnsi="標楷體"/>
+                <w:sz w:val="22"/>
+              </w:rPr>
+              <w:t>對一位尚未加入該課程的學員以</w:t>
+            </w:r>
+            <w:r>
+              <w:rPr>
+                <w:rFonts w:ascii="標楷體" w:hAnsi="標楷體"/>
+                <w:sz w:val="22"/>
+              </w:rPr>
+              <w:t xml:space="preserve"> Email </w:t>
+            </w:r>
+            <w:r>
+              <w:rPr>
+                <w:rFonts w:ascii="標楷體" w:hAnsi="標楷體"/>
+                <w:sz w:val="22"/>
+              </w:rPr>
+              <w:t>邀請，於邀請視窗按「下一步」應顯示「通知範本已停用」且無法寄出、學員未被加入；將該範本啟用後再邀請，學員應出現在該課程學員清單並收到通知信。</w:t>
+            </w:r>
+          </w:p>
+        </w:tc>
+        <w:tc>
+          <w:tcPr>
+            <w:tcW w:w="1247" w:type="dxa"/>
+          </w:tcPr>
+          <w:p>
+            <w:pPr>
+              <w:spacing w:before="60" w:after="60"/>
+              <w:jc w:val="center"/>
+            </w:pPr>
+          </w:p>
+        </w:tc>
+        <w:tc>
+          <w:tcPr>
+            <w:tcW w:w="1247" w:type="dxa"/>
+          </w:tcPr>
+          <w:p>
+            <w:pPr>
+              <w:spacing w:before="60" w:after="60"/>
+              <w:jc w:val="center"/>
+            </w:pPr>
+          </w:p>
+        </w:tc>
+      </w:tr>
+      <w:tr>
+        <w:trPr>
+          <w:jc w:val="center"/>
+        </w:trPr>
+        <w:tc>
+          <w:tcPr>
+            <w:tcW w:w="907" w:type="dxa"/>
+          </w:tcPr>
+          <w:p>
+            <w:pPr>
+              <w:spacing w:before="60" w:after="60"/>
+              <w:jc w:val="center"/>
+            </w:pPr>
+            <w:r>
+              <w:rPr>
+                <w:rFonts w:ascii="標楷體" w:hAnsi="標楷體"/>
+                <w:sz w:val="22"/>
+              </w:rPr>
+              <w:t>7</w:t>
+            </w:r>
+          </w:p>
+        </w:tc>
+        <w:tc>
+          <w:tcPr>
+            <w:tcW w:w="6236" w:type="dxa"/>
+          </w:tcPr>
+          <w:p>
+            <w:pPr>
+              <w:spacing w:before="60" w:after="60"/>
+            </w:pPr>
+            <w:r>
+              <w:rPr>
+                <w:rFonts w:ascii="標楷體" w:hAnsi="標楷體"/>
+                <w:sz w:val="22"/>
+              </w:rPr>
+              <w:t>系統信（共用）分頁五種範本的「停用」應皆為灰色無法按，其「編輯」仍可開啟並儲存。</w:t>
+            </w:r>
+          </w:p>
+        </w:tc>
+        <w:tc>
+          <w:tcPr>
+            <w:tcW w:w="1247" w:type="dxa"/>
+          </w:tcPr>
+          <w:p>
+            <w:pPr>
+              <w:spacing w:before="60" w:after="60"/>
+              <w:jc w:val="center"/>
+            </w:pPr>
+          </w:p>
+        </w:tc>
+        <w:tc>
+          <w:tcPr>
+            <w:tcW w:w="1247" w:type="dxa"/>
+          </w:tcPr>
+          <w:p>
+            <w:pPr>
+              <w:spacing w:before="60" w:after="60"/>
+              <w:jc w:val="center"/>
+            </w:pPr>
+          </w:p>
+        </w:tc>
+      </w:tr>
+      <w:tr>
+        <w:trPr>
+          <w:jc w:val="center"/>
+        </w:trPr>
+        <w:tc>
+          <w:tcPr>
+            <w:tcW w:w="907" w:type="dxa"/>
+          </w:tcPr>
+          <w:p>
+            <w:pPr>
+              <w:spacing w:before="60" w:after="60"/>
+              <w:jc w:val="center"/>
+            </w:pPr>
+            <w:r>
+              <w:rPr>
+                <w:rFonts w:ascii="標楷體" w:hAnsi="標楷體"/>
+                <w:sz w:val="22"/>
+              </w:rPr>
+              <w:t>8</w:t>
             </w:r>
           </w:p>
         </w:tc>
@@ -6968,7 +7382,7 @@
       <w:pPr>
         <w:pStyle w:val="1"/>
       </w:pPr>
-      <w:bookmarkStart w:id="7" w:name="_Toc243491406"/>
+      <w:bookmarkStart w:id="7" w:name="_Toc243494240"/>
       <w:r>
         <w:lastRenderedPageBreak/>
         <w:t xml:space="preserve">DP05 </w:t>
@@ -7379,7 +7793,14 @@
                 <w:rFonts w:ascii="標楷體" w:hAnsi="標楷體"/>
                 <w:sz w:val="22"/>
               </w:rPr>
-              <w:t xml:space="preserve"> / Email</w:t>
+              <w:t xml:space="preserve"> / </w:t>
+            </w:r>
+            <w:r>
+              <w:rPr>
+                <w:rFonts w:ascii="標楷體" w:hAnsi="標楷體"/>
+                <w:sz w:val="22"/>
+              </w:rPr>
+              <w:t>Email</w:t>
             </w:r>
             <w:r>
               <w:rPr>
@@ -7670,63 +8091,7 @@
                 <w:rFonts w:ascii="標楷體" w:hAnsi="標楷體"/>
                 <w:sz w:val="22"/>
               </w:rPr>
-              <w:t>使用者管理」、「操作類別」選「修改」，應列出該帳號的停用與啟用兩筆記錄；開啟停用那一筆的明細，應顯示事件描述「停用帳號」，異動前值的</w:t>
-            </w:r>
-            <w:r>
-              <w:rPr>
-                <w:rFonts w:ascii="標楷體" w:hAnsi="標楷體"/>
-                <w:sz w:val="22"/>
-              </w:rPr>
-              <w:t xml:space="preserve"> status </w:t>
-            </w:r>
-            <w:r>
-              <w:rPr>
-                <w:rFonts w:ascii="標楷體" w:hAnsi="標楷體"/>
-                <w:sz w:val="22"/>
-              </w:rPr>
-              <w:t>為</w:t>
-            </w:r>
-            <w:r>
-              <w:rPr>
-                <w:rFonts w:ascii="標楷體" w:hAnsi="標楷體"/>
-                <w:sz w:val="22"/>
-              </w:rPr>
-              <w:t xml:space="preserve"> ACTIVE</w:t>
-            </w:r>
-            <w:r>
-              <w:rPr>
-                <w:rFonts w:ascii="標楷體" w:hAnsi="標楷體"/>
-                <w:sz w:val="22"/>
-              </w:rPr>
-              <w:t>、異動後值的</w:t>
-            </w:r>
-            <w:r>
-              <w:rPr>
-                <w:rFonts w:ascii="標楷體" w:hAnsi="標楷體"/>
-                <w:sz w:val="22"/>
-              </w:rPr>
-              <w:t xml:space="preserve"> status </w:t>
-            </w:r>
-            <w:r>
-              <w:rPr>
-                <w:rFonts w:ascii="標楷體" w:hAnsi="標楷體"/>
-                <w:sz w:val="22"/>
-              </w:rPr>
-              <w:t>為</w:t>
-            </w:r>
-            <w:r>
-              <w:rPr>
-                <w:rFonts w:ascii="標楷體" w:hAnsi="標楷體"/>
-                <w:sz w:val="22"/>
-              </w:rPr>
-              <w:t xml:space="preserve"> DISABLED</w:t>
-            </w:r>
-            <w:r>
-              <w:rPr>
-                <w:rFonts w:ascii="標楷體" w:hAnsi="標楷體"/>
-                <w:sz w:val="22"/>
-              </w:rPr>
-              <w:t>。</w:t>
+              <w:t>使用者管理」、「操作類別」選「修改」，應列出該帳號的停用與啟用兩筆記錄。</w:t>
             </w:r>
           </w:p>
         </w:tc>
@@ -7788,35 +8153,70 @@
                 <w:rFonts w:ascii="標楷體" w:hAnsi="標楷體"/>
                 <w:sz w:val="22"/>
               </w:rPr>
-              <w:t>按「匯出」，下載的</w:t>
-            </w:r>
-            <w:r>
-              <w:rPr>
-                <w:rFonts w:ascii="標楷體" w:hAnsi="標楷體"/>
-                <w:sz w:val="22"/>
-              </w:rPr>
-              <w:t xml:space="preserve"> CSV </w:t>
-            </w:r>
-            <w:r>
-              <w:rPr>
-                <w:rFonts w:ascii="標楷體" w:hAnsi="標楷體"/>
-                <w:sz w:val="22"/>
-              </w:rPr>
-              <w:t>以</w:t>
-            </w:r>
-            <w:r>
-              <w:rPr>
-                <w:rFonts w:ascii="標楷體" w:hAnsi="標楷體"/>
-                <w:sz w:val="22"/>
-              </w:rPr>
-              <w:t xml:space="preserve"> Excel </w:t>
-            </w:r>
-            <w:r>
-              <w:rPr>
-                <w:rFonts w:ascii="標楷體" w:hAnsi="標楷體"/>
-                <w:sz w:val="22"/>
-              </w:rPr>
-              <w:t>開啟中文正常，內容為目前查詢條件下的全部記錄，時間為台灣時間且精確到秒；設定一組查無資料的條件時，「匯出」應為灰色無法按，按「清除篩選」後恢復可按。</w:t>
+              <w:t>開啟上述停用那一筆記錄的明細，應顯示事件描述「停用帳號」，異動前值的</w:t>
+            </w:r>
+            <w:r>
+              <w:rPr>
+                <w:rFonts w:ascii="標楷體" w:hAnsi="標楷體"/>
+                <w:sz w:val="22"/>
+              </w:rPr>
+              <w:t xml:space="preserve"> status </w:t>
+            </w:r>
+            <w:r>
+              <w:rPr>
+                <w:rFonts w:ascii="標楷體" w:hAnsi="標楷體"/>
+                <w:sz w:val="22"/>
+              </w:rPr>
+              <w:t>為</w:t>
+            </w:r>
+            <w:r>
+              <w:rPr>
+                <w:rFonts w:ascii="標楷體" w:hAnsi="標楷體"/>
+                <w:sz w:val="22"/>
+              </w:rPr>
+              <w:t xml:space="preserve"> ACTI</w:t>
+            </w:r>
+            <w:r>
+              <w:rPr>
+                <w:rFonts w:ascii="標楷體" w:hAnsi="標楷體"/>
+                <w:sz w:val="22"/>
+              </w:rPr>
+              <w:t>VE</w:t>
+            </w:r>
+            <w:r>
+              <w:rPr>
+                <w:rFonts w:ascii="標楷體" w:hAnsi="標楷體"/>
+                <w:sz w:val="22"/>
+              </w:rPr>
+              <w:t>、異動後值的</w:t>
+            </w:r>
+            <w:r>
+              <w:rPr>
+                <w:rFonts w:ascii="標楷體" w:hAnsi="標楷體"/>
+                <w:sz w:val="22"/>
+              </w:rPr>
+              <w:t xml:space="preserve"> status </w:t>
+            </w:r>
+            <w:r>
+              <w:rPr>
+                <w:rFonts w:ascii="標楷體" w:hAnsi="標楷體"/>
+                <w:sz w:val="22"/>
+              </w:rPr>
+              <w:t>為</w:t>
+            </w:r>
+            <w:r>
+              <w:rPr>
+                <w:rFonts w:ascii="標楷體" w:hAnsi="標楷體"/>
+                <w:sz w:val="22"/>
+              </w:rPr>
+              <w:t xml:space="preserve"> DISABLED</w:t>
+            </w:r>
+            <w:r>
+              <w:rPr>
+                <w:rFonts w:ascii="標楷體" w:hAnsi="標楷體"/>
+                <w:sz w:val="22"/>
+              </w:rPr>
+              <w:t>。</w:t>
             </w:r>
           </w:p>
         </w:tc>
@@ -7878,7 +8278,35 @@
                 <w:rFonts w:ascii="標楷體" w:hAnsi="標楷體"/>
                 <w:sz w:val="22"/>
               </w:rPr>
-              <w:t>完成匯出後，於「操作類別」選「匯出」，應查得到剛才那次匯出的記錄，操作者為本人。</w:t>
+              <w:t>按「匯出」，下載的</w:t>
+            </w:r>
+            <w:r>
+              <w:rPr>
+                <w:rFonts w:ascii="標楷體" w:hAnsi="標楷體"/>
+                <w:sz w:val="22"/>
+              </w:rPr>
+              <w:t xml:space="preserve"> CSV </w:t>
+            </w:r>
+            <w:r>
+              <w:rPr>
+                <w:rFonts w:ascii="標楷體" w:hAnsi="標楷體"/>
+                <w:sz w:val="22"/>
+              </w:rPr>
+              <w:t>以</w:t>
+            </w:r>
+            <w:r>
+              <w:rPr>
+                <w:rFonts w:ascii="標楷體" w:hAnsi="標楷體"/>
+                <w:sz w:val="22"/>
+              </w:rPr>
+              <w:t xml:space="preserve"> Excel </w:t>
+            </w:r>
+            <w:r>
+              <w:rPr>
+                <w:rFonts w:ascii="標楷體" w:hAnsi="標楷體"/>
+                <w:sz w:val="22"/>
+              </w:rPr>
+              <w:t>開啟中文正常，內容為目前查詢條件下的全部記錄，時間為台灣時間且精確到秒；設定一組查無資料的條件時，「匯出」應為灰色無法按，按「清除篩選」後恢復可按。</w:t>
             </w:r>
           </w:p>
         </w:tc>
@@ -7924,6 +8352,68 @@
                 <w:sz w:val="22"/>
               </w:rPr>
               <w:t>7</w:t>
+            </w:r>
+          </w:p>
+        </w:tc>
+        <w:tc>
+          <w:tcPr>
+            <w:tcW w:w="6236" w:type="dxa"/>
+          </w:tcPr>
+          <w:p>
+            <w:pPr>
+              <w:spacing w:before="60" w:after="60"/>
+            </w:pPr>
+            <w:r>
+              <w:rPr>
+                <w:rFonts w:ascii="標楷體" w:hAnsi="標楷體"/>
+                <w:sz w:val="22"/>
+              </w:rPr>
+              <w:t>完成匯出後，於「操作類別」選「匯出」，應查得到剛才那次匯出的記錄，操作者為本人。</w:t>
+            </w:r>
+          </w:p>
+        </w:tc>
+        <w:tc>
+          <w:tcPr>
+            <w:tcW w:w="1247" w:type="dxa"/>
+          </w:tcPr>
+          <w:p>
+            <w:pPr>
+              <w:spacing w:before="60" w:after="60"/>
+              <w:jc w:val="center"/>
+            </w:pPr>
+          </w:p>
+        </w:tc>
+        <w:tc>
+          <w:tcPr>
+            <w:tcW w:w="1247" w:type="dxa"/>
+          </w:tcPr>
+          <w:p>
+            <w:pPr>
+              <w:spacing w:before="60" w:after="60"/>
+              <w:jc w:val="center"/>
+            </w:pPr>
+          </w:p>
+        </w:tc>
+      </w:tr>
+      <w:tr>
+        <w:trPr>
+          <w:jc w:val="center"/>
+        </w:trPr>
+        <w:tc>
+          <w:tcPr>
+            <w:tcW w:w="907" w:type="dxa"/>
+          </w:tcPr>
+          <w:p>
+            <w:pPr>
+              <w:spacing w:before="60" w:after="60"/>
+              <w:jc w:val="center"/>
+            </w:pPr>
+            <w:r>
+              <w:rPr>
+                <w:rFonts w:ascii="標楷體" w:hAnsi="標楷體"/>
+                <w:sz w:val="22"/>
+              </w:rPr>
+              <w:t>8</w:t>
             </w:r>
           </w:p>
         </w:tc>
@@ -7972,7 +8462,7 @@
       <w:pPr>
         <w:pStyle w:val="1"/>
       </w:pPr>
-      <w:bookmarkStart w:id="8" w:name="_Toc243491407"/>
+      <w:bookmarkStart w:id="8" w:name="_Toc243494241"/>
       <w:r>
         <w:lastRenderedPageBreak/>
         <w:t xml:space="preserve">DP06 </w:t>
@@ -8425,14 +8915,7 @@
                 <w:rFonts w:ascii="標楷體" w:hAnsi="標楷體"/>
                 <w:sz w:val="22"/>
               </w:rPr>
-              <w:t xml:space="preserve"> </w:t>
-            </w:r>
-            <w:r>
-              <w:rPr>
-                <w:rFonts w:ascii="標楷體" w:hAnsi="標楷體"/>
-                <w:sz w:val="22"/>
-              </w:rPr>
-              <w:t>08:00</w:t>
+              <w:t xml:space="preserve"> 08:00</w:t>
             </w:r>
             <w:r>
               <w:rPr>
@@ -8986,14 +9469,7 @@
                 <w:rFonts w:ascii="標楷體" w:hAnsi="標楷體"/>
                 <w:sz w:val="22"/>
               </w:rPr>
-              <w:t xml:space="preserve">Job </w:t>
-            </w:r>
-            <w:r>
-              <w:rPr>
-                <w:rFonts w:ascii="標楷體" w:hAnsi="標楷體"/>
-                <w:sz w:val="22"/>
-              </w:rPr>
-              <w:t>ID</w:t>
+              <w:t>Job ID</w:t>
             </w:r>
             <w:r>
               <w:rPr>
@@ -9032,7 +9508,7 @@
       <w:pPr>
         <w:pStyle w:val="1"/>
       </w:pPr>
-      <w:bookmarkStart w:id="9" w:name="_Toc243491408"/>
+      <w:bookmarkStart w:id="9" w:name="_Toc243494242"/>
       <w:r>
         <w:lastRenderedPageBreak/>
         <w:t xml:space="preserve">DP07 </w:t>
@@ -9699,14 +10175,7 @@
                 <w:rFonts w:ascii="標楷體" w:hAnsi="標楷體"/>
                 <w:sz w:val="22"/>
               </w:rPr>
-              <w:t xml:space="preserve"> </w:t>
-            </w:r>
-            <w:r>
-              <w:rPr>
-                <w:rFonts w:ascii="標楷體" w:hAnsi="標楷體"/>
-                <w:sz w:val="22"/>
-              </w:rPr>
-              <w:t xml:space="preserve">DP01 </w:t>
+              <w:t xml:space="preserve"> DP01 </w:t>
             </w:r>
             <w:r>
               <w:rPr>
@@ -9838,49 +10307,35 @@
                 <w:rFonts w:ascii="標楷體" w:hAnsi="標楷體"/>
                 <w:sz w:val="22"/>
               </w:rPr>
-              <w:t xml:space="preserve"> 2 </w:t>
-            </w:r>
-            <w:r>
-              <w:rPr>
-                <w:rFonts w:ascii="標楷體" w:hAnsi="標楷體"/>
-                <w:sz w:val="22"/>
-              </w:rPr>
-              <w:t>天的帳號登入，應先出現「變更密碼」畫面並提示密碼已逾效期，未完成變更前無法進入任何作業；按「返回登入」應回到登入畫面，再次登入時仍出現「變更密碼」畫面；於</w:t>
-            </w:r>
-            <w:r>
-              <w:rPr>
-                <w:rFonts w:ascii="標楷體" w:hAnsi="標楷體"/>
-                <w:sz w:val="22"/>
-              </w:rPr>
-              <w:t>該畫面輸入最近使用過的密碼作為新密碼，應被擋下並提示「不可與最近使用過之密碼相同」；輸入舊密碼與合規之新密碼並按「變更密碼」，應直接進入主頁，之後以新密碼可登入、舊密碼不可。測畢務必將兩個參數改回原值（效期預設</w:t>
-            </w:r>
-            <w:r>
-              <w:rPr>
-                <w:rFonts w:ascii="標楷體" w:hAnsi="標楷體"/>
-                <w:sz w:val="22"/>
-              </w:rPr>
-              <w:t xml:space="preserve"> 90</w:t>
-            </w:r>
-            <w:r>
-              <w:rPr>
-                <w:rFonts w:ascii="標楷體" w:hAnsi="標楷體"/>
-                <w:sz w:val="22"/>
-              </w:rPr>
-              <w:t>、提醒天數預設</w:t>
-            </w:r>
-            <w:r>
-              <w:rPr>
-                <w:rFonts w:ascii="標楷體" w:hAnsi="標楷體"/>
-                <w:sz w:val="22"/>
-              </w:rPr>
-              <w:t xml:space="preserve"> 7</w:t>
-            </w:r>
-            <w:r>
-              <w:rPr>
-                <w:rFonts w:ascii="標楷體" w:hAnsi="標楷體"/>
-                <w:sz w:val="22"/>
-              </w:rPr>
-              <w:t>），否則所有帳號登入時都會被要求變更密碼；調整期間請在無其他人測試的時段進行。</w:t>
+              <w:t xml:space="preserve"> </w:t>
+            </w:r>
+            <w:r>
+              <w:rPr>
+                <w:rFonts w:ascii="標楷體" w:hAnsi="標楷體"/>
+                <w:sz w:val="22"/>
+              </w:rPr>
+              <w:t xml:space="preserve">2 </w:t>
+            </w:r>
+            <w:r>
+              <w:rPr>
+                <w:rFonts w:ascii="標楷體" w:hAnsi="標楷體"/>
+                <w:sz w:val="22"/>
+              </w:rPr>
+              <w:t>天的帳號登入，應先出現「變更密碼」畫面並提示密碼已逾效期，未完成變更前無法進入任何作業。本項至第</w:t>
+            </w:r>
+            <w:r>
+              <w:rPr>
+                <w:rFonts w:ascii="標楷體" w:hAnsi="標楷體"/>
+                <w:sz w:val="22"/>
+              </w:rPr>
+              <w:t xml:space="preserve"> 7 </w:t>
+            </w:r>
+            <w:r>
+              <w:rPr>
+                <w:rFonts w:ascii="標楷體" w:hAnsi="標楷體"/>
+                <w:sz w:val="22"/>
+              </w:rPr>
+              <w:t>項會影響全系統帳號，請在無其他人測試的時段進行。</w:t>
             </w:r>
           </w:p>
         </w:tc>
@@ -9942,78 +10397,21 @@
                 <w:rFonts w:ascii="標楷體" w:hAnsi="標楷體"/>
                 <w:sz w:val="22"/>
               </w:rPr>
-              <w:t>登入後連續</w:t>
-            </w:r>
-            <w:r>
-              <w:rPr>
-                <w:rFonts w:ascii="標楷體" w:hAnsi="標楷體"/>
-                <w:sz w:val="22"/>
-              </w:rPr>
-              <w:t xml:space="preserve"> 21 </w:t>
-            </w:r>
-            <w:r>
-              <w:rPr>
-                <w:rFonts w:ascii="標楷體" w:hAnsi="標楷體"/>
-                <w:sz w:val="22"/>
-              </w:rPr>
-              <w:t>分鐘以上不點擊、不輸入任何內容，應自動回到登入畫面並顯示「閒置逾時已自動登出，請重新登入」；重</w:t>
-            </w:r>
-            <w:r>
-              <w:rPr>
-                <w:rFonts w:ascii="標楷體" w:hAnsi="標楷體"/>
-                <w:sz w:val="22"/>
-              </w:rPr>
-              <w:lastRenderedPageBreak/>
-              <w:t>新登入後停在原本的頁面。請勿提早判定：實際門檻為停止操作後</w:t>
-            </w:r>
-            <w:r>
-              <w:rPr>
-                <w:rFonts w:ascii="標楷體" w:hAnsi="標楷體"/>
-                <w:sz w:val="22"/>
-              </w:rPr>
-              <w:t xml:space="preserve"> 15</w:t>
-            </w:r>
-            <w:r>
-              <w:rPr>
-                <w:rFonts w:ascii="標楷體" w:hAnsi="標楷體"/>
-                <w:sz w:val="22"/>
-              </w:rPr>
-              <w:t>～</w:t>
-            </w:r>
-            <w:r>
-              <w:rPr>
-                <w:rFonts w:ascii="標楷體" w:hAnsi="標楷體"/>
-                <w:sz w:val="22"/>
-              </w:rPr>
-              <w:t xml:space="preserve">19 </w:t>
-            </w:r>
-            <w:r>
-              <w:rPr>
-                <w:rFonts w:ascii="標楷體" w:hAnsi="標楷體"/>
-                <w:sz w:val="22"/>
-              </w:rPr>
-              <w:t>分鐘</w:t>
-            </w:r>
-            <w:r>
-              <w:rPr>
-                <w:rFonts w:ascii="標楷體" w:hAnsi="標楷體"/>
-                <w:sz w:val="22"/>
-              </w:rPr>
-              <w:t>，在第</w:t>
-            </w:r>
-            <w:r>
-              <w:rPr>
-                <w:rFonts w:ascii="標楷體" w:hAnsi="標楷體"/>
-                <w:sz w:val="22"/>
-              </w:rPr>
-              <w:t xml:space="preserve"> 15 </w:t>
-            </w:r>
-            <w:r>
-              <w:rPr>
-                <w:rFonts w:ascii="標楷體" w:hAnsi="標楷體"/>
-                <w:sz w:val="22"/>
-              </w:rPr>
-              <w:t>分鐘查看會誤判為不合格。</w:t>
+              <w:t>密碼效期暫調為</w:t>
+            </w:r>
+            <w:r>
+              <w:rPr>
+                <w:rFonts w:ascii="標楷體" w:hAnsi="標楷體"/>
+                <w:sz w:val="22"/>
+              </w:rPr>
+              <w:t xml:space="preserve"> 2 </w:t>
+            </w:r>
+            <w:r>
+              <w:rPr>
+                <w:rFonts w:ascii="標楷體" w:hAnsi="標楷體"/>
+                <w:sz w:val="22"/>
+              </w:rPr>
+              <w:t>天、帳號停在「變更密碼」畫面的狀態下，按「返回登入」應回到登入畫面，再次登入時仍出現「變更密碼」畫面；於該畫面輸入最近使用過的密碼作為新密碼，應被擋下並提示「不可與最近使用過之密碼相同」。</w:t>
             </w:r>
           </w:p>
         </w:tc>
@@ -10075,7 +10473,230 @@
                 <w:rFonts w:ascii="標楷體" w:hAnsi="標楷體"/>
                 <w:sz w:val="22"/>
               </w:rPr>
-              <w:t>登入後於任一作業頁重新整理瀏覽器，應回到登入畫面，重新登入後仍停在該作業頁；按頂列右上的「登出」，應回到登入畫面。</w:t>
+              <w:t>於「變更密碼」畫面輸入舊密碼與合規之新密碼並按「變更密碼」，應直接進入主頁，之後以新密碼可登入、舊密碼不可。測畢務必將兩個參數改回原值（效期預設</w:t>
+            </w:r>
+            <w:r>
+              <w:rPr>
+                <w:rFonts w:ascii="標楷體" w:hAnsi="標楷體"/>
+                <w:sz w:val="22"/>
+              </w:rPr>
+              <w:t xml:space="preserve"> 90</w:t>
+            </w:r>
+            <w:r>
+              <w:rPr>
+                <w:rFonts w:ascii="標楷體" w:hAnsi="標楷體"/>
+                <w:sz w:val="22"/>
+              </w:rPr>
+              <w:t>、提醒天數預設</w:t>
+            </w:r>
+            <w:r>
+              <w:rPr>
+                <w:rFonts w:ascii="標楷體" w:hAnsi="標楷體"/>
+                <w:sz w:val="22"/>
+              </w:rPr>
+              <w:t xml:space="preserve"> </w:t>
+            </w:r>
+            <w:r>
+              <w:rPr>
+                <w:rFonts w:ascii="標楷體" w:hAnsi="標楷體"/>
+                <w:sz w:val="22"/>
+              </w:rPr>
+              <w:lastRenderedPageBreak/>
+              <w:t>7</w:t>
+            </w:r>
+            <w:r>
+              <w:rPr>
+                <w:rFonts w:ascii="標楷體" w:hAnsi="標楷體"/>
+                <w:sz w:val="22"/>
+              </w:rPr>
+              <w:t>），否則所有帳號登入時都會被要求變更密碼。</w:t>
+            </w:r>
+          </w:p>
+        </w:tc>
+        <w:tc>
+          <w:tcPr>
+            <w:tcW w:w="1247" w:type="dxa"/>
+          </w:tcPr>
+          <w:p>
+            <w:pPr>
+              <w:spacing w:before="60" w:after="60"/>
+              <w:jc w:val="center"/>
+            </w:pPr>
+          </w:p>
+        </w:tc>
+        <w:tc>
+          <w:tcPr>
+            <w:tcW w:w="1247" w:type="dxa"/>
+          </w:tcPr>
+          <w:p>
+            <w:pPr>
+              <w:spacing w:before="60" w:after="60"/>
+              <w:jc w:val="center"/>
+            </w:pPr>
+          </w:p>
+        </w:tc>
+      </w:tr>
+      <w:tr>
+        <w:trPr>
+          <w:jc w:val="center"/>
+        </w:trPr>
+        <w:tc>
+          <w:tcPr>
+            <w:tcW w:w="907" w:type="dxa"/>
+          </w:tcPr>
+          <w:p>
+            <w:pPr>
+              <w:spacing w:before="60" w:after="60"/>
+              <w:jc w:val="center"/>
+            </w:pPr>
+            <w:r>
+              <w:rPr>
+                <w:rFonts w:ascii="標楷體" w:hAnsi="標楷體"/>
+                <w:sz w:val="22"/>
+              </w:rPr>
+              <w:t>8</w:t>
+            </w:r>
+          </w:p>
+        </w:tc>
+        <w:tc>
+          <w:tcPr>
+            <w:tcW w:w="6236" w:type="dxa"/>
+          </w:tcPr>
+          <w:p>
+            <w:pPr>
+              <w:spacing w:before="60" w:after="60"/>
+            </w:pPr>
+            <w:r>
+              <w:rPr>
+                <w:rFonts w:ascii="標楷體" w:hAnsi="標楷體"/>
+                <w:sz w:val="22"/>
+              </w:rPr>
+              <w:t>登入後連續</w:t>
+            </w:r>
+            <w:r>
+              <w:rPr>
+                <w:rFonts w:ascii="標楷體" w:hAnsi="標楷體"/>
+                <w:sz w:val="22"/>
+              </w:rPr>
+              <w:t xml:space="preserve"> 21 </w:t>
+            </w:r>
+            <w:r>
+              <w:rPr>
+                <w:rFonts w:ascii="標楷體" w:hAnsi="標楷體"/>
+                <w:sz w:val="22"/>
+              </w:rPr>
+              <w:t>分鐘以上不點擊、不輸入任何內容，應自動回到登入畫面並顯示「閒置逾時已自動登出，請重新登入」；重新登入後停在原本的頁面。請勿提早判定：實際門檻為停止操作後</w:t>
+            </w:r>
+            <w:r>
+              <w:rPr>
+                <w:rFonts w:ascii="標楷體" w:hAnsi="標楷體"/>
+                <w:sz w:val="22"/>
+              </w:rPr>
+              <w:t xml:space="preserve"> 15</w:t>
+            </w:r>
+            <w:r>
+              <w:rPr>
+                <w:rFonts w:ascii="標楷體" w:hAnsi="標楷體"/>
+                <w:sz w:val="22"/>
+              </w:rPr>
+              <w:t>～</w:t>
+            </w:r>
+            <w:r>
+              <w:rPr>
+                <w:rFonts w:ascii="標楷體" w:hAnsi="標楷體"/>
+                <w:sz w:val="22"/>
+              </w:rPr>
+              <w:t xml:space="preserve">19 </w:t>
+            </w:r>
+            <w:r>
+              <w:rPr>
+                <w:rFonts w:ascii="標楷體" w:hAnsi="標楷體"/>
+                <w:sz w:val="22"/>
+              </w:rPr>
+              <w:t>分鐘，在第</w:t>
+            </w:r>
+            <w:r>
+              <w:rPr>
+                <w:rFonts w:ascii="標楷體" w:hAnsi="標楷體"/>
+                <w:sz w:val="22"/>
+              </w:rPr>
+              <w:t xml:space="preserve"> 15 </w:t>
+            </w:r>
+            <w:r>
+              <w:rPr>
+                <w:rFonts w:ascii="標楷體" w:hAnsi="標楷體"/>
+                <w:sz w:val="22"/>
+              </w:rPr>
+              <w:t>分鐘查看會誤判為不合格。</w:t>
+            </w:r>
+          </w:p>
+        </w:tc>
+        <w:tc>
+          <w:tcPr>
+            <w:tcW w:w="1247" w:type="dxa"/>
+          </w:tcPr>
+          <w:p>
+            <w:pPr>
+              <w:spacing w:before="60" w:after="60"/>
+              <w:jc w:val="center"/>
+            </w:pPr>
+          </w:p>
+        </w:tc>
+        <w:tc>
+          <w:tcPr>
+            <w:tcW w:w="1247" w:type="dxa"/>
+          </w:tcPr>
+          <w:p>
+            <w:pPr>
+              <w:spacing w:before="60" w:after="60"/>
+              <w:jc w:val="center"/>
+            </w:pPr>
+          </w:p>
+        </w:tc>
+      </w:tr>
+      <w:tr>
+        <w:trPr>
+          <w:jc w:val="center"/>
+        </w:trPr>
+        <w:tc>
+          <w:tcPr>
+            <w:tcW w:w="907" w:type="dxa"/>
+          </w:tcPr>
+          <w:p>
+            <w:pPr>
+              <w:spacing w:before="60" w:after="60"/>
+              <w:jc w:val="center"/>
+            </w:pPr>
+            <w:r>
+              <w:rPr>
+                <w:rFonts w:ascii="標楷體" w:hAnsi="標楷體"/>
+                <w:sz w:val="22"/>
+              </w:rPr>
+              <w:t>9</w:t>
+            </w:r>
+          </w:p>
+        </w:tc>
+        <w:tc>
+          <w:tcPr>
+            <w:tcW w:w="6236" w:type="dxa"/>
+          </w:tcPr>
+          <w:p>
+            <w:pPr>
+              <w:spacing w:before="60" w:after="60"/>
+            </w:pPr>
+            <w:r>
+              <w:rPr>
+                <w:rFonts w:ascii="標楷體" w:hAnsi="標楷體"/>
+                <w:sz w:val="22"/>
+              </w:rPr>
+              <w:t>登入後於任一作業頁重新整理瀏覽器，應回到登入畫面，重</w:t>
+            </w:r>
+            <w:r>
+              <w:rPr>
+                <w:rFonts w:ascii="標楷體" w:hAnsi="標楷體"/>
+                <w:sz w:val="22"/>
+              </w:rPr>
+              <w:t>新登入後仍停在該作業頁；按頂列右上的「登出」，應回到登入畫面。</w:t>
             </w:r>
           </w:p>
         </w:tc>
@@ -10107,7 +10728,7 @@
       <w:pPr>
         <w:pStyle w:val="1"/>
       </w:pPr>
-      <w:bookmarkStart w:id="10" w:name="_Toc243491409"/>
+      <w:bookmarkStart w:id="10" w:name="_Toc243494243"/>
       <w:r>
         <w:lastRenderedPageBreak/>
         <w:t xml:space="preserve">DP08 </w:t>
@@ -10532,6 +11153,34 @@
                 <w:rFonts w:ascii="標楷體" w:hAnsi="標楷體"/>
                 <w:sz w:val="22"/>
               </w:rPr>
+              <w:t xml:space="preserve"> Email</w:t>
+            </w:r>
+            <w:r>
+              <w:rPr>
+                <w:rFonts w:ascii="標楷體" w:hAnsi="標楷體"/>
+                <w:sz w:val="22"/>
+              </w:rPr>
+              <w:t>）並按「建立帳號」，應顯示驗證信已寄至該</w:t>
+            </w:r>
+            <w:r>
+              <w:rPr>
+                <w:rFonts w:ascii="標楷體" w:hAnsi="標楷體"/>
+                <w:sz w:val="22"/>
+              </w:rPr>
+              <w:t xml:space="preserve"> Email</w:t>
+            </w:r>
+            <w:r>
+              <w:rPr>
+                <w:rFonts w:ascii="標楷體" w:hAnsi="標楷體"/>
+                <w:sz w:val="22"/>
+              </w:rPr>
+              <w:t>，且該信箱收到驗證信；尚未設定密碼前以受測</w:t>
+            </w:r>
+            <w:r>
+              <w:rPr>
+                <w:rFonts w:ascii="標楷體" w:hAnsi="標楷體"/>
+                <w:sz w:val="22"/>
+              </w:rPr>
               <w:t xml:space="preserve"> </w:t>
             </w:r>
             <w:r>
@@ -10539,42 +11188,14 @@
                 <w:rFonts w:ascii="標楷體" w:hAnsi="標楷體"/>
                 <w:sz w:val="22"/>
               </w:rPr>
-              <w:t>Email</w:t>
-            </w:r>
-            <w:r>
-              <w:rPr>
-                <w:rFonts w:ascii="標楷體" w:hAnsi="標楷體"/>
-                <w:sz w:val="22"/>
-              </w:rPr>
-              <w:t>）並按「建立帳號」，應顯示驗證信已寄至該</w:t>
-            </w:r>
-            <w:r>
-              <w:rPr>
-                <w:rFonts w:ascii="標楷體" w:hAnsi="標楷體"/>
-                <w:sz w:val="22"/>
-              </w:rPr>
-              <w:t xml:space="preserve"> Email</w:t>
-            </w:r>
-            <w:r>
-              <w:rPr>
-                <w:rFonts w:ascii="標楷體" w:hAnsi="標楷體"/>
-                <w:sz w:val="22"/>
-              </w:rPr>
-              <w:t>，且該信箱收到驗證信；尚未設定密碼前以受測</w:t>
-            </w:r>
-            <w:r>
-              <w:rPr>
-                <w:rFonts w:ascii="標楷體" w:hAnsi="標楷體"/>
-                <w:sz w:val="22"/>
-              </w:rPr>
-              <w:t xml:space="preserve"> Email </w:t>
-            </w:r>
-            <w:r>
-              <w:rPr>
-                <w:rFonts w:ascii="標楷體" w:hAnsi="標楷體"/>
-                <w:sz w:val="22"/>
-              </w:rPr>
-              <w:t>登入，應顯示「帳號或密碼錯誤」而無法登入；點驗證信中的連結、輸入合規之密碼並按「設定密碼並啟用」，應顯示「帳號已啟用，請以新密碼登入」且可以該密碼登入；登入後左側選單應只有「教育訓練」的我的課程與核可查詢（僅具學員角色）。</w:t>
+              <w:t xml:space="preserve">Email </w:t>
+            </w:r>
+            <w:r>
+              <w:rPr>
+                <w:rFonts w:ascii="標楷體" w:hAnsi="標楷體"/>
+                <w:sz w:val="22"/>
+              </w:rPr>
+              <w:t>登入，應顯示「帳號或密碼錯誤」而無法登入。</w:t>
             </w:r>
           </w:p>
         </w:tc>
@@ -10636,7 +11257,7 @@
                 <w:rFonts w:ascii="標楷體" w:hAnsi="標楷體"/>
                 <w:sz w:val="22"/>
               </w:rPr>
-              <w:t>以一個已完成註冊的帳號</w:t>
+              <w:t>點受測</w:t>
             </w:r>
             <w:r>
               <w:rPr>
@@ -10650,21 +11271,7 @@
                 <w:rFonts w:ascii="標楷體" w:hAnsi="標楷體"/>
                 <w:sz w:val="22"/>
               </w:rPr>
-              <w:t>再次註冊，應被擋下並提示「此</w:t>
-            </w:r>
-            <w:r>
-              <w:rPr>
-                <w:rFonts w:ascii="標楷體" w:hAnsi="標楷體"/>
-                <w:sz w:val="22"/>
-              </w:rPr>
-              <w:t xml:space="preserve"> Email </w:t>
-            </w:r>
-            <w:r>
-              <w:rPr>
-                <w:rFonts w:ascii="標楷體" w:hAnsi="標楷體"/>
-                <w:sz w:val="22"/>
-              </w:rPr>
-              <w:t>已有帳號或進行中的啟用程序」。</w:t>
+              <w:t>所收驗證信中的連結、輸入合規之密碼並按「設定密碼並啟用」，應顯示「帳號已啟用，請以新密碼登入」且可以該密碼登入；登入後左側選單應只有「教育訓練」的我的課程與核可查詢（僅具學員角色）。</w:t>
             </w:r>
           </w:p>
         </w:tc>
@@ -10726,56 +11333,35 @@
                 <w:rFonts w:ascii="標楷體" w:hAnsi="標楷體"/>
                 <w:sz w:val="22"/>
               </w:rPr>
-              <w:t>以一個管理者已邀請、尚未啟用的</w:t>
-            </w:r>
-            <w:r>
-              <w:rPr>
-                <w:rFonts w:ascii="標楷體" w:hAnsi="標楷體"/>
-                <w:sz w:val="22"/>
-              </w:rPr>
-              <w:t xml:space="preserve"> </w:t>
-            </w:r>
-            <w:r>
-              <w:rPr>
-                <w:rFonts w:ascii="標楷體" w:hAnsi="標楷體"/>
-                <w:sz w:val="22"/>
-              </w:rPr>
-              <w:t xml:space="preserve">Email </w:t>
-            </w:r>
-            <w:r>
-              <w:rPr>
-                <w:rFonts w:ascii="標楷體" w:hAnsi="標楷體"/>
-                <w:sz w:val="22"/>
-              </w:rPr>
-              <w:t>註冊，畫面應顯示驗證信已寄至該</w:t>
-            </w:r>
-            <w:r>
-              <w:rPr>
-                <w:rFonts w:ascii="標楷體" w:hAnsi="標楷體"/>
-                <w:sz w:val="22"/>
-              </w:rPr>
-              <w:t xml:space="preserve"> Email</w:t>
-            </w:r>
-            <w:r>
-              <w:rPr>
-                <w:rFonts w:ascii="標楷體" w:hAnsi="標楷體"/>
-                <w:sz w:val="22"/>
-              </w:rPr>
-              <w:t>（與第</w:t>
-            </w:r>
-            <w:r>
-              <w:rPr>
-                <w:rFonts w:ascii="標楷體" w:hAnsi="標楷體"/>
-                <w:sz w:val="22"/>
-              </w:rPr>
-              <w:t xml:space="preserve"> 1 </w:t>
-            </w:r>
-            <w:r>
-              <w:rPr>
-                <w:rFonts w:ascii="標楷體" w:hAnsi="標楷體"/>
-                <w:sz w:val="22"/>
-              </w:rPr>
-              <w:t>項相同），但該信箱不應收到驗證信；原邀請信連結應仍可完成啟用。</w:t>
+              <w:t>以一個已完成註冊的帳號</w:t>
+            </w:r>
+            <w:r>
+              <w:rPr>
+                <w:rFonts w:ascii="標楷體" w:hAnsi="標楷體"/>
+                <w:sz w:val="22"/>
+              </w:rPr>
+              <w:t xml:space="preserve"> Email </w:t>
+            </w:r>
+            <w:r>
+              <w:rPr>
+                <w:rFonts w:ascii="標楷體" w:hAnsi="標楷體"/>
+                <w:sz w:val="22"/>
+              </w:rPr>
+              <w:t>再次註冊，應被擋下並提示「此</w:t>
+            </w:r>
+            <w:r>
+              <w:rPr>
+                <w:rFonts w:ascii="標楷體" w:hAnsi="標楷體"/>
+                <w:sz w:val="22"/>
+              </w:rPr>
+              <w:t xml:space="preserve"> Email </w:t>
+            </w:r>
+            <w:r>
+              <w:rPr>
+                <w:rFonts w:ascii="標楷體" w:hAnsi="標楷體"/>
+                <w:sz w:val="22"/>
+              </w:rPr>
+              <w:t>已有帳號或進行中的啟用程序」。</w:t>
             </w:r>
           </w:p>
         </w:tc>
@@ -10837,7 +11423,7 @@
                 <w:rFonts w:ascii="標楷體" w:hAnsi="標楷體"/>
                 <w:sz w:val="22"/>
               </w:rPr>
-              <w:t>以另一個從未註冊過、收得到信的</w:t>
+              <w:t>以一個管理者已邀請、尚未啟用的</w:t>
             </w:r>
             <w:r>
               <w:rPr>
@@ -10851,21 +11437,35 @@
                 <w:rFonts w:ascii="標楷體" w:hAnsi="標楷體"/>
                 <w:sz w:val="22"/>
               </w:rPr>
-              <w:t>送出註冊，</w:t>
-            </w:r>
-            <w:r>
-              <w:rPr>
-                <w:rFonts w:ascii="標楷體" w:hAnsi="標楷體"/>
-                <w:sz w:val="22"/>
-              </w:rPr>
-              <w:t xml:space="preserve">10 </w:t>
-            </w:r>
-            <w:r>
-              <w:rPr>
-                <w:rFonts w:ascii="標楷體" w:hAnsi="標楷體"/>
-                <w:sz w:val="22"/>
-              </w:rPr>
-              <w:t>分鐘內「重寄驗證信」按鈕應顯示倒數且無法按；倒數結束後按下，應顯示已重新寄出驗證信並收到新信；改點前一封信的連結並送出密碼，應被擋下提示連結無效，以最新一封的連結則可完成啟用。</w:t>
+              <w:t>註冊，畫面應顯示驗證信已寄至該</w:t>
+            </w:r>
+            <w:r>
+              <w:rPr>
+                <w:rFonts w:ascii="標楷體" w:hAnsi="標楷體"/>
+                <w:sz w:val="22"/>
+              </w:rPr>
+              <w:t xml:space="preserve"> Email</w:t>
+            </w:r>
+            <w:r>
+              <w:rPr>
+                <w:rFonts w:ascii="標楷體" w:hAnsi="標楷體"/>
+                <w:sz w:val="22"/>
+              </w:rPr>
+              <w:t>（與第</w:t>
+            </w:r>
+            <w:r>
+              <w:rPr>
+                <w:rFonts w:ascii="標楷體" w:hAnsi="標楷體"/>
+                <w:sz w:val="22"/>
+              </w:rPr>
+              <w:t xml:space="preserve"> 1 </w:t>
+            </w:r>
+            <w:r>
+              <w:rPr>
+                <w:rFonts w:ascii="標楷體" w:hAnsi="標楷體"/>
+                <w:sz w:val="22"/>
+              </w:rPr>
+              <w:t>項相同），但該信箱不應收到驗證信；原邀請信連結應仍可完成啟用。</w:t>
             </w:r>
           </w:p>
         </w:tc>
@@ -10927,6 +11527,96 @@
                 <w:rFonts w:ascii="標楷體" w:hAnsi="標楷體"/>
                 <w:sz w:val="22"/>
               </w:rPr>
+              <w:t>以另一個從未註冊過、收得到信的</w:t>
+            </w:r>
+            <w:r>
+              <w:rPr>
+                <w:rFonts w:ascii="標楷體" w:hAnsi="標楷體"/>
+                <w:sz w:val="22"/>
+              </w:rPr>
+              <w:t xml:space="preserve"> Email </w:t>
+            </w:r>
+            <w:r>
+              <w:rPr>
+                <w:rFonts w:ascii="標楷體" w:hAnsi="標楷體"/>
+                <w:sz w:val="22"/>
+              </w:rPr>
+              <w:t>送出註冊，</w:t>
+            </w:r>
+            <w:r>
+              <w:rPr>
+                <w:rFonts w:ascii="標楷體" w:hAnsi="標楷體"/>
+                <w:sz w:val="22"/>
+              </w:rPr>
+              <w:t xml:space="preserve">10 </w:t>
+            </w:r>
+            <w:r>
+              <w:rPr>
+                <w:rFonts w:ascii="標楷體" w:hAnsi="標楷體"/>
+                <w:sz w:val="22"/>
+              </w:rPr>
+              <w:t>分鐘內「重寄驗證信」按鈕應顯示倒數且無法按；倒數結束後按下，應顯示已重新寄出驗證信並收到新信；改點前一封信的連結並送出密碼，應被擋下提示連結無效，以最新一封的連結則可完成啟用。</w:t>
+            </w:r>
+          </w:p>
+        </w:tc>
+        <w:tc>
+          <w:tcPr>
+            <w:tcW w:w="1247" w:type="dxa"/>
+          </w:tcPr>
+          <w:p>
+            <w:pPr>
+              <w:spacing w:before="60" w:after="60"/>
+              <w:jc w:val="center"/>
+            </w:pPr>
+          </w:p>
+        </w:tc>
+        <w:tc>
+          <w:tcPr>
+            <w:tcW w:w="1247" w:type="dxa"/>
+          </w:tcPr>
+          <w:p>
+            <w:pPr>
+              <w:spacing w:before="60" w:after="60"/>
+              <w:jc w:val="center"/>
+            </w:pPr>
+          </w:p>
+        </w:tc>
+      </w:tr>
+      <w:tr>
+        <w:trPr>
+          <w:jc w:val="center"/>
+        </w:trPr>
+        <w:tc>
+          <w:tcPr>
+            <w:tcW w:w="907" w:type="dxa"/>
+          </w:tcPr>
+          <w:p>
+            <w:pPr>
+              <w:spacing w:before="60" w:after="60"/>
+              <w:jc w:val="center"/>
+            </w:pPr>
+            <w:r>
+              <w:rPr>
+                <w:rFonts w:ascii="標楷體" w:hAnsi="標楷體"/>
+                <w:sz w:val="22"/>
+              </w:rPr>
+              <w:t>6</w:t>
+            </w:r>
+          </w:p>
+        </w:tc>
+        <w:tc>
+          <w:tcPr>
+            <w:tcW w:w="6236" w:type="dxa"/>
+          </w:tcPr>
+          <w:p>
+            <w:pPr>
+              <w:spacing w:before="60" w:after="60"/>
+            </w:pPr>
+            <w:r>
+              <w:rPr>
+                <w:rFonts w:ascii="標楷體" w:hAnsi="標楷體"/>
+                <w:sz w:val="22"/>
+              </w:rPr>
               <w:t>以上項同一個</w:t>
             </w:r>
             <w:r>
@@ -10955,14 +11645,7 @@
                 <w:rFonts w:ascii="標楷體" w:hAnsi="標楷體"/>
                 <w:sz w:val="22"/>
               </w:rPr>
-              <w:t>分鐘後才點該連結並送出密碼，應提示「驗證連結已失效，請重新申</w:t>
-            </w:r>
-            <w:r>
-              <w:rPr>
-                <w:rFonts w:ascii="標楷體" w:hAnsi="標楷體"/>
-                <w:sz w:val="22"/>
-              </w:rPr>
-              <w:t>請」，且帳號未建立。</w:t>
+              <w:t>分鐘後才點該連結並送出密碼，應提示「驗證連結已失效，請重新申請」，且帳號未建立。</w:t>
             </w:r>
           </w:p>
         </w:tc>
@@ -10994,7 +11677,7 @@
       <w:pPr>
         <w:pStyle w:val="1"/>
       </w:pPr>
-      <w:bookmarkStart w:id="11" w:name="_Toc243491410"/>
+      <w:bookmarkStart w:id="11" w:name="_Toc243494244"/>
       <w:r>
         <w:lastRenderedPageBreak/>
         <w:t xml:space="preserve">DP09 </w:t>
@@ -11908,7 +12591,7 @@
       <w:pPr>
         <w:pStyle w:val="1"/>
       </w:pPr>
-      <w:bookmarkStart w:id="12" w:name="_Toc243491411"/>
+      <w:bookmarkStart w:id="12" w:name="_Toc243494245"/>
       <w:r>
         <w:lastRenderedPageBreak/>
         <w:t xml:space="preserve">DP10 </w:t>
@@ -12409,14 +13092,7 @@
                 <w:rFonts w:ascii="標楷體" w:hAnsi="標楷體"/>
                 <w:sz w:val="22"/>
               </w:rPr>
-              <w:t xml:space="preserve"> </w:t>
-            </w:r>
-            <w:r>
-              <w:rPr>
-                <w:rFonts w:ascii="標楷體" w:hAnsi="標楷體"/>
-                <w:sz w:val="22"/>
-              </w:rPr>
-              <w:t>Email</w:t>
+              <w:t xml:space="preserve"> Email</w:t>
             </w:r>
             <w:r>
               <w:rPr>
@@ -12451,63 +13127,7 @@
                 <w:rFonts w:ascii="標楷體" w:hAnsi="標楷體"/>
                 <w:sz w:val="22"/>
               </w:rPr>
-              <w:t>登入應顯示「帳號或密碼錯誤」；點新信箱中的驗證連結，應顯示「</w:t>
-            </w:r>
-            <w:r>
-              <w:rPr>
-                <w:rFonts w:ascii="標楷體" w:hAnsi="標楷體"/>
-                <w:sz w:val="22"/>
-              </w:rPr>
-              <w:t xml:space="preserve">Email </w:t>
-            </w:r>
-            <w:r>
-              <w:rPr>
-                <w:rFonts w:ascii="標楷體" w:hAnsi="標楷體"/>
-                <w:sz w:val="22"/>
-              </w:rPr>
-              <w:t>已變更，請以新</w:t>
-            </w:r>
-            <w:r>
-              <w:rPr>
-                <w:rFonts w:ascii="標楷體" w:hAnsi="標楷體"/>
-                <w:sz w:val="22"/>
-              </w:rPr>
-              <w:t xml:space="preserve"> Email </w:t>
-            </w:r>
-            <w:r>
-              <w:rPr>
-                <w:rFonts w:ascii="標楷體" w:hAnsi="標楷體"/>
-                <w:sz w:val="22"/>
-              </w:rPr>
-              <w:t>登入。」，之後以新</w:t>
-            </w:r>
-            <w:r>
-              <w:rPr>
-                <w:rFonts w:ascii="標楷體" w:hAnsi="標楷體"/>
-                <w:sz w:val="22"/>
-              </w:rPr>
-              <w:t xml:space="preserve"> Email </w:t>
-            </w:r>
-            <w:r>
-              <w:rPr>
-                <w:rFonts w:ascii="標楷體" w:hAnsi="標楷體"/>
-                <w:sz w:val="22"/>
-              </w:rPr>
-              <w:t>可登入、原</w:t>
-            </w:r>
-            <w:r>
-              <w:rPr>
-                <w:rFonts w:ascii="標楷體" w:hAnsi="標楷體"/>
-                <w:sz w:val="22"/>
-              </w:rPr>
-              <w:t xml:space="preserve"> Email </w:t>
-            </w:r>
-            <w:r>
-              <w:rPr>
-                <w:rFonts w:ascii="標楷體" w:hAnsi="標楷體"/>
-                <w:sz w:val="22"/>
-              </w:rPr>
-              <w:t>不可。</w:t>
+              <w:t>登入應顯示「帳號或密碼錯誤」。</w:t>
             </w:r>
           </w:p>
         </w:tc>
@@ -12569,7 +13189,21 @@
                 <w:rFonts w:ascii="標楷體" w:hAnsi="標楷體"/>
                 <w:sz w:val="22"/>
               </w:rPr>
-              <w:t>輸入其他帳號正在使用的</w:t>
+              <w:t>點新信箱中那封驗證信的連結，應顯示「</w:t>
+            </w:r>
+            <w:r>
+              <w:rPr>
+                <w:rFonts w:ascii="標楷體" w:hAnsi="標楷體"/>
+                <w:sz w:val="22"/>
+              </w:rPr>
+              <w:t xml:space="preserve">Email </w:t>
+            </w:r>
+            <w:r>
+              <w:rPr>
+                <w:rFonts w:ascii="標楷體" w:hAnsi="標楷體"/>
+                <w:sz w:val="22"/>
+              </w:rPr>
+              <w:t>已變更，請以新</w:t>
             </w:r>
             <w:r>
               <w:rPr>
@@ -12583,7 +13217,7 @@
                 <w:rFonts w:ascii="標楷體" w:hAnsi="標楷體"/>
                 <w:sz w:val="22"/>
               </w:rPr>
-              <w:t>並按「寄驗證信」，應被擋下並提示「此</w:t>
+              <w:t>登入。」，之後以新</w:t>
             </w:r>
             <w:r>
               <w:rPr>
@@ -12597,7 +13231,21 @@
                 <w:rFonts w:ascii="標楷體" w:hAnsi="標楷體"/>
                 <w:sz w:val="22"/>
               </w:rPr>
-              <w:t>已被使用」。</w:t>
+              <w:t>可登入、原</w:t>
+            </w:r>
+            <w:r>
+              <w:rPr>
+                <w:rFonts w:ascii="標楷體" w:hAnsi="標楷體"/>
+                <w:sz w:val="22"/>
+              </w:rPr>
+              <w:t xml:space="preserve"> Email </w:t>
+            </w:r>
+            <w:r>
+              <w:rPr>
+                <w:rFonts w:ascii="標楷體" w:hAnsi="標楷體"/>
+                <w:sz w:val="22"/>
+              </w:rPr>
+              <w:t>不可。</w:t>
             </w:r>
           </w:p>
         </w:tc>
@@ -12659,7 +13307,7 @@
                 <w:rFonts w:ascii="標楷體" w:hAnsi="標楷體"/>
                 <w:sz w:val="22"/>
               </w:rPr>
-              <w:t>以另一個未被使用的</w:t>
+              <w:t>輸入其他帳號正在使用的</w:t>
             </w:r>
             <w:r>
               <w:rPr>
@@ -12673,49 +13321,7 @@
                 <w:rFonts w:ascii="標楷體" w:hAnsi="標楷體"/>
                 <w:sz w:val="22"/>
               </w:rPr>
-              <w:t>送出變更申請，</w:t>
-            </w:r>
-            <w:r>
-              <w:rPr>
-                <w:rFonts w:ascii="標楷體" w:hAnsi="標楷體"/>
-                <w:sz w:val="22"/>
-              </w:rPr>
-              <w:t xml:space="preserve">10 </w:t>
-            </w:r>
-            <w:r>
-              <w:rPr>
-                <w:rFonts w:ascii="標楷體" w:hAnsi="標楷體"/>
-                <w:sz w:val="22"/>
-              </w:rPr>
-              <w:t>分鐘內「寄驗證信」按鈕應顯示剩餘時間且無法按；等候</w:t>
-            </w:r>
-            <w:r>
-              <w:rPr>
-                <w:rFonts w:ascii="標楷體" w:hAnsi="標楷體"/>
-                <w:sz w:val="22"/>
-              </w:rPr>
-              <w:t xml:space="preserve"> 10 </w:t>
-            </w:r>
-            <w:r>
-              <w:rPr>
-                <w:rFonts w:ascii="標楷體" w:hAnsi="標楷體"/>
-                <w:sz w:val="22"/>
-              </w:rPr>
-              <w:t>分鐘後再申請一次，點第一封信的連結應提示「連結已失效，</w:t>
-            </w:r>
-            <w:r>
-              <w:rPr>
-                <w:rFonts w:ascii="標楷體" w:hAnsi="標楷體"/>
-                <w:sz w:val="22"/>
-              </w:rPr>
-              <w:t xml:space="preserve">Email </w:t>
-            </w:r>
-            <w:r>
-              <w:rPr>
-                <w:rFonts w:ascii="標楷體" w:hAnsi="標楷體"/>
-                <w:sz w:val="22"/>
-              </w:rPr>
-              <w:t>變更作廢，原</w:t>
+              <w:t>並按「寄驗證信」，應被擋下並提示「此</w:t>
             </w:r>
             <w:r>
               <w:rPr>
@@ -12729,7 +13335,7 @@
                 <w:rFonts w:ascii="標楷體" w:hAnsi="標楷體"/>
                 <w:sz w:val="22"/>
               </w:rPr>
-              <w:t>維持有效」，點第二封則完成變更。</w:t>
+              <w:t>已被使用」。</w:t>
             </w:r>
           </w:p>
         </w:tc>
@@ -12791,7 +13397,84 @@
                 <w:rFonts w:ascii="標楷體" w:hAnsi="標楷體"/>
                 <w:sz w:val="22"/>
               </w:rPr>
-              <w:t>按「變更密碼」，輸入正確舊密碼與合規之新密碼並按「儲存」，應顯示「密碼已更新」，之後以新密碼可登入、舊密碼不可；輸入錯誤的舊密碼應被擋下並提示「舊密碼不正確」，密碼維持不變；以最近使用過的密碼作為新密碼，應被擋下並提示「不可與最近使用過之密碼相同」。</w:t>
+              <w:t>以另一個未被使用的</w:t>
+            </w:r>
+            <w:r>
+              <w:rPr>
+                <w:rFonts w:ascii="標楷體" w:hAnsi="標楷體"/>
+                <w:sz w:val="22"/>
+              </w:rPr>
+              <w:t xml:space="preserve"> Email </w:t>
+            </w:r>
+            <w:r>
+              <w:rPr>
+                <w:rFonts w:ascii="標楷體" w:hAnsi="標楷體"/>
+                <w:sz w:val="22"/>
+              </w:rPr>
+              <w:t>送出變更申請，</w:t>
+            </w:r>
+            <w:r>
+              <w:rPr>
+                <w:rFonts w:ascii="標楷體" w:hAnsi="標楷體"/>
+                <w:sz w:val="22"/>
+              </w:rPr>
+              <w:t xml:space="preserve">10 </w:t>
+            </w:r>
+            <w:r>
+              <w:rPr>
+                <w:rFonts w:ascii="標楷體" w:hAnsi="標楷體"/>
+                <w:sz w:val="22"/>
+              </w:rPr>
+              <w:t>分鐘內「寄驗證信」按鈕應顯示剩餘時間且無法按；等候</w:t>
+            </w:r>
+            <w:r>
+              <w:rPr>
+                <w:rFonts w:ascii="標楷體" w:hAnsi="標楷體"/>
+                <w:sz w:val="22"/>
+              </w:rPr>
+              <w:t xml:space="preserve"> 10 </w:t>
+            </w:r>
+            <w:r>
+              <w:rPr>
+                <w:rFonts w:ascii="標楷體" w:hAnsi="標楷體"/>
+                <w:sz w:val="22"/>
+              </w:rPr>
+              <w:t>分鐘後再申請一次，點第一封信的連結應提示「連結已失效，</w:t>
+            </w:r>
+            <w:r>
+              <w:rPr>
+                <w:rFonts w:ascii="標楷體" w:hAnsi="標楷體"/>
+                <w:sz w:val="22"/>
+              </w:rPr>
+              <w:t xml:space="preserve">Email </w:t>
+            </w:r>
+            <w:r>
+              <w:rPr>
+                <w:rFonts w:ascii="標楷體" w:hAnsi="標楷體"/>
+                <w:sz w:val="22"/>
+              </w:rPr>
+              <w:t>變更作廢，原</w:t>
+            </w:r>
+            <w:r>
+              <w:rPr>
+                <w:rFonts w:ascii="標楷體" w:hAnsi="標楷體"/>
+                <w:sz w:val="22"/>
+              </w:rPr>
+              <w:t xml:space="preserve"> Email </w:t>
+            </w:r>
+            <w:r>
+              <w:rPr>
+                <w:rFonts w:ascii="標楷體" w:hAnsi="標楷體"/>
+                <w:sz w:val="22"/>
+              </w:rPr>
+              <w:t>維持有效</w:t>
+            </w:r>
+            <w:r>
+              <w:rPr>
+                <w:rFonts w:ascii="標楷體" w:hAnsi="標楷體"/>
+                <w:sz w:val="22"/>
+              </w:rPr>
+              <w:t>」，點第二封則完成變更。</w:t>
             </w:r>
           </w:p>
         </w:tc>
@@ -12837,6 +13520,68 @@
                 <w:sz w:val="22"/>
               </w:rPr>
               <w:t>6</w:t>
+            </w:r>
+          </w:p>
+        </w:tc>
+        <w:tc>
+          <w:tcPr>
+            <w:tcW w:w="6236" w:type="dxa"/>
+          </w:tcPr>
+          <w:p>
+            <w:pPr>
+              <w:spacing w:before="60" w:after="60"/>
+            </w:pPr>
+            <w:r>
+              <w:rPr>
+                <w:rFonts w:ascii="標楷體" w:hAnsi="標楷體"/>
+                <w:sz w:val="22"/>
+              </w:rPr>
+              <w:t>按「變更密碼」，輸入正確舊密碼與合規之新密碼並按「儲存」，應顯示「密碼已更新」，之後以新密碼可登入、舊密碼不可；輸入錯誤的舊密碼應被擋下並提示「舊密碼不正確」，密碼維持不變；以最近使用過的密碼作為新密碼，應被擋下並提示「不可與最近使用過之密碼相同」。</w:t>
+            </w:r>
+          </w:p>
+        </w:tc>
+        <w:tc>
+          <w:tcPr>
+            <w:tcW w:w="1247" w:type="dxa"/>
+          </w:tcPr>
+          <w:p>
+            <w:pPr>
+              <w:spacing w:before="60" w:after="60"/>
+              <w:jc w:val="center"/>
+            </w:pPr>
+          </w:p>
+        </w:tc>
+        <w:tc>
+          <w:tcPr>
+            <w:tcW w:w="1247" w:type="dxa"/>
+          </w:tcPr>
+          <w:p>
+            <w:pPr>
+              <w:spacing w:before="60" w:after="60"/>
+              <w:jc w:val="center"/>
+            </w:pPr>
+          </w:p>
+        </w:tc>
+      </w:tr>
+      <w:tr>
+        <w:trPr>
+          <w:jc w:val="center"/>
+        </w:trPr>
+        <w:tc>
+          <w:tcPr>
+            <w:tcW w:w="907" w:type="dxa"/>
+          </w:tcPr>
+          <w:p>
+            <w:pPr>
+              <w:spacing w:before="60" w:after="60"/>
+              <w:jc w:val="center"/>
+            </w:pPr>
+            <w:r>
+              <w:rPr>
+                <w:rFonts w:ascii="標楷體" w:hAnsi="標楷體"/>
+                <w:sz w:val="22"/>
+              </w:rPr>
+              <w:t>7</w:t>
             </w:r>
           </w:p>
         </w:tc>
@@ -13128,9 +13873,9 @@
     </w:lvl>
   </w:abstractNum>
   <w:abstractNum w:abstractNumId="1" w15:restartNumberingAfterBreak="0">
-    <w:nsid w:val="24AA487A"/>
+    <w:nsid w:val="60AC7679"/>
     <w:multiLevelType w:val="multilevel"/>
-    <w:tmpl w:val="78E21688"/>
+    <w:tmpl w:val="B5D40302"/>
     <w:lvl w:ilvl="0">
       <w:start w:val="1"/>
       <w:numFmt w:val="bullet"/>
@@ -25234,7 +25979,7 @@
 </file>
 
 <file path=customXml/itemProps1.xml><?xml version="1.0" encoding="utf-8"?>
-<ds:datastoreItem xmlns:ds="http://schemas.openxmlformats.org/officeDocument/2006/customXml" ds:itemID="{E91FFCDA-372D-43FE-81B1-540C01D7D742}">
+<ds:datastoreItem xmlns:ds="http://schemas.openxmlformats.org/officeDocument/2006/customXml" ds:itemID="{EC004E81-7365-40F5-A9CB-71E3F0021065}">
   <ds:schemaRefs>
     <ds:schemaRef ds:uri="http://schemas.openxmlformats.org/officeDocument/2006/bibliography"/>
   </ds:schemaRefs>

--- a/docs/manuals/測試報告/DP-平台管理模組.docx
+++ b/docs/manuals/測試報告/DP-平台管理模組.docx
@@ -498,7 +498,7 @@
       <w:r>
         <w:fldChar w:fldCharType="separate"/>
       </w:r>
-      <w:hyperlink w:anchor="_Toc243494234" w:history="1">
+      <w:hyperlink w:anchor="_Toc243495012" w:history="1">
         <w:r>
           <w:rPr>
             <w:rStyle w:val="affb"/>
@@ -526,7 +526,7 @@
             <w:noProof/>
             <w:webHidden/>
           </w:rPr>
-          <w:instrText xml:space="preserve"> PAGEREF _Toc243494234 \h </w:instrText>
+          <w:instrText xml:space="preserve"> PAGEREF _Toc243495012 \h </w:instrText>
         </w:r>
         <w:r>
           <w:rPr>
@@ -571,7 +571,7 @@
           <w:szCs w:val="22"/>
         </w:rPr>
       </w:pPr>
-      <w:hyperlink w:anchor="_Toc243494235" w:history="1">
+      <w:hyperlink w:anchor="_Toc243495013" w:history="1">
         <w:r>
           <w:rPr>
             <w:rStyle w:val="affb"/>
@@ -606,7 +606,7 @@
             <w:noProof/>
             <w:webHidden/>
           </w:rPr>
-          <w:instrText xml:space="preserve"> PAGEREF _Toc243494235 \h </w:instrText>
+          <w:instrText xml:space="preserve"> PAGEREF _Toc243495013 \h </w:instrText>
         </w:r>
         <w:r>
           <w:rPr>
@@ -651,7 +651,7 @@
           <w:szCs w:val="22"/>
         </w:rPr>
       </w:pPr>
-      <w:hyperlink w:anchor="_Toc243494236" w:history="1">
+      <w:hyperlink w:anchor="_Toc243495014" w:history="1">
         <w:r>
           <w:rPr>
             <w:rStyle w:val="affb"/>
@@ -686,7 +686,7 @@
             <w:noProof/>
             <w:webHidden/>
           </w:rPr>
-          <w:instrText xml:space="preserve"> PAGEREF _Toc243494236 \h </w:instrText>
+          <w:instrText xml:space="preserve"> PAGEREF _Toc243495014 \h </w:instrText>
         </w:r>
         <w:r>
           <w:rPr>
@@ -731,7 +731,7 @@
           <w:szCs w:val="22"/>
         </w:rPr>
       </w:pPr>
-      <w:hyperlink w:anchor="_Toc243494237" w:history="1">
+      <w:hyperlink w:anchor="_Toc243495015" w:history="1">
         <w:r>
           <w:rPr>
             <w:rStyle w:val="affb"/>
@@ -766,7 +766,7 @@
             <w:noProof/>
             <w:webHidden/>
           </w:rPr>
-          <w:instrText xml:space="preserve"> PAGEREF _Toc243494237 \h </w:instrText>
+          <w:instrText xml:space="preserve"> PAGEREF _Toc243495015 \h </w:instrText>
         </w:r>
         <w:r>
           <w:rPr>
@@ -811,7 +811,7 @@
           <w:szCs w:val="22"/>
         </w:rPr>
       </w:pPr>
-      <w:hyperlink w:anchor="_Toc243494238" w:history="1">
+      <w:hyperlink w:anchor="_Toc243495016" w:history="1">
         <w:r>
           <w:rPr>
             <w:rStyle w:val="affb"/>
@@ -846,7 +846,7 @@
             <w:noProof/>
             <w:webHidden/>
           </w:rPr>
-          <w:instrText xml:space="preserve"> PAGEREF _Toc243494238 \h </w:instrText>
+          <w:instrText xml:space="preserve"> PAGEREF _Toc243495016 \h </w:instrText>
         </w:r>
         <w:r>
           <w:rPr>
@@ -891,7 +891,7 @@
           <w:szCs w:val="22"/>
         </w:rPr>
       </w:pPr>
-      <w:hyperlink w:anchor="_Toc243494239" w:history="1">
+      <w:hyperlink w:anchor="_Toc243495017" w:history="1">
         <w:r>
           <w:rPr>
             <w:rStyle w:val="affb"/>
@@ -926,7 +926,7 @@
             <w:noProof/>
             <w:webHidden/>
           </w:rPr>
-          <w:instrText xml:space="preserve"> PAGEREF _Toc243494239 \h </w:instrText>
+          <w:instrText xml:space="preserve"> PAGEREF _Toc243495017 \h </w:instrText>
         </w:r>
         <w:r>
           <w:rPr>
@@ -971,7 +971,7 @@
           <w:szCs w:val="22"/>
         </w:rPr>
       </w:pPr>
-      <w:hyperlink w:anchor="_Toc243494240" w:history="1">
+      <w:hyperlink w:anchor="_Toc243495018" w:history="1">
         <w:r>
           <w:rPr>
             <w:rStyle w:val="affb"/>
@@ -1006,7 +1006,7 @@
             <w:noProof/>
             <w:webHidden/>
           </w:rPr>
-          <w:instrText xml:space="preserve"> PAGEREF _Toc243494240 \h </w:instrText>
+          <w:instrText xml:space="preserve"> PAGEREF _Toc243495018 \h </w:instrText>
         </w:r>
         <w:r>
           <w:rPr>
@@ -1051,7 +1051,7 @@
           <w:szCs w:val="22"/>
         </w:rPr>
       </w:pPr>
-      <w:hyperlink w:anchor="_Toc243494241" w:history="1">
+      <w:hyperlink w:anchor="_Toc243495019" w:history="1">
         <w:r>
           <w:rPr>
             <w:rStyle w:val="affb"/>
@@ -1086,7 +1086,7 @@
             <w:noProof/>
             <w:webHidden/>
           </w:rPr>
-          <w:instrText xml:space="preserve"> PAGEREF _Toc243494241 \h </w:instrText>
+          <w:instrText xml:space="preserve"> PAGEREF _Toc243495019 \h </w:instrText>
         </w:r>
         <w:r>
           <w:rPr>
@@ -1131,7 +1131,7 @@
           <w:szCs w:val="22"/>
         </w:rPr>
       </w:pPr>
-      <w:hyperlink w:anchor="_Toc243494242" w:history="1">
+      <w:hyperlink w:anchor="_Toc243495020" w:history="1">
         <w:r>
           <w:rPr>
             <w:rStyle w:val="affb"/>
@@ -1166,7 +1166,7 @@
             <w:noProof/>
             <w:webHidden/>
           </w:rPr>
-          <w:instrText xml:space="preserve"> PAGEREF _Toc243494242 \h </w:instrText>
+          <w:instrText xml:space="preserve"> PAGEREF _Toc243495020 \h </w:instrText>
         </w:r>
         <w:r>
           <w:rPr>
@@ -1211,7 +1211,7 @@
           <w:szCs w:val="22"/>
         </w:rPr>
       </w:pPr>
-      <w:hyperlink w:anchor="_Toc243494243" w:history="1">
+      <w:hyperlink w:anchor="_Toc243495021" w:history="1">
         <w:r>
           <w:rPr>
             <w:rStyle w:val="affb"/>
@@ -1246,7 +1246,7 @@
             <w:noProof/>
             <w:webHidden/>
           </w:rPr>
-          <w:instrText xml:space="preserve"> PAGEREF _Toc243494243 \h </w:instrText>
+          <w:instrText xml:space="preserve"> PAGEREF _Toc243495021 \h </w:instrText>
         </w:r>
         <w:r>
           <w:rPr>
@@ -1291,7 +1291,7 @@
           <w:szCs w:val="22"/>
         </w:rPr>
       </w:pPr>
-      <w:hyperlink w:anchor="_Toc243494244" w:history="1">
+      <w:hyperlink w:anchor="_Toc243495022" w:history="1">
         <w:r>
           <w:rPr>
             <w:rStyle w:val="affb"/>
@@ -1326,7 +1326,7 @@
             <w:noProof/>
             <w:webHidden/>
           </w:rPr>
-          <w:instrText xml:space="preserve"> PAGEREF _Toc243494244 \h </w:instrText>
+          <w:instrText xml:space="preserve"> PAGEREF _Toc243495022 \h </w:instrText>
         </w:r>
         <w:r>
           <w:rPr>
@@ -1371,7 +1371,7 @@
           <w:szCs w:val="22"/>
         </w:rPr>
       </w:pPr>
-      <w:hyperlink w:anchor="_Toc243494245" w:history="1">
+      <w:hyperlink w:anchor="_Toc243495023" w:history="1">
         <w:r>
           <w:rPr>
             <w:rStyle w:val="affb"/>
@@ -1406,7 +1406,7 @@
             <w:noProof/>
             <w:webHidden/>
           </w:rPr>
-          <w:instrText xml:space="preserve"> PAGEREF _Toc243494245 \h </w:instrText>
+          <w:instrText xml:space="preserve"> PAGEREF _Toc243495023 \h </w:instrText>
         </w:r>
         <w:r>
           <w:rPr>
@@ -1456,7 +1456,7 @@
       <w:pPr>
         <w:pStyle w:val="1"/>
       </w:pPr>
-      <w:bookmarkStart w:id="1" w:name="_Toc243494234"/>
+      <w:bookmarkStart w:id="1" w:name="_Toc243495012"/>
       <w:r>
         <w:lastRenderedPageBreak/>
         <w:t>測試注意事項</w:t>
@@ -1478,7 +1478,7 @@
       <w:pPr>
         <w:pStyle w:val="1"/>
       </w:pPr>
-      <w:bookmarkStart w:id="2" w:name="_Toc243494235"/>
+      <w:bookmarkStart w:id="2" w:name="_Toc243495013"/>
       <w:r>
         <w:lastRenderedPageBreak/>
         <w:t xml:space="preserve">DP00 </w:t>
@@ -2048,7 +2048,7 @@
                 <w:rFonts w:ascii="標楷體" w:hAnsi="標楷體"/>
                 <w:sz w:val="22"/>
               </w:rPr>
-              <w:t>該學員以邀請碼加入一門閱課起始時間在明天以後的課程後回到本頁，「未開放」應加一，「未開始」不變。</w:t>
+              <w:t>以已加入數門課程的學員帳號，用邀請碼加入一門閱課起始時間在明天以後的課程後回到本頁，「未開放」應加一，「未開始」不變。</w:t>
             </w:r>
           </w:p>
         </w:tc>
@@ -2371,7 +2371,7 @@
       <w:pPr>
         <w:pStyle w:val="1"/>
       </w:pPr>
-      <w:bookmarkStart w:id="3" w:name="_Toc243494236"/>
+      <w:bookmarkStart w:id="3" w:name="_Toc243495014"/>
       <w:r>
         <w:lastRenderedPageBreak/>
         <w:t xml:space="preserve">DP01 </w:t>
@@ -4053,7 +4053,7 @@
       <w:pPr>
         <w:pStyle w:val="1"/>
       </w:pPr>
-      <w:bookmarkStart w:id="4" w:name="_Toc243494237"/>
+      <w:bookmarkStart w:id="4" w:name="_Toc243495015"/>
       <w:r>
         <w:lastRenderedPageBreak/>
         <w:t xml:space="preserve">DP02 </w:t>
@@ -5298,7 +5298,7 @@
       <w:pPr>
         <w:pStyle w:val="1"/>
       </w:pPr>
-      <w:bookmarkStart w:id="5" w:name="_Toc243494238"/>
+      <w:bookmarkStart w:id="5" w:name="_Toc243495016"/>
       <w:r>
         <w:lastRenderedPageBreak/>
         <w:t xml:space="preserve">DP03 </w:t>
@@ -6337,7 +6337,7 @@
       <w:pPr>
         <w:pStyle w:val="1"/>
       </w:pPr>
-      <w:bookmarkStart w:id="6" w:name="_Toc243494239"/>
+      <w:bookmarkStart w:id="6" w:name="_Toc243495017"/>
       <w:r>
         <w:lastRenderedPageBreak/>
         <w:t xml:space="preserve">DP04 </w:t>
@@ -7382,7 +7382,7 @@
       <w:pPr>
         <w:pStyle w:val="1"/>
       </w:pPr>
-      <w:bookmarkStart w:id="7" w:name="_Toc243494240"/>
+      <w:bookmarkStart w:id="7" w:name="_Toc243495018"/>
       <w:r>
         <w:lastRenderedPageBreak/>
         <w:t xml:space="preserve">DP05 </w:t>
@@ -8153,7 +8153,28 @@
                 <w:rFonts w:ascii="標楷體" w:hAnsi="標楷體"/>
                 <w:sz w:val="22"/>
               </w:rPr>
-              <w:t>開啟上述停用那一筆記錄的明細，應顯示事件描述「停用帳號」，異動前值的</w:t>
+              <w:t>於「功能」選「</w:t>
+            </w:r>
+            <w:r>
+              <w:rPr>
+                <w:rFonts w:ascii="標楷體" w:hAnsi="標楷體"/>
+                <w:sz w:val="22"/>
+              </w:rPr>
+              <w:t>DP-</w:t>
+            </w:r>
+            <w:r>
+              <w:rPr>
+                <w:rFonts w:ascii="標楷體" w:hAnsi="標楷體"/>
+                <w:sz w:val="22"/>
+              </w:rPr>
+              <w:t>使用者管理」、「操作類別」選「修改」，開啟該被停用再啟用之帳號「停用」那一筆</w:t>
+            </w:r>
+            <w:r>
+              <w:rPr>
+                <w:rFonts w:ascii="標楷體" w:hAnsi="標楷體"/>
+                <w:sz w:val="22"/>
+              </w:rPr>
+              <w:t>記錄的明細，應顯示事件描述「停用帳號」，異動前值的</w:t>
             </w:r>
             <w:r>
               <w:rPr>
@@ -8174,14 +8195,7 @@
                 <w:rFonts w:ascii="標楷體" w:hAnsi="標楷體"/>
                 <w:sz w:val="22"/>
               </w:rPr>
-              <w:t xml:space="preserve"> ACTI</w:t>
-            </w:r>
-            <w:r>
-              <w:rPr>
-                <w:rFonts w:ascii="標楷體" w:hAnsi="標楷體"/>
-                <w:sz w:val="22"/>
-              </w:rPr>
-              <w:t>VE</w:t>
+              <w:t xml:space="preserve"> ACTIVE</w:t>
             </w:r>
             <w:r>
               <w:rPr>
@@ -8462,7 +8476,7 @@
       <w:pPr>
         <w:pStyle w:val="1"/>
       </w:pPr>
-      <w:bookmarkStart w:id="8" w:name="_Toc243494241"/>
+      <w:bookmarkStart w:id="8" w:name="_Toc243495019"/>
       <w:r>
         <w:lastRenderedPageBreak/>
         <w:t xml:space="preserve">DP06 </w:t>
@@ -9296,7 +9310,14 @@
                 <w:rFonts w:ascii="標楷體" w:hAnsi="標楷體"/>
                 <w:sz w:val="22"/>
               </w:rPr>
-              <w:t>）並儲存，應被擋下並提示</w:t>
+              <w:t>）</w:t>
+            </w:r>
+            <w:r>
+              <w:rPr>
+                <w:rFonts w:ascii="標楷體" w:hAnsi="標楷體"/>
+                <w:sz w:val="22"/>
+              </w:rPr>
+              <w:t>並儲存，應被擋下並提示</w:t>
             </w:r>
             <w:r>
               <w:rPr>
@@ -9508,7 +9529,7 @@
       <w:pPr>
         <w:pStyle w:val="1"/>
       </w:pPr>
-      <w:bookmarkStart w:id="9" w:name="_Toc243494242"/>
+      <w:bookmarkStart w:id="9" w:name="_Toc243495020"/>
       <w:r>
         <w:lastRenderedPageBreak/>
         <w:t xml:space="preserve">DP07 </w:t>
@@ -10272,7 +10293,14 @@
                 <w:rFonts w:ascii="標楷體" w:hAnsi="標楷體"/>
                 <w:sz w:val="22"/>
               </w:rPr>
-              <w:t>系統參數與清單維護先記下「密碼到期提醒天數」與「密碼最長效期（天）」的原值，再將提醒天數暫調為</w:t>
+              <w:t>系統參數與清單維護先記下「密碼到期提醒天數」與「密碼最長效期（天）」的原</w:t>
+            </w:r>
+            <w:r>
+              <w:rPr>
+                <w:rFonts w:ascii="標楷體" w:hAnsi="標楷體"/>
+                <w:sz w:val="22"/>
+              </w:rPr>
+              <w:t>值，再將提醒天數暫調為</w:t>
             </w:r>
             <w:r>
               <w:rPr>
@@ -10307,14 +10335,7 @@
                 <w:rFonts w:ascii="標楷體" w:hAnsi="標楷體"/>
                 <w:sz w:val="22"/>
               </w:rPr>
-              <w:t xml:space="preserve"> </w:t>
-            </w:r>
-            <w:r>
-              <w:rPr>
-                <w:rFonts w:ascii="標楷體" w:hAnsi="標楷體"/>
-                <w:sz w:val="22"/>
-              </w:rPr>
-              <w:t xml:space="preserve">2 </w:t>
+              <w:t xml:space="preserve"> 2 </w:t>
             </w:r>
             <w:r>
               <w:rPr>
@@ -10473,21 +10494,14 @@
                 <w:rFonts w:ascii="標楷體" w:hAnsi="標楷體"/>
                 <w:sz w:val="22"/>
               </w:rPr>
-              <w:t>於「變更密碼」畫面輸入舊密碼與合規之新密碼並按「變更密碼」，應直接進入主頁，之後以新密碼可登入、舊密碼不可。測畢務必將兩個參數改回原值（效期預設</w:t>
-            </w:r>
-            <w:r>
-              <w:rPr>
-                <w:rFonts w:ascii="標楷體" w:hAnsi="標楷體"/>
-                <w:sz w:val="22"/>
-              </w:rPr>
-              <w:t xml:space="preserve"> 90</w:t>
-            </w:r>
-            <w:r>
-              <w:rPr>
-                <w:rFonts w:ascii="標楷體" w:hAnsi="標楷體"/>
-                <w:sz w:val="22"/>
-              </w:rPr>
-              <w:t>、提醒天數預設</w:t>
+              <w:t>密碼效期暫調為</w:t>
+            </w:r>
+            <w:r>
+              <w:rPr>
+                <w:rFonts w:ascii="標楷體" w:hAnsi="標楷體"/>
+                <w:sz w:val="22"/>
+              </w:rPr>
+              <w:t xml:space="preserve"> 2</w:t>
             </w:r>
             <w:r>
               <w:rPr>
@@ -10501,8 +10515,50 @@
                 <w:rFonts w:ascii="標楷體" w:hAnsi="標楷體"/>
                 <w:sz w:val="22"/>
               </w:rPr>
+              <w:t>天、帳號停在「變更密碼」畫面的狀態下，輸入舊密碼與合規之新密碼並按「變更密碼」，應直接進入主頁，之後以新密碼可登入、舊密碼不可。測畢務必將</w:t>
+            </w:r>
+            <w:r>
+              <w:rPr>
+                <w:rFonts w:ascii="標楷體" w:hAnsi="標楷體"/>
+                <w:sz w:val="22"/>
+              </w:rPr>
+              <w:t xml:space="preserve"> DP03 </w:t>
+            </w:r>
+            <w:r>
+              <w:rPr>
+                <w:rFonts w:ascii="標楷體" w:hAnsi="標楷體"/>
+                <w:sz w:val="22"/>
+              </w:rPr>
+              <w:t>的「密碼最長效期（天）」與「密碼到期提醒天數」改</w:t>
+            </w:r>
+            <w:r>
+              <w:rPr>
+                <w:rFonts w:ascii="標楷體" w:hAnsi="標楷體"/>
+                <w:sz w:val="22"/>
+              </w:rPr>
               <w:lastRenderedPageBreak/>
-              <w:t>7</w:t>
+              <w:t>回原值（預設</w:t>
+            </w:r>
+            <w:r>
+              <w:rPr>
+                <w:rFonts w:ascii="標楷體" w:hAnsi="標楷體"/>
+                <w:sz w:val="22"/>
+              </w:rPr>
+              <w:t xml:space="preserve"> 90 </w:t>
+            </w:r>
+            <w:r>
+              <w:rPr>
+                <w:rFonts w:ascii="標楷體" w:hAnsi="標楷體"/>
+                <w:sz w:val="22"/>
+              </w:rPr>
+              <w:t>與</w:t>
+            </w:r>
+            <w:r>
+              <w:rPr>
+                <w:rFonts w:ascii="標楷體" w:hAnsi="標楷體"/>
+                <w:sz w:val="22"/>
+              </w:rPr>
+              <w:t xml:space="preserve"> 7</w:t>
             </w:r>
             <w:r>
               <w:rPr>
@@ -10689,14 +10745,7 @@
                 <w:rFonts w:ascii="標楷體" w:hAnsi="標楷體"/>
                 <w:sz w:val="22"/>
               </w:rPr>
-              <w:t>登入後於任一作業頁重新整理瀏覽器，應回到登入畫面，重</w:t>
-            </w:r>
-            <w:r>
-              <w:rPr>
-                <w:rFonts w:ascii="標楷體" w:hAnsi="標楷體"/>
-                <w:sz w:val="22"/>
-              </w:rPr>
-              <w:t>新登入後仍停在該作業頁；按頂列右上的「登出」，應回到登入畫面。</w:t>
+              <w:t>登入後於任一作業頁重新整理瀏覽器，應回到登入畫面，重新登入後仍停在該作業頁；按頂列右上的「登出」，應回到登入畫面。</w:t>
             </w:r>
           </w:p>
         </w:tc>
@@ -10728,7 +10777,7 @@
       <w:pPr>
         <w:pStyle w:val="1"/>
       </w:pPr>
-      <w:bookmarkStart w:id="10" w:name="_Toc243494243"/>
+      <w:bookmarkStart w:id="10" w:name="_Toc243495021"/>
       <w:r>
         <w:lastRenderedPageBreak/>
         <w:t xml:space="preserve">DP08 </w:t>
@@ -11167,7 +11216,14 @@
                 <w:rFonts w:ascii="標楷體" w:hAnsi="標楷體"/>
                 <w:sz w:val="22"/>
               </w:rPr>
-              <w:t xml:space="preserve"> Email</w:t>
+              <w:t xml:space="preserve"> </w:t>
+            </w:r>
+            <w:r>
+              <w:rPr>
+                <w:rFonts w:ascii="標楷體" w:hAnsi="標楷體"/>
+                <w:sz w:val="22"/>
+              </w:rPr>
+              <w:t>Email</w:t>
             </w:r>
             <w:r>
               <w:rPr>
@@ -11181,14 +11237,7 @@
                 <w:rFonts w:ascii="標楷體" w:hAnsi="標楷體"/>
                 <w:sz w:val="22"/>
               </w:rPr>
-              <w:t xml:space="preserve"> </w:t>
-            </w:r>
-            <w:r>
-              <w:rPr>
-                <w:rFonts w:ascii="標楷體" w:hAnsi="標楷體"/>
-                <w:sz w:val="22"/>
-              </w:rPr>
-              <w:t xml:space="preserve">Email </w:t>
+              <w:t xml:space="preserve"> Email </w:t>
             </w:r>
             <w:r>
               <w:rPr>
@@ -11677,7 +11726,7 @@
       <w:pPr>
         <w:pStyle w:val="1"/>
       </w:pPr>
-      <w:bookmarkStart w:id="11" w:name="_Toc243494244"/>
+      <w:bookmarkStart w:id="11" w:name="_Toc243495022"/>
       <w:r>
         <w:lastRenderedPageBreak/>
         <w:t xml:space="preserve">DP09 </w:t>
@@ -12591,7 +12640,7 @@
       <w:pPr>
         <w:pStyle w:val="1"/>
       </w:pPr>
-      <w:bookmarkStart w:id="12" w:name="_Toc243494245"/>
+      <w:bookmarkStart w:id="12" w:name="_Toc243495023"/>
       <w:r>
         <w:lastRenderedPageBreak/>
         <w:t xml:space="preserve">DP10 </w:t>
@@ -13092,7 +13141,14 @@
                 <w:rFonts w:ascii="標楷體" w:hAnsi="標楷體"/>
                 <w:sz w:val="22"/>
               </w:rPr>
-              <w:t xml:space="preserve"> Email</w:t>
+              <w:t xml:space="preserve"> </w:t>
+            </w:r>
+            <w:r>
+              <w:rPr>
+                <w:rFonts w:ascii="標楷體" w:hAnsi="標楷體"/>
+                <w:sz w:val="22"/>
+              </w:rPr>
+              <w:t>Email</w:t>
             </w:r>
             <w:r>
               <w:rPr>
@@ -13189,7 +13245,7 @@
                 <w:rFonts w:ascii="標楷體" w:hAnsi="標楷體"/>
                 <w:sz w:val="22"/>
               </w:rPr>
-              <w:t>點新信箱中那封驗證信的連結，應顯示「</w:t>
+              <w:t>點新信箱收到的那封變更驗證信的連結，應顯示「</w:t>
             </w:r>
             <w:r>
               <w:rPr>
@@ -13425,7 +13481,14 @@
                 <w:rFonts w:ascii="標楷體" w:hAnsi="標楷體"/>
                 <w:sz w:val="22"/>
               </w:rPr>
-              <w:t>分鐘內「寄驗證信」按鈕應顯示剩餘時間且無法按；等候</w:t>
+              <w:t>分鐘內「寄驗證信」按鈕應顯示剩餘時間且無法按；等</w:t>
+            </w:r>
+            <w:r>
+              <w:rPr>
+                <w:rFonts w:ascii="標楷體" w:hAnsi="標楷體"/>
+                <w:sz w:val="22"/>
+              </w:rPr>
+              <w:t>候</w:t>
             </w:r>
             <w:r>
               <w:rPr>
@@ -13467,14 +13530,7 @@
                 <w:rFonts w:ascii="標楷體" w:hAnsi="標楷體"/>
                 <w:sz w:val="22"/>
               </w:rPr>
-              <w:t>維持有效</w:t>
-            </w:r>
-            <w:r>
-              <w:rPr>
-                <w:rFonts w:ascii="標楷體" w:hAnsi="標楷體"/>
-                <w:sz w:val="22"/>
-              </w:rPr>
-              <w:t>」，點第二封則完成變更。</w:t>
+              <w:t>維持有效」，點第二封則完成變更。</w:t>
             </w:r>
           </w:p>
         </w:tc>
@@ -13856,26 +13912,9 @@
 <file path=word/numbering.xml><?xml version="1.0" encoding="utf-8"?>
 <w:numbering xmlns:wpc="http://schemas.microsoft.com/office/word/2010/wordprocessingCanvas" xmlns:cx="http://schemas.microsoft.com/office/drawing/2014/chartex" xmlns:cx1="http://schemas.microsoft.com/office/drawing/2015/9/8/chartex" xmlns:cx2="http://schemas.microsoft.com/office/drawing/2015/10/21/chartex" xmlns:cx3="http://schemas.microsoft.com/office/drawing/2016/5/9/chartex" xmlns:cx4="http://schemas.microsoft.com/office/drawing/2016/5/10/chartex" xmlns:cx5="http://schemas.microsoft.com/office/drawing/2016/5/11/chartex" xmlns:cx6="http://schemas.microsoft.com/office/drawing/2016/5/12/chartex" xmlns:cx7="http://schemas.microsoft.com/office/drawing/2016/5/13/chartex" xmlns:cx8="http://schemas.microsoft.com/office/drawing/2016/5/14/chartex" xmlns:mc="http://schemas.openxmlformats.org/markup-compatibility/2006" xmlns:aink="http://schemas.microsoft.com/office/drawing/2016/ink" xmlns:am3d="http://schemas.microsoft.com/office/drawing/2017/model3d" xmlns:o="urn:schemas-microsoft-com:office:office" xmlns:r="http://schemas.openxmlformats.org/officeDocument/2006/relationships" xmlns:m="http://schemas.openxmlformats.org/officeDocument/2006/math" xmlns:v="urn:schemas-microsoft-com:vml" xmlns:wp14="http://schemas.microsoft.com/office/word/2010/wordprocessingDrawing" xmlns:wp="http://schemas.openxmlformats.org/drawingml/2006/wordprocessingDrawing" xmlns:w10="urn:schemas-microsoft-com:office:word" xmlns:w="http://schemas.openxmlformats.org/wordprocessingml/2006/main" xmlns:w14="http://schemas.microsoft.com/office/word/2010/wordml" xmlns:w15="http://schemas.microsoft.com/office/word/2012/wordml" xmlns:w16cid="http://schemas.microsoft.com/office/word/2016/wordml/cid" xmlns:w16se="http://schemas.microsoft.com/office/word/2015/wordml/symex" xmlns:wpg="http://schemas.microsoft.com/office/word/2010/wordprocessingGroup" xmlns:wpi="http://schemas.microsoft.com/office/word/2010/wordprocessingInk" xmlns:wne="http://schemas.microsoft.com/office/word/2006/wordml" xmlns:wps="http://schemas.microsoft.com/office/word/2010/wordprocessingShape" mc:Ignorable="w14 w15 w16se w16cid wp14">
   <w:abstractNum w:abstractNumId="0" w15:restartNumberingAfterBreak="0">
-    <w:nsid w:val="1ABC44C1"/>
-    <w:multiLevelType w:val="singleLevel"/>
-    <w:tmpl w:val="DB806158"/>
-    <w:lvl w:ilvl="0">
-      <w:start w:val="1"/>
-      <w:numFmt w:val="decimal"/>
-      <w:lvlText w:val="%1."/>
-      <w:lvlJc w:val="left"/>
-      <w:pPr>
-        <w:ind w:left="960" w:hanging="480"/>
-      </w:pPr>
-      <w:rPr>
-        <w:rFonts w:ascii="Times New Roman" w:eastAsia="標楷體" w:hAnsi="Times New Roman" w:cs="Times New Roman"/>
-      </w:rPr>
-    </w:lvl>
-  </w:abstractNum>
-  <w:abstractNum w:abstractNumId="1" w15:restartNumberingAfterBreak="0">
-    <w:nsid w:val="60AC7679"/>
+    <w:nsid w:val="0B5B60FE"/>
     <w:multiLevelType w:val="multilevel"/>
-    <w:tmpl w:val="B5D40302"/>
+    <w:tmpl w:val="529A3C08"/>
     <w:lvl w:ilvl="0">
       <w:start w:val="1"/>
       <w:numFmt w:val="bullet"/>
@@ -13930,6 +13969,23 @@
       <w:lvlJc w:val="left"/>
     </w:lvl>
   </w:abstractNum>
+  <w:abstractNum w:abstractNumId="1" w15:restartNumberingAfterBreak="0">
+    <w:nsid w:val="1ABC44C1"/>
+    <w:multiLevelType w:val="singleLevel"/>
+    <w:tmpl w:val="DB806158"/>
+    <w:lvl w:ilvl="0">
+      <w:start w:val="1"/>
+      <w:numFmt w:val="decimal"/>
+      <w:lvlText w:val="%1."/>
+      <w:lvlJc w:val="left"/>
+      <w:pPr>
+        <w:ind w:left="960" w:hanging="480"/>
+      </w:pPr>
+      <w:rPr>
+        <w:rFonts w:ascii="Times New Roman" w:eastAsia="標楷體" w:hAnsi="Times New Roman" w:cs="Times New Roman"/>
+      </w:rPr>
+    </w:lvl>
+  </w:abstractNum>
   <w:abstractNum w:abstractNumId="2" w15:restartNumberingAfterBreak="0">
     <w:nsid w:val="7CDE1FC3"/>
     <w:multiLevelType w:val="hybridMultilevel"/>
@@ -13995,19 +14051,19 @@
     </w:lvl>
   </w:abstractNum>
   <w:num w:numId="1">
-    <w:abstractNumId w:val="0"/>
+    <w:abstractNumId w:val="1"/>
     <w:lvlOverride w:ilvl="0">
       <w:startOverride w:val="1"/>
     </w:lvlOverride>
   </w:num>
   <w:num w:numId="2">
-    <w:abstractNumId w:val="0"/>
+    <w:abstractNumId w:val="1"/>
     <w:lvlOverride w:ilvl="0">
       <w:startOverride w:val="1"/>
     </w:lvlOverride>
   </w:num>
   <w:num w:numId="3">
-    <w:abstractNumId w:val="0"/>
+    <w:abstractNumId w:val="1"/>
     <w:lvlOverride w:ilvl="0">
       <w:startOverride w:val="1"/>
     </w:lvlOverride>
@@ -14019,199 +14075,199 @@
     </w:lvlOverride>
   </w:num>
   <w:num w:numId="5">
-    <w:abstractNumId w:val="0"/>
+    <w:abstractNumId w:val="1"/>
     <w:lvlOverride w:ilvl="0">
       <w:startOverride w:val="1"/>
     </w:lvlOverride>
   </w:num>
   <w:num w:numId="6">
-    <w:abstractNumId w:val="0"/>
+    <w:abstractNumId w:val="1"/>
     <w:lvlOverride w:ilvl="0">
       <w:startOverride w:val="1"/>
     </w:lvlOverride>
   </w:num>
   <w:num w:numId="7">
-    <w:abstractNumId w:val="0"/>
+    <w:abstractNumId w:val="1"/>
     <w:lvlOverride w:ilvl="0">
       <w:startOverride w:val="1"/>
     </w:lvlOverride>
   </w:num>
   <w:num w:numId="8">
-    <w:abstractNumId w:val="0"/>
+    <w:abstractNumId w:val="1"/>
     <w:lvlOverride w:ilvl="0">
       <w:startOverride w:val="1"/>
     </w:lvlOverride>
   </w:num>
   <w:num w:numId="9">
-    <w:abstractNumId w:val="0"/>
+    <w:abstractNumId w:val="1"/>
     <w:lvlOverride w:ilvl="0">
       <w:startOverride w:val="1"/>
     </w:lvlOverride>
   </w:num>
   <w:num w:numId="10">
-    <w:abstractNumId w:val="0"/>
+    <w:abstractNumId w:val="1"/>
     <w:lvlOverride w:ilvl="0">
       <w:startOverride w:val="1"/>
     </w:lvlOverride>
   </w:num>
   <w:num w:numId="11">
-    <w:abstractNumId w:val="0"/>
+    <w:abstractNumId w:val="1"/>
     <w:lvlOverride w:ilvl="0">
       <w:startOverride w:val="1"/>
     </w:lvlOverride>
   </w:num>
   <w:num w:numId="12">
-    <w:abstractNumId w:val="0"/>
+    <w:abstractNumId w:val="1"/>
     <w:lvlOverride w:ilvl="0">
       <w:startOverride w:val="1"/>
     </w:lvlOverride>
   </w:num>
   <w:num w:numId="13">
-    <w:abstractNumId w:val="0"/>
+    <w:abstractNumId w:val="1"/>
     <w:lvlOverride w:ilvl="0">
       <w:startOverride w:val="1"/>
     </w:lvlOverride>
   </w:num>
   <w:num w:numId="14">
-    <w:abstractNumId w:val="0"/>
+    <w:abstractNumId w:val="1"/>
     <w:lvlOverride w:ilvl="0">
       <w:startOverride w:val="1"/>
     </w:lvlOverride>
   </w:num>
   <w:num w:numId="15">
-    <w:abstractNumId w:val="0"/>
+    <w:abstractNumId w:val="1"/>
     <w:lvlOverride w:ilvl="0">
       <w:startOverride w:val="1"/>
     </w:lvlOverride>
   </w:num>
   <w:num w:numId="16">
-    <w:abstractNumId w:val="0"/>
+    <w:abstractNumId w:val="1"/>
     <w:lvlOverride w:ilvl="0">
       <w:startOverride w:val="1"/>
     </w:lvlOverride>
   </w:num>
   <w:num w:numId="17">
-    <w:abstractNumId w:val="0"/>
+    <w:abstractNumId w:val="1"/>
     <w:lvlOverride w:ilvl="0">
       <w:startOverride w:val="1"/>
     </w:lvlOverride>
   </w:num>
   <w:num w:numId="18">
-    <w:abstractNumId w:val="0"/>
+    <w:abstractNumId w:val="1"/>
     <w:lvlOverride w:ilvl="0">
       <w:startOverride w:val="1"/>
     </w:lvlOverride>
   </w:num>
   <w:num w:numId="19">
-    <w:abstractNumId w:val="0"/>
+    <w:abstractNumId w:val="1"/>
     <w:lvlOverride w:ilvl="0">
       <w:startOverride w:val="1"/>
     </w:lvlOverride>
   </w:num>
   <w:num w:numId="20">
-    <w:abstractNumId w:val="0"/>
+    <w:abstractNumId w:val="1"/>
     <w:lvlOverride w:ilvl="0">
       <w:startOverride w:val="1"/>
     </w:lvlOverride>
   </w:num>
   <w:num w:numId="21">
-    <w:abstractNumId w:val="0"/>
+    <w:abstractNumId w:val="1"/>
     <w:lvlOverride w:ilvl="0">
       <w:startOverride w:val="1"/>
     </w:lvlOverride>
   </w:num>
   <w:num w:numId="22">
-    <w:abstractNumId w:val="0"/>
+    <w:abstractNumId w:val="1"/>
     <w:lvlOverride w:ilvl="0">
       <w:startOverride w:val="1"/>
     </w:lvlOverride>
   </w:num>
   <w:num w:numId="23">
-    <w:abstractNumId w:val="0"/>
+    <w:abstractNumId w:val="1"/>
     <w:lvlOverride w:ilvl="0">
       <w:startOverride w:val="1"/>
     </w:lvlOverride>
   </w:num>
   <w:num w:numId="24">
-    <w:abstractNumId w:val="0"/>
+    <w:abstractNumId w:val="1"/>
     <w:lvlOverride w:ilvl="0">
       <w:startOverride w:val="1"/>
     </w:lvlOverride>
   </w:num>
   <w:num w:numId="25">
-    <w:abstractNumId w:val="0"/>
+    <w:abstractNumId w:val="1"/>
     <w:lvlOverride w:ilvl="0">
       <w:startOverride w:val="1"/>
     </w:lvlOverride>
   </w:num>
   <w:num w:numId="26">
-    <w:abstractNumId w:val="0"/>
+    <w:abstractNumId w:val="1"/>
     <w:lvlOverride w:ilvl="0">
       <w:startOverride w:val="1"/>
     </w:lvlOverride>
   </w:num>
   <w:num w:numId="27">
-    <w:abstractNumId w:val="0"/>
+    <w:abstractNumId w:val="1"/>
     <w:lvlOverride w:ilvl="0">
       <w:startOverride w:val="1"/>
     </w:lvlOverride>
   </w:num>
   <w:num w:numId="28">
-    <w:abstractNumId w:val="0"/>
+    <w:abstractNumId w:val="1"/>
     <w:lvlOverride w:ilvl="0">
       <w:startOverride w:val="1"/>
     </w:lvlOverride>
   </w:num>
   <w:num w:numId="29">
-    <w:abstractNumId w:val="0"/>
+    <w:abstractNumId w:val="1"/>
     <w:lvlOverride w:ilvl="0">
       <w:startOverride w:val="1"/>
     </w:lvlOverride>
   </w:num>
   <w:num w:numId="30">
-    <w:abstractNumId w:val="0"/>
+    <w:abstractNumId w:val="1"/>
     <w:lvlOverride w:ilvl="0">
       <w:startOverride w:val="1"/>
     </w:lvlOverride>
   </w:num>
   <w:num w:numId="31">
-    <w:abstractNumId w:val="0"/>
+    <w:abstractNumId w:val="1"/>
     <w:lvlOverride w:ilvl="0">
       <w:startOverride w:val="1"/>
     </w:lvlOverride>
   </w:num>
   <w:num w:numId="32">
-    <w:abstractNumId w:val="0"/>
+    <w:abstractNumId w:val="1"/>
     <w:lvlOverride w:ilvl="0">
       <w:startOverride w:val="1"/>
     </w:lvlOverride>
   </w:num>
   <w:num w:numId="33">
-    <w:abstractNumId w:val="0"/>
+    <w:abstractNumId w:val="1"/>
     <w:lvlOverride w:ilvl="0">
       <w:startOverride w:val="1"/>
     </w:lvlOverride>
   </w:num>
   <w:num w:numId="34">
-    <w:abstractNumId w:val="0"/>
+    <w:abstractNumId w:val="1"/>
     <w:lvlOverride w:ilvl="0">
       <w:startOverride w:val="1"/>
     </w:lvlOverride>
   </w:num>
   <w:num w:numId="35">
-    <w:abstractNumId w:val="0"/>
+    <w:abstractNumId w:val="1"/>
     <w:lvlOverride w:ilvl="0">
       <w:startOverride w:val="1"/>
     </w:lvlOverride>
   </w:num>
   <w:num w:numId="36">
-    <w:abstractNumId w:val="0"/>
+    <w:abstractNumId w:val="1"/>
     <w:lvlOverride w:ilvl="0">
       <w:startOverride w:val="1"/>
     </w:lvlOverride>
   </w:num>
   <w:num w:numId="37">
-    <w:abstractNumId w:val="1"/>
+    <w:abstractNumId w:val="0"/>
   </w:num>
   <w:numIdMacAtCleanup w:val="36"/>
 </w:numbering>
@@ -25979,7 +26035,7 @@
 </file>
 
 <file path=customXml/itemProps1.xml><?xml version="1.0" encoding="utf-8"?>
-<ds:datastoreItem xmlns:ds="http://schemas.openxmlformats.org/officeDocument/2006/customXml" ds:itemID="{EC004E81-7365-40F5-A9CB-71E3F0021065}">
+<ds:datastoreItem xmlns:ds="http://schemas.openxmlformats.org/officeDocument/2006/customXml" ds:itemID="{E4833383-4DAB-4762-84AC-3BEC7C9FC715}">
   <ds:schemaRefs>
     <ds:schemaRef ds:uri="http://schemas.openxmlformats.org/officeDocument/2006/bibliography"/>
   </ds:schemaRefs>

--- a/docs/manuals/測試報告/DP-平台管理模組.docx
+++ b/docs/manuals/測試報告/DP-平台管理模組.docx
@@ -498,7 +498,7 @@
       <w:r>
         <w:fldChar w:fldCharType="separate"/>
       </w:r>
-      <w:hyperlink w:anchor="_Toc243495012" w:history="1">
+      <w:hyperlink w:anchor="_Toc243496331" w:history="1">
         <w:r>
           <w:rPr>
             <w:rStyle w:val="affb"/>
@@ -526,7 +526,7 @@
             <w:noProof/>
             <w:webHidden/>
           </w:rPr>
-          <w:instrText xml:space="preserve"> PAGEREF _Toc243495012 \h </w:instrText>
+          <w:instrText xml:space="preserve"> PAGEREF _Toc243496331 \h </w:instrText>
         </w:r>
         <w:r>
           <w:rPr>
@@ -571,7 +571,7 @@
           <w:szCs w:val="22"/>
         </w:rPr>
       </w:pPr>
-      <w:hyperlink w:anchor="_Toc243495013" w:history="1">
+      <w:hyperlink w:anchor="_Toc243496332" w:history="1">
         <w:r>
           <w:rPr>
             <w:rStyle w:val="affb"/>
@@ -606,7 +606,7 @@
             <w:noProof/>
             <w:webHidden/>
           </w:rPr>
-          <w:instrText xml:space="preserve"> PAGEREF _Toc243495013 \h </w:instrText>
+          <w:instrText xml:space="preserve"> PAGEREF _Toc243496332 \h </w:instrText>
         </w:r>
         <w:r>
           <w:rPr>
@@ -651,7 +651,7 @@
           <w:szCs w:val="22"/>
         </w:rPr>
       </w:pPr>
-      <w:hyperlink w:anchor="_Toc243495014" w:history="1">
+      <w:hyperlink w:anchor="_Toc243496333" w:history="1">
         <w:r>
           <w:rPr>
             <w:rStyle w:val="affb"/>
@@ -686,7 +686,7 @@
             <w:noProof/>
             <w:webHidden/>
           </w:rPr>
-          <w:instrText xml:space="preserve"> PAGEREF _Toc243495014 \h </w:instrText>
+          <w:instrText xml:space="preserve"> PAGEREF _Toc243496333 \h </w:instrText>
         </w:r>
         <w:r>
           <w:rPr>
@@ -731,7 +731,7 @@
           <w:szCs w:val="22"/>
         </w:rPr>
       </w:pPr>
-      <w:hyperlink w:anchor="_Toc243495015" w:history="1">
+      <w:hyperlink w:anchor="_Toc243496334" w:history="1">
         <w:r>
           <w:rPr>
             <w:rStyle w:val="affb"/>
@@ -766,7 +766,7 @@
             <w:noProof/>
             <w:webHidden/>
           </w:rPr>
-          <w:instrText xml:space="preserve"> PAGEREF _Toc243495015 \h </w:instrText>
+          <w:instrText xml:space="preserve"> PAGEREF _Toc243496334 \h </w:instrText>
         </w:r>
         <w:r>
           <w:rPr>
@@ -811,7 +811,7 @@
           <w:szCs w:val="22"/>
         </w:rPr>
       </w:pPr>
-      <w:hyperlink w:anchor="_Toc243495016" w:history="1">
+      <w:hyperlink w:anchor="_Toc243496335" w:history="1">
         <w:r>
           <w:rPr>
             <w:rStyle w:val="affb"/>
@@ -846,7 +846,7 @@
             <w:noProof/>
             <w:webHidden/>
           </w:rPr>
-          <w:instrText xml:space="preserve"> PAGEREF _Toc243495016 \h </w:instrText>
+          <w:instrText xml:space="preserve"> PAGEREF _Toc243496335 \h </w:instrText>
         </w:r>
         <w:r>
           <w:rPr>
@@ -891,7 +891,7 @@
           <w:szCs w:val="22"/>
         </w:rPr>
       </w:pPr>
-      <w:hyperlink w:anchor="_Toc243495017" w:history="1">
+      <w:hyperlink w:anchor="_Toc243496336" w:history="1">
         <w:r>
           <w:rPr>
             <w:rStyle w:val="affb"/>
@@ -926,7 +926,7 @@
             <w:noProof/>
             <w:webHidden/>
           </w:rPr>
-          <w:instrText xml:space="preserve"> PAGEREF _Toc243495017 \h </w:instrText>
+          <w:instrText xml:space="preserve"> PAGEREF _Toc243496336 \h </w:instrText>
         </w:r>
         <w:r>
           <w:rPr>
@@ -971,7 +971,7 @@
           <w:szCs w:val="22"/>
         </w:rPr>
       </w:pPr>
-      <w:hyperlink w:anchor="_Toc243495018" w:history="1">
+      <w:hyperlink w:anchor="_Toc243496337" w:history="1">
         <w:r>
           <w:rPr>
             <w:rStyle w:val="affb"/>
@@ -1006,7 +1006,7 @@
             <w:noProof/>
             <w:webHidden/>
           </w:rPr>
-          <w:instrText xml:space="preserve"> PAGEREF _Toc243495018 \h </w:instrText>
+          <w:instrText xml:space="preserve"> PAGEREF _Toc243496337 \h </w:instrText>
         </w:r>
         <w:r>
           <w:rPr>
@@ -1051,7 +1051,7 @@
           <w:szCs w:val="22"/>
         </w:rPr>
       </w:pPr>
-      <w:hyperlink w:anchor="_Toc243495019" w:history="1">
+      <w:hyperlink w:anchor="_Toc243496338" w:history="1">
         <w:r>
           <w:rPr>
             <w:rStyle w:val="affb"/>
@@ -1086,7 +1086,7 @@
             <w:noProof/>
             <w:webHidden/>
           </w:rPr>
-          <w:instrText xml:space="preserve"> PAGEREF _Toc243495019 \h </w:instrText>
+          <w:instrText xml:space="preserve"> PAGEREF _Toc243496338 \h </w:instrText>
         </w:r>
         <w:r>
           <w:rPr>
@@ -1131,7 +1131,7 @@
           <w:szCs w:val="22"/>
         </w:rPr>
       </w:pPr>
-      <w:hyperlink w:anchor="_Toc243495020" w:history="1">
+      <w:hyperlink w:anchor="_Toc243496339" w:history="1">
         <w:r>
           <w:rPr>
             <w:rStyle w:val="affb"/>
@@ -1166,7 +1166,7 @@
             <w:noProof/>
             <w:webHidden/>
           </w:rPr>
-          <w:instrText xml:space="preserve"> PAGEREF _Toc243495020 \h </w:instrText>
+          <w:instrText xml:space="preserve"> PAGEREF _Toc243496339 \h </w:instrText>
         </w:r>
         <w:r>
           <w:rPr>
@@ -1211,7 +1211,7 @@
           <w:szCs w:val="22"/>
         </w:rPr>
       </w:pPr>
-      <w:hyperlink w:anchor="_Toc243495021" w:history="1">
+      <w:hyperlink w:anchor="_Toc243496340" w:history="1">
         <w:r>
           <w:rPr>
             <w:rStyle w:val="affb"/>
@@ -1246,7 +1246,7 @@
             <w:noProof/>
             <w:webHidden/>
           </w:rPr>
-          <w:instrText xml:space="preserve"> PAGEREF _Toc243495021 \h </w:instrText>
+          <w:instrText xml:space="preserve"> PAGEREF _Toc243496340 \h </w:instrText>
         </w:r>
         <w:r>
           <w:rPr>
@@ -1291,7 +1291,7 @@
           <w:szCs w:val="22"/>
         </w:rPr>
       </w:pPr>
-      <w:hyperlink w:anchor="_Toc243495022" w:history="1">
+      <w:hyperlink w:anchor="_Toc243496341" w:history="1">
         <w:r>
           <w:rPr>
             <w:rStyle w:val="affb"/>
@@ -1326,7 +1326,7 @@
             <w:noProof/>
             <w:webHidden/>
           </w:rPr>
-          <w:instrText xml:space="preserve"> PAGEREF _Toc243495022 \h </w:instrText>
+          <w:instrText xml:space="preserve"> PAGEREF _Toc243496341 \h </w:instrText>
         </w:r>
         <w:r>
           <w:rPr>
@@ -1371,7 +1371,7 @@
           <w:szCs w:val="22"/>
         </w:rPr>
       </w:pPr>
-      <w:hyperlink w:anchor="_Toc243495023" w:history="1">
+      <w:hyperlink w:anchor="_Toc243496342" w:history="1">
         <w:r>
           <w:rPr>
             <w:rStyle w:val="affb"/>
@@ -1406,7 +1406,7 @@
             <w:noProof/>
             <w:webHidden/>
           </w:rPr>
-          <w:instrText xml:space="preserve"> PAGEREF _Toc243495023 \h </w:instrText>
+          <w:instrText xml:space="preserve"> PAGEREF _Toc243496342 \h </w:instrText>
         </w:r>
         <w:r>
           <w:rPr>
@@ -1456,7 +1456,7 @@
       <w:pPr>
         <w:pStyle w:val="1"/>
       </w:pPr>
-      <w:bookmarkStart w:id="1" w:name="_Toc243495012"/>
+      <w:bookmarkStart w:id="1" w:name="_Toc243496331"/>
       <w:r>
         <w:lastRenderedPageBreak/>
         <w:t>測試注意事項</w:t>
@@ -1478,7 +1478,7 @@
       <w:pPr>
         <w:pStyle w:val="1"/>
       </w:pPr>
-      <w:bookmarkStart w:id="2" w:name="_Toc243495013"/>
+      <w:bookmarkStart w:id="2" w:name="_Toc243496332"/>
       <w:r>
         <w:lastRenderedPageBreak/>
         <w:t xml:space="preserve">DP00 </w:t>
@@ -2371,7 +2371,7 @@
       <w:pPr>
         <w:pStyle w:val="1"/>
       </w:pPr>
-      <w:bookmarkStart w:id="3" w:name="_Toc243495014"/>
+      <w:bookmarkStart w:id="3" w:name="_Toc243496333"/>
       <w:r>
         <w:lastRenderedPageBreak/>
         <w:t xml:space="preserve">DP01 </w:t>
@@ -4053,7 +4053,7 @@
       <w:pPr>
         <w:pStyle w:val="1"/>
       </w:pPr>
-      <w:bookmarkStart w:id="4" w:name="_Toc243495015"/>
+      <w:bookmarkStart w:id="4" w:name="_Toc243496334"/>
       <w:r>
         <w:lastRenderedPageBreak/>
         <w:t xml:space="preserve">DP02 </w:t>
@@ -5298,7 +5298,7 @@
       <w:pPr>
         <w:pStyle w:val="1"/>
       </w:pPr>
-      <w:bookmarkStart w:id="5" w:name="_Toc243495016"/>
+      <w:bookmarkStart w:id="5" w:name="_Toc243496335"/>
       <w:r>
         <w:lastRenderedPageBreak/>
         <w:t xml:space="preserve">DP03 </w:t>
@@ -6337,7 +6337,7 @@
       <w:pPr>
         <w:pStyle w:val="1"/>
       </w:pPr>
-      <w:bookmarkStart w:id="6" w:name="_Toc243495017"/>
+      <w:bookmarkStart w:id="6" w:name="_Toc243496336"/>
       <w:r>
         <w:lastRenderedPageBreak/>
         <w:t xml:space="preserve">DP04 </w:t>
@@ -6817,7 +6817,63 @@
                 <w:rFonts w:ascii="標楷體" w:hAnsi="標楷體"/>
                 <w:sz w:val="22"/>
               </w:rPr>
-              <w:t>先記下「帳號邀請」範本的主旨原文，於主旨加註字樣後按「儲存」並「確定儲存」，應提示「範本已更新」。</w:t>
+              <w:t>先記下「帳號邀請」範本的主旨原文，於主旨加註字樣後按「儲存」並「確定儲存」，應提示「範本已更新」；之後於</w:t>
+            </w:r>
+            <w:r>
+              <w:rPr>
+                <w:rFonts w:ascii="標楷體" w:hAnsi="標楷體"/>
+                <w:sz w:val="22"/>
+              </w:rPr>
+              <w:t xml:space="preserve"> DP01 </w:t>
+            </w:r>
+            <w:r>
+              <w:rPr>
+                <w:rFonts w:ascii="標楷體" w:hAnsi="標楷體"/>
+                <w:sz w:val="22"/>
+              </w:rPr>
+              <w:t>使用者管理對一個尚未註冊的</w:t>
+            </w:r>
+            <w:r>
+              <w:rPr>
+                <w:rFonts w:ascii="標楷體" w:hAnsi="標楷體"/>
+                <w:sz w:val="22"/>
+              </w:rPr>
+              <w:t xml:space="preserve"> Email </w:t>
+            </w:r>
+            <w:r>
+              <w:rPr>
+                <w:rFonts w:ascii="標楷體" w:hAnsi="標楷體"/>
+                <w:sz w:val="22"/>
+              </w:rPr>
+              <w:t>寄出邀請，收到的信主旨應為新內容，且信中</w:t>
+            </w:r>
+            <w:r>
+              <w:rPr>
+                <w:rFonts w:ascii="標楷體" w:hAnsi="標楷體"/>
+                <w:sz w:val="22"/>
+              </w:rPr>
+              <w:t xml:space="preserve"> {user_name}</w:t>
+            </w:r>
+            <w:r>
+              <w:rPr>
+                <w:rFonts w:ascii="標楷體" w:hAnsi="標楷體"/>
+                <w:sz w:val="22"/>
+              </w:rPr>
+              <w:t>、</w:t>
+            </w:r>
+            <w:r>
+              <w:rPr>
+                <w:rFonts w:ascii="標楷體" w:hAnsi="標楷體"/>
+                <w:sz w:val="22"/>
+              </w:rPr>
+              <w:t xml:space="preserve">{activate_link} </w:t>
+            </w:r>
+            <w:r>
+              <w:rPr>
+                <w:rFonts w:ascii="標楷體" w:hAnsi="標楷體"/>
+                <w:sz w:val="22"/>
+              </w:rPr>
+              <w:t>等變數應代換為受邀者姓名與實際的啟用連結。測畢將主旨改回原文。</w:t>
             </w:r>
           </w:p>
         </w:tc>
@@ -6879,63 +6935,70 @@
                 <w:rFonts w:ascii="標楷體" w:hAnsi="標楷體"/>
                 <w:sz w:val="22"/>
               </w:rPr>
-              <w:t>「帳號邀請」主旨已加註字樣的狀態下，於</w:t>
-            </w:r>
-            <w:r>
-              <w:rPr>
-                <w:rFonts w:ascii="標楷體" w:hAnsi="標楷體"/>
-                <w:sz w:val="22"/>
-              </w:rPr>
-              <w:t xml:space="preserve"> DP01 </w:t>
-            </w:r>
-            <w:r>
-              <w:rPr>
-                <w:rFonts w:ascii="標楷體" w:hAnsi="標楷體"/>
-                <w:sz w:val="22"/>
-              </w:rPr>
-              <w:t>使用者管理對一個尚未註冊的</w:t>
-            </w:r>
-            <w:r>
-              <w:rPr>
-                <w:rFonts w:ascii="標楷體" w:hAnsi="標楷體"/>
-                <w:sz w:val="22"/>
-              </w:rPr>
-              <w:t xml:space="preserve"> Email </w:t>
-            </w:r>
-            <w:r>
-              <w:rPr>
-                <w:rFonts w:ascii="標楷體" w:hAnsi="標楷體"/>
-                <w:sz w:val="22"/>
-              </w:rPr>
-              <w:t>寄出邀請，收到的信主旨應為新內容，且信中</w:t>
-            </w:r>
-            <w:r>
-              <w:rPr>
-                <w:rFonts w:ascii="標楷體" w:hAnsi="標楷體"/>
-                <w:sz w:val="22"/>
-              </w:rPr>
-              <w:t xml:space="preserve"> {user_name}</w:t>
-            </w:r>
-            <w:r>
-              <w:rPr>
-                <w:rFonts w:ascii="標楷體" w:hAnsi="標楷體"/>
-                <w:sz w:val="22"/>
-              </w:rPr>
-              <w:t>、</w:t>
-            </w:r>
-            <w:r>
-              <w:rPr>
-                <w:rFonts w:ascii="標楷體" w:hAnsi="標楷體"/>
-                <w:sz w:val="22"/>
-              </w:rPr>
-              <w:t xml:space="preserve">{activate_link} </w:t>
-            </w:r>
-            <w:r>
-              <w:rPr>
-                <w:rFonts w:ascii="標楷體" w:hAnsi="標楷體"/>
-                <w:sz w:val="22"/>
-              </w:rPr>
-              <w:t>等變數應代換為受邀者姓名與實際的啟用連結。測畢將主旨改回原文。</w:t>
+              <w:t>將「帳號邀請」內文中的</w:t>
+            </w:r>
+            <w:r>
+              <w:rPr>
+                <w:rFonts w:ascii="標楷體" w:hAnsi="標楷體"/>
+                <w:sz w:val="22"/>
+              </w:rPr>
+              <w:t xml:space="preserve"> `{user_name}` </w:t>
+            </w:r>
+            <w:r>
+              <w:rPr>
+                <w:rFonts w:ascii="標楷體" w:hAnsi="標楷體"/>
+                <w:sz w:val="22"/>
+              </w:rPr>
+              <w:t>改成</w:t>
+            </w:r>
+            <w:r>
+              <w:rPr>
+                <w:rFonts w:ascii="標楷體" w:hAnsi="標楷體"/>
+                <w:sz w:val="22"/>
+              </w:rPr>
+              <w:t xml:space="preserve"> `{user_nam}`</w:t>
+            </w:r>
+            <w:r>
+              <w:rPr>
+                <w:rFonts w:ascii="標楷體" w:hAnsi="標楷體"/>
+                <w:sz w:val="22"/>
+              </w:rPr>
+              <w:t>（少一個字母）後按「儲存」，應被擋下並提示「範本內容含無法代入的變數</w:t>
+            </w:r>
+            <w:r>
+              <w:rPr>
+                <w:rFonts w:ascii="標楷體" w:hAnsi="標楷體"/>
+                <w:sz w:val="22"/>
+              </w:rPr>
+              <w:t>…</w:t>
+            </w:r>
+            <w:r>
+              <w:rPr>
+                <w:rFonts w:ascii="標楷體" w:hAnsi="標楷體"/>
+                <w:sz w:val="22"/>
+              </w:rPr>
+              <w:t>」，關閉編輯區重開後內文應仍為原</w:t>
+            </w:r>
+            <w:r>
+              <w:rPr>
+                <w:rFonts w:ascii="標楷體" w:hAnsi="標楷體"/>
+                <w:sz w:val="22"/>
+              </w:rPr>
+              <w:t>值（未被存入）；改成在內文貼入</w:t>
+            </w:r>
+            <w:r>
+              <w:rPr>
+                <w:rFonts w:ascii="標楷體" w:hAnsi="標楷體"/>
+                <w:sz w:val="22"/>
+              </w:rPr>
+              <w:t xml:space="preserve"> `&lt;span style="{color:red}"&gt;x&lt;/span&gt;` </w:t>
+            </w:r>
+            <w:r>
+              <w:rPr>
+                <w:rFonts w:ascii="標楷體" w:hAnsi="標楷體"/>
+                <w:sz w:val="22"/>
+              </w:rPr>
+              <w:t>後儲存，亦應被擋下（大括號未配對或含不存在的變數名）。</w:t>
             </w:r>
           </w:p>
         </w:tc>
@@ -6997,56 +7060,35 @@
                 <w:rFonts w:ascii="標楷體" w:hAnsi="標楷體"/>
                 <w:sz w:val="22"/>
               </w:rPr>
-              <w:t>將「帳號邀請」內文中的</w:t>
-            </w:r>
-            <w:r>
-              <w:rPr>
-                <w:rFonts w:ascii="標楷體" w:hAnsi="標楷體"/>
-                <w:sz w:val="22"/>
-              </w:rPr>
-              <w:t xml:space="preserve"> `{user_name}` </w:t>
-            </w:r>
-            <w:r>
-              <w:rPr>
-                <w:rFonts w:ascii="標楷體" w:hAnsi="標楷體"/>
-                <w:sz w:val="22"/>
-              </w:rPr>
-              <w:t>改成</w:t>
-            </w:r>
-            <w:r>
-              <w:rPr>
-                <w:rFonts w:ascii="標楷體" w:hAnsi="標楷體"/>
-                <w:sz w:val="22"/>
-              </w:rPr>
-              <w:t xml:space="preserve"> `{user_nam}`</w:t>
-            </w:r>
-            <w:r>
-              <w:rPr>
-                <w:rFonts w:ascii="標楷體" w:hAnsi="標楷體"/>
-                <w:sz w:val="22"/>
-              </w:rPr>
-              <w:t>（少一個字母）後按「儲存」，應被擋下並提示「範本內容含無法</w:t>
-            </w:r>
-            <w:r>
-              <w:rPr>
-                <w:rFonts w:ascii="標楷體" w:hAnsi="標楷體"/>
-                <w:sz w:val="22"/>
-              </w:rPr>
-              <w:t>代入的變數</w:t>
-            </w:r>
-            <w:r>
-              <w:rPr>
-                <w:rFonts w:ascii="標楷體" w:hAnsi="標楷體"/>
-                <w:sz w:val="22"/>
-              </w:rPr>
-              <w:t>…</w:t>
-            </w:r>
-            <w:r>
-              <w:rPr>
-                <w:rFonts w:ascii="標楷體" w:hAnsi="標楷體"/>
-                <w:sz w:val="22"/>
-              </w:rPr>
-              <w:t>」，關閉編輯區重開後內文應仍為原值（未被存入）。</w:t>
+              <w:t>停用「課程邀請通知」後，以教師身分於</w:t>
+            </w:r>
+            <w:r>
+              <w:rPr>
+                <w:rFonts w:ascii="標楷體" w:hAnsi="標楷體"/>
+                <w:sz w:val="22"/>
+              </w:rPr>
+              <w:t xml:space="preserve"> ET05 </w:t>
+            </w:r>
+            <w:r>
+              <w:rPr>
+                <w:rFonts w:ascii="標楷體" w:hAnsi="標楷體"/>
+                <w:sz w:val="22"/>
+              </w:rPr>
+              <w:t>對一位尚未加入該課程的學員以</w:t>
+            </w:r>
+            <w:r>
+              <w:rPr>
+                <w:rFonts w:ascii="標楷體" w:hAnsi="標楷體"/>
+                <w:sz w:val="22"/>
+              </w:rPr>
+              <w:t xml:space="preserve"> Email </w:t>
+            </w:r>
+            <w:r>
+              <w:rPr>
+                <w:rFonts w:ascii="標楷體" w:hAnsi="標楷體"/>
+                <w:sz w:val="22"/>
+              </w:rPr>
+              <w:t>邀請，於邀請視窗按「下一步」應顯示「通知範本已停用」且無法寄出、學員未被加入；將該範本啟用後再邀請，學員應出現在該課程學員清單並收到通知信。</w:t>
             </w:r>
           </w:p>
         </w:tc>
@@ -7108,21 +7150,7 @@
                 <w:rFonts w:ascii="標楷體" w:hAnsi="標楷體"/>
                 <w:sz w:val="22"/>
               </w:rPr>
-              <w:t>於「帳號邀請」內文貼入</w:t>
-            </w:r>
-            <w:r>
-              <w:rPr>
-                <w:rFonts w:ascii="標楷體" w:hAnsi="標楷體"/>
-                <w:sz w:val="22"/>
-              </w:rPr>
-              <w:t xml:space="preserve"> `&lt;span style="{color:red}"&gt;x&lt;/span&gt;` </w:t>
-            </w:r>
-            <w:r>
-              <w:rPr>
-                <w:rFonts w:ascii="標楷體" w:hAnsi="標楷體"/>
-                <w:sz w:val="22"/>
-              </w:rPr>
-              <w:t>後按「儲存」，亦應被擋下（大括號未配對或含不存在的變數名），內文同樣不應被存入。</w:t>
+              <w:t>系統信（共用）分頁五種範本的「停用」應皆為灰色無法按，其「編輯」仍可開啟並儲存。</w:t>
             </w:r>
           </w:p>
         </w:tc>
@@ -7168,158 +7196,6 @@
                 <w:sz w:val="22"/>
               </w:rPr>
               <w:t>6</w:t>
-            </w:r>
-          </w:p>
-        </w:tc>
-        <w:tc>
-          <w:tcPr>
-            <w:tcW w:w="6236" w:type="dxa"/>
-          </w:tcPr>
-          <w:p>
-            <w:pPr>
-              <w:spacing w:before="60" w:after="60"/>
-            </w:pPr>
-            <w:r>
-              <w:rPr>
-                <w:rFonts w:ascii="標楷體" w:hAnsi="標楷體"/>
-                <w:sz w:val="22"/>
-              </w:rPr>
-              <w:t>停用「課程邀請通知」後，以教師身分於</w:t>
-            </w:r>
-            <w:r>
-              <w:rPr>
-                <w:rFonts w:ascii="標楷體" w:hAnsi="標楷體"/>
-                <w:sz w:val="22"/>
-              </w:rPr>
-              <w:t xml:space="preserve"> ET05 </w:t>
-            </w:r>
-            <w:r>
-              <w:rPr>
-                <w:rFonts w:ascii="標楷體" w:hAnsi="標楷體"/>
-                <w:sz w:val="22"/>
-              </w:rPr>
-              <w:t>對一位尚未加入該課程的學員以</w:t>
-            </w:r>
-            <w:r>
-              <w:rPr>
-                <w:rFonts w:ascii="標楷體" w:hAnsi="標楷體"/>
-                <w:sz w:val="22"/>
-              </w:rPr>
-              <w:t xml:space="preserve"> Email </w:t>
-            </w:r>
-            <w:r>
-              <w:rPr>
-                <w:rFonts w:ascii="標楷體" w:hAnsi="標楷體"/>
-                <w:sz w:val="22"/>
-              </w:rPr>
-              <w:t>邀請，於邀請視窗按「下一步」應顯示「通知範本已停用」且無法寄出、學員未被加入；將該範本啟用後再邀請，學員應出現在該課程學員清單並收到通知信。</w:t>
-            </w:r>
-          </w:p>
-        </w:tc>
-        <w:tc>
-          <w:tcPr>
-            <w:tcW w:w="1247" w:type="dxa"/>
-          </w:tcPr>
-          <w:p>
-            <w:pPr>
-              <w:spacing w:before="60" w:after="60"/>
-              <w:jc w:val="center"/>
-            </w:pPr>
-          </w:p>
-        </w:tc>
-        <w:tc>
-          <w:tcPr>
-            <w:tcW w:w="1247" w:type="dxa"/>
-          </w:tcPr>
-          <w:p>
-            <w:pPr>
-              <w:spacing w:before="60" w:after="60"/>
-              <w:jc w:val="center"/>
-            </w:pPr>
-          </w:p>
-        </w:tc>
-      </w:tr>
-      <w:tr>
-        <w:trPr>
-          <w:jc w:val="center"/>
-        </w:trPr>
-        <w:tc>
-          <w:tcPr>
-            <w:tcW w:w="907" w:type="dxa"/>
-          </w:tcPr>
-          <w:p>
-            <w:pPr>
-              <w:spacing w:before="60" w:after="60"/>
-              <w:jc w:val="center"/>
-            </w:pPr>
-            <w:r>
-              <w:rPr>
-                <w:rFonts w:ascii="標楷體" w:hAnsi="標楷體"/>
-                <w:sz w:val="22"/>
-              </w:rPr>
-              <w:t>7</w:t>
-            </w:r>
-          </w:p>
-        </w:tc>
-        <w:tc>
-          <w:tcPr>
-            <w:tcW w:w="6236" w:type="dxa"/>
-          </w:tcPr>
-          <w:p>
-            <w:pPr>
-              <w:spacing w:before="60" w:after="60"/>
-            </w:pPr>
-            <w:r>
-              <w:rPr>
-                <w:rFonts w:ascii="標楷體" w:hAnsi="標楷體"/>
-                <w:sz w:val="22"/>
-              </w:rPr>
-              <w:t>系統信（共用）分頁五種範本的「停用」應皆為灰色無法按，其「編輯」仍可開啟並儲存。</w:t>
-            </w:r>
-          </w:p>
-        </w:tc>
-        <w:tc>
-          <w:tcPr>
-            <w:tcW w:w="1247" w:type="dxa"/>
-          </w:tcPr>
-          <w:p>
-            <w:pPr>
-              <w:spacing w:before="60" w:after="60"/>
-              <w:jc w:val="center"/>
-            </w:pPr>
-          </w:p>
-        </w:tc>
-        <w:tc>
-          <w:tcPr>
-            <w:tcW w:w="1247" w:type="dxa"/>
-          </w:tcPr>
-          <w:p>
-            <w:pPr>
-              <w:spacing w:before="60" w:after="60"/>
-              <w:jc w:val="center"/>
-            </w:pPr>
-          </w:p>
-        </w:tc>
-      </w:tr>
-      <w:tr>
-        <w:trPr>
-          <w:jc w:val="center"/>
-        </w:trPr>
-        <w:tc>
-          <w:tcPr>
-            <w:tcW w:w="907" w:type="dxa"/>
-          </w:tcPr>
-          <w:p>
-            <w:pPr>
-              <w:spacing w:before="60" w:after="60"/>
-              <w:jc w:val="center"/>
-            </w:pPr>
-            <w:r>
-              <w:rPr>
-                <w:rFonts w:ascii="標楷體" w:hAnsi="標楷體"/>
-                <w:sz w:val="22"/>
-              </w:rPr>
-              <w:t>8</w:t>
             </w:r>
           </w:p>
         </w:tc>
@@ -7382,7 +7258,7 @@
       <w:pPr>
         <w:pStyle w:val="1"/>
       </w:pPr>
-      <w:bookmarkStart w:id="7" w:name="_Toc243495018"/>
+      <w:bookmarkStart w:id="7" w:name="_Toc243496337"/>
       <w:r>
         <w:lastRenderedPageBreak/>
         <w:t xml:space="preserve">DP05 </w:t>
@@ -7793,14 +7669,7 @@
                 <w:rFonts w:ascii="標楷體" w:hAnsi="標楷體"/>
                 <w:sz w:val="22"/>
               </w:rPr>
-              <w:t xml:space="preserve"> / </w:t>
-            </w:r>
-            <w:r>
-              <w:rPr>
-                <w:rFonts w:ascii="標楷體" w:hAnsi="標楷體"/>
-                <w:sz w:val="22"/>
-              </w:rPr>
-              <w:t>Email</w:t>
+              <w:t xml:space="preserve"> / Email</w:t>
             </w:r>
             <w:r>
               <w:rPr>
@@ -8167,14 +8036,7 @@
                 <w:rFonts w:ascii="標楷體" w:hAnsi="標楷體"/>
                 <w:sz w:val="22"/>
               </w:rPr>
-              <w:t>使用者管理」、「操作類別」選「修改」，開啟該被停用再啟用之帳號「停用」那一筆</w:t>
-            </w:r>
-            <w:r>
-              <w:rPr>
-                <w:rFonts w:ascii="標楷體" w:hAnsi="標楷體"/>
-                <w:sz w:val="22"/>
-              </w:rPr>
-              <w:t>記錄的明細，應顯示事件描述「停用帳號」，異動前值的</w:t>
+              <w:t>使用者管理」、「操作類別」選「修改」，開啟該被停用再啟用之帳號「停用」那一筆記錄的明細，應顯示事件描述「停用帳號」，異動前值的</w:t>
             </w:r>
             <w:r>
               <w:rPr>
@@ -8320,7 +8182,14 @@
                 <w:rFonts w:ascii="標楷體" w:hAnsi="標楷體"/>
                 <w:sz w:val="22"/>
               </w:rPr>
-              <w:t>開啟中文正常，內容為目前查詢條件下的全部記錄，時間為台灣時間且精確到秒；設定一組查無資料的條件時，「匯出」應為灰色無法按，按「清除篩選」後恢復可按。</w:t>
+              <w:t>開啟中文正常，內容為目前查詢條件下的全部記錄，時間為台灣</w:t>
+            </w:r>
+            <w:r>
+              <w:rPr>
+                <w:rFonts w:ascii="標楷體" w:hAnsi="標楷體"/>
+                <w:sz w:val="22"/>
+              </w:rPr>
+              <w:t>時間且精確到秒；設定一組查無資料的條件時，「匯出」應為灰色無法按，按「清除篩選」後恢復可按。</w:t>
             </w:r>
           </w:p>
         </w:tc>
@@ -8476,7 +8345,7 @@
       <w:pPr>
         <w:pStyle w:val="1"/>
       </w:pPr>
-      <w:bookmarkStart w:id="8" w:name="_Toc243495019"/>
+      <w:bookmarkStart w:id="8" w:name="_Toc243496338"/>
       <w:r>
         <w:lastRenderedPageBreak/>
         <w:t xml:space="preserve">DP06 </w:t>
@@ -9310,14 +9179,7 @@
                 <w:rFonts w:ascii="標楷體" w:hAnsi="標楷體"/>
                 <w:sz w:val="22"/>
               </w:rPr>
-              <w:t>）</w:t>
-            </w:r>
-            <w:r>
-              <w:rPr>
-                <w:rFonts w:ascii="標楷體" w:hAnsi="標楷體"/>
-                <w:sz w:val="22"/>
-              </w:rPr>
-              <w:t>並儲存，應被擋下並提示</w:t>
+              <w:t>）並儲存，應被擋下並提示</w:t>
             </w:r>
             <w:r>
               <w:rPr>
@@ -9421,7 +9283,14 @@
                 <w:rFonts w:ascii="標楷體" w:hAnsi="標楷體"/>
                 <w:sz w:val="22"/>
               </w:rPr>
-              <w:t>」；重新啟用後恢復顯示，啟用狀態應與記下的原值相同。</w:t>
+              <w:t>」；重新啟用後恢復顯示，啟用狀態應與記下的原值相</w:t>
+            </w:r>
+            <w:r>
+              <w:rPr>
+                <w:rFonts w:ascii="標楷體" w:hAnsi="標楷體"/>
+                <w:sz w:val="22"/>
+              </w:rPr>
+              <w:t>同。</w:t>
             </w:r>
           </w:p>
         </w:tc>
@@ -9529,7 +9398,7 @@
       <w:pPr>
         <w:pStyle w:val="1"/>
       </w:pPr>
-      <w:bookmarkStart w:id="9" w:name="_Toc243495020"/>
+      <w:bookmarkStart w:id="9" w:name="_Toc243496339"/>
       <w:r>
         <w:lastRenderedPageBreak/>
         <w:t xml:space="preserve">DP07 </w:t>
@@ -10196,7 +10065,14 @@
                 <w:rFonts w:ascii="標楷體" w:hAnsi="標楷體"/>
                 <w:sz w:val="22"/>
               </w:rPr>
-              <w:t xml:space="preserve"> DP01 </w:t>
+              <w:t xml:space="preserve"> </w:t>
+            </w:r>
+            <w:r>
+              <w:rPr>
+                <w:rFonts w:ascii="標楷體" w:hAnsi="標楷體"/>
+                <w:sz w:val="22"/>
+              </w:rPr>
+              <w:t xml:space="preserve">DP01 </w:t>
             </w:r>
             <w:r>
               <w:rPr>
@@ -10293,14 +10169,7 @@
                 <w:rFonts w:ascii="標楷體" w:hAnsi="標楷體"/>
                 <w:sz w:val="22"/>
               </w:rPr>
-              <w:t>系統參數與清單維護先記下「密碼到期提醒天數」與「密碼最長效期（天）」的原</w:t>
-            </w:r>
-            <w:r>
-              <w:rPr>
-                <w:rFonts w:ascii="標楷體" w:hAnsi="標楷體"/>
-                <w:sz w:val="22"/>
-              </w:rPr>
-              <w:t>值，再將提醒天數暫調為</w:t>
+              <w:t>系統參數與清單維護先記下「密碼到期提醒天數」與「密碼最長效期（天）」的原值，再將提醒天數暫調為</w:t>
             </w:r>
             <w:r>
               <w:rPr>
@@ -10501,14 +10370,7 @@
                 <w:rFonts w:ascii="標楷體" w:hAnsi="標楷體"/>
                 <w:sz w:val="22"/>
               </w:rPr>
-              <w:t xml:space="preserve"> 2</w:t>
-            </w:r>
-            <w:r>
-              <w:rPr>
-                <w:rFonts w:ascii="標楷體" w:hAnsi="標楷體"/>
-                <w:sz w:val="22"/>
-              </w:rPr>
-              <w:t xml:space="preserve"> </w:t>
+              <w:t xml:space="preserve"> 2 </w:t>
             </w:r>
             <w:r>
               <w:rPr>
@@ -10558,7 +10420,14 @@
                 <w:rFonts w:ascii="標楷體" w:hAnsi="標楷體"/>
                 <w:sz w:val="22"/>
               </w:rPr>
-              <w:t xml:space="preserve"> 7</w:t>
+              <w:t xml:space="preserve"> </w:t>
+            </w:r>
+            <w:r>
+              <w:rPr>
+                <w:rFonts w:ascii="標楷體" w:hAnsi="標楷體"/>
+                <w:sz w:val="22"/>
+              </w:rPr>
+              <w:t>7</w:t>
             </w:r>
             <w:r>
               <w:rPr>
@@ -10777,7 +10646,7 @@
       <w:pPr>
         <w:pStyle w:val="1"/>
       </w:pPr>
-      <w:bookmarkStart w:id="10" w:name="_Toc243495021"/>
+      <w:bookmarkStart w:id="10" w:name="_Toc243496340"/>
       <w:r>
         <w:lastRenderedPageBreak/>
         <w:t xml:space="preserve">DP08 </w:t>
@@ -11216,14 +11085,7 @@
                 <w:rFonts w:ascii="標楷體" w:hAnsi="標楷體"/>
                 <w:sz w:val="22"/>
               </w:rPr>
-              <w:t xml:space="preserve"> </w:t>
-            </w:r>
-            <w:r>
-              <w:rPr>
-                <w:rFonts w:ascii="標楷體" w:hAnsi="標楷體"/>
-                <w:sz w:val="22"/>
-              </w:rPr>
-              <w:t>Email</w:t>
+              <w:t xml:space="preserve"> Email</w:t>
             </w:r>
             <w:r>
               <w:rPr>
@@ -11576,7 +11438,14 @@
                 <w:rFonts w:ascii="標楷體" w:hAnsi="標楷體"/>
                 <w:sz w:val="22"/>
               </w:rPr>
-              <w:t>以另一個從未註冊過、收得到信的</w:t>
+              <w:t>以另一個從未註冊過、收得到</w:t>
+            </w:r>
+            <w:r>
+              <w:rPr>
+                <w:rFonts w:ascii="標楷體" w:hAnsi="標楷體"/>
+                <w:sz w:val="22"/>
+              </w:rPr>
+              <w:t>信的</w:t>
             </w:r>
             <w:r>
               <w:rPr>
@@ -11726,7 +11595,7 @@
       <w:pPr>
         <w:pStyle w:val="1"/>
       </w:pPr>
-      <w:bookmarkStart w:id="11" w:name="_Toc243495022"/>
+      <w:bookmarkStart w:id="11" w:name="_Toc243496341"/>
       <w:r>
         <w:lastRenderedPageBreak/>
         <w:t xml:space="preserve">DP09 </w:t>
@@ -12518,7 +12387,14 @@
                 <w:rFonts w:ascii="標楷體" w:hAnsi="標楷體"/>
                 <w:sz w:val="22"/>
               </w:rPr>
-              <w:t>已用來完成重設的連結再次開啟，應直接提示「連結已失效，請重新申請」，且畫面不出現密碼輸入欄位；以受測帳號連續申請兩次重設時，開啟第一封信的連結亦應如此，開啟第二封則可正常設定新密碼並完成重設。</w:t>
+              <w:t>已用來完成重設的連結再次開啟，應直接提示「連結已失效，請重新申請」，且畫面不出現密碼輸入欄位；以受測帳號連續申請兩次重設時，開啟第一封信的連結亦應如此，開啟第二封則可正常設定</w:t>
+            </w:r>
+            <w:r>
+              <w:rPr>
+                <w:rFonts w:ascii="標楷體" w:hAnsi="標楷體"/>
+                <w:sz w:val="22"/>
+              </w:rPr>
+              <w:t>新密碼並完成重設。</w:t>
             </w:r>
           </w:p>
         </w:tc>
@@ -12640,7 +12516,7 @@
       <w:pPr>
         <w:pStyle w:val="1"/>
       </w:pPr>
-      <w:bookmarkStart w:id="12" w:name="_Toc243495023"/>
+      <w:bookmarkStart w:id="12" w:name="_Toc243496342"/>
       <w:r>
         <w:lastRenderedPageBreak/>
         <w:t xml:space="preserve">DP10 </w:t>
@@ -13141,14 +13017,7 @@
                 <w:rFonts w:ascii="標楷體" w:hAnsi="標楷體"/>
                 <w:sz w:val="22"/>
               </w:rPr>
-              <w:t xml:space="preserve"> </w:t>
-            </w:r>
-            <w:r>
-              <w:rPr>
-                <w:rFonts w:ascii="標楷體" w:hAnsi="標楷體"/>
-                <w:sz w:val="22"/>
-              </w:rPr>
-              <w:t>Email</w:t>
+              <w:t xml:space="preserve"> Email</w:t>
             </w:r>
             <w:r>
               <w:rPr>
@@ -13481,14 +13350,7 @@
                 <w:rFonts w:ascii="標楷體" w:hAnsi="標楷體"/>
                 <w:sz w:val="22"/>
               </w:rPr>
-              <w:t>分鐘內「寄驗證信」按鈕應顯示剩餘時間且無法按；等</w:t>
-            </w:r>
-            <w:r>
-              <w:rPr>
-                <w:rFonts w:ascii="標楷體" w:hAnsi="標楷體"/>
-                <w:sz w:val="22"/>
-              </w:rPr>
-              <w:t>候</w:t>
+              <w:t>分鐘內「寄驗證信」按鈕應顯示剩餘時間且無法按；等候</w:t>
             </w:r>
             <w:r>
               <w:rPr>
@@ -13912,9 +13774,9 @@
 <file path=word/numbering.xml><?xml version="1.0" encoding="utf-8"?>
 <w:numbering xmlns:wpc="http://schemas.microsoft.com/office/word/2010/wordprocessingCanvas" xmlns:cx="http://schemas.microsoft.com/office/drawing/2014/chartex" xmlns:cx1="http://schemas.microsoft.com/office/drawing/2015/9/8/chartex" xmlns:cx2="http://schemas.microsoft.com/office/drawing/2015/10/21/chartex" xmlns:cx3="http://schemas.microsoft.com/office/drawing/2016/5/9/chartex" xmlns:cx4="http://schemas.microsoft.com/office/drawing/2016/5/10/chartex" xmlns:cx5="http://schemas.microsoft.com/office/drawing/2016/5/11/chartex" xmlns:cx6="http://schemas.microsoft.com/office/drawing/2016/5/12/chartex" xmlns:cx7="http://schemas.microsoft.com/office/drawing/2016/5/13/chartex" xmlns:cx8="http://schemas.microsoft.com/office/drawing/2016/5/14/chartex" xmlns:mc="http://schemas.openxmlformats.org/markup-compatibility/2006" xmlns:aink="http://schemas.microsoft.com/office/drawing/2016/ink" xmlns:am3d="http://schemas.microsoft.com/office/drawing/2017/model3d" xmlns:o="urn:schemas-microsoft-com:office:office" xmlns:r="http://schemas.openxmlformats.org/officeDocument/2006/relationships" xmlns:m="http://schemas.openxmlformats.org/officeDocument/2006/math" xmlns:v="urn:schemas-microsoft-com:vml" xmlns:wp14="http://schemas.microsoft.com/office/word/2010/wordprocessingDrawing" xmlns:wp="http://schemas.openxmlformats.org/drawingml/2006/wordprocessingDrawing" xmlns:w10="urn:schemas-microsoft-com:office:word" xmlns:w="http://schemas.openxmlformats.org/wordprocessingml/2006/main" xmlns:w14="http://schemas.microsoft.com/office/word/2010/wordml" xmlns:w15="http://schemas.microsoft.com/office/word/2012/wordml" xmlns:w16cid="http://schemas.microsoft.com/office/word/2016/wordml/cid" xmlns:w16se="http://schemas.microsoft.com/office/word/2015/wordml/symex" xmlns:wpg="http://schemas.microsoft.com/office/word/2010/wordprocessingGroup" xmlns:wpi="http://schemas.microsoft.com/office/word/2010/wordprocessingInk" xmlns:wne="http://schemas.microsoft.com/office/word/2006/wordml" xmlns:wps="http://schemas.microsoft.com/office/word/2010/wordprocessingShape" mc:Ignorable="w14 w15 w16se w16cid wp14">
   <w:abstractNum w:abstractNumId="0" w15:restartNumberingAfterBreak="0">
-    <w:nsid w:val="0B5B60FE"/>
+    <w:nsid w:val="11227669"/>
     <w:multiLevelType w:val="multilevel"/>
-    <w:tmpl w:val="529A3C08"/>
+    <w:tmpl w:val="C306654E"/>
     <w:lvl w:ilvl="0">
       <w:start w:val="1"/>
       <w:numFmt w:val="bullet"/>
@@ -26035,7 +25897,7 @@
 </file>
 
 <file path=customXml/itemProps1.xml><?xml version="1.0" encoding="utf-8"?>
-<ds:datastoreItem xmlns:ds="http://schemas.openxmlformats.org/officeDocument/2006/customXml" ds:itemID="{E4833383-4DAB-4762-84AC-3BEC7C9FC715}">
+<ds:datastoreItem xmlns:ds="http://schemas.openxmlformats.org/officeDocument/2006/customXml" ds:itemID="{D24113D9-241E-41E3-8D5E-25D8D205D02E}">
   <ds:schemaRefs>
     <ds:schemaRef ds:uri="http://schemas.openxmlformats.org/officeDocument/2006/bibliography"/>
   </ds:schemaRefs>

--- a/docs/manuals/測試報告/DP-平台管理模組.docx
+++ b/docs/manuals/測試報告/DP-平台管理模組.docx
@@ -498,7 +498,7 @@
       <w:r>
         <w:fldChar w:fldCharType="separate"/>
       </w:r>
-      <w:hyperlink w:anchor="_Toc243496331" w:history="1">
+      <w:hyperlink w:anchor="_Toc243496971" w:history="1">
         <w:r>
           <w:rPr>
             <w:rStyle w:val="affb"/>
@@ -526,7 +526,7 @@
             <w:noProof/>
             <w:webHidden/>
           </w:rPr>
-          <w:instrText xml:space="preserve"> PAGEREF _Toc243496331 \h </w:instrText>
+          <w:instrText xml:space="preserve"> PAGEREF _Toc243496971 \h </w:instrText>
         </w:r>
         <w:r>
           <w:rPr>
@@ -571,7 +571,7 @@
           <w:szCs w:val="22"/>
         </w:rPr>
       </w:pPr>
-      <w:hyperlink w:anchor="_Toc243496332" w:history="1">
+      <w:hyperlink w:anchor="_Toc243496972" w:history="1">
         <w:r>
           <w:rPr>
             <w:rStyle w:val="affb"/>
@@ -606,7 +606,7 @@
             <w:noProof/>
             <w:webHidden/>
           </w:rPr>
-          <w:instrText xml:space="preserve"> PAGEREF _Toc243496332 \h </w:instrText>
+          <w:instrText xml:space="preserve"> PAGEREF _Toc243496972 \h </w:instrText>
         </w:r>
         <w:r>
           <w:rPr>
@@ -651,7 +651,7 @@
           <w:szCs w:val="22"/>
         </w:rPr>
       </w:pPr>
-      <w:hyperlink w:anchor="_Toc243496333" w:history="1">
+      <w:hyperlink w:anchor="_Toc243496973" w:history="1">
         <w:r>
           <w:rPr>
             <w:rStyle w:val="affb"/>
@@ -686,7 +686,7 @@
             <w:noProof/>
             <w:webHidden/>
           </w:rPr>
-          <w:instrText xml:space="preserve"> PAGEREF _Toc243496333 \h </w:instrText>
+          <w:instrText xml:space="preserve"> PAGEREF _Toc243496973 \h </w:instrText>
         </w:r>
         <w:r>
           <w:rPr>
@@ -731,7 +731,7 @@
           <w:szCs w:val="22"/>
         </w:rPr>
       </w:pPr>
-      <w:hyperlink w:anchor="_Toc243496334" w:history="1">
+      <w:hyperlink w:anchor="_Toc243496974" w:history="1">
         <w:r>
           <w:rPr>
             <w:rStyle w:val="affb"/>
@@ -766,7 +766,7 @@
             <w:noProof/>
             <w:webHidden/>
           </w:rPr>
-          <w:instrText xml:space="preserve"> PAGEREF _Toc243496334 \h </w:instrText>
+          <w:instrText xml:space="preserve"> PAGEREF _Toc243496974 \h </w:instrText>
         </w:r>
         <w:r>
           <w:rPr>
@@ -811,7 +811,7 @@
           <w:szCs w:val="22"/>
         </w:rPr>
       </w:pPr>
-      <w:hyperlink w:anchor="_Toc243496335" w:history="1">
+      <w:hyperlink w:anchor="_Toc243496975" w:history="1">
         <w:r>
           <w:rPr>
             <w:rStyle w:val="affb"/>
@@ -846,7 +846,7 @@
             <w:noProof/>
             <w:webHidden/>
           </w:rPr>
-          <w:instrText xml:space="preserve"> PAGEREF _Toc243496335 \h </w:instrText>
+          <w:instrText xml:space="preserve"> PAGEREF _Toc243496975 \h </w:instrText>
         </w:r>
         <w:r>
           <w:rPr>
@@ -891,7 +891,7 @@
           <w:szCs w:val="22"/>
         </w:rPr>
       </w:pPr>
-      <w:hyperlink w:anchor="_Toc243496336" w:history="1">
+      <w:hyperlink w:anchor="_Toc243496976" w:history="1">
         <w:r>
           <w:rPr>
             <w:rStyle w:val="affb"/>
@@ -926,7 +926,7 @@
             <w:noProof/>
             <w:webHidden/>
           </w:rPr>
-          <w:instrText xml:space="preserve"> PAGEREF _Toc243496336 \h </w:instrText>
+          <w:instrText xml:space="preserve"> PAGEREF _Toc243496976 \h </w:instrText>
         </w:r>
         <w:r>
           <w:rPr>
@@ -971,7 +971,7 @@
           <w:szCs w:val="22"/>
         </w:rPr>
       </w:pPr>
-      <w:hyperlink w:anchor="_Toc243496337" w:history="1">
+      <w:hyperlink w:anchor="_Toc243496977" w:history="1">
         <w:r>
           <w:rPr>
             <w:rStyle w:val="affb"/>
@@ -1006,7 +1006,7 @@
             <w:noProof/>
             <w:webHidden/>
           </w:rPr>
-          <w:instrText xml:space="preserve"> PAGEREF _Toc243496337 \h </w:instrText>
+          <w:instrText xml:space="preserve"> PAGEREF _Toc243496977 \h </w:instrText>
         </w:r>
         <w:r>
           <w:rPr>
@@ -1051,7 +1051,7 @@
           <w:szCs w:val="22"/>
         </w:rPr>
       </w:pPr>
-      <w:hyperlink w:anchor="_Toc243496338" w:history="1">
+      <w:hyperlink w:anchor="_Toc243496978" w:history="1">
         <w:r>
           <w:rPr>
             <w:rStyle w:val="affb"/>
@@ -1086,7 +1086,7 @@
             <w:noProof/>
             <w:webHidden/>
           </w:rPr>
-          <w:instrText xml:space="preserve"> PAGEREF _Toc243496338 \h </w:instrText>
+          <w:instrText xml:space="preserve"> PAGEREF _Toc243496978 \h </w:instrText>
         </w:r>
         <w:r>
           <w:rPr>
@@ -1131,7 +1131,7 @@
           <w:szCs w:val="22"/>
         </w:rPr>
       </w:pPr>
-      <w:hyperlink w:anchor="_Toc243496339" w:history="1">
+      <w:hyperlink w:anchor="_Toc243496979" w:history="1">
         <w:r>
           <w:rPr>
             <w:rStyle w:val="affb"/>
@@ -1166,7 +1166,7 @@
             <w:noProof/>
             <w:webHidden/>
           </w:rPr>
-          <w:instrText xml:space="preserve"> PAGEREF _Toc243496339 \h </w:instrText>
+          <w:instrText xml:space="preserve"> PAGEREF _Toc243496979 \h </w:instrText>
         </w:r>
         <w:r>
           <w:rPr>
@@ -1211,7 +1211,7 @@
           <w:szCs w:val="22"/>
         </w:rPr>
       </w:pPr>
-      <w:hyperlink w:anchor="_Toc243496340" w:history="1">
+      <w:hyperlink w:anchor="_Toc243496980" w:history="1">
         <w:r>
           <w:rPr>
             <w:rStyle w:val="affb"/>
@@ -1246,7 +1246,7 @@
             <w:noProof/>
             <w:webHidden/>
           </w:rPr>
-          <w:instrText xml:space="preserve"> PAGEREF _Toc243496340 \h </w:instrText>
+          <w:instrText xml:space="preserve"> PAGEREF _Toc243496980 \h </w:instrText>
         </w:r>
         <w:r>
           <w:rPr>
@@ -1291,7 +1291,7 @@
           <w:szCs w:val="22"/>
         </w:rPr>
       </w:pPr>
-      <w:hyperlink w:anchor="_Toc243496341" w:history="1">
+      <w:hyperlink w:anchor="_Toc243496981" w:history="1">
         <w:r>
           <w:rPr>
             <w:rStyle w:val="affb"/>
@@ -1326,7 +1326,7 @@
             <w:noProof/>
             <w:webHidden/>
           </w:rPr>
-          <w:instrText xml:space="preserve"> PAGEREF _Toc243496341 \h </w:instrText>
+          <w:instrText xml:space="preserve"> PAGEREF _Toc243496981 \h </w:instrText>
         </w:r>
         <w:r>
           <w:rPr>
@@ -1371,7 +1371,7 @@
           <w:szCs w:val="22"/>
         </w:rPr>
       </w:pPr>
-      <w:hyperlink w:anchor="_Toc243496342" w:history="1">
+      <w:hyperlink w:anchor="_Toc243496982" w:history="1">
         <w:r>
           <w:rPr>
             <w:rStyle w:val="affb"/>
@@ -1406,7 +1406,7 @@
             <w:noProof/>
             <w:webHidden/>
           </w:rPr>
-          <w:instrText xml:space="preserve"> PAGEREF _Toc243496342 \h </w:instrText>
+          <w:instrText xml:space="preserve"> PAGEREF _Toc243496982 \h </w:instrText>
         </w:r>
         <w:r>
           <w:rPr>
@@ -1456,7 +1456,7 @@
       <w:pPr>
         <w:pStyle w:val="1"/>
       </w:pPr>
-      <w:bookmarkStart w:id="1" w:name="_Toc243496331"/>
+      <w:bookmarkStart w:id="1" w:name="_Toc243496971"/>
       <w:r>
         <w:lastRenderedPageBreak/>
         <w:t>測試注意事項</w:t>
@@ -1478,7 +1478,7 @@
       <w:pPr>
         <w:pStyle w:val="1"/>
       </w:pPr>
-      <w:bookmarkStart w:id="2" w:name="_Toc243496332"/>
+      <w:bookmarkStart w:id="2" w:name="_Toc243496972"/>
       <w:r>
         <w:lastRenderedPageBreak/>
         <w:t xml:space="preserve">DP00 </w:t>
@@ -2371,7 +2371,7 @@
       <w:pPr>
         <w:pStyle w:val="1"/>
       </w:pPr>
-      <w:bookmarkStart w:id="3" w:name="_Toc243496333"/>
+      <w:bookmarkStart w:id="3" w:name="_Toc243496973"/>
       <w:r>
         <w:lastRenderedPageBreak/>
         <w:t xml:space="preserve">DP01 </w:t>
@@ -4053,7 +4053,7 @@
       <w:pPr>
         <w:pStyle w:val="1"/>
       </w:pPr>
-      <w:bookmarkStart w:id="4" w:name="_Toc243496334"/>
+      <w:bookmarkStart w:id="4" w:name="_Toc243496974"/>
       <w:r>
         <w:lastRenderedPageBreak/>
         <w:t xml:space="preserve">DP02 </w:t>
@@ -5298,7 +5298,7 @@
       <w:pPr>
         <w:pStyle w:val="1"/>
       </w:pPr>
-      <w:bookmarkStart w:id="5" w:name="_Toc243496335"/>
+      <w:bookmarkStart w:id="5" w:name="_Toc243496975"/>
       <w:r>
         <w:lastRenderedPageBreak/>
         <w:t xml:space="preserve">DP03 </w:t>
@@ -6337,7 +6337,7 @@
       <w:pPr>
         <w:pStyle w:val="1"/>
       </w:pPr>
-      <w:bookmarkStart w:id="6" w:name="_Toc243496336"/>
+      <w:bookmarkStart w:id="6" w:name="_Toc243496976"/>
       <w:r>
         <w:lastRenderedPageBreak/>
         <w:t xml:space="preserve">DP04 </w:t>
@@ -7258,7 +7258,7 @@
       <w:pPr>
         <w:pStyle w:val="1"/>
       </w:pPr>
-      <w:bookmarkStart w:id="7" w:name="_Toc243496337"/>
+      <w:bookmarkStart w:id="7" w:name="_Toc243496977"/>
       <w:r>
         <w:lastRenderedPageBreak/>
         <w:t xml:space="preserve">DP05 </w:t>
@@ -8022,21 +8022,7 @@
                 <w:rFonts w:ascii="標楷體" w:hAnsi="標楷體"/>
                 <w:sz w:val="22"/>
               </w:rPr>
-              <w:t>於「功能」選「</w:t>
-            </w:r>
-            <w:r>
-              <w:rPr>
-                <w:rFonts w:ascii="標楷體" w:hAnsi="標楷體"/>
-                <w:sz w:val="22"/>
-              </w:rPr>
-              <w:t>DP-</w:t>
-            </w:r>
-            <w:r>
-              <w:rPr>
-                <w:rFonts w:ascii="標楷體" w:hAnsi="標楷體"/>
-                <w:sz w:val="22"/>
-              </w:rPr>
-              <w:t>使用者管理」、「操作類別」選「修改」，開啟該被停用再啟用之帳號「停用」那一筆記錄的明細，應顯示事件描述「停用帳號」，異動前值的</w:t>
+              <w:t>開啟上述停用那一筆記錄的明細，應顯示事件描述「停用帳號」，異動前值的</w:t>
             </w:r>
             <w:r>
               <w:rPr>
@@ -8182,14 +8168,14 @@
                 <w:rFonts w:ascii="標楷體" w:hAnsi="標楷體"/>
                 <w:sz w:val="22"/>
               </w:rPr>
-              <w:t>開啟中文正常，內容為目前查詢條件下的全部記錄，時間為台灣</w:t>
-            </w:r>
-            <w:r>
-              <w:rPr>
-                <w:rFonts w:ascii="標楷體" w:hAnsi="標楷體"/>
-                <w:sz w:val="22"/>
-              </w:rPr>
-              <w:t>時間且精確到秒；設定一組查無資料的條件時，「匯出」應為灰色無法按，按「清除篩選」後恢復可按。</w:t>
+              <w:t>開啟中文正常，內容為目前查詢條件下的全部記錄，時間為台灣時間且精確到秒；設定一組查無資料的條件時，「匯出」應為灰色無法按，按「清除篩選</w:t>
+            </w:r>
+            <w:r>
+              <w:rPr>
+                <w:rFonts w:ascii="標楷體" w:hAnsi="標楷體"/>
+                <w:sz w:val="22"/>
+              </w:rPr>
+              <w:t>」後恢復可按。</w:t>
             </w:r>
           </w:p>
         </w:tc>
@@ -8345,7 +8331,7 @@
       <w:pPr>
         <w:pStyle w:val="1"/>
       </w:pPr>
-      <w:bookmarkStart w:id="8" w:name="_Toc243496338"/>
+      <w:bookmarkStart w:id="8" w:name="_Toc243496978"/>
       <w:r>
         <w:lastRenderedPageBreak/>
         <w:t xml:space="preserve">DP06 </w:t>
@@ -9283,14 +9269,7 @@
                 <w:rFonts w:ascii="標楷體" w:hAnsi="標楷體"/>
                 <w:sz w:val="22"/>
               </w:rPr>
-              <w:t>」；重新啟用後恢復顯示，啟用狀態應與記下的原值相</w:t>
-            </w:r>
-            <w:r>
-              <w:rPr>
-                <w:rFonts w:ascii="標楷體" w:hAnsi="標楷體"/>
-                <w:sz w:val="22"/>
-              </w:rPr>
-              <w:t>同。</w:t>
+              <w:t>」；重新啟用後恢復顯示，啟用狀態應與記下的原值相同。</w:t>
             </w:r>
           </w:p>
         </w:tc>
@@ -9359,7 +9338,14 @@
                 <w:rFonts w:ascii="標楷體" w:hAnsi="標楷體"/>
                 <w:sz w:val="22"/>
               </w:rPr>
-              <w:t>Job ID</w:t>
+              <w:t xml:space="preserve">Job </w:t>
+            </w:r>
+            <w:r>
+              <w:rPr>
+                <w:rFonts w:ascii="標楷體" w:hAnsi="標楷體"/>
+                <w:sz w:val="22"/>
+              </w:rPr>
+              <w:t>ID</w:t>
             </w:r>
             <w:r>
               <w:rPr>
@@ -9398,7 +9384,7 @@
       <w:pPr>
         <w:pStyle w:val="1"/>
       </w:pPr>
-      <w:bookmarkStart w:id="9" w:name="_Toc243496339"/>
+      <w:bookmarkStart w:id="9" w:name="_Toc243496979"/>
       <w:r>
         <w:lastRenderedPageBreak/>
         <w:t xml:space="preserve">DP07 </w:t>
@@ -10646,7 +10632,7 @@
       <w:pPr>
         <w:pStyle w:val="1"/>
       </w:pPr>
-      <w:bookmarkStart w:id="10" w:name="_Toc243496340"/>
+      <w:bookmarkStart w:id="10" w:name="_Toc243496980"/>
       <w:r>
         <w:lastRenderedPageBreak/>
         <w:t xml:space="preserve">DP08 </w:t>
@@ -11595,7 +11581,7 @@
       <w:pPr>
         <w:pStyle w:val="1"/>
       </w:pPr>
-      <w:bookmarkStart w:id="11" w:name="_Toc243496341"/>
+      <w:bookmarkStart w:id="11" w:name="_Toc243496981"/>
       <w:r>
         <w:lastRenderedPageBreak/>
         <w:t xml:space="preserve">DP09 </w:t>
@@ -12516,7 +12502,7 @@
       <w:pPr>
         <w:pStyle w:val="1"/>
       </w:pPr>
-      <w:bookmarkStart w:id="12" w:name="_Toc243496342"/>
+      <w:bookmarkStart w:id="12" w:name="_Toc243496982"/>
       <w:r>
         <w:lastRenderedPageBreak/>
         <w:t xml:space="preserve">DP10 </w:t>
@@ -13774,9 +13760,26 @@
 <file path=word/numbering.xml><?xml version="1.0" encoding="utf-8"?>
 <w:numbering xmlns:wpc="http://schemas.microsoft.com/office/word/2010/wordprocessingCanvas" xmlns:cx="http://schemas.microsoft.com/office/drawing/2014/chartex" xmlns:cx1="http://schemas.microsoft.com/office/drawing/2015/9/8/chartex" xmlns:cx2="http://schemas.microsoft.com/office/drawing/2015/10/21/chartex" xmlns:cx3="http://schemas.microsoft.com/office/drawing/2016/5/9/chartex" xmlns:cx4="http://schemas.microsoft.com/office/drawing/2016/5/10/chartex" xmlns:cx5="http://schemas.microsoft.com/office/drawing/2016/5/11/chartex" xmlns:cx6="http://schemas.microsoft.com/office/drawing/2016/5/12/chartex" xmlns:cx7="http://schemas.microsoft.com/office/drawing/2016/5/13/chartex" xmlns:cx8="http://schemas.microsoft.com/office/drawing/2016/5/14/chartex" xmlns:mc="http://schemas.openxmlformats.org/markup-compatibility/2006" xmlns:aink="http://schemas.microsoft.com/office/drawing/2016/ink" xmlns:am3d="http://schemas.microsoft.com/office/drawing/2017/model3d" xmlns:o="urn:schemas-microsoft-com:office:office" xmlns:r="http://schemas.openxmlformats.org/officeDocument/2006/relationships" xmlns:m="http://schemas.openxmlformats.org/officeDocument/2006/math" xmlns:v="urn:schemas-microsoft-com:vml" xmlns:wp14="http://schemas.microsoft.com/office/word/2010/wordprocessingDrawing" xmlns:wp="http://schemas.openxmlformats.org/drawingml/2006/wordprocessingDrawing" xmlns:w10="urn:schemas-microsoft-com:office:word" xmlns:w="http://schemas.openxmlformats.org/wordprocessingml/2006/main" xmlns:w14="http://schemas.microsoft.com/office/word/2010/wordml" xmlns:w15="http://schemas.microsoft.com/office/word/2012/wordml" xmlns:w16cid="http://schemas.microsoft.com/office/word/2016/wordml/cid" xmlns:w16se="http://schemas.microsoft.com/office/word/2015/wordml/symex" xmlns:wpg="http://schemas.microsoft.com/office/word/2010/wordprocessingGroup" xmlns:wpi="http://schemas.microsoft.com/office/word/2010/wordprocessingInk" xmlns:wne="http://schemas.microsoft.com/office/word/2006/wordml" xmlns:wps="http://schemas.microsoft.com/office/word/2010/wordprocessingShape" mc:Ignorable="w14 w15 w16se w16cid wp14">
   <w:abstractNum w:abstractNumId="0" w15:restartNumberingAfterBreak="0">
-    <w:nsid w:val="11227669"/>
+    <w:nsid w:val="1ABC44C1"/>
+    <w:multiLevelType w:val="singleLevel"/>
+    <w:tmpl w:val="DB806158"/>
+    <w:lvl w:ilvl="0">
+      <w:start w:val="1"/>
+      <w:numFmt w:val="decimal"/>
+      <w:lvlText w:val="%1."/>
+      <w:lvlJc w:val="left"/>
+      <w:pPr>
+        <w:ind w:left="960" w:hanging="480"/>
+      </w:pPr>
+      <w:rPr>
+        <w:rFonts w:ascii="Times New Roman" w:eastAsia="標楷體" w:hAnsi="Times New Roman" w:cs="Times New Roman"/>
+      </w:rPr>
+    </w:lvl>
+  </w:abstractNum>
+  <w:abstractNum w:abstractNumId="1" w15:restartNumberingAfterBreak="0">
+    <w:nsid w:val="20F34776"/>
     <w:multiLevelType w:val="multilevel"/>
-    <w:tmpl w:val="C306654E"/>
+    <w:tmpl w:val="90B2A9D0"/>
     <w:lvl w:ilvl="0">
       <w:start w:val="1"/>
       <w:numFmt w:val="bullet"/>
@@ -13831,23 +13834,6 @@
       <w:lvlJc w:val="left"/>
     </w:lvl>
   </w:abstractNum>
-  <w:abstractNum w:abstractNumId="1" w15:restartNumberingAfterBreak="0">
-    <w:nsid w:val="1ABC44C1"/>
-    <w:multiLevelType w:val="singleLevel"/>
-    <w:tmpl w:val="DB806158"/>
-    <w:lvl w:ilvl="0">
-      <w:start w:val="1"/>
-      <w:numFmt w:val="decimal"/>
-      <w:lvlText w:val="%1."/>
-      <w:lvlJc w:val="left"/>
-      <w:pPr>
-        <w:ind w:left="960" w:hanging="480"/>
-      </w:pPr>
-      <w:rPr>
-        <w:rFonts w:ascii="Times New Roman" w:eastAsia="標楷體" w:hAnsi="Times New Roman" w:cs="Times New Roman"/>
-      </w:rPr>
-    </w:lvl>
-  </w:abstractNum>
   <w:abstractNum w:abstractNumId="2" w15:restartNumberingAfterBreak="0">
     <w:nsid w:val="7CDE1FC3"/>
     <w:multiLevelType w:val="hybridMultilevel"/>
@@ -13913,19 +13899,19 @@
     </w:lvl>
   </w:abstractNum>
   <w:num w:numId="1">
-    <w:abstractNumId w:val="1"/>
+    <w:abstractNumId w:val="0"/>
     <w:lvlOverride w:ilvl="0">
       <w:startOverride w:val="1"/>
     </w:lvlOverride>
   </w:num>
   <w:num w:numId="2">
-    <w:abstractNumId w:val="1"/>
+    <w:abstractNumId w:val="0"/>
     <w:lvlOverride w:ilvl="0">
       <w:startOverride w:val="1"/>
     </w:lvlOverride>
   </w:num>
   <w:num w:numId="3">
-    <w:abstractNumId w:val="1"/>
+    <w:abstractNumId w:val="0"/>
     <w:lvlOverride w:ilvl="0">
       <w:startOverride w:val="1"/>
     </w:lvlOverride>
@@ -13937,199 +13923,199 @@
     </w:lvlOverride>
   </w:num>
   <w:num w:numId="5">
-    <w:abstractNumId w:val="1"/>
+    <w:abstractNumId w:val="0"/>
     <w:lvlOverride w:ilvl="0">
       <w:startOverride w:val="1"/>
     </w:lvlOverride>
   </w:num>
   <w:num w:numId="6">
-    <w:abstractNumId w:val="1"/>
+    <w:abstractNumId w:val="0"/>
     <w:lvlOverride w:ilvl="0">
       <w:startOverride w:val="1"/>
     </w:lvlOverride>
   </w:num>
   <w:num w:numId="7">
-    <w:abstractNumId w:val="1"/>
+    <w:abstractNumId w:val="0"/>
     <w:lvlOverride w:ilvl="0">
       <w:startOverride w:val="1"/>
     </w:lvlOverride>
   </w:num>
   <w:num w:numId="8">
-    <w:abstractNumId w:val="1"/>
+    <w:abstractNumId w:val="0"/>
     <w:lvlOverride w:ilvl="0">
       <w:startOverride w:val="1"/>
     </w:lvlOverride>
   </w:num>
   <w:num w:numId="9">
-    <w:abstractNumId w:val="1"/>
+    <w:abstractNumId w:val="0"/>
     <w:lvlOverride w:ilvl="0">
       <w:startOverride w:val="1"/>
     </w:lvlOverride>
   </w:num>
   <w:num w:numId="10">
-    <w:abstractNumId w:val="1"/>
+    <w:abstractNumId w:val="0"/>
     <w:lvlOverride w:ilvl="0">
       <w:startOverride w:val="1"/>
     </w:lvlOverride>
   </w:num>
   <w:num w:numId="11">
-    <w:abstractNumId w:val="1"/>
+    <w:abstractNumId w:val="0"/>
     <w:lvlOverride w:ilvl="0">
       <w:startOverride w:val="1"/>
     </w:lvlOverride>
   </w:num>
   <w:num w:numId="12">
-    <w:abstractNumId w:val="1"/>
+    <w:abstractNumId w:val="0"/>
     <w:lvlOverride w:ilvl="0">
       <w:startOverride w:val="1"/>
     </w:lvlOverride>
   </w:num>
   <w:num w:numId="13">
-    <w:abstractNumId w:val="1"/>
+    <w:abstractNumId w:val="0"/>
     <w:lvlOverride w:ilvl="0">
       <w:startOverride w:val="1"/>
     </w:lvlOverride>
   </w:num>
   <w:num w:numId="14">
-    <w:abstractNumId w:val="1"/>
+    <w:abstractNumId w:val="0"/>
     <w:lvlOverride w:ilvl="0">
       <w:startOverride w:val="1"/>
     </w:lvlOverride>
   </w:num>
   <w:num w:numId="15">
-    <w:abstractNumId w:val="1"/>
+    <w:abstractNumId w:val="0"/>
     <w:lvlOverride w:ilvl="0">
       <w:startOverride w:val="1"/>
     </w:lvlOverride>
   </w:num>
   <w:num w:numId="16">
-    <w:abstractNumId w:val="1"/>
+    <w:abstractNumId w:val="0"/>
     <w:lvlOverride w:ilvl="0">
       <w:startOverride w:val="1"/>
     </w:lvlOverride>
   </w:num>
   <w:num w:numId="17">
-    <w:abstractNumId w:val="1"/>
+    <w:abstractNumId w:val="0"/>
     <w:lvlOverride w:ilvl="0">
       <w:startOverride w:val="1"/>
     </w:lvlOverride>
   </w:num>
   <w:num w:numId="18">
-    <w:abstractNumId w:val="1"/>
+    <w:abstractNumId w:val="0"/>
     <w:lvlOverride w:ilvl="0">
       <w:startOverride w:val="1"/>
     </w:lvlOverride>
   </w:num>
   <w:num w:numId="19">
-    <w:abstractNumId w:val="1"/>
+    <w:abstractNumId w:val="0"/>
     <w:lvlOverride w:ilvl="0">
       <w:startOverride w:val="1"/>
     </w:lvlOverride>
   </w:num>
   <w:num w:numId="20">
-    <w:abstractNumId w:val="1"/>
+    <w:abstractNumId w:val="0"/>
     <w:lvlOverride w:ilvl="0">
       <w:startOverride w:val="1"/>
     </w:lvlOverride>
   </w:num>
   <w:num w:numId="21">
-    <w:abstractNumId w:val="1"/>
+    <w:abstractNumId w:val="0"/>
     <w:lvlOverride w:ilvl="0">
       <w:startOverride w:val="1"/>
     </w:lvlOverride>
   </w:num>
   <w:num w:numId="22">
-    <w:abstractNumId w:val="1"/>
+    <w:abstractNumId w:val="0"/>
     <w:lvlOverride w:ilvl="0">
       <w:startOverride w:val="1"/>
     </w:lvlOverride>
   </w:num>
   <w:num w:numId="23">
-    <w:abstractNumId w:val="1"/>
+    <w:abstractNumId w:val="0"/>
     <w:lvlOverride w:ilvl="0">
       <w:startOverride w:val="1"/>
     </w:lvlOverride>
   </w:num>
   <w:num w:numId="24">
-    <w:abstractNumId w:val="1"/>
+    <w:abstractNumId w:val="0"/>
     <w:lvlOverride w:ilvl="0">
       <w:startOverride w:val="1"/>
     </w:lvlOverride>
   </w:num>
   <w:num w:numId="25">
-    <w:abstractNumId w:val="1"/>
+    <w:abstractNumId w:val="0"/>
     <w:lvlOverride w:ilvl="0">
       <w:startOverride w:val="1"/>
     </w:lvlOverride>
   </w:num>
   <w:num w:numId="26">
-    <w:abstractNumId w:val="1"/>
+    <w:abstractNumId w:val="0"/>
     <w:lvlOverride w:ilvl="0">
       <w:startOverride w:val="1"/>
     </w:lvlOverride>
   </w:num>
   <w:num w:numId="27">
-    <w:abstractNumId w:val="1"/>
+    <w:abstractNumId w:val="0"/>
     <w:lvlOverride w:ilvl="0">
       <w:startOverride w:val="1"/>
     </w:lvlOverride>
   </w:num>
   <w:num w:numId="28">
-    <w:abstractNumId w:val="1"/>
+    <w:abstractNumId w:val="0"/>
     <w:lvlOverride w:ilvl="0">
       <w:startOverride w:val="1"/>
     </w:lvlOverride>
   </w:num>
   <w:num w:numId="29">
-    <w:abstractNumId w:val="1"/>
+    <w:abstractNumId w:val="0"/>
     <w:lvlOverride w:ilvl="0">
       <w:startOverride w:val="1"/>
     </w:lvlOverride>
   </w:num>
   <w:num w:numId="30">
-    <w:abstractNumId w:val="1"/>
+    <w:abstractNumId w:val="0"/>
     <w:lvlOverride w:ilvl="0">
       <w:startOverride w:val="1"/>
     </w:lvlOverride>
   </w:num>
   <w:num w:numId="31">
-    <w:abstractNumId w:val="1"/>
+    <w:abstractNumId w:val="0"/>
     <w:lvlOverride w:ilvl="0">
       <w:startOverride w:val="1"/>
     </w:lvlOverride>
   </w:num>
   <w:num w:numId="32">
-    <w:abstractNumId w:val="1"/>
+    <w:abstractNumId w:val="0"/>
     <w:lvlOverride w:ilvl="0">
       <w:startOverride w:val="1"/>
     </w:lvlOverride>
   </w:num>
   <w:num w:numId="33">
-    <w:abstractNumId w:val="1"/>
+    <w:abstractNumId w:val="0"/>
     <w:lvlOverride w:ilvl="0">
       <w:startOverride w:val="1"/>
     </w:lvlOverride>
   </w:num>
   <w:num w:numId="34">
-    <w:abstractNumId w:val="1"/>
+    <w:abstractNumId w:val="0"/>
     <w:lvlOverride w:ilvl="0">
       <w:startOverride w:val="1"/>
     </w:lvlOverride>
   </w:num>
   <w:num w:numId="35">
-    <w:abstractNumId w:val="1"/>
+    <w:abstractNumId w:val="0"/>
     <w:lvlOverride w:ilvl="0">
       <w:startOverride w:val="1"/>
     </w:lvlOverride>
   </w:num>
   <w:num w:numId="36">
-    <w:abstractNumId w:val="1"/>
+    <w:abstractNumId w:val="0"/>
     <w:lvlOverride w:ilvl="0">
       <w:startOverride w:val="1"/>
     </w:lvlOverride>
   </w:num>
   <w:num w:numId="37">
-    <w:abstractNumId w:val="0"/>
+    <w:abstractNumId w:val="1"/>
   </w:num>
   <w:numIdMacAtCleanup w:val="36"/>
 </w:numbering>
@@ -25897,7 +25883,7 @@
 </file>
 
 <file path=customXml/itemProps1.xml><?xml version="1.0" encoding="utf-8"?>
-<ds:datastoreItem xmlns:ds="http://schemas.openxmlformats.org/officeDocument/2006/customXml" ds:itemID="{D24113D9-241E-41E3-8D5E-25D8D205D02E}">
+<ds:datastoreItem xmlns:ds="http://schemas.openxmlformats.org/officeDocument/2006/customXml" ds:itemID="{2F9E8111-F96D-43EC-BE4A-0591EB0D220B}">
   <ds:schemaRefs>
     <ds:schemaRef ds:uri="http://schemas.openxmlformats.org/officeDocument/2006/bibliography"/>
   </ds:schemaRefs>

--- a/docs/manuals/測試報告/DP-平台管理模組.docx
+++ b/docs/manuals/測試報告/DP-平台管理模組.docx
@@ -498,7 +498,7 @@
       <w:r>
         <w:fldChar w:fldCharType="separate"/>
       </w:r>
-      <w:hyperlink w:anchor="_Toc243491400" w:history="1">
+      <w:hyperlink w:anchor="_Toc243496971" w:history="1">
         <w:r>
           <w:rPr>
             <w:rStyle w:val="affb"/>
@@ -526,7 +526,7 @@
             <w:noProof/>
             <w:webHidden/>
           </w:rPr>
-          <w:instrText xml:space="preserve"> PAGEREF _Toc243491400 \h </w:instrText>
+          <w:instrText xml:space="preserve"> PAGEREF _Toc243496971 \h </w:instrText>
         </w:r>
         <w:r>
           <w:rPr>
@@ -571,7 +571,7 @@
           <w:szCs w:val="22"/>
         </w:rPr>
       </w:pPr>
-      <w:hyperlink w:anchor="_Toc243491401" w:history="1">
+      <w:hyperlink w:anchor="_Toc243496972" w:history="1">
         <w:r>
           <w:rPr>
             <w:rStyle w:val="affb"/>
@@ -606,7 +606,7 @@
             <w:noProof/>
             <w:webHidden/>
           </w:rPr>
-          <w:instrText xml:space="preserve"> PAGEREF _Toc243491401 \h </w:instrText>
+          <w:instrText xml:space="preserve"> PAGEREF _Toc243496972 \h </w:instrText>
         </w:r>
         <w:r>
           <w:rPr>
@@ -651,7 +651,7 @@
           <w:szCs w:val="22"/>
         </w:rPr>
       </w:pPr>
-      <w:hyperlink w:anchor="_Toc243491402" w:history="1">
+      <w:hyperlink w:anchor="_Toc243496973" w:history="1">
         <w:r>
           <w:rPr>
             <w:rStyle w:val="affb"/>
@@ -686,7 +686,7 @@
             <w:noProof/>
             <w:webHidden/>
           </w:rPr>
-          <w:instrText xml:space="preserve"> PAGEREF _Toc243491402 \h </w:instrText>
+          <w:instrText xml:space="preserve"> PAGEREF _Toc243496973 \h </w:instrText>
         </w:r>
         <w:r>
           <w:rPr>
@@ -731,7 +731,7 @@
           <w:szCs w:val="22"/>
         </w:rPr>
       </w:pPr>
-      <w:hyperlink w:anchor="_Toc243491403" w:history="1">
+      <w:hyperlink w:anchor="_Toc243496974" w:history="1">
         <w:r>
           <w:rPr>
             <w:rStyle w:val="affb"/>
@@ -766,7 +766,7 @@
             <w:noProof/>
             <w:webHidden/>
           </w:rPr>
-          <w:instrText xml:space="preserve"> PAGEREF _Toc243491403 \h </w:instrText>
+          <w:instrText xml:space="preserve"> PAGEREF _Toc243496974 \h </w:instrText>
         </w:r>
         <w:r>
           <w:rPr>
@@ -811,7 +811,7 @@
           <w:szCs w:val="22"/>
         </w:rPr>
       </w:pPr>
-      <w:hyperlink w:anchor="_Toc243491404" w:history="1">
+      <w:hyperlink w:anchor="_Toc243496975" w:history="1">
         <w:r>
           <w:rPr>
             <w:rStyle w:val="affb"/>
@@ -846,7 +846,7 @@
             <w:noProof/>
             <w:webHidden/>
           </w:rPr>
-          <w:instrText xml:space="preserve"> PAGEREF _Toc243491404 \h </w:instrText>
+          <w:instrText xml:space="preserve"> PAGEREF _Toc243496975 \h </w:instrText>
         </w:r>
         <w:r>
           <w:rPr>
@@ -891,7 +891,7 @@
           <w:szCs w:val="22"/>
         </w:rPr>
       </w:pPr>
-      <w:hyperlink w:anchor="_Toc243491405" w:history="1">
+      <w:hyperlink w:anchor="_Toc243496976" w:history="1">
         <w:r>
           <w:rPr>
             <w:rStyle w:val="affb"/>
@@ -926,7 +926,7 @@
             <w:noProof/>
             <w:webHidden/>
           </w:rPr>
-          <w:instrText xml:space="preserve"> PAGEREF _Toc243491405 \h </w:instrText>
+          <w:instrText xml:space="preserve"> PAGEREF _Toc243496976 \h </w:instrText>
         </w:r>
         <w:r>
           <w:rPr>
@@ -971,7 +971,7 @@
           <w:szCs w:val="22"/>
         </w:rPr>
       </w:pPr>
-      <w:hyperlink w:anchor="_Toc243491406" w:history="1">
+      <w:hyperlink w:anchor="_Toc243496977" w:history="1">
         <w:r>
           <w:rPr>
             <w:rStyle w:val="affb"/>
@@ -1006,7 +1006,7 @@
             <w:noProof/>
             <w:webHidden/>
           </w:rPr>
-          <w:instrText xml:space="preserve"> PAGEREF _Toc243491406 \h </w:instrText>
+          <w:instrText xml:space="preserve"> PAGEREF _Toc243496977 \h </w:instrText>
         </w:r>
         <w:r>
           <w:rPr>
@@ -1051,7 +1051,7 @@
           <w:szCs w:val="22"/>
         </w:rPr>
       </w:pPr>
-      <w:hyperlink w:anchor="_Toc243491407" w:history="1">
+      <w:hyperlink w:anchor="_Toc243496978" w:history="1">
         <w:r>
           <w:rPr>
             <w:rStyle w:val="affb"/>
@@ -1086,7 +1086,7 @@
             <w:noProof/>
             <w:webHidden/>
           </w:rPr>
-          <w:instrText xml:space="preserve"> PAGEREF _Toc243491407 \h </w:instrText>
+          <w:instrText xml:space="preserve"> PAGEREF _Toc243496978 \h </w:instrText>
         </w:r>
         <w:r>
           <w:rPr>
@@ -1131,7 +1131,7 @@
           <w:szCs w:val="22"/>
         </w:rPr>
       </w:pPr>
-      <w:hyperlink w:anchor="_Toc243491408" w:history="1">
+      <w:hyperlink w:anchor="_Toc243496979" w:history="1">
         <w:r>
           <w:rPr>
             <w:rStyle w:val="affb"/>
@@ -1166,7 +1166,7 @@
             <w:noProof/>
             <w:webHidden/>
           </w:rPr>
-          <w:instrText xml:space="preserve"> PAGEREF _Toc243491408 \h </w:instrText>
+          <w:instrText xml:space="preserve"> PAGEREF _Toc243496979 \h </w:instrText>
         </w:r>
         <w:r>
           <w:rPr>
@@ -1211,7 +1211,7 @@
           <w:szCs w:val="22"/>
         </w:rPr>
       </w:pPr>
-      <w:hyperlink w:anchor="_Toc243491409" w:history="1">
+      <w:hyperlink w:anchor="_Toc243496980" w:history="1">
         <w:r>
           <w:rPr>
             <w:rStyle w:val="affb"/>
@@ -1246,7 +1246,7 @@
             <w:noProof/>
             <w:webHidden/>
           </w:rPr>
-          <w:instrText xml:space="preserve"> PAGEREF _Toc243491409 \h </w:instrText>
+          <w:instrText xml:space="preserve"> PAGEREF _Toc243496980 \h </w:instrText>
         </w:r>
         <w:r>
           <w:rPr>
@@ -1291,7 +1291,7 @@
           <w:szCs w:val="22"/>
         </w:rPr>
       </w:pPr>
-      <w:hyperlink w:anchor="_Toc243491410" w:history="1">
+      <w:hyperlink w:anchor="_Toc243496981" w:history="1">
         <w:r>
           <w:rPr>
             <w:rStyle w:val="affb"/>
@@ -1326,7 +1326,7 @@
             <w:noProof/>
             <w:webHidden/>
           </w:rPr>
-          <w:instrText xml:space="preserve"> PAGEREF _Toc243491410 \h </w:instrText>
+          <w:instrText xml:space="preserve"> PAGEREF _Toc243496981 \h </w:instrText>
         </w:r>
         <w:r>
           <w:rPr>
@@ -1371,7 +1371,7 @@
           <w:szCs w:val="22"/>
         </w:rPr>
       </w:pPr>
-      <w:hyperlink w:anchor="_Toc243491411" w:history="1">
+      <w:hyperlink w:anchor="_Toc243496982" w:history="1">
         <w:r>
           <w:rPr>
             <w:rStyle w:val="affb"/>
@@ -1406,7 +1406,7 @@
             <w:noProof/>
             <w:webHidden/>
           </w:rPr>
-          <w:instrText xml:space="preserve"> PAGEREF _Toc243491411 \h </w:instrText>
+          <w:instrText xml:space="preserve"> PAGEREF _Toc243496982 \h </w:instrText>
         </w:r>
         <w:r>
           <w:rPr>
@@ -1456,7 +1456,7 @@
       <w:pPr>
         <w:pStyle w:val="1"/>
       </w:pPr>
-      <w:bookmarkStart w:id="1" w:name="_Toc243491400"/>
+      <w:bookmarkStart w:id="1" w:name="_Toc243496971"/>
       <w:r>
         <w:lastRenderedPageBreak/>
         <w:t>測試注意事項</w:t>
@@ -1478,7 +1478,7 @@
       <w:pPr>
         <w:pStyle w:val="1"/>
       </w:pPr>
-      <w:bookmarkStart w:id="2" w:name="_Toc243491401"/>
+      <w:bookmarkStart w:id="2" w:name="_Toc243496972"/>
       <w:r>
         <w:lastRenderedPageBreak/>
         <w:t xml:space="preserve">DP00 </w:t>
@@ -2048,7 +2048,7 @@
                 <w:rFonts w:ascii="標楷體" w:hAnsi="標楷體"/>
                 <w:sz w:val="22"/>
               </w:rPr>
-              <w:t>該學員以邀請碼加入一門閱課起始時間在明天以後的課程後回到本頁，「未開放」應加一，「未開始」不變。</w:t>
+              <w:t>以已加入數門課程的學員帳號，用邀請碼加入一門閱課起始時間在明天以後的課程後回到本頁，「未開放」應加一，「未開始」不變。</w:t>
             </w:r>
           </w:p>
         </w:tc>
@@ -2371,7 +2371,7 @@
       <w:pPr>
         <w:pStyle w:val="1"/>
       </w:pPr>
-      <w:bookmarkStart w:id="3" w:name="_Toc243491402"/>
+      <w:bookmarkStart w:id="3" w:name="_Toc243496973"/>
       <w:r>
         <w:lastRenderedPageBreak/>
         <w:t xml:space="preserve">DP01 </w:t>
@@ -3024,35 +3024,7 @@
                 <w:rFonts w:ascii="標楷體" w:hAnsi="標楷體"/>
                 <w:sz w:val="22"/>
               </w:rPr>
-              <w:t>），按「寄送邀請」並確認，該筆應出現在「待啟用邀請」頁籤、頁籤上的數字等於該清單的實際筆數，「帳號」頁籤不應出現該筆；收信並於效期內點連結設定密碼後，該筆應自「待啟用邀請」消失並出現在「帳號」頁籤、狀態為啟用中；以受測</w:t>
-            </w:r>
-            <w:r>
-              <w:rPr>
-                <w:rFonts w:ascii="標楷體" w:hAnsi="標楷體"/>
-                <w:sz w:val="22"/>
-              </w:rPr>
-              <w:t xml:space="preserve"> Email </w:t>
-            </w:r>
-            <w:r>
-              <w:rPr>
-                <w:rFonts w:ascii="標楷體" w:hAnsi="標楷體"/>
-                <w:sz w:val="22"/>
-              </w:rPr>
-              <w:t>登入應可直接進入系統、不再要求變更密碼，於</w:t>
-            </w:r>
-            <w:r>
-              <w:rPr>
-                <w:rFonts w:ascii="標楷體" w:hAnsi="標楷體"/>
-                <w:sz w:val="22"/>
-              </w:rPr>
-              <w:t xml:space="preserve"> DP02 </w:t>
-            </w:r>
-            <w:r>
-              <w:rPr>
-                <w:rFonts w:ascii="標楷體" w:hAnsi="標楷體"/>
-                <w:sz w:val="22"/>
-              </w:rPr>
-              <w:t>權限管理查看該使用者應已具教育訓練的學員角色。</w:t>
+              <w:t>），按「寄送邀請」並確認，該筆應出現在「待啟用邀請」頁籤、頁籤上的數字等於該清單的實際筆數，「帳號」頁籤不應出現該筆。</w:t>
             </w:r>
           </w:p>
         </w:tc>
@@ -3114,7 +3086,7 @@
                 <w:rFonts w:ascii="標楷體" w:hAnsi="標楷體"/>
                 <w:sz w:val="22"/>
               </w:rPr>
-              <w:t>以已完成啟用之帳號的</w:t>
+              <w:t>收受測</w:t>
             </w:r>
             <w:r>
               <w:rPr>
@@ -3128,21 +3100,7 @@
                 <w:rFonts w:ascii="標楷體" w:hAnsi="標楷體"/>
                 <w:sz w:val="22"/>
               </w:rPr>
-              <w:t>建立帳號，應擋下並提示該</w:t>
-            </w:r>
-            <w:r>
-              <w:rPr>
-                <w:rFonts w:ascii="標楷體" w:hAnsi="標楷體"/>
-                <w:sz w:val="22"/>
-              </w:rPr>
-              <w:t xml:space="preserve"> Email </w:t>
-            </w:r>
-            <w:r>
-              <w:rPr>
-                <w:rFonts w:ascii="標楷體" w:hAnsi="標楷體"/>
-                <w:sz w:val="22"/>
-              </w:rPr>
-              <w:t>已被使用，且不產生新的邀請。</w:t>
+              <w:t>的邀請信並於效期內點連結設定密碼後，該筆應自「待啟用邀請」消失，並出現在「帳號」頁籤、狀態為啟用中。</w:t>
             </w:r>
           </w:p>
         </w:tc>
@@ -3204,7 +3162,7 @@
                 <w:rFonts w:ascii="標楷體" w:hAnsi="標楷體"/>
                 <w:sz w:val="22"/>
               </w:rPr>
-              <w:t>以受測</w:t>
+              <w:t>受測</w:t>
             </w:r>
             <w:r>
               <w:rPr>
@@ -3218,7 +3176,7 @@
                 <w:rFonts w:ascii="標楷體" w:hAnsi="標楷體"/>
                 <w:sz w:val="22"/>
               </w:rPr>
-              <w:t>重新寄出一筆邀請後，再以同一</w:t>
+              <w:t>完成設定密碼後，以該</w:t>
             </w:r>
             <w:r>
               <w:rPr>
@@ -3232,7 +3190,21 @@
                 <w:rFonts w:ascii="標楷體" w:hAnsi="標楷體"/>
                 <w:sz w:val="22"/>
               </w:rPr>
-              <w:t>建立一次帳號，應擋下並提示改用重寄，且不產生第二筆邀請。</w:t>
+              <w:t>登入應可直接進入系統、不再要求變更密碼；於</w:t>
+            </w:r>
+            <w:r>
+              <w:rPr>
+                <w:rFonts w:ascii="標楷體" w:hAnsi="標楷體"/>
+                <w:sz w:val="22"/>
+              </w:rPr>
+              <w:t xml:space="preserve"> DP02 </w:t>
+            </w:r>
+            <w:r>
+              <w:rPr>
+                <w:rFonts w:ascii="標楷體" w:hAnsi="標楷體"/>
+                <w:sz w:val="22"/>
+              </w:rPr>
+              <w:t>權限管理查看該使用者，應已具教育訓練的學員角色。</w:t>
             </w:r>
           </w:p>
         </w:tc>
@@ -3294,7 +3266,35 @@
                 <w:rFonts w:ascii="標楷體" w:hAnsi="標楷體"/>
                 <w:sz w:val="22"/>
               </w:rPr>
-              <w:t>對上述有效中的邀請按「重寄邀請」，應顯示已重寄，原連結應失效、新連結可正常設定密碼；立即再按一次「重寄邀請」，應被擋下並顯示尚需等待的分鐘數。</w:t>
+              <w:t>以已完成啟用之帳號的</w:t>
+            </w:r>
+            <w:r>
+              <w:rPr>
+                <w:rFonts w:ascii="標楷體" w:hAnsi="標楷體"/>
+                <w:sz w:val="22"/>
+              </w:rPr>
+              <w:t xml:space="preserve"> Email </w:t>
+            </w:r>
+            <w:r>
+              <w:rPr>
+                <w:rFonts w:ascii="標楷體" w:hAnsi="標楷體"/>
+                <w:sz w:val="22"/>
+              </w:rPr>
+              <w:t>建立帳號，應擋下並提示該</w:t>
+            </w:r>
+            <w:r>
+              <w:rPr>
+                <w:rFonts w:ascii="標楷體" w:hAnsi="標楷體"/>
+                <w:sz w:val="22"/>
+              </w:rPr>
+              <w:t xml:space="preserve"> Email </w:t>
+            </w:r>
+            <w:r>
+              <w:rPr>
+                <w:rFonts w:ascii="標楷體" w:hAnsi="標楷體"/>
+                <w:sz w:val="22"/>
+              </w:rPr>
+              <w:t>已被使用，且不產生新的邀請。</w:t>
             </w:r>
           </w:p>
         </w:tc>
@@ -3356,35 +3356,7 @@
                 <w:rFonts w:ascii="標楷體" w:hAnsi="標楷體"/>
                 <w:sz w:val="22"/>
               </w:rPr>
-              <w:t>自上述邀請寄出起，等候</w:t>
-            </w:r>
-            <w:r>
-              <w:rPr>
-                <w:rFonts w:ascii="標楷體" w:hAnsi="標楷體"/>
-                <w:sz w:val="22"/>
-              </w:rPr>
-              <w:t xml:space="preserve"> DP03 </w:t>
-            </w:r>
-            <w:r>
-              <w:rPr>
-                <w:rFonts w:ascii="標楷體" w:hAnsi="標楷體"/>
-                <w:sz w:val="22"/>
-              </w:rPr>
-              <w:t>系統參數與清單維護的「密碼重設連結有效時間（分鐘）」（預設</w:t>
-            </w:r>
-            <w:r>
-              <w:rPr>
-                <w:rFonts w:ascii="標楷體" w:hAnsi="標楷體"/>
-                <w:sz w:val="22"/>
-              </w:rPr>
-              <w:t xml:space="preserve"> 30 </w:t>
-            </w:r>
-            <w:r>
-              <w:rPr>
-                <w:rFonts w:ascii="標楷體" w:hAnsi="標楷體"/>
-                <w:sz w:val="22"/>
-              </w:rPr>
-              <w:t>分鐘）屆滿後查看「待啟用邀請」，該筆邀請狀態應顯示「已逾期」，且其連結無法再設定密碼；對其按「取消邀請」並確認，該筆應自清單消失，且該</w:t>
+              <w:t>以受測</w:t>
             </w:r>
             <w:r>
               <w:rPr>
@@ -3398,7 +3370,21 @@
                 <w:rFonts w:ascii="標楷體" w:hAnsi="標楷體"/>
                 <w:sz w:val="22"/>
               </w:rPr>
-              <w:t>可重新建立帳號。</w:t>
+              <w:t>重新寄出一筆邀請後，再以同一</w:t>
+            </w:r>
+            <w:r>
+              <w:rPr>
+                <w:rFonts w:ascii="標楷體" w:hAnsi="標楷體"/>
+                <w:sz w:val="22"/>
+              </w:rPr>
+              <w:t xml:space="preserve"> Email </w:t>
+            </w:r>
+            <w:r>
+              <w:rPr>
+                <w:rFonts w:ascii="標楷體" w:hAnsi="標楷體"/>
+                <w:sz w:val="22"/>
+              </w:rPr>
+              <w:t>建立一次帳號，應擋下並提示改用重寄，且不產生第二筆邀請。</w:t>
             </w:r>
           </w:p>
         </w:tc>
@@ -3443,7 +3429,6 @@
                 <w:rFonts w:ascii="標楷體" w:hAnsi="標楷體"/>
                 <w:sz w:val="22"/>
               </w:rPr>
-              <w:lastRenderedPageBreak/>
               <w:t>9</w:t>
             </w:r>
           </w:p>
@@ -3461,35 +3446,7 @@
                 <w:rFonts w:ascii="標楷體" w:hAnsi="標楷體"/>
                 <w:sz w:val="22"/>
               </w:rPr>
-              <w:t>對一個已完成啟用的帳號按「編輯」，「帳號（</w:t>
-            </w:r>
-            <w:r>
-              <w:rPr>
-                <w:rFonts w:ascii="標楷體" w:hAnsi="標楷體"/>
-                <w:sz w:val="22"/>
-              </w:rPr>
-              <w:t>Email</w:t>
-            </w:r>
-            <w:r>
-              <w:rPr>
-                <w:rFonts w:ascii="標楷體" w:hAnsi="標楷體"/>
-                <w:sz w:val="22"/>
-              </w:rPr>
-              <w:t>）」欄位應為唯讀不可輸入；修改「姓名」後按「儲存」並確認，清單該列姓名應更新為新值，</w:t>
-            </w:r>
-            <w:r>
-              <w:rPr>
-                <w:rFonts w:ascii="標楷體" w:hAnsi="標楷體"/>
-                <w:sz w:val="22"/>
-              </w:rPr>
-              <w:t xml:space="preserve">Email </w:t>
-            </w:r>
-            <w:r>
-              <w:rPr>
-                <w:rFonts w:ascii="標楷體" w:hAnsi="標楷體"/>
-                <w:sz w:val="22"/>
-              </w:rPr>
-              <w:t>不變。</w:t>
+              <w:t>對上述有效中的邀請按「重寄邀請」，應顯示已重寄，原連結應失效、新連結可正常設定密碼；立即再按一次「重寄邀請」，應被擋下並顯示尚需等待的分鐘數。</w:t>
             </w:r>
           </w:p>
         </w:tc>
@@ -3551,7 +3508,57 @@
                 <w:rFonts w:ascii="標楷體" w:hAnsi="標楷體"/>
                 <w:sz w:val="22"/>
               </w:rPr>
-              <w:t>本人帳號那一列的「停用」應為灰色無法按，滑鼠移上去顯示「無法停用自己的帳號」；他人帳號那一列的「停用」可正常按。</w:t>
+              <w:t>自上述邀請寄出起，等候</w:t>
+            </w:r>
+            <w:r>
+              <w:rPr>
+                <w:rFonts w:ascii="標楷體" w:hAnsi="標楷體"/>
+                <w:sz w:val="22"/>
+              </w:rPr>
+              <w:t xml:space="preserve"> DP03 </w:t>
+            </w:r>
+            <w:r>
+              <w:rPr>
+                <w:rFonts w:ascii="標楷體" w:hAnsi="標楷體"/>
+                <w:sz w:val="22"/>
+              </w:rPr>
+              <w:t>系統參數與清單維護的「密碼重設連結有效時間（分鐘）」（預設</w:t>
+            </w:r>
+            <w:r>
+              <w:rPr>
+                <w:rFonts w:ascii="標楷體" w:hAnsi="標楷體"/>
+                <w:sz w:val="22"/>
+              </w:rPr>
+              <w:t xml:space="preserve"> 30 </w:t>
+            </w:r>
+            <w:r>
+              <w:rPr>
+                <w:rFonts w:ascii="標楷體" w:hAnsi="標楷體"/>
+                <w:sz w:val="22"/>
+              </w:rPr>
+              <w:t>分鐘）屆滿後查看「待啟用邀請」，該筆邀請狀態應顯示「已逾期」，且其連結</w:t>
+            </w:r>
+            <w:r>
+              <w:rPr>
+                <w:rFonts w:ascii="標楷體" w:hAnsi="標楷體"/>
+                <w:sz w:val="22"/>
+              </w:rPr>
+              <w:lastRenderedPageBreak/>
+              <w:t>無法再設定密碼；對其按「取消邀請」並確認，該筆應自清單消失，且該</w:t>
+            </w:r>
+            <w:r>
+              <w:rPr>
+                <w:rFonts w:ascii="標楷體" w:hAnsi="標楷體"/>
+                <w:sz w:val="22"/>
+              </w:rPr>
+              <w:t xml:space="preserve"> Email </w:t>
+            </w:r>
+            <w:r>
+              <w:rPr>
+                <w:rFonts w:ascii="標楷體" w:hAnsi="標楷體"/>
+                <w:sz w:val="22"/>
+              </w:rPr>
+              <w:t>可重新建立帳號。</w:t>
             </w:r>
           </w:p>
         </w:tc>
@@ -3613,7 +3620,35 @@
                 <w:rFonts w:ascii="標楷體" w:hAnsi="標楷體"/>
                 <w:sz w:val="22"/>
               </w:rPr>
-              <w:t>選一個可犧牲的啟用中帳號（以下稱受測帳號），於第二個瀏覽器以受測帳號登入並停留在教育訓練或文件管理的任一頁面；回到管理者的瀏覽器對受測帳號按「停用」並確認，該列狀態應變為「已停用」、按鈕改為「啟用」，而受測帳號那一邊的下一個操作應立即回到登入畫面並顯示「帳號已停用，請洽管理者」，不需等待其閒置登出。</w:t>
+              <w:t>對一個已完成啟用的帳號按「編輯」，「帳號（</w:t>
+            </w:r>
+            <w:r>
+              <w:rPr>
+                <w:rFonts w:ascii="標楷體" w:hAnsi="標楷體"/>
+                <w:sz w:val="22"/>
+              </w:rPr>
+              <w:t>Email</w:t>
+            </w:r>
+            <w:r>
+              <w:rPr>
+                <w:rFonts w:ascii="標楷體" w:hAnsi="標楷體"/>
+                <w:sz w:val="22"/>
+              </w:rPr>
+              <w:t>）」欄位應為唯讀不可輸入；修改「姓名」後按「儲存」並確認，清單該列姓名應更新為新值，</w:t>
+            </w:r>
+            <w:r>
+              <w:rPr>
+                <w:rFonts w:ascii="標楷體" w:hAnsi="標楷體"/>
+                <w:sz w:val="22"/>
+              </w:rPr>
+              <w:t xml:space="preserve">Email </w:t>
+            </w:r>
+            <w:r>
+              <w:rPr>
+                <w:rFonts w:ascii="標楷體" w:hAnsi="標楷體"/>
+                <w:sz w:val="22"/>
+              </w:rPr>
+              <w:t>不變。</w:t>
             </w:r>
           </w:p>
         </w:tc>
@@ -3675,7 +3710,7 @@
                 <w:rFonts w:ascii="標楷體" w:hAnsi="標楷體"/>
                 <w:sz w:val="22"/>
               </w:rPr>
-              <w:t>對已停用的受測帳號按「啟用」，狀態應恢復為「啟用中」，該帳號可再次登入。</w:t>
+              <w:t>本人帳號那一列的「停用」應為灰色無法按，滑鼠移上去顯示「無法停用自己的帳號」；他人帳號那一列的「停用」可正常按。</w:t>
             </w:r>
           </w:p>
         </w:tc>
@@ -3737,42 +3772,14 @@
                 <w:rFonts w:ascii="標楷體" w:hAnsi="標楷體"/>
                 <w:sz w:val="22"/>
               </w:rPr>
-              <w:t>以受測帳號連續輸入錯誤密碼至被鎖定（次數上限為</w:t>
-            </w:r>
-            <w:r>
-              <w:rPr>
-                <w:rFonts w:ascii="標楷體" w:hAnsi="標楷體"/>
-                <w:sz w:val="22"/>
-              </w:rPr>
-              <w:t xml:space="preserve"> DP03 </w:t>
-            </w:r>
-            <w:r>
-              <w:rPr>
-                <w:rFonts w:ascii="標楷體" w:hAnsi="標楷體"/>
-                <w:sz w:val="22"/>
-              </w:rPr>
-              <w:t>的「登入失敗鎖定次數」，預設</w:t>
-            </w:r>
-            <w:r>
-              <w:rPr>
-                <w:rFonts w:ascii="標楷體" w:hAnsi="標楷體"/>
-                <w:sz w:val="22"/>
-              </w:rPr>
-              <w:t xml:space="preserve"> 5 </w:t>
-            </w:r>
-            <w:r>
-              <w:rPr>
-                <w:rFonts w:ascii="標楷體" w:hAnsi="標楷體"/>
-                <w:sz w:val="22"/>
-              </w:rPr>
-              <w:t>次）後，於本作業對其</w:t>
-            </w:r>
-            <w:r>
-              <w:rPr>
-                <w:rFonts w:ascii="標楷體" w:hAnsi="標楷體"/>
-                <w:sz w:val="22"/>
-              </w:rPr>
-              <w:t>按「解鎖」，狀態應恢復為「啟用中」，該帳號可立即以正確密碼登入。</w:t>
+              <w:t>選一個可犧牲的啟用中帳號（以下稱受測帳號</w:t>
+            </w:r>
+            <w:r>
+              <w:rPr>
+                <w:rFonts w:ascii="標楷體" w:hAnsi="標楷體"/>
+                <w:sz w:val="22"/>
+              </w:rPr>
+              <w:t>），於第二個瀏覽器以受測帳號登入並停留在教育訓練或文件管理的任一頁面；回到管理者的瀏覽器對受測帳號按「停用」並確認，該列狀態應變為「已停用」、按鈕改為「啟用」，而受測帳號那一邊的下一個操作應立即回到登入畫面並顯示「帳號已停用，請洽管理者」，不需等待其閒置登出。</w:t>
             </w:r>
           </w:p>
         </w:tc>
@@ -3818,6 +3825,158 @@
                 <w:sz w:val="22"/>
               </w:rPr>
               <w:t>14</w:t>
+            </w:r>
+          </w:p>
+        </w:tc>
+        <w:tc>
+          <w:tcPr>
+            <w:tcW w:w="6236" w:type="dxa"/>
+          </w:tcPr>
+          <w:p>
+            <w:pPr>
+              <w:spacing w:before="60" w:after="60"/>
+            </w:pPr>
+            <w:r>
+              <w:rPr>
+                <w:rFonts w:ascii="標楷體" w:hAnsi="標楷體"/>
+                <w:sz w:val="22"/>
+              </w:rPr>
+              <w:t>對已停用的受測帳號按「啟用」，狀態應恢復為「啟用中」，該帳號可再次登入。</w:t>
+            </w:r>
+          </w:p>
+        </w:tc>
+        <w:tc>
+          <w:tcPr>
+            <w:tcW w:w="1247" w:type="dxa"/>
+          </w:tcPr>
+          <w:p>
+            <w:pPr>
+              <w:spacing w:before="60" w:after="60"/>
+              <w:jc w:val="center"/>
+            </w:pPr>
+          </w:p>
+        </w:tc>
+        <w:tc>
+          <w:tcPr>
+            <w:tcW w:w="1247" w:type="dxa"/>
+          </w:tcPr>
+          <w:p>
+            <w:pPr>
+              <w:spacing w:before="60" w:after="60"/>
+              <w:jc w:val="center"/>
+            </w:pPr>
+          </w:p>
+        </w:tc>
+      </w:tr>
+      <w:tr>
+        <w:trPr>
+          <w:jc w:val="center"/>
+        </w:trPr>
+        <w:tc>
+          <w:tcPr>
+            <w:tcW w:w="907" w:type="dxa"/>
+          </w:tcPr>
+          <w:p>
+            <w:pPr>
+              <w:spacing w:before="60" w:after="60"/>
+              <w:jc w:val="center"/>
+            </w:pPr>
+            <w:r>
+              <w:rPr>
+                <w:rFonts w:ascii="標楷體" w:hAnsi="標楷體"/>
+                <w:sz w:val="22"/>
+              </w:rPr>
+              <w:t>15</w:t>
+            </w:r>
+          </w:p>
+        </w:tc>
+        <w:tc>
+          <w:tcPr>
+            <w:tcW w:w="6236" w:type="dxa"/>
+          </w:tcPr>
+          <w:p>
+            <w:pPr>
+              <w:spacing w:before="60" w:after="60"/>
+            </w:pPr>
+            <w:r>
+              <w:rPr>
+                <w:rFonts w:ascii="標楷體" w:hAnsi="標楷體"/>
+                <w:sz w:val="22"/>
+              </w:rPr>
+              <w:t>以受測帳號連續輸入錯誤密碼至被鎖定（次數上限為</w:t>
+            </w:r>
+            <w:r>
+              <w:rPr>
+                <w:rFonts w:ascii="標楷體" w:hAnsi="標楷體"/>
+                <w:sz w:val="22"/>
+              </w:rPr>
+              <w:t xml:space="preserve"> DP03 </w:t>
+            </w:r>
+            <w:r>
+              <w:rPr>
+                <w:rFonts w:ascii="標楷體" w:hAnsi="標楷體"/>
+                <w:sz w:val="22"/>
+              </w:rPr>
+              <w:t>的「登入失敗鎖定次數」，預設</w:t>
+            </w:r>
+            <w:r>
+              <w:rPr>
+                <w:rFonts w:ascii="標楷體" w:hAnsi="標楷體"/>
+                <w:sz w:val="22"/>
+              </w:rPr>
+              <w:t xml:space="preserve"> 5 </w:t>
+            </w:r>
+            <w:r>
+              <w:rPr>
+                <w:rFonts w:ascii="標楷體" w:hAnsi="標楷體"/>
+                <w:sz w:val="22"/>
+              </w:rPr>
+              <w:t>次）後，於本作業對其按「解鎖」，狀態應恢復為「啟用中」，該帳號可立即以正確密碼登入。</w:t>
+            </w:r>
+          </w:p>
+        </w:tc>
+        <w:tc>
+          <w:tcPr>
+            <w:tcW w:w="1247" w:type="dxa"/>
+          </w:tcPr>
+          <w:p>
+            <w:pPr>
+              <w:spacing w:before="60" w:after="60"/>
+              <w:jc w:val="center"/>
+            </w:pPr>
+          </w:p>
+        </w:tc>
+        <w:tc>
+          <w:tcPr>
+            <w:tcW w:w="1247" w:type="dxa"/>
+          </w:tcPr>
+          <w:p>
+            <w:pPr>
+              <w:spacing w:before="60" w:after="60"/>
+              <w:jc w:val="center"/>
+            </w:pPr>
+          </w:p>
+        </w:tc>
+      </w:tr>
+      <w:tr>
+        <w:trPr>
+          <w:jc w:val="center"/>
+        </w:trPr>
+        <w:tc>
+          <w:tcPr>
+            <w:tcW w:w="907" w:type="dxa"/>
+          </w:tcPr>
+          <w:p>
+            <w:pPr>
+              <w:spacing w:before="60" w:after="60"/>
+              <w:jc w:val="center"/>
+            </w:pPr>
+            <w:r>
+              <w:rPr>
+                <w:rFonts w:ascii="標楷體" w:hAnsi="標楷體"/>
+                <w:sz w:val="22"/>
+              </w:rPr>
+              <w:t>16</w:t>
             </w:r>
           </w:p>
         </w:tc>
@@ -3894,7 +4053,7 @@
       <w:pPr>
         <w:pStyle w:val="1"/>
       </w:pPr>
-      <w:bookmarkStart w:id="4" w:name="_Toc243491403"/>
+      <w:bookmarkStart w:id="4" w:name="_Toc243496974"/>
       <w:r>
         <w:lastRenderedPageBreak/>
         <w:t xml:space="preserve">DP02 </w:t>
@@ -4816,7 +4975,7 @@
                 <w:rFonts w:ascii="標楷體" w:hAnsi="標楷體"/>
                 <w:sz w:val="22"/>
               </w:rPr>
-              <w:t>職位」並儲存，該列的可見對象欄應顯示該組配對；新增一列只選「單位」未選「職位」即按「儲存」，視窗不應關閉、職位欄應標出紅框並提示補選或刪除，按該列的移除鈕後再儲存，可見對象欄不應出現該列；移除一組既有的可見對象並儲存，該組應自欄位消失，其餘組別不受影響。</w:t>
+              <w:t>職位」並儲存，該列的可見對象欄應顯示該組配對；再移除一組既有的可見對象並儲存，該組應自欄位消失，其餘組別不受影響。</w:t>
             </w:r>
           </w:p>
         </w:tc>
@@ -4878,7 +5037,7 @@
                 <w:rFonts w:ascii="標楷體" w:hAnsi="標楷體"/>
                 <w:sz w:val="22"/>
               </w:rPr>
-              <w:t>於教育訓練分頁對受測使用者按「編輯」，視窗應同樣以「單位」「職位」兩個下拉呈現；新增兩組配對並儲存，該列的受訓對象欄應同時顯示兩組。</w:t>
+              <w:t>於文件管理分頁對受測使用者按「編輯」，新增一列只選「單位」未選「職位」即按「儲存」，視窗不應關閉、職位欄應標出紅框並提示補選或刪除；按該列的移除鈕後再儲存，可見對象欄不應出現該列。</w:t>
             </w:r>
           </w:p>
         </w:tc>
@@ -4940,6 +5099,76 @@
                 <w:rFonts w:ascii="標楷體" w:hAnsi="標楷體"/>
                 <w:sz w:val="22"/>
               </w:rPr>
+              <w:t>於教育訓練分頁對受測使用者按「編輯」，視窗應同樣以「單位」「職位」兩個下拉呈現；新增兩組配對並儲存，該列的受</w:t>
+            </w:r>
+            <w:r>
+              <w:rPr>
+                <w:rFonts w:ascii="標楷體" w:hAnsi="標楷體"/>
+                <w:sz w:val="22"/>
+              </w:rPr>
+              <w:lastRenderedPageBreak/>
+              <w:t>訓對象欄應同時顯示兩組。</w:t>
+            </w:r>
+          </w:p>
+        </w:tc>
+        <w:tc>
+          <w:tcPr>
+            <w:tcW w:w="1247" w:type="dxa"/>
+          </w:tcPr>
+          <w:p>
+            <w:pPr>
+              <w:spacing w:before="60" w:after="60"/>
+              <w:jc w:val="center"/>
+            </w:pPr>
+          </w:p>
+        </w:tc>
+        <w:tc>
+          <w:tcPr>
+            <w:tcW w:w="1247" w:type="dxa"/>
+          </w:tcPr>
+          <w:p>
+            <w:pPr>
+              <w:spacing w:before="60" w:after="60"/>
+              <w:jc w:val="center"/>
+            </w:pPr>
+          </w:p>
+        </w:tc>
+      </w:tr>
+      <w:tr>
+        <w:trPr>
+          <w:jc w:val="center"/>
+        </w:trPr>
+        <w:tc>
+          <w:tcPr>
+            <w:tcW w:w="907" w:type="dxa"/>
+          </w:tcPr>
+          <w:p>
+            <w:pPr>
+              <w:spacing w:before="60" w:after="60"/>
+              <w:jc w:val="center"/>
+            </w:pPr>
+            <w:r>
+              <w:rPr>
+                <w:rFonts w:ascii="標楷體" w:hAnsi="標楷體"/>
+                <w:sz w:val="22"/>
+              </w:rPr>
+              <w:t>11</w:t>
+            </w:r>
+          </w:p>
+        </w:tc>
+        <w:tc>
+          <w:tcPr>
+            <w:tcW w:w="6236" w:type="dxa"/>
+          </w:tcPr>
+          <w:p>
+            <w:pPr>
+              <w:spacing w:before="60" w:after="60"/>
+            </w:pPr>
+            <w:r>
+              <w:rPr>
+                <w:rFonts w:ascii="標楷體" w:hAnsi="標楷體"/>
+                <w:sz w:val="22"/>
+              </w:rPr>
               <w:t>選一門已發布未關閉、受訓對象含一組具體「單位</w:t>
             </w:r>
             <w:r>
@@ -4947,22 +5176,83 @@
                 <w:rFonts w:ascii="標楷體" w:hAnsi="標楷體"/>
                 <w:sz w:val="22"/>
               </w:rPr>
-              <w:t xml:space="preserve"> + </w:t>
-            </w:r>
-            <w:r>
-              <w:rPr>
-                <w:rFonts w:ascii="標楷體" w:hAnsi="標楷體"/>
-                <w:sz w:val="22"/>
-              </w:rPr>
-              <w:t>職位」</w:t>
-            </w:r>
-            <w:r>
-              <w:rPr>
-                <w:rFonts w:ascii="標楷體" w:hAnsi="標楷體"/>
-                <w:sz w:val="22"/>
-              </w:rPr>
-              <w:lastRenderedPageBreak/>
-              <w:t>配對的課程（以下稱受測課程，其配對稱受測配對），於教育訓練分頁為受測使用者新增一組「與受測配對職位相同、但單位不同」的配對並儲存，該員不應出現在受測課程的學員清單中；再為其新增受測配對本身並儲存，以受測課程的教師帳號於</w:t>
+              <w:t xml:space="preserve"> </w:t>
+            </w:r>
+            <w:r>
+              <w:rPr>
+                <w:rFonts w:ascii="標楷體" w:hAnsi="標楷體"/>
+                <w:sz w:val="22"/>
+              </w:rPr>
+              <w:t xml:space="preserve">+ </w:t>
+            </w:r>
+            <w:r>
+              <w:rPr>
+                <w:rFonts w:ascii="標楷體" w:hAnsi="標楷體"/>
+                <w:sz w:val="22"/>
+              </w:rPr>
+              <w:t>職位」配對的課程（以下稱受測課程，其配對稱受測配對），於教育訓練分頁為受測使用者新增一組「與受測配對職位相同、但單位不同」的配對並儲存，該員不應出現在受測課程的學員清單中。</w:t>
+            </w:r>
+          </w:p>
+        </w:tc>
+        <w:tc>
+          <w:tcPr>
+            <w:tcW w:w="1247" w:type="dxa"/>
+          </w:tcPr>
+          <w:p>
+            <w:pPr>
+              <w:spacing w:before="60" w:after="60"/>
+              <w:jc w:val="center"/>
+            </w:pPr>
+          </w:p>
+        </w:tc>
+        <w:tc>
+          <w:tcPr>
+            <w:tcW w:w="1247" w:type="dxa"/>
+          </w:tcPr>
+          <w:p>
+            <w:pPr>
+              <w:spacing w:before="60" w:after="60"/>
+              <w:jc w:val="center"/>
+            </w:pPr>
+          </w:p>
+        </w:tc>
+      </w:tr>
+      <w:tr>
+        <w:trPr>
+          <w:jc w:val="center"/>
+        </w:trPr>
+        <w:tc>
+          <w:tcPr>
+            <w:tcW w:w="907" w:type="dxa"/>
+          </w:tcPr>
+          <w:p>
+            <w:pPr>
+              <w:spacing w:before="60" w:after="60"/>
+              <w:jc w:val="center"/>
+            </w:pPr>
+            <w:r>
+              <w:rPr>
+                <w:rFonts w:ascii="標楷體" w:hAnsi="標楷體"/>
+                <w:sz w:val="22"/>
+              </w:rPr>
+              <w:t>12</w:t>
+            </w:r>
+          </w:p>
+        </w:tc>
+        <w:tc>
+          <w:tcPr>
+            <w:tcW w:w="6236" w:type="dxa"/>
+          </w:tcPr>
+          <w:p>
+            <w:pPr>
+              <w:spacing w:before="60" w:after="60"/>
+            </w:pPr>
+            <w:r>
+              <w:rPr>
+                <w:rFonts w:ascii="標楷體" w:hAnsi="標楷體"/>
+                <w:sz w:val="22"/>
+              </w:rPr>
+              <w:t>為同一位受測使用者再新增受測配對本身並儲存，以受測課程的教師帳號於</w:t>
             </w:r>
             <w:r>
               <w:rPr>
@@ -5008,7 +5298,7 @@
       <w:pPr>
         <w:pStyle w:val="1"/>
       </w:pPr>
-      <w:bookmarkStart w:id="5" w:name="_Toc243491404"/>
+      <w:bookmarkStart w:id="5" w:name="_Toc243496975"/>
       <w:r>
         <w:lastRenderedPageBreak/>
         <w:t xml:space="preserve">DP03 </w:t>
@@ -5716,14 +6006,14 @@
                 <w:rFonts w:ascii="標楷體" w:hAnsi="標楷體"/>
                 <w:sz w:val="22"/>
               </w:rPr>
-              <w:t>新增文件時的分類下拉可選；再以相同代碼新增一次，應被</w:t>
-            </w:r>
-            <w:r>
-              <w:rPr>
-                <w:rFonts w:ascii="標楷體" w:hAnsi="標楷體"/>
-                <w:sz w:val="22"/>
-              </w:rPr>
-              <w:t>擋下並提示分類碼已存在。</w:t>
+              <w:t>新增文件時</w:t>
+            </w:r>
+            <w:r>
+              <w:rPr>
+                <w:rFonts w:ascii="標楷體" w:hAnsi="標楷體"/>
+                <w:sz w:val="22"/>
+              </w:rPr>
+              <w:t>的分類下拉可選；再以相同代碼新增一次，應被擋下並提示分類碼已存在。</w:t>
             </w:r>
           </w:p>
         </w:tc>
@@ -6047,7 +6337,7 @@
       <w:pPr>
         <w:pStyle w:val="1"/>
       </w:pPr>
-      <w:bookmarkStart w:id="6" w:name="_Toc243491405"/>
+      <w:bookmarkStart w:id="6" w:name="_Toc243496976"/>
       <w:r>
         <w:lastRenderedPageBreak/>
         <w:t xml:space="preserve">DP04 </w:t>
@@ -6968,7 +7258,7 @@
       <w:pPr>
         <w:pStyle w:val="1"/>
       </w:pPr>
-      <w:bookmarkStart w:id="7" w:name="_Toc243491406"/>
+      <w:bookmarkStart w:id="7" w:name="_Toc243496977"/>
       <w:r>
         <w:lastRenderedPageBreak/>
         <w:t xml:space="preserve">DP05 </w:t>
@@ -7670,63 +7960,7 @@
                 <w:rFonts w:ascii="標楷體" w:hAnsi="標楷體"/>
                 <w:sz w:val="22"/>
               </w:rPr>
-              <w:t>使用者管理」、「操作類別」選「修改」，應列出該帳號的停用與啟用兩筆記錄；開啟停用那一筆的明細，應顯示事件描述「停用帳號」，異動前值的</w:t>
-            </w:r>
-            <w:r>
-              <w:rPr>
-                <w:rFonts w:ascii="標楷體" w:hAnsi="標楷體"/>
-                <w:sz w:val="22"/>
-              </w:rPr>
-              <w:t xml:space="preserve"> status </w:t>
-            </w:r>
-            <w:r>
-              <w:rPr>
-                <w:rFonts w:ascii="標楷體" w:hAnsi="標楷體"/>
-                <w:sz w:val="22"/>
-              </w:rPr>
-              <w:t>為</w:t>
-            </w:r>
-            <w:r>
-              <w:rPr>
-                <w:rFonts w:ascii="標楷體" w:hAnsi="標楷體"/>
-                <w:sz w:val="22"/>
-              </w:rPr>
-              <w:t xml:space="preserve"> ACTIVE</w:t>
-            </w:r>
-            <w:r>
-              <w:rPr>
-                <w:rFonts w:ascii="標楷體" w:hAnsi="標楷體"/>
-                <w:sz w:val="22"/>
-              </w:rPr>
-              <w:t>、異動後值的</w:t>
-            </w:r>
-            <w:r>
-              <w:rPr>
-                <w:rFonts w:ascii="標楷體" w:hAnsi="標楷體"/>
-                <w:sz w:val="22"/>
-              </w:rPr>
-              <w:t xml:space="preserve"> status </w:t>
-            </w:r>
-            <w:r>
-              <w:rPr>
-                <w:rFonts w:ascii="標楷體" w:hAnsi="標楷體"/>
-                <w:sz w:val="22"/>
-              </w:rPr>
-              <w:t>為</w:t>
-            </w:r>
-            <w:r>
-              <w:rPr>
-                <w:rFonts w:ascii="標楷體" w:hAnsi="標楷體"/>
-                <w:sz w:val="22"/>
-              </w:rPr>
-              <w:t xml:space="preserve"> DISABLED</w:t>
-            </w:r>
-            <w:r>
-              <w:rPr>
-                <w:rFonts w:ascii="標楷體" w:hAnsi="標楷體"/>
-                <w:sz w:val="22"/>
-              </w:rPr>
-              <w:t>。</w:t>
+              <w:t>使用者管理」、「操作類別」選「修改」，應列出該帳號的停用與啟用兩筆記錄。</w:t>
             </w:r>
           </w:p>
         </w:tc>
@@ -7788,35 +8022,63 @@
                 <w:rFonts w:ascii="標楷體" w:hAnsi="標楷體"/>
                 <w:sz w:val="22"/>
               </w:rPr>
-              <w:t>按「匯出」，下載的</w:t>
-            </w:r>
-            <w:r>
-              <w:rPr>
-                <w:rFonts w:ascii="標楷體" w:hAnsi="標楷體"/>
-                <w:sz w:val="22"/>
-              </w:rPr>
-              <w:t xml:space="preserve"> CSV </w:t>
-            </w:r>
-            <w:r>
-              <w:rPr>
-                <w:rFonts w:ascii="標楷體" w:hAnsi="標楷體"/>
-                <w:sz w:val="22"/>
-              </w:rPr>
-              <w:t>以</w:t>
-            </w:r>
-            <w:r>
-              <w:rPr>
-                <w:rFonts w:ascii="標楷體" w:hAnsi="標楷體"/>
-                <w:sz w:val="22"/>
-              </w:rPr>
-              <w:t xml:space="preserve"> Excel </w:t>
-            </w:r>
-            <w:r>
-              <w:rPr>
-                <w:rFonts w:ascii="標楷體" w:hAnsi="標楷體"/>
-                <w:sz w:val="22"/>
-              </w:rPr>
-              <w:t>開啟中文正常，內容為目前查詢條件下的全部記錄，時間為台灣時間且精確到秒；設定一組查無資料的條件時，「匯出」應為灰色無法按，按「清除篩選」後恢復可按。</w:t>
+              <w:t>開啟上述停用那一筆記錄的明細，應顯示事件描述「停用帳號」，異動前值的</w:t>
+            </w:r>
+            <w:r>
+              <w:rPr>
+                <w:rFonts w:ascii="標楷體" w:hAnsi="標楷體"/>
+                <w:sz w:val="22"/>
+              </w:rPr>
+              <w:t xml:space="preserve"> status </w:t>
+            </w:r>
+            <w:r>
+              <w:rPr>
+                <w:rFonts w:ascii="標楷體" w:hAnsi="標楷體"/>
+                <w:sz w:val="22"/>
+              </w:rPr>
+              <w:t>為</w:t>
+            </w:r>
+            <w:r>
+              <w:rPr>
+                <w:rFonts w:ascii="標楷體" w:hAnsi="標楷體"/>
+                <w:sz w:val="22"/>
+              </w:rPr>
+              <w:t xml:space="preserve"> ACTIVE</w:t>
+            </w:r>
+            <w:r>
+              <w:rPr>
+                <w:rFonts w:ascii="標楷體" w:hAnsi="標楷體"/>
+                <w:sz w:val="22"/>
+              </w:rPr>
+              <w:t>、異動後值的</w:t>
+            </w:r>
+            <w:r>
+              <w:rPr>
+                <w:rFonts w:ascii="標楷體" w:hAnsi="標楷體"/>
+                <w:sz w:val="22"/>
+              </w:rPr>
+              <w:t xml:space="preserve"> status </w:t>
+            </w:r>
+            <w:r>
+              <w:rPr>
+                <w:rFonts w:ascii="標楷體" w:hAnsi="標楷體"/>
+                <w:sz w:val="22"/>
+              </w:rPr>
+              <w:t>為</w:t>
+            </w:r>
+            <w:r>
+              <w:rPr>
+                <w:rFonts w:ascii="標楷體" w:hAnsi="標楷體"/>
+                <w:sz w:val="22"/>
+              </w:rPr>
+              <w:t xml:space="preserve"> DISABLED</w:t>
+            </w:r>
+            <w:r>
+              <w:rPr>
+                <w:rFonts w:ascii="標楷體" w:hAnsi="標楷體"/>
+                <w:sz w:val="22"/>
+              </w:rPr>
+              <w:t>。</w:t>
             </w:r>
           </w:p>
         </w:tc>
@@ -7878,7 +8140,42 @@
                 <w:rFonts w:ascii="標楷體" w:hAnsi="標楷體"/>
                 <w:sz w:val="22"/>
               </w:rPr>
-              <w:t>完成匯出後，於「操作類別」選「匯出」，應查得到剛才那次匯出的記錄，操作者為本人。</w:t>
+              <w:t>按「匯出」，下載的</w:t>
+            </w:r>
+            <w:r>
+              <w:rPr>
+                <w:rFonts w:ascii="標楷體" w:hAnsi="標楷體"/>
+                <w:sz w:val="22"/>
+              </w:rPr>
+              <w:t xml:space="preserve"> CSV </w:t>
+            </w:r>
+            <w:r>
+              <w:rPr>
+                <w:rFonts w:ascii="標楷體" w:hAnsi="標楷體"/>
+                <w:sz w:val="22"/>
+              </w:rPr>
+              <w:t>以</w:t>
+            </w:r>
+            <w:r>
+              <w:rPr>
+                <w:rFonts w:ascii="標楷體" w:hAnsi="標楷體"/>
+                <w:sz w:val="22"/>
+              </w:rPr>
+              <w:t xml:space="preserve"> Excel </w:t>
+            </w:r>
+            <w:r>
+              <w:rPr>
+                <w:rFonts w:ascii="標楷體" w:hAnsi="標楷體"/>
+                <w:sz w:val="22"/>
+              </w:rPr>
+              <w:t>開啟中文正常，內容為目前查詢條件下的全部記錄，時間為台灣時間且精確到秒；設定一組查無資料的條件時，「匯出」應為灰色無法按，按「清除篩選</w:t>
+            </w:r>
+            <w:r>
+              <w:rPr>
+                <w:rFonts w:ascii="標楷體" w:hAnsi="標楷體"/>
+                <w:sz w:val="22"/>
+              </w:rPr>
+              <w:t>」後恢復可按。</w:t>
             </w:r>
           </w:p>
         </w:tc>
@@ -7924,6 +8221,68 @@
                 <w:sz w:val="22"/>
               </w:rPr>
               <w:t>7</w:t>
+            </w:r>
+          </w:p>
+        </w:tc>
+        <w:tc>
+          <w:tcPr>
+            <w:tcW w:w="6236" w:type="dxa"/>
+          </w:tcPr>
+          <w:p>
+            <w:pPr>
+              <w:spacing w:before="60" w:after="60"/>
+            </w:pPr>
+            <w:r>
+              <w:rPr>
+                <w:rFonts w:ascii="標楷體" w:hAnsi="標楷體"/>
+                <w:sz w:val="22"/>
+              </w:rPr>
+              <w:t>完成匯出後，於「操作類別」選「匯出」，應查得到剛才那次匯出的記錄，操作者為本人。</w:t>
+            </w:r>
+          </w:p>
+        </w:tc>
+        <w:tc>
+          <w:tcPr>
+            <w:tcW w:w="1247" w:type="dxa"/>
+          </w:tcPr>
+          <w:p>
+            <w:pPr>
+              <w:spacing w:before="60" w:after="60"/>
+              <w:jc w:val="center"/>
+            </w:pPr>
+          </w:p>
+        </w:tc>
+        <w:tc>
+          <w:tcPr>
+            <w:tcW w:w="1247" w:type="dxa"/>
+          </w:tcPr>
+          <w:p>
+            <w:pPr>
+              <w:spacing w:before="60" w:after="60"/>
+              <w:jc w:val="center"/>
+            </w:pPr>
+          </w:p>
+        </w:tc>
+      </w:tr>
+      <w:tr>
+        <w:trPr>
+          <w:jc w:val="center"/>
+        </w:trPr>
+        <w:tc>
+          <w:tcPr>
+            <w:tcW w:w="907" w:type="dxa"/>
+          </w:tcPr>
+          <w:p>
+            <w:pPr>
+              <w:spacing w:before="60" w:after="60"/>
+              <w:jc w:val="center"/>
+            </w:pPr>
+            <w:r>
+              <w:rPr>
+                <w:rFonts w:ascii="標楷體" w:hAnsi="標楷體"/>
+                <w:sz w:val="22"/>
+              </w:rPr>
+              <w:t>8</w:t>
             </w:r>
           </w:p>
         </w:tc>
@@ -7972,7 +8331,7 @@
       <w:pPr>
         <w:pStyle w:val="1"/>
       </w:pPr>
-      <w:bookmarkStart w:id="8" w:name="_Toc243491407"/>
+      <w:bookmarkStart w:id="8" w:name="_Toc243496978"/>
       <w:r>
         <w:lastRenderedPageBreak/>
         <w:t xml:space="preserve">DP06 </w:t>
@@ -8425,14 +8784,7 @@
                 <w:rFonts w:ascii="標楷體" w:hAnsi="標楷體"/>
                 <w:sz w:val="22"/>
               </w:rPr>
-              <w:t xml:space="preserve"> </w:t>
-            </w:r>
-            <w:r>
-              <w:rPr>
-                <w:rFonts w:ascii="標楷體" w:hAnsi="標楷體"/>
-                <w:sz w:val="22"/>
-              </w:rPr>
-              <w:t>08:00</w:t>
+              <w:t xml:space="preserve"> 08:00</w:t>
             </w:r>
             <w:r>
               <w:rPr>
@@ -9032,7 +9384,7 @@
       <w:pPr>
         <w:pStyle w:val="1"/>
       </w:pPr>
-      <w:bookmarkStart w:id="9" w:name="_Toc243491408"/>
+      <w:bookmarkStart w:id="9" w:name="_Toc243496979"/>
       <w:r>
         <w:lastRenderedPageBreak/>
         <w:t xml:space="preserve">DP07 </w:t>
@@ -9845,42 +10197,21 @@
                 <w:rFonts w:ascii="標楷體" w:hAnsi="標楷體"/>
                 <w:sz w:val="22"/>
               </w:rPr>
-              <w:t>天的帳號登入，應先出現「變更密碼」畫面並提示密碼已逾效期，未完成變更前無法進入任何作業；按「返回登入」應回到登入畫面，再次登入時仍出現「變更密碼」畫面；於</w:t>
-            </w:r>
-            <w:r>
-              <w:rPr>
-                <w:rFonts w:ascii="標楷體" w:hAnsi="標楷體"/>
-                <w:sz w:val="22"/>
-              </w:rPr>
-              <w:t>該畫面輸入最近使用過的密碼作為新密碼，應被擋下並提示「不可與最近使用過之密碼相同」；輸入舊密碼與合規之新密碼並按「變更密碼」，應直接進入主頁，之後以新密碼可登入、舊密碼不可。測畢務必將兩個參數改回原值（效期預設</w:t>
-            </w:r>
-            <w:r>
-              <w:rPr>
-                <w:rFonts w:ascii="標楷體" w:hAnsi="標楷體"/>
-                <w:sz w:val="22"/>
-              </w:rPr>
-              <w:t xml:space="preserve"> 90</w:t>
-            </w:r>
-            <w:r>
-              <w:rPr>
-                <w:rFonts w:ascii="標楷體" w:hAnsi="標楷體"/>
-                <w:sz w:val="22"/>
-              </w:rPr>
-              <w:t>、提醒天數預設</w:t>
-            </w:r>
-            <w:r>
-              <w:rPr>
-                <w:rFonts w:ascii="標楷體" w:hAnsi="標楷體"/>
-                <w:sz w:val="22"/>
-              </w:rPr>
-              <w:t xml:space="preserve"> 7</w:t>
-            </w:r>
-            <w:r>
-              <w:rPr>
-                <w:rFonts w:ascii="標楷體" w:hAnsi="標楷體"/>
-                <w:sz w:val="22"/>
-              </w:rPr>
-              <w:t>），否則所有帳號登入時都會被要求變更密碼；調整期間請在無其他人測試的時段進行。</w:t>
+              <w:t>天的帳號登入，應先出現「變更密碼」畫面並提示密碼已逾效期，未完成變更前無法進入任何作業。本項至第</w:t>
+            </w:r>
+            <w:r>
+              <w:rPr>
+                <w:rFonts w:ascii="標楷體" w:hAnsi="標楷體"/>
+                <w:sz w:val="22"/>
+              </w:rPr>
+              <w:t xml:space="preserve"> 7 </w:t>
+            </w:r>
+            <w:r>
+              <w:rPr>
+                <w:rFonts w:ascii="標楷體" w:hAnsi="標楷體"/>
+                <w:sz w:val="22"/>
+              </w:rPr>
+              <w:t>項會影響全系統帳號，請在無其他人測試的時段進行。</w:t>
             </w:r>
           </w:p>
         </w:tc>
@@ -9942,78 +10273,21 @@
                 <w:rFonts w:ascii="標楷體" w:hAnsi="標楷體"/>
                 <w:sz w:val="22"/>
               </w:rPr>
-              <w:t>登入後連續</w:t>
-            </w:r>
-            <w:r>
-              <w:rPr>
-                <w:rFonts w:ascii="標楷體" w:hAnsi="標楷體"/>
-                <w:sz w:val="22"/>
-              </w:rPr>
-              <w:t xml:space="preserve"> 21 </w:t>
-            </w:r>
-            <w:r>
-              <w:rPr>
-                <w:rFonts w:ascii="標楷體" w:hAnsi="標楷體"/>
-                <w:sz w:val="22"/>
-              </w:rPr>
-              <w:t>分鐘以上不點擊、不輸入任何內容，應自動回到登入畫面並顯示「閒置逾時已自動登出，請重新登入」；重</w:t>
-            </w:r>
-            <w:r>
-              <w:rPr>
-                <w:rFonts w:ascii="標楷體" w:hAnsi="標楷體"/>
-                <w:sz w:val="22"/>
-              </w:rPr>
-              <w:lastRenderedPageBreak/>
-              <w:t>新登入後停在原本的頁面。請勿提早判定：實際門檻為停止操作後</w:t>
-            </w:r>
-            <w:r>
-              <w:rPr>
-                <w:rFonts w:ascii="標楷體" w:hAnsi="標楷體"/>
-                <w:sz w:val="22"/>
-              </w:rPr>
-              <w:t xml:space="preserve"> 15</w:t>
-            </w:r>
-            <w:r>
-              <w:rPr>
-                <w:rFonts w:ascii="標楷體" w:hAnsi="標楷體"/>
-                <w:sz w:val="22"/>
-              </w:rPr>
-              <w:t>～</w:t>
-            </w:r>
-            <w:r>
-              <w:rPr>
-                <w:rFonts w:ascii="標楷體" w:hAnsi="標楷體"/>
-                <w:sz w:val="22"/>
-              </w:rPr>
-              <w:t xml:space="preserve">19 </w:t>
-            </w:r>
-            <w:r>
-              <w:rPr>
-                <w:rFonts w:ascii="標楷體" w:hAnsi="標楷體"/>
-                <w:sz w:val="22"/>
-              </w:rPr>
-              <w:t>分鐘</w:t>
-            </w:r>
-            <w:r>
-              <w:rPr>
-                <w:rFonts w:ascii="標楷體" w:hAnsi="標楷體"/>
-                <w:sz w:val="22"/>
-              </w:rPr>
-              <w:t>，在第</w:t>
-            </w:r>
-            <w:r>
-              <w:rPr>
-                <w:rFonts w:ascii="標楷體" w:hAnsi="標楷體"/>
-                <w:sz w:val="22"/>
-              </w:rPr>
-              <w:t xml:space="preserve"> 15 </w:t>
-            </w:r>
-            <w:r>
-              <w:rPr>
-                <w:rFonts w:ascii="標楷體" w:hAnsi="標楷體"/>
-                <w:sz w:val="22"/>
-              </w:rPr>
-              <w:t>分鐘查看會誤判為不合格。</w:t>
+              <w:t>密碼效期暫調為</w:t>
+            </w:r>
+            <w:r>
+              <w:rPr>
+                <w:rFonts w:ascii="標楷體" w:hAnsi="標楷體"/>
+                <w:sz w:val="22"/>
+              </w:rPr>
+              <w:t xml:space="preserve"> 2 </w:t>
+            </w:r>
+            <w:r>
+              <w:rPr>
+                <w:rFonts w:ascii="標楷體" w:hAnsi="標楷體"/>
+                <w:sz w:val="22"/>
+              </w:rPr>
+              <w:t>天、帳號停在「變更密碼」畫面的狀態下，按「返回登入」應回到登入畫面，再次登入時仍出現「變更密碼」畫面；於該畫面輸入最近使用過的密碼作為新密碼，應被擋下並提示「不可與最近使用過之密碼相同」。</w:t>
             </w:r>
           </w:p>
         </w:tc>
@@ -10059,6 +10333,257 @@
                 <w:sz w:val="22"/>
               </w:rPr>
               <w:t>7</w:t>
+            </w:r>
+          </w:p>
+        </w:tc>
+        <w:tc>
+          <w:tcPr>
+            <w:tcW w:w="6236" w:type="dxa"/>
+          </w:tcPr>
+          <w:p>
+            <w:pPr>
+              <w:spacing w:before="60" w:after="60"/>
+            </w:pPr>
+            <w:r>
+              <w:rPr>
+                <w:rFonts w:ascii="標楷體" w:hAnsi="標楷體"/>
+                <w:sz w:val="22"/>
+              </w:rPr>
+              <w:t>密碼效期暫調為</w:t>
+            </w:r>
+            <w:r>
+              <w:rPr>
+                <w:rFonts w:ascii="標楷體" w:hAnsi="標楷體"/>
+                <w:sz w:val="22"/>
+              </w:rPr>
+              <w:t xml:space="preserve"> 2 </w:t>
+            </w:r>
+            <w:r>
+              <w:rPr>
+                <w:rFonts w:ascii="標楷體" w:hAnsi="標楷體"/>
+                <w:sz w:val="22"/>
+              </w:rPr>
+              <w:t>天、帳號停在「變更密碼」畫面的狀態下，輸入舊密碼與合規之新密碼並按「變更密碼」，應直接進入主頁，之後以新密碼可登入、舊密碼不可。測畢務必將</w:t>
+            </w:r>
+            <w:r>
+              <w:rPr>
+                <w:rFonts w:ascii="標楷體" w:hAnsi="標楷體"/>
+                <w:sz w:val="22"/>
+              </w:rPr>
+              <w:t xml:space="preserve"> DP03 </w:t>
+            </w:r>
+            <w:r>
+              <w:rPr>
+                <w:rFonts w:ascii="標楷體" w:hAnsi="標楷體"/>
+                <w:sz w:val="22"/>
+              </w:rPr>
+              <w:t>的「密碼最長效期（天）」與「密碼到期提醒天數」改</w:t>
+            </w:r>
+            <w:r>
+              <w:rPr>
+                <w:rFonts w:ascii="標楷體" w:hAnsi="標楷體"/>
+                <w:sz w:val="22"/>
+              </w:rPr>
+              <w:lastRenderedPageBreak/>
+              <w:t>回原值（預設</w:t>
+            </w:r>
+            <w:r>
+              <w:rPr>
+                <w:rFonts w:ascii="標楷體" w:hAnsi="標楷體"/>
+                <w:sz w:val="22"/>
+              </w:rPr>
+              <w:t xml:space="preserve"> 90 </w:t>
+            </w:r>
+            <w:r>
+              <w:rPr>
+                <w:rFonts w:ascii="標楷體" w:hAnsi="標楷體"/>
+                <w:sz w:val="22"/>
+              </w:rPr>
+              <w:t>與</w:t>
+            </w:r>
+            <w:r>
+              <w:rPr>
+                <w:rFonts w:ascii="標楷體" w:hAnsi="標楷體"/>
+                <w:sz w:val="22"/>
+              </w:rPr>
+              <w:t xml:space="preserve"> </w:t>
+            </w:r>
+            <w:r>
+              <w:rPr>
+                <w:rFonts w:ascii="標楷體" w:hAnsi="標楷體"/>
+                <w:sz w:val="22"/>
+              </w:rPr>
+              <w:t>7</w:t>
+            </w:r>
+            <w:r>
+              <w:rPr>
+                <w:rFonts w:ascii="標楷體" w:hAnsi="標楷體"/>
+                <w:sz w:val="22"/>
+              </w:rPr>
+              <w:t>），否則所有帳號登入時都會被要求變更密碼。</w:t>
+            </w:r>
+          </w:p>
+        </w:tc>
+        <w:tc>
+          <w:tcPr>
+            <w:tcW w:w="1247" w:type="dxa"/>
+          </w:tcPr>
+          <w:p>
+            <w:pPr>
+              <w:spacing w:before="60" w:after="60"/>
+              <w:jc w:val="center"/>
+            </w:pPr>
+          </w:p>
+        </w:tc>
+        <w:tc>
+          <w:tcPr>
+            <w:tcW w:w="1247" w:type="dxa"/>
+          </w:tcPr>
+          <w:p>
+            <w:pPr>
+              <w:spacing w:before="60" w:after="60"/>
+              <w:jc w:val="center"/>
+            </w:pPr>
+          </w:p>
+        </w:tc>
+      </w:tr>
+      <w:tr>
+        <w:trPr>
+          <w:jc w:val="center"/>
+        </w:trPr>
+        <w:tc>
+          <w:tcPr>
+            <w:tcW w:w="907" w:type="dxa"/>
+          </w:tcPr>
+          <w:p>
+            <w:pPr>
+              <w:spacing w:before="60" w:after="60"/>
+              <w:jc w:val="center"/>
+            </w:pPr>
+            <w:r>
+              <w:rPr>
+                <w:rFonts w:ascii="標楷體" w:hAnsi="標楷體"/>
+                <w:sz w:val="22"/>
+              </w:rPr>
+              <w:t>8</w:t>
+            </w:r>
+          </w:p>
+        </w:tc>
+        <w:tc>
+          <w:tcPr>
+            <w:tcW w:w="6236" w:type="dxa"/>
+          </w:tcPr>
+          <w:p>
+            <w:pPr>
+              <w:spacing w:before="60" w:after="60"/>
+            </w:pPr>
+            <w:r>
+              <w:rPr>
+                <w:rFonts w:ascii="標楷體" w:hAnsi="標楷體"/>
+                <w:sz w:val="22"/>
+              </w:rPr>
+              <w:t>登入後連續</w:t>
+            </w:r>
+            <w:r>
+              <w:rPr>
+                <w:rFonts w:ascii="標楷體" w:hAnsi="標楷體"/>
+                <w:sz w:val="22"/>
+              </w:rPr>
+              <w:t xml:space="preserve"> 21 </w:t>
+            </w:r>
+            <w:r>
+              <w:rPr>
+                <w:rFonts w:ascii="標楷體" w:hAnsi="標楷體"/>
+                <w:sz w:val="22"/>
+              </w:rPr>
+              <w:t>分鐘以上不點擊、不輸入任何內容，應自動回到登入畫面並顯示「閒置逾時已自動登出，請重新登入」；重新登入後停在原本的頁面。請勿提早判定：實際門檻為停止操作後</w:t>
+            </w:r>
+            <w:r>
+              <w:rPr>
+                <w:rFonts w:ascii="標楷體" w:hAnsi="標楷體"/>
+                <w:sz w:val="22"/>
+              </w:rPr>
+              <w:t xml:space="preserve"> 15</w:t>
+            </w:r>
+            <w:r>
+              <w:rPr>
+                <w:rFonts w:ascii="標楷體" w:hAnsi="標楷體"/>
+                <w:sz w:val="22"/>
+              </w:rPr>
+              <w:t>～</w:t>
+            </w:r>
+            <w:r>
+              <w:rPr>
+                <w:rFonts w:ascii="標楷體" w:hAnsi="標楷體"/>
+                <w:sz w:val="22"/>
+              </w:rPr>
+              <w:t xml:space="preserve">19 </w:t>
+            </w:r>
+            <w:r>
+              <w:rPr>
+                <w:rFonts w:ascii="標楷體" w:hAnsi="標楷體"/>
+                <w:sz w:val="22"/>
+              </w:rPr>
+              <w:t>分鐘，在第</w:t>
+            </w:r>
+            <w:r>
+              <w:rPr>
+                <w:rFonts w:ascii="標楷體" w:hAnsi="標楷體"/>
+                <w:sz w:val="22"/>
+              </w:rPr>
+              <w:t xml:space="preserve"> 15 </w:t>
+            </w:r>
+            <w:r>
+              <w:rPr>
+                <w:rFonts w:ascii="標楷體" w:hAnsi="標楷體"/>
+                <w:sz w:val="22"/>
+              </w:rPr>
+              <w:t>分鐘查看會誤判為不合格。</w:t>
+            </w:r>
+          </w:p>
+        </w:tc>
+        <w:tc>
+          <w:tcPr>
+            <w:tcW w:w="1247" w:type="dxa"/>
+          </w:tcPr>
+          <w:p>
+            <w:pPr>
+              <w:spacing w:before="60" w:after="60"/>
+              <w:jc w:val="center"/>
+            </w:pPr>
+          </w:p>
+        </w:tc>
+        <w:tc>
+          <w:tcPr>
+            <w:tcW w:w="1247" w:type="dxa"/>
+          </w:tcPr>
+          <w:p>
+            <w:pPr>
+              <w:spacing w:before="60" w:after="60"/>
+              <w:jc w:val="center"/>
+            </w:pPr>
+          </w:p>
+        </w:tc>
+      </w:tr>
+      <w:tr>
+        <w:trPr>
+          <w:jc w:val="center"/>
+        </w:trPr>
+        <w:tc>
+          <w:tcPr>
+            <w:tcW w:w="907" w:type="dxa"/>
+          </w:tcPr>
+          <w:p>
+            <w:pPr>
+              <w:spacing w:before="60" w:after="60"/>
+              <w:jc w:val="center"/>
+            </w:pPr>
+            <w:r>
+              <w:rPr>
+                <w:rFonts w:ascii="標楷體" w:hAnsi="標楷體"/>
+                <w:sz w:val="22"/>
+              </w:rPr>
+              <w:t>9</w:t>
             </w:r>
           </w:p>
         </w:tc>
@@ -10107,7 +10632,7 @@
       <w:pPr>
         <w:pStyle w:val="1"/>
       </w:pPr>
-      <w:bookmarkStart w:id="10" w:name="_Toc243491409"/>
+      <w:bookmarkStart w:id="10" w:name="_Toc243496980"/>
       <w:r>
         <w:lastRenderedPageBreak/>
         <w:t xml:space="preserve">DP08 </w:t>
@@ -10532,14 +11057,7 @@
                 <w:rFonts w:ascii="標楷體" w:hAnsi="標楷體"/>
                 <w:sz w:val="22"/>
               </w:rPr>
-              <w:t xml:space="preserve"> </w:t>
-            </w:r>
-            <w:r>
-              <w:rPr>
-                <w:rFonts w:ascii="標楷體" w:hAnsi="標楷體"/>
-                <w:sz w:val="22"/>
-              </w:rPr>
-              <w:t>Email</w:t>
+              <w:t xml:space="preserve"> Email</w:t>
             </w:r>
             <w:r>
               <w:rPr>
@@ -10574,7 +11092,7 @@
                 <w:rFonts w:ascii="標楷體" w:hAnsi="標楷體"/>
                 <w:sz w:val="22"/>
               </w:rPr>
-              <w:t>登入，應顯示「帳號或密碼錯誤」而無法登入；點驗證信中的連結、輸入合規之密碼並按「設定密碼並啟用」，應顯示「帳號已啟用，請以新密碼登入」且可以該密碼登入；登入後左側選單應只有「教育訓練」的我的課程與核可查詢（僅具學員角色）。</w:t>
+              <w:t>登入，應顯示「帳號或密碼錯誤」而無法登入。</w:t>
             </w:r>
           </w:p>
         </w:tc>
@@ -10636,7 +11154,7 @@
                 <w:rFonts w:ascii="標楷體" w:hAnsi="標楷體"/>
                 <w:sz w:val="22"/>
               </w:rPr>
-              <w:t>以一個已完成註冊的帳號</w:t>
+              <w:t>點受測</w:t>
             </w:r>
             <w:r>
               <w:rPr>
@@ -10650,21 +11168,7 @@
                 <w:rFonts w:ascii="標楷體" w:hAnsi="標楷體"/>
                 <w:sz w:val="22"/>
               </w:rPr>
-              <w:t>再次註冊，應被擋下並提示「此</w:t>
-            </w:r>
-            <w:r>
-              <w:rPr>
-                <w:rFonts w:ascii="標楷體" w:hAnsi="標楷體"/>
-                <w:sz w:val="22"/>
-              </w:rPr>
-              <w:t xml:space="preserve"> Email </w:t>
-            </w:r>
-            <w:r>
-              <w:rPr>
-                <w:rFonts w:ascii="標楷體" w:hAnsi="標楷體"/>
-                <w:sz w:val="22"/>
-              </w:rPr>
-              <w:t>已有帳號或進行中的啟用程序」。</w:t>
+              <w:t>所收驗證信中的連結、輸入合規之密碼並按「設定密碼並啟用」，應顯示「帳號已啟用，請以新密碼登入」且可以該密碼登入；登入後左側選單應只有「教育訓練」的我的課程與核可查詢（僅具學員角色）。</w:t>
             </w:r>
           </w:p>
         </w:tc>
@@ -10726,56 +11230,35 @@
                 <w:rFonts w:ascii="標楷體" w:hAnsi="標楷體"/>
                 <w:sz w:val="22"/>
               </w:rPr>
-              <w:t>以一個管理者已邀請、尚未啟用的</w:t>
-            </w:r>
-            <w:r>
-              <w:rPr>
-                <w:rFonts w:ascii="標楷體" w:hAnsi="標楷體"/>
-                <w:sz w:val="22"/>
-              </w:rPr>
-              <w:t xml:space="preserve"> </w:t>
-            </w:r>
-            <w:r>
-              <w:rPr>
-                <w:rFonts w:ascii="標楷體" w:hAnsi="標楷體"/>
-                <w:sz w:val="22"/>
-              </w:rPr>
-              <w:t xml:space="preserve">Email </w:t>
-            </w:r>
-            <w:r>
-              <w:rPr>
-                <w:rFonts w:ascii="標楷體" w:hAnsi="標楷體"/>
-                <w:sz w:val="22"/>
-              </w:rPr>
-              <w:t>註冊，畫面應顯示驗證信已寄至該</w:t>
-            </w:r>
-            <w:r>
-              <w:rPr>
-                <w:rFonts w:ascii="標楷體" w:hAnsi="標楷體"/>
-                <w:sz w:val="22"/>
-              </w:rPr>
-              <w:t xml:space="preserve"> Email</w:t>
-            </w:r>
-            <w:r>
-              <w:rPr>
-                <w:rFonts w:ascii="標楷體" w:hAnsi="標楷體"/>
-                <w:sz w:val="22"/>
-              </w:rPr>
-              <w:t>（與第</w:t>
-            </w:r>
-            <w:r>
-              <w:rPr>
-                <w:rFonts w:ascii="標楷體" w:hAnsi="標楷體"/>
-                <w:sz w:val="22"/>
-              </w:rPr>
-              <w:t xml:space="preserve"> 1 </w:t>
-            </w:r>
-            <w:r>
-              <w:rPr>
-                <w:rFonts w:ascii="標楷體" w:hAnsi="標楷體"/>
-                <w:sz w:val="22"/>
-              </w:rPr>
-              <w:t>項相同），但該信箱不應收到驗證信；原邀請信連結應仍可完成啟用。</w:t>
+              <w:t>以一個已完成註冊的帳號</w:t>
+            </w:r>
+            <w:r>
+              <w:rPr>
+                <w:rFonts w:ascii="標楷體" w:hAnsi="標楷體"/>
+                <w:sz w:val="22"/>
+              </w:rPr>
+              <w:t xml:space="preserve"> Email </w:t>
+            </w:r>
+            <w:r>
+              <w:rPr>
+                <w:rFonts w:ascii="標楷體" w:hAnsi="標楷體"/>
+                <w:sz w:val="22"/>
+              </w:rPr>
+              <w:t>再次註冊，應被擋下並提示「此</w:t>
+            </w:r>
+            <w:r>
+              <w:rPr>
+                <w:rFonts w:ascii="標楷體" w:hAnsi="標楷體"/>
+                <w:sz w:val="22"/>
+              </w:rPr>
+              <w:t xml:space="preserve"> Email </w:t>
+            </w:r>
+            <w:r>
+              <w:rPr>
+                <w:rFonts w:ascii="標楷體" w:hAnsi="標楷體"/>
+                <w:sz w:val="22"/>
+              </w:rPr>
+              <w:t>已有帳號或進行中的啟用程序」。</w:t>
             </w:r>
           </w:p>
         </w:tc>
@@ -10837,7 +11320,7 @@
                 <w:rFonts w:ascii="標楷體" w:hAnsi="標楷體"/>
                 <w:sz w:val="22"/>
               </w:rPr>
-              <w:t>以另一個從未註冊過、收得到信的</w:t>
+              <w:t>以一個管理者已邀請、尚未啟用的</w:t>
             </w:r>
             <w:r>
               <w:rPr>
@@ -10851,21 +11334,35 @@
                 <w:rFonts w:ascii="標楷體" w:hAnsi="標楷體"/>
                 <w:sz w:val="22"/>
               </w:rPr>
-              <w:t>送出註冊，</w:t>
-            </w:r>
-            <w:r>
-              <w:rPr>
-                <w:rFonts w:ascii="標楷體" w:hAnsi="標楷體"/>
-                <w:sz w:val="22"/>
-              </w:rPr>
-              <w:t xml:space="preserve">10 </w:t>
-            </w:r>
-            <w:r>
-              <w:rPr>
-                <w:rFonts w:ascii="標楷體" w:hAnsi="標楷體"/>
-                <w:sz w:val="22"/>
-              </w:rPr>
-              <w:t>分鐘內「重寄驗證信」按鈕應顯示倒數且無法按；倒數結束後按下，應顯示已重新寄出驗證信並收到新信；改點前一封信的連結並送出密碼，應被擋下提示連結無效，以最新一封的連結則可完成啟用。</w:t>
+              <w:t>註冊，畫面應顯示驗證信已寄至該</w:t>
+            </w:r>
+            <w:r>
+              <w:rPr>
+                <w:rFonts w:ascii="標楷體" w:hAnsi="標楷體"/>
+                <w:sz w:val="22"/>
+              </w:rPr>
+              <w:t xml:space="preserve"> Email</w:t>
+            </w:r>
+            <w:r>
+              <w:rPr>
+                <w:rFonts w:ascii="標楷體" w:hAnsi="標楷體"/>
+                <w:sz w:val="22"/>
+              </w:rPr>
+              <w:t>（與第</w:t>
+            </w:r>
+            <w:r>
+              <w:rPr>
+                <w:rFonts w:ascii="標楷體" w:hAnsi="標楷體"/>
+                <w:sz w:val="22"/>
+              </w:rPr>
+              <w:t xml:space="preserve"> 1 </w:t>
+            </w:r>
+            <w:r>
+              <w:rPr>
+                <w:rFonts w:ascii="標楷體" w:hAnsi="標楷體"/>
+                <w:sz w:val="22"/>
+              </w:rPr>
+              <w:t>項相同），但該信箱不應收到驗證信；原邀請信連結應仍可完成啟用。</w:t>
             </w:r>
           </w:p>
         </w:tc>
@@ -10927,6 +11424,103 @@
                 <w:rFonts w:ascii="標楷體" w:hAnsi="標楷體"/>
                 <w:sz w:val="22"/>
               </w:rPr>
+              <w:t>以另一個從未註冊過、收得到</w:t>
+            </w:r>
+            <w:r>
+              <w:rPr>
+                <w:rFonts w:ascii="標楷體" w:hAnsi="標楷體"/>
+                <w:sz w:val="22"/>
+              </w:rPr>
+              <w:t>信的</w:t>
+            </w:r>
+            <w:r>
+              <w:rPr>
+                <w:rFonts w:ascii="標楷體" w:hAnsi="標楷體"/>
+                <w:sz w:val="22"/>
+              </w:rPr>
+              <w:t xml:space="preserve"> Email </w:t>
+            </w:r>
+            <w:r>
+              <w:rPr>
+                <w:rFonts w:ascii="標楷體" w:hAnsi="標楷體"/>
+                <w:sz w:val="22"/>
+              </w:rPr>
+              <w:t>送出註冊，</w:t>
+            </w:r>
+            <w:r>
+              <w:rPr>
+                <w:rFonts w:ascii="標楷體" w:hAnsi="標楷體"/>
+                <w:sz w:val="22"/>
+              </w:rPr>
+              <w:t xml:space="preserve">10 </w:t>
+            </w:r>
+            <w:r>
+              <w:rPr>
+                <w:rFonts w:ascii="標楷體" w:hAnsi="標楷體"/>
+                <w:sz w:val="22"/>
+              </w:rPr>
+              <w:t>分鐘內「重寄驗證信」按鈕應顯示倒數且無法按；倒數結束後按下，應顯示已重新寄出驗證信並收到新信；改點前一封信的連結並送出密碼，應被擋下提示連結無效，以最新一封的連結則可完成啟用。</w:t>
+            </w:r>
+          </w:p>
+        </w:tc>
+        <w:tc>
+          <w:tcPr>
+            <w:tcW w:w="1247" w:type="dxa"/>
+          </w:tcPr>
+          <w:p>
+            <w:pPr>
+              <w:spacing w:before="60" w:after="60"/>
+              <w:jc w:val="center"/>
+            </w:pPr>
+          </w:p>
+        </w:tc>
+        <w:tc>
+          <w:tcPr>
+            <w:tcW w:w="1247" w:type="dxa"/>
+          </w:tcPr>
+          <w:p>
+            <w:pPr>
+              <w:spacing w:before="60" w:after="60"/>
+              <w:jc w:val="center"/>
+            </w:pPr>
+          </w:p>
+        </w:tc>
+      </w:tr>
+      <w:tr>
+        <w:trPr>
+          <w:jc w:val="center"/>
+        </w:trPr>
+        <w:tc>
+          <w:tcPr>
+            <w:tcW w:w="907" w:type="dxa"/>
+          </w:tcPr>
+          <w:p>
+            <w:pPr>
+              <w:spacing w:before="60" w:after="60"/>
+              <w:jc w:val="center"/>
+            </w:pPr>
+            <w:r>
+              <w:rPr>
+                <w:rFonts w:ascii="標楷體" w:hAnsi="標楷體"/>
+                <w:sz w:val="22"/>
+              </w:rPr>
+              <w:t>6</w:t>
+            </w:r>
+          </w:p>
+        </w:tc>
+        <w:tc>
+          <w:tcPr>
+            <w:tcW w:w="6236" w:type="dxa"/>
+          </w:tcPr>
+          <w:p>
+            <w:pPr>
+              <w:spacing w:before="60" w:after="60"/>
+            </w:pPr>
+            <w:r>
+              <w:rPr>
+                <w:rFonts w:ascii="標楷體" w:hAnsi="標楷體"/>
+                <w:sz w:val="22"/>
+              </w:rPr>
               <w:t>以上項同一個</w:t>
             </w:r>
             <w:r>
@@ -10955,14 +11549,7 @@
                 <w:rFonts w:ascii="標楷體" w:hAnsi="標楷體"/>
                 <w:sz w:val="22"/>
               </w:rPr>
-              <w:t>分鐘後才點該連結並送出密碼，應提示「驗證連結已失效，請重新申</w:t>
-            </w:r>
-            <w:r>
-              <w:rPr>
-                <w:rFonts w:ascii="標楷體" w:hAnsi="標楷體"/>
-                <w:sz w:val="22"/>
-              </w:rPr>
-              <w:t>請」，且帳號未建立。</w:t>
+              <w:t>分鐘後才點該連結並送出密碼，應提示「驗證連結已失效，請重新申請」，且帳號未建立。</w:t>
             </w:r>
           </w:p>
         </w:tc>
@@ -10994,7 +11581,7 @@
       <w:pPr>
         <w:pStyle w:val="1"/>
       </w:pPr>
-      <w:bookmarkStart w:id="11" w:name="_Toc243491410"/>
+      <w:bookmarkStart w:id="11" w:name="_Toc243496981"/>
       <w:r>
         <w:lastRenderedPageBreak/>
         <w:t xml:space="preserve">DP09 </w:t>
@@ -11786,7 +12373,14 @@
                 <w:rFonts w:ascii="標楷體" w:hAnsi="標楷體"/>
                 <w:sz w:val="22"/>
               </w:rPr>
-              <w:t>已用來完成重設的連結再次開啟，應直接提示「連結已失效，請重新申請」，且畫面不出現密碼輸入欄位；以受測帳號連續申請兩次重設時，開啟第一封信的連結亦應如此，開啟第二封則可正常設定新密碼並完成重設。</w:t>
+              <w:t>已用來完成重設的連結再次開啟，應直接提示「連結已失效，請重新申請」，且畫面不出現密碼輸入欄位；以受測帳號連續申請兩次重設時，開啟第一封信的連結亦應如此，開啟第二封則可正常設定</w:t>
+            </w:r>
+            <w:r>
+              <w:rPr>
+                <w:rFonts w:ascii="標楷體" w:hAnsi="標楷體"/>
+                <w:sz w:val="22"/>
+              </w:rPr>
+              <w:t>新密碼並完成重設。</w:t>
             </w:r>
           </w:p>
         </w:tc>
@@ -11908,7 +12502,7 @@
       <w:pPr>
         <w:pStyle w:val="1"/>
       </w:pPr>
-      <w:bookmarkStart w:id="12" w:name="_Toc243491411"/>
+      <w:bookmarkStart w:id="12" w:name="_Toc243496982"/>
       <w:r>
         <w:lastRenderedPageBreak/>
         <w:t xml:space="preserve">DP10 </w:t>
@@ -12409,14 +13003,7 @@
                 <w:rFonts w:ascii="標楷體" w:hAnsi="標楷體"/>
                 <w:sz w:val="22"/>
               </w:rPr>
-              <w:t xml:space="preserve"> </w:t>
-            </w:r>
-            <w:r>
-              <w:rPr>
-                <w:rFonts w:ascii="標楷體" w:hAnsi="標楷體"/>
-                <w:sz w:val="22"/>
-              </w:rPr>
-              <w:t>Email</w:t>
+              <w:t xml:space="preserve"> Email</w:t>
             </w:r>
             <w:r>
               <w:rPr>
@@ -12451,63 +13038,7 @@
                 <w:rFonts w:ascii="標楷體" w:hAnsi="標楷體"/>
                 <w:sz w:val="22"/>
               </w:rPr>
-              <w:t>登入應顯示「帳號或密碼錯誤」；點新信箱中的驗證連結，應顯示「</w:t>
-            </w:r>
-            <w:r>
-              <w:rPr>
-                <w:rFonts w:ascii="標楷體" w:hAnsi="標楷體"/>
-                <w:sz w:val="22"/>
-              </w:rPr>
-              <w:t xml:space="preserve">Email </w:t>
-            </w:r>
-            <w:r>
-              <w:rPr>
-                <w:rFonts w:ascii="標楷體" w:hAnsi="標楷體"/>
-                <w:sz w:val="22"/>
-              </w:rPr>
-              <w:t>已變更，請以新</w:t>
-            </w:r>
-            <w:r>
-              <w:rPr>
-                <w:rFonts w:ascii="標楷體" w:hAnsi="標楷體"/>
-                <w:sz w:val="22"/>
-              </w:rPr>
-              <w:t xml:space="preserve"> Email </w:t>
-            </w:r>
-            <w:r>
-              <w:rPr>
-                <w:rFonts w:ascii="標楷體" w:hAnsi="標楷體"/>
-                <w:sz w:val="22"/>
-              </w:rPr>
-              <w:t>登入。」，之後以新</w:t>
-            </w:r>
-            <w:r>
-              <w:rPr>
-                <w:rFonts w:ascii="標楷體" w:hAnsi="標楷體"/>
-                <w:sz w:val="22"/>
-              </w:rPr>
-              <w:t xml:space="preserve"> Email </w:t>
-            </w:r>
-            <w:r>
-              <w:rPr>
-                <w:rFonts w:ascii="標楷體" w:hAnsi="標楷體"/>
-                <w:sz w:val="22"/>
-              </w:rPr>
-              <w:t>可登入、原</w:t>
-            </w:r>
-            <w:r>
-              <w:rPr>
-                <w:rFonts w:ascii="標楷體" w:hAnsi="標楷體"/>
-                <w:sz w:val="22"/>
-              </w:rPr>
-              <w:t xml:space="preserve"> Email </w:t>
-            </w:r>
-            <w:r>
-              <w:rPr>
-                <w:rFonts w:ascii="標楷體" w:hAnsi="標楷體"/>
-                <w:sz w:val="22"/>
-              </w:rPr>
-              <w:t>不可。</w:t>
+              <w:t>登入應顯示「帳號或密碼錯誤」。</w:t>
             </w:r>
           </w:p>
         </w:tc>
@@ -12569,7 +13100,21 @@
                 <w:rFonts w:ascii="標楷體" w:hAnsi="標楷體"/>
                 <w:sz w:val="22"/>
               </w:rPr>
-              <w:t>輸入其他帳號正在使用的</w:t>
+              <w:t>點新信箱收到的那封變更驗證信的連結，應顯示「</w:t>
+            </w:r>
+            <w:r>
+              <w:rPr>
+                <w:rFonts w:ascii="標楷體" w:hAnsi="標楷體"/>
+                <w:sz w:val="22"/>
+              </w:rPr>
+              <w:t xml:space="preserve">Email </w:t>
+            </w:r>
+            <w:r>
+              <w:rPr>
+                <w:rFonts w:ascii="標楷體" w:hAnsi="標楷體"/>
+                <w:sz w:val="22"/>
+              </w:rPr>
+              <w:t>已變更，請以新</w:t>
             </w:r>
             <w:r>
               <w:rPr>
@@ -12583,7 +13128,7 @@
                 <w:rFonts w:ascii="標楷體" w:hAnsi="標楷體"/>
                 <w:sz w:val="22"/>
               </w:rPr>
-              <w:t>並按「寄驗證信」，應被擋下並提示「此</w:t>
+              <w:t>登入。」，之後以新</w:t>
             </w:r>
             <w:r>
               <w:rPr>
@@ -12597,7 +13142,21 @@
                 <w:rFonts w:ascii="標楷體" w:hAnsi="標楷體"/>
                 <w:sz w:val="22"/>
               </w:rPr>
-              <w:t>已被使用」。</w:t>
+              <w:t>可登入、原</w:t>
+            </w:r>
+            <w:r>
+              <w:rPr>
+                <w:rFonts w:ascii="標楷體" w:hAnsi="標楷體"/>
+                <w:sz w:val="22"/>
+              </w:rPr>
+              <w:t xml:space="preserve"> Email </w:t>
+            </w:r>
+            <w:r>
+              <w:rPr>
+                <w:rFonts w:ascii="標楷體" w:hAnsi="標楷體"/>
+                <w:sz w:val="22"/>
+              </w:rPr>
+              <w:t>不可。</w:t>
             </w:r>
           </w:p>
         </w:tc>
@@ -12659,7 +13218,7 @@
                 <w:rFonts w:ascii="標楷體" w:hAnsi="標楷體"/>
                 <w:sz w:val="22"/>
               </w:rPr>
-              <w:t>以另一個未被使用的</w:t>
+              <w:t>輸入其他帳號正在使用的</w:t>
             </w:r>
             <w:r>
               <w:rPr>
@@ -12673,49 +13232,7 @@
                 <w:rFonts w:ascii="標楷體" w:hAnsi="標楷體"/>
                 <w:sz w:val="22"/>
               </w:rPr>
-              <w:t>送出變更申請，</w:t>
-            </w:r>
-            <w:r>
-              <w:rPr>
-                <w:rFonts w:ascii="標楷體" w:hAnsi="標楷體"/>
-                <w:sz w:val="22"/>
-              </w:rPr>
-              <w:t xml:space="preserve">10 </w:t>
-            </w:r>
-            <w:r>
-              <w:rPr>
-                <w:rFonts w:ascii="標楷體" w:hAnsi="標楷體"/>
-                <w:sz w:val="22"/>
-              </w:rPr>
-              <w:t>分鐘內「寄驗證信」按鈕應顯示剩餘時間且無法按；等候</w:t>
-            </w:r>
-            <w:r>
-              <w:rPr>
-                <w:rFonts w:ascii="標楷體" w:hAnsi="標楷體"/>
-                <w:sz w:val="22"/>
-              </w:rPr>
-              <w:t xml:space="preserve"> 10 </w:t>
-            </w:r>
-            <w:r>
-              <w:rPr>
-                <w:rFonts w:ascii="標楷體" w:hAnsi="標楷體"/>
-                <w:sz w:val="22"/>
-              </w:rPr>
-              <w:t>分鐘後再申請一次，點第一封信的連結應提示「連結已失效，</w:t>
-            </w:r>
-            <w:r>
-              <w:rPr>
-                <w:rFonts w:ascii="標楷體" w:hAnsi="標楷體"/>
-                <w:sz w:val="22"/>
-              </w:rPr>
-              <w:t xml:space="preserve">Email </w:t>
-            </w:r>
-            <w:r>
-              <w:rPr>
-                <w:rFonts w:ascii="標楷體" w:hAnsi="標楷體"/>
-                <w:sz w:val="22"/>
-              </w:rPr>
-              <w:t>變更作廢，原</w:t>
+              <w:t>並按「寄驗證信」，應被擋下並提示「此</w:t>
             </w:r>
             <w:r>
               <w:rPr>
@@ -12729,7 +13246,7 @@
                 <w:rFonts w:ascii="標楷體" w:hAnsi="標楷體"/>
                 <w:sz w:val="22"/>
               </w:rPr>
-              <w:t>維持有效」，點第二封則完成變更。</w:t>
+              <w:t>已被使用」。</w:t>
             </w:r>
           </w:p>
         </w:tc>
@@ -12791,7 +13308,77 @@
                 <w:rFonts w:ascii="標楷體" w:hAnsi="標楷體"/>
                 <w:sz w:val="22"/>
               </w:rPr>
-              <w:t>按「變更密碼」，輸入正確舊密碼與合規之新密碼並按「儲存」，應顯示「密碼已更新」，之後以新密碼可登入、舊密碼不可；輸入錯誤的舊密碼應被擋下並提示「舊密碼不正確」，密碼維持不變；以最近使用過的密碼作為新密碼，應被擋下並提示「不可與最近使用過之密碼相同」。</w:t>
+              <w:t>以另一個未被使用的</w:t>
+            </w:r>
+            <w:r>
+              <w:rPr>
+                <w:rFonts w:ascii="標楷體" w:hAnsi="標楷體"/>
+                <w:sz w:val="22"/>
+              </w:rPr>
+              <w:t xml:space="preserve"> Email </w:t>
+            </w:r>
+            <w:r>
+              <w:rPr>
+                <w:rFonts w:ascii="標楷體" w:hAnsi="標楷體"/>
+                <w:sz w:val="22"/>
+              </w:rPr>
+              <w:t>送出變更申請，</w:t>
+            </w:r>
+            <w:r>
+              <w:rPr>
+                <w:rFonts w:ascii="標楷體" w:hAnsi="標楷體"/>
+                <w:sz w:val="22"/>
+              </w:rPr>
+              <w:t xml:space="preserve">10 </w:t>
+            </w:r>
+            <w:r>
+              <w:rPr>
+                <w:rFonts w:ascii="標楷體" w:hAnsi="標楷體"/>
+                <w:sz w:val="22"/>
+              </w:rPr>
+              <w:t>分鐘內「寄驗證信」按鈕應顯示剩餘時間且無法按；等候</w:t>
+            </w:r>
+            <w:r>
+              <w:rPr>
+                <w:rFonts w:ascii="標楷體" w:hAnsi="標楷體"/>
+                <w:sz w:val="22"/>
+              </w:rPr>
+              <w:t xml:space="preserve"> 10 </w:t>
+            </w:r>
+            <w:r>
+              <w:rPr>
+                <w:rFonts w:ascii="標楷體" w:hAnsi="標楷體"/>
+                <w:sz w:val="22"/>
+              </w:rPr>
+              <w:t>分鐘後再申請一次，點第一封信的連結應提示「連結已失效，</w:t>
+            </w:r>
+            <w:r>
+              <w:rPr>
+                <w:rFonts w:ascii="標楷體" w:hAnsi="標楷體"/>
+                <w:sz w:val="22"/>
+              </w:rPr>
+              <w:t xml:space="preserve">Email </w:t>
+            </w:r>
+            <w:r>
+              <w:rPr>
+                <w:rFonts w:ascii="標楷體" w:hAnsi="標楷體"/>
+                <w:sz w:val="22"/>
+              </w:rPr>
+              <w:t>變更作廢，原</w:t>
+            </w:r>
+            <w:r>
+              <w:rPr>
+                <w:rFonts w:ascii="標楷體" w:hAnsi="標楷體"/>
+                <w:sz w:val="22"/>
+              </w:rPr>
+              <w:t xml:space="preserve"> Email </w:t>
+            </w:r>
+            <w:r>
+              <w:rPr>
+                <w:rFonts w:ascii="標楷體" w:hAnsi="標楷體"/>
+                <w:sz w:val="22"/>
+              </w:rPr>
+              <w:t>維持有效」，點第二封則完成變更。</w:t>
             </w:r>
           </w:p>
         </w:tc>
@@ -12837,6 +13424,68 @@
                 <w:sz w:val="22"/>
               </w:rPr>
               <w:t>6</w:t>
+            </w:r>
+          </w:p>
+        </w:tc>
+        <w:tc>
+          <w:tcPr>
+            <w:tcW w:w="6236" w:type="dxa"/>
+          </w:tcPr>
+          <w:p>
+            <w:pPr>
+              <w:spacing w:before="60" w:after="60"/>
+            </w:pPr>
+            <w:r>
+              <w:rPr>
+                <w:rFonts w:ascii="標楷體" w:hAnsi="標楷體"/>
+                <w:sz w:val="22"/>
+              </w:rPr>
+              <w:t>按「變更密碼」，輸入正確舊密碼與合規之新密碼並按「儲存」，應顯示「密碼已更新」，之後以新密碼可登入、舊密碼不可；輸入錯誤的舊密碼應被擋下並提示「舊密碼不正確」，密碼維持不變；以最近使用過的密碼作為新密碼，應被擋下並提示「不可與最近使用過之密碼相同」。</w:t>
+            </w:r>
+          </w:p>
+        </w:tc>
+        <w:tc>
+          <w:tcPr>
+            <w:tcW w:w="1247" w:type="dxa"/>
+          </w:tcPr>
+          <w:p>
+            <w:pPr>
+              <w:spacing w:before="60" w:after="60"/>
+              <w:jc w:val="center"/>
+            </w:pPr>
+          </w:p>
+        </w:tc>
+        <w:tc>
+          <w:tcPr>
+            <w:tcW w:w="1247" w:type="dxa"/>
+          </w:tcPr>
+          <w:p>
+            <w:pPr>
+              <w:spacing w:before="60" w:after="60"/>
+              <w:jc w:val="center"/>
+            </w:pPr>
+          </w:p>
+        </w:tc>
+      </w:tr>
+      <w:tr>
+        <w:trPr>
+          <w:jc w:val="center"/>
+        </w:trPr>
+        <w:tc>
+          <w:tcPr>
+            <w:tcW w:w="907" w:type="dxa"/>
+          </w:tcPr>
+          <w:p>
+            <w:pPr>
+              <w:spacing w:before="60" w:after="60"/>
+              <w:jc w:val="center"/>
+            </w:pPr>
+            <w:r>
+              <w:rPr>
+                <w:rFonts w:ascii="標楷體" w:hAnsi="標楷體"/>
+                <w:sz w:val="22"/>
+              </w:rPr>
+              <w:t>7</w:t>
             </w:r>
           </w:p>
         </w:tc>
@@ -13128,9 +13777,9 @@
     </w:lvl>
   </w:abstractNum>
   <w:abstractNum w:abstractNumId="1" w15:restartNumberingAfterBreak="0">
-    <w:nsid w:val="24AA487A"/>
+    <w:nsid w:val="20F34776"/>
     <w:multiLevelType w:val="multilevel"/>
-    <w:tmpl w:val="78E21688"/>
+    <w:tmpl w:val="90B2A9D0"/>
     <w:lvl w:ilvl="0">
       <w:start w:val="1"/>
       <w:numFmt w:val="bullet"/>
@@ -25234,7 +25883,7 @@
 </file>
 
 <file path=customXml/itemProps1.xml><?xml version="1.0" encoding="utf-8"?>
-<ds:datastoreItem xmlns:ds="http://schemas.openxmlformats.org/officeDocument/2006/customXml" ds:itemID="{E91FFCDA-372D-43FE-81B1-540C01D7D742}">
+<ds:datastoreItem xmlns:ds="http://schemas.openxmlformats.org/officeDocument/2006/customXml" ds:itemID="{2F9E8111-F96D-43EC-BE4A-0591EB0D220B}">
   <ds:schemaRefs>
     <ds:schemaRef ds:uri="http://schemas.openxmlformats.org/officeDocument/2006/bibliography"/>
   </ds:schemaRefs>

--- a/docs/manuals/測試報告/DP-平台管理模組.docx
+++ b/docs/manuals/測試報告/DP-平台管理模組.docx
@@ -498,7 +498,7 @@
       <w:r>
         <w:fldChar w:fldCharType="separate"/>
       </w:r>
-      <w:hyperlink w:anchor="_Toc243496971" w:history="1">
+      <w:hyperlink w:anchor="_Toc243497523" w:history="1">
         <w:r>
           <w:rPr>
             <w:rStyle w:val="affb"/>
@@ -526,7 +526,7 @@
             <w:noProof/>
             <w:webHidden/>
           </w:rPr>
-          <w:instrText xml:space="preserve"> PAGEREF _Toc243496971 \h </w:instrText>
+          <w:instrText xml:space="preserve"> PAGEREF _Toc243497523 \h </w:instrText>
         </w:r>
         <w:r>
           <w:rPr>
@@ -571,7 +571,7 @@
           <w:szCs w:val="22"/>
         </w:rPr>
       </w:pPr>
-      <w:hyperlink w:anchor="_Toc243496972" w:history="1">
+      <w:hyperlink w:anchor="_Toc243497524" w:history="1">
         <w:r>
           <w:rPr>
             <w:rStyle w:val="affb"/>
@@ -606,7 +606,7 @@
             <w:noProof/>
             <w:webHidden/>
           </w:rPr>
-          <w:instrText xml:space="preserve"> PAGEREF _Toc243496972 \h </w:instrText>
+          <w:instrText xml:space="preserve"> PAGEREF _Toc243497524 \h </w:instrText>
         </w:r>
         <w:r>
           <w:rPr>
@@ -651,7 +651,7 @@
           <w:szCs w:val="22"/>
         </w:rPr>
       </w:pPr>
-      <w:hyperlink w:anchor="_Toc243496973" w:history="1">
+      <w:hyperlink w:anchor="_Toc243497525" w:history="1">
         <w:r>
           <w:rPr>
             <w:rStyle w:val="affb"/>
@@ -686,7 +686,7 @@
             <w:noProof/>
             <w:webHidden/>
           </w:rPr>
-          <w:instrText xml:space="preserve"> PAGEREF _Toc243496973 \h </w:instrText>
+          <w:instrText xml:space="preserve"> PAGEREF _Toc243497525 \h </w:instrText>
         </w:r>
         <w:r>
           <w:rPr>
@@ -731,7 +731,7 @@
           <w:szCs w:val="22"/>
         </w:rPr>
       </w:pPr>
-      <w:hyperlink w:anchor="_Toc243496974" w:history="1">
+      <w:hyperlink w:anchor="_Toc243497526" w:history="1">
         <w:r>
           <w:rPr>
             <w:rStyle w:val="affb"/>
@@ -766,7 +766,7 @@
             <w:noProof/>
             <w:webHidden/>
           </w:rPr>
-          <w:instrText xml:space="preserve"> PAGEREF _Toc243496974 \h </w:instrText>
+          <w:instrText xml:space="preserve"> PAGEREF _Toc243497526 \h </w:instrText>
         </w:r>
         <w:r>
           <w:rPr>
@@ -811,7 +811,7 @@
           <w:szCs w:val="22"/>
         </w:rPr>
       </w:pPr>
-      <w:hyperlink w:anchor="_Toc243496975" w:history="1">
+      <w:hyperlink w:anchor="_Toc243497527" w:history="1">
         <w:r>
           <w:rPr>
             <w:rStyle w:val="affb"/>
@@ -846,7 +846,7 @@
             <w:noProof/>
             <w:webHidden/>
           </w:rPr>
-          <w:instrText xml:space="preserve"> PAGEREF _Toc243496975 \h </w:instrText>
+          <w:instrText xml:space="preserve"> PAGEREF _Toc243497527 \h </w:instrText>
         </w:r>
         <w:r>
           <w:rPr>
@@ -891,7 +891,7 @@
           <w:szCs w:val="22"/>
         </w:rPr>
       </w:pPr>
-      <w:hyperlink w:anchor="_Toc243496976" w:history="1">
+      <w:hyperlink w:anchor="_Toc243497528" w:history="1">
         <w:r>
           <w:rPr>
             <w:rStyle w:val="affb"/>
@@ -926,7 +926,7 @@
             <w:noProof/>
             <w:webHidden/>
           </w:rPr>
-          <w:instrText xml:space="preserve"> PAGEREF _Toc243496976 \h </w:instrText>
+          <w:instrText xml:space="preserve"> PAGEREF _Toc243497528 \h </w:instrText>
         </w:r>
         <w:r>
           <w:rPr>
@@ -971,7 +971,7 @@
           <w:szCs w:val="22"/>
         </w:rPr>
       </w:pPr>
-      <w:hyperlink w:anchor="_Toc243496977" w:history="1">
+      <w:hyperlink w:anchor="_Toc243497529" w:history="1">
         <w:r>
           <w:rPr>
             <w:rStyle w:val="affb"/>
@@ -1006,7 +1006,7 @@
             <w:noProof/>
             <w:webHidden/>
           </w:rPr>
-          <w:instrText xml:space="preserve"> PAGEREF _Toc243496977 \h </w:instrText>
+          <w:instrText xml:space="preserve"> PAGEREF _Toc243497529 \h </w:instrText>
         </w:r>
         <w:r>
           <w:rPr>
@@ -1051,7 +1051,7 @@
           <w:szCs w:val="22"/>
         </w:rPr>
       </w:pPr>
-      <w:hyperlink w:anchor="_Toc243496978" w:history="1">
+      <w:hyperlink w:anchor="_Toc243497530" w:history="1">
         <w:r>
           <w:rPr>
             <w:rStyle w:val="affb"/>
@@ -1086,7 +1086,7 @@
             <w:noProof/>
             <w:webHidden/>
           </w:rPr>
-          <w:instrText xml:space="preserve"> PAGEREF _Toc243496978 \h </w:instrText>
+          <w:instrText xml:space="preserve"> PAGEREF _Toc243497530 \h </w:instrText>
         </w:r>
         <w:r>
           <w:rPr>
@@ -1131,7 +1131,7 @@
           <w:szCs w:val="22"/>
         </w:rPr>
       </w:pPr>
-      <w:hyperlink w:anchor="_Toc243496979" w:history="1">
+      <w:hyperlink w:anchor="_Toc243497531" w:history="1">
         <w:r>
           <w:rPr>
             <w:rStyle w:val="affb"/>
@@ -1166,7 +1166,7 @@
             <w:noProof/>
             <w:webHidden/>
           </w:rPr>
-          <w:instrText xml:space="preserve"> PAGEREF _Toc243496979 \h </w:instrText>
+          <w:instrText xml:space="preserve"> PAGEREF _Toc243497531 \h </w:instrText>
         </w:r>
         <w:r>
           <w:rPr>
@@ -1211,7 +1211,7 @@
           <w:szCs w:val="22"/>
         </w:rPr>
       </w:pPr>
-      <w:hyperlink w:anchor="_Toc243496980" w:history="1">
+      <w:hyperlink w:anchor="_Toc243497532" w:history="1">
         <w:r>
           <w:rPr>
             <w:rStyle w:val="affb"/>
@@ -1246,7 +1246,7 @@
             <w:noProof/>
             <w:webHidden/>
           </w:rPr>
-          <w:instrText xml:space="preserve"> PAGEREF _Toc243496980 \h </w:instrText>
+          <w:instrText xml:space="preserve"> PAGEREF _Toc243497532 \h </w:instrText>
         </w:r>
         <w:r>
           <w:rPr>
@@ -1291,7 +1291,7 @@
           <w:szCs w:val="22"/>
         </w:rPr>
       </w:pPr>
-      <w:hyperlink w:anchor="_Toc243496981" w:history="1">
+      <w:hyperlink w:anchor="_Toc243497533" w:history="1">
         <w:r>
           <w:rPr>
             <w:rStyle w:val="affb"/>
@@ -1326,7 +1326,7 @@
             <w:noProof/>
             <w:webHidden/>
           </w:rPr>
-          <w:instrText xml:space="preserve"> PAGEREF _Toc243496981 \h </w:instrText>
+          <w:instrText xml:space="preserve"> PAGEREF _Toc243497533 \h </w:instrText>
         </w:r>
         <w:r>
           <w:rPr>
@@ -1371,7 +1371,7 @@
           <w:szCs w:val="22"/>
         </w:rPr>
       </w:pPr>
-      <w:hyperlink w:anchor="_Toc243496982" w:history="1">
+      <w:hyperlink w:anchor="_Toc243497534" w:history="1">
         <w:r>
           <w:rPr>
             <w:rStyle w:val="affb"/>
@@ -1406,7 +1406,7 @@
             <w:noProof/>
             <w:webHidden/>
           </w:rPr>
-          <w:instrText xml:space="preserve"> PAGEREF _Toc243496982 \h </w:instrText>
+          <w:instrText xml:space="preserve"> PAGEREF _Toc243497534 \h </w:instrText>
         </w:r>
         <w:r>
           <w:rPr>
@@ -1456,7 +1456,7 @@
       <w:pPr>
         <w:pStyle w:val="1"/>
       </w:pPr>
-      <w:bookmarkStart w:id="1" w:name="_Toc243496971"/>
+      <w:bookmarkStart w:id="1" w:name="_Toc243497523"/>
       <w:r>
         <w:lastRenderedPageBreak/>
         <w:t>測試注意事項</w:t>
@@ -1478,7 +1478,7 @@
       <w:pPr>
         <w:pStyle w:val="1"/>
       </w:pPr>
-      <w:bookmarkStart w:id="2" w:name="_Toc243496972"/>
+      <w:bookmarkStart w:id="2" w:name="_Toc243497524"/>
       <w:r>
         <w:lastRenderedPageBreak/>
         <w:t xml:space="preserve">DP00 </w:t>
@@ -2371,7 +2371,7 @@
       <w:pPr>
         <w:pStyle w:val="1"/>
       </w:pPr>
-      <w:bookmarkStart w:id="3" w:name="_Toc243496973"/>
+      <w:bookmarkStart w:id="3" w:name="_Toc243497525"/>
       <w:r>
         <w:lastRenderedPageBreak/>
         <w:t xml:space="preserve">DP01 </w:t>
@@ -4053,7 +4053,7 @@
       <w:pPr>
         <w:pStyle w:val="1"/>
       </w:pPr>
-      <w:bookmarkStart w:id="4" w:name="_Toc243496974"/>
+      <w:bookmarkStart w:id="4" w:name="_Toc243497526"/>
       <w:r>
         <w:lastRenderedPageBreak/>
         <w:t xml:space="preserve">DP02 </w:t>
@@ -5298,7 +5298,7 @@
       <w:pPr>
         <w:pStyle w:val="1"/>
       </w:pPr>
-      <w:bookmarkStart w:id="5" w:name="_Toc243496975"/>
+      <w:bookmarkStart w:id="5" w:name="_Toc243497527"/>
       <w:r>
         <w:lastRenderedPageBreak/>
         <w:t xml:space="preserve">DP03 </w:t>
@@ -6337,7 +6337,7 @@
       <w:pPr>
         <w:pStyle w:val="1"/>
       </w:pPr>
-      <w:bookmarkStart w:id="6" w:name="_Toc243496976"/>
+      <w:bookmarkStart w:id="6" w:name="_Toc243497528"/>
       <w:r>
         <w:lastRenderedPageBreak/>
         <w:t xml:space="preserve">DP04 </w:t>
@@ -6942,7 +6942,7 @@
                 <w:rFonts w:ascii="標楷體" w:hAnsi="標楷體"/>
                 <w:sz w:val="22"/>
               </w:rPr>
-              <w:t xml:space="preserve"> `{user_name}` </w:t>
+              <w:t xml:space="preserve"> {user_name} </w:t>
             </w:r>
             <w:r>
               <w:rPr>
@@ -6956,7 +6956,7 @@
                 <w:rFonts w:ascii="標楷體" w:hAnsi="標楷體"/>
                 <w:sz w:val="22"/>
               </w:rPr>
-              <w:t xml:space="preserve"> `{user_nam}`</w:t>
+              <w:t xml:space="preserve"> {user_nam}</w:t>
             </w:r>
             <w:r>
               <w:rPr>
@@ -6977,21 +6977,21 @@
                 <w:rFonts w:ascii="標楷體" w:hAnsi="標楷體"/>
                 <w:sz w:val="22"/>
               </w:rPr>
-              <w:t>」，關閉編輯區重開後內文應仍為原</w:t>
-            </w:r>
-            <w:r>
-              <w:rPr>
-                <w:rFonts w:ascii="標楷體" w:hAnsi="標楷體"/>
-                <w:sz w:val="22"/>
-              </w:rPr>
-              <w:t>值（未被存入）；改成在內文貼入</w:t>
-            </w:r>
-            <w:r>
-              <w:rPr>
-                <w:rFonts w:ascii="標楷體" w:hAnsi="標楷體"/>
-                <w:sz w:val="22"/>
-              </w:rPr>
-              <w:t xml:space="preserve"> `&lt;span style="{color:red}"&gt;x&lt;/span&gt;` </w:t>
+              <w:t>」，關閉編輯區重開後內文應仍為原值（未被</w:t>
+            </w:r>
+            <w:r>
+              <w:rPr>
+                <w:rFonts w:ascii="標楷體" w:hAnsi="標楷體"/>
+                <w:sz w:val="22"/>
+              </w:rPr>
+              <w:t>存入）；改成在內文貼入</w:t>
+            </w:r>
+            <w:r>
+              <w:rPr>
+                <w:rFonts w:ascii="標楷體" w:hAnsi="標楷體"/>
+                <w:sz w:val="22"/>
+              </w:rPr>
+              <w:t xml:space="preserve"> &lt;span style="{color:red}"&gt;x&lt;/span&gt; </w:t>
             </w:r>
             <w:r>
               <w:rPr>
@@ -7258,7 +7258,7 @@
       <w:pPr>
         <w:pStyle w:val="1"/>
       </w:pPr>
-      <w:bookmarkStart w:id="7" w:name="_Toc243496977"/>
+      <w:bookmarkStart w:id="7" w:name="_Toc243497529"/>
       <w:r>
         <w:lastRenderedPageBreak/>
         <w:t xml:space="preserve">DP05 </w:t>
@@ -8331,7 +8331,7 @@
       <w:pPr>
         <w:pStyle w:val="1"/>
       </w:pPr>
-      <w:bookmarkStart w:id="8" w:name="_Toc243496978"/>
+      <w:bookmarkStart w:id="8" w:name="_Toc243497530"/>
       <w:r>
         <w:lastRenderedPageBreak/>
         <w:t xml:space="preserve">DP06 </w:t>
@@ -8770,7 +8770,7 @@
                 <w:rFonts w:ascii="標楷體" w:hAnsi="標楷體"/>
                 <w:sz w:val="22"/>
               </w:rPr>
-              <w:t xml:space="preserve"> `0 8 * * *` </w:t>
+              <w:t xml:space="preserve"> 0 8 * * * </w:t>
             </w:r>
             <w:r>
               <w:rPr>
@@ -9054,7 +9054,7 @@
                 <w:rFonts w:ascii="標楷體" w:hAnsi="標楷體"/>
                 <w:sz w:val="22"/>
               </w:rPr>
-              <w:t xml:space="preserve"> `0` </w:t>
+              <w:t xml:space="preserve"> 0 </w:t>
             </w:r>
             <w:r>
               <w:rPr>
@@ -9158,7 +9158,7 @@
                 <w:rFonts w:ascii="標楷體" w:hAnsi="標楷體"/>
                 <w:sz w:val="22"/>
               </w:rPr>
-              <w:t xml:space="preserve"> `7`</w:t>
+              <w:t xml:space="preserve"> 7</w:t>
             </w:r>
             <w:r>
               <w:rPr>
@@ -9384,7 +9384,7 @@
       <w:pPr>
         <w:pStyle w:val="1"/>
       </w:pPr>
-      <w:bookmarkStart w:id="9" w:name="_Toc243496979"/>
+      <w:bookmarkStart w:id="9" w:name="_Toc243497531"/>
       <w:r>
         <w:lastRenderedPageBreak/>
         <w:t xml:space="preserve">DP07 </w:t>
@@ -10632,7 +10632,7 @@
       <w:pPr>
         <w:pStyle w:val="1"/>
       </w:pPr>
-      <w:bookmarkStart w:id="10" w:name="_Toc243496980"/>
+      <w:bookmarkStart w:id="10" w:name="_Toc243497532"/>
       <w:r>
         <w:lastRenderedPageBreak/>
         <w:t xml:space="preserve">DP08 </w:t>
@@ -11581,7 +11581,7 @@
       <w:pPr>
         <w:pStyle w:val="1"/>
       </w:pPr>
-      <w:bookmarkStart w:id="11" w:name="_Toc243496981"/>
+      <w:bookmarkStart w:id="11" w:name="_Toc243497533"/>
       <w:r>
         <w:lastRenderedPageBreak/>
         <w:t xml:space="preserve">DP09 </w:t>
@@ -12502,7 +12502,7 @@
       <w:pPr>
         <w:pStyle w:val="1"/>
       </w:pPr>
-      <w:bookmarkStart w:id="12" w:name="_Toc243496982"/>
+      <w:bookmarkStart w:id="12" w:name="_Toc243497534"/>
       <w:r>
         <w:lastRenderedPageBreak/>
         <w:t xml:space="preserve">DP10 </w:t>
@@ -13777,9 +13777,9 @@
     </w:lvl>
   </w:abstractNum>
   <w:abstractNum w:abstractNumId="1" w15:restartNumberingAfterBreak="0">
-    <w:nsid w:val="20F34776"/>
+    <w:nsid w:val="23036F1B"/>
     <w:multiLevelType w:val="multilevel"/>
-    <w:tmpl w:val="90B2A9D0"/>
+    <w:tmpl w:val="6D747E78"/>
     <w:lvl w:ilvl="0">
       <w:start w:val="1"/>
       <w:numFmt w:val="bullet"/>
@@ -25883,7 +25883,7 @@
 </file>
 
 <file path=customXml/itemProps1.xml><?xml version="1.0" encoding="utf-8"?>
-<ds:datastoreItem xmlns:ds="http://schemas.openxmlformats.org/officeDocument/2006/customXml" ds:itemID="{2F9E8111-F96D-43EC-BE4A-0591EB0D220B}">
+<ds:datastoreItem xmlns:ds="http://schemas.openxmlformats.org/officeDocument/2006/customXml" ds:itemID="{98829D61-0D0B-47F1-B290-219B8DA82681}">
   <ds:schemaRefs>
     <ds:schemaRef ds:uri="http://schemas.openxmlformats.org/officeDocument/2006/bibliography"/>
   </ds:schemaRefs>

--- a/docs/manuals/測試報告/DP-平台管理模組.docx
+++ b/docs/manuals/測試報告/DP-平台管理模組.docx
@@ -246,7 +246,7 @@
               <w:spacing w:before="60" w:after="60"/>
             </w:pPr>
             <w:r>
-              <w:t>2026/10/21</w:t>
+              <w:t>2026/10/27</w:t>
             </w:r>
           </w:p>
         </w:tc>
@@ -433,7 +433,7 @@
               <w:jc w:val="center"/>
             </w:pPr>
             <w:r>
-              <w:t>2026/10/21</w:t>
+              <w:t>2026/10/27</w:t>
             </w:r>
           </w:p>
         </w:tc>
@@ -498,7 +498,7 @@
       <w:r>
         <w:fldChar w:fldCharType="separate"/>
       </w:r>
-      <w:hyperlink w:anchor="_Toc243497523" w:history="1">
+      <w:hyperlink w:anchor="_Toc244005273" w:history="1">
         <w:r>
           <w:rPr>
             <w:rStyle w:val="affb"/>
@@ -526,7 +526,7 @@
             <w:noProof/>
             <w:webHidden/>
           </w:rPr>
-          <w:instrText xml:space="preserve"> PAGEREF _Toc243497523 \h </w:instrText>
+          <w:instrText xml:space="preserve"> PAGEREF _Toc244005273 \h </w:instrText>
         </w:r>
         <w:r>
           <w:rPr>
@@ -571,7 +571,7 @@
           <w:szCs w:val="22"/>
         </w:rPr>
       </w:pPr>
-      <w:hyperlink w:anchor="_Toc243497524" w:history="1">
+      <w:hyperlink w:anchor="_Toc244005274" w:history="1">
         <w:r>
           <w:rPr>
             <w:rStyle w:val="affb"/>
@@ -606,7 +606,7 @@
             <w:noProof/>
             <w:webHidden/>
           </w:rPr>
-          <w:instrText xml:space="preserve"> PAGEREF _Toc243497524 \h </w:instrText>
+          <w:instrText xml:space="preserve"> PAGEREF _Toc244005274 \h </w:instrText>
         </w:r>
         <w:r>
           <w:rPr>
@@ -651,7 +651,7 @@
           <w:szCs w:val="22"/>
         </w:rPr>
       </w:pPr>
-      <w:hyperlink w:anchor="_Toc243497525" w:history="1">
+      <w:hyperlink w:anchor="_Toc244005275" w:history="1">
         <w:r>
           <w:rPr>
             <w:rStyle w:val="affb"/>
@@ -686,7 +686,7 @@
             <w:noProof/>
             <w:webHidden/>
           </w:rPr>
-          <w:instrText xml:space="preserve"> PAGEREF _Toc243497525 \h </w:instrText>
+          <w:instrText xml:space="preserve"> PAGEREF _Toc244005275 \h </w:instrText>
         </w:r>
         <w:r>
           <w:rPr>
@@ -731,7 +731,7 @@
           <w:szCs w:val="22"/>
         </w:rPr>
       </w:pPr>
-      <w:hyperlink w:anchor="_Toc243497526" w:history="1">
+      <w:hyperlink w:anchor="_Toc244005276" w:history="1">
         <w:r>
           <w:rPr>
             <w:rStyle w:val="affb"/>
@@ -766,7 +766,7 @@
             <w:noProof/>
             <w:webHidden/>
           </w:rPr>
-          <w:instrText xml:space="preserve"> PAGEREF _Toc243497526 \h </w:instrText>
+          <w:instrText xml:space="preserve"> PAGEREF _Toc244005276 \h </w:instrText>
         </w:r>
         <w:r>
           <w:rPr>
@@ -811,7 +811,7 @@
           <w:szCs w:val="22"/>
         </w:rPr>
       </w:pPr>
-      <w:hyperlink w:anchor="_Toc243497527" w:history="1">
+      <w:hyperlink w:anchor="_Toc244005277" w:history="1">
         <w:r>
           <w:rPr>
             <w:rStyle w:val="affb"/>
@@ -846,7 +846,7 @@
             <w:noProof/>
             <w:webHidden/>
           </w:rPr>
-          <w:instrText xml:space="preserve"> PAGEREF _Toc243497527 \h </w:instrText>
+          <w:instrText xml:space="preserve"> PAGEREF _Toc244005277 \h </w:instrText>
         </w:r>
         <w:r>
           <w:rPr>
@@ -891,7 +891,7 @@
           <w:szCs w:val="22"/>
         </w:rPr>
       </w:pPr>
-      <w:hyperlink w:anchor="_Toc243497528" w:history="1">
+      <w:hyperlink w:anchor="_Toc244005278" w:history="1">
         <w:r>
           <w:rPr>
             <w:rStyle w:val="affb"/>
@@ -926,7 +926,7 @@
             <w:noProof/>
             <w:webHidden/>
           </w:rPr>
-          <w:instrText xml:space="preserve"> PAGEREF _Toc243497528 \h </w:instrText>
+          <w:instrText xml:space="preserve"> PAGEREF _Toc244005278 \h </w:instrText>
         </w:r>
         <w:r>
           <w:rPr>
@@ -971,7 +971,7 @@
           <w:szCs w:val="22"/>
         </w:rPr>
       </w:pPr>
-      <w:hyperlink w:anchor="_Toc243497529" w:history="1">
+      <w:hyperlink w:anchor="_Toc244005279" w:history="1">
         <w:r>
           <w:rPr>
             <w:rStyle w:val="affb"/>
@@ -1006,7 +1006,7 @@
             <w:noProof/>
             <w:webHidden/>
           </w:rPr>
-          <w:instrText xml:space="preserve"> PAGEREF _Toc243497529 \h </w:instrText>
+          <w:instrText xml:space="preserve"> PAGEREF _Toc244005279 \h </w:instrText>
         </w:r>
         <w:r>
           <w:rPr>
@@ -1051,7 +1051,7 @@
           <w:szCs w:val="22"/>
         </w:rPr>
       </w:pPr>
-      <w:hyperlink w:anchor="_Toc243497530" w:history="1">
+      <w:hyperlink w:anchor="_Toc244005280" w:history="1">
         <w:r>
           <w:rPr>
             <w:rStyle w:val="affb"/>
@@ -1086,7 +1086,7 @@
             <w:noProof/>
             <w:webHidden/>
           </w:rPr>
-          <w:instrText xml:space="preserve"> PAGEREF _Toc243497530 \h </w:instrText>
+          <w:instrText xml:space="preserve"> PAGEREF _Toc244005280 \h </w:instrText>
         </w:r>
         <w:r>
           <w:rPr>
@@ -1131,7 +1131,7 @@
           <w:szCs w:val="22"/>
         </w:rPr>
       </w:pPr>
-      <w:hyperlink w:anchor="_Toc243497531" w:history="1">
+      <w:hyperlink w:anchor="_Toc244005281" w:history="1">
         <w:r>
           <w:rPr>
             <w:rStyle w:val="affb"/>
@@ -1166,7 +1166,7 @@
             <w:noProof/>
             <w:webHidden/>
           </w:rPr>
-          <w:instrText xml:space="preserve"> PAGEREF _Toc243497531 \h </w:instrText>
+          <w:instrText xml:space="preserve"> PAGEREF _Toc244005281 \h </w:instrText>
         </w:r>
         <w:r>
           <w:rPr>
@@ -1211,7 +1211,7 @@
           <w:szCs w:val="22"/>
         </w:rPr>
       </w:pPr>
-      <w:hyperlink w:anchor="_Toc243497532" w:history="1">
+      <w:hyperlink w:anchor="_Toc244005282" w:history="1">
         <w:r>
           <w:rPr>
             <w:rStyle w:val="affb"/>
@@ -1246,7 +1246,7 @@
             <w:noProof/>
             <w:webHidden/>
           </w:rPr>
-          <w:instrText xml:space="preserve"> PAGEREF _Toc243497532 \h </w:instrText>
+          <w:instrText xml:space="preserve"> PAGEREF _Toc244005282 \h </w:instrText>
         </w:r>
         <w:r>
           <w:rPr>
@@ -1291,7 +1291,7 @@
           <w:szCs w:val="22"/>
         </w:rPr>
       </w:pPr>
-      <w:hyperlink w:anchor="_Toc243497533" w:history="1">
+      <w:hyperlink w:anchor="_Toc244005283" w:history="1">
         <w:r>
           <w:rPr>
             <w:rStyle w:val="affb"/>
@@ -1326,7 +1326,7 @@
             <w:noProof/>
             <w:webHidden/>
           </w:rPr>
-          <w:instrText xml:space="preserve"> PAGEREF _Toc243497533 \h </w:instrText>
+          <w:instrText xml:space="preserve"> PAGEREF _Toc244005283 \h </w:instrText>
         </w:r>
         <w:r>
           <w:rPr>
@@ -1371,7 +1371,7 @@
           <w:szCs w:val="22"/>
         </w:rPr>
       </w:pPr>
-      <w:hyperlink w:anchor="_Toc243497534" w:history="1">
+      <w:hyperlink w:anchor="_Toc244005284" w:history="1">
         <w:r>
           <w:rPr>
             <w:rStyle w:val="affb"/>
@@ -1406,7 +1406,7 @@
             <w:noProof/>
             <w:webHidden/>
           </w:rPr>
-          <w:instrText xml:space="preserve"> PAGEREF _Toc243497534 \h </w:instrText>
+          <w:instrText xml:space="preserve"> PAGEREF _Toc244005284 \h </w:instrText>
         </w:r>
         <w:r>
           <w:rPr>
@@ -1456,7 +1456,7 @@
       <w:pPr>
         <w:pStyle w:val="1"/>
       </w:pPr>
-      <w:bookmarkStart w:id="1" w:name="_Toc243497523"/>
+      <w:bookmarkStart w:id="1" w:name="_Toc244005273"/>
       <w:r>
         <w:lastRenderedPageBreak/>
         <w:t>測試注意事項</w:t>
@@ -1478,7 +1478,7 @@
       <w:pPr>
         <w:pStyle w:val="1"/>
       </w:pPr>
-      <w:bookmarkStart w:id="2" w:name="_Toc243497524"/>
+      <w:bookmarkStart w:id="2" w:name="_Toc244005274"/>
       <w:r>
         <w:lastRenderedPageBreak/>
         <w:t xml:space="preserve">DP00 </w:t>
@@ -2110,7 +2110,63 @@
                 <w:rFonts w:ascii="標楷體" w:hAnsi="標楷體"/>
                 <w:sz w:val="22"/>
               </w:rPr>
-              <w:t>以教育訓練管理者登入，「全體訓練概況」應列出已有學員之已發布與已關閉課程。</w:t>
+              <w:t>以教育訓練管理者登入，「全體訓練概況」應只列出已有學員之開放中課程，最多</w:t>
+            </w:r>
+            <w:r>
+              <w:rPr>
+                <w:rFonts w:ascii="標楷體" w:hAnsi="標楷體"/>
+                <w:sz w:val="22"/>
+              </w:rPr>
+              <w:t xml:space="preserve"> 5 </w:t>
+            </w:r>
+            <w:r>
+              <w:rPr>
+                <w:rFonts w:ascii="標楷體" w:hAnsi="標楷體"/>
+                <w:sz w:val="22"/>
+              </w:rPr>
+              <w:t>門、依完成率由低到高排列；開放中的課程超過</w:t>
+            </w:r>
+            <w:r>
+              <w:rPr>
+                <w:rFonts w:ascii="標楷體" w:hAnsi="標楷體"/>
+                <w:sz w:val="22"/>
+              </w:rPr>
+              <w:t xml:space="preserve"> 5 </w:t>
+            </w:r>
+            <w:r>
+              <w:rPr>
+                <w:rFonts w:ascii="標楷體" w:hAnsi="標楷體"/>
+                <w:sz w:val="22"/>
+              </w:rPr>
+              <w:t>門時，標題註記「（完成率最低的</w:t>
+            </w:r>
+            <w:r>
+              <w:rPr>
+                <w:rFonts w:ascii="標楷體" w:hAnsi="標楷體"/>
+                <w:sz w:val="22"/>
+              </w:rPr>
+              <w:t xml:space="preserve"> N </w:t>
+            </w:r>
+            <w:r>
+              <w:rPr>
+                <w:rFonts w:ascii="標楷體" w:hAnsi="標楷體"/>
+                <w:sz w:val="22"/>
+              </w:rPr>
+              <w:t>門，開放中共</w:t>
+            </w:r>
+            <w:r>
+              <w:rPr>
+                <w:rFonts w:ascii="標楷體" w:hAnsi="標楷體"/>
+                <w:sz w:val="22"/>
+              </w:rPr>
+              <w:t xml:space="preserve"> M </w:t>
+            </w:r>
+            <w:r>
+              <w:rPr>
+                <w:rFonts w:ascii="標楷體" w:hAnsi="標楷體"/>
+                <w:sz w:val="22"/>
+              </w:rPr>
+              <w:t>門）」，未超過時註記「（各課程完成率）」。</w:t>
             </w:r>
           </w:p>
         </w:tc>
@@ -2172,7 +2228,7 @@
                 <w:rFonts w:ascii="標楷體" w:hAnsi="標楷體"/>
                 <w:sz w:val="22"/>
               </w:rPr>
-              <w:t>以教師登入，先記下本人兩門已發布課程（一門尚有學員未完成、一門學員已全數完成）的閱課結束時間，於</w:t>
+              <w:t>教師於</w:t>
             </w:r>
             <w:r>
               <w:rPr>
@@ -2186,35 +2242,21 @@
                 <w:rFonts w:ascii="標楷體" w:hAnsi="標楷體"/>
                 <w:sz w:val="22"/>
               </w:rPr>
-              <w:t>將兩門皆暫改為兩天後並更新；回到本頁，「我的課程待辦」應列出尚有學員未完成的那門及其剩餘天數與未完課人數（剩餘天數以整天無條件捨去，例如剩</w:t>
-            </w:r>
-            <w:r>
-              <w:rPr>
-                <w:rFonts w:ascii="標楷體" w:hAnsi="標楷體"/>
-                <w:sz w:val="22"/>
-              </w:rPr>
-              <w:t xml:space="preserve"> 47 </w:t>
-            </w:r>
-            <w:r>
-              <w:rPr>
-                <w:rFonts w:ascii="標楷體" w:hAnsi="標楷體"/>
-                <w:sz w:val="22"/>
-              </w:rPr>
-              <w:t>小時顯示「剩</w:t>
-            </w:r>
-            <w:r>
-              <w:rPr>
-                <w:rFonts w:ascii="標楷體" w:hAnsi="標楷體"/>
-                <w:sz w:val="22"/>
-              </w:rPr>
-              <w:t xml:space="preserve"> 1 </w:t>
-            </w:r>
-            <w:r>
-              <w:rPr>
-                <w:rFonts w:ascii="標楷體" w:hAnsi="標楷體"/>
-                <w:sz w:val="22"/>
-              </w:rPr>
-              <w:t>天」），學員已全數完成的那門不應列出。測畢將兩門的閱課結束時間改回原值，否則次日排程會寄出截止提醒信。</w:t>
+              <w:t>將本人一門列於「全體訓練概況」的課程按「關閉課程」後，管理者重新進入本頁，該課程應自表格消失；測畢由教師於</w:t>
+            </w:r>
+            <w:r>
+              <w:rPr>
+                <w:rFonts w:ascii="標楷體" w:hAnsi="標楷體"/>
+                <w:sz w:val="22"/>
+              </w:rPr>
+              <w:t xml:space="preserve"> ET05 </w:t>
+            </w:r>
+            <w:r>
+              <w:rPr>
+                <w:rFonts w:ascii="標楷體" w:hAnsi="標楷體"/>
+                <w:sz w:val="22"/>
+              </w:rPr>
+              <w:t>開啟該課程按「更新並重開課」恢復。</w:t>
             </w:r>
           </w:p>
         </w:tc>
@@ -2276,14 +2318,35 @@
                 <w:rFonts w:ascii="標楷體" w:hAnsi="標楷體"/>
                 <w:sz w:val="22"/>
               </w:rPr>
-              <w:t>同一教師有草稿課程時，「我的課程待辦」應</w:t>
-            </w:r>
-            <w:r>
-              <w:rPr>
-                <w:rFonts w:ascii="標楷體" w:hAnsi="標楷體"/>
-                <w:sz w:val="22"/>
-              </w:rPr>
-              <w:t>顯示「有</w:t>
+              <w:t>以教師登入，先記下本人兩門已發布課程（一門尚有學員未完成、一門學員已全數完成）的閱課結束時間，於</w:t>
+            </w:r>
+            <w:r>
+              <w:rPr>
+                <w:rFonts w:ascii="標楷體" w:hAnsi="標楷體"/>
+                <w:sz w:val="22"/>
+              </w:rPr>
+              <w:t xml:space="preserve"> ET05 </w:t>
+            </w:r>
+            <w:r>
+              <w:rPr>
+                <w:rFonts w:ascii="標楷體" w:hAnsi="標楷體"/>
+                <w:sz w:val="22"/>
+              </w:rPr>
+              <w:t>將兩門皆暫改為兩天後並更新；回到本頁，「我的課程提醒」應列出尚有學員未完成的那門，標示「</w:t>
+            </w:r>
+            <w:r>
+              <w:rPr>
+                <w:rFonts w:ascii="標楷體" w:hAnsi="標楷體"/>
+                <w:sz w:val="22"/>
+              </w:rPr>
+              <w:t xml:space="preserve">N </w:t>
+            </w:r>
+            <w:r>
+              <w:rPr>
+                <w:rFonts w:ascii="標楷體" w:hAnsi="標楷體"/>
+                <w:sz w:val="22"/>
+              </w:rPr>
+              <w:t>天後截止」與「尚有</w:t>
             </w:r>
             <w:r>
               <w:rPr>
@@ -2297,35 +2360,111 @@
                 <w:rFonts w:ascii="標楷體" w:hAnsi="標楷體"/>
                 <w:sz w:val="22"/>
               </w:rPr>
-              <w:t>門課程尚未發布。」，</w:t>
-            </w:r>
-            <w:r>
-              <w:rPr>
-                <w:rFonts w:ascii="標楷體" w:hAnsi="標楷體"/>
-                <w:sz w:val="22"/>
-              </w:rPr>
-              <w:t xml:space="preserve">N </w:t>
-            </w:r>
-            <w:r>
-              <w:rPr>
-                <w:rFonts w:ascii="標楷體" w:hAnsi="標楷體"/>
-                <w:sz w:val="22"/>
-              </w:rPr>
-              <w:t>與</w:t>
-            </w:r>
-            <w:r>
-              <w:rPr>
-                <w:rFonts w:ascii="標楷體" w:hAnsi="標楷體"/>
-                <w:sz w:val="22"/>
-              </w:rPr>
-              <w:t xml:space="preserve"> ET01 </w:t>
-            </w:r>
-            <w:r>
-              <w:rPr>
-                <w:rFonts w:ascii="標楷體" w:hAnsi="標楷體"/>
-                <w:sz w:val="22"/>
-              </w:rPr>
-              <w:t>課程列表中本人的草稿數相同；按「我的課程待辦」中的課程列應進入該課程的編輯頁，按「前往課程列表」應進入</w:t>
+              <w:t>人未完課」（天數以整天無條件捨去，例如剩</w:t>
+            </w:r>
+            <w:r>
+              <w:rPr>
+                <w:rFonts w:ascii="標楷體" w:hAnsi="標楷體"/>
+                <w:sz w:val="22"/>
+              </w:rPr>
+              <w:t xml:space="preserve"> 47 </w:t>
+            </w:r>
+            <w:r>
+              <w:rPr>
+                <w:rFonts w:ascii="標楷體" w:hAnsi="標楷體"/>
+                <w:sz w:val="22"/>
+              </w:rPr>
+              <w:t>小時顯示「</w:t>
+            </w:r>
+            <w:r>
+              <w:rPr>
+                <w:rFonts w:ascii="標楷體" w:hAnsi="標楷體"/>
+                <w:sz w:val="22"/>
+              </w:rPr>
+              <w:t xml:space="preserve">1 </w:t>
+            </w:r>
+            <w:r>
+              <w:rPr>
+                <w:rFonts w:ascii="標楷體" w:hAnsi="標楷體"/>
+                <w:sz w:val="22"/>
+              </w:rPr>
+              <w:t>天後截止」），學員已全數完成的那門不應列出。測畢將兩門的閱課結束時間改回原值，否則次日排程會寄出截止提醒信。</w:t>
+            </w:r>
+          </w:p>
+        </w:tc>
+        <w:tc>
+          <w:tcPr>
+            <w:tcW w:w="1247" w:type="dxa"/>
+          </w:tcPr>
+          <w:p>
+            <w:pPr>
+              <w:spacing w:before="60" w:after="60"/>
+              <w:jc w:val="center"/>
+            </w:pPr>
+          </w:p>
+        </w:tc>
+        <w:tc>
+          <w:tcPr>
+            <w:tcW w:w="1247" w:type="dxa"/>
+          </w:tcPr>
+          <w:p>
+            <w:pPr>
+              <w:spacing w:before="60" w:after="60"/>
+              <w:jc w:val="center"/>
+            </w:pPr>
+          </w:p>
+        </w:tc>
+      </w:tr>
+      <w:tr>
+        <w:trPr>
+          <w:jc w:val="center"/>
+        </w:trPr>
+        <w:tc>
+          <w:tcPr>
+            <w:tcW w:w="907" w:type="dxa"/>
+          </w:tcPr>
+          <w:p>
+            <w:pPr>
+              <w:spacing w:before="60" w:after="60"/>
+              <w:jc w:val="center"/>
+            </w:pPr>
+            <w:r>
+              <w:rPr>
+                <w:rFonts w:ascii="標楷體" w:hAnsi="標楷體"/>
+                <w:sz w:val="22"/>
+              </w:rPr>
+              <w:t>7</w:t>
+            </w:r>
+          </w:p>
+        </w:tc>
+        <w:tc>
+          <w:tcPr>
+            <w:tcW w:w="6236" w:type="dxa"/>
+          </w:tcPr>
+          <w:p>
+            <w:pPr>
+              <w:spacing w:before="60" w:after="60"/>
+            </w:pPr>
+            <w:r>
+              <w:rPr>
+                <w:rFonts w:ascii="標楷體" w:hAnsi="標楷體"/>
+                <w:sz w:val="22"/>
+              </w:rPr>
+              <w:t>「我的課程提醒」的課程列不可點選；按區塊標題右側的「前往課程列表</w:t>
+            </w:r>
+            <w:r>
+              <w:rPr>
+                <w:rFonts w:ascii="標楷體" w:hAnsi="標楷體"/>
+                <w:sz w:val="22"/>
+              </w:rPr>
+              <w:t xml:space="preserve"> →</w:t>
+            </w:r>
+            <w:r>
+              <w:rPr>
+                <w:rFonts w:ascii="標楷體" w:hAnsi="標楷體"/>
+                <w:sz w:val="22"/>
+              </w:rPr>
+              <w:t>」應進入</w:t>
             </w:r>
             <w:r>
               <w:rPr>
@@ -2371,7 +2510,7 @@
       <w:pPr>
         <w:pStyle w:val="1"/>
       </w:pPr>
-      <w:bookmarkStart w:id="3" w:name="_Toc243497525"/>
+      <w:bookmarkStart w:id="3" w:name="_Toc244005275"/>
       <w:r>
         <w:lastRenderedPageBreak/>
         <w:t xml:space="preserve">DP01 </w:t>
@@ -3010,14 +3149,7 @@
                 <w:rFonts w:ascii="標楷體" w:hAnsi="標楷體"/>
                 <w:sz w:val="22"/>
               </w:rPr>
-              <w:t xml:space="preserve"> </w:t>
-            </w:r>
-            <w:r>
-              <w:rPr>
-                <w:rFonts w:ascii="標楷體" w:hAnsi="標楷體"/>
-                <w:sz w:val="22"/>
-              </w:rPr>
-              <w:t>Email</w:t>
+              <w:t xml:space="preserve"> Email</w:t>
             </w:r>
             <w:r>
               <w:rPr>
@@ -3710,7 +3842,14 @@
                 <w:rFonts w:ascii="標楷體" w:hAnsi="標楷體"/>
                 <w:sz w:val="22"/>
               </w:rPr>
-              <w:t>本人帳號那一列的「停用」應為灰色無法按，滑鼠移上去顯示「無法停用自己的帳號」；他人帳號那一列的「停用」可正常按。</w:t>
+              <w:t>本人帳號那一列的「停用」應為灰色無法按，滑鼠移上去顯示「無法停用自己的帳號」；他人帳號那一列的「停用</w:t>
+            </w:r>
+            <w:r>
+              <w:rPr>
+                <w:rFonts w:ascii="標楷體" w:hAnsi="標楷體"/>
+                <w:sz w:val="22"/>
+              </w:rPr>
+              <w:t>」可正常按。</w:t>
             </w:r>
           </w:p>
         </w:tc>
@@ -3772,14 +3911,7 @@
                 <w:rFonts w:ascii="標楷體" w:hAnsi="標楷體"/>
                 <w:sz w:val="22"/>
               </w:rPr>
-              <w:t>選一個可犧牲的啟用中帳號（以下稱受測帳號</w:t>
-            </w:r>
-            <w:r>
-              <w:rPr>
-                <w:rFonts w:ascii="標楷體" w:hAnsi="標楷體"/>
-                <w:sz w:val="22"/>
-              </w:rPr>
-              <w:t>），於第二個瀏覽器以受測帳號登入並停留在教育訓練或文件管理的任一頁面；回到管理者的瀏覽器對受測帳號按「停用」並確認，該列狀態應變為「已停用」、按鈕改為「啟用」，而受測帳號那一邊的下一個操作應立即回到登入畫面並顯示「帳號已停用，請洽管理者」，不需等待其閒置登出。</w:t>
+              <w:t>選一個可犧牲的啟用中帳號（以下稱受測帳號），於第二個瀏覽器以受測帳號登入並停留在教育訓練或文件管理的任一頁面；回到管理者的瀏覽器對受測帳號按「停用」並確認，該列狀態應變為「已停用」、按鈕改為「啟用」，而受測帳號那一邊的下一個操作應立即回到登入畫面並顯示「帳號已停用，請洽管理者」，不需等待其閒置登出。</w:t>
             </w:r>
           </w:p>
         </w:tc>
@@ -4053,7 +4185,7 @@
       <w:pPr>
         <w:pStyle w:val="1"/>
       </w:pPr>
-      <w:bookmarkStart w:id="4" w:name="_Toc243497526"/>
+      <w:bookmarkStart w:id="4" w:name="_Toc244005276"/>
       <w:r>
         <w:lastRenderedPageBreak/>
         <w:t xml:space="preserve">DP02 </w:t>
@@ -5298,7 +5430,7 @@
       <w:pPr>
         <w:pStyle w:val="1"/>
       </w:pPr>
-      <w:bookmarkStart w:id="5" w:name="_Toc243497527"/>
+      <w:bookmarkStart w:id="5" w:name="_Toc244005277"/>
       <w:r>
         <w:lastRenderedPageBreak/>
         <w:t xml:space="preserve">DP03 </w:t>
@@ -6337,7 +6469,7 @@
       <w:pPr>
         <w:pStyle w:val="1"/>
       </w:pPr>
-      <w:bookmarkStart w:id="6" w:name="_Toc243497528"/>
+      <w:bookmarkStart w:id="6" w:name="_Toc244005278"/>
       <w:r>
         <w:lastRenderedPageBreak/>
         <w:t xml:space="preserve">DP04 </w:t>
@@ -7258,7 +7390,7 @@
       <w:pPr>
         <w:pStyle w:val="1"/>
       </w:pPr>
-      <w:bookmarkStart w:id="7" w:name="_Toc243497529"/>
+      <w:bookmarkStart w:id="7" w:name="_Toc244005279"/>
       <w:r>
         <w:lastRenderedPageBreak/>
         <w:t xml:space="preserve">DP05 </w:t>
@@ -8331,7 +8463,7 @@
       <w:pPr>
         <w:pStyle w:val="1"/>
       </w:pPr>
-      <w:bookmarkStart w:id="8" w:name="_Toc243497530"/>
+      <w:bookmarkStart w:id="8" w:name="_Toc244005280"/>
       <w:r>
         <w:lastRenderedPageBreak/>
         <w:t xml:space="preserve">DP06 </w:t>
@@ -9384,7 +9516,7 @@
       <w:pPr>
         <w:pStyle w:val="1"/>
       </w:pPr>
-      <w:bookmarkStart w:id="9" w:name="_Toc243497531"/>
+      <w:bookmarkStart w:id="9" w:name="_Toc244005281"/>
       <w:r>
         <w:lastRenderedPageBreak/>
         <w:t xml:space="preserve">DP07 </w:t>
@@ -10632,7 +10764,7 @@
       <w:pPr>
         <w:pStyle w:val="1"/>
       </w:pPr>
-      <w:bookmarkStart w:id="10" w:name="_Toc243497532"/>
+      <w:bookmarkStart w:id="10" w:name="_Toc244005282"/>
       <w:r>
         <w:lastRenderedPageBreak/>
         <w:t xml:space="preserve">DP08 </w:t>
@@ -11581,7 +11713,7 @@
       <w:pPr>
         <w:pStyle w:val="1"/>
       </w:pPr>
-      <w:bookmarkStart w:id="11" w:name="_Toc243497533"/>
+      <w:bookmarkStart w:id="11" w:name="_Toc244005283"/>
       <w:r>
         <w:lastRenderedPageBreak/>
         <w:t xml:space="preserve">DP09 </w:t>
@@ -12502,7 +12634,7 @@
       <w:pPr>
         <w:pStyle w:val="1"/>
       </w:pPr>
-      <w:bookmarkStart w:id="12" w:name="_Toc243497534"/>
+      <w:bookmarkStart w:id="12" w:name="_Toc244005284"/>
       <w:r>
         <w:lastRenderedPageBreak/>
         <w:t xml:space="preserve">DP10 </w:t>
@@ -13777,9 +13909,9 @@
     </w:lvl>
   </w:abstractNum>
   <w:abstractNum w:abstractNumId="1" w15:restartNumberingAfterBreak="0">
-    <w:nsid w:val="23036F1B"/>
+    <w:nsid w:val="74A770CD"/>
     <w:multiLevelType w:val="multilevel"/>
-    <w:tmpl w:val="6D747E78"/>
+    <w:tmpl w:val="7CBA5242"/>
     <w:lvl w:ilvl="0">
       <w:start w:val="1"/>
       <w:numFmt w:val="bullet"/>
@@ -25883,7 +26015,7 @@
 </file>
 
 <file path=customXml/itemProps1.xml><?xml version="1.0" encoding="utf-8"?>
-<ds:datastoreItem xmlns:ds="http://schemas.openxmlformats.org/officeDocument/2006/customXml" ds:itemID="{98829D61-0D0B-47F1-B290-219B8DA82681}">
+<ds:datastoreItem xmlns:ds="http://schemas.openxmlformats.org/officeDocument/2006/customXml" ds:itemID="{A85F2B11-1BEC-415C-A6CF-F6D4A2CD548C}">
   <ds:schemaRefs>
     <ds:schemaRef ds:uri="http://schemas.openxmlformats.org/officeDocument/2006/bibliography"/>
   </ds:schemaRefs>
